--- a/rapport_pff/Rapport_PFF_MBEUND_MI_v4.docx
+++ b/rapport_pff/Rapport_PFF_MBEUND_MI_v4.docx
@@ -10,7 +10,7 @@
           <w:noProof/>
         </w:rPr>
         <w:drawing>
-          <wp:anchor distT="0" distB="0" distL="0" distR="0" simplePos="0" relativeHeight="10696575" behindDoc="1" locked="0" layoutInCell="1" allowOverlap="1" wp14:anchorId="1C85FF39" wp14:editId="5B9D0094">
+          <wp:anchor distT="0" distB="0" distL="0" distR="0" simplePos="0" relativeHeight="10696575" behindDoc="1" locked="0" layoutInCell="1" allowOverlap="1" wp14:anchorId="07CDE715" wp14:editId="0126B5DF">
             <wp:simplePos x="0" y="0"/>
             <wp:positionH relativeFrom="page">
               <wp:posOffset>0</wp:posOffset>
@@ -61,7 +61,7 @@
           <w:noProof/>
         </w:rPr>
         <w:drawing>
-          <wp:anchor distT="0" distB="0" distL="0" distR="0" simplePos="0" relativeHeight="1143000" behindDoc="0" locked="0" layoutInCell="1" allowOverlap="1" wp14:anchorId="312C038F" wp14:editId="00915DF8">
+          <wp:anchor distT="0" distB="0" distL="0" distR="0" simplePos="0" relativeHeight="1143000" behindDoc="0" locked="0" layoutInCell="1" allowOverlap="1" wp14:anchorId="451BEA0D" wp14:editId="5AEEDDD9">
             <wp:simplePos x="0" y="0"/>
             <wp:positionH relativeFrom="page">
               <wp:posOffset>1790000</wp:posOffset>
@@ -112,7 +112,7 @@
           <w:noProof/>
         </w:rPr>
         <w:drawing>
-          <wp:anchor distT="0" distB="0" distL="0" distR="0" simplePos="0" relativeHeight="1276350" behindDoc="0" locked="0" layoutInCell="1" allowOverlap="1" wp14:anchorId="63CE9E7A" wp14:editId="08A28EAF">
+          <wp:anchor distT="0" distB="0" distL="0" distR="0" simplePos="0" relativeHeight="1276350" behindDoc="0" locked="0" layoutInCell="1" allowOverlap="1" wp14:anchorId="18C1AD12" wp14:editId="591939D8">
             <wp:simplePos x="0" y="0"/>
             <wp:positionH relativeFrom="page">
               <wp:posOffset>3961700</wp:posOffset>
@@ -924,7 +924,7 @@
     <w:sdt>
       <w:sdtPr>
         <w:alias w:val="Sommaire"/>
-        <w:id w:val="-597869903"/>
+        <w:id w:val="2138526498"/>
       </w:sdtPr>
       <w:sdtEndPr>
         <w:rPr>
@@ -962,7 +962,7 @@
           <w:r>
             <w:fldChar w:fldCharType="separate"/>
           </w:r>
-          <w:hyperlink w:anchor="_Toc242201795" w:history="1">
+          <w:hyperlink w:anchor="_Toc242202506" w:history="1">
             <w:r>
               <w:rPr>
                 <w:rStyle w:val="Lienhypertexte"/>
@@ -986,7 +986,7 @@
               <w:rPr>
                 <w:noProof/>
               </w:rPr>
-              <w:instrText xml:space="preserve"> PAGEREF _Toc242201795 \h </w:instrText>
+              <w:instrText xml:space="preserve"> PAGEREF _Toc242202506 \h </w:instrText>
             </w:r>
             <w:r>
               <w:rPr>
@@ -1027,7 +1027,7 @@
               <w:szCs w:val="22"/>
             </w:rPr>
           </w:pPr>
-          <w:hyperlink w:anchor="_Toc242201796" w:history="1">
+          <w:hyperlink w:anchor="_Toc242202507" w:history="1">
             <w:r>
               <w:rPr>
                 <w:rStyle w:val="Lienhypertexte"/>
@@ -1051,7 +1051,7 @@
               <w:rPr>
                 <w:noProof/>
               </w:rPr>
-              <w:instrText xml:space="preserve"> PAGEREF _Toc242201796 \h </w:instrText>
+              <w:instrText xml:space="preserve"> PAGEREF _Toc242202507 \h </w:instrText>
             </w:r>
             <w:r>
               <w:rPr>
@@ -1092,7 +1092,7 @@
               <w:szCs w:val="22"/>
             </w:rPr>
           </w:pPr>
-          <w:hyperlink w:anchor="_Toc242201797" w:history="1">
+          <w:hyperlink w:anchor="_Toc242202508" w:history="1">
             <w:r>
               <w:rPr>
                 <w:rStyle w:val="Lienhypertexte"/>
@@ -1116,7 +1116,7 @@
               <w:rPr>
                 <w:noProof/>
               </w:rPr>
-              <w:instrText xml:space="preserve"> PAGEREF _Toc242201797 \h </w:instrText>
+              <w:instrText xml:space="preserve"> PAGEREF _Toc242202508 \h </w:instrText>
             </w:r>
             <w:r>
               <w:rPr>
@@ -1157,7 +1157,7 @@
               <w:szCs w:val="22"/>
             </w:rPr>
           </w:pPr>
-          <w:hyperlink w:anchor="_Toc242201798" w:history="1">
+          <w:hyperlink w:anchor="_Toc242202509" w:history="1">
             <w:r>
               <w:rPr>
                 <w:rStyle w:val="Lienhypertexte"/>
@@ -1181,7 +1181,7 @@
               <w:rPr>
                 <w:noProof/>
               </w:rPr>
-              <w:instrText xml:space="preserve"> PAGEREF _Toc242201798 \h </w:instrText>
+              <w:instrText xml:space="preserve"> PAGEREF _Toc242202509 \h </w:instrText>
             </w:r>
             <w:r>
               <w:rPr>
@@ -1222,7 +1222,7 @@
               <w:szCs w:val="22"/>
             </w:rPr>
           </w:pPr>
-          <w:hyperlink w:anchor="_Toc242201799" w:history="1">
+          <w:hyperlink w:anchor="_Toc242202510" w:history="1">
             <w:r>
               <w:rPr>
                 <w:rStyle w:val="Lienhypertexte"/>
@@ -1246,7 +1246,7 @@
               <w:rPr>
                 <w:noProof/>
               </w:rPr>
-              <w:instrText xml:space="preserve"> PAGEREF _Toc242201799 \h </w:instrText>
+              <w:instrText xml:space="preserve"> PAGEREF _Toc242202510 \h </w:instrText>
             </w:r>
             <w:r>
               <w:rPr>
@@ -1287,7 +1287,7 @@
               <w:szCs w:val="22"/>
             </w:rPr>
           </w:pPr>
-          <w:hyperlink w:anchor="_Toc242201800" w:history="1">
+          <w:hyperlink w:anchor="_Toc242202511" w:history="1">
             <w:r>
               <w:rPr>
                 <w:rStyle w:val="Lienhypertexte"/>
@@ -1311,7 +1311,7 @@
               <w:rPr>
                 <w:noProof/>
               </w:rPr>
-              <w:instrText xml:space="preserve"> PAGEREF _Toc242201800 \h </w:instrText>
+              <w:instrText xml:space="preserve"> PAGEREF _Toc242202511 \h </w:instrText>
             </w:r>
             <w:r>
               <w:rPr>
@@ -1354,7 +1354,7 @@
               <w:szCs w:val="22"/>
             </w:rPr>
           </w:pPr>
-          <w:hyperlink w:anchor="_Toc242201801" w:history="1">
+          <w:hyperlink w:anchor="_Toc242202512" w:history="1">
             <w:r>
               <w:rPr>
                 <w:rStyle w:val="Lienhypertexte"/>
@@ -1378,7 +1378,7 @@
               <w:rPr>
                 <w:noProof/>
               </w:rPr>
-              <w:instrText xml:space="preserve"> PAGEREF _Toc242201801 \h </w:instrText>
+              <w:instrText xml:space="preserve"> PAGEREF _Toc242202512 \h </w:instrText>
             </w:r>
             <w:r>
               <w:rPr>
@@ -1419,7 +1419,7 @@
               <w:szCs w:val="22"/>
             </w:rPr>
           </w:pPr>
-          <w:hyperlink w:anchor="_Toc242201802" w:history="1">
+          <w:hyperlink w:anchor="_Toc242202513" w:history="1">
             <w:r>
               <w:rPr>
                 <w:rStyle w:val="Lienhypertexte"/>
@@ -1443,7 +1443,7 @@
               <w:rPr>
                 <w:noProof/>
               </w:rPr>
-              <w:instrText xml:space="preserve"> PAGEREF _Toc242201802 \h </w:instrText>
+              <w:instrText xml:space="preserve"> PAGEREF _Toc242202513 \h </w:instrText>
             </w:r>
             <w:r>
               <w:rPr>
@@ -1484,7 +1484,7 @@
               <w:szCs w:val="22"/>
             </w:rPr>
           </w:pPr>
-          <w:hyperlink w:anchor="_Toc242201803" w:history="1">
+          <w:hyperlink w:anchor="_Toc242202514" w:history="1">
             <w:r>
               <w:rPr>
                 <w:rStyle w:val="Lienhypertexte"/>
@@ -1508,7 +1508,7 @@
               <w:rPr>
                 <w:noProof/>
               </w:rPr>
-              <w:instrText xml:space="preserve"> PAGEREF _Toc242201803 \h </w:instrText>
+              <w:instrText xml:space="preserve"> PAGEREF _Toc242202514 \h </w:instrText>
             </w:r>
             <w:r>
               <w:rPr>
@@ -1549,7 +1549,7 @@
               <w:szCs w:val="22"/>
             </w:rPr>
           </w:pPr>
-          <w:hyperlink w:anchor="_Toc242201804" w:history="1">
+          <w:hyperlink w:anchor="_Toc242202515" w:history="1">
             <w:r>
               <w:rPr>
                 <w:rStyle w:val="Lienhypertexte"/>
@@ -1573,7 +1573,7 @@
               <w:rPr>
                 <w:noProof/>
               </w:rPr>
-              <w:instrText xml:space="preserve"> PAGEREF _Toc242201804 \h </w:instrText>
+              <w:instrText xml:space="preserve"> PAGEREF _Toc242202515 \h </w:instrText>
             </w:r>
             <w:r>
               <w:rPr>
@@ -1616,7 +1616,7 @@
               <w:szCs w:val="22"/>
             </w:rPr>
           </w:pPr>
-          <w:hyperlink w:anchor="_Toc242201805" w:history="1">
+          <w:hyperlink w:anchor="_Toc242202516" w:history="1">
             <w:r>
               <w:rPr>
                 <w:rStyle w:val="Lienhypertexte"/>
@@ -1640,7 +1640,7 @@
               <w:rPr>
                 <w:noProof/>
               </w:rPr>
-              <w:instrText xml:space="preserve"> PAGEREF _Toc242201805 \h </w:instrText>
+              <w:instrText xml:space="preserve"> PAGEREF _Toc242202516 \h </w:instrText>
             </w:r>
             <w:r>
               <w:rPr>
@@ -1657,7 +1657,7 @@
               <w:rPr>
                 <w:noProof/>
               </w:rPr>
-              <w:t>10</w:t>
+              <w:t>11</w:t>
             </w:r>
             <w:r>
               <w:rPr>
@@ -1681,7 +1681,7 @@
               <w:szCs w:val="22"/>
             </w:rPr>
           </w:pPr>
-          <w:hyperlink w:anchor="_Toc242201806" w:history="1">
+          <w:hyperlink w:anchor="_Toc242202517" w:history="1">
             <w:r>
               <w:rPr>
                 <w:rStyle w:val="Lienhypertexte"/>
@@ -1705,7 +1705,7 @@
               <w:rPr>
                 <w:noProof/>
               </w:rPr>
-              <w:instrText xml:space="preserve"> PAGEREF _Toc242201806 \h </w:instrText>
+              <w:instrText xml:space="preserve"> PAGEREF _Toc242202517 \h </w:instrText>
             </w:r>
             <w:r>
               <w:rPr>
@@ -1722,7 +1722,7 @@
               <w:rPr>
                 <w:noProof/>
               </w:rPr>
-              <w:t>10</w:t>
+              <w:t>11</w:t>
             </w:r>
             <w:r>
               <w:rPr>
@@ -1746,7 +1746,7 @@
               <w:szCs w:val="22"/>
             </w:rPr>
           </w:pPr>
-          <w:hyperlink w:anchor="_Toc242201807" w:history="1">
+          <w:hyperlink w:anchor="_Toc242202518" w:history="1">
             <w:r>
               <w:rPr>
                 <w:rStyle w:val="Lienhypertexte"/>
@@ -1770,7 +1770,7 @@
               <w:rPr>
                 <w:noProof/>
               </w:rPr>
-              <w:instrText xml:space="preserve"> PAGEREF _Toc242201807 \h </w:instrText>
+              <w:instrText xml:space="preserve"> PAGEREF _Toc242202518 \h </w:instrText>
             </w:r>
             <w:r>
               <w:rPr>
@@ -1787,7 +1787,7 @@
               <w:rPr>
                 <w:noProof/>
               </w:rPr>
-              <w:t>17</w:t>
+              <w:t>18</w:t>
             </w:r>
             <w:r>
               <w:rPr>
@@ -1811,7 +1811,7 @@
               <w:szCs w:val="22"/>
             </w:rPr>
           </w:pPr>
-          <w:hyperlink w:anchor="_Toc242201808" w:history="1">
+          <w:hyperlink w:anchor="_Toc242202519" w:history="1">
             <w:r>
               <w:rPr>
                 <w:rStyle w:val="Lienhypertexte"/>
@@ -1835,7 +1835,7 @@
               <w:rPr>
                 <w:noProof/>
               </w:rPr>
-              <w:instrText xml:space="preserve"> PAGEREF _Toc242201808 \h </w:instrText>
+              <w:instrText xml:space="preserve"> PAGEREF _Toc242202519 \h </w:instrText>
             </w:r>
             <w:r>
               <w:rPr>
@@ -1852,7 +1852,7 @@
               <w:rPr>
                 <w:noProof/>
               </w:rPr>
-              <w:t>18</w:t>
+              <w:t>19</w:t>
             </w:r>
             <w:r>
               <w:rPr>
@@ -1876,7 +1876,7 @@
               <w:szCs w:val="22"/>
             </w:rPr>
           </w:pPr>
-          <w:hyperlink w:anchor="_Toc242201809" w:history="1">
+          <w:hyperlink w:anchor="_Toc242202520" w:history="1">
             <w:r>
               <w:rPr>
                 <w:rStyle w:val="Lienhypertexte"/>
@@ -1900,7 +1900,7 @@
               <w:rPr>
                 <w:noProof/>
               </w:rPr>
-              <w:instrText xml:space="preserve"> PAGEREF _Toc242201809 \h </w:instrText>
+              <w:instrText xml:space="preserve"> PAGEREF _Toc242202520 \h </w:instrText>
             </w:r>
             <w:r>
               <w:rPr>
@@ -1917,7 +1917,7 @@
               <w:rPr>
                 <w:noProof/>
               </w:rPr>
-              <w:t>20</w:t>
+              <w:t>21</w:t>
             </w:r>
             <w:r>
               <w:rPr>
@@ -1941,7 +1941,7 @@
               <w:szCs w:val="22"/>
             </w:rPr>
           </w:pPr>
-          <w:hyperlink w:anchor="_Toc242201810" w:history="1">
+          <w:hyperlink w:anchor="_Toc242202521" w:history="1">
             <w:r>
               <w:rPr>
                 <w:rStyle w:val="Lienhypertexte"/>
@@ -1965,7 +1965,7 @@
               <w:rPr>
                 <w:noProof/>
               </w:rPr>
-              <w:instrText xml:space="preserve"> PAGEREF _Toc242201810 \h </w:instrText>
+              <w:instrText xml:space="preserve"> PAGEREF _Toc242202521 \h </w:instrText>
             </w:r>
             <w:r>
               <w:rPr>
@@ -1982,7 +1982,7 @@
               <w:rPr>
                 <w:noProof/>
               </w:rPr>
-              <w:t>20</w:t>
+              <w:t>21</w:t>
             </w:r>
             <w:r>
               <w:rPr>
@@ -2008,7 +2008,7 @@
               <w:szCs w:val="22"/>
             </w:rPr>
           </w:pPr>
-          <w:hyperlink w:anchor="_Toc242201811" w:history="1">
+          <w:hyperlink w:anchor="_Toc242202522" w:history="1">
             <w:r>
               <w:rPr>
                 <w:rStyle w:val="Lienhypertexte"/>
@@ -2032,7 +2032,7 @@
               <w:rPr>
                 <w:noProof/>
               </w:rPr>
-              <w:instrText xml:space="preserve"> PAGEREF _Toc242201811 \h </w:instrText>
+              <w:instrText xml:space="preserve"> PAGEREF _Toc242202522 \h </w:instrText>
             </w:r>
             <w:r>
               <w:rPr>
@@ -2049,7 +2049,7 @@
               <w:rPr>
                 <w:noProof/>
               </w:rPr>
-              <w:t>21</w:t>
+              <w:t>22</w:t>
             </w:r>
             <w:r>
               <w:rPr>
@@ -2073,7 +2073,7 @@
               <w:szCs w:val="22"/>
             </w:rPr>
           </w:pPr>
-          <w:hyperlink w:anchor="_Toc242201812" w:history="1">
+          <w:hyperlink w:anchor="_Toc242202523" w:history="1">
             <w:r>
               <w:rPr>
                 <w:rStyle w:val="Lienhypertexte"/>
@@ -2097,7 +2097,7 @@
               <w:rPr>
                 <w:noProof/>
               </w:rPr>
-              <w:instrText xml:space="preserve"> PAGEREF _Toc242201812 \h </w:instrText>
+              <w:instrText xml:space="preserve"> PAGEREF _Toc242202523 \h </w:instrText>
             </w:r>
             <w:r>
               <w:rPr>
@@ -2114,7 +2114,7 @@
               <w:rPr>
                 <w:noProof/>
               </w:rPr>
-              <w:t>21</w:t>
+              <w:t>22</w:t>
             </w:r>
             <w:r>
               <w:rPr>
@@ -2138,7 +2138,7 @@
               <w:szCs w:val="22"/>
             </w:rPr>
           </w:pPr>
-          <w:hyperlink w:anchor="_Toc242201813" w:history="1">
+          <w:hyperlink w:anchor="_Toc242202524" w:history="1">
             <w:r>
               <w:rPr>
                 <w:rStyle w:val="Lienhypertexte"/>
@@ -2162,7 +2162,7 @@
               <w:rPr>
                 <w:noProof/>
               </w:rPr>
-              <w:instrText xml:space="preserve"> PAGEREF _Toc242201813 \h </w:instrText>
+              <w:instrText xml:space="preserve"> PAGEREF _Toc242202524 \h </w:instrText>
             </w:r>
             <w:r>
               <w:rPr>
@@ -2179,7 +2179,7 @@
               <w:rPr>
                 <w:noProof/>
               </w:rPr>
-              <w:t>21</w:t>
+              <w:t>22</w:t>
             </w:r>
             <w:r>
               <w:rPr>
@@ -2203,7 +2203,7 @@
               <w:szCs w:val="22"/>
             </w:rPr>
           </w:pPr>
-          <w:hyperlink w:anchor="_Toc242201814" w:history="1">
+          <w:hyperlink w:anchor="_Toc242202525" w:history="1">
             <w:r>
               <w:rPr>
                 <w:rStyle w:val="Lienhypertexte"/>
@@ -2227,7 +2227,7 @@
               <w:rPr>
                 <w:noProof/>
               </w:rPr>
-              <w:instrText xml:space="preserve"> PAGEREF _Toc242201814 \h </w:instrText>
+              <w:instrText xml:space="preserve"> PAGEREF _Toc242202525 \h </w:instrText>
             </w:r>
             <w:r>
               <w:rPr>
@@ -2244,7 +2244,7 @@
               <w:rPr>
                 <w:noProof/>
               </w:rPr>
-              <w:t>22</w:t>
+              <w:t>23</w:t>
             </w:r>
             <w:r>
               <w:rPr>
@@ -2268,7 +2268,7 @@
               <w:szCs w:val="22"/>
             </w:rPr>
           </w:pPr>
-          <w:hyperlink w:anchor="_Toc242201815" w:history="1">
+          <w:hyperlink w:anchor="_Toc242202526" w:history="1">
             <w:r>
               <w:rPr>
                 <w:rStyle w:val="Lienhypertexte"/>
@@ -2292,7 +2292,7 @@
               <w:rPr>
                 <w:noProof/>
               </w:rPr>
-              <w:instrText xml:space="preserve"> PAGEREF _Toc242201815 \h </w:instrText>
+              <w:instrText xml:space="preserve"> PAGEREF _Toc242202526 \h </w:instrText>
             </w:r>
             <w:r>
               <w:rPr>
@@ -2309,7 +2309,7 @@
               <w:rPr>
                 <w:noProof/>
               </w:rPr>
-              <w:t>27</w:t>
+              <w:t>28</w:t>
             </w:r>
             <w:r>
               <w:rPr>
@@ -2335,7 +2335,7 @@
               <w:szCs w:val="22"/>
             </w:rPr>
           </w:pPr>
-          <w:hyperlink w:anchor="_Toc242201816" w:history="1">
+          <w:hyperlink w:anchor="_Toc242202527" w:history="1">
             <w:r>
               <w:rPr>
                 <w:rStyle w:val="Lienhypertexte"/>
@@ -2359,7 +2359,7 @@
               <w:rPr>
                 <w:noProof/>
               </w:rPr>
-              <w:instrText xml:space="preserve"> PAGEREF _Toc242201816 \h </w:instrText>
+              <w:instrText xml:space="preserve"> PAGEREF _Toc242202527 \h </w:instrText>
             </w:r>
             <w:r>
               <w:rPr>
@@ -2376,7 +2376,7 @@
               <w:rPr>
                 <w:noProof/>
               </w:rPr>
-              <w:t>28</w:t>
+              <w:t>29</w:t>
             </w:r>
             <w:r>
               <w:rPr>
@@ -2400,7 +2400,7 @@
               <w:szCs w:val="22"/>
             </w:rPr>
           </w:pPr>
-          <w:hyperlink w:anchor="_Toc242201817" w:history="1">
+          <w:hyperlink w:anchor="_Toc242202528" w:history="1">
             <w:r>
               <w:rPr>
                 <w:rStyle w:val="Lienhypertexte"/>
@@ -2424,7 +2424,7 @@
               <w:rPr>
                 <w:noProof/>
               </w:rPr>
-              <w:instrText xml:space="preserve"> PAGEREF _Toc242201817 \h </w:instrText>
+              <w:instrText xml:space="preserve"> PAGEREF _Toc242202528 \h </w:instrText>
             </w:r>
             <w:r>
               <w:rPr>
@@ -2441,7 +2441,7 @@
               <w:rPr>
                 <w:noProof/>
               </w:rPr>
-              <w:t>28</w:t>
+              <w:t>29</w:t>
             </w:r>
             <w:r>
               <w:rPr>
@@ -2465,7 +2465,7 @@
               <w:szCs w:val="22"/>
             </w:rPr>
           </w:pPr>
-          <w:hyperlink w:anchor="_Toc242201818" w:history="1">
+          <w:hyperlink w:anchor="_Toc242202529" w:history="1">
             <w:r>
               <w:rPr>
                 <w:rStyle w:val="Lienhypertexte"/>
@@ -2489,7 +2489,7 @@
               <w:rPr>
                 <w:noProof/>
               </w:rPr>
-              <w:instrText xml:space="preserve"> PAGEREF _Toc242201818 \h </w:instrText>
+              <w:instrText xml:space="preserve"> PAGEREF _Toc242202529 \h </w:instrText>
             </w:r>
             <w:r>
               <w:rPr>
@@ -2506,7 +2506,7 @@
               <w:rPr>
                 <w:noProof/>
               </w:rPr>
-              <w:t>34</w:t>
+              <w:t>35</w:t>
             </w:r>
             <w:r>
               <w:rPr>
@@ -2530,7 +2530,7 @@
               <w:szCs w:val="22"/>
             </w:rPr>
           </w:pPr>
-          <w:hyperlink w:anchor="_Toc242201819" w:history="1">
+          <w:hyperlink w:anchor="_Toc242202530" w:history="1">
             <w:r>
               <w:rPr>
                 <w:rStyle w:val="Lienhypertexte"/>
@@ -2554,7 +2554,7 @@
               <w:rPr>
                 <w:noProof/>
               </w:rPr>
-              <w:instrText xml:space="preserve"> PAGEREF _Toc242201819 \h </w:instrText>
+              <w:instrText xml:space="preserve"> PAGEREF _Toc242202530 \h </w:instrText>
             </w:r>
             <w:r>
               <w:rPr>
@@ -2571,7 +2571,7 @@
               <w:rPr>
                 <w:noProof/>
               </w:rPr>
-              <w:t>35</w:t>
+              <w:t>36</w:t>
             </w:r>
             <w:r>
               <w:rPr>
@@ -2595,7 +2595,7 @@
               <w:szCs w:val="22"/>
             </w:rPr>
           </w:pPr>
-          <w:hyperlink w:anchor="_Toc242201820" w:history="1">
+          <w:hyperlink w:anchor="_Toc242202531" w:history="1">
             <w:r>
               <w:rPr>
                 <w:rStyle w:val="Lienhypertexte"/>
@@ -2619,7 +2619,7 @@
               <w:rPr>
                 <w:noProof/>
               </w:rPr>
-              <w:instrText xml:space="preserve"> PAGEREF _Toc242201820 \h </w:instrText>
+              <w:instrText xml:space="preserve"> PAGEREF _Toc242202531 \h </w:instrText>
             </w:r>
             <w:r>
               <w:rPr>
@@ -2636,7 +2636,7 @@
               <w:rPr>
                 <w:noProof/>
               </w:rPr>
-              <w:t>38</w:t>
+              <w:t>39</w:t>
             </w:r>
             <w:r>
               <w:rPr>
@@ -2660,7 +2660,7 @@
               <w:szCs w:val="22"/>
             </w:rPr>
           </w:pPr>
-          <w:hyperlink w:anchor="_Toc242201821" w:history="1">
+          <w:hyperlink w:anchor="_Toc242202532" w:history="1">
             <w:r>
               <w:rPr>
                 <w:rStyle w:val="Lienhypertexte"/>
@@ -2684,7 +2684,7 @@
               <w:rPr>
                 <w:noProof/>
               </w:rPr>
-              <w:instrText xml:space="preserve"> PAGEREF _Toc242201821 \h </w:instrText>
+              <w:instrText xml:space="preserve"> PAGEREF _Toc242202532 \h </w:instrText>
             </w:r>
             <w:r>
               <w:rPr>
@@ -2701,7 +2701,7 @@
               <w:rPr>
                 <w:noProof/>
               </w:rPr>
-              <w:t>39</w:t>
+              <w:t>40</w:t>
             </w:r>
             <w:r>
               <w:rPr>
@@ -2727,7 +2727,7 @@
               <w:szCs w:val="22"/>
             </w:rPr>
           </w:pPr>
-          <w:hyperlink w:anchor="_Toc242201822" w:history="1">
+          <w:hyperlink w:anchor="_Toc242202533" w:history="1">
             <w:r>
               <w:rPr>
                 <w:rStyle w:val="Lienhypertexte"/>
@@ -2751,7 +2751,7 @@
               <w:rPr>
                 <w:noProof/>
               </w:rPr>
-              <w:instrText xml:space="preserve"> PAGEREF _Toc242201822 \h </w:instrText>
+              <w:instrText xml:space="preserve"> PAGEREF _Toc242202533 \h </w:instrText>
             </w:r>
             <w:r>
               <w:rPr>
@@ -2768,7 +2768,7 @@
               <w:rPr>
                 <w:noProof/>
               </w:rPr>
-              <w:t>40</w:t>
+              <w:t>41</w:t>
             </w:r>
             <w:r>
               <w:rPr>
@@ -2792,7 +2792,7 @@
               <w:szCs w:val="22"/>
             </w:rPr>
           </w:pPr>
-          <w:hyperlink w:anchor="_Toc242201823" w:history="1">
+          <w:hyperlink w:anchor="_Toc242202534" w:history="1">
             <w:r>
               <w:rPr>
                 <w:rStyle w:val="Lienhypertexte"/>
@@ -2816,7 +2816,7 @@
               <w:rPr>
                 <w:noProof/>
               </w:rPr>
-              <w:instrText xml:space="preserve"> PAGEREF _Toc242201823 \h </w:instrText>
+              <w:instrText xml:space="preserve"> PAGEREF _Toc242202534 \h </w:instrText>
             </w:r>
             <w:r>
               <w:rPr>
@@ -2833,7 +2833,7 @@
               <w:rPr>
                 <w:noProof/>
               </w:rPr>
-              <w:t>40</w:t>
+              <w:t>41</w:t>
             </w:r>
             <w:r>
               <w:rPr>
@@ -2857,7 +2857,7 @@
               <w:szCs w:val="22"/>
             </w:rPr>
           </w:pPr>
-          <w:hyperlink w:anchor="_Toc242201824" w:history="1">
+          <w:hyperlink w:anchor="_Toc242202535" w:history="1">
             <w:r>
               <w:rPr>
                 <w:rStyle w:val="Lienhypertexte"/>
@@ -2881,7 +2881,7 @@
               <w:rPr>
                 <w:noProof/>
               </w:rPr>
-              <w:instrText xml:space="preserve"> PAGEREF _Toc242201824 \h </w:instrText>
+              <w:instrText xml:space="preserve"> PAGEREF _Toc242202535 \h </w:instrText>
             </w:r>
             <w:r>
               <w:rPr>
@@ -2898,7 +2898,7 @@
               <w:rPr>
                 <w:noProof/>
               </w:rPr>
-              <w:t>40</w:t>
+              <w:t>41</w:t>
             </w:r>
             <w:r>
               <w:rPr>
@@ -2922,7 +2922,7 @@
               <w:szCs w:val="22"/>
             </w:rPr>
           </w:pPr>
-          <w:hyperlink w:anchor="_Toc242201825" w:history="1">
+          <w:hyperlink w:anchor="_Toc242202536" w:history="1">
             <w:r>
               <w:rPr>
                 <w:rStyle w:val="Lienhypertexte"/>
@@ -2946,7 +2946,7 @@
               <w:rPr>
                 <w:noProof/>
               </w:rPr>
-              <w:instrText xml:space="preserve"> PAGEREF _Toc242201825 \h </w:instrText>
+              <w:instrText xml:space="preserve"> PAGEREF _Toc242202536 \h </w:instrText>
             </w:r>
             <w:r>
               <w:rPr>
@@ -2963,7 +2963,7 @@
               <w:rPr>
                 <w:noProof/>
               </w:rPr>
-              <w:t>41</w:t>
+              <w:t>42</w:t>
             </w:r>
             <w:r>
               <w:rPr>
@@ -2987,7 +2987,7 @@
               <w:szCs w:val="22"/>
             </w:rPr>
           </w:pPr>
-          <w:hyperlink w:anchor="_Toc242201826" w:history="1">
+          <w:hyperlink w:anchor="_Toc242202537" w:history="1">
             <w:r>
               <w:rPr>
                 <w:rStyle w:val="Lienhypertexte"/>
@@ -3011,7 +3011,7 @@
               <w:rPr>
                 <w:noProof/>
               </w:rPr>
-              <w:instrText xml:space="preserve"> PAGEREF _Toc242201826 \h </w:instrText>
+              <w:instrText xml:space="preserve"> PAGEREF _Toc242202537 \h </w:instrText>
             </w:r>
             <w:r>
               <w:rPr>
@@ -3028,7 +3028,7 @@
               <w:rPr>
                 <w:noProof/>
               </w:rPr>
-              <w:t>41</w:t>
+              <w:t>42</w:t>
             </w:r>
             <w:r>
               <w:rPr>
@@ -3054,7 +3054,7 @@
               <w:szCs w:val="22"/>
             </w:rPr>
           </w:pPr>
-          <w:hyperlink w:anchor="_Toc242201827" w:history="1">
+          <w:hyperlink w:anchor="_Toc242202538" w:history="1">
             <w:r>
               <w:rPr>
                 <w:rStyle w:val="Lienhypertexte"/>
@@ -3078,7 +3078,7 @@
               <w:rPr>
                 <w:noProof/>
               </w:rPr>
-              <w:instrText xml:space="preserve"> PAGEREF _Toc242201827 \h </w:instrText>
+              <w:instrText xml:space="preserve"> PAGEREF _Toc242202538 \h </w:instrText>
             </w:r>
             <w:r>
               <w:rPr>
@@ -3095,7 +3095,7 @@
               <w:rPr>
                 <w:noProof/>
               </w:rPr>
-              <w:t>44</w:t>
+              <w:t>45</w:t>
             </w:r>
             <w:r>
               <w:rPr>
@@ -3121,7 +3121,7 @@
               <w:szCs w:val="22"/>
             </w:rPr>
           </w:pPr>
-          <w:hyperlink w:anchor="_Toc242201828" w:history="1">
+          <w:hyperlink w:anchor="_Toc242202539" w:history="1">
             <w:r>
               <w:rPr>
                 <w:rStyle w:val="Lienhypertexte"/>
@@ -3145,7 +3145,7 @@
               <w:rPr>
                 <w:noProof/>
               </w:rPr>
-              <w:instrText xml:space="preserve"> PAGEREF _Toc242201828 \h </w:instrText>
+              <w:instrText xml:space="preserve"> PAGEREF _Toc242202539 \h </w:instrText>
             </w:r>
             <w:r>
               <w:rPr>
@@ -3162,7 +3162,7 @@
               <w:rPr>
                 <w:noProof/>
               </w:rPr>
-              <w:t>46</w:t>
+              <w:t>47</w:t>
             </w:r>
             <w:r>
               <w:rPr>
@@ -3186,7 +3186,7 @@
               <w:szCs w:val="22"/>
             </w:rPr>
           </w:pPr>
-          <w:hyperlink w:anchor="_Toc242201829" w:history="1">
+          <w:hyperlink w:anchor="_Toc242202540" w:history="1">
             <w:r>
               <w:rPr>
                 <w:rStyle w:val="Lienhypertexte"/>
@@ -3210,7 +3210,7 @@
               <w:rPr>
                 <w:noProof/>
               </w:rPr>
-              <w:instrText xml:space="preserve"> PAGEREF _Toc242201829 \h </w:instrText>
+              <w:instrText xml:space="preserve"> PAGEREF _Toc242202540 \h </w:instrText>
             </w:r>
             <w:r>
               <w:rPr>
@@ -3227,7 +3227,7 @@
               <w:rPr>
                 <w:noProof/>
               </w:rPr>
-              <w:t>46</w:t>
+              <w:t>47</w:t>
             </w:r>
             <w:r>
               <w:rPr>
@@ -3251,7 +3251,7 @@
               <w:szCs w:val="22"/>
             </w:rPr>
           </w:pPr>
-          <w:hyperlink w:anchor="_Toc242201830" w:history="1">
+          <w:hyperlink w:anchor="_Toc242202541" w:history="1">
             <w:r>
               <w:rPr>
                 <w:rStyle w:val="Lienhypertexte"/>
@@ -3275,7 +3275,7 @@
               <w:rPr>
                 <w:noProof/>
               </w:rPr>
-              <w:instrText xml:space="preserve"> PAGEREF _Toc242201830 \h </w:instrText>
+              <w:instrText xml:space="preserve"> PAGEREF _Toc242202541 \h </w:instrText>
             </w:r>
             <w:r>
               <w:rPr>
@@ -3292,7 +3292,7 @@
               <w:rPr>
                 <w:noProof/>
               </w:rPr>
-              <w:t>46</w:t>
+              <w:t>47</w:t>
             </w:r>
             <w:r>
               <w:rPr>
@@ -3316,7 +3316,7 @@
               <w:szCs w:val="22"/>
             </w:rPr>
           </w:pPr>
-          <w:hyperlink w:anchor="_Toc242201831" w:history="1">
+          <w:hyperlink w:anchor="_Toc242202542" w:history="1">
             <w:r>
               <w:rPr>
                 <w:rStyle w:val="Lienhypertexte"/>
@@ -3340,7 +3340,7 @@
               <w:rPr>
                 <w:noProof/>
               </w:rPr>
-              <w:instrText xml:space="preserve"> PAGEREF _Toc242201831 \h </w:instrText>
+              <w:instrText xml:space="preserve"> PAGEREF _Toc242202542 \h </w:instrText>
             </w:r>
             <w:r>
               <w:rPr>
@@ -3357,7 +3357,7 @@
               <w:rPr>
                 <w:noProof/>
               </w:rPr>
-              <w:t>50</w:t>
+              <w:t>51</w:t>
             </w:r>
             <w:r>
               <w:rPr>
@@ -3381,7 +3381,7 @@
               <w:szCs w:val="22"/>
             </w:rPr>
           </w:pPr>
-          <w:hyperlink w:anchor="_Toc242201832" w:history="1">
+          <w:hyperlink w:anchor="_Toc242202543" w:history="1">
             <w:r>
               <w:rPr>
                 <w:rStyle w:val="Lienhypertexte"/>
@@ -3405,7 +3405,7 @@
               <w:rPr>
                 <w:noProof/>
               </w:rPr>
-              <w:instrText xml:space="preserve"> PAGEREF _Toc242201832 \h </w:instrText>
+              <w:instrText xml:space="preserve"> PAGEREF _Toc242202543 \h </w:instrText>
             </w:r>
             <w:r>
               <w:rPr>
@@ -3422,7 +3422,7 @@
               <w:rPr>
                 <w:noProof/>
               </w:rPr>
-              <w:t>51</w:t>
+              <w:t>52</w:t>
             </w:r>
             <w:r>
               <w:rPr>
@@ -3446,7 +3446,7 @@
               <w:szCs w:val="22"/>
             </w:rPr>
           </w:pPr>
-          <w:hyperlink w:anchor="_Toc242201833" w:history="1">
+          <w:hyperlink w:anchor="_Toc242202544" w:history="1">
             <w:r>
               <w:rPr>
                 <w:rStyle w:val="Lienhypertexte"/>
@@ -3470,7 +3470,7 @@
               <w:rPr>
                 <w:noProof/>
               </w:rPr>
-              <w:instrText xml:space="preserve"> PAGEREF _Toc242201833 \h </w:instrText>
+              <w:instrText xml:space="preserve"> PAGEREF _Toc242202544 \h </w:instrText>
             </w:r>
             <w:r>
               <w:rPr>
@@ -3487,7 +3487,7 @@
               <w:rPr>
                 <w:noProof/>
               </w:rPr>
-              <w:t>52</w:t>
+              <w:t>53</w:t>
             </w:r>
             <w:r>
               <w:rPr>
@@ -5694,7 +5694,7 @@
     <w:sdt>
       <w:sdtPr>
         <w:alias w:val="Liste des figures"/>
-        <w:id w:val="-258686568"/>
+        <w:id w:val="-1859585614"/>
       </w:sdtPr>
       <w:sdtEndPr/>
       <w:sdtContent>
@@ -5717,7 +5717,7 @@
           <w:r>
             <w:fldChar w:fldCharType="separate"/>
           </w:r>
-          <w:hyperlink w:anchor="_Toc242201700" w:history="1">
+          <w:hyperlink w:anchor="_Toc242202411" w:history="1">
             <w:r>
               <w:rPr>
                 <w:rStyle w:val="Lienhypertexte"/>
@@ -5750,7 +5750,7 @@
               <w:rPr>
                 <w:noProof/>
               </w:rPr>
-              <w:instrText xml:space="preserve"> PAGEREF _Toc242201700 \h </w:instrText>
+              <w:instrText xml:space="preserve"> PAGEREF _Toc242202411 \h </w:instrText>
             </w:r>
             <w:r>
               <w:rPr>
@@ -5787,7 +5787,7 @@
               <w:noProof/>
             </w:rPr>
           </w:pPr>
-          <w:hyperlink w:anchor="_Toc242201701" w:history="1">
+          <w:hyperlink w:anchor="_Toc242202412" w:history="1">
             <w:r>
               <w:rPr>
                 <w:rStyle w:val="Lienhypertexte"/>
@@ -5820,7 +5820,7 @@
               <w:rPr>
                 <w:noProof/>
               </w:rPr>
-              <w:instrText xml:space="preserve"> PAGEREF _Toc242201701 \h </w:instrText>
+              <w:instrText xml:space="preserve"> PAGEREF _Toc242202412 \h </w:instrText>
             </w:r>
             <w:r>
               <w:rPr>
@@ -5857,7 +5857,7 @@
               <w:noProof/>
             </w:rPr>
           </w:pPr>
-          <w:hyperlink w:anchor="_Toc242201702" w:history="1">
+          <w:hyperlink w:anchor="_Toc242202413" w:history="1">
             <w:r>
               <w:rPr>
                 <w:rStyle w:val="Lienhypertexte"/>
@@ -5890,7 +5890,7 @@
               <w:rPr>
                 <w:noProof/>
               </w:rPr>
-              <w:instrText xml:space="preserve"> PAGEREF _Toc242201702 \h </w:instrText>
+              <w:instrText xml:space="preserve"> PAGEREF _Toc242202413 \h </w:instrText>
             </w:r>
             <w:r>
               <w:rPr>
@@ -5907,7 +5907,7 @@
               <w:rPr>
                 <w:noProof/>
               </w:rPr>
-              <w:t>12</w:t>
+              <w:t>13</w:t>
             </w:r>
             <w:r>
               <w:rPr>
@@ -5927,7 +5927,7 @@
               <w:noProof/>
             </w:rPr>
           </w:pPr>
-          <w:hyperlink w:anchor="_Toc242201703" w:history="1">
+          <w:hyperlink w:anchor="_Toc242202414" w:history="1">
             <w:r>
               <w:rPr>
                 <w:rStyle w:val="Lienhypertexte"/>
@@ -5960,7 +5960,7 @@
               <w:rPr>
                 <w:noProof/>
               </w:rPr>
-              <w:instrText xml:space="preserve"> PAGEREF _Toc242201703 \h </w:instrText>
+              <w:instrText xml:space="preserve"> PAGEREF _Toc242202414 \h </w:instrText>
             </w:r>
             <w:r>
               <w:rPr>
@@ -5977,7 +5977,7 @@
               <w:rPr>
                 <w:noProof/>
               </w:rPr>
-              <w:t>14</w:t>
+              <w:t>15</w:t>
             </w:r>
             <w:r>
               <w:rPr>
@@ -5997,7 +5997,7 @@
               <w:noProof/>
             </w:rPr>
           </w:pPr>
-          <w:hyperlink w:anchor="_Toc242201704" w:history="1">
+          <w:hyperlink w:anchor="_Toc242202415" w:history="1">
             <w:r>
               <w:rPr>
                 <w:rStyle w:val="Lienhypertexte"/>
@@ -6030,7 +6030,7 @@
               <w:rPr>
                 <w:noProof/>
               </w:rPr>
-              <w:instrText xml:space="preserve"> PAGEREF _Toc242201704 \h </w:instrText>
+              <w:instrText xml:space="preserve"> PAGEREF _Toc242202415 \h </w:instrText>
             </w:r>
             <w:r>
               <w:rPr>
@@ -6047,7 +6047,7 @@
               <w:rPr>
                 <w:noProof/>
               </w:rPr>
-              <w:t>22</w:t>
+              <w:t>23</w:t>
             </w:r>
             <w:r>
               <w:rPr>
@@ -6067,7 +6067,7 @@
               <w:noProof/>
             </w:rPr>
           </w:pPr>
-          <w:hyperlink w:anchor="_Toc242201705" w:history="1">
+          <w:hyperlink w:anchor="_Toc242202416" w:history="1">
             <w:r>
               <w:rPr>
                 <w:rStyle w:val="Lienhypertexte"/>
@@ -6100,7 +6100,7 @@
               <w:rPr>
                 <w:noProof/>
               </w:rPr>
-              <w:instrText xml:space="preserve"> PAGEREF _Toc242201705 \h </w:instrText>
+              <w:instrText xml:space="preserve"> PAGEREF _Toc242202416 \h </w:instrText>
             </w:r>
             <w:r>
               <w:rPr>
@@ -6117,7 +6117,7 @@
               <w:rPr>
                 <w:noProof/>
               </w:rPr>
-              <w:t>23</w:t>
+              <w:t>24</w:t>
             </w:r>
             <w:r>
               <w:rPr>
@@ -6137,7 +6137,7 @@
               <w:noProof/>
             </w:rPr>
           </w:pPr>
-          <w:hyperlink w:anchor="_Toc242201706" w:history="1">
+          <w:hyperlink w:anchor="_Toc242202417" w:history="1">
             <w:r>
               <w:rPr>
                 <w:rStyle w:val="Lienhypertexte"/>
@@ -6170,7 +6170,7 @@
               <w:rPr>
                 <w:noProof/>
               </w:rPr>
-              <w:instrText xml:space="preserve"> PAGEREF _Toc242201706 \h </w:instrText>
+              <w:instrText xml:space="preserve"> PAGEREF _Toc242202417 \h </w:instrText>
             </w:r>
             <w:r>
               <w:rPr>
@@ -6187,7 +6187,7 @@
               <w:rPr>
                 <w:noProof/>
               </w:rPr>
-              <w:t>24</w:t>
+              <w:t>25</w:t>
             </w:r>
             <w:r>
               <w:rPr>
@@ -6207,7 +6207,7 @@
               <w:noProof/>
             </w:rPr>
           </w:pPr>
-          <w:hyperlink w:anchor="_Toc242201707" w:history="1">
+          <w:hyperlink w:anchor="_Toc242202418" w:history="1">
             <w:r>
               <w:rPr>
                 <w:rStyle w:val="Lienhypertexte"/>
@@ -6240,7 +6240,7 @@
               <w:rPr>
                 <w:noProof/>
               </w:rPr>
-              <w:instrText xml:space="preserve"> PAGEREF _Toc242201707 \h </w:instrText>
+              <w:instrText xml:space="preserve"> PAGEREF _Toc242202418 \h </w:instrText>
             </w:r>
             <w:r>
               <w:rPr>
@@ -6257,7 +6257,7 @@
               <w:rPr>
                 <w:noProof/>
               </w:rPr>
-              <w:t>25</w:t>
+              <w:t>26</w:t>
             </w:r>
             <w:r>
               <w:rPr>
@@ -6277,7 +6277,7 @@
               <w:noProof/>
             </w:rPr>
           </w:pPr>
-          <w:hyperlink w:anchor="_Toc242201708" w:history="1">
+          <w:hyperlink w:anchor="_Toc242202419" w:history="1">
             <w:r>
               <w:rPr>
                 <w:rStyle w:val="Lienhypertexte"/>
@@ -6310,7 +6310,7 @@
               <w:rPr>
                 <w:noProof/>
               </w:rPr>
-              <w:instrText xml:space="preserve"> PAGEREF _Toc242201708 \h </w:instrText>
+              <w:instrText xml:space="preserve"> PAGEREF _Toc242202419 \h </w:instrText>
             </w:r>
             <w:r>
               <w:rPr>
@@ -6327,7 +6327,7 @@
               <w:rPr>
                 <w:noProof/>
               </w:rPr>
-              <w:t>26</w:t>
+              <w:t>27</w:t>
             </w:r>
             <w:r>
               <w:rPr>
@@ -6357,7 +6357,7 @@
     <w:sdt>
       <w:sdtPr>
         <w:alias w:val="Liste des tableaux"/>
-        <w:id w:val="1365327735"/>
+        <w:id w:val="-1609952554"/>
       </w:sdtPr>
       <w:sdtEndPr/>
       <w:sdtContent>
@@ -6383,7 +6383,7 @@
           <w:r>
             <w:fldChar w:fldCharType="separate"/>
           </w:r>
-          <w:hyperlink w:anchor="_Toc242201709" w:history="1">
+          <w:hyperlink w:anchor="_Toc242202420" w:history="1">
             <w:r>
               <w:rPr>
                 <w:rStyle w:val="Lienhypertexte"/>
@@ -6416,7 +6416,7 @@
               <w:rPr>
                 <w:noProof/>
               </w:rPr>
-              <w:instrText xml:space="preserve"> PAGEREF _Toc242201709 \h </w:instrText>
+              <w:instrText xml:space="preserve"> PAGEREF _Toc242202420 \h </w:instrText>
             </w:r>
             <w:r>
               <w:rPr>
@@ -6456,7 +6456,7 @@
               <w:szCs w:val="22"/>
             </w:rPr>
           </w:pPr>
-          <w:hyperlink w:anchor="_Toc242201710" w:history="1">
+          <w:hyperlink w:anchor="_Toc242202421" w:history="1">
             <w:r>
               <w:rPr>
                 <w:rStyle w:val="Lienhypertexte"/>
@@ -6489,7 +6489,7 @@
               <w:rPr>
                 <w:noProof/>
               </w:rPr>
-              <w:instrText xml:space="preserve"> PAGEREF _Toc242201710 \h </w:instrText>
+              <w:instrText xml:space="preserve"> PAGEREF _Toc242202421 \h </w:instrText>
             </w:r>
             <w:r>
               <w:rPr>
@@ -6506,7 +6506,7 @@
               <w:rPr>
                 <w:noProof/>
               </w:rPr>
-              <w:t>7</w:t>
+              <w:t>8</w:t>
             </w:r>
             <w:r>
               <w:rPr>
@@ -6529,7 +6529,7 @@
               <w:szCs w:val="22"/>
             </w:rPr>
           </w:pPr>
-          <w:hyperlink w:anchor="_Toc242201711" w:history="1">
+          <w:hyperlink w:anchor="_Toc242202422" w:history="1">
             <w:r>
               <w:rPr>
                 <w:rStyle w:val="Lienhypertexte"/>
@@ -6562,7 +6562,7 @@
               <w:rPr>
                 <w:noProof/>
               </w:rPr>
-              <w:instrText xml:space="preserve"> PAGEREF _Toc242201711 \h </w:instrText>
+              <w:instrText xml:space="preserve"> PAGEREF _Toc242202422 \h </w:instrText>
             </w:r>
             <w:r>
               <w:rPr>
@@ -6579,7 +6579,7 @@
               <w:rPr>
                 <w:noProof/>
               </w:rPr>
-              <w:t>8</w:t>
+              <w:t>9</w:t>
             </w:r>
             <w:r>
               <w:rPr>
@@ -6602,7 +6602,7 @@
               <w:szCs w:val="22"/>
             </w:rPr>
           </w:pPr>
-          <w:hyperlink w:anchor="_Toc242201712" w:history="1">
+          <w:hyperlink w:anchor="_Toc242202423" w:history="1">
             <w:r>
               <w:rPr>
                 <w:rStyle w:val="Lienhypertexte"/>
@@ -6635,7 +6635,7 @@
               <w:rPr>
                 <w:noProof/>
               </w:rPr>
-              <w:instrText xml:space="preserve"> PAGEREF _Toc242201712 \h </w:instrText>
+              <w:instrText xml:space="preserve"> PAGEREF _Toc242202423 \h </w:instrText>
             </w:r>
             <w:r>
               <w:rPr>
@@ -6652,7 +6652,7 @@
               <w:rPr>
                 <w:noProof/>
               </w:rPr>
-              <w:t>9</w:t>
+              <w:t>10</w:t>
             </w:r>
             <w:r>
               <w:rPr>
@@ -6675,7 +6675,7 @@
               <w:szCs w:val="22"/>
             </w:rPr>
           </w:pPr>
-          <w:hyperlink w:anchor="_Toc242201713" w:history="1">
+          <w:hyperlink w:anchor="_Toc242202424" w:history="1">
             <w:r>
               <w:rPr>
                 <w:rStyle w:val="Lienhypertexte"/>
@@ -6708,7 +6708,7 @@
               <w:rPr>
                 <w:noProof/>
               </w:rPr>
-              <w:instrText xml:space="preserve"> PAGEREF _Toc242201713 \h </w:instrText>
+              <w:instrText xml:space="preserve"> PAGEREF _Toc242202424 \h </w:instrText>
             </w:r>
             <w:r>
               <w:rPr>
@@ -6725,7 +6725,7 @@
               <w:rPr>
                 <w:noProof/>
               </w:rPr>
-              <w:t>11</w:t>
+              <w:t>12</w:t>
             </w:r>
             <w:r>
               <w:rPr>
@@ -6748,7 +6748,7 @@
               <w:szCs w:val="22"/>
             </w:rPr>
           </w:pPr>
-          <w:hyperlink w:anchor="_Toc242201714" w:history="1">
+          <w:hyperlink w:anchor="_Toc242202425" w:history="1">
             <w:r>
               <w:rPr>
                 <w:rStyle w:val="Lienhypertexte"/>
@@ -6781,7 +6781,7 @@
               <w:rPr>
                 <w:noProof/>
               </w:rPr>
-              <w:instrText xml:space="preserve"> PAGEREF _Toc242201714 \h </w:instrText>
+              <w:instrText xml:space="preserve"> PAGEREF _Toc242202425 \h </w:instrText>
             </w:r>
             <w:r>
               <w:rPr>
@@ -6798,7 +6798,7 @@
               <w:rPr>
                 <w:noProof/>
               </w:rPr>
-              <w:t>12</w:t>
+              <w:t>13</w:t>
             </w:r>
             <w:r>
               <w:rPr>
@@ -6821,7 +6821,7 @@
               <w:szCs w:val="22"/>
             </w:rPr>
           </w:pPr>
-          <w:hyperlink w:anchor="_Toc242201715" w:history="1">
+          <w:hyperlink w:anchor="_Toc242202426" w:history="1">
             <w:r>
               <w:rPr>
                 <w:rStyle w:val="Lienhypertexte"/>
@@ -6854,7 +6854,7 @@
               <w:rPr>
                 <w:noProof/>
               </w:rPr>
-              <w:instrText xml:space="preserve"> PAGEREF _Toc242201715 \h </w:instrText>
+              <w:instrText xml:space="preserve"> PAGEREF _Toc242202426 \h </w:instrText>
             </w:r>
             <w:r>
               <w:rPr>
@@ -6871,7 +6871,7 @@
               <w:rPr>
                 <w:noProof/>
               </w:rPr>
-              <w:t>15</w:t>
+              <w:t>16</w:t>
             </w:r>
             <w:r>
               <w:rPr>
@@ -6894,7 +6894,7 @@
               <w:szCs w:val="22"/>
             </w:rPr>
           </w:pPr>
-          <w:hyperlink w:anchor="_Toc242201716" w:history="1">
+          <w:hyperlink w:anchor="_Toc242202427" w:history="1">
             <w:r>
               <w:rPr>
                 <w:rStyle w:val="Lienhypertexte"/>
@@ -6927,7 +6927,7 @@
               <w:rPr>
                 <w:noProof/>
               </w:rPr>
-              <w:instrText xml:space="preserve"> PAGEREF _Toc242201716 \h </w:instrText>
+              <w:instrText xml:space="preserve"> PAGEREF _Toc242202427 \h </w:instrText>
             </w:r>
             <w:r>
               <w:rPr>
@@ -6944,7 +6944,7 @@
               <w:rPr>
                 <w:noProof/>
               </w:rPr>
-              <w:t>17</w:t>
+              <w:t>18</w:t>
             </w:r>
             <w:r>
               <w:rPr>
@@ -6967,7 +6967,7 @@
               <w:szCs w:val="22"/>
             </w:rPr>
           </w:pPr>
-          <w:hyperlink w:anchor="_Toc242201717" w:history="1">
+          <w:hyperlink w:anchor="_Toc242202428" w:history="1">
             <w:r>
               <w:rPr>
                 <w:rStyle w:val="Lienhypertexte"/>
@@ -7000,7 +7000,7 @@
               <w:rPr>
                 <w:noProof/>
               </w:rPr>
-              <w:instrText xml:space="preserve"> PAGEREF _Toc242201717 \h </w:instrText>
+              <w:instrText xml:space="preserve"> PAGEREF _Toc242202428 \h </w:instrText>
             </w:r>
             <w:r>
               <w:rPr>
@@ -7017,7 +7017,7 @@
               <w:rPr>
                 <w:noProof/>
               </w:rPr>
-              <w:t>19</w:t>
+              <w:t>20</w:t>
             </w:r>
             <w:r>
               <w:rPr>
@@ -7040,7 +7040,7 @@
               <w:szCs w:val="22"/>
             </w:rPr>
           </w:pPr>
-          <w:hyperlink w:anchor="_Toc242201718" w:history="1">
+          <w:hyperlink w:anchor="_Toc242202429" w:history="1">
             <w:r>
               <w:rPr>
                 <w:rStyle w:val="Lienhypertexte"/>
@@ -7073,7 +7073,7 @@
               <w:rPr>
                 <w:noProof/>
               </w:rPr>
-              <w:instrText xml:space="preserve"> PAGEREF _Toc242201718 \h </w:instrText>
+              <w:instrText xml:space="preserve"> PAGEREF _Toc242202429 \h </w:instrText>
             </w:r>
             <w:r>
               <w:rPr>
@@ -7090,7 +7090,7 @@
               <w:rPr>
                 <w:noProof/>
               </w:rPr>
-              <w:t>20</w:t>
+              <w:t>21</w:t>
             </w:r>
             <w:r>
               <w:rPr>
@@ -7113,7 +7113,7 @@
               <w:szCs w:val="22"/>
             </w:rPr>
           </w:pPr>
-          <w:hyperlink w:anchor="_Toc242201719" w:history="1">
+          <w:hyperlink w:anchor="_Toc242202430" w:history="1">
             <w:r>
               <w:rPr>
                 <w:rStyle w:val="Lienhypertexte"/>
@@ -7146,7 +7146,7 @@
               <w:rPr>
                 <w:noProof/>
               </w:rPr>
-              <w:instrText xml:space="preserve"> PAGEREF _Toc242201719 \h </w:instrText>
+              <w:instrText xml:space="preserve"> PAGEREF _Toc242202430 \h </w:instrText>
             </w:r>
             <w:r>
               <w:rPr>
@@ -7163,7 +7163,7 @@
               <w:rPr>
                 <w:noProof/>
               </w:rPr>
-              <w:t>21</w:t>
+              <w:t>22</w:t>
             </w:r>
             <w:r>
               <w:rPr>
@@ -7186,7 +7186,7 @@
               <w:szCs w:val="22"/>
             </w:rPr>
           </w:pPr>
-          <w:hyperlink w:anchor="_Toc242201720" w:history="1">
+          <w:hyperlink w:anchor="_Toc242202431" w:history="1">
             <w:r>
               <w:rPr>
                 <w:rStyle w:val="Lienhypertexte"/>
@@ -7219,7 +7219,7 @@
               <w:rPr>
                 <w:noProof/>
               </w:rPr>
-              <w:instrText xml:space="preserve"> PAGEREF _Toc242201720 \h </w:instrText>
+              <w:instrText xml:space="preserve"> PAGEREF _Toc242202431 \h </w:instrText>
             </w:r>
             <w:r>
               <w:rPr>
@@ -7236,7 +7236,7 @@
               <w:rPr>
                 <w:noProof/>
               </w:rPr>
-              <w:t>27</w:t>
+              <w:t>28</w:t>
             </w:r>
             <w:r>
               <w:rPr>
@@ -7259,7 +7259,7 @@
               <w:szCs w:val="22"/>
             </w:rPr>
           </w:pPr>
-          <w:hyperlink w:anchor="_Toc242201721" w:history="1">
+          <w:hyperlink w:anchor="_Toc242202432" w:history="1">
             <w:r>
               <w:rPr>
                 <w:rStyle w:val="Lienhypertexte"/>
@@ -7292,7 +7292,7 @@
               <w:rPr>
                 <w:noProof/>
               </w:rPr>
-              <w:instrText xml:space="preserve"> PAGEREF _Toc242201721 \h </w:instrText>
+              <w:instrText xml:space="preserve"> PAGEREF _Toc242202432 \h </w:instrText>
             </w:r>
             <w:r>
               <w:rPr>
@@ -7309,7 +7309,7 @@
               <w:rPr>
                 <w:noProof/>
               </w:rPr>
-              <w:t>35</w:t>
+              <w:t>36</w:t>
             </w:r>
             <w:r>
               <w:rPr>
@@ -7332,7 +7332,7 @@
               <w:szCs w:val="22"/>
             </w:rPr>
           </w:pPr>
-          <w:hyperlink w:anchor="_Toc242201722" w:history="1">
+          <w:hyperlink w:anchor="_Toc242202433" w:history="1">
             <w:r>
               <w:rPr>
                 <w:rStyle w:val="Lienhypertexte"/>
@@ -7365,7 +7365,7 @@
               <w:rPr>
                 <w:noProof/>
               </w:rPr>
-              <w:instrText xml:space="preserve"> PAGEREF _Toc242201722 \h </w:instrText>
+              <w:instrText xml:space="preserve"> PAGEREF _Toc242202433 \h </w:instrText>
             </w:r>
             <w:r>
               <w:rPr>
@@ -7382,7 +7382,7 @@
               <w:rPr>
                 <w:noProof/>
               </w:rPr>
-              <w:t>36</w:t>
+              <w:t>37</w:t>
             </w:r>
             <w:r>
               <w:rPr>
@@ -7405,7 +7405,7 @@
               <w:szCs w:val="22"/>
             </w:rPr>
           </w:pPr>
-          <w:hyperlink w:anchor="_Toc242201723" w:history="1">
+          <w:hyperlink w:anchor="_Toc242202434" w:history="1">
             <w:r>
               <w:rPr>
                 <w:rStyle w:val="Lienhypertexte"/>
@@ -7438,7 +7438,7 @@
               <w:rPr>
                 <w:noProof/>
               </w:rPr>
-              <w:instrText xml:space="preserve"> PAGEREF _Toc242201723 \h </w:instrText>
+              <w:instrText xml:space="preserve"> PAGEREF _Toc242202434 \h </w:instrText>
             </w:r>
             <w:r>
               <w:rPr>
@@ -7455,7 +7455,7 @@
               <w:rPr>
                 <w:noProof/>
               </w:rPr>
-              <w:t>36</w:t>
+              <w:t>37</w:t>
             </w:r>
             <w:r>
               <w:rPr>
@@ -7478,7 +7478,7 @@
               <w:szCs w:val="22"/>
             </w:rPr>
           </w:pPr>
-          <w:hyperlink w:anchor="_Toc242201724" w:history="1">
+          <w:hyperlink w:anchor="_Toc242202435" w:history="1">
             <w:r>
               <w:rPr>
                 <w:rStyle w:val="Lienhypertexte"/>
@@ -7511,7 +7511,7 @@
               <w:rPr>
                 <w:noProof/>
               </w:rPr>
-              <w:instrText xml:space="preserve"> PAGEREF _Toc242201724 \h </w:instrText>
+              <w:instrText xml:space="preserve"> PAGEREF _Toc242202435 \h </w:instrText>
             </w:r>
             <w:r>
               <w:rPr>
@@ -7528,7 +7528,7 @@
               <w:rPr>
                 <w:noProof/>
               </w:rPr>
-              <w:t>38</w:t>
+              <w:t>39</w:t>
             </w:r>
             <w:r>
               <w:rPr>
@@ -7551,7 +7551,7 @@
               <w:szCs w:val="22"/>
             </w:rPr>
           </w:pPr>
-          <w:hyperlink w:anchor="_Toc242201725" w:history="1">
+          <w:hyperlink w:anchor="_Toc242202436" w:history="1">
             <w:r>
               <w:rPr>
                 <w:rStyle w:val="Lienhypertexte"/>
@@ -7584,7 +7584,7 @@
               <w:rPr>
                 <w:noProof/>
               </w:rPr>
-              <w:instrText xml:space="preserve"> PAGEREF _Toc242201725 \h </w:instrText>
+              <w:instrText xml:space="preserve"> PAGEREF _Toc242202436 \h </w:instrText>
             </w:r>
             <w:r>
               <w:rPr>
@@ -7601,7 +7601,7 @@
               <w:rPr>
                 <w:noProof/>
               </w:rPr>
-              <w:t>39</w:t>
+              <w:t>40</w:t>
             </w:r>
             <w:r>
               <w:rPr>
@@ -7624,7 +7624,7 @@
               <w:szCs w:val="22"/>
             </w:rPr>
           </w:pPr>
-          <w:hyperlink w:anchor="_Toc242201726" w:history="1">
+          <w:hyperlink w:anchor="_Toc242202437" w:history="1">
             <w:r>
               <w:rPr>
                 <w:rStyle w:val="Lienhypertexte"/>
@@ -7657,7 +7657,7 @@
               <w:rPr>
                 <w:noProof/>
               </w:rPr>
-              <w:instrText xml:space="preserve"> PAGEREF _Toc242201726 \h </w:instrText>
+              <w:instrText xml:space="preserve"> PAGEREF _Toc242202437 \h </w:instrText>
             </w:r>
             <w:r>
               <w:rPr>
@@ -7674,7 +7674,7 @@
               <w:rPr>
                 <w:noProof/>
               </w:rPr>
-              <w:t>39</w:t>
+              <w:t>40</w:t>
             </w:r>
             <w:r>
               <w:rPr>
@@ -7697,7 +7697,7 @@
               <w:szCs w:val="22"/>
             </w:rPr>
           </w:pPr>
-          <w:hyperlink w:anchor="_Toc242201727" w:history="1">
+          <w:hyperlink w:anchor="_Toc242202438" w:history="1">
             <w:r>
               <w:rPr>
                 <w:rStyle w:val="Lienhypertexte"/>
@@ -7730,7 +7730,7 @@
               <w:rPr>
                 <w:noProof/>
               </w:rPr>
-              <w:instrText xml:space="preserve"> PAGEREF _Toc242201727 \h </w:instrText>
+              <w:instrText xml:space="preserve"> PAGEREF _Toc242202438 \h </w:instrText>
             </w:r>
             <w:r>
               <w:rPr>
@@ -7747,7 +7747,7 @@
               <w:rPr>
                 <w:noProof/>
               </w:rPr>
-              <w:t>41</w:t>
+              <w:t>42</w:t>
             </w:r>
             <w:r>
               <w:rPr>
@@ -7780,8 +7780,8 @@
       <w:pPr>
         <w:pStyle w:val="Titre1"/>
       </w:pPr>
-      <w:bookmarkStart w:id="2" w:name="_Toc242201795"/>
-      <w:bookmarkStart w:id="3" w:name="_Toc242201834"/>
+      <w:bookmarkStart w:id="2" w:name="_Toc242202506"/>
+      <w:bookmarkStart w:id="3" w:name="_Toc242202545"/>
       <w:r>
         <w:lastRenderedPageBreak/>
         <w:t>Introduction générale</w:t>
@@ -7793,8 +7793,8 @@
       <w:pPr>
         <w:pStyle w:val="Titre2"/>
       </w:pPr>
-      <w:bookmarkStart w:id="4" w:name="_Toc242201796"/>
-      <w:bookmarkStart w:id="5" w:name="_Toc242201835"/>
+      <w:bookmarkStart w:id="4" w:name="_Toc242202507"/>
+      <w:bookmarkStart w:id="5" w:name="_Toc242202546"/>
       <w:commentRangeStart w:id="6"/>
       <w:r>
         <w:t>Contexte général du projet</w:t>
@@ -7906,8 +7906,8 @@
       <w:pPr>
         <w:pStyle w:val="Titre2"/>
       </w:pPr>
-      <w:bookmarkStart w:id="7" w:name="_Toc242201797"/>
-      <w:bookmarkStart w:id="8" w:name="_Toc242201836"/>
+      <w:bookmarkStart w:id="7" w:name="_Toc242202508"/>
+      <w:bookmarkStart w:id="8" w:name="_Toc242202547"/>
       <w:r>
         <w:lastRenderedPageBreak/>
         <w:t>Probl</w:t>
@@ -7956,7 +7956,7 @@
       <w:pPr>
         <w:pStyle w:val="Titre3"/>
       </w:pPr>
-      <w:bookmarkStart w:id="9" w:name="_Toc242201837"/>
+      <w:bookmarkStart w:id="9" w:name="_Toc242202548"/>
       <w:r>
         <w:t>Questions de recherc</w:t>
       </w:r>
@@ -8055,8 +8055,8 @@
       <w:pPr>
         <w:pStyle w:val="Titre2"/>
       </w:pPr>
-      <w:bookmarkStart w:id="10" w:name="_Toc242201798"/>
-      <w:bookmarkStart w:id="11" w:name="_Toc242201838"/>
+      <w:bookmarkStart w:id="10" w:name="_Toc242202509"/>
+      <w:bookmarkStart w:id="11" w:name="_Toc242202549"/>
       <w:r>
         <w:t>Objectif général et objectifs spécifiques</w:t>
       </w:r>
@@ -8142,7 +8142,7 @@
       <w:pPr>
         <w:pStyle w:val="Titre3"/>
       </w:pPr>
-      <w:bookmarkStart w:id="12" w:name="_Toc242201839"/>
+      <w:bookmarkStart w:id="12" w:name="_Toc242202550"/>
       <w:r>
         <w:t>Hypothèses de recherche</w:t>
       </w:r>
@@ -8162,7 +8162,7 @@
         <w:pStyle w:val="Lgende"/>
         <w:keepNext/>
       </w:pPr>
-      <w:bookmarkStart w:id="13" w:name="_Toc242201709"/>
+      <w:bookmarkStart w:id="13" w:name="_Toc242202420"/>
       <w:r>
         <w:rPr>
           <w:b/>
@@ -8772,8 +8772,8 @@
       <w:pPr>
         <w:pStyle w:val="Titre2"/>
       </w:pPr>
-      <w:bookmarkStart w:id="14" w:name="_Toc242201799"/>
-      <w:bookmarkStart w:id="15" w:name="_Toc242201840"/>
+      <w:bookmarkStart w:id="14" w:name="_Toc242202510"/>
+      <w:bookmarkStart w:id="15" w:name="_Toc242202551"/>
       <w:r>
         <w:t>Méthodologie adoptée</w:t>
       </w:r>
@@ -8940,8 +8940,8 @@
       <w:pPr>
         <w:pStyle w:val="Titre2"/>
       </w:pPr>
-      <w:bookmarkStart w:id="16" w:name="_Toc242201800"/>
-      <w:bookmarkStart w:id="17" w:name="_Toc242201841"/>
+      <w:bookmarkStart w:id="16" w:name="_Toc242202511"/>
+      <w:bookmarkStart w:id="17" w:name="_Toc242202552"/>
       <w:commentRangeStart w:id="18"/>
       <w:r>
         <w:t>Annonce du plan</w:t>
@@ -9012,8 +9012,8 @@
         <w:pStyle w:val="Titre1"/>
         <w:pageBreakBefore/>
       </w:pPr>
-      <w:bookmarkStart w:id="19" w:name="_Toc242201801"/>
-      <w:bookmarkStart w:id="20" w:name="_Toc242201842"/>
+      <w:bookmarkStart w:id="19" w:name="_Toc242202512"/>
+      <w:bookmarkStart w:id="20" w:name="_Toc242202553"/>
       <w:r>
         <w:lastRenderedPageBreak/>
         <w:t>Chapitre 1 : Présentation du cadre du projet</w:t>
@@ -9033,8 +9033,8 @@
       <w:pPr>
         <w:pStyle w:val="Titre2"/>
       </w:pPr>
-      <w:bookmarkStart w:id="21" w:name="_Toc242201802"/>
-      <w:bookmarkStart w:id="22" w:name="_Toc242201843"/>
+      <w:bookmarkStart w:id="21" w:name="_Toc242202513"/>
+      <w:bookmarkStart w:id="22" w:name="_Toc242202554"/>
       <w:r>
         <w:t>1.1  Présentation de la structure d'accueil ou du</w:t>
       </w:r>
@@ -9084,8 +9084,8 @@
       <w:pPr>
         <w:pStyle w:val="Titre2"/>
       </w:pPr>
-      <w:bookmarkStart w:id="23" w:name="_Toc242201803"/>
-      <w:bookmarkStart w:id="24" w:name="_Toc242201844"/>
+      <w:bookmarkStart w:id="23" w:name="_Toc242202514"/>
+      <w:bookmarkStart w:id="24" w:name="_Toc242202555"/>
       <w:r>
         <w:t>1.2  Présentation du projet : origine, bénéficiaires, pé</w:t>
       </w:r>
@@ -9099,7 +9099,7 @@
       <w:pPr>
         <w:pStyle w:val="Titre3"/>
       </w:pPr>
-      <w:bookmarkStart w:id="25" w:name="_Toc242201845"/>
+      <w:bookmarkStart w:id="25" w:name="_Toc242202556"/>
       <w:r>
         <w:t>1.2.1  Origine du projet</w:t>
       </w:r>
@@ -9110,24 +9110,45 @@
         <w:jc w:val="both"/>
       </w:pPr>
       <w:r>
-        <w:rPr>
-          <w:i/>
-          <w:iCs/>
-          <w:highlight w:val="yellow"/>
-        </w:rPr>
-        <w:t>[À COMPLÉTER PAR L'ÉQUIPE (≈ 0,5 page) : comment l'idée est née (inondations récurrentes de Thiaroye-sur-Mer, enquête de terrain du 15 mai 2026), qui a proposé le sujet et comment l'encadreur l'a validé]</w:t>
+        <w:t>L'idée du projet est née de ce que les membres du groupe vivent eux-mêmes. Deux des auteures habitent Grand Yoff, où les séries de pluies provoquent de nombreuses inondations : des maisons sont abandonnées et des familles d</w:t>
+      </w:r>
+      <w:r>
+        <w:t>éménagent ailleurs. D'autres membres constatent, dans leur propre quartier, des inondations et des problèmes d'assainissement.</w:t>
+      </w:r>
+    </w:p>
+    <w:p>
+      <w:pPr>
+        <w:jc w:val="both"/>
+      </w:pPr>
+      <w:r>
+        <w:t>À Thiaroye-sur-Mer, le constat est tout aussi réel : en 2025, une série d'inondations a poussé des habitants à quitter leur maiso</w:t>
+      </w:r>
+      <w:r>
+        <w:t>n. Le Sénégal subit des inondations répétées depuis les années 1990 (voir 2.1.3), et chacune des auteures en voit les effets dans son quartier.</w:t>
+      </w:r>
+    </w:p>
+    <w:p>
+      <w:pPr>
+        <w:jc w:val="both"/>
+      </w:pPr>
+      <w:r>
+        <w:lastRenderedPageBreak/>
+        <w:t>Le groupe a donc choisi ce problème pour son projet de fin de formation, avec l'ambition de mettre les compétenc</w:t>
+      </w:r>
+      <w:r>
+        <w:t>es de la filière Analyse de Performance Digital au service de sa résolution. Thiaroye-sur-Mer a été retenue comme cas d'étude, et l'enquête de terrain du 15 mai 2026 a confirmé le constat (voir 1.2.3).</w:t>
       </w:r>
     </w:p>
     <w:p>
       <w:pPr>
         <w:pStyle w:val="Titre3"/>
       </w:pPr>
-      <w:bookmarkStart w:id="26" w:name="_Toc242201846"/>
-      <w:r>
-        <w:t>1.2.2  La commune d</w:t>
-      </w:r>
-      <w:r>
-        <w:t>e Thiaroye-sur-Mer et ses quartiers à risque</w:t>
+      <w:bookmarkStart w:id="26" w:name="_Toc242202557"/>
+      <w:r>
+        <w:t>1.2.2  La commune de Thiaroye-sur-Mer et ses quartiers</w:t>
+      </w:r>
+      <w:r>
+        <w:t xml:space="preserve"> à risque</w:t>
       </w:r>
       <w:bookmarkEnd w:id="26"/>
     </w:p>
@@ -9136,17 +9157,13 @@
         <w:jc w:val="both"/>
       </w:pPr>
       <w:r>
-        <w:t xml:space="preserve">Thiaroye-sur-Mer est une commune de l'arrondissement de Thiaroye, département de Pikine, région de Dakar. Elle s'étend sur le littoral sud de la presqu'île du Cap-Vert, face à la baie de </w:t>
-      </w:r>
-      <w:r>
-        <w:lastRenderedPageBreak/>
-        <w:t>Hann, entre Pikine à l'o</w:t>
-      </w:r>
-      <w:r>
-        <w:t>uest et Mbao à l'est ; au nord, la Route nationale 1 et la voie ferrée la bordent (figure 1). La commune couvre une superficie de 3,8 km² pour une population estimée à plus de 62 000 habitants en 2023, avec une densité humaine excédant 16 000 hab./km² (ANS</w:t>
-      </w:r>
-      <w:r>
-        <w:t>D et services techniques municipaux).</w:t>
+        <w:t xml:space="preserve">Thiaroye-sur-Mer est une commune de l'arrondissement de Thiaroye, département de Pikine, région de Dakar. Elle s'étend sur le littoral sud de la presqu'île du Cap-Vert, face à la baie de Hann, entre Pikine à l'ouest et Mbao à l'est ; au nord, la </w:t>
+      </w:r>
+      <w:r>
+        <w:t>Route nationale 1 et la voie ferrée la bordent (figure 1). La commune couvre une superficie de 3,8 km² pour une population estimée à plus de 62 000 habitants en 2023, avec une densité humaine excédant 16 000 hab./km² (ANSD et services techniques municipaux</w:t>
+      </w:r>
+      <w:r>
+        <w:t>).</w:t>
       </w:r>
     </w:p>
     <w:p>
@@ -9160,7 +9177,7 @@
           <w:noProof/>
         </w:rPr>
         <w:drawing>
-          <wp:inline distT="0" distB="0" distL="0" distR="0" wp14:anchorId="0D09F197" wp14:editId="5185E228">
+          <wp:inline distT="0" distB="0" distL="0" distR="0" wp14:anchorId="25D2C18B" wp14:editId="2157AF64">
             <wp:extent cx="4476750" cy="2847975"/>
             <wp:effectExtent l="0" t="0" r="0" b="0"/>
             <wp:docPr id="13" name="Image 13"/>
@@ -9204,7 +9221,7 @@
         <w:pStyle w:val="Lgende"/>
         <w:keepNext/>
       </w:pPr>
-      <w:bookmarkStart w:id="27" w:name="_Toc242201700"/>
+      <w:bookmarkStart w:id="27" w:name="_Toc242202411"/>
       <w:r>
         <w:rPr>
           <w:b/>
@@ -9280,7 +9297,11 @@
         <w:t>aphiques de l'Agence de Développement Municipal - ADM). Cordons sableux et dépressions interdunaires y créent de nombreux points bas sans exutoire naturel. La nappe phréatique, très proche de la surface, est remontée depuis plusieurs décennies (remontée pi</w:t>
       </w:r>
       <w:r>
-        <w:t>ézométrique documentée par la Direction de la Gestion et de la Planification des Ressources en Eau - DGPRE, atteignant localement 10 à 15 cm par an dans les bas-fonds) : quand le sol est saturé, la pluie stagne. La mer, enfin, limite l'évacuation par gravi</w:t>
+        <w:t xml:space="preserve">ézométrique documentée par la Direction de la Gestion et de la Planification des Ressources en Eau - DGPRE, atteignant localement 10 à 15 cm par an dans les bas-fonds) : quand le sol est saturé, la pluie stagne. La mer, enfin, limite </w:t>
+      </w:r>
+      <w:r>
+        <w:lastRenderedPageBreak/>
+        <w:t>l'évacuation par gravi</w:t>
       </w:r>
       <w:r>
         <w:t>té. L'urbanisation s'est fortement densifiée, souvent sur d'anciennes zones humides remblayées (dynamique spatiale documentée par le Centre de Suivi Écologique - CSE, 2013, montrant une densification du bâti passée de 27 % à 88 % entre 1978 et 2012), juxta</w:t>
@@ -9297,11 +9318,7 @@
         <w:t>Notre enquête a porté sur la partie ouest de la commune, dans la bande littorale comprise entre la voie ferrée et la plage, à l'ouest du village de Mbatal (figure 2). L</w:t>
       </w:r>
       <w:r>
-        <w:t xml:space="preserve">es trois lieux d'entretien sont distants de 200 à 270 m et situés à 150-350 m du rivage : ils cumulent altitude minimale, nappe affleurante et caniveaux longtemps incomplets. Le quartier Ibra Ndoye, cité par un </w:t>
-      </w:r>
-      <w:r>
-        <w:lastRenderedPageBreak/>
-        <w:t>enquêté, n'apparaît pas dans les bases cartog</w:t>
+        <w:t>es trois lieux d'entretien sont distants de 200 à 270 m et situés à 150-350 m du rivage : ils cumulent altitude minimale, nappe affleurante et caniveaux longtemps incomplets. Le quartier Ibra Ndoye, cité par un enquêté, n'apparaît pas dans les bases cartog</w:t>
       </w:r>
       <w:r>
         <w:t>raphiques publiques ; nous retenons le nom employé par les habitants selon les découpages officiels de la Mairie de Thiaroye-sur-Mer, incluant Thiaroye Gare, Guinaw Rail, Route de Rufisque, Médina Fass et Sam-Sam.</w:t>
@@ -9318,7 +9335,7 @@
           <w:noProof/>
         </w:rPr>
         <w:drawing>
-          <wp:inline distT="0" distB="0" distL="0" distR="0" wp14:anchorId="1841EA22" wp14:editId="33BFC669">
+          <wp:inline distT="0" distB="0" distL="0" distR="0" wp14:anchorId="3BF04427" wp14:editId="0B73682F">
             <wp:extent cx="4476750" cy="3095625"/>
             <wp:effectExtent l="0" t="0" r="0" b="0"/>
             <wp:docPr id="14" name="Image 14"/>
@@ -9362,7 +9379,7 @@
         <w:pStyle w:val="Lgende"/>
         <w:keepNext/>
       </w:pPr>
-      <w:bookmarkStart w:id="28" w:name="_Toc242201701"/>
+      <w:bookmarkStart w:id="28" w:name="_Toc242202412"/>
       <w:r>
         <w:rPr>
           <w:b/>
@@ -9434,8 +9451,9 @@
       <w:pPr>
         <w:pStyle w:val="Titre3"/>
       </w:pPr>
-      <w:bookmarkStart w:id="29" w:name="_Toc242201847"/>
-      <w:r>
+      <w:bookmarkStart w:id="29" w:name="_Toc242202558"/>
+      <w:r>
+        <w:lastRenderedPageBreak/>
         <w:t>1.2.3  Causes et conséquences des inondations : les constats de terrain</w:t>
       </w:r>
       <w:bookmarkEnd w:id="29"/>
@@ -9457,7 +9475,7 @@
         <w:pStyle w:val="Lgende"/>
         <w:keepNext/>
       </w:pPr>
-      <w:bookmarkStart w:id="30" w:name="_Toc242201710"/>
+      <w:bookmarkStart w:id="30" w:name="_Toc242202421"/>
       <w:r>
         <w:rPr>
           <w:b/>
@@ -10103,11 +10121,7 @@
         <w:t>causes naturelles</w:t>
       </w:r>
       <w:r>
-        <w:t xml:space="preserve"> tiennent au site et à l'aléa : pluies concentrées et parfois très intenses, altitude proche du niveau de la mer, nappe affleurante empêchant l'infiltration, rivage proche </w:t>
-      </w:r>
-      <w:r>
-        <w:lastRenderedPageBreak/>
-        <w:t xml:space="preserve">limitant l'écoulement. Les </w:t>
+        <w:t xml:space="preserve"> tiennent au site et à l'aléa : pluies concentrées et parfois très intenses, altitude proche du niveau de la mer, nappe affleurante empêchant l'infiltration, rivage proche limitant l'écoulement. Les </w:t>
       </w:r>
       <w:r>
         <w:rPr>
@@ -10173,7 +10187,11 @@
         <w:t xml:space="preserve"> fonctionnent : la réfection des caniveaux a supprimé le problème chez M. Mor Gueye, et le mouvement animé par M. Papa Yalli témoigne d'une forte mobilisation. Mais ces réponses restent isolées : l'information sur les secteurs inondés, les besoins e</w:t>
       </w:r>
       <w:r>
-        <w:t>n pompage ou les ouvrages défaillants ne circule pas de manière organisée. Le tableau 3 montre comment ces constats ont orienté la conception de MBEUND MI.</w:t>
+        <w:t xml:space="preserve">n pompage ou les ouvrages défaillants ne circule pas de manière </w:t>
+      </w:r>
+      <w:r>
+        <w:lastRenderedPageBreak/>
+        <w:t>organisée. Le tableau 3 montre comment ces constats ont orienté la conception de MBEUND MI.</w:t>
       </w:r>
     </w:p>
     <w:p>
@@ -10181,7 +10199,7 @@
         <w:pStyle w:val="Lgende"/>
         <w:keepNext/>
       </w:pPr>
-      <w:bookmarkStart w:id="31" w:name="_Toc242201711"/>
+      <w:bookmarkStart w:id="31" w:name="_Toc242202422"/>
       <w:r>
         <w:rPr>
           <w:b/>
@@ -10717,7 +10735,7 @@
       <w:pPr>
         <w:pStyle w:val="Titre3"/>
       </w:pPr>
-      <w:bookmarkStart w:id="32" w:name="_Toc242201848"/>
+      <w:bookmarkStart w:id="32" w:name="_Toc242202559"/>
       <w:r>
         <w:t>1.2.4  Bénéficiaires et pé</w:t>
       </w:r>
@@ -10754,11 +10772,7 @@
         <w:t>, comptes hab</w:t>
       </w:r>
       <w:r>
-        <w:t xml:space="preserve">ilités créés par un administrateur, disposent d'un tableau de bord, </w:t>
-      </w:r>
-      <w:r>
-        <w:lastRenderedPageBreak/>
-        <w:t xml:space="preserve">des prédictions, de la gestion de crise et des exports. Les </w:t>
+        <w:t xml:space="preserve">ilités créés par un administrateur, disposent d'un tableau de bord, des prédictions, de la gestion de crise et des exports. Les </w:t>
       </w:r>
       <w:r>
         <w:rPr>
@@ -10812,8 +10826,8 @@
       <w:pPr>
         <w:pStyle w:val="Titre2"/>
       </w:pPr>
-      <w:bookmarkStart w:id="33" w:name="_Toc242201804"/>
-      <w:bookmarkStart w:id="34" w:name="_Toc242201849"/>
+      <w:bookmarkStart w:id="33" w:name="_Toc242202515"/>
+      <w:bookmarkStart w:id="34" w:name="_Toc242202560"/>
       <w:r>
         <w:t>1.3  Organisation du groupe : rôles et outils de travail collaboratif</w:t>
       </w:r>
@@ -10885,6 +10899,7 @@
           <w:b/>
           <w:bCs/>
         </w:rPr>
+        <w:lastRenderedPageBreak/>
         <w:t>Mame Diarra DIANE</w:t>
       </w:r>
       <w:r>
@@ -10919,7 +10934,7 @@
         <w:pStyle w:val="Lgende"/>
         <w:keepNext/>
       </w:pPr>
-      <w:bookmarkStart w:id="35" w:name="_Toc242201712"/>
+      <w:bookmarkStart w:id="35" w:name="_Toc242202423"/>
       <w:r>
         <w:rPr>
           <w:b/>
@@ -11572,8 +11587,8 @@
         <w:pStyle w:val="Titre1"/>
         <w:pageBreakBefore/>
       </w:pPr>
-      <w:bookmarkStart w:id="36" w:name="_Toc242201805"/>
-      <w:bookmarkStart w:id="37" w:name="_Toc242201850"/>
+      <w:bookmarkStart w:id="36" w:name="_Toc242202516"/>
+      <w:bookmarkStart w:id="37" w:name="_Toc242202561"/>
       <w:r>
         <w:lastRenderedPageBreak/>
         <w:t>Chapitre 2 : Analyse de l'existant et cadrage</w:t>
@@ -11596,8 +11611,8 @@
       <w:pPr>
         <w:pStyle w:val="Titre2"/>
       </w:pPr>
-      <w:bookmarkStart w:id="38" w:name="_Toc242201806"/>
-      <w:bookmarkStart w:id="39" w:name="_Toc242201851"/>
+      <w:bookmarkStart w:id="38" w:name="_Toc242202517"/>
+      <w:bookmarkStart w:id="39" w:name="_Toc242202562"/>
       <w:r>
         <w:t>2.1  Étude de l'existant</w:t>
       </w:r>
@@ -11632,7 +11647,7 @@
       <w:pPr>
         <w:pStyle w:val="Titre3"/>
       </w:pPr>
-      <w:bookmarkStart w:id="40" w:name="_Toc242201852"/>
+      <w:bookmarkStart w:id="40" w:name="_Toc242202563"/>
       <w:r>
         <w:t>2.1.1  Les inondations urbaines et côtières : définitions et typologie</w:t>
       </w:r>
@@ -11740,7 +11755,7 @@
         <w:pStyle w:val="Lgende"/>
         <w:keepNext/>
       </w:pPr>
-      <w:bookmarkStart w:id="41" w:name="_Toc242201713"/>
+      <w:bookmarkStart w:id="41" w:name="_Toc242202424"/>
       <w:r>
         <w:rPr>
           <w:b/>
@@ -12390,7 +12405,7 @@
       <w:pPr>
         <w:pStyle w:val="Titre3"/>
       </w:pPr>
-      <w:bookmarkStart w:id="42" w:name="_Toc242201853"/>
+      <w:bookmarkStart w:id="42" w:name="_Toc242202564"/>
       <w:r>
         <w:t>2.1.2  La gestion des risques de catastrophes et les systèmes d'alerte précoce</w:t>
       </w:r>
@@ -12469,7 +12484,7 @@
         </w:rPr>
         <w:lastRenderedPageBreak/>
         <w:drawing>
-          <wp:inline distT="0" distB="0" distL="0" distR="0" wp14:anchorId="5F2B7C7D" wp14:editId="2253B927">
+          <wp:inline distT="0" distB="0" distL="0" distR="0" wp14:anchorId="657088A5" wp14:editId="29371D46">
             <wp:extent cx="3619500" cy="2714625"/>
             <wp:effectExtent l="0" t="0" r="0" b="0"/>
             <wp:docPr id="15" name="Image 15"/>
@@ -12513,7 +12528,7 @@
         <w:pStyle w:val="Lgende"/>
         <w:keepNext/>
       </w:pPr>
-      <w:bookmarkStart w:id="43" w:name="_Toc242201702"/>
+      <w:bookmarkStart w:id="43" w:name="_Toc242202413"/>
       <w:r>
         <w:rPr>
           <w:b/>
@@ -12635,7 +12650,7 @@
         <w:pStyle w:val="Lgende"/>
         <w:keepNext/>
       </w:pPr>
-      <w:bookmarkStart w:id="44" w:name="_Toc242201714"/>
+      <w:bookmarkStart w:id="44" w:name="_Toc242202425"/>
       <w:r>
         <w:rPr>
           <w:b/>
@@ -13138,7 +13153,7 @@
       <w:pPr>
         <w:pStyle w:val="Titre3"/>
       </w:pPr>
-      <w:bookmarkStart w:id="45" w:name="_Toc242201854"/>
+      <w:bookmarkStart w:id="45" w:name="_Toc242202565"/>
       <w:r>
         <w:t>2.1.3  Les inondations au Sénégal</w:t>
       </w:r>
@@ -13152,10 +13167,10 @@
         <w:t>Situé à l'extrémité ouest de l'Afrique, sur la façade atlantique, le Sénégal couvre 196 722 km² et compte 18 032 473 habitants selon les résultats du cinquième Recensement Général de la Population et de l'Habitat (RGPH-5, ANSD, 2023). Son climat soudano-sa</w:t>
       </w:r>
       <w:r>
-        <w:t>hélien alterne une longue saison sèche et une saison des pluies, l'hivernage, de juin à octobre environ, avec des précipitations croissantes du nord vers le sud. La région de Dakar, sur la presqu'île du Cap-Vert, est la plus petite du pays mais concentre p</w:t>
-      </w:r>
-      <w:r>
-        <w:t>rès de 4 millions d'habitants (soit environ 22 % de la population nationale) sur seulement 0,28 % du territoire national.</w:t>
+        <w:t>hélien alterne une longue saison sèche et une saison des pluies, l'hivernage, de juin à octobre environ, avec des précipitations croissantes du nord vers le sud. La région de Dakar, sur la presqu'île du Cap-Vert, est la plus petite du pays mais concentre 3</w:t>
+      </w:r>
+      <w:r>
+        <w:t xml:space="preserve"> 896 564 habitants (soit environ 21,6 % de la population nationale) sur seulement 0,28 % du territoire national.</w:t>
       </w:r>
     </w:p>
     <w:p>
@@ -13163,10 +13178,10 @@
         <w:jc w:val="both"/>
       </w:pPr>
       <w:r>
-        <w:t>Pour caractériser l'aléa, nous avons analysé la série de pluie journalière sur Dakar utilisée par notre module de prédiction : 5 479 j</w:t>
-      </w:r>
-      <w:r>
-        <w:t xml:space="preserve">ours, de 2010 à 2024, issus de l'archive Open-Meteo. Ces données de réanalyse, reconstituées par un modèle et non relevées en station, sous-estiment probablement les cumuls, mais décrivent fidèlement la saison (figure 4). La pluie est </w:t>
+        <w:t>Pour caractériser l'aléa, nous avons analysé la série de pluie journalière sur Dakar utilisée par notre module de prédiction : 5 479 jours, de 2010 à 2024, issus de l'archive Open-Meteo. Ces données de réanalyse, reconstituées par un modèle et non relevées</w:t>
+      </w:r>
+      <w:r>
+        <w:t xml:space="preserve"> en station, sous-estiment probablement les cumuls, mais décrivent fidèlement la saison (figure 4). La pluie est </w:t>
       </w:r>
       <w:r>
         <w:rPr>
@@ -13183,7 +13198,14 @@
           <w:b/>
           <w:bCs/>
         </w:rPr>
-        <w:t>très variable</w:t>
+        <w:t>très variab</w:t>
+      </w:r>
+      <w:r>
+        <w:rPr>
+          <w:b/>
+          <w:bCs/>
+        </w:rPr>
+        <w:t>le</w:t>
       </w:r>
       <w:r>
         <w:t xml:space="preserve"> : de 138 mm en 2014 à 502 mm en 2013, pour une moyenne de 326 mm. Quelques </w:t>
@@ -13196,10 +13218,10 @@
         <w:t>journées exceptionnelles</w:t>
       </w:r>
       <w:r>
-        <w:t xml:space="preserve"> suffisent à créer une cri</w:t>
-      </w:r>
-      <w:r>
-        <w:t>se : 110 mm le 30 août 2013, soit un tiers d'une année moyenne en un jour. Un système d'alerte doit donc être très réactif sur une fenêtre de quelques semaines.</w:t>
+        <w:t xml:space="preserve"> suffisent à créer une crise : 110 mm le 30 août 2013, soit un tiers d'une année moyenne en un jour. Un système d'alerte doit donc être très réactif sur u</w:t>
+      </w:r>
+      <w:r>
+        <w:t>ne fenêtre de quelques semaines.</w:t>
       </w:r>
     </w:p>
     <w:p>
@@ -13214,7 +13236,7 @@
         </w:rPr>
         <w:lastRenderedPageBreak/>
         <w:drawing>
-          <wp:inline distT="0" distB="0" distL="0" distR="0" wp14:anchorId="00F2DCAC" wp14:editId="00085B40">
+          <wp:inline distT="0" distB="0" distL="0" distR="0" wp14:anchorId="426ADF85" wp14:editId="190DCA09">
             <wp:extent cx="5715000" cy="1885950"/>
             <wp:effectExtent l="0" t="0" r="0" b="0"/>
             <wp:docPr id="16" name="Image 16"/>
@@ -13258,7 +13280,7 @@
         <w:pStyle w:val="Lgende"/>
         <w:keepNext/>
       </w:pPr>
-      <w:bookmarkStart w:id="46" w:name="_Toc242201703"/>
+      <w:bookmarkStart w:id="46" w:name="_Toc242202414"/>
       <w:r>
         <w:rPr>
           <w:b/>
@@ -13310,10 +13332,7 @@
         <w:t xml:space="preserve"> : </w:t>
       </w:r>
       <w:r>
-        <w:t>Pluviométrie à Dakar, 2010-2024 : a) cumul annuel ; b) mo</w:t>
-      </w:r>
-      <w:r>
-        <w:t>yenne mensuelle (hivernage en bleu)</w:t>
+        <w:t>Pluviométrie à Dakar, 2010-2024 : a) cumul annuel ; b) moyenne mensuelle (hivernage en bleu)</w:t>
       </w:r>
       <w:bookmarkEnd w:id="46"/>
     </w:p>
@@ -13331,26 +13350,29 @@
         <w:jc w:val="both"/>
       </w:pPr>
       <w:r>
-        <w:t>Pendant la longue sécheresse sahélienne commencée à la fin des années 1960, de nombreuses dépressions de la banlieue dakaroise (cuvettes, nia</w:t>
-      </w:r>
-      <w:r>
-        <w:t>yes) se sont asséchées et ont été loties, souvent informellement, sous l'effet de l'exode rural. Le retour de pluies plus abondantes à partir des années 1990 a remis en eau ces zones désormais habitées, tandis que la nappe phréatique remontait progressivem</w:t>
-      </w:r>
-      <w:r>
-        <w:t>ent (Fall et al., 2014, Dynamique hydro-géomorphologique et urbanisation spontanée dans la presqu'île du Cap-Vert). Les inondations sont depuis devenues récurrentes : 2005, avec le plan Jaxaay de relogement des sinistrés ; 2009, avec une évaluation conjoin</w:t>
-      </w:r>
-      <w:r>
-        <w:t>te des besoins post-catastrophe ; 2012, suivie d'un programme décennal de gestion des inondations ; puis 2020 et 2022 (dates corroborées par les arrêtés ministériels de déclenchement du plan ORSEC national et les bilans pluviométriques de l'ANACIM). Au-del</w:t>
-      </w:r>
-      <w:r>
-        <w:t>à des dégâts matériels, elles entraînent déplacements de population, pertes de revenus pour les activités informelles, interruptions de la scolarité et risques sanitaires majeurs liés aux eaux stagnantes.</w:t>
+        <w:t>Pendant la lo</w:t>
+      </w:r>
+      <w:r>
+        <w:t>ngue sécheresse sahélienne commencée à la fin des années 1960, de nombreuses dépressions de la banlieue dakaroise (cuvettes, niayes) se sont asséchées et ont été loties, souvent informellement, sous l'effet de l'exode rural. Le retour de pluies plus abonda</w:t>
+      </w:r>
+      <w:r>
+        <w:t>ntes à partir des années 1990 a remis en eau ces zones désormais habitées, tandis que la nappe phréatique remontait progressivement (Fall et al., 2014, Dynamique hydro-géomorphologique et urbanisation spontanée dans la presqu'île du Cap-Vert). Les inondati</w:t>
+      </w:r>
+      <w:r>
+        <w:t>ons sont depuis devenues récurrentes : 2005, avec le plan Jaxaay de relogement des sinistrés ; 2009, avec une évaluation conjointe des besoins post-catastrophe ; 2012, suivie d'un programme décennal de gestion des inondations ; puis 2020 et 2022 (dates cor</w:t>
+      </w:r>
+      <w:r>
+        <w:t>roborées par les arrêtés ministériels de déclenchement du plan ORSEC national et les bilans pluviométriques de l'ANACIM). Au-delà des dégâts matériels, elles entraînent déplacements de population, pertes de revenus pour les activités informelles, interrupt</w:t>
+      </w:r>
+      <w:r>
+        <w:t>ions de la scolarité et risques sanitaires majeurs liés aux eaux stagnantes.</w:t>
       </w:r>
     </w:p>
     <w:p>
       <w:pPr>
         <w:pStyle w:val="Titre3"/>
       </w:pPr>
-      <w:bookmarkStart w:id="47" w:name="_Toc242201855"/>
+      <w:bookmarkStart w:id="47" w:name="_Toc242202566"/>
       <w:r>
         <w:lastRenderedPageBreak/>
         <w:t>2.1.4  Le cadre institutionnel sénégalais</w:t>
@@ -13363,10 +13385,10 @@
         <w:jc w:val="both"/>
       </w:pPr>
       <w:r>
-        <w:t>La gestio</w:t>
-      </w:r>
-      <w:r>
-        <w:t>n des inondations mobilise de nombreux acteurs, présentés dans le tableau 7 avec leur rôle et leur principale limite à l'échelle d'un quartier.</w:t>
+        <w:t>La gestion des inondations mobilise de nombreux acteurs, présentés dans le tableau 7 avec leur rôle et leur principale limite à l'échelle</w:t>
+      </w:r>
+      <w:r>
+        <w:t xml:space="preserve"> d'un quartier.</w:t>
       </w:r>
     </w:p>
     <w:p>
@@ -13374,7 +13396,7 @@
         <w:pStyle w:val="Lgende"/>
         <w:keepNext/>
       </w:pPr>
-      <w:bookmarkStart w:id="48" w:name="_Toc242201715"/>
+      <w:bookmarkStart w:id="48" w:name="_Toc242202426"/>
       <w:r>
         <w:rPr>
           <w:b/>
@@ -13525,16 +13547,7 @@
                 <w:sz w:val="19"/>
                 <w:szCs w:val="19"/>
               </w:rPr>
-              <w:t>Rôle pr</w:t>
-            </w:r>
-            <w:r>
-              <w:rPr>
-                <w:b/>
-                <w:bCs/>
-                <w:sz w:val="19"/>
-                <w:szCs w:val="19"/>
-              </w:rPr>
-              <w:t>incipal</w:t>
+              <w:t>Rôle principal</w:t>
             </w:r>
           </w:p>
         </w:tc>
@@ -13921,14 +13934,7 @@
                 <w:sz w:val="19"/>
                 <w:szCs w:val="19"/>
               </w:rPr>
-              <w:t>Dir</w:t>
-            </w:r>
-            <w:r>
-              <w:rPr>
-                <w:sz w:val="19"/>
-                <w:szCs w:val="19"/>
-              </w:rPr>
-              <w:t>ection de la Protection Civile</w:t>
+              <w:t>Direction de la Protection Civile</w:t>
             </w:r>
           </w:p>
         </w:tc>
@@ -13958,7 +13964,14 @@
                 <w:sz w:val="19"/>
                 <w:szCs w:val="19"/>
               </w:rPr>
-              <w:t>Prévention, coordination des secours, plan ORSEC.</w:t>
+              <w:t>Prévention, coordination des secours, plan ORS</w:t>
+            </w:r>
+            <w:r>
+              <w:rPr>
+                <w:sz w:val="19"/>
+                <w:szCs w:val="19"/>
+              </w:rPr>
+              <w:t>EC.</w:t>
             </w:r>
           </w:p>
         </w:tc>
@@ -14291,14 +14304,7 @@
                 <w:sz w:val="19"/>
                 <w:szCs w:val="19"/>
               </w:rPr>
-              <w:t xml:space="preserve">Moyens limités ; pas d'outil </w:t>
-            </w:r>
-            <w:r>
-              <w:rPr>
-                <w:sz w:val="19"/>
-                <w:szCs w:val="19"/>
-              </w:rPr>
-              <w:t>de suivi consolidé.</w:t>
+              <w:t>Moyens limités ; pas d'outil de suivi consolidé.</w:t>
             </w:r>
           </w:p>
         </w:tc>
@@ -14369,7 +14375,14 @@
                 <w:sz w:val="19"/>
                 <w:szCs w:val="19"/>
               </w:rPr>
-              <w:t>Mobilisation des riverains, curage, évacuation de l'eau.</w:t>
+              <w:t xml:space="preserve">Mobilisation des </w:t>
+            </w:r>
+            <w:r>
+              <w:rPr>
+                <w:sz w:val="19"/>
+                <w:szCs w:val="19"/>
+              </w:rPr>
+              <w:t>riverains, curage, évacuation de l'eau.</w:t>
             </w:r>
           </w:p>
         </w:tc>
@@ -14434,10 +14447,7 @@
         <w:t>multiplicité des acteurs</w:t>
       </w:r>
       <w:r>
-        <w:t xml:space="preserve"> complique la coordination, chacun détenant une partie de l'informa</w:t>
-      </w:r>
-      <w:r>
-        <w:t xml:space="preserve">tion ; le dispositif est surtout </w:t>
+        <w:t xml:space="preserve"> complique la coordination, chacun détenant une partie de l'information ; le dispositif est surtout </w:t>
       </w:r>
       <w:r>
         <w:rPr>
@@ -14457,17 +14467,17 @@
         <w:t>maillon local</w:t>
       </w:r>
       <w:r>
-        <w:t xml:space="preserve"> (commune, quartier, habitants) est le moins outillé alors qu'il observe le premier la montée des eaux. C'est sur ce maillon que se positionne MBEUND MI, non pour remplacer les institutions, mais p</w:t>
-      </w:r>
-      <w:r>
-        <w:t>our leur fournir, comme aux habitants, une information partagée, localisée et rapide.</w:t>
+        <w:t xml:space="preserve"> (commune, quartier, habitants) est le moins outillé alors qu'il observe le premier la montée des eaux. C'</w:t>
+      </w:r>
+      <w:r>
+        <w:t>est sur ce maillon que se positionne MBEUND MI, non pour remplacer les institutions, mais pour leur fournir, comme aux habitants, une information partagée, localisée et rapide.</w:t>
       </w:r>
     </w:p>
     <w:p>
       <w:pPr>
         <w:pStyle w:val="Titre3"/>
       </w:pPr>
-      <w:bookmarkStart w:id="49" w:name="_Toc242201856"/>
+      <w:bookmarkStart w:id="49" w:name="_Toc242202567"/>
       <w:r>
         <w:t>2.1.5  Les systèmes d'information géographique appliqués aux inondations</w:t>
       </w:r>
@@ -14488,10 +14498,7 @@
         <w:t>SIG</w:t>
       </w:r>
       <w:r>
-        <w:t xml:space="preserve"> est un ensemble d'outils pour collecter, stocker, analyser et représenter des données loca</w:t>
-      </w:r>
-      <w:r>
-        <w:t xml:space="preserve">lisées ; il superpose des couches d'information et permet de les interroger pour éclairer la décision (Longley et al., 2005). Les données </w:t>
+        <w:t xml:space="preserve"> est un ensemble d'outils pour collecter, stocker, analyser et représenter des données localisées ; il superpose des couches d'information et permet de les interroger pour éclairer la décision (Longley et al., 2005). Les données </w:t>
       </w:r>
       <w:r>
         <w:rPr>
@@ -14501,10 +14508,10 @@
         <w:t>vecteur</w:t>
       </w:r>
       <w:r>
-        <w:t xml:space="preserve"> décrivent des points (un signalement), des lignes (une rue) ou des polygones (une zone de risque) ; les donnée</w:t>
-      </w:r>
-      <w:r>
-        <w:t xml:space="preserve">s </w:t>
+        <w:t xml:space="preserve"> décrivent des point</w:t>
+      </w:r>
+      <w:r>
+        <w:t xml:space="preserve">s (un signalement), des lignes (une rue) ou des polygones (une zone de risque) ; les données </w:t>
       </w:r>
       <w:r>
         <w:rPr>
@@ -14518,7 +14525,10 @@
       </w:r>
       <w:r>
         <w:lastRenderedPageBreak/>
-        <w:t xml:space="preserve">WGS 84 (EPSG:4326). Les bases de données spatiales comme </w:t>
+        <w:t>WGS 84 (EPSG:4326). Les bases de données spatial</w:t>
+      </w:r>
+      <w:r>
+        <w:t xml:space="preserve">es comme </w:t>
       </w:r>
       <w:r>
         <w:rPr>
@@ -14528,10 +14538,7 @@
         <w:t>PostGIS</w:t>
       </w:r>
       <w:r>
-        <w:t xml:space="preserve"> réalisent les calculs géographiques directement dans la base, et des bibli</w:t>
-      </w:r>
-      <w:r>
-        <w:t xml:space="preserve">othèques web comme </w:t>
+        <w:t xml:space="preserve"> réalisent les calculs géographiques directement dans la base, et des bibliothèques web comme </w:t>
       </w:r>
       <w:r>
         <w:rPr>
@@ -14549,7 +14556,10 @@
         <w:jc w:val="both"/>
       </w:pPr>
       <w:r>
-        <w:t xml:space="preserve">Pour cartographier la susceptibilité aux inondations, deux familles de méthodes coexistent. Les </w:t>
+        <w:t>Pour cartographier la susceptibilité aux inondations, deux f</w:t>
+      </w:r>
+      <w:r>
+        <w:t xml:space="preserve">amilles de méthodes coexistent. Les </w:t>
       </w:r>
       <w:r>
         <w:rPr>
@@ -14559,23 +14569,27 @@
         <w:t>méthodes multicritères</w:t>
       </w:r>
       <w:r>
-        <w:t>, comme la hiérarchie multicritèr</w:t>
-      </w:r>
-      <w:r>
-        <w:t xml:space="preserve">e de Saaty (1980), pondèrent les facteurs (altitude, pente, sols, occupation du sol) à dire d'experts : elles sont explicables mais subjectives. Les </w:t>
+        <w:t xml:space="preserve">, comme la hiérarchie multicritère de Saaty (1980), pondèrent les facteurs (altitude, pente, sols, occupation du sol) à dire d'experts : elles sont explicables mais subjectives. Les </w:t>
       </w:r>
       <w:r>
         <w:rPr>
           <w:b/>
           <w:bCs/>
         </w:rPr>
-        <w:t>méthodes d'apprentissage automatique</w:t>
-      </w:r>
-      <w:r>
-        <w:t xml:space="preserve"> apprennent ces pondérations à partir d'inondations observées ; Tehrany</w:t>
-      </w:r>
-      <w:r>
-        <w:t xml:space="preserve"> et al. (2014), dans une étude menée en Malaisie, montrent que le couplage SIG et apprentissage améliore la précision des cartes. Ce couplage, repris par MBEUND MI, suppose un inventaire fiable des inondations passées, qui manque encore à Thiaroye-sur-Mer.</w:t>
+        <w:t>méthodes d'appre</w:t>
+      </w:r>
+      <w:r>
+        <w:rPr>
+          <w:b/>
+          <w:bCs/>
+        </w:rPr>
+        <w:t>ntissage automatique</w:t>
+      </w:r>
+      <w:r>
+        <w:t xml:space="preserve"> apprennent ces pondérations à partir d'inondations observées ; Tehrany et al. (2014), dans une étude menée en Malaisie, montrent que le couplage SIG et apprentissage améliore la précision des cartes. Ce couplage, repris par MBEUND MI, </w:t>
+      </w:r>
+      <w:r>
+        <w:t>suppose un inventaire fiable des inondations passées, qui manque encore à Thiaroye-sur-Mer.</w:t>
       </w:r>
     </w:p>
     <w:p>
@@ -14603,37 +14617,37 @@
         <w:t>NDWI</w:t>
       </w:r>
       <w:r>
-        <w:t xml:space="preserve">, calculé à partir des bandes verte et proche infrarouge, fait ressortir l'eau libre (McFeeters, 1996) ; sa variante MNDWI distingue mieux l'eau du bâti (Xu, 2006). </w:t>
+        <w:t>, calculé à partir des bandes verte et proche infrarouge, fait ressortir l'eau lib</w:t>
+      </w:r>
+      <w:r>
+        <w:t xml:space="preserve">re (McFeeters, 1996) ; sa variante MNDWI distingue mieux l'eau du bâti (Xu, 2006). </w:t>
       </w:r>
       <w:r>
         <w:rPr>
           <w:b/>
           <w:bCs/>
         </w:rPr>
-        <w:t>Google E</w:t>
+        <w:t>Google Earth Engine</w:t>
+      </w:r>
+      <w:r>
+        <w:t xml:space="preserve"> donne un accès gratuit aux archives Landsat et Sentinel et aux moyens de calcul (Gorelick et al., 2017). MBEUND MI calcule le NDWI sur des images </w:t>
       </w:r>
       <w:r>
         <w:rPr>
           <w:b/>
           <w:bCs/>
         </w:rPr>
-        <w:t>arth Engine</w:t>
-      </w:r>
-      <w:r>
-        <w:t xml:space="preserve"> donne un accès gratuit aux archives Landsat et Sentinel et aux moyens de calcul (Gorelick et al., 2017). MBEUND MI calcule le NDWI sur des images </w:t>
+        <w:t>Sentine</w:t>
       </w:r>
       <w:r>
         <w:rPr>
           <w:b/>
           <w:bCs/>
         </w:rPr>
-        <w:t>Sentinel-2</w:t>
-      </w:r>
-      <w:r>
-        <w:t xml:space="preserve"> et compare saison sèche et période récente. Limite connue : l'optique ne traverse pas l</w:t>
-      </w:r>
-      <w:r>
-        <w:t xml:space="preserve">es nuages, fréquents en hivernage ; le radar </w:t>
+        <w:t>l-2</w:t>
+      </w:r>
+      <w:r>
+        <w:t xml:space="preserve"> et compare saison sèche et période récente. Limite connue : l'optique ne traverse pas les nuages, fréquents en hivernage ; le radar </w:t>
       </w:r>
       <w:r>
         <w:rPr>
@@ -14651,28 +14665,28 @@
         <w:jc w:val="both"/>
       </w:pPr>
       <w:r>
-        <w:t>Enfin, une part croissante de l'information géographique est produite par les citoyens (OpenStreetMap, applications de signalement) : c'est l'information géographique vol</w:t>
-      </w:r>
-      <w:r>
-        <w:t>ontaire (Goodchild, 2007). Les SIG participatifs améliorent la pertinence et l'appropriation des cartes dans les pays en développement (Rambaldi et al., 2006), à condition de valider des données de qualité variable. Au Sénégal, l'usage des SIG pour les ino</w:t>
-      </w:r>
-      <w:r>
-        <w:t>ndations s'est développé surtout par des projets financés de l'extérieur, comme le Projet de Gestion des Eaux Pluviales et d'adaptation au changement climatique (PROGEP, 2012-2019) mené par l'ADM et la Banque mondiale. Il se heurte à des données anciennes,</w:t>
-      </w:r>
-      <w:r>
-        <w:t xml:space="preserve"> au coût des logiciels propriétaires, au manque de compétences pérennes et à la faible interopérabilité entre institutions. D'où le choix, pour MBEUND MI, de technologies libres et interopérables (PostgreSQL/PostGIS, Django, React, GeoJSON).</w:t>
+        <w:t>Enfin, une part croissante de l'information géographique est produite par les c</w:t>
+      </w:r>
+      <w:r>
+        <w:t>itoyens (OpenStreetMap, applications de signalement) : c'est l'information géographique volontaire (Goodchild, 2007). Les SIG participatifs améliorent la pertinence et l'appropriation des cartes dans les pays en développement (Rambaldi et al., 2006), à con</w:t>
+      </w:r>
+      <w:r>
+        <w:t>dition de valider des données de qualité variable. Au Sénégal, l'usage des SIG pour les inondations s'est développé surtout par des projets financés de l'extérieur, comme le Projet de Gestion des Eaux Pluviales et d'adaptation au changement climatique (PRO</w:t>
+      </w:r>
+      <w:r>
+        <w:t>GEP, 2012-2019) mené par l'ADM et la Banque mondiale. Il se heurte à des données anciennes, au coût des logiciels propriétaires, au manque de compétences pérennes et à la faible interopérabilité entre institutions. D'où le choix, pour MBEUND MI, de technol</w:t>
+      </w:r>
+      <w:r>
+        <w:t>ogies libres et interopérables (PostgreSQL/PostGIS, Django, React, GeoJSON).</w:t>
       </w:r>
     </w:p>
     <w:p>
       <w:pPr>
         <w:pStyle w:val="Titre3"/>
       </w:pPr>
-      <w:bookmarkStart w:id="50" w:name="_Toc242201857"/>
-      <w:r>
-        <w:t>2.1.6  Les sol</w:t>
-      </w:r>
-      <w:r>
-        <w:t>utions numériques existantes en Afrique</w:t>
+      <w:bookmarkStart w:id="50" w:name="_Toc242202568"/>
+      <w:r>
+        <w:t>2.1.6  Les solutions numériques existantes en Afrique</w:t>
       </w:r>
       <w:bookmarkEnd w:id="50"/>
     </w:p>
@@ -14682,20 +14696,20 @@
         <w:jc w:val="both"/>
       </w:pPr>
       <w:r>
-        <w:t xml:space="preserve">Trois familles de solutions coexistent en Afrique. Les systèmes mondiaux de prévision, comme Google Flood Hub, fondé sur des modèles LSTM capables de prévoir les crues même dans des </w:t>
+        <w:t xml:space="preserve">Trois familles de solutions coexistent en Afrique. Les systèmes mondiaux de prévision, comme Google Flood Hub, fondé sur des </w:t>
+      </w:r>
+      <w:r>
+        <w:t xml:space="preserve">modèles LSTM capables de prévoir les crues même dans des </w:t>
       </w:r>
       <w:r>
         <w:lastRenderedPageBreak/>
-        <w:t>bassins sans station (Nearing et a</w:t>
-      </w:r>
-      <w:r>
-        <w:t>l., 2024), et GloFAS, système européen Copernicus de prévision des débits des grands fleuves. Les dispositifs régionaux, comme le projet FANFAR (2018-2021), qui a développé avec AGRHYMET et le SMHI un système de prévision des crues pour l'Afrique de l'Oues</w:t>
-      </w:r>
-      <w:r>
-        <w:t>t, et, au Sénégal, les bulletins de l'ANACIM. Les plateformes participatives enfin, comme Ushahidi, née au Kenya en 2008 pour cartographier des signalements reçus par SMS ou par le web, ou Ramani Huria, qui a mobilisé étudiants et habitants de Dar es Salaa</w:t>
-      </w:r>
-      <w:r>
-        <w:t>m pour cartographier dans OpenStreetMap les zones inondables et les réseaux de drainage. Le tableau 8 les compare.</w:t>
+        <w:t>bassins sans station (Nearing et al., 2024), et GloFAS, système européen Copernicus de prévision des débits des grands fleuves. Les dispositifs régionaux, comme le projet FANFAR (2018-2021), qui a dé</w:t>
+      </w:r>
+      <w:r>
+        <w:t>veloppé avec AGRHYMET et le SMHI un système de prévision des crues pour l'Afrique de l'Ouest, et, au Sénégal, les bulletins de l'ANACIM. Les plateformes participatives enfin, comme Ushahidi, née au Kenya en 2008 pour cartographier des signalements reçus pa</w:t>
+      </w:r>
+      <w:r>
+        <w:t>r SMS ou par le web, ou Ramani Huria, qui a mobilisé étudiants et habitants de Dar es Salaam pour cartographier dans OpenStreetMap les zones inondables et les réseaux de drainage. Le tableau 8 les compare.</w:t>
       </w:r>
     </w:p>
     <w:p>
@@ -14703,7 +14717,7 @@
         <w:pStyle w:val="Lgende"/>
         <w:keepNext/>
       </w:pPr>
-      <w:bookmarkStart w:id="51" w:name="_Toc242201716"/>
+      <w:bookmarkStart w:id="51" w:name="_Toc242202427"/>
       <w:r>
         <w:rPr>
           <w:b/>
@@ -14755,7 +14769,10 @@
         <w:t xml:space="preserve"> : </w:t>
       </w:r>
       <w:r>
-        <w:t>Comparaison des solutions numériques existantes et de MBEUND MI</w:t>
+        <w:t xml:space="preserve">Comparaison </w:t>
+      </w:r>
+      <w:r>
+        <w:t>des solutions numériques existantes et de MBEUND MI</w:t>
       </w:r>
       <w:bookmarkEnd w:id="51"/>
     </w:p>
@@ -14922,16 +14939,7 @@
                 <w:sz w:val="19"/>
                 <w:szCs w:val="19"/>
               </w:rPr>
-              <w:t>Participat</w:t>
-            </w:r>
-            <w:r>
-              <w:rPr>
-                <w:b/>
-                <w:bCs/>
-                <w:sz w:val="19"/>
-                <w:szCs w:val="19"/>
-              </w:rPr>
-              <w:t>ion</w:t>
+              <w:t>Participation</w:t>
             </w:r>
           </w:p>
         </w:tc>
@@ -16116,10 +16124,7 @@
         <w:jc w:val="both"/>
       </w:pPr>
       <w:r>
-        <w:t>Cinq leçons en découlent pour MB</w:t>
-      </w:r>
-      <w:r>
-        <w:t xml:space="preserve">EUND MI : </w:t>
+        <w:t xml:space="preserve">Cinq leçons en découlent pour MBEUND MI : </w:t>
       </w:r>
       <w:r>
         <w:rPr>
@@ -16136,7 +16141,14 @@
           <w:b/>
           <w:bCs/>
         </w:rPr>
-        <w:t>la combinaison des sources</w:t>
+        <w:t>la comb</w:t>
+      </w:r>
+      <w:r>
+        <w:rPr>
+          <w:b/>
+          <w:bCs/>
+        </w:rPr>
+        <w:t>inaison des sources</w:t>
       </w:r>
       <w:r>
         <w:t xml:space="preserve">, aucune ne suffisant seule ; </w:t>
@@ -16156,14 +16168,7 @@
           <w:b/>
           <w:bCs/>
         </w:rPr>
-        <w:t>la place de l</w:t>
-      </w:r>
-      <w:r>
-        <w:rPr>
-          <w:b/>
-          <w:bCs/>
-        </w:rPr>
-        <w:t>'humain</w:t>
+        <w:t>la place de l'humain</w:t>
       </w:r>
       <w:r>
         <w:t xml:space="preserve">, les signalements devant être validés et les prévisions aider la décision sans la remplacer ; </w:t>
@@ -16176,15 +16181,18 @@
         <w:t>la pérennité</w:t>
       </w:r>
       <w:r>
-        <w:t>, que favorisent des technologies libres et documentées.</w:t>
+        <w:t>, que favorisent des technologie</w:t>
+      </w:r>
+      <w:r>
+        <w:t>s libres et documentées.</w:t>
       </w:r>
     </w:p>
     <w:p>
       <w:pPr>
         <w:pStyle w:val="Titre2"/>
       </w:pPr>
-      <w:bookmarkStart w:id="52" w:name="_Toc242201807"/>
-      <w:bookmarkStart w:id="53" w:name="_Toc242201858"/>
+      <w:bookmarkStart w:id="52" w:name="_Toc242202518"/>
+      <w:bookmarkStart w:id="53" w:name="_Toc242202569"/>
       <w:r>
         <w:t>2.2  Critique de l'existant</w:t>
       </w:r>
@@ -16234,17 +16242,13 @@
           <w:bCs/>
         </w:rPr>
         <w:lastRenderedPageBreak/>
-        <w:t>Un maillon local faib</w:t>
-      </w:r>
-      <w:r>
-        <w:rPr>
-          <w:b/>
-          <w:bCs/>
-        </w:rPr>
-        <w:t>le.</w:t>
-      </w:r>
-      <w:r>
-        <w:t xml:space="preserve"> Le cadre institutionnel est riche mais fragmenté ; son maillon le plus fragile est le niveau local.</w:t>
+        <w:t>Un maillon local faible.</w:t>
+      </w:r>
+      <w:r>
+        <w:t xml:space="preserve"> Le cadre institutionnel est riche mais fragmenté ; son maillon le plus fragile est le niveau local</w:t>
+      </w:r>
+      <w:r>
+        <w:t>.</w:t>
       </w:r>
     </w:p>
     <w:p>
@@ -16264,10 +16268,7 @@
         <w:t>Des solutions numériques orientées vers d'autres problèmes.</w:t>
       </w:r>
       <w:r>
-        <w:t xml:space="preserve"> Les outils existants en Afrique traitent surtout les crues fluviales à grande échelle, pas l</w:t>
-      </w:r>
-      <w:r>
-        <w:t>es inondations pluviales, phréatiques et côtières d'une commune littorale.</w:t>
+        <w:t xml:space="preserve"> Les outils existants en Afrique traitent surtout les crues fluviales à grande échelle, pas les inondations pluviales, phréatiques et côtières d'une commune littorale.</w:t>
       </w:r>
     </w:p>
     <w:p>
@@ -16284,7 +16285,14 @@
           <w:b/>
           <w:bCs/>
         </w:rPr>
-        <w:t>Des habitants mobilisés mais peu outillés.</w:t>
+        <w:t>Des habitants mobilisés mai</w:t>
+      </w:r>
+      <w:r>
+        <w:rPr>
+          <w:b/>
+          <w:bCs/>
+        </w:rPr>
+        <w:t>s peu outillés.</w:t>
       </w:r>
       <w:r>
         <w:t xml:space="preserve"> L'enquête de terrain montre des habitants qui trouvent eux-mêmes des solutions, sans outil de signalement ni d'information en temps réel.</w:t>
@@ -16307,10 +16315,13 @@
       <w:pPr>
         <w:pStyle w:val="Titre2"/>
       </w:pPr>
-      <w:bookmarkStart w:id="54" w:name="_Toc242201808"/>
-      <w:bookmarkStart w:id="55" w:name="_Toc242201859"/>
-      <w:r>
-        <w:t>2.3  Expression des besoins fonctionnels et non fonctionnels</w:t>
+      <w:bookmarkStart w:id="54" w:name="_Toc242202519"/>
+      <w:bookmarkStart w:id="55" w:name="_Toc242202570"/>
+      <w:r>
+        <w:t>2.3  Expres</w:t>
+      </w:r>
+      <w:r>
+        <w:t>sion des besoins fonctionnels et non fonctionnels</w:t>
       </w:r>
       <w:bookmarkEnd w:id="54"/>
       <w:bookmarkEnd w:id="55"/>
@@ -16331,10 +16342,7 @@
         <w:t>acteurs humains</w:t>
       </w:r>
       <w:r>
-        <w:t>, qui corre</w:t>
-      </w:r>
-      <w:r>
-        <w:t xml:space="preserve">spondent aux quatre rôles gérés par la plateforme : le </w:t>
+        <w:t xml:space="preserve">, qui correspondent aux quatre rôles gérés par la plateforme : le </w:t>
       </w:r>
       <w:r>
         <w:rPr>
@@ -16351,7 +16359,14 @@
           <w:b/>
           <w:bCs/>
         </w:rPr>
-        <w:t>agent de terrain</w:t>
+        <w:t>agent</w:t>
+      </w:r>
+      <w:r>
+        <w:rPr>
+          <w:b/>
+          <w:bCs/>
+        </w:rPr>
+        <w:t xml:space="preserve"> de terrain</w:t>
       </w:r>
       <w:r>
         <w:t>, qui dispose des fonctions du citoyen et reçoit en plus les alertes destinées au personnel ; l'</w:t>
@@ -16364,10 +16379,7 @@
         <w:t>autorité</w:t>
       </w:r>
       <w:r>
-        <w:t>, gestionnaire communal ou de crise ; l</w:t>
-      </w:r>
-      <w:r>
-        <w:t>'</w:t>
+        <w:t>, gestionnaire communal ou de crise ; l'</w:t>
       </w:r>
       <w:r>
         <w:rPr>
@@ -16377,7 +16389,10 @@
         <w:t>administrateur</w:t>
       </w:r>
       <w:r>
-        <w:t xml:space="preserve">, qui dispose des droits de l'autorité et gère en plus les comptes et les capteurs. S'y ajoutent des </w:t>
+        <w:t>, qui dispose des droits de l'autorité et gère en plus les comptes et les capteurs. S'y</w:t>
+      </w:r>
+      <w:r>
+        <w:t xml:space="preserve"> ajoutent des </w:t>
       </w:r>
       <w:r>
         <w:rPr>
@@ -16388,10 +16403,7 @@
         <w:t>acteurs non humains</w:t>
       </w:r>
       <w:r>
-        <w:t xml:space="preserve"> : le planificateur de tâches, les capteurs et les services externes (météo, satellite, SMS, modèle de langage). Le table</w:t>
-      </w:r>
-      <w:r>
-        <w:t>au 9 présente les besoins fonctionnels retenus.</w:t>
+        <w:t xml:space="preserve"> : le planificateur de tâches, les capteurs et les services externes (météo, satellite, SMS, modèle de langage). Le tableau 9 présente les besoins fonctionnels retenus.</w:t>
       </w:r>
     </w:p>
     <w:p>
@@ -16399,7 +16411,7 @@
         <w:pStyle w:val="Lgende"/>
         <w:keepNext/>
       </w:pPr>
-      <w:bookmarkStart w:id="56" w:name="_Toc242201717"/>
+      <w:bookmarkStart w:id="56" w:name="_Toc242202428"/>
       <w:r>
         <w:rPr>
           <w:b/>
@@ -17661,8 +17673,8 @@
       <w:pPr>
         <w:pStyle w:val="Titre2"/>
       </w:pPr>
-      <w:bookmarkStart w:id="57" w:name="_Toc242201809"/>
-      <w:bookmarkStart w:id="58" w:name="_Toc242201860"/>
+      <w:bookmarkStart w:id="57" w:name="_Toc242202520"/>
+      <w:bookmarkStart w:id="58" w:name="_Toc242202571"/>
       <w:r>
         <w:t>2.4  Solutions envisagées et choix retenu</w:t>
       </w:r>
@@ -17702,8 +17714,8 @@
       <w:pPr>
         <w:pStyle w:val="Titre2"/>
       </w:pPr>
-      <w:bookmarkStart w:id="59" w:name="_Toc242201810"/>
-      <w:bookmarkStart w:id="60" w:name="_Toc242201861"/>
+      <w:bookmarkStart w:id="59" w:name="_Toc242202521"/>
+      <w:bookmarkStart w:id="60" w:name="_Toc242202572"/>
       <w:r>
         <w:t>2.5  Planification du projet</w:t>
       </w:r>
@@ -17723,7 +17735,7 @@
         <w:pStyle w:val="Lgende"/>
         <w:keepNext/>
       </w:pPr>
-      <w:bookmarkStart w:id="61" w:name="_Toc242201718"/>
+      <w:bookmarkStart w:id="61" w:name="_Toc242202429"/>
       <w:r>
         <w:rPr>
           <w:b/>
@@ -18478,8 +18490,8 @@
         <w:pStyle w:val="Titre1"/>
         <w:pageBreakBefore/>
       </w:pPr>
-      <w:bookmarkStart w:id="62" w:name="_Toc242201811"/>
-      <w:bookmarkStart w:id="63" w:name="_Toc242201862"/>
+      <w:bookmarkStart w:id="62" w:name="_Toc242202522"/>
+      <w:bookmarkStart w:id="63" w:name="_Toc242202573"/>
       <w:r>
         <w:lastRenderedPageBreak/>
         <w:t>Chapitre 3 : Conception de la solution</w:t>
@@ -18502,8 +18514,8 @@
       <w:pPr>
         <w:pStyle w:val="Titre2"/>
       </w:pPr>
-      <w:bookmarkStart w:id="64" w:name="_Toc242201812"/>
-      <w:bookmarkStart w:id="65" w:name="_Toc242201863"/>
+      <w:bookmarkStart w:id="64" w:name="_Toc242202523"/>
+      <w:bookmarkStart w:id="65" w:name="_Toc242202574"/>
       <w:r>
         <w:t>3.1  Démarche et méthode de conception</w:t>
       </w:r>
@@ -18547,7 +18559,7 @@
         <w:pStyle w:val="Lgende"/>
         <w:keepNext/>
       </w:pPr>
-      <w:bookmarkStart w:id="66" w:name="_Toc242201719"/>
+      <w:bookmarkStart w:id="66" w:name="_Toc242202430"/>
       <w:r>
         <w:rPr>
           <w:b/>
@@ -19207,8 +19219,8 @@
       <w:pPr>
         <w:pStyle w:val="Titre2"/>
       </w:pPr>
-      <w:bookmarkStart w:id="67" w:name="_Toc242201813"/>
-      <w:bookmarkStart w:id="68" w:name="_Toc242201864"/>
+      <w:bookmarkStart w:id="67" w:name="_Toc242202524"/>
+      <w:bookmarkStart w:id="68" w:name="_Toc242202575"/>
       <w:r>
         <w:t>3.2  Architecture générale de la solution</w:t>
       </w:r>
@@ -19254,7 +19266,7 @@
           <w:noProof/>
         </w:rPr>
         <w:drawing>
-          <wp:inline distT="0" distB="0" distL="0" distR="0" wp14:anchorId="5BA15288" wp14:editId="56E81E28">
+          <wp:inline distT="0" distB="0" distL="0" distR="0" wp14:anchorId="410C7125" wp14:editId="155D62EC">
             <wp:extent cx="5715000" cy="3409950"/>
             <wp:effectExtent l="0" t="0" r="0" b="0"/>
             <wp:docPr id="17" name="Image 17"/>
@@ -19298,7 +19310,7 @@
         <w:pStyle w:val="Lgende"/>
         <w:keepNext/>
       </w:pPr>
-      <w:bookmarkStart w:id="69" w:name="_Toc242201704"/>
+      <w:bookmarkStart w:id="69" w:name="_Toc242202415"/>
       <w:r>
         <w:rPr>
           <w:b/>
@@ -19367,8 +19379,8 @@
       <w:pPr>
         <w:pStyle w:val="Titre2"/>
       </w:pPr>
-      <w:bookmarkStart w:id="70" w:name="_Toc242201814"/>
-      <w:bookmarkStart w:id="71" w:name="_Toc242201865"/>
+      <w:bookmarkStart w:id="70" w:name="_Toc242202525"/>
+      <w:bookmarkStart w:id="71" w:name="_Toc242202576"/>
       <w:r>
         <w:t>3.3  Modélisation détaillée</w:t>
       </w:r>
@@ -19379,7 +19391,7 @@
       <w:pPr>
         <w:pStyle w:val="Titre4"/>
       </w:pPr>
-      <w:bookmarkStart w:id="72" w:name="_Toc242201866"/>
+      <w:bookmarkStart w:id="72" w:name="_Toc242202577"/>
       <w:r>
         <w:t>a) Diagramme de cas d'utilisation</w:t>
       </w:r>
@@ -19408,7 +19420,7 @@
         </w:rPr>
         <w:lastRenderedPageBreak/>
         <w:drawing>
-          <wp:inline distT="0" distB="0" distL="0" distR="0" wp14:anchorId="21D9C3B1" wp14:editId="3A352B01">
+          <wp:inline distT="0" distB="0" distL="0" distR="0" wp14:anchorId="3AA8C057" wp14:editId="76E7A3D1">
             <wp:extent cx="5715000" cy="4152900"/>
             <wp:effectExtent l="0" t="0" r="0" b="0"/>
             <wp:docPr id="18" name="Image 18"/>
@@ -19452,7 +19464,7 @@
         <w:pStyle w:val="Lgende"/>
         <w:keepNext/>
       </w:pPr>
-      <w:bookmarkStart w:id="73" w:name="_Toc242201705"/>
+      <w:bookmarkStart w:id="73" w:name="_Toc242202416"/>
       <w:r>
         <w:rPr>
           <w:b/>
@@ -19528,7 +19540,7 @@
       <w:pPr>
         <w:pStyle w:val="Titre4"/>
       </w:pPr>
-      <w:bookmarkStart w:id="74" w:name="_Toc242201867"/>
+      <w:bookmarkStart w:id="74" w:name="_Toc242202578"/>
       <w:r>
         <w:t>b) Diagramme de classes</w:t>
       </w:r>
@@ -19570,7 +19582,7 @@
         </w:rPr>
         <w:lastRenderedPageBreak/>
         <w:drawing>
-          <wp:inline distT="0" distB="0" distL="0" distR="0" wp14:anchorId="24BF86B4" wp14:editId="629F69DA">
+          <wp:inline distT="0" distB="0" distL="0" distR="0" wp14:anchorId="2F847D71" wp14:editId="08CD1CEA">
             <wp:extent cx="5715000" cy="4695825"/>
             <wp:effectExtent l="0" t="0" r="0" b="0"/>
             <wp:docPr id="19" name="Image 19"/>
@@ -19614,7 +19626,7 @@
         <w:pStyle w:val="Lgende"/>
         <w:keepNext/>
       </w:pPr>
-      <w:bookmarkStart w:id="75" w:name="_Toc242201706"/>
+      <w:bookmarkStart w:id="75" w:name="_Toc242202417"/>
       <w:r>
         <w:rPr>
           <w:b/>
@@ -19686,7 +19698,7 @@
       <w:pPr>
         <w:pStyle w:val="Titre4"/>
       </w:pPr>
-      <w:bookmarkStart w:id="76" w:name="_Toc242201868"/>
+      <w:bookmarkStart w:id="76" w:name="_Toc242202579"/>
       <w:r>
         <w:t>c) Diagrammes de séquence</w:t>
       </w:r>
@@ -19728,7 +19740,7 @@
         </w:rPr>
         <w:lastRenderedPageBreak/>
         <w:drawing>
-          <wp:inline distT="0" distB="0" distL="0" distR="0" wp14:anchorId="18ACAE75" wp14:editId="33AD8550">
+          <wp:inline distT="0" distB="0" distL="0" distR="0" wp14:anchorId="3FDAEDB6" wp14:editId="4CDE3B81">
             <wp:extent cx="5715000" cy="4095750"/>
             <wp:effectExtent l="0" t="0" r="0" b="0"/>
             <wp:docPr id="20" name="Image 20"/>
@@ -19772,7 +19784,7 @@
         <w:pStyle w:val="Lgende"/>
         <w:keepNext/>
       </w:pPr>
-      <w:bookmarkStart w:id="77" w:name="_Toc242201707"/>
+      <w:bookmarkStart w:id="77" w:name="_Toc242202418"/>
       <w:r>
         <w:rPr>
           <w:b/>
@@ -19873,7 +19885,7 @@
         </w:rPr>
         <w:lastRenderedPageBreak/>
         <w:drawing>
-          <wp:inline distT="0" distB="0" distL="0" distR="0" wp14:anchorId="22E01A7E" wp14:editId="0A6511BE">
+          <wp:inline distT="0" distB="0" distL="0" distR="0" wp14:anchorId="049D9C48" wp14:editId="2D813685">
             <wp:extent cx="5715000" cy="3714750"/>
             <wp:effectExtent l="0" t="0" r="0" b="0"/>
             <wp:docPr id="21" name="Image 21"/>
@@ -19917,7 +19929,7 @@
         <w:pStyle w:val="Lgende"/>
         <w:keepNext/>
       </w:pPr>
-      <w:bookmarkStart w:id="78" w:name="_Toc242201708"/>
+      <w:bookmarkStart w:id="78" w:name="_Toc242202419"/>
       <w:r>
         <w:rPr>
           <w:b/>
@@ -19986,8 +19998,8 @@
       <w:pPr>
         <w:pStyle w:val="Titre2"/>
       </w:pPr>
-      <w:bookmarkStart w:id="79" w:name="_Toc242201815"/>
-      <w:bookmarkStart w:id="80" w:name="_Toc242201869"/>
+      <w:bookmarkStart w:id="79" w:name="_Toc242202526"/>
+      <w:bookmarkStart w:id="80" w:name="_Toc242202580"/>
       <w:r>
         <w:lastRenderedPageBreak/>
         <w:t>3.4  Choix des outils, technologies et matériels</w:t>
@@ -20009,7 +20021,7 @@
         <w:pStyle w:val="Lgende"/>
         <w:keepNext/>
       </w:pPr>
-      <w:bookmarkStart w:id="81" w:name="_Toc242201720"/>
+      <w:bookmarkStart w:id="81" w:name="_Toc242202431"/>
       <w:r>
         <w:rPr>
           <w:b/>
@@ -21707,8 +21719,8 @@
         <w:pStyle w:val="Titre1"/>
         <w:pageBreakBefore/>
       </w:pPr>
-      <w:bookmarkStart w:id="82" w:name="_Toc242201816"/>
-      <w:bookmarkStart w:id="83" w:name="_Toc242201870"/>
+      <w:bookmarkStart w:id="82" w:name="_Toc242202527"/>
+      <w:bookmarkStart w:id="83" w:name="_Toc242202581"/>
       <w:r>
         <w:lastRenderedPageBreak/>
         <w:t>Chapitre 4 : Réalisation, tests et résultats</w:t>
@@ -21731,8 +21743,8 @@
       <w:pPr>
         <w:pStyle w:val="Titre2"/>
       </w:pPr>
-      <w:bookmarkStart w:id="84" w:name="_Toc242201817"/>
-      <w:bookmarkStart w:id="85" w:name="_Toc242201871"/>
+      <w:bookmarkStart w:id="84" w:name="_Toc242202528"/>
+      <w:bookmarkStart w:id="85" w:name="_Toc242202582"/>
       <w:r>
         <w:t>4.1  Mise en œuvre et environnement de travail</w:t>
       </w:r>
@@ -21743,7 +21755,7 @@
       <w:pPr>
         <w:pStyle w:val="Titre3"/>
       </w:pPr>
-      <w:bookmarkStart w:id="86" w:name="_Toc242201872"/>
+      <w:bookmarkStart w:id="86" w:name="_Toc242202583"/>
       <w:r>
         <w:t>4.1.1  Environnement de travail</w:t>
       </w:r>
@@ -21767,7 +21779,7 @@
       <w:pPr>
         <w:pStyle w:val="Titre3"/>
       </w:pPr>
-      <w:bookmarkStart w:id="87" w:name="_Toc242201873"/>
+      <w:bookmarkStart w:id="87" w:name="_Toc242202584"/>
       <w:r>
         <w:t>4.1.2  Environnement d'expérimentation</w:t>
       </w:r>
@@ -21913,7 +21925,7 @@
       <w:pPr>
         <w:pStyle w:val="Titre3"/>
       </w:pPr>
-      <w:bookmarkStart w:id="88" w:name="_Toc242201874"/>
+      <w:bookmarkStart w:id="88" w:name="_Toc242202585"/>
       <w:commentRangeStart w:id="89"/>
       <w:r>
         <w:t>4.1.3  Données et prétraitement</w:t>
@@ -22161,7 +22173,7 @@
       <w:pPr>
         <w:pStyle w:val="Titre3"/>
       </w:pPr>
-      <w:bookmarkStart w:id="90" w:name="_Toc242201875"/>
+      <w:bookmarkStart w:id="90" w:name="_Toc242202586"/>
       <w:commentRangeStart w:id="91"/>
       <w:r>
         <w:t>4.1.4  Modèles d'intelligence artificielle</w:t>
@@ -22276,7 +22288,7 @@
       <w:pPr>
         <w:pStyle w:val="Titre3"/>
       </w:pPr>
-      <w:bookmarkStart w:id="92" w:name="_Toc242201876"/>
+      <w:bookmarkStart w:id="92" w:name="_Toc242202587"/>
       <w:commentRangeStart w:id="93"/>
       <w:r>
         <w:t>4.1.5  Backend, temps réel et services</w:t>
@@ -22443,8 +22455,8 @@
       <w:pPr>
         <w:pStyle w:val="Titre2"/>
       </w:pPr>
-      <w:bookmarkStart w:id="94" w:name="_Toc242201818"/>
-      <w:bookmarkStart w:id="95" w:name="_Toc242201877"/>
+      <w:bookmarkStart w:id="94" w:name="_Toc242202529"/>
+      <w:bookmarkStart w:id="95" w:name="_Toc242202588"/>
       <w:r>
         <w:t>4.2  Présentation de la solutio</w:t>
       </w:r>
@@ -22466,7 +22478,7 @@
       <w:pPr>
         <w:pStyle w:val="Titre3"/>
       </w:pPr>
-      <w:bookmarkStart w:id="96" w:name="_Toc242201878"/>
+      <w:bookmarkStart w:id="96" w:name="_Toc242202589"/>
       <w:commentRangeStart w:id="97"/>
       <w:r>
         <w:t>4.2.1  Espace citoyen</w:t>
@@ -22535,7 +22547,7 @@
       <w:pPr>
         <w:pStyle w:val="Titre3"/>
       </w:pPr>
-      <w:bookmarkStart w:id="98" w:name="_Toc242201879"/>
+      <w:bookmarkStart w:id="98" w:name="_Toc242202590"/>
       <w:commentRangeStart w:id="99"/>
       <w:r>
         <w:t>4.2.2  Espace autorité</w:t>
@@ -22601,7 +22613,7 @@
       <w:pPr>
         <w:pStyle w:val="Titre3"/>
       </w:pPr>
-      <w:bookmarkStart w:id="100" w:name="_Toc242201880"/>
+      <w:bookmarkStart w:id="100" w:name="_Toc242202591"/>
       <w:commentRangeStart w:id="101"/>
       <w:r>
         <w:t>4.2.3  Scénario de démonstration</w:t>
@@ -22631,7 +22643,7 @@
         <w:pStyle w:val="Lgende"/>
         <w:keepNext/>
       </w:pPr>
-      <w:bookmarkStart w:id="102" w:name="_Toc242201721"/>
+      <w:bookmarkStart w:id="102" w:name="_Toc242202432"/>
       <w:r>
         <w:rPr>
           <w:b/>
@@ -23404,8 +23416,8 @@
       <w:pPr>
         <w:pStyle w:val="Titre2"/>
       </w:pPr>
-      <w:bookmarkStart w:id="103" w:name="_Toc242201819"/>
-      <w:bookmarkStart w:id="104" w:name="_Toc242201881"/>
+      <w:bookmarkStart w:id="103" w:name="_Toc242202530"/>
+      <w:bookmarkStart w:id="104" w:name="_Toc242202592"/>
       <w:r>
         <w:t>4.3  Tests et validation</w:t>
       </w:r>
@@ -23416,7 +23428,7 @@
       <w:pPr>
         <w:pStyle w:val="Titre3"/>
       </w:pPr>
-      <w:bookmarkStart w:id="105" w:name="_Toc242201882"/>
+      <w:bookmarkStart w:id="105" w:name="_Toc242202593"/>
       <w:commentRangeStart w:id="106"/>
       <w:r>
         <w:t>4.3.1  Tests automatisés et contrôles de qualité</w:t>
@@ -23443,7 +23455,7 @@
         <w:pStyle w:val="Lgende"/>
         <w:keepNext/>
       </w:pPr>
-      <w:bookmarkStart w:id="107" w:name="_Toc242201722"/>
+      <w:bookmarkStart w:id="107" w:name="_Toc242202433"/>
       <w:r>
         <w:rPr>
           <w:b/>
@@ -24056,7 +24068,7 @@
       <w:pPr>
         <w:pStyle w:val="Titre3"/>
       </w:pPr>
-      <w:bookmarkStart w:id="108" w:name="_Toc242201883"/>
+      <w:bookmarkStart w:id="108" w:name="_Toc242202594"/>
       <w:commentRangeStart w:id="109"/>
       <w:r>
         <w:t>4.3.2  Évaluation du modèle de classification du risque</w:t>
@@ -24080,7 +24092,7 @@
         <w:pStyle w:val="Lgende"/>
         <w:keepNext/>
       </w:pPr>
-      <w:bookmarkStart w:id="110" w:name="_Toc242201723"/>
+      <w:bookmarkStart w:id="110" w:name="_Toc242202434"/>
       <w:r>
         <w:rPr>
           <w:b/>
@@ -25335,7 +25347,7 @@
       <w:pPr>
         <w:pStyle w:val="Titre3"/>
       </w:pPr>
-      <w:bookmarkStart w:id="111" w:name="_Toc242201884"/>
+      <w:bookmarkStart w:id="111" w:name="_Toc242202595"/>
       <w:commentRangeStart w:id="112"/>
       <w:r>
         <w:t>4.3.3  Évaluation du réseau LSTM et de la détection satellite</w:t>
@@ -25358,18 +25370,13 @@
         <w:t>Réseau LSTM.</w:t>
       </w:r>
       <w:r>
-        <w:t xml:space="preserve"> Mesuré le 3 octobre 2026 sur 38 séquences de validation (190 séquences d'entraînement tirées de 214 jours de pluie simulée, 5 époques), le LSTM obtient une erreur absolue moyenne de 8,0 cm (erreur quadratique moyenne de 11,5 cm). La référence naïve « le n</w:t>
-      </w:r>
-      <w:r>
-        <w:t xml:space="preserve">iveau de demain égale celui d'aujourd'hui » obtient 6,0 cm (9,1 cm) : le LSTM ne fait donc pas mieux que cette référence. </w:t>
-      </w:r>
-      <w:r>
-        <w:rPr>
-          <w:i/>
-          <w:iCs/>
-          <w:highlight w:val="yellow"/>
-        </w:rPr>
-        <w:t>[À REFAIRE : mesure à relancer avec les données et le modèle actuels]</w:t>
+        <w:t xml:space="preserve"> Mesuré les 3 et 6 octobre 2026 (résultat identique : le modèle et les données n'ont pas changé depuis le 9 septembre) sur 38 séquences de validation (190 séquences d'entraînement tirées de 214 jours de pluie simulée, 5 époques), le LSTM obtient une erreur</w:t>
+      </w:r>
+      <w:r>
+        <w:t xml:space="preserve"> absolue moyenne de 8,0 cm (erreur quadratique moyenne de 11,5 cm). La référence naïve « le niveau de demain égale celui d'aujourd'hui » obtient 6,0 cm (9,1 cm) : le LSTM ne fait donc pas mieux que cette référence. Le niveau d'eau moyen de ces séquences n'</w:t>
+      </w:r>
+      <w:r>
+        <w:t>est que de 7,7 cm et un seul des 38 jours dépasse 30 cm (erreur du LSTM de 33,3 cm ce jour-là, contre 18,5 cm pour la référence) : la mesure porte surtout sur de très faibles niveaux et reste fragile.</w:t>
       </w:r>
     </w:p>
     <w:p>
@@ -25384,22 +25391,22 @@
         <w:t>Détection satellite.</w:t>
       </w:r>
       <w:r>
-        <w:t xml:space="preserve"> La détection des zones nouvellement inondée</w:t>
-      </w:r>
-      <w:r>
-        <w:t>s par l'indice NDWI (seuil 0,3) est intégrée à la chaîne d'alerte et exécutée toutes les 12 heures. Elle n'a pas fait l'objet d'une validation quantitative contre des polygones d'inondation observés : aucune valeur de précision n'est donc annoncée.</w:t>
+        <w:t xml:space="preserve"> La détection des zones nouvellemen</w:t>
+      </w:r>
+      <w:r>
+        <w:t>t inondées par l'indice NDWI (seuil 0,3) est intégrée à la chaîne d'alerte et exécutée toutes les 12 heures. Elle n'a pas fait l'objet d'une validation quantitative contre des polygones d'inondation observés : aucune valeur de précision n'est donc annoncée</w:t>
+      </w:r>
+      <w:r>
+        <w:t>.</w:t>
       </w:r>
     </w:p>
     <w:p>
       <w:pPr>
         <w:pStyle w:val="Titre3"/>
       </w:pPr>
-      <w:bookmarkStart w:id="113" w:name="_Toc242201885"/>
-      <w:r>
-        <w:t xml:space="preserve">4.3.4  </w:t>
-      </w:r>
-      <w:r>
-        <w:t>Essai de la chaîne complète avec les prévisions du 4 octobre 2026</w:t>
+      <w:bookmarkStart w:id="113" w:name="_Toc242202596"/>
+      <w:r>
+        <w:t>4.3.4  Essai de la chaîne complète avec les prévisions du 4 octobre 2026</w:t>
       </w:r>
       <w:bookmarkEnd w:id="113"/>
     </w:p>
@@ -25408,13 +25415,13 @@
         <w:jc w:val="both"/>
       </w:pPr>
       <w:r>
-        <w:t xml:space="preserve">Le 4 octobre 2026, la chaîne a été exécutée sur des données réelles. L'interrogation en direct de l'API Open-Meteo pour Thiaroye-sur-Mer a mesuré une intensité instantanée de 0,3 mm/h et un </w:t>
-      </w:r>
-      <w:r>
-        <w:t>cumul prévu sur 24h de 9,2 mm. La chaîne automatisée a immédiatement réagi : les données ont été injectées en base, les 7 jours de prévisions ont été créés, et le modèle Random Forest a évalué les quartiers. Conformément aux lois physiques et au seuil cali</w:t>
-      </w:r>
-      <w:r>
-        <w:t xml:space="preserve">bré (PLUIE_MIN_MODELE_MM, aujourd'hui fixé à 15 mm), l'IA a maintenu les zones au statut VERT (score de 0,00), ce qui évite une sur-alerte pour une pluie sans danger. </w:t>
+        <w:t>Le 4 octobre 2026, la chaîne a été exécutée sur des données réelles. L'interrogation en direct de l'API Open-Meteo pour Thiaroye-sur-Mer a mesuré une intensité instantanée de 0,3 mm</w:t>
+      </w:r>
+      <w:r>
+        <w:t>/h et un cumul prévu sur 24h de 9,2 mm. La chaîne automatisée a immédiatement réagi : les données ont été injectées en base, les 7 jours de prévisions ont été créés, et le modèle Random Forest a évalué les quartiers. Conformément aux lois physiques et au s</w:t>
+      </w:r>
+      <w:r>
+        <w:t xml:space="preserve">euil calibré (PLUIE_MIN_MODELE_MM, aujourd'hui fixé à 15 mm), l'IA a maintenu les zones au statut VERT (score de 0,00), ce qui évite une sur-alerte pour une pluie sans danger. </w:t>
       </w:r>
       <w:r>
         <w:rPr>
@@ -25422,13 +25429,7 @@
           <w:iCs/>
           <w:highlight w:val="yellow"/>
         </w:rPr>
-        <w:t>[À VÉRIFIER : valeurs relevées le 4 octobre, à confirmer par le journal d'exécution]</w:t>
-      </w:r>
-      <w:r>
-        <w:t xml:space="preserve"> Des </w:t>
-      </w:r>
-      <w:r>
-        <w:t xml:space="preserve">simulations d'intensification artificielle ont montré le basculement automatique en JAUNE dès 45 mm (score 0,40) et en ORANGE dès 65 mm (score 0,50, probabilité 99 %). </w:t>
+        <w:t>[À VÉRIFIER : valeurs relevées le 4 octobre, à confirmer par le journal d'exécut</w:t>
       </w:r>
       <w:r>
         <w:rPr>
@@ -25436,7 +25437,10 @@
           <w:iCs/>
           <w:highlight w:val="yellow"/>
         </w:rPr>
-        <w:t xml:space="preserve">[À REFAIRE : ces seuils ont été obtenus avant le changement du seuil d'activation de 30 </w:t>
+        <w:t>ion]</w:t>
+      </w:r>
+      <w:r>
+        <w:t xml:space="preserve"> Des simulations d'intensification artificielle ont montré le basculement automatique en JAUNE dès 45 mm (score 0,40) et en ORANGE dès 65 mm (score 0,50, probabilité 99 %). </w:t>
       </w:r>
       <w:r>
         <w:rPr>
@@ -25444,7 +25448,15 @@
           <w:iCs/>
           <w:highlight w:val="yellow"/>
         </w:rPr>
-        <w:t>à 15 mm]</w:t>
+        <w:t>[À REFAIRE : ces seuils ont été obtenus avant le changement du seuil d'activati</w:t>
+      </w:r>
+      <w:r>
+        <w:rPr>
+          <w:i/>
+          <w:iCs/>
+          <w:highlight w:val="yellow"/>
+        </w:rPr>
+        <w:t>on de 30 à 15 mm]</w:t>
       </w:r>
     </w:p>
     <w:p>
@@ -25452,6 +25464,7 @@
         <w:jc w:val="both"/>
       </w:pPr>
       <w:r>
+        <w:lastRenderedPageBreak/>
         <w:t>Cet essai porte sur la chaîne logicielle, depuis la météo jusqu'à la décision : il ne constitue pas une validation sur le terrain, aucune inondation n'ayant eu lieu ce jour-là et aucun capteur n'étant installé.</w:t>
       </w:r>
     </w:p>
@@ -25459,14 +25472,13 @@
       <w:pPr>
         <w:pStyle w:val="Titre3"/>
       </w:pPr>
-      <w:bookmarkStart w:id="114" w:name="_Toc242201886"/>
+      <w:bookmarkStart w:id="114" w:name="_Toc242202597"/>
       <w:commentRangeStart w:id="115"/>
       <w:r>
-        <w:lastRenderedPageBreak/>
-        <w:t>4.3.5  Confrontation avec les hypoth</w:t>
-      </w:r>
-      <w:r>
-        <w:t>èses de recherche</w:t>
+        <w:t>4.3.5  Confrontation avec l</w:t>
+      </w:r>
+      <w:r>
+        <w:t>es hypothèses de recherche</w:t>
       </w:r>
       <w:commentRangeEnd w:id="115"/>
       <w:r>
@@ -25487,7 +25499,7 @@
         <w:pStyle w:val="Lgende"/>
         <w:keepNext/>
       </w:pPr>
-      <w:bookmarkStart w:id="116" w:name="_Toc242201724"/>
+      <w:bookmarkStart w:id="116" w:name="_Toc242202435"/>
       <w:r>
         <w:rPr>
           <w:b/>
@@ -25539,10 +25551,7 @@
         <w:t xml:space="preserve"> : </w:t>
       </w:r>
       <w:r>
-        <w:t>Co</w:t>
-      </w:r>
-      <w:r>
-        <w:t>nfrontation des hypothèses aux résultats</w:t>
+        <w:t>Confrontation des hypothèses aux résultats</w:t>
       </w:r>
       <w:bookmarkEnd w:id="116"/>
     </w:p>
@@ -26132,8 +26141,8 @@
       <w:pPr>
         <w:pStyle w:val="Titre2"/>
       </w:pPr>
-      <w:bookmarkStart w:id="117" w:name="_Toc242201820"/>
-      <w:bookmarkStart w:id="118" w:name="_Toc242201887"/>
+      <w:bookmarkStart w:id="117" w:name="_Toc242202531"/>
+      <w:bookmarkStart w:id="118" w:name="_Toc242202598"/>
       <w:r>
         <w:t>4.4  Évaluation des coûts</w:t>
       </w:r>
@@ -26156,7 +26165,7 @@
         <w:pStyle w:val="Lgende"/>
         <w:keepNext/>
       </w:pPr>
-      <w:bookmarkStart w:id="119" w:name="_Toc242201725"/>
+      <w:bookmarkStart w:id="119" w:name="_Toc242202436"/>
       <w:r>
         <w:rPr>
           <w:b/>
@@ -27022,8 +27031,8 @@
       <w:pPr>
         <w:pStyle w:val="Titre2"/>
       </w:pPr>
-      <w:bookmarkStart w:id="120" w:name="_Toc242201821"/>
-      <w:bookmarkStart w:id="121" w:name="_Toc242201888"/>
+      <w:bookmarkStart w:id="120" w:name="_Toc242202532"/>
+      <w:bookmarkStart w:id="121" w:name="_Toc242202599"/>
       <w:r>
         <w:t>4.5  Difficultés rencontrées et solutions apportées</w:t>
       </w:r>
@@ -27035,7 +27044,7 @@
         <w:pStyle w:val="Lgende"/>
         <w:keepNext/>
       </w:pPr>
-      <w:bookmarkStart w:id="122" w:name="_Toc242201726"/>
+      <w:bookmarkStart w:id="122" w:name="_Toc242202437"/>
       <w:r>
         <w:rPr>
           <w:b/>
@@ -27700,8 +27709,8 @@
         <w:pStyle w:val="Titre1"/>
         <w:pageBreakBefore/>
       </w:pPr>
-      <w:bookmarkStart w:id="123" w:name="_Toc242201822"/>
-      <w:bookmarkStart w:id="124" w:name="_Toc242201889"/>
+      <w:bookmarkStart w:id="123" w:name="_Toc242202533"/>
+      <w:bookmarkStart w:id="124" w:name="_Toc242202600"/>
       <w:r>
         <w:lastRenderedPageBreak/>
         <w:t>Conclusion générale et perspectives</w:t>
@@ -27713,8 +27722,8 @@
       <w:pPr>
         <w:pStyle w:val="Titre2"/>
       </w:pPr>
-      <w:bookmarkStart w:id="125" w:name="_Toc242201823"/>
-      <w:bookmarkStart w:id="126" w:name="_Toc242201890"/>
+      <w:bookmarkStart w:id="125" w:name="_Toc242202534"/>
+      <w:bookmarkStart w:id="126" w:name="_Toc242202601"/>
       <w:r>
         <w:t>Rappel de la problé</w:t>
       </w:r>
@@ -27729,10 +27738,10 @@
         <w:jc w:val="both"/>
       </w:pPr>
       <w:r>
-        <w:t>Le présent Projet de Fin de Formation, mené en vue de l'obtention du Diplôme de l'Institut Supérieur d'Enseignement Professionnel (DISEP) au sein de l'ISEP Amadou Trawaré (ISEP-AT), s'est attaqué à l'un des défis environnementaux et humains les plus critiq</w:t>
-      </w:r>
-      <w:r>
-        <w:t>ues de la métropole dakaroise : les inondations récurrentes dans la commune de Thiaroye-sur-Mer.</w:t>
+        <w:t>Le présent Projet de Fin de Formation, mené en vue de l'obtention du Diplôme de l'Institut Supérieur d'Enseignement Professionnel (DISEP) au sein de l'ISEP Amadou Trawaré (ISEP-AT), s'est attaqué à l'un des défis environnementaux e</w:t>
+      </w:r>
+      <w:r>
+        <w:t>t humains les plus critiques de la métropole dakaroise : les inondations récurrentes dans la commune de Thiaroye-sur-Mer.</w:t>
       </w:r>
     </w:p>
     <w:p>
@@ -27740,18 +27749,18 @@
         <w:jc w:val="both"/>
       </w:pPr>
       <w:r>
-        <w:t>Face aux limites patentes des bulletins météorologiques nationaux macroscopiques et à l'isolement des riverains lors des montées d'eau brutales, nous avons con</w:t>
-      </w:r>
-      <w:r>
-        <w:t>çu et développé MBEUND MI, un prototype fonctionnel de plateforme numérique d'alerte précoce, modulaire et ouverte à tous les habitants.</w:t>
+        <w:t>Face aux limites patentes des bulletins météorologiques nationaux macroscopiques et à l'isolement des riverains lors des montées d'eau brutales, nous avons conçu et développé MBEUND MI, un prototype fonctionnel de plateforme numérique d'alerte précoce, mod</w:t>
+      </w:r>
+      <w:r>
+        <w:t>ulaire et ouverte à tous les habitants.</w:t>
       </w:r>
     </w:p>
     <w:p>
       <w:pPr>
         <w:pStyle w:val="Titre2"/>
       </w:pPr>
-      <w:bookmarkStart w:id="127" w:name="_Toc242201824"/>
-      <w:bookmarkStart w:id="128" w:name="_Toc242201891"/>
+      <w:bookmarkStart w:id="127" w:name="_Toc242202535"/>
+      <w:bookmarkStart w:id="128" w:name="_Toc242202602"/>
       <w:commentRangeStart w:id="129"/>
       <w:r>
         <w:t>Bilan des résultats</w:t>
@@ -27768,16 +27777,13 @@
         <w:jc w:val="both"/>
       </w:pPr>
       <w:r>
-        <w:t xml:space="preserve">Au plan scientifique et technologique, ce travail démontre que l'hybridation des données est la </w:t>
-      </w:r>
-      <w:r>
-        <w:t>clé de voûte de la résilience urbaine sahélienne. En associant les observations spatiales de Sentinel-2 (NDWI), les prévisions horaires fines d'Open-Meteo, les flux télémétriques IoT et la vigilance active des citoyens, MBEUND MI dépasse le simple cadre d'</w:t>
-      </w:r>
-      <w:r>
-        <w:t>un tableau de bord pour constituer un système d'aide à la décision. L'association d'un classifieur Random Forest calibré et d'un réseau récurrent LSTM pose les bases d'une anticipation locale ; leurs performances mesurées au chapitre 4 montrent toutefois q</w:t>
-      </w:r>
-      <w:r>
-        <w:t>u'elles restent à consolider avec des données réelles.</w:t>
+        <w:t>Au plan scientifique et technologique, ce travail démontre que l'hybridation des données est la clé de voûte de la résilience urbaine sahélienne. En associant les observations spatiales de Sent</w:t>
+      </w:r>
+      <w:r>
+        <w:t>inel-2 (NDWI), les prévisions horaires fines d'Open-Meteo, les flux télémétriques IoT et la vigilance active des citoyens, MBEUND MI dépasse le simple cadre d'un tableau de bord pour constituer un système d'aide à la décision. L'association d'un classifieu</w:t>
+      </w:r>
+      <w:r>
+        <w:t>r Random Forest calibré et d'un réseau récurrent LSTM pose les bases d'une anticipation locale ; leurs performances mesurées au chapitre 4 montrent toutefois qu'elles restent à consolider avec des données réelles.</w:t>
       </w:r>
     </w:p>
     <w:p>
@@ -27785,13 +27791,16 @@
         <w:jc w:val="both"/>
       </w:pPr>
       <w:r>
-        <w:t xml:space="preserve">Au plan social et opérationnel, la plateforme s'est attachée à respecter les réalités vécues sur le terrain. L'enquête menée le 15 mai 2026 à Thiaroye a guidé la conception d'outils résolument humains </w:t>
-      </w:r>
-      <w:r>
-        <w:t>: un algorithme de navigation d'urgence par plus court chemin sécurisé (Dijkstra pondéré) qui guide les familles vers les refuges en évitant les artères submergées ; un assistant conversationnel IA (NDAM) accessible en français ; et un canal de diffusion p</w:t>
-      </w:r>
-      <w:r>
-        <w:t>ar SMS destiné à atteindre les habitants sans smartphone, dont l'activation en production reste à finaliser.</w:t>
+        <w:t>Au plan social et opérationnel, la platefo</w:t>
+      </w:r>
+      <w:r>
+        <w:t>rme s'est attachée à respecter les réalités vécues sur le terrain. L'enquête menée le 15 mai 2026 à Thiaroye a guidé la conception d'outils résolument humains : un algorithme de navigation d'urgence par plus court chemin sécurisé (Dijkstra pondéré) qui gui</w:t>
+      </w:r>
+      <w:r>
+        <w:t>de les familles vers les refuges en évitant les artères submergées ; un assistant conversationnel IA (NDAM) accessible en français ; et un canal de diffusion par SMS destiné à atteindre les habitants sans smartphone, dont l'activation en production reste à</w:t>
+      </w:r>
+      <w:r>
+        <w:t xml:space="preserve"> finaliser.</w:t>
       </w:r>
     </w:p>
     <w:p>
@@ -27807,7 +27816,7 @@
         <w:pStyle w:val="Lgende"/>
         <w:keepNext/>
       </w:pPr>
-      <w:bookmarkStart w:id="130" w:name="_Toc242201727"/>
+      <w:bookmarkStart w:id="130" w:name="_Toc242202438"/>
       <w:r>
         <w:rPr>
           <w:b/>
@@ -27860,10 +27869,7 @@
         <w:t xml:space="preserve"> : </w:t>
       </w:r>
       <w:r>
-        <w:t>Bilan des objectifs spécif</w:t>
-      </w:r>
-      <w:r>
-        <w:t>iques</w:t>
+        <w:t>Bilan des objectifs spécifiques</w:t>
       </w:r>
       <w:bookmarkEnd w:id="130"/>
     </w:p>
@@ -28439,8 +28445,8 @@
       <w:pPr>
         <w:pStyle w:val="Titre2"/>
       </w:pPr>
-      <w:bookmarkStart w:id="131" w:name="_Toc242201825"/>
-      <w:bookmarkStart w:id="132" w:name="_Toc242201892"/>
+      <w:bookmarkStart w:id="131" w:name="_Toc242202536"/>
+      <w:bookmarkStart w:id="132" w:name="_Toc242202603"/>
       <w:r>
         <w:t>Apports du projet pour le groupe</w:t>
       </w:r>
@@ -28465,8 +28471,8 @@
       <w:pPr>
         <w:pStyle w:val="Titre2"/>
       </w:pPr>
-      <w:bookmarkStart w:id="133" w:name="_Toc242201826"/>
-      <w:bookmarkStart w:id="134" w:name="_Toc242201893"/>
+      <w:bookmarkStart w:id="133" w:name="_Toc242202537"/>
+      <w:bookmarkStart w:id="134" w:name="_Toc242202604"/>
       <w:commentRangeStart w:id="135"/>
       <w:r>
         <w:t>Perspectives d'amélioration</w:t>
@@ -28720,8 +28726,8 @@
         <w:pStyle w:val="Titre1"/>
         <w:pageBreakBefore/>
       </w:pPr>
-      <w:bookmarkStart w:id="136" w:name="_Toc242201827"/>
-      <w:bookmarkStart w:id="137" w:name="_Toc242201894"/>
+      <w:bookmarkStart w:id="136" w:name="_Toc242202538"/>
+      <w:bookmarkStart w:id="137" w:name="_Toc242202605"/>
       <w:r>
         <w:lastRenderedPageBreak/>
         <w:t>Bibliographie et webographie</w:t>
@@ -29124,7 +29130,10 @@
         <w:ind w:left="567" w:hanging="567"/>
       </w:pPr>
       <w:r>
-        <w:t>Ramani Huria. Community mapping for flood resilience in Dar es Salaam. https://ramanihuria.org (consulté le 25 septembre 2026).</w:t>
+        <w:t>Ramani Huria. Community mapping for flood resilience in Dar es Salaam. https://ramanihur</w:t>
+      </w:r>
+      <w:r>
+        <w:t>ia.org (consulté le 25 septembre 2026).</w:t>
       </w:r>
     </w:p>
     <w:p>
@@ -29133,10 +29142,7 @@
         <w:ind w:left="567" w:hanging="567"/>
       </w:pPr>
       <w:r>
-        <w:t>Rambaldi, G., Kwaku Kyem, P. A., McCall, M., &amp; Weiner, D. (2006). Participatory spatial information management and communication</w:t>
-      </w:r>
-      <w:r>
-        <w:t xml:space="preserve"> in developing countries. </w:t>
+        <w:t xml:space="preserve">Rambaldi, G., Kwaku Kyem, P. A., McCall, M., &amp; Weiner, D. (2006). Participatory spatial information management and communication in developing countries. </w:t>
       </w:r>
       <w:r>
         <w:rPr>
@@ -29155,10 +29161,7 @@
         <w:ind w:left="567" w:hanging="567"/>
       </w:pPr>
       <w:r>
-        <w:t>République du Sénégal (2013). Loi n° 2013-10 du 28 décembre 2013 portant Code général des collectivités locales. Journal officiel de la République du S</w:t>
-      </w:r>
-      <w:r>
-        <w:t>énégal n° 6775.</w:t>
+        <w:t>République du Sénégal (2013). Loi n° 2013-10 du 28 décembre 2013 portant Code général des collectivités locales. Journal officiel de la République du Sénégal n° 6775.</w:t>
       </w:r>
     </w:p>
     <w:p>
@@ -29167,7 +29170,10 @@
         <w:ind w:left="567" w:hanging="567"/>
       </w:pPr>
       <w:r>
-        <w:t xml:space="preserve">Saaty, T. L. (1980). </w:t>
+        <w:t xml:space="preserve">Saaty, T. </w:t>
+      </w:r>
+      <w:r>
+        <w:t xml:space="preserve">L. (1980). </w:t>
       </w:r>
       <w:r>
         <w:rPr>
@@ -29186,10 +29192,7 @@
         <w:ind w:left="567" w:hanging="567"/>
       </w:pPr>
       <w:r>
-        <w:t>Tehrany, M. S., Pradhan, B., &amp; Jebur, M. N. (2014). Flood susceptibility mapping using a novel ensemble weights-of-evidence and support vector machine models in GI</w:t>
-      </w:r>
-      <w:r>
-        <w:t xml:space="preserve">S. </w:t>
+        <w:t xml:space="preserve">Tehrany, M. S., Pradhan, B., &amp; Jebur, M. N. (2014). Flood susceptibility mapping using a novel ensemble weights-of-evidence and support vector machine models in GIS. </w:t>
       </w:r>
       <w:r>
         <w:rPr>
@@ -29199,7 +29202,10 @@
         <w:t>Journal of Hydrology</w:t>
       </w:r>
       <w:r>
-        <w:t>, 512, 332-343.</w:t>
+        <w:t>, 5</w:t>
+      </w:r>
+      <w:r>
+        <w:t>12, 332-343.</w:t>
       </w:r>
     </w:p>
     <w:p>
@@ -29234,17 +29240,13 @@
           <w:i/>
           <w:iCs/>
         </w:rPr>
-        <w:t>Cadre de Sendai pour la réduction des risques de cat</w:t>
-      </w:r>
-      <w:r>
-        <w:rPr>
-          <w:i/>
-          <w:iCs/>
-        </w:rPr>
-        <w:t>astrophe 2015-2030</w:t>
-      </w:r>
-      <w:r>
-        <w:t>. Genève : Nations Unies.</w:t>
+        <w:t>Cadre de Sendai pour la réduction des risques de catastrophe 2015-2030</w:t>
+      </w:r>
+      <w:r>
+        <w:t>. Genève</w:t>
+      </w:r>
+      <w:r>
+        <w:t xml:space="preserve"> : Nations Unies.</w:t>
       </w:r>
     </w:p>
     <w:p>
@@ -29262,10 +29264,10 @@
         <w:ind w:left="567" w:hanging="567"/>
       </w:pPr>
       <w:r>
-        <w:t>Xu, H. (2006). Modification of normalised difference water index (NDWI) to enha</w:t>
-      </w:r>
-      <w:r>
-        <w:t xml:space="preserve">nce open water features in remotely sensed imagery. </w:t>
+        <w:t>Xu, H. (2006). Modification of normalised difference water index (NDWI) to enhance open water features in</w:t>
+      </w:r>
+      <w:r>
+        <w:t xml:space="preserve"> remotely sensed imagery. </w:t>
       </w:r>
       <w:r>
         <w:rPr>
@@ -29283,8 +29285,8 @@
         <w:pStyle w:val="Titre1"/>
         <w:pageBreakBefore/>
       </w:pPr>
-      <w:bookmarkStart w:id="138" w:name="_Toc242201828"/>
-      <w:bookmarkStart w:id="139" w:name="_Toc242201895"/>
+      <w:bookmarkStart w:id="138" w:name="_Toc242202539"/>
+      <w:bookmarkStart w:id="139" w:name="_Toc242202606"/>
       <w:r>
         <w:lastRenderedPageBreak/>
         <w:t>Annexes</w:t>
@@ -29307,8 +29309,8 @@
       <w:pPr>
         <w:pStyle w:val="Titre2"/>
       </w:pPr>
-      <w:bookmarkStart w:id="140" w:name="_Toc242201829"/>
-      <w:bookmarkStart w:id="141" w:name="_Toc242201896"/>
+      <w:bookmarkStart w:id="140" w:name="_Toc242202540"/>
+      <w:bookmarkStart w:id="141" w:name="_Toc242202607"/>
       <w:r>
         <w:t>Annexe 1 : Coordonnées GPS des points d'enquête du 15 mai 2026 à Thiaroye-sur-Mer</w:t>
       </w:r>
@@ -29997,8 +29999,8 @@
       <w:pPr>
         <w:pStyle w:val="Titre2"/>
       </w:pPr>
-      <w:bookmarkStart w:id="142" w:name="_Toc242201830"/>
-      <w:bookmarkStart w:id="143" w:name="_Toc242201897"/>
+      <w:bookmarkStart w:id="142" w:name="_Toc242202541"/>
+      <w:bookmarkStart w:id="143" w:name="_Toc242202608"/>
       <w:commentRangeStart w:id="144"/>
       <w:r>
         <w:t>Annexe 2 : Dictionnaire de données de la base spatiale relationnelle (PostGIS / EPSG:4326)</w:t>
@@ -39074,8 +39076,8 @@
       <w:pPr>
         <w:pStyle w:val="Titre2"/>
       </w:pPr>
-      <w:bookmarkStart w:id="145" w:name="_Toc242201831"/>
-      <w:bookmarkStart w:id="146" w:name="_Toc242201898"/>
+      <w:bookmarkStart w:id="145" w:name="_Toc242202542"/>
+      <w:bookmarkStart w:id="146" w:name="_Toc242202609"/>
       <w:commentRangeStart w:id="147"/>
       <w:r>
         <w:t>Annexe 3 : Catalogue des points d'accès majeurs de l'API RESTful</w:t>
@@ -41295,8 +41297,8 @@
       <w:pPr>
         <w:pStyle w:val="Titre2"/>
       </w:pPr>
-      <w:bookmarkStart w:id="148" w:name="_Toc242201832"/>
-      <w:bookmarkStart w:id="149" w:name="_Toc242201899"/>
+      <w:bookmarkStart w:id="148" w:name="_Toc242202543"/>
+      <w:bookmarkStart w:id="149" w:name="_Toc242202610"/>
       <w:commentRangeStart w:id="150"/>
       <w:r>
         <w:t>Annexe 4 : Extraits algorithmiques majeurs du code source</w:t>
@@ -41949,8 +41951,8 @@
       <w:pPr>
         <w:pStyle w:val="Titre2"/>
       </w:pPr>
-      <w:bookmarkStart w:id="151" w:name="_Toc242201833"/>
-      <w:bookmarkStart w:id="152" w:name="_Toc242201900"/>
+      <w:bookmarkStart w:id="151" w:name="_Toc242202544"/>
+      <w:bookmarkStart w:id="152" w:name="_Toc242202611"/>
       <w:r>
         <w:t>Annexe 5 : Mesures détaillées du modèle de classification du risque</w:t>
       </w:r>
@@ -44294,7 +44296,7 @@
     <w:sdt>
       <w:sdtPr>
         <w:alias w:val="Table des matières détaillée"/>
-        <w:id w:val="-597014716"/>
+        <w:id w:val="1430399645"/>
       </w:sdtPr>
       <w:sdtEndPr>
         <w:rPr>
@@ -44332,7 +44334,7 @@
           <w:r>
             <w:fldChar w:fldCharType="separate"/>
           </w:r>
-          <w:hyperlink w:anchor="_Toc242201834" w:history="1">
+          <w:hyperlink w:anchor="_Toc242202545" w:history="1">
             <w:r>
               <w:rPr>
                 <w:rStyle w:val="Lienhypertexte"/>
@@ -44356,7 +44358,7 @@
               <w:rPr>
                 <w:noProof/>
               </w:rPr>
-              <w:instrText xml:space="preserve"> PAGEREF _Toc242201834 \h </w:instrText>
+              <w:instrText xml:space="preserve"> PAGEREF _Toc242202545 \h </w:instrText>
             </w:r>
             <w:r>
               <w:rPr>
@@ -44397,7 +44399,7 @@
               <w:szCs w:val="22"/>
             </w:rPr>
           </w:pPr>
-          <w:hyperlink w:anchor="_Toc242201835" w:history="1">
+          <w:hyperlink w:anchor="_Toc242202546" w:history="1">
             <w:r>
               <w:rPr>
                 <w:rStyle w:val="Lienhypertexte"/>
@@ -44421,7 +44423,7 @@
               <w:rPr>
                 <w:noProof/>
               </w:rPr>
-              <w:instrText xml:space="preserve"> PAGEREF _Toc242201835 \h </w:instrText>
+              <w:instrText xml:space="preserve"> PAGEREF _Toc242202546 \h </w:instrText>
             </w:r>
             <w:r>
               <w:rPr>
@@ -44462,7 +44464,7 @@
               <w:szCs w:val="22"/>
             </w:rPr>
           </w:pPr>
-          <w:hyperlink w:anchor="_Toc242201836" w:history="1">
+          <w:hyperlink w:anchor="_Toc242202547" w:history="1">
             <w:r>
               <w:rPr>
                 <w:rStyle w:val="Lienhypertexte"/>
@@ -44486,7 +44488,7 @@
               <w:rPr>
                 <w:noProof/>
               </w:rPr>
-              <w:instrText xml:space="preserve"> PAGEREF _Toc242201836 \h </w:instrText>
+              <w:instrText xml:space="preserve"> PAGEREF _Toc242202547 \h </w:instrText>
             </w:r>
             <w:r>
               <w:rPr>
@@ -44527,7 +44529,7 @@
               <w:szCs w:val="22"/>
             </w:rPr>
           </w:pPr>
-          <w:hyperlink w:anchor="_Toc242201837" w:history="1">
+          <w:hyperlink w:anchor="_Toc242202548" w:history="1">
             <w:r>
               <w:rPr>
                 <w:rStyle w:val="Lienhypertexte"/>
@@ -44551,7 +44553,7 @@
               <w:rPr>
                 <w:noProof/>
               </w:rPr>
-              <w:instrText xml:space="preserve"> PAGEREF _Toc242201837 \h </w:instrText>
+              <w:instrText xml:space="preserve"> PAGEREF _Toc242202548 \h </w:instrText>
             </w:r>
             <w:r>
               <w:rPr>
@@ -44592,7 +44594,7 @@
               <w:szCs w:val="22"/>
             </w:rPr>
           </w:pPr>
-          <w:hyperlink w:anchor="_Toc242201838" w:history="1">
+          <w:hyperlink w:anchor="_Toc242202549" w:history="1">
             <w:r>
               <w:rPr>
                 <w:rStyle w:val="Lienhypertexte"/>
@@ -44616,7 +44618,7 @@
               <w:rPr>
                 <w:noProof/>
               </w:rPr>
-              <w:instrText xml:space="preserve"> PAGEREF _Toc242201838 \h </w:instrText>
+              <w:instrText xml:space="preserve"> PAGEREF _Toc242202549 \h </w:instrText>
             </w:r>
             <w:r>
               <w:rPr>
@@ -44657,7 +44659,7 @@
               <w:szCs w:val="22"/>
             </w:rPr>
           </w:pPr>
-          <w:hyperlink w:anchor="_Toc242201839" w:history="1">
+          <w:hyperlink w:anchor="_Toc242202550" w:history="1">
             <w:r>
               <w:rPr>
                 <w:rStyle w:val="Lienhypertexte"/>
@@ -44681,7 +44683,7 @@
               <w:rPr>
                 <w:noProof/>
               </w:rPr>
-              <w:instrText xml:space="preserve"> PAGEREF _Toc242201839 \h </w:instrText>
+              <w:instrText xml:space="preserve"> PAGEREF _Toc242202550 \h </w:instrText>
             </w:r>
             <w:r>
               <w:rPr>
@@ -44722,7 +44724,7 @@
               <w:szCs w:val="22"/>
             </w:rPr>
           </w:pPr>
-          <w:hyperlink w:anchor="_Toc242201840" w:history="1">
+          <w:hyperlink w:anchor="_Toc242202551" w:history="1">
             <w:r>
               <w:rPr>
                 <w:rStyle w:val="Lienhypertexte"/>
@@ -44746,7 +44748,7 @@
               <w:rPr>
                 <w:noProof/>
               </w:rPr>
-              <w:instrText xml:space="preserve"> PAGEREF _Toc242201840 \h </w:instrText>
+              <w:instrText xml:space="preserve"> PAGEREF _Toc242202551 \h </w:instrText>
             </w:r>
             <w:r>
               <w:rPr>
@@ -44787,7 +44789,7 @@
               <w:szCs w:val="22"/>
             </w:rPr>
           </w:pPr>
-          <w:hyperlink w:anchor="_Toc242201841" w:history="1">
+          <w:hyperlink w:anchor="_Toc242202552" w:history="1">
             <w:r>
               <w:rPr>
                 <w:rStyle w:val="Lienhypertexte"/>
@@ -44811,7 +44813,7 @@
               <w:rPr>
                 <w:noProof/>
               </w:rPr>
-              <w:instrText xml:space="preserve"> PAGEREF _Toc242201841 \h </w:instrText>
+              <w:instrText xml:space="preserve"> PAGEREF _Toc242202552 \h </w:instrText>
             </w:r>
             <w:r>
               <w:rPr>
@@ -44854,7 +44856,7 @@
               <w:szCs w:val="22"/>
             </w:rPr>
           </w:pPr>
-          <w:hyperlink w:anchor="_Toc242201842" w:history="1">
+          <w:hyperlink w:anchor="_Toc242202553" w:history="1">
             <w:r>
               <w:rPr>
                 <w:rStyle w:val="Lienhypertexte"/>
@@ -44878,7 +44880,7 @@
               <w:rPr>
                 <w:noProof/>
               </w:rPr>
-              <w:instrText xml:space="preserve"> PAGEREF _Toc242201842 \h </w:instrText>
+              <w:instrText xml:space="preserve"> PAGEREF _Toc242202553 \h </w:instrText>
             </w:r>
             <w:r>
               <w:rPr>
@@ -44919,7 +44921,7 @@
               <w:szCs w:val="22"/>
             </w:rPr>
           </w:pPr>
-          <w:hyperlink w:anchor="_Toc242201843" w:history="1">
+          <w:hyperlink w:anchor="_Toc242202554" w:history="1">
             <w:r>
               <w:rPr>
                 <w:rStyle w:val="Lienhypertexte"/>
@@ -44943,7 +44945,7 @@
               <w:rPr>
                 <w:noProof/>
               </w:rPr>
-              <w:instrText xml:space="preserve"> PAGEREF _Toc242201843 \h </w:instrText>
+              <w:instrText xml:space="preserve"> PAGEREF _Toc242202554 \h </w:instrText>
             </w:r>
             <w:r>
               <w:rPr>
@@ -44984,7 +44986,7 @@
               <w:szCs w:val="22"/>
             </w:rPr>
           </w:pPr>
-          <w:hyperlink w:anchor="_Toc242201844" w:history="1">
+          <w:hyperlink w:anchor="_Toc242202555" w:history="1">
             <w:r>
               <w:rPr>
                 <w:rStyle w:val="Lienhypertexte"/>
@@ -45008,7 +45010,7 @@
               <w:rPr>
                 <w:noProof/>
               </w:rPr>
-              <w:instrText xml:space="preserve"> PAGEREF _Toc242201844 \h </w:instrText>
+              <w:instrText xml:space="preserve"> PAGEREF _Toc242202555 \h </w:instrText>
             </w:r>
             <w:r>
               <w:rPr>
@@ -45049,7 +45051,7 @@
               <w:szCs w:val="22"/>
             </w:rPr>
           </w:pPr>
-          <w:hyperlink w:anchor="_Toc242201845" w:history="1">
+          <w:hyperlink w:anchor="_Toc242202556" w:history="1">
             <w:r>
               <w:rPr>
                 <w:rStyle w:val="Lienhypertexte"/>
@@ -45073,7 +45075,7 @@
               <w:rPr>
                 <w:noProof/>
               </w:rPr>
-              <w:instrText xml:space="preserve"> PAGEREF _Toc242201845 \h </w:instrText>
+              <w:instrText xml:space="preserve"> PAGEREF _Toc242202556 \h </w:instrText>
             </w:r>
             <w:r>
               <w:rPr>
@@ -45114,7 +45116,7 @@
               <w:szCs w:val="22"/>
             </w:rPr>
           </w:pPr>
-          <w:hyperlink w:anchor="_Toc242201846" w:history="1">
+          <w:hyperlink w:anchor="_Toc242202557" w:history="1">
             <w:r>
               <w:rPr>
                 <w:rStyle w:val="Lienhypertexte"/>
@@ -45138,7 +45140,7 @@
               <w:rPr>
                 <w:noProof/>
               </w:rPr>
-              <w:instrText xml:space="preserve"> PAGEREF _Toc242201846 \h </w:instrText>
+              <w:instrText xml:space="preserve"> PAGEREF _Toc242202557 \h </w:instrText>
             </w:r>
             <w:r>
               <w:rPr>
@@ -45155,7 +45157,7 @@
               <w:rPr>
                 <w:noProof/>
               </w:rPr>
-              <w:t>5</w:t>
+              <w:t>6</w:t>
             </w:r>
             <w:r>
               <w:rPr>
@@ -45179,7 +45181,7 @@
               <w:szCs w:val="22"/>
             </w:rPr>
           </w:pPr>
-          <w:hyperlink w:anchor="_Toc242201847" w:history="1">
+          <w:hyperlink w:anchor="_Toc242202558" w:history="1">
             <w:r>
               <w:rPr>
                 <w:rStyle w:val="Lienhypertexte"/>
@@ -45203,7 +45205,7 @@
               <w:rPr>
                 <w:noProof/>
               </w:rPr>
-              <w:instrText xml:space="preserve"> PAGEREF _Toc242201847 \h </w:instrText>
+              <w:instrText xml:space="preserve"> PAGEREF _Toc242202558 \h </w:instrText>
             </w:r>
             <w:r>
               <w:rPr>
@@ -45220,7 +45222,7 @@
               <w:rPr>
                 <w:noProof/>
               </w:rPr>
-              <w:t>7</w:t>
+              <w:t>8</w:t>
             </w:r>
             <w:r>
               <w:rPr>
@@ -45244,7 +45246,7 @@
               <w:szCs w:val="22"/>
             </w:rPr>
           </w:pPr>
-          <w:hyperlink w:anchor="_Toc242201848" w:history="1">
+          <w:hyperlink w:anchor="_Toc242202559" w:history="1">
             <w:r>
               <w:rPr>
                 <w:rStyle w:val="Lienhypertexte"/>
@@ -45268,7 +45270,7 @@
               <w:rPr>
                 <w:noProof/>
               </w:rPr>
-              <w:instrText xml:space="preserve"> PAGEREF _Toc242201848 \h </w:instrText>
+              <w:instrText xml:space="preserve"> PAGEREF _Toc242202559 \h </w:instrText>
             </w:r>
             <w:r>
               <w:rPr>
@@ -45285,7 +45287,7 @@
               <w:rPr>
                 <w:noProof/>
               </w:rPr>
-              <w:t>8</w:t>
+              <w:t>9</w:t>
             </w:r>
             <w:r>
               <w:rPr>
@@ -45309,7 +45311,7 @@
               <w:szCs w:val="22"/>
             </w:rPr>
           </w:pPr>
-          <w:hyperlink w:anchor="_Toc242201849" w:history="1">
+          <w:hyperlink w:anchor="_Toc242202560" w:history="1">
             <w:r>
               <w:rPr>
                 <w:rStyle w:val="Lienhypertexte"/>
@@ -45333,7 +45335,7 @@
               <w:rPr>
                 <w:noProof/>
               </w:rPr>
-              <w:instrText xml:space="preserve"> PAGEREF _Toc242201849 \h </w:instrText>
+              <w:instrText xml:space="preserve"> PAGEREF _Toc242202560 \h </w:instrText>
             </w:r>
             <w:r>
               <w:rPr>
@@ -45376,7 +45378,7 @@
               <w:szCs w:val="22"/>
             </w:rPr>
           </w:pPr>
-          <w:hyperlink w:anchor="_Toc242201850" w:history="1">
+          <w:hyperlink w:anchor="_Toc242202561" w:history="1">
             <w:r>
               <w:rPr>
                 <w:rStyle w:val="Lienhypertexte"/>
@@ -45400,7 +45402,7 @@
               <w:rPr>
                 <w:noProof/>
               </w:rPr>
-              <w:instrText xml:space="preserve"> PAGEREF _Toc242201850 \h </w:instrText>
+              <w:instrText xml:space="preserve"> PAGEREF _Toc242202561 \h </w:instrText>
             </w:r>
             <w:r>
               <w:rPr>
@@ -45417,7 +45419,7 @@
               <w:rPr>
                 <w:noProof/>
               </w:rPr>
-              <w:t>10</w:t>
+              <w:t>11</w:t>
             </w:r>
             <w:r>
               <w:rPr>
@@ -45441,7 +45443,7 @@
               <w:szCs w:val="22"/>
             </w:rPr>
           </w:pPr>
-          <w:hyperlink w:anchor="_Toc242201851" w:history="1">
+          <w:hyperlink w:anchor="_Toc242202562" w:history="1">
             <w:r>
               <w:rPr>
                 <w:rStyle w:val="Lienhypertexte"/>
@@ -45465,7 +45467,7 @@
               <w:rPr>
                 <w:noProof/>
               </w:rPr>
-              <w:instrText xml:space="preserve"> PAGEREF _Toc242201851 \h </w:instrText>
+              <w:instrText xml:space="preserve"> PAGEREF _Toc242202562 \h </w:instrText>
             </w:r>
             <w:r>
               <w:rPr>
@@ -45482,7 +45484,7 @@
               <w:rPr>
                 <w:noProof/>
               </w:rPr>
-              <w:t>10</w:t>
+              <w:t>11</w:t>
             </w:r>
             <w:r>
               <w:rPr>
@@ -45506,7 +45508,7 @@
               <w:szCs w:val="22"/>
             </w:rPr>
           </w:pPr>
-          <w:hyperlink w:anchor="_Toc242201852" w:history="1">
+          <w:hyperlink w:anchor="_Toc242202563" w:history="1">
             <w:r>
               <w:rPr>
                 <w:rStyle w:val="Lienhypertexte"/>
@@ -45530,7 +45532,7 @@
               <w:rPr>
                 <w:noProof/>
               </w:rPr>
-              <w:instrText xml:space="preserve"> PAGEREF _Toc242201852 \h </w:instrText>
+              <w:instrText xml:space="preserve"> PAGEREF _Toc242202563 \h </w:instrText>
             </w:r>
             <w:r>
               <w:rPr>
@@ -45547,7 +45549,7 @@
               <w:rPr>
                 <w:noProof/>
               </w:rPr>
-              <w:t>10</w:t>
+              <w:t>11</w:t>
             </w:r>
             <w:r>
               <w:rPr>
@@ -45571,7 +45573,7 @@
               <w:szCs w:val="22"/>
             </w:rPr>
           </w:pPr>
-          <w:hyperlink w:anchor="_Toc242201853" w:history="1">
+          <w:hyperlink w:anchor="_Toc242202564" w:history="1">
             <w:r>
               <w:rPr>
                 <w:rStyle w:val="Lienhypertexte"/>
@@ -45595,7 +45597,7 @@
               <w:rPr>
                 <w:noProof/>
               </w:rPr>
-              <w:instrText xml:space="preserve"> PAGEREF _Toc242201853 \h </w:instrText>
+              <w:instrText xml:space="preserve"> PAGEREF _Toc242202564 \h </w:instrText>
             </w:r>
             <w:r>
               <w:rPr>
@@ -45612,7 +45614,7 @@
               <w:rPr>
                 <w:noProof/>
               </w:rPr>
-              <w:t>11</w:t>
+              <w:t>12</w:t>
             </w:r>
             <w:r>
               <w:rPr>
@@ -45636,7 +45638,7 @@
               <w:szCs w:val="22"/>
             </w:rPr>
           </w:pPr>
-          <w:hyperlink w:anchor="_Toc242201854" w:history="1">
+          <w:hyperlink w:anchor="_Toc242202565" w:history="1">
             <w:r>
               <w:rPr>
                 <w:rStyle w:val="Lienhypertexte"/>
@@ -45660,7 +45662,7 @@
               <w:rPr>
                 <w:noProof/>
               </w:rPr>
-              <w:instrText xml:space="preserve"> PAGEREF _Toc242201854 \h </w:instrText>
+              <w:instrText xml:space="preserve"> PAGEREF _Toc242202565 \h </w:instrText>
             </w:r>
             <w:r>
               <w:rPr>
@@ -45677,7 +45679,7 @@
               <w:rPr>
                 <w:noProof/>
               </w:rPr>
-              <w:t>13</w:t>
+              <w:t>14</w:t>
             </w:r>
             <w:r>
               <w:rPr>
@@ -45701,7 +45703,7 @@
               <w:szCs w:val="22"/>
             </w:rPr>
           </w:pPr>
-          <w:hyperlink w:anchor="_Toc242201855" w:history="1">
+          <w:hyperlink w:anchor="_Toc242202566" w:history="1">
             <w:r>
               <w:rPr>
                 <w:rStyle w:val="Lienhypertexte"/>
@@ -45725,7 +45727,7 @@
               <w:rPr>
                 <w:noProof/>
               </w:rPr>
-              <w:instrText xml:space="preserve"> PAGEREF _Toc242201855 \h </w:instrText>
+              <w:instrText xml:space="preserve"> PAGEREF _Toc242202566 \h </w:instrText>
             </w:r>
             <w:r>
               <w:rPr>
@@ -45742,7 +45744,7 @@
               <w:rPr>
                 <w:noProof/>
               </w:rPr>
-              <w:t>15</w:t>
+              <w:t>16</w:t>
             </w:r>
             <w:r>
               <w:rPr>
@@ -45766,7 +45768,7 @@
               <w:szCs w:val="22"/>
             </w:rPr>
           </w:pPr>
-          <w:hyperlink w:anchor="_Toc242201856" w:history="1">
+          <w:hyperlink w:anchor="_Toc242202567" w:history="1">
             <w:r>
               <w:rPr>
                 <w:rStyle w:val="Lienhypertexte"/>
@@ -45790,7 +45792,7 @@
               <w:rPr>
                 <w:noProof/>
               </w:rPr>
-              <w:instrText xml:space="preserve"> PAGEREF _Toc242201856 \h </w:instrText>
+              <w:instrText xml:space="preserve"> PAGEREF _Toc242202567 \h </w:instrText>
             </w:r>
             <w:r>
               <w:rPr>
@@ -45807,7 +45809,7 @@
               <w:rPr>
                 <w:noProof/>
               </w:rPr>
-              <w:t>15</w:t>
+              <w:t>16</w:t>
             </w:r>
             <w:r>
               <w:rPr>
@@ -45831,7 +45833,7 @@
               <w:szCs w:val="22"/>
             </w:rPr>
           </w:pPr>
-          <w:hyperlink w:anchor="_Toc242201857" w:history="1">
+          <w:hyperlink w:anchor="_Toc242202568" w:history="1">
             <w:r>
               <w:rPr>
                 <w:rStyle w:val="Lienhypertexte"/>
@@ -45855,7 +45857,7 @@
               <w:rPr>
                 <w:noProof/>
               </w:rPr>
-              <w:instrText xml:space="preserve"> PAGEREF _Toc242201857 \h </w:instrText>
+              <w:instrText xml:space="preserve"> PAGEREF _Toc242202568 \h </w:instrText>
             </w:r>
             <w:r>
               <w:rPr>
@@ -45872,7 +45874,7 @@
               <w:rPr>
                 <w:noProof/>
               </w:rPr>
-              <w:t>16</w:t>
+              <w:t>17</w:t>
             </w:r>
             <w:r>
               <w:rPr>
@@ -45896,7 +45898,7 @@
               <w:szCs w:val="22"/>
             </w:rPr>
           </w:pPr>
-          <w:hyperlink w:anchor="_Toc242201858" w:history="1">
+          <w:hyperlink w:anchor="_Toc242202569" w:history="1">
             <w:r>
               <w:rPr>
                 <w:rStyle w:val="Lienhypertexte"/>
@@ -45920,7 +45922,7 @@
               <w:rPr>
                 <w:noProof/>
               </w:rPr>
-              <w:instrText xml:space="preserve"> PAGEREF _Toc242201858 \h </w:instrText>
+              <w:instrText xml:space="preserve"> PAGEREF _Toc242202569 \h </w:instrText>
             </w:r>
             <w:r>
               <w:rPr>
@@ -45937,7 +45939,7 @@
               <w:rPr>
                 <w:noProof/>
               </w:rPr>
-              <w:t>17</w:t>
+              <w:t>18</w:t>
             </w:r>
             <w:r>
               <w:rPr>
@@ -45961,7 +45963,7 @@
               <w:szCs w:val="22"/>
             </w:rPr>
           </w:pPr>
-          <w:hyperlink w:anchor="_Toc242201859" w:history="1">
+          <w:hyperlink w:anchor="_Toc242202570" w:history="1">
             <w:r>
               <w:rPr>
                 <w:rStyle w:val="Lienhypertexte"/>
@@ -45985,7 +45987,7 @@
               <w:rPr>
                 <w:noProof/>
               </w:rPr>
-              <w:instrText xml:space="preserve"> PAGEREF _Toc242201859 \h </w:instrText>
+              <w:instrText xml:space="preserve"> PAGEREF _Toc242202570 \h </w:instrText>
             </w:r>
             <w:r>
               <w:rPr>
@@ -46002,7 +46004,7 @@
               <w:rPr>
                 <w:noProof/>
               </w:rPr>
-              <w:t>18</w:t>
+              <w:t>19</w:t>
             </w:r>
             <w:r>
               <w:rPr>
@@ -46026,7 +46028,7 @@
               <w:szCs w:val="22"/>
             </w:rPr>
           </w:pPr>
-          <w:hyperlink w:anchor="_Toc242201860" w:history="1">
+          <w:hyperlink w:anchor="_Toc242202571" w:history="1">
             <w:r>
               <w:rPr>
                 <w:rStyle w:val="Lienhypertexte"/>
@@ -46050,7 +46052,7 @@
               <w:rPr>
                 <w:noProof/>
               </w:rPr>
-              <w:instrText xml:space="preserve"> PAGEREF _Toc242201860 \h </w:instrText>
+              <w:instrText xml:space="preserve"> PAGEREF _Toc242202571 \h </w:instrText>
             </w:r>
             <w:r>
               <w:rPr>
@@ -46067,7 +46069,7 @@
               <w:rPr>
                 <w:noProof/>
               </w:rPr>
-              <w:t>20</w:t>
+              <w:t>21</w:t>
             </w:r>
             <w:r>
               <w:rPr>
@@ -46091,7 +46093,7 @@
               <w:szCs w:val="22"/>
             </w:rPr>
           </w:pPr>
-          <w:hyperlink w:anchor="_Toc242201861" w:history="1">
+          <w:hyperlink w:anchor="_Toc242202572" w:history="1">
             <w:r>
               <w:rPr>
                 <w:rStyle w:val="Lienhypertexte"/>
@@ -46115,7 +46117,7 @@
               <w:rPr>
                 <w:noProof/>
               </w:rPr>
-              <w:instrText xml:space="preserve"> PAGEREF _Toc242201861 \h </w:instrText>
+              <w:instrText xml:space="preserve"> PAGEREF _Toc242202572 \h </w:instrText>
             </w:r>
             <w:r>
               <w:rPr>
@@ -46132,7 +46134,7 @@
               <w:rPr>
                 <w:noProof/>
               </w:rPr>
-              <w:t>20</w:t>
+              <w:t>21</w:t>
             </w:r>
             <w:r>
               <w:rPr>
@@ -46158,7 +46160,7 @@
               <w:szCs w:val="22"/>
             </w:rPr>
           </w:pPr>
-          <w:hyperlink w:anchor="_Toc242201862" w:history="1">
+          <w:hyperlink w:anchor="_Toc242202573" w:history="1">
             <w:r>
               <w:rPr>
                 <w:rStyle w:val="Lienhypertexte"/>
@@ -46182,7 +46184,7 @@
               <w:rPr>
                 <w:noProof/>
               </w:rPr>
-              <w:instrText xml:space="preserve"> PAGEREF _Toc242201862 \h </w:instrText>
+              <w:instrText xml:space="preserve"> PAGEREF _Toc242202573 \h </w:instrText>
             </w:r>
             <w:r>
               <w:rPr>
@@ -46199,7 +46201,7 @@
               <w:rPr>
                 <w:noProof/>
               </w:rPr>
-              <w:t>21</w:t>
+              <w:t>22</w:t>
             </w:r>
             <w:r>
               <w:rPr>
@@ -46223,7 +46225,7 @@
               <w:szCs w:val="22"/>
             </w:rPr>
           </w:pPr>
-          <w:hyperlink w:anchor="_Toc242201863" w:history="1">
+          <w:hyperlink w:anchor="_Toc242202574" w:history="1">
             <w:r>
               <w:rPr>
                 <w:rStyle w:val="Lienhypertexte"/>
@@ -46247,7 +46249,7 @@
               <w:rPr>
                 <w:noProof/>
               </w:rPr>
-              <w:instrText xml:space="preserve"> PAGEREF _Toc242201863 \h </w:instrText>
+              <w:instrText xml:space="preserve"> PAGEREF _Toc242202574 \h </w:instrText>
             </w:r>
             <w:r>
               <w:rPr>
@@ -46264,7 +46266,7 @@
               <w:rPr>
                 <w:noProof/>
               </w:rPr>
-              <w:t>21</w:t>
+              <w:t>22</w:t>
             </w:r>
             <w:r>
               <w:rPr>
@@ -46288,7 +46290,7 @@
               <w:szCs w:val="22"/>
             </w:rPr>
           </w:pPr>
-          <w:hyperlink w:anchor="_Toc242201864" w:history="1">
+          <w:hyperlink w:anchor="_Toc242202575" w:history="1">
             <w:r>
               <w:rPr>
                 <w:rStyle w:val="Lienhypertexte"/>
@@ -46312,7 +46314,7 @@
               <w:rPr>
                 <w:noProof/>
               </w:rPr>
-              <w:instrText xml:space="preserve"> PAGEREF _Toc242201864 \h </w:instrText>
+              <w:instrText xml:space="preserve"> PAGEREF _Toc242202575 \h </w:instrText>
             </w:r>
             <w:r>
               <w:rPr>
@@ -46329,7 +46331,7 @@
               <w:rPr>
                 <w:noProof/>
               </w:rPr>
-              <w:t>21</w:t>
+              <w:t>22</w:t>
             </w:r>
             <w:r>
               <w:rPr>
@@ -46353,7 +46355,7 @@
               <w:szCs w:val="22"/>
             </w:rPr>
           </w:pPr>
-          <w:hyperlink w:anchor="_Toc242201865" w:history="1">
+          <w:hyperlink w:anchor="_Toc242202576" w:history="1">
             <w:r>
               <w:rPr>
                 <w:rStyle w:val="Lienhypertexte"/>
@@ -46377,7 +46379,7 @@
               <w:rPr>
                 <w:noProof/>
               </w:rPr>
-              <w:instrText xml:space="preserve"> PAGEREF _Toc242201865 \h </w:instrText>
+              <w:instrText xml:space="preserve"> PAGEREF _Toc242202576 \h </w:instrText>
             </w:r>
             <w:r>
               <w:rPr>
@@ -46394,7 +46396,7 @@
               <w:rPr>
                 <w:noProof/>
               </w:rPr>
-              <w:t>22</w:t>
+              <w:t>23</w:t>
             </w:r>
             <w:r>
               <w:rPr>
@@ -46418,7 +46420,7 @@
               <w:szCs w:val="22"/>
             </w:rPr>
           </w:pPr>
-          <w:hyperlink w:anchor="_Toc242201866" w:history="1">
+          <w:hyperlink w:anchor="_Toc242202577" w:history="1">
             <w:r>
               <w:rPr>
                 <w:rStyle w:val="Lienhypertexte"/>
@@ -46442,7 +46444,7 @@
               <w:rPr>
                 <w:noProof/>
               </w:rPr>
-              <w:instrText xml:space="preserve"> PAGEREF _Toc242201866 \h </w:instrText>
+              <w:instrText xml:space="preserve"> PAGEREF _Toc242202577 \h </w:instrText>
             </w:r>
             <w:r>
               <w:rPr>
@@ -46459,7 +46461,7 @@
               <w:rPr>
                 <w:noProof/>
               </w:rPr>
-              <w:t>22</w:t>
+              <w:t>23</w:t>
             </w:r>
             <w:r>
               <w:rPr>
@@ -46483,7 +46485,7 @@
               <w:szCs w:val="22"/>
             </w:rPr>
           </w:pPr>
-          <w:hyperlink w:anchor="_Toc242201867" w:history="1">
+          <w:hyperlink w:anchor="_Toc242202578" w:history="1">
             <w:r>
               <w:rPr>
                 <w:rStyle w:val="Lienhypertexte"/>
@@ -46507,7 +46509,7 @@
               <w:rPr>
                 <w:noProof/>
               </w:rPr>
-              <w:instrText xml:space="preserve"> PAGEREF _Toc242201867 \h </w:instrText>
+              <w:instrText xml:space="preserve"> PAGEREF _Toc242202578 \h </w:instrText>
             </w:r>
             <w:r>
               <w:rPr>
@@ -46524,7 +46526,7 @@
               <w:rPr>
                 <w:noProof/>
               </w:rPr>
-              <w:t>23</w:t>
+              <w:t>24</w:t>
             </w:r>
             <w:r>
               <w:rPr>
@@ -46548,7 +46550,7 @@
               <w:szCs w:val="22"/>
             </w:rPr>
           </w:pPr>
-          <w:hyperlink w:anchor="_Toc242201868" w:history="1">
+          <w:hyperlink w:anchor="_Toc242202579" w:history="1">
             <w:r>
               <w:rPr>
                 <w:rStyle w:val="Lienhypertexte"/>
@@ -46572,7 +46574,7 @@
               <w:rPr>
                 <w:noProof/>
               </w:rPr>
-              <w:instrText xml:space="preserve"> PAGEREF _Toc242201868 \h </w:instrText>
+              <w:instrText xml:space="preserve"> PAGEREF _Toc242202579 \h </w:instrText>
             </w:r>
             <w:r>
               <w:rPr>
@@ -46589,7 +46591,7 @@
               <w:rPr>
                 <w:noProof/>
               </w:rPr>
-              <w:t>24</w:t>
+              <w:t>25</w:t>
             </w:r>
             <w:r>
               <w:rPr>
@@ -46613,7 +46615,7 @@
               <w:szCs w:val="22"/>
             </w:rPr>
           </w:pPr>
-          <w:hyperlink w:anchor="_Toc242201869" w:history="1">
+          <w:hyperlink w:anchor="_Toc242202580" w:history="1">
             <w:r>
               <w:rPr>
                 <w:rStyle w:val="Lienhypertexte"/>
@@ -46637,7 +46639,7 @@
               <w:rPr>
                 <w:noProof/>
               </w:rPr>
-              <w:instrText xml:space="preserve"> PAGEREF _Toc242201869 \h </w:instrText>
+              <w:instrText xml:space="preserve"> PAGEREF _Toc242202580 \h </w:instrText>
             </w:r>
             <w:r>
               <w:rPr>
@@ -46654,7 +46656,7 @@
               <w:rPr>
                 <w:noProof/>
               </w:rPr>
-              <w:t>27</w:t>
+              <w:t>28</w:t>
             </w:r>
             <w:r>
               <w:rPr>
@@ -46680,7 +46682,7 @@
               <w:szCs w:val="22"/>
             </w:rPr>
           </w:pPr>
-          <w:hyperlink w:anchor="_Toc242201870" w:history="1">
+          <w:hyperlink w:anchor="_Toc242202581" w:history="1">
             <w:r>
               <w:rPr>
                 <w:rStyle w:val="Lienhypertexte"/>
@@ -46704,7 +46706,7 @@
               <w:rPr>
                 <w:noProof/>
               </w:rPr>
-              <w:instrText xml:space="preserve"> PAGEREF _Toc242201870 \h </w:instrText>
+              <w:instrText xml:space="preserve"> PAGEREF _Toc242202581 \h </w:instrText>
             </w:r>
             <w:r>
               <w:rPr>
@@ -46721,7 +46723,7 @@
               <w:rPr>
                 <w:noProof/>
               </w:rPr>
-              <w:t>28</w:t>
+              <w:t>29</w:t>
             </w:r>
             <w:r>
               <w:rPr>
@@ -46745,7 +46747,7 @@
               <w:szCs w:val="22"/>
             </w:rPr>
           </w:pPr>
-          <w:hyperlink w:anchor="_Toc242201871" w:history="1">
+          <w:hyperlink w:anchor="_Toc242202582" w:history="1">
             <w:r>
               <w:rPr>
                 <w:rStyle w:val="Lienhypertexte"/>
@@ -46769,7 +46771,7 @@
               <w:rPr>
                 <w:noProof/>
               </w:rPr>
-              <w:instrText xml:space="preserve"> PAGEREF _Toc242201871 \h </w:instrText>
+              <w:instrText xml:space="preserve"> PAGEREF _Toc242202582 \h </w:instrText>
             </w:r>
             <w:r>
               <w:rPr>
@@ -46786,7 +46788,7 @@
               <w:rPr>
                 <w:noProof/>
               </w:rPr>
-              <w:t>28</w:t>
+              <w:t>29</w:t>
             </w:r>
             <w:r>
               <w:rPr>
@@ -46810,7 +46812,7 @@
               <w:szCs w:val="22"/>
             </w:rPr>
           </w:pPr>
-          <w:hyperlink w:anchor="_Toc242201872" w:history="1">
+          <w:hyperlink w:anchor="_Toc242202583" w:history="1">
             <w:r>
               <w:rPr>
                 <w:rStyle w:val="Lienhypertexte"/>
@@ -46834,7 +46836,7 @@
               <w:rPr>
                 <w:noProof/>
               </w:rPr>
-              <w:instrText xml:space="preserve"> PAGEREF _Toc242201872 \h </w:instrText>
+              <w:instrText xml:space="preserve"> PAGEREF _Toc242202583 \h </w:instrText>
             </w:r>
             <w:r>
               <w:rPr>
@@ -46851,7 +46853,7 @@
               <w:rPr>
                 <w:noProof/>
               </w:rPr>
-              <w:t>28</w:t>
+              <w:t>29</w:t>
             </w:r>
             <w:r>
               <w:rPr>
@@ -46875,7 +46877,7 @@
               <w:szCs w:val="22"/>
             </w:rPr>
           </w:pPr>
-          <w:hyperlink w:anchor="_Toc242201873" w:history="1">
+          <w:hyperlink w:anchor="_Toc242202584" w:history="1">
             <w:r>
               <w:rPr>
                 <w:rStyle w:val="Lienhypertexte"/>
@@ -46899,7 +46901,7 @@
               <w:rPr>
                 <w:noProof/>
               </w:rPr>
-              <w:instrText xml:space="preserve"> PAGEREF _Toc242201873 \h </w:instrText>
+              <w:instrText xml:space="preserve"> PAGEREF _Toc242202584 \h </w:instrText>
             </w:r>
             <w:r>
               <w:rPr>
@@ -46916,7 +46918,7 @@
               <w:rPr>
                 <w:noProof/>
               </w:rPr>
-              <w:t>28</w:t>
+              <w:t>29</w:t>
             </w:r>
             <w:r>
               <w:rPr>
@@ -46940,7 +46942,7 @@
               <w:szCs w:val="22"/>
             </w:rPr>
           </w:pPr>
-          <w:hyperlink w:anchor="_Toc242201874" w:history="1">
+          <w:hyperlink w:anchor="_Toc242202585" w:history="1">
             <w:r>
               <w:rPr>
                 <w:rStyle w:val="Lienhypertexte"/>
@@ -46964,7 +46966,7 @@
               <w:rPr>
                 <w:noProof/>
               </w:rPr>
-              <w:instrText xml:space="preserve"> PAGEREF _Toc242201874 \h </w:instrText>
+              <w:instrText xml:space="preserve"> PAGEREF _Toc242202585 \h </w:instrText>
             </w:r>
             <w:r>
               <w:rPr>
@@ -46981,7 +46983,7 @@
               <w:rPr>
                 <w:noProof/>
               </w:rPr>
-              <w:t>29</w:t>
+              <w:t>30</w:t>
             </w:r>
             <w:r>
               <w:rPr>
@@ -47005,7 +47007,7 @@
               <w:szCs w:val="22"/>
             </w:rPr>
           </w:pPr>
-          <w:hyperlink w:anchor="_Toc242201875" w:history="1">
+          <w:hyperlink w:anchor="_Toc242202586" w:history="1">
             <w:r>
               <w:rPr>
                 <w:rStyle w:val="Lienhypertexte"/>
@@ -47029,7 +47031,7 @@
               <w:rPr>
                 <w:noProof/>
               </w:rPr>
-              <w:instrText xml:space="preserve"> PAGEREF _Toc242201875 \h </w:instrText>
+              <w:instrText xml:space="preserve"> PAGEREF _Toc242202586 \h </w:instrText>
             </w:r>
             <w:r>
               <w:rPr>
@@ -47046,7 +47048,7 @@
               <w:rPr>
                 <w:noProof/>
               </w:rPr>
-              <w:t>31</w:t>
+              <w:t>32</w:t>
             </w:r>
             <w:r>
               <w:rPr>
@@ -47070,7 +47072,7 @@
               <w:szCs w:val="22"/>
             </w:rPr>
           </w:pPr>
-          <w:hyperlink w:anchor="_Toc242201876" w:history="1">
+          <w:hyperlink w:anchor="_Toc242202587" w:history="1">
             <w:r>
               <w:rPr>
                 <w:rStyle w:val="Lienhypertexte"/>
@@ -47094,7 +47096,7 @@
               <w:rPr>
                 <w:noProof/>
               </w:rPr>
-              <w:instrText xml:space="preserve"> PAGEREF _Toc242201876 \h </w:instrText>
+              <w:instrText xml:space="preserve"> PAGEREF _Toc242202587 \h </w:instrText>
             </w:r>
             <w:r>
               <w:rPr>
@@ -47111,7 +47113,7 @@
               <w:rPr>
                 <w:noProof/>
               </w:rPr>
-              <w:t>32</w:t>
+              <w:t>33</w:t>
             </w:r>
             <w:r>
               <w:rPr>
@@ -47135,7 +47137,7 @@
               <w:szCs w:val="22"/>
             </w:rPr>
           </w:pPr>
-          <w:hyperlink w:anchor="_Toc242201877" w:history="1">
+          <w:hyperlink w:anchor="_Toc242202588" w:history="1">
             <w:r>
               <w:rPr>
                 <w:rStyle w:val="Lienhypertexte"/>
@@ -47159,7 +47161,7 @@
               <w:rPr>
                 <w:noProof/>
               </w:rPr>
-              <w:instrText xml:space="preserve"> PAGEREF _Toc242201877 \h </w:instrText>
+              <w:instrText xml:space="preserve"> PAGEREF _Toc242202588 \h </w:instrText>
             </w:r>
             <w:r>
               <w:rPr>
@@ -47176,7 +47178,7 @@
               <w:rPr>
                 <w:noProof/>
               </w:rPr>
-              <w:t>34</w:t>
+              <w:t>35</w:t>
             </w:r>
             <w:r>
               <w:rPr>
@@ -47200,7 +47202,7 @@
               <w:szCs w:val="22"/>
             </w:rPr>
           </w:pPr>
-          <w:hyperlink w:anchor="_Toc242201878" w:history="1">
+          <w:hyperlink w:anchor="_Toc242202589" w:history="1">
             <w:r>
               <w:rPr>
                 <w:rStyle w:val="Lienhypertexte"/>
@@ -47224,7 +47226,7 @@
               <w:rPr>
                 <w:noProof/>
               </w:rPr>
-              <w:instrText xml:space="preserve"> PAGEREF _Toc242201878 \h </w:instrText>
+              <w:instrText xml:space="preserve"> PAGEREF _Toc242202589 \h </w:instrText>
             </w:r>
             <w:r>
               <w:rPr>
@@ -47241,7 +47243,7 @@
               <w:rPr>
                 <w:noProof/>
               </w:rPr>
-              <w:t>34</w:t>
+              <w:t>35</w:t>
             </w:r>
             <w:r>
               <w:rPr>
@@ -47265,7 +47267,7 @@
               <w:szCs w:val="22"/>
             </w:rPr>
           </w:pPr>
-          <w:hyperlink w:anchor="_Toc242201879" w:history="1">
+          <w:hyperlink w:anchor="_Toc242202590" w:history="1">
             <w:r>
               <w:rPr>
                 <w:rStyle w:val="Lienhypertexte"/>
@@ -47289,7 +47291,7 @@
               <w:rPr>
                 <w:noProof/>
               </w:rPr>
-              <w:instrText xml:space="preserve"> PAGEREF _Toc242201879 \h </w:instrText>
+              <w:instrText xml:space="preserve"> PAGEREF _Toc242202590 \h </w:instrText>
             </w:r>
             <w:r>
               <w:rPr>
@@ -47306,7 +47308,7 @@
               <w:rPr>
                 <w:noProof/>
               </w:rPr>
-              <w:t>34</w:t>
+              <w:t>35</w:t>
             </w:r>
             <w:r>
               <w:rPr>
@@ -47330,7 +47332,7 @@
               <w:szCs w:val="22"/>
             </w:rPr>
           </w:pPr>
-          <w:hyperlink w:anchor="_Toc242201880" w:history="1">
+          <w:hyperlink w:anchor="_Toc242202591" w:history="1">
             <w:r>
               <w:rPr>
                 <w:rStyle w:val="Lienhypertexte"/>
@@ -47354,7 +47356,7 @@
               <w:rPr>
                 <w:noProof/>
               </w:rPr>
-              <w:instrText xml:space="preserve"> PAGEREF _Toc242201880 \h </w:instrText>
+              <w:instrText xml:space="preserve"> PAGEREF _Toc242202591 \h </w:instrText>
             </w:r>
             <w:r>
               <w:rPr>
@@ -47371,7 +47373,7 @@
               <w:rPr>
                 <w:noProof/>
               </w:rPr>
-              <w:t>35</w:t>
+              <w:t>36</w:t>
             </w:r>
             <w:r>
               <w:rPr>
@@ -47395,7 +47397,7 @@
               <w:szCs w:val="22"/>
             </w:rPr>
           </w:pPr>
-          <w:hyperlink w:anchor="_Toc242201881" w:history="1">
+          <w:hyperlink w:anchor="_Toc242202592" w:history="1">
             <w:r>
               <w:rPr>
                 <w:rStyle w:val="Lienhypertexte"/>
@@ -47419,7 +47421,7 @@
               <w:rPr>
                 <w:noProof/>
               </w:rPr>
-              <w:instrText xml:space="preserve"> PAGEREF _Toc242201881 \h </w:instrText>
+              <w:instrText xml:space="preserve"> PAGEREF _Toc242202592 \h </w:instrText>
             </w:r>
             <w:r>
               <w:rPr>
@@ -47436,7 +47438,7 @@
               <w:rPr>
                 <w:noProof/>
               </w:rPr>
-              <w:t>35</w:t>
+              <w:t>36</w:t>
             </w:r>
             <w:r>
               <w:rPr>
@@ -47460,7 +47462,7 @@
               <w:szCs w:val="22"/>
             </w:rPr>
           </w:pPr>
-          <w:hyperlink w:anchor="_Toc242201882" w:history="1">
+          <w:hyperlink w:anchor="_Toc242202593" w:history="1">
             <w:r>
               <w:rPr>
                 <w:rStyle w:val="Lienhypertexte"/>
@@ -47484,7 +47486,7 @@
               <w:rPr>
                 <w:noProof/>
               </w:rPr>
-              <w:instrText xml:space="preserve"> PAGEREF _Toc242201882 \h </w:instrText>
+              <w:instrText xml:space="preserve"> PAGEREF _Toc242202593 \h </w:instrText>
             </w:r>
             <w:r>
               <w:rPr>
@@ -47501,7 +47503,7 @@
               <w:rPr>
                 <w:noProof/>
               </w:rPr>
-              <w:t>35</w:t>
+              <w:t>36</w:t>
             </w:r>
             <w:r>
               <w:rPr>
@@ -47525,7 +47527,7 @@
               <w:szCs w:val="22"/>
             </w:rPr>
           </w:pPr>
-          <w:hyperlink w:anchor="_Toc242201883" w:history="1">
+          <w:hyperlink w:anchor="_Toc242202594" w:history="1">
             <w:r>
               <w:rPr>
                 <w:rStyle w:val="Lienhypertexte"/>
@@ -47549,7 +47551,7 @@
               <w:rPr>
                 <w:noProof/>
               </w:rPr>
-              <w:instrText xml:space="preserve"> PAGEREF _Toc242201883 \h </w:instrText>
+              <w:instrText xml:space="preserve"> PAGEREF _Toc242202594 \h </w:instrText>
             </w:r>
             <w:r>
               <w:rPr>
@@ -47566,7 +47568,7 @@
               <w:rPr>
                 <w:noProof/>
               </w:rPr>
-              <w:t>36</w:t>
+              <w:t>37</w:t>
             </w:r>
             <w:r>
               <w:rPr>
@@ -47590,7 +47592,7 @@
               <w:szCs w:val="22"/>
             </w:rPr>
           </w:pPr>
-          <w:hyperlink w:anchor="_Toc242201884" w:history="1">
+          <w:hyperlink w:anchor="_Toc242202595" w:history="1">
             <w:r>
               <w:rPr>
                 <w:rStyle w:val="Lienhypertexte"/>
@@ -47614,7 +47616,7 @@
               <w:rPr>
                 <w:noProof/>
               </w:rPr>
-              <w:instrText xml:space="preserve"> PAGEREF _Toc242201884 \h </w:instrText>
+              <w:instrText xml:space="preserve"> PAGEREF _Toc242202595 \h </w:instrText>
             </w:r>
             <w:r>
               <w:rPr>
@@ -47631,7 +47633,7 @@
               <w:rPr>
                 <w:noProof/>
               </w:rPr>
-              <w:t>37</w:t>
+              <w:t>38</w:t>
             </w:r>
             <w:r>
               <w:rPr>
@@ -47655,7 +47657,7 @@
               <w:szCs w:val="22"/>
             </w:rPr>
           </w:pPr>
-          <w:hyperlink w:anchor="_Toc242201885" w:history="1">
+          <w:hyperlink w:anchor="_Toc242202596" w:history="1">
             <w:r>
               <w:rPr>
                 <w:rStyle w:val="Lienhypertexte"/>
@@ -47679,7 +47681,7 @@
               <w:rPr>
                 <w:noProof/>
               </w:rPr>
-              <w:instrText xml:space="preserve"> PAGEREF _Toc242201885 \h </w:instrText>
+              <w:instrText xml:space="preserve"> PAGEREF _Toc242202596 \h </w:instrText>
             </w:r>
             <w:r>
               <w:rPr>
@@ -47696,7 +47698,7 @@
               <w:rPr>
                 <w:noProof/>
               </w:rPr>
-              <w:t>37</w:t>
+              <w:t>38</w:t>
             </w:r>
             <w:r>
               <w:rPr>
@@ -47720,7 +47722,7 @@
               <w:szCs w:val="22"/>
             </w:rPr>
           </w:pPr>
-          <w:hyperlink w:anchor="_Toc242201886" w:history="1">
+          <w:hyperlink w:anchor="_Toc242202597" w:history="1">
             <w:r>
               <w:rPr>
                 <w:rStyle w:val="Lienhypertexte"/>
@@ -47744,7 +47746,7 @@
               <w:rPr>
                 <w:noProof/>
               </w:rPr>
-              <w:instrText xml:space="preserve"> PAGEREF _Toc242201886 \h </w:instrText>
+              <w:instrText xml:space="preserve"> PAGEREF _Toc242202597 \h </w:instrText>
             </w:r>
             <w:r>
               <w:rPr>
@@ -47761,7 +47763,7 @@
               <w:rPr>
                 <w:noProof/>
               </w:rPr>
-              <w:t>38</w:t>
+              <w:t>39</w:t>
             </w:r>
             <w:r>
               <w:rPr>
@@ -47785,7 +47787,7 @@
               <w:szCs w:val="22"/>
             </w:rPr>
           </w:pPr>
-          <w:hyperlink w:anchor="_Toc242201887" w:history="1">
+          <w:hyperlink w:anchor="_Toc242202598" w:history="1">
             <w:r>
               <w:rPr>
                 <w:rStyle w:val="Lienhypertexte"/>
@@ -47809,7 +47811,7 @@
               <w:rPr>
                 <w:noProof/>
               </w:rPr>
-              <w:instrText xml:space="preserve"> PAGEREF _Toc242201887 \h </w:instrText>
+              <w:instrText xml:space="preserve"> PAGEREF _Toc242202598 \h </w:instrText>
             </w:r>
             <w:r>
               <w:rPr>
@@ -47826,7 +47828,7 @@
               <w:rPr>
                 <w:noProof/>
               </w:rPr>
-              <w:t>38</w:t>
+              <w:t>39</w:t>
             </w:r>
             <w:r>
               <w:rPr>
@@ -47850,7 +47852,7 @@
               <w:szCs w:val="22"/>
             </w:rPr>
           </w:pPr>
-          <w:hyperlink w:anchor="_Toc242201888" w:history="1">
+          <w:hyperlink w:anchor="_Toc242202599" w:history="1">
             <w:r>
               <w:rPr>
                 <w:rStyle w:val="Lienhypertexte"/>
@@ -47874,7 +47876,7 @@
               <w:rPr>
                 <w:noProof/>
               </w:rPr>
-              <w:instrText xml:space="preserve"> PAGEREF _Toc242201888 \h </w:instrText>
+              <w:instrText xml:space="preserve"> PAGEREF _Toc242202599 \h </w:instrText>
             </w:r>
             <w:r>
               <w:rPr>
@@ -47891,7 +47893,7 @@
               <w:rPr>
                 <w:noProof/>
               </w:rPr>
-              <w:t>39</w:t>
+              <w:t>40</w:t>
             </w:r>
             <w:r>
               <w:rPr>
@@ -47917,7 +47919,7 @@
               <w:szCs w:val="22"/>
             </w:rPr>
           </w:pPr>
-          <w:hyperlink w:anchor="_Toc242201889" w:history="1">
+          <w:hyperlink w:anchor="_Toc242202600" w:history="1">
             <w:r>
               <w:rPr>
                 <w:rStyle w:val="Lienhypertexte"/>
@@ -47941,7 +47943,7 @@
               <w:rPr>
                 <w:noProof/>
               </w:rPr>
-              <w:instrText xml:space="preserve"> PAGEREF _Toc242201889 \h </w:instrText>
+              <w:instrText xml:space="preserve"> PAGEREF _Toc242202600 \h </w:instrText>
             </w:r>
             <w:r>
               <w:rPr>
@@ -47958,7 +47960,7 @@
               <w:rPr>
                 <w:noProof/>
               </w:rPr>
-              <w:t>40</w:t>
+              <w:t>41</w:t>
             </w:r>
             <w:r>
               <w:rPr>
@@ -47982,7 +47984,7 @@
               <w:szCs w:val="22"/>
             </w:rPr>
           </w:pPr>
-          <w:hyperlink w:anchor="_Toc242201890" w:history="1">
+          <w:hyperlink w:anchor="_Toc242202601" w:history="1">
             <w:r>
               <w:rPr>
                 <w:rStyle w:val="Lienhypertexte"/>
@@ -48006,7 +48008,7 @@
               <w:rPr>
                 <w:noProof/>
               </w:rPr>
-              <w:instrText xml:space="preserve"> PAGEREF _Toc242201890 \h </w:instrText>
+              <w:instrText xml:space="preserve"> PAGEREF _Toc242202601 \h </w:instrText>
             </w:r>
             <w:r>
               <w:rPr>
@@ -48023,7 +48025,7 @@
               <w:rPr>
                 <w:noProof/>
               </w:rPr>
-              <w:t>40</w:t>
+              <w:t>41</w:t>
             </w:r>
             <w:r>
               <w:rPr>
@@ -48047,7 +48049,7 @@
               <w:szCs w:val="22"/>
             </w:rPr>
           </w:pPr>
-          <w:hyperlink w:anchor="_Toc242201891" w:history="1">
+          <w:hyperlink w:anchor="_Toc242202602" w:history="1">
             <w:r>
               <w:rPr>
                 <w:rStyle w:val="Lienhypertexte"/>
@@ -48071,7 +48073,7 @@
               <w:rPr>
                 <w:noProof/>
               </w:rPr>
-              <w:instrText xml:space="preserve"> PAGEREF _Toc242201891 \h </w:instrText>
+              <w:instrText xml:space="preserve"> PAGEREF _Toc242202602 \h </w:instrText>
             </w:r>
             <w:r>
               <w:rPr>
@@ -48088,7 +48090,7 @@
               <w:rPr>
                 <w:noProof/>
               </w:rPr>
-              <w:t>40</w:t>
+              <w:t>41</w:t>
             </w:r>
             <w:r>
               <w:rPr>
@@ -48112,7 +48114,7 @@
               <w:szCs w:val="22"/>
             </w:rPr>
           </w:pPr>
-          <w:hyperlink w:anchor="_Toc242201892" w:history="1">
+          <w:hyperlink w:anchor="_Toc242202603" w:history="1">
             <w:r>
               <w:rPr>
                 <w:rStyle w:val="Lienhypertexte"/>
@@ -48136,7 +48138,7 @@
               <w:rPr>
                 <w:noProof/>
               </w:rPr>
-              <w:instrText xml:space="preserve"> PAGEREF _Toc242201892 \h </w:instrText>
+              <w:instrText xml:space="preserve"> PAGEREF _Toc242202603 \h </w:instrText>
             </w:r>
             <w:r>
               <w:rPr>
@@ -48153,7 +48155,7 @@
               <w:rPr>
                 <w:noProof/>
               </w:rPr>
-              <w:t>41</w:t>
+              <w:t>42</w:t>
             </w:r>
             <w:r>
               <w:rPr>
@@ -48177,7 +48179,7 @@
               <w:szCs w:val="22"/>
             </w:rPr>
           </w:pPr>
-          <w:hyperlink w:anchor="_Toc242201893" w:history="1">
+          <w:hyperlink w:anchor="_Toc242202604" w:history="1">
             <w:r>
               <w:rPr>
                 <w:rStyle w:val="Lienhypertexte"/>
@@ -48201,7 +48203,7 @@
               <w:rPr>
                 <w:noProof/>
               </w:rPr>
-              <w:instrText xml:space="preserve"> PAGEREF _Toc242201893 \h </w:instrText>
+              <w:instrText xml:space="preserve"> PAGEREF _Toc242202604 \h </w:instrText>
             </w:r>
             <w:r>
               <w:rPr>
@@ -48218,7 +48220,7 @@
               <w:rPr>
                 <w:noProof/>
               </w:rPr>
-              <w:t>41</w:t>
+              <w:t>42</w:t>
             </w:r>
             <w:r>
               <w:rPr>
@@ -48244,7 +48246,7 @@
               <w:szCs w:val="22"/>
             </w:rPr>
           </w:pPr>
-          <w:hyperlink w:anchor="_Toc242201894" w:history="1">
+          <w:hyperlink w:anchor="_Toc242202605" w:history="1">
             <w:r>
               <w:rPr>
                 <w:rStyle w:val="Lienhypertexte"/>
@@ -48268,7 +48270,7 @@
               <w:rPr>
                 <w:noProof/>
               </w:rPr>
-              <w:instrText xml:space="preserve"> PAGEREF _Toc242201894 \h </w:instrText>
+              <w:instrText xml:space="preserve"> PAGEREF _Toc242202605 \h </w:instrText>
             </w:r>
             <w:r>
               <w:rPr>
@@ -48285,7 +48287,7 @@
               <w:rPr>
                 <w:noProof/>
               </w:rPr>
-              <w:t>44</w:t>
+              <w:t>45</w:t>
             </w:r>
             <w:r>
               <w:rPr>
@@ -48311,7 +48313,7 @@
               <w:szCs w:val="22"/>
             </w:rPr>
           </w:pPr>
-          <w:hyperlink w:anchor="_Toc242201895" w:history="1">
+          <w:hyperlink w:anchor="_Toc242202606" w:history="1">
             <w:r>
               <w:rPr>
                 <w:rStyle w:val="Lienhypertexte"/>
@@ -48335,7 +48337,7 @@
               <w:rPr>
                 <w:noProof/>
               </w:rPr>
-              <w:instrText xml:space="preserve"> PAGEREF _Toc242201895 \h </w:instrText>
+              <w:instrText xml:space="preserve"> PAGEREF _Toc242202606 \h </w:instrText>
             </w:r>
             <w:r>
               <w:rPr>
@@ -48352,7 +48354,7 @@
               <w:rPr>
                 <w:noProof/>
               </w:rPr>
-              <w:t>46</w:t>
+              <w:t>47</w:t>
             </w:r>
             <w:r>
               <w:rPr>
@@ -48376,7 +48378,7 @@
               <w:szCs w:val="22"/>
             </w:rPr>
           </w:pPr>
-          <w:hyperlink w:anchor="_Toc242201896" w:history="1">
+          <w:hyperlink w:anchor="_Toc242202607" w:history="1">
             <w:r>
               <w:rPr>
                 <w:rStyle w:val="Lienhypertexte"/>
@@ -48400,7 +48402,7 @@
               <w:rPr>
                 <w:noProof/>
               </w:rPr>
-              <w:instrText xml:space="preserve"> PAGEREF _Toc242201896 \h </w:instrText>
+              <w:instrText xml:space="preserve"> PAGEREF _Toc242202607 \h </w:instrText>
             </w:r>
             <w:r>
               <w:rPr>
@@ -48417,7 +48419,7 @@
               <w:rPr>
                 <w:noProof/>
               </w:rPr>
-              <w:t>46</w:t>
+              <w:t>47</w:t>
             </w:r>
             <w:r>
               <w:rPr>
@@ -48441,7 +48443,7 @@
               <w:szCs w:val="22"/>
             </w:rPr>
           </w:pPr>
-          <w:hyperlink w:anchor="_Toc242201897" w:history="1">
+          <w:hyperlink w:anchor="_Toc242202608" w:history="1">
             <w:r>
               <w:rPr>
                 <w:rStyle w:val="Lienhypertexte"/>
@@ -48465,7 +48467,7 @@
               <w:rPr>
                 <w:noProof/>
               </w:rPr>
-              <w:instrText xml:space="preserve"> PAGEREF _Toc242201897 \h </w:instrText>
+              <w:instrText xml:space="preserve"> PAGEREF _Toc242202608 \h </w:instrText>
             </w:r>
             <w:r>
               <w:rPr>
@@ -48482,7 +48484,7 @@
               <w:rPr>
                 <w:noProof/>
               </w:rPr>
-              <w:t>46</w:t>
+              <w:t>47</w:t>
             </w:r>
             <w:r>
               <w:rPr>
@@ -48506,7 +48508,7 @@
               <w:szCs w:val="22"/>
             </w:rPr>
           </w:pPr>
-          <w:hyperlink w:anchor="_Toc242201898" w:history="1">
+          <w:hyperlink w:anchor="_Toc242202609" w:history="1">
             <w:r>
               <w:rPr>
                 <w:rStyle w:val="Lienhypertexte"/>
@@ -48530,7 +48532,7 @@
               <w:rPr>
                 <w:noProof/>
               </w:rPr>
-              <w:instrText xml:space="preserve"> PAGEREF _Toc242201898 \h </w:instrText>
+              <w:instrText xml:space="preserve"> PAGEREF _Toc242202609 \h </w:instrText>
             </w:r>
             <w:r>
               <w:rPr>
@@ -48547,7 +48549,7 @@
               <w:rPr>
                 <w:noProof/>
               </w:rPr>
-              <w:t>50</w:t>
+              <w:t>51</w:t>
             </w:r>
             <w:r>
               <w:rPr>
@@ -48571,7 +48573,7 @@
               <w:szCs w:val="22"/>
             </w:rPr>
           </w:pPr>
-          <w:hyperlink w:anchor="_Toc242201899" w:history="1">
+          <w:hyperlink w:anchor="_Toc242202610" w:history="1">
             <w:r>
               <w:rPr>
                 <w:rStyle w:val="Lienhypertexte"/>
@@ -48595,7 +48597,7 @@
               <w:rPr>
                 <w:noProof/>
               </w:rPr>
-              <w:instrText xml:space="preserve"> PAGEREF _Toc242201899 \h </w:instrText>
+              <w:instrText xml:space="preserve"> PAGEREF _Toc242202610 \h </w:instrText>
             </w:r>
             <w:r>
               <w:rPr>
@@ -48612,7 +48614,7 @@
               <w:rPr>
                 <w:noProof/>
               </w:rPr>
-              <w:t>51</w:t>
+              <w:t>52</w:t>
             </w:r>
             <w:r>
               <w:rPr>
@@ -48636,7 +48638,7 @@
               <w:szCs w:val="22"/>
             </w:rPr>
           </w:pPr>
-          <w:hyperlink w:anchor="_Toc242201900" w:history="1">
+          <w:hyperlink w:anchor="_Toc242202611" w:history="1">
             <w:r>
               <w:rPr>
                 <w:rStyle w:val="Lienhypertexte"/>
@@ -48660,7 +48662,7 @@
               <w:rPr>
                 <w:noProof/>
               </w:rPr>
-              <w:instrText xml:space="preserve"> PAGEREF _Toc242201900 \h </w:instrText>
+              <w:instrText xml:space="preserve"> PAGEREF _Toc242202611 \h </w:instrText>
             </w:r>
             <w:r>
               <w:rPr>
@@ -48677,7 +48679,7 @@
               <w:rPr>
                 <w:noProof/>
               </w:rPr>
-              <w:t>52</w:t>
+              <w:t>53</w:t>
             </w:r>
             <w:r>
               <w:rPr>
@@ -48708,165 +48710,162 @@
 
 <file path=word/comments.xml><?xml version="1.0" encoding="utf-8"?>
 <w:comments xmlns:wpc="http://schemas.microsoft.com/office/word/2010/wordprocessingCanvas" xmlns:cx="http://schemas.microsoft.com/office/drawing/2014/chartex" xmlns:mc="http://schemas.openxmlformats.org/markup-compatibility/2006" xmlns:o="urn:schemas-microsoft-com:office:office" xmlns:r="http://schemas.openxmlformats.org/officeDocument/2006/relationships" xmlns:m="http://schemas.openxmlformats.org/officeDocument/2006/math" xmlns:v="urn:schemas-microsoft-com:vml" xmlns:wp14="http://schemas.microsoft.com/office/word/2010/wordprocessingDrawing" xmlns:wp="http://schemas.openxmlformats.org/drawingml/2006/wordprocessingDrawing" xmlns:w10="urn:schemas-microsoft-com:office:word" xmlns:w="http://schemas.openxmlformats.org/wordprocessingml/2006/main" xmlns:w14="http://schemas.microsoft.com/office/word/2010/wordml" xmlns:w15="http://schemas.microsoft.com/office/word/2012/wordml" xmlns:w16se="http://schemas.microsoft.com/office/word/2015/wordml/symex" xmlns:wpg="http://schemas.microsoft.com/office/word/2010/wordprocessingGroup" xmlns:wpi="http://schemas.microsoft.com/office/word/2010/wordprocessingInk" xmlns:wne="http://schemas.microsoft.com/office/word/2006/wordml" xmlns:wps="http://schemas.microsoft.com/office/word/2010/wordprocessingShape" mc:Ignorable="w14 w15 w16se wp14">
-  <w:comment w:id="1" w:author="Claude (aide à la relecture)" w:date="2026-10-06T16:53:00Z" w:initials="CL">
+  <w:comment w:id="1" w:author="Claude (aide à la relecture)" w:date="2026-10-06T17:05:00Z" w:initials="CL">
     <w:p>
       <w:r>
-        <w:t>Résumé resserré (environ 230 mots au lieu de 390, l</w:t>
-      </w:r>
-      <w:r>
-        <w:t>e plan en demande 200) et mis à jour : les chiffres 87,4 %, 4,2 cm, 153 tests et le « test in-situ » sont remplacés par les mesures du dépôt. Voir CORRECTIONS_RAPPORT.md.</w:t>
+        <w:t>Résumé resserré (environ 230 mots au lieu de 390, le plan en dema</w:t>
+      </w:r>
+      <w:r>
+        <w:t>nde 200) et mis à jour : les chiffres 87,4 %, 4,2 cm, 153 tests et le « test in-situ » sont remplacés par les mesures du dépôt. Voir CORRECTIONS_RAPPORT.md.</w:t>
       </w:r>
     </w:p>
   </w:comment>
-  <w:comment w:id="6" w:author="Claude (aide à la relecture)" w:date="2026-10-06T16:53:00Z" w:initials="CL">
+  <w:comment w:id="6" w:author="Claude (aide à la relecture)" w:date="2026-10-06T17:05:00Z" w:initials="CL">
     <w:p>
       <w:r>
         <w:t>Trois chiffres corrigés d'après les sources : le PDNA 2010 donne 360 000 personnes touchées et 104 millions de dollars de coût (et non 44,5 milliards de FCFA) ; le taux de pénétration mobile de l'ARTP est de 127 % au 1er trimestre 2024 (118 % date de 2021)</w:t>
       </w:r>
       <w:r>
-        <w:t xml:space="preserve"> ; la région de Dakar compte près de 4 millions d'habitants (3 896 564 ou 4 004 425 selon les publications de l'ANSD). Voir CORRECTIONS_RAPPORT.md.</w:t>
+        <w:t xml:space="preserve"> ; la région de Dakar compte 3 896 564 habitants (ANSD, RGPH-5), soit 21,6 % de la population nationale. Voir CORRECTIONS_RAPPORT.md.</w:t>
       </w:r>
     </w:p>
   </w:comment>
-  <w:comment w:id="18" w:author="Claude (aide à la relecture)" w:date="2026-10-06T16:53:00Z" w:initials="CL">
+  <w:comment w:id="18" w:author="Claude (aide à la relecture)" w:date="2026-10-06T17:05:00Z" w:initials="CL">
     <w:p>
       <w:r>
         <w:t>Réécrite pour le plan officiel de l'ISEP-AT (4 chapitres).</w:t>
       </w:r>
     </w:p>
   </w:comment>
-  <w:comment w:id="89" w:author="Claude (aide à la relecture)" w:date="2026-10-06T16:53:00Z" w:initials="CL">
+  <w:comment w:id="89" w:author="Claude (aide à la relecture)" w:date="2026-10-06T17:05:00Z" w:initials="CL">
     <w:p>
       <w:r>
-        <w:t>Corrigé d'après le code : sept zones du fichier t</w:t>
-      </w:r>
-      <w:r>
-        <w:t>opographie_thiaroye.csv (et non les quartiers cités avant), niveau d'eau du signalement estimé par la photo (et non choisi par l'utilisateur), nom du fichier du détecteur d'anomalies. Retiré : le temps de requête de 15 ms, non mesuré.</w:t>
+        <w:t>Corrigé d'après le code : sept zones du fichier topographie_thi</w:t>
+      </w:r>
+      <w:r>
+        <w:t>aroye.csv (et non les quartiers cités avant), niveau d'eau du signalement estimé par la photo (et non choisi par l'utilisateur), nom du fichier du détecteur d'anomalies. Retiré : le temps de requête de 15 ms, non mesuré.</w:t>
       </w:r>
     </w:p>
   </w:comment>
-  <w:comment w:id="91" w:author="Claude (aide à la relecture)" w:date="2026-10-06T16:53:00Z" w:initials="CL">
+  <w:comment w:id="91" w:author="Claude (aide à la relecture)" w:date="2026-10-06T17:05:00Z" w:initials="CL">
     <w:p>
       <w:r>
-        <w:t>Random Forest : 300 a</w:t>
-      </w:r>
-      <w:r>
-        <w:t xml:space="preserve">rbres, calibration sigmoïde, 3 variables de pluie, test 2022-2024 (metriques_rf.json). Seuil d'activation : 15 mm (tasks.py), pas 30. NDWI : seuil 0,3 (config_gee.py), pas 0,1. LSTM : pas d'activation ReLU sur la couche LSTM, entraînement de démonstration </w:t>
-      </w:r>
-      <w:r>
-        <w:t>de 5 époques.</w:t>
+        <w:t>Random Forest : 300 arbres, calibra</w:t>
+      </w:r>
+      <w:r>
+        <w:t>tion sigmoïde, 3 variables de pluie, test 2022-2024 (metriques_rf.json). Seuil d'activation : 15 mm (tasks.py), pas 30. NDWI : seuil 0,3 (config_gee.py), pas 0,1. LSTM : pas d'activation ReLU sur la couche LSTM, entraînement de démonstration de 5 époques.</w:t>
       </w:r>
     </w:p>
   </w:comment>
-  <w:comment w:id="93" w:author="Claude (aide à la relecture)" w:date="2026-10-06T16:53:00Z" w:initials="CL">
+  <w:comment w:id="93" w:author="Claude (aide à la relecture)" w:date="2026-10-06T17:05:00Z" w:initials="CL">
     <w:p>
       <w:r>
-        <w:t>Retirés : latence de 120 ms et temps de réponse de 0,4 s (non mesurés). Corrigés : coût du tronçon = longueur × (1 + 5 × risque), sans coût infini ; chatbot gpt-oss-120b via Groq (pas Llama 3.3). Ajouté : la planification des tâches et l'envo</w:t>
-      </w:r>
-      <w:r>
-        <w:t>i réel de SMS ne sont pas encore validés en production.</w:t>
+        <w:t xml:space="preserve">Retirés : latence de 120 ms et temps de réponse de 0,4 s (non mesurés). Corrigés : coût du tronçon = longueur × (1 + 5 × risque), sans coût infini ; chatbot gpt-oss-120b via Groq (pas Llama 3.3). Ajouté : la planification des tâches et l'envoi réel de SMS </w:t>
+      </w:r>
+      <w:r>
+        <w:t>ne sont pas encore validés en production.</w:t>
       </w:r>
     </w:p>
   </w:comment>
-  <w:comment w:id="97" w:author="Claude (aide à la relecture)" w:date="2026-10-06T16:53:00Z" w:initials="CL">
+  <w:comment w:id="97" w:author="Claude (aide à la relecture)" w:date="2026-10-06T17:05:00Z" w:initials="CL">
     <w:p>
       <w:r>
         <w:t>Description alignée sur les écrans réels (Signaler, Carte). Retiré : « plus de 90 % de smartphones », chiffre sans source.</w:t>
       </w:r>
     </w:p>
   </w:comment>
-  <w:comment w:id="99" w:author="Claude (aide à la relecture)" w:date="2026-10-06T16:53:00Z" w:initials="CL">
+  <w:comment w:id="99" w:author="Claude (aide à la relecture)" w:date="2026-10-06T17:05:00Z" w:initials="CL">
     <w:p>
       <w:r>
-        <w:t xml:space="preserve">Le tableau de bord a 4 indicateurs (zones à risque élevé, prédiction à 24 h, </w:t>
-      </w:r>
-      <w:r>
-        <w:t>score moyen, alertes émises), et non 6 : il n'y a pas de données sur les motopompes ni les bassins.</w:t>
+        <w:t>Le tableau de bord a 4 indicateurs (zones à risque élevé, prédiction à 24 h, score moyen, a</w:t>
+      </w:r>
+      <w:r>
+        <w:t>lertes émises), et non 6 : il n'y a pas de données sur les motopompes ni les bassins.</w:t>
       </w:r>
     </w:p>
   </w:comment>
-  <w:comment w:id="101" w:author="Claude (aide à la relecture)" w:date="2026-10-06T16:53:00Z" w:initials="CL">
+  <w:comment w:id="101" w:author="Claude (aide à la relecture)" w:date="2026-10-06T17:05:00Z" w:initials="CL">
     <w:p>
       <w:r>
         <w:t>Rédigé à partir du script demo/demo_scenarii.py et d'un rejeu réel des trois scénarios le 6 octobre 2026 (rapport_pff/sources/mesures/rejeu_scenarios.py).</w:t>
       </w:r>
     </w:p>
   </w:comment>
-  <w:comment w:id="106" w:author="Claude (aide à la relecture)" w:date="2026-10-06T16:53:00Z" w:initials="CL">
+  <w:comment w:id="106" w:author="Claude (aide à la relecture)" w:date="2026-10-06T17:05:00Z" w:initials="CL">
     <w:p>
       <w:r>
-        <w:t>R</w:t>
-      </w:r>
-      <w:r>
-        <w:t>emplace « 153 tests Pytest et 31 tests Vitest, couverture 82,1 % » par les exécutions du 6 octobre 2026 (backend 228, IA 37, interface 39 ; couverture backend 78 %).</w:t>
+        <w:t xml:space="preserve">Remplace « 153 </w:t>
+      </w:r>
+      <w:r>
+        <w:t>tests Pytest et 31 tests Vitest, couverture 82,1 % » par les exécutions du 6 octobre 2026 (backend 228, IA 37, interface 39 ; couverture backend 78 %).</w:t>
       </w:r>
     </w:p>
   </w:comment>
-  <w:comment w:id="109" w:author="Claude (aide à la relecture)" w:date="2026-10-06T16:53:00Z" w:initials="CL">
+  <w:comment w:id="109" w:author="Claude (aide à la relecture)" w:date="2026-10-06T17:05:00Z" w:initials="CL">
     <w:p>
       <w:r>
-        <w:t xml:space="preserve">Remplace l'exactitude de 87,4 % (non reproductible) par les mesures de metriques_rf.json, </w:t>
-      </w:r>
-      <w:r>
-        <w:t>avec les deux références simples. Conclusion honnête : pas de gain démontré sur la persistance, niveaux rares mal détectés.</w:t>
+        <w:t xml:space="preserve">Remplace l'exactitude de 87,4 % (non reproductible) par les mesures de metriques_rf.json, avec les deux </w:t>
+      </w:r>
+      <w:r>
+        <w:t>références simples. Conclusion honnête : pas de gain démontré sur la persistance, niveaux rares mal détectés.</w:t>
       </w:r>
     </w:p>
   </w:comment>
-  <w:comment w:id="112" w:author="Claude (aide à la relecture)" w:date="2026-10-06T16:53:00Z" w:initials="CL">
+  <w:comment w:id="112" w:author="Claude (aide à la relecture)" w:date="2026-10-06T17:05:00Z" w:initials="CL">
     <w:p>
       <w:r>
-        <w:t>Remplace MAE 4,2 cm / R² 0,891 par la mesure du 3 octobre (MAE 8,0 cm, moins bien que la référence naïve). Retiré : le Kappa de 0,81</w:t>
-      </w:r>
-      <w:r>
-        <w:t xml:space="preserve"> sur le satellite, sans validation dans le dépôt.</w:t>
+        <w:t>Remplace MAE 4,2 cm / R² 0,891 par la mesure du 3 octobre (MAE 8,0 cm, moins bien que la référence naïve). Retiré : le Kappa de 0,81 sur le satell</w:t>
+      </w:r>
+      <w:r>
+        <w:t>ite, sans validation dans le dépôt.</w:t>
       </w:r>
     </w:p>
   </w:comment>
-  <w:comment w:id="115" w:author="Claude (aide à la relecture)" w:date="2026-10-06T16:53:00Z" w:initials="CL">
+  <w:comment w:id="115" w:author="Claude (aide à la relecture)" w:date="2026-10-06T17:05:00Z" w:initials="CL">
     <w:p>
       <w:r>
         <w:t>Le chapitre IV d'origine vérifiait trois hypothèses différentes de celles de l'introduction, toutes « CONFIRMÉE ». Reprise avec H1 à H4 de l'introduction et une conclusion honnête pour chacune.</w:t>
       </w:r>
     </w:p>
   </w:comment>
-  <w:comment w:id="129" w:author="Claude (aide à la relecture)" w:date="2026-10-06T16:53:00Z" w:initials="CL">
+  <w:comment w:id="129" w:author="Claude (aide à la relecture)" w:date="2026-10-06T17:05:00Z" w:initials="CL">
     <w:p>
       <w:r>
-        <w:t>Chiffres 87,</w:t>
-      </w:r>
-      <w:r>
-        <w:t>4 % et 4,2 cm remplacés ; « système autonome », « capacité inédite » et « chaque chef de famille » ramenés à ce qui est démontré. Tableau de bilan des objectifs ajouté.</w:t>
+        <w:t xml:space="preserve">Chiffres 87,4 % et 4,2 cm </w:t>
+      </w:r>
+      <w:r>
+        <w:t>remplacés ; « système autonome », « capacité inédite » et « chaque chef de famille » ramenés à ce qui est démontré. Tableau de bilan des objectifs ajouté.</w:t>
       </w:r>
     </w:p>
   </w:comment>
-  <w:comment w:id="135" w:author="Claude (aide à la relecture)" w:date="2026-10-06T16:53:00Z" w:initials="CL">
+  <w:comment w:id="135" w:author="Claude (aide à la relecture)" w:date="2026-10-06T17:05:00Z" w:initials="CL">
     <w:p>
       <w:r>
-        <w:t>« MBEUND BI » renommé (le projet s'appelle MBEUND MI). Recommandations d'origine conser</w:t>
-      </w:r>
-      <w:r>
-        <w:t>vées ; perspectives techniques de l'audit du 6 octobre ajoutées.</w:t>
+        <w:t>« MBEUND BI » renommé (le projet s'appelle MBEUND MI). Recommandations d'origine conservées ; perspec</w:t>
+      </w:r>
+      <w:r>
+        <w:t>tives techniques de l'audit du 6 octobre ajoutées.</w:t>
       </w:r>
     </w:p>
   </w:comment>
-  <w:comment w:id="144" w:author="Claude (aide à la relecture)" w:date="2026-10-06T16:53:00Z" w:initials="CL">
+  <w:comment w:id="144" w:author="Claude (aide à la relecture)" w:date="2026-10-06T17:05:00Z" w:initials="CL">
     <w:p>
       <w:r>
         <w:t>Dictionnaire régénéré à partir des modèles Django actuels : les tables et champs de la version d'origine (api_signalementcitoyen, geom, hauteur_eau…) n'existaient pas.</w:t>
       </w:r>
     </w:p>
   </w:comment>
-  <w:comment w:id="147" w:author="Claude (aide à la relecture)" w:date="2026-10-06T16:53:00Z" w:initials="CL">
+  <w:comment w:id="147" w:author="Claude (aide à la relecture)" w:date="2026-10-06T17:05:00Z" w:initials="CL">
     <w:p>
       <w:r>
-        <w:t>Les URL /api/v1/... n'e</w:t>
-      </w:r>
-      <w:r>
-        <w:t>xistent pas : remplacées par celles de backend/api/urls.py.</w:t>
+        <w:t xml:space="preserve">Les URL /api/v1/... n'existent pas : </w:t>
+      </w:r>
+      <w:r>
+        <w:t>remplacées par celles de backend/api/urls.py.</w:t>
       </w:r>
     </w:p>
   </w:comment>
-  <w:comment w:id="150" w:author="Claude (aide à la relecture)" w:date="2026-10-06T16:53:00Z" w:initials="CL">
+  <w:comment w:id="150" w:author="Claude (aide à la relecture)" w:date="2026-10-06T17:05:00Z" w:initials="CL">
     <w:p>
       <w:r>
         <w:t>Les extraits d'origine (fonctions et attributs inexistants) sont remplacés par des extraits lus dans le dépôt, avec chemin et numéros de lignes.</w:t>
@@ -48878,24 +48877,24 @@
 
 <file path=word/commentsExtended.xml><?xml version="1.0" encoding="utf-8"?>
 <w15:commentsEx xmlns:wpc="http://schemas.microsoft.com/office/word/2010/wordprocessingCanvas" xmlns:cx="http://schemas.microsoft.com/office/drawing/2014/chartex" xmlns:mc="http://schemas.openxmlformats.org/markup-compatibility/2006" xmlns:o="urn:schemas-microsoft-com:office:office" xmlns:r="http://schemas.openxmlformats.org/officeDocument/2006/relationships" xmlns:m="http://schemas.openxmlformats.org/officeDocument/2006/math" xmlns:v="urn:schemas-microsoft-com:vml" xmlns:wp14="http://schemas.microsoft.com/office/word/2010/wordprocessingDrawing" xmlns:wp="http://schemas.openxmlformats.org/drawingml/2006/wordprocessingDrawing" xmlns:w10="urn:schemas-microsoft-com:office:word" xmlns:w="http://schemas.openxmlformats.org/wordprocessingml/2006/main" xmlns:w14="http://schemas.microsoft.com/office/word/2010/wordml" xmlns:w15="http://schemas.microsoft.com/office/word/2012/wordml" xmlns:w16se="http://schemas.microsoft.com/office/word/2015/wordml/symex" xmlns:wpg="http://schemas.microsoft.com/office/word/2010/wordprocessingGroup" xmlns:wpi="http://schemas.microsoft.com/office/word/2010/wordprocessingInk" xmlns:wne="http://schemas.microsoft.com/office/word/2006/wordml" xmlns:wps="http://schemas.microsoft.com/office/word/2010/wordprocessingShape" mc:Ignorable="w14 w15 w16se wp14">
-  <w15:commentEx w15:paraId="626661D0" w15:done="0"/>
-  <w15:commentEx w15:paraId="0CC366D2" w15:done="0"/>
-  <w15:commentEx w15:paraId="3F4C3C3D" w15:done="0"/>
-  <w15:commentEx w15:paraId="6AAFC19B" w15:done="0"/>
-  <w15:commentEx w15:paraId="73A34227" w15:done="0"/>
-  <w15:commentEx w15:paraId="592DD31E" w15:done="0"/>
-  <w15:commentEx w15:paraId="4E0916F7" w15:done="0"/>
-  <w15:commentEx w15:paraId="4DC2DF3E" w15:done="0"/>
-  <w15:commentEx w15:paraId="47FB1B60" w15:done="0"/>
-  <w15:commentEx w15:paraId="07560127" w15:done="0"/>
-  <w15:commentEx w15:paraId="0976EF64" w15:done="0"/>
-  <w15:commentEx w15:paraId="32CA87FA" w15:done="0"/>
-  <w15:commentEx w15:paraId="1ECF4196" w15:done="0"/>
-  <w15:commentEx w15:paraId="1013E113" w15:done="0"/>
-  <w15:commentEx w15:paraId="65AE579D" w15:done="0"/>
-  <w15:commentEx w15:paraId="6C640756" w15:done="0"/>
-  <w15:commentEx w15:paraId="547A5E42" w15:done="0"/>
-  <w15:commentEx w15:paraId="757EF918" w15:done="0"/>
+  <w15:commentEx w15:paraId="51156747" w15:done="0"/>
+  <w15:commentEx w15:paraId="3D27FC44" w15:done="0"/>
+  <w15:commentEx w15:paraId="42057EA4" w15:done="0"/>
+  <w15:commentEx w15:paraId="67D82D6C" w15:done="0"/>
+  <w15:commentEx w15:paraId="6B536BE3" w15:done="0"/>
+  <w15:commentEx w15:paraId="7A5ED3A1" w15:done="0"/>
+  <w15:commentEx w15:paraId="22E9C48C" w15:done="0"/>
+  <w15:commentEx w15:paraId="7D25E87A" w15:done="0"/>
+  <w15:commentEx w15:paraId="3254844F" w15:done="0"/>
+  <w15:commentEx w15:paraId="6F64AB6E" w15:done="0"/>
+  <w15:commentEx w15:paraId="041187E9" w15:done="0"/>
+  <w15:commentEx w15:paraId="2F97AD51" w15:done="0"/>
+  <w15:commentEx w15:paraId="68E0D4B0" w15:done="0"/>
+  <w15:commentEx w15:paraId="144C6318" w15:done="0"/>
+  <w15:commentEx w15:paraId="51824C8F" w15:done="0"/>
+  <w15:commentEx w15:paraId="0EBFF6AC" w15:done="0"/>
+  <w15:commentEx w15:paraId="7566ED76" w15:done="0"/>
+  <w15:commentEx w15:paraId="08B0C4ED" w15:done="0"/>
 </w15:commentsEx>
 </file>
 
@@ -49057,7 +49056,7 @@
         <w:sz w:val="15"/>
         <w:szCs w:val="15"/>
       </w:rPr>
-      <w:t>55</w:t>
+      <w:t>56</w:t>
     </w:r>
     <w:r>
       <w:rPr>
@@ -49102,10 +49101,64 @@
 <file path=word/numbering.xml><?xml version="1.0" encoding="utf-8"?>
 <w:numbering xmlns:wpc="http://schemas.microsoft.com/office/word/2010/wordprocessingCanvas" xmlns:cx="http://schemas.microsoft.com/office/drawing/2014/chartex" xmlns:mc="http://schemas.openxmlformats.org/markup-compatibility/2006" xmlns:o="urn:schemas-microsoft-com:office:office" xmlns:r="http://schemas.openxmlformats.org/officeDocument/2006/relationships" xmlns:m="http://schemas.openxmlformats.org/officeDocument/2006/math" xmlns:v="urn:schemas-microsoft-com:vml" xmlns:wp14="http://schemas.microsoft.com/office/word/2010/wordprocessingDrawing" xmlns:wp="http://schemas.openxmlformats.org/drawingml/2006/wordprocessingDrawing" xmlns:w10="urn:schemas-microsoft-com:office:word" xmlns:w="http://schemas.openxmlformats.org/wordprocessingml/2006/main" xmlns:w14="http://schemas.microsoft.com/office/word/2010/wordml" xmlns:w15="http://schemas.microsoft.com/office/word/2012/wordml" xmlns:w16se="http://schemas.microsoft.com/office/word/2015/wordml/symex" xmlns:wpg="http://schemas.microsoft.com/office/word/2010/wordprocessingGroup" xmlns:wpi="http://schemas.microsoft.com/office/word/2010/wordprocessingInk" xmlns:wne="http://schemas.microsoft.com/office/word/2006/wordml" xmlns:wps="http://schemas.microsoft.com/office/word/2010/wordprocessingShape" mc:Ignorable="w14 w15 w16se wp14">
   <w:abstractNum w:abstractNumId="0" w15:restartNumberingAfterBreak="0">
-    <w:nsid w:val="13A95B80"/>
+    <w:nsid w:val="43A13B31"/>
     <w:multiLevelType w:val="hybridMultilevel"/>
-    <w:tmpl w:val="0E9CE3BE"/>
-    <w:lvl w:ilvl="0" w:tplc="77B264B6">
+    <w:tmpl w:val="279016A6"/>
+    <w:lvl w:ilvl="0" w:tplc="2CCE5846">
+      <w:start w:val="1"/>
+      <w:numFmt w:val="decimal"/>
+      <w:lvlText w:val="%1."/>
+      <w:lvlJc w:val="left"/>
+      <w:pPr>
+        <w:ind w:left="720" w:hanging="360"/>
+      </w:pPr>
+    </w:lvl>
+    <w:lvl w:ilvl="1" w:tplc="D988E0B6">
+      <w:numFmt w:val="decimal"/>
+      <w:lvlText w:val=""/>
+      <w:lvlJc w:val="left"/>
+    </w:lvl>
+    <w:lvl w:ilvl="2" w:tplc="2620E29C">
+      <w:numFmt w:val="decimal"/>
+      <w:lvlText w:val=""/>
+      <w:lvlJc w:val="left"/>
+    </w:lvl>
+    <w:lvl w:ilvl="3" w:tplc="259421EE">
+      <w:numFmt w:val="decimal"/>
+      <w:lvlText w:val=""/>
+      <w:lvlJc w:val="left"/>
+    </w:lvl>
+    <w:lvl w:ilvl="4" w:tplc="227AF2DE">
+      <w:numFmt w:val="decimal"/>
+      <w:lvlText w:val=""/>
+      <w:lvlJc w:val="left"/>
+    </w:lvl>
+    <w:lvl w:ilvl="5" w:tplc="BC1053AA">
+      <w:numFmt w:val="decimal"/>
+      <w:lvlText w:val=""/>
+      <w:lvlJc w:val="left"/>
+    </w:lvl>
+    <w:lvl w:ilvl="6" w:tplc="F0F697B8">
+      <w:numFmt w:val="decimal"/>
+      <w:lvlText w:val=""/>
+      <w:lvlJc w:val="left"/>
+    </w:lvl>
+    <w:lvl w:ilvl="7" w:tplc="E0B66B1C">
+      <w:numFmt w:val="decimal"/>
+      <w:lvlText w:val=""/>
+      <w:lvlJc w:val="left"/>
+    </w:lvl>
+    <w:lvl w:ilvl="8" w:tplc="89027262">
+      <w:numFmt w:val="decimal"/>
+      <w:lvlText w:val=""/>
+      <w:lvlJc w:val="left"/>
+    </w:lvl>
+  </w:abstractNum>
+  <w:abstractNum w:abstractNumId="1" w15:restartNumberingAfterBreak="0">
+    <w:nsid w:val="63CB40C8"/>
+    <w:multiLevelType w:val="hybridMultilevel"/>
+    <w:tmpl w:val="E8803ED2"/>
+    <w:lvl w:ilvl="0" w:tplc="4BE897C6">
       <w:start w:val="1"/>
       <w:numFmt w:val="bullet"/>
       <w:lvlText w:val="•"/>
@@ -49114,106 +49167,52 @@
         <w:ind w:left="720" w:hanging="360"/>
       </w:pPr>
     </w:lvl>
-    <w:lvl w:ilvl="1" w:tplc="0BA8896E">
+    <w:lvl w:ilvl="1" w:tplc="1C6E0D5A">
       <w:numFmt w:val="decimal"/>
       <w:lvlText w:val=""/>
       <w:lvlJc w:val="left"/>
     </w:lvl>
-    <w:lvl w:ilvl="2" w:tplc="C25A72D0">
+    <w:lvl w:ilvl="2" w:tplc="78DAD8C2">
       <w:numFmt w:val="decimal"/>
       <w:lvlText w:val=""/>
       <w:lvlJc w:val="left"/>
     </w:lvl>
-    <w:lvl w:ilvl="3" w:tplc="1810A27A">
+    <w:lvl w:ilvl="3" w:tplc="4CC0C98C">
       <w:numFmt w:val="decimal"/>
       <w:lvlText w:val=""/>
       <w:lvlJc w:val="left"/>
     </w:lvl>
-    <w:lvl w:ilvl="4" w:tplc="C8982A14">
+    <w:lvl w:ilvl="4" w:tplc="7DDCCBE4">
       <w:numFmt w:val="decimal"/>
       <w:lvlText w:val=""/>
       <w:lvlJc w:val="left"/>
     </w:lvl>
-    <w:lvl w:ilvl="5" w:tplc="AA0AF51E">
+    <w:lvl w:ilvl="5" w:tplc="9036D94C">
       <w:numFmt w:val="decimal"/>
       <w:lvlText w:val=""/>
       <w:lvlJc w:val="left"/>
     </w:lvl>
-    <w:lvl w:ilvl="6" w:tplc="31A29D04">
+    <w:lvl w:ilvl="6" w:tplc="D990ED92">
       <w:numFmt w:val="decimal"/>
       <w:lvlText w:val=""/>
       <w:lvlJc w:val="left"/>
     </w:lvl>
-    <w:lvl w:ilvl="7" w:tplc="37F08330">
+    <w:lvl w:ilvl="7" w:tplc="933AC34E">
       <w:numFmt w:val="decimal"/>
       <w:lvlText w:val=""/>
       <w:lvlJc w:val="left"/>
     </w:lvl>
-    <w:lvl w:ilvl="8" w:tplc="4C7E0C62">
-      <w:numFmt w:val="decimal"/>
-      <w:lvlText w:val=""/>
-      <w:lvlJc w:val="left"/>
-    </w:lvl>
-  </w:abstractNum>
-  <w:abstractNum w:abstractNumId="1" w15:restartNumberingAfterBreak="0">
-    <w:nsid w:val="34A01C8D"/>
-    <w:multiLevelType w:val="hybridMultilevel"/>
-    <w:tmpl w:val="0306625C"/>
-    <w:lvl w:ilvl="0" w:tplc="FB2E9BC2">
-      <w:start w:val="1"/>
-      <w:numFmt w:val="decimal"/>
-      <w:lvlText w:val="%1."/>
-      <w:lvlJc w:val="left"/>
-      <w:pPr>
-        <w:ind w:left="720" w:hanging="360"/>
-      </w:pPr>
-    </w:lvl>
-    <w:lvl w:ilvl="1" w:tplc="E42047F2">
-      <w:numFmt w:val="decimal"/>
-      <w:lvlText w:val=""/>
-      <w:lvlJc w:val="left"/>
-    </w:lvl>
-    <w:lvl w:ilvl="2" w:tplc="91108094">
-      <w:numFmt w:val="decimal"/>
-      <w:lvlText w:val=""/>
-      <w:lvlJc w:val="left"/>
-    </w:lvl>
-    <w:lvl w:ilvl="3" w:tplc="0BEE0F20">
-      <w:numFmt w:val="decimal"/>
-      <w:lvlText w:val=""/>
-      <w:lvlJc w:val="left"/>
-    </w:lvl>
-    <w:lvl w:ilvl="4" w:tplc="928EF77A">
-      <w:numFmt w:val="decimal"/>
-      <w:lvlText w:val=""/>
-      <w:lvlJc w:val="left"/>
-    </w:lvl>
-    <w:lvl w:ilvl="5" w:tplc="BF8283E8">
-      <w:numFmt w:val="decimal"/>
-      <w:lvlText w:val=""/>
-      <w:lvlJc w:val="left"/>
-    </w:lvl>
-    <w:lvl w:ilvl="6" w:tplc="E56AD442">
-      <w:numFmt w:val="decimal"/>
-      <w:lvlText w:val=""/>
-      <w:lvlJc w:val="left"/>
-    </w:lvl>
-    <w:lvl w:ilvl="7" w:tplc="6FA46C6C">
-      <w:numFmt w:val="decimal"/>
-      <w:lvlText w:val=""/>
-      <w:lvlJc w:val="left"/>
-    </w:lvl>
-    <w:lvl w:ilvl="8" w:tplc="C2280FB4">
+    <w:lvl w:ilvl="8" w:tplc="3E48C8BC">
       <w:numFmt w:val="decimal"/>
       <w:lvlText w:val=""/>
       <w:lvlJc w:val="left"/>
     </w:lvl>
   </w:abstractNum>
   <w:abstractNum w:abstractNumId="2" w15:restartNumberingAfterBreak="0">
-    <w:nsid w:val="3B0F65C9"/>
+    <w:nsid w:val="724B6F91"/>
     <w:multiLevelType w:val="hybridMultilevel"/>
-    <w:tmpl w:val="5832E630"/>
-    <w:lvl w:ilvl="0" w:tplc="5890F0E6" w:tentative="1">
+    <w:tmpl w:val="C02A8948"/>
+    <w:lvl w:ilvl="0" w:tplc="31DAE0B2" w:tentative="1">
       <w:start w:val="1"/>
       <w:numFmt w:val="bullet"/>
       <w:lvlText w:val="●"/>
@@ -49222,7 +49221,7 @@
         <w:ind w:left="720" w:hanging="360"/>
       </w:pPr>
     </w:lvl>
-    <w:lvl w:ilvl="1" w:tplc="26A621AE" w:tentative="1">
+    <w:lvl w:ilvl="1" w:tplc="CA7C7342" w:tentative="1">
       <w:start w:val="1"/>
       <w:numFmt w:val="bullet"/>
       <w:lvlText w:val="○"/>
@@ -49231,7 +49230,7 @@
         <w:ind w:left="1440" w:hanging="360"/>
       </w:pPr>
     </w:lvl>
-    <w:lvl w:ilvl="2" w:tplc="63E83B7A" w:tentative="1">
+    <w:lvl w:ilvl="2" w:tplc="4E045212" w:tentative="1">
       <w:start w:val="1"/>
       <w:numFmt w:val="bullet"/>
       <w:lvlText w:val="■"/>
@@ -49240,7 +49239,7 @@
         <w:ind w:left="2160" w:hanging="360"/>
       </w:pPr>
     </w:lvl>
-    <w:lvl w:ilvl="3" w:tplc="13D887C2" w:tentative="1">
+    <w:lvl w:ilvl="3" w:tplc="D5C0C48A" w:tentative="1">
       <w:start w:val="1"/>
       <w:numFmt w:val="bullet"/>
       <w:lvlText w:val="●"/>
@@ -49249,7 +49248,7 @@
         <w:ind w:left="2880" w:hanging="360"/>
       </w:pPr>
     </w:lvl>
-    <w:lvl w:ilvl="4" w:tplc="B4E67AD2" w:tentative="1">
+    <w:lvl w:ilvl="4" w:tplc="8DCADF5A" w:tentative="1">
       <w:start w:val="1"/>
       <w:numFmt w:val="bullet"/>
       <w:lvlText w:val="○"/>
@@ -49258,7 +49257,7 @@
         <w:ind w:left="3600" w:hanging="360"/>
       </w:pPr>
     </w:lvl>
-    <w:lvl w:ilvl="5" w:tplc="3222CE70" w:tentative="1">
+    <w:lvl w:ilvl="5" w:tplc="09F42366" w:tentative="1">
       <w:start w:val="1"/>
       <w:numFmt w:val="bullet"/>
       <w:lvlText w:val="■"/>
@@ -49267,7 +49266,7 @@
         <w:ind w:left="4320" w:hanging="360"/>
       </w:pPr>
     </w:lvl>
-    <w:lvl w:ilvl="6" w:tplc="2C5AC8C4" w:tentative="1">
+    <w:lvl w:ilvl="6" w:tplc="7BEA67A0" w:tentative="1">
       <w:start w:val="1"/>
       <w:numFmt w:val="bullet"/>
       <w:lvlText w:val="●"/>
@@ -49276,7 +49275,7 @@
         <w:ind w:left="5040" w:hanging="360"/>
       </w:pPr>
     </w:lvl>
-    <w:lvl w:ilvl="7" w:tplc="BF92D808" w:tentative="1">
+    <w:lvl w:ilvl="7" w:tplc="E9A052D4" w:tentative="1">
       <w:start w:val="1"/>
       <w:numFmt w:val="bullet"/>
       <w:lvlText w:val="●"/>
@@ -49285,7 +49284,7 @@
         <w:ind w:left="5760" w:hanging="360"/>
       </w:pPr>
     </w:lvl>
-    <w:lvl w:ilvl="8" w:tplc="5E08F1DC" w:tentative="1">
+    <w:lvl w:ilvl="8" w:tplc="EF424094" w:tentative="1">
       <w:start w:val="1"/>
       <w:numFmt w:val="bullet"/>
       <w:lvlText w:val="●"/>
@@ -49302,13 +49301,13 @@
     </w:lvlOverride>
   </w:num>
   <w:num w:numId="2">
-    <w:abstractNumId w:val="1"/>
+    <w:abstractNumId w:val="0"/>
     <w:lvlOverride w:ilvl="0">
       <w:startOverride w:val="1"/>
     </w:lvlOverride>
   </w:num>
   <w:num w:numId="3">
-    <w:abstractNumId w:val="0"/>
+    <w:abstractNumId w:val="1"/>
     <w:lvlOverride w:ilvl="0">
       <w:startOverride w:val="1"/>
     </w:lvlOverride>
@@ -50105,7 +50104,7 @@
     <w:next w:val="Normal"/>
     <w:uiPriority w:val="99"/>
     <w:unhideWhenUsed/>
-    <w:rsid w:val="00A4210E"/>
+    <w:rsid w:val="00C31BA1"/>
     <w:pPr>
       <w:spacing w:after="0"/>
     </w:pPr>

--- a/rapport_pff/Rapport_PFF_MBEUND_MI_v4.docx
+++ b/rapport_pff/Rapport_PFF_MBEUND_MI_v4.docx
@@ -10,7 +10,7 @@
           <w:noProof/>
         </w:rPr>
         <w:drawing>
-          <wp:anchor distT="0" distB="0" distL="0" distR="0" simplePos="0" relativeHeight="10696575" behindDoc="1" locked="0" layoutInCell="1" allowOverlap="1" wp14:anchorId="07CDE715" wp14:editId="0126B5DF">
+          <wp:anchor distT="0" distB="0" distL="0" distR="0" simplePos="0" relativeHeight="10696575" behindDoc="1" locked="0" layoutInCell="1" allowOverlap="1" wp14:anchorId="14EC9E47" wp14:editId="5480CD74">
             <wp:simplePos x="0" y="0"/>
             <wp:positionH relativeFrom="page">
               <wp:posOffset>0</wp:posOffset>
@@ -61,7 +61,7 @@
           <w:noProof/>
         </w:rPr>
         <w:drawing>
-          <wp:anchor distT="0" distB="0" distL="0" distR="0" simplePos="0" relativeHeight="1143000" behindDoc="0" locked="0" layoutInCell="1" allowOverlap="1" wp14:anchorId="451BEA0D" wp14:editId="5AEEDDD9">
+          <wp:anchor distT="0" distB="0" distL="0" distR="0" simplePos="0" relativeHeight="1143000" behindDoc="0" locked="0" layoutInCell="1" allowOverlap="1" wp14:anchorId="6C56B5CD" wp14:editId="5589716F">
             <wp:simplePos x="0" y="0"/>
             <wp:positionH relativeFrom="page">
               <wp:posOffset>1790000</wp:posOffset>
@@ -112,7 +112,7 @@
           <w:noProof/>
         </w:rPr>
         <w:drawing>
-          <wp:anchor distT="0" distB="0" distL="0" distR="0" simplePos="0" relativeHeight="1276350" behindDoc="0" locked="0" layoutInCell="1" allowOverlap="1" wp14:anchorId="18C1AD12" wp14:editId="591939D8">
+          <wp:anchor distT="0" distB="0" distL="0" distR="0" simplePos="0" relativeHeight="1276350" behindDoc="0" locked="0" layoutInCell="1" allowOverlap="1" wp14:anchorId="14D181D3" wp14:editId="446E2E9B">
             <wp:simplePos x="0" y="0"/>
             <wp:positionH relativeFrom="page">
               <wp:posOffset>3961700</wp:posOffset>
@@ -813,10 +813,10 @@
         <w:t>Sur le jeu de test 2022-2024, le classifieur atteint une exactitude de 93,5 % ma</w:t>
       </w:r>
       <w:r>
-        <w:t xml:space="preserve">is détecte mal les niveaux orange et rouge, rares, et ne dépasse pas une règle de persistance sur le F1 macro (0,54 contre 0,67) ; le LSTM ne dépasse pas la référence naïve. Le logiciel est vérifié par 304 tests automatisés. Le projet reste un prototype : </w:t>
-      </w:r>
-      <w:r>
-        <w:t>capteurs simulés, envoi réel de SMS non validé.</w:t>
+        <w:t>is détecte mal les niveaux orange et rouge, rares, et ne dépasse pas une règle de persistance sur le F1 macro (0,54 contre 0,67). Le LSTM, réentraîné sur 15 ans de pluie, réduit l'erreur de prévision du niveau d'eau de 5,0 à 2,8 cm par rapport à la persist</w:t>
+      </w:r>
+      <w:r>
+        <w:t>ance, sur un niveau reconstitué et non mesuré. Le logiciel est vérifié par 308 tests automatisés. Le projet reste un prototype : capteurs simulés, envoi réel de SMS non validé.</w:t>
       </w:r>
     </w:p>
     <w:p>
@@ -831,7 +831,10 @@
         <w:t>Mots-clés :</w:t>
       </w:r>
       <w:r>
-        <w:t xml:space="preserve"> inondations, Thiaroye-sur-Mer, alerte précoce, SIG, apprentissage automatique, participation citoyenne.</w:t>
+        <w:t xml:space="preserve"> inondations, Thiaroye-sur-Mer, alerte précoce, SIG, apprentissage a</w:t>
+      </w:r>
+      <w:r>
+        <w:t>utomatique, participation citoyenne.</w:t>
       </w:r>
     </w:p>
     <w:p>
@@ -849,13 +852,10 @@
         <w:jc w:val="both"/>
       </w:pPr>
       <w:r>
-        <w:t>The municipality of Thiaroye-sur-Mer, on the southern coast of the Cap-Vert peninsu</w:t>
-      </w:r>
-      <w:r>
-        <w:t>la (Pikine department), suffers recurrent flooding every rainy season: low elevation, proximity of the sea and of the water table, and insufficient stormwater drainage. Available warnings are national or regional and cannot anticipate conditions at neighbo</w:t>
-      </w:r>
-      <w:r>
-        <w:t>urhood scale.</w:t>
+        <w:t>The municipality of Thiaroye-sur-Mer, on the southern coast of the Cap-Vert peninsula (Pikine department), suffers recurrent flooding every rainy season: low elevation, proximity of the sea and of the water tab</w:t>
+      </w:r>
+      <w:r>
+        <w:t>le, and insufficient stormwater drainage. Available warnings are national or regional and cannot anticipate conditions at neighbourhood scale.</w:t>
       </w:r>
     </w:p>
     <w:p>
@@ -873,13 +873,13 @@
         <w:t>MBEUND MI</w:t>
       </w:r>
       <w:r>
-        <w:t>, a web and mobile platform for local-scale flood prevention and management. It combines weather forecasts (Open-Meteo), Sentinel-2 satellite imagery (NDWI index), simulated IoT sensors (MQTT) and citizen reports (</w:t>
-      </w:r>
-      <w:r>
-        <w:t xml:space="preserve">application or SMS). A Random Forest classifier estimates the risk level and an LSTM network forecasts water level; alerts are issued in real time (WebSocket, notifications, SMS), with an evacuation route and a conversational assistant, NDAM. The platform </w:t>
-      </w:r>
-      <w:r>
-        <w:t>is built with React, Django REST Framework and PostgreSQL/PostGIS.</w:t>
+        <w:t>, a web and mobile platform for local-scale flood prevention and management. It combi</w:t>
+      </w:r>
+      <w:r>
+        <w:t xml:space="preserve">nes weather forecasts (Open-Meteo), Sentinel-2 satellite imagery (NDWI index), simulated IoT sensors (MQTT) and citizen reports (application or SMS). A Random Forest classifier estimates the risk level and an LSTM network forecasts water level; alerts are </w:t>
+      </w:r>
+      <w:r>
+        <w:t>issued in real time (WebSocket, notifications, SMS), with an evacuation route and a conversational assistant, NDAM. The platform is built with React, Django REST Framework and PostgreSQL/PostGIS.</w:t>
       </w:r>
     </w:p>
     <w:p>
@@ -887,10 +887,13 @@
         <w:jc w:val="both"/>
       </w:pPr>
       <w:r>
-        <w:t>On the 2022-2024 test set, the classifier reaches an accuracy of 93.5% but poorly detects the rare orange and red levels and does not beat a persistence rule on macro F1 (0.54 against 0.67)</w:t>
-      </w:r>
-      <w:r>
-        <w:t>; the LSTM does not beat the naive baseline. The software is verified by 304 automated tests. The project remains a prototype: sensors are simulated and real SMS delivery is not yet validated.</w:t>
+        <w:t>On the 2022-2024 test set, the classifier reaches an accurac</w:t>
+      </w:r>
+      <w:r>
+        <w:t>y of 93.5% but poorly detects the rare orange and red levels and does not beat a persistence rule on macro F1 (0.54 against 0.67). The LSTM, retrained on 15 years of rainfall, reduces the water-level forecast error from 5.0 to 2.8 cm compared with persiste</w:t>
+      </w:r>
+      <w:r>
+        <w:t>nce, on a reconstructed rather than measured level. The software is verified by 308 automated tests. The project remains a prototype: sensors are simulated and real SMS delivery is not yet validated.</w:t>
       </w:r>
     </w:p>
     <w:p>
@@ -905,10 +908,10 @@
         <w:t>Keywords:</w:t>
       </w:r>
       <w:r>
-        <w:t xml:space="preserve"> flooding, Thiaroye-sur-Mer, early warning, GIS, machi</w:t>
-      </w:r>
-      <w:r>
-        <w:t>ne learning, citizen participation.</w:t>
+        <w:t xml:space="preserve"> flooding, Thiaroye-sur-Mer, early warning, GIS</w:t>
+      </w:r>
+      <w:r>
+        <w:t>, machine learning, citizen participation.</w:t>
       </w:r>
     </w:p>
     <w:p>
@@ -924,7 +927,7 @@
     <w:sdt>
       <w:sdtPr>
         <w:alias w:val="Sommaire"/>
-        <w:id w:val="2138526498"/>
+        <w:id w:val="-854030312"/>
       </w:sdtPr>
       <w:sdtEndPr>
         <w:rPr>
@@ -962,7 +965,7 @@
           <w:r>
             <w:fldChar w:fldCharType="separate"/>
           </w:r>
-          <w:hyperlink w:anchor="_Toc242202506" w:history="1">
+          <w:hyperlink w:anchor="_Toc242203664" w:history="1">
             <w:r>
               <w:rPr>
                 <w:rStyle w:val="Lienhypertexte"/>
@@ -986,7 +989,7 @@
               <w:rPr>
                 <w:noProof/>
               </w:rPr>
-              <w:instrText xml:space="preserve"> PAGEREF _Toc242202506 \h </w:instrText>
+              <w:instrText xml:space="preserve"> PAGEREF _Toc242203664 \h </w:instrText>
             </w:r>
             <w:r>
               <w:rPr>
@@ -1027,7 +1030,7 @@
               <w:szCs w:val="22"/>
             </w:rPr>
           </w:pPr>
-          <w:hyperlink w:anchor="_Toc242202507" w:history="1">
+          <w:hyperlink w:anchor="_Toc242203665" w:history="1">
             <w:r>
               <w:rPr>
                 <w:rStyle w:val="Lienhypertexte"/>
@@ -1051,7 +1054,7 @@
               <w:rPr>
                 <w:noProof/>
               </w:rPr>
-              <w:instrText xml:space="preserve"> PAGEREF _Toc242202507 \h </w:instrText>
+              <w:instrText xml:space="preserve"> PAGEREF _Toc242203665 \h </w:instrText>
             </w:r>
             <w:r>
               <w:rPr>
@@ -1092,7 +1095,7 @@
               <w:szCs w:val="22"/>
             </w:rPr>
           </w:pPr>
-          <w:hyperlink w:anchor="_Toc242202508" w:history="1">
+          <w:hyperlink w:anchor="_Toc242203666" w:history="1">
             <w:r>
               <w:rPr>
                 <w:rStyle w:val="Lienhypertexte"/>
@@ -1116,7 +1119,7 @@
               <w:rPr>
                 <w:noProof/>
               </w:rPr>
-              <w:instrText xml:space="preserve"> PAGEREF _Toc242202508 \h </w:instrText>
+              <w:instrText xml:space="preserve"> PAGEREF _Toc242203666 \h </w:instrText>
             </w:r>
             <w:r>
               <w:rPr>
@@ -1157,7 +1160,7 @@
               <w:szCs w:val="22"/>
             </w:rPr>
           </w:pPr>
-          <w:hyperlink w:anchor="_Toc242202509" w:history="1">
+          <w:hyperlink w:anchor="_Toc242203667" w:history="1">
             <w:r>
               <w:rPr>
                 <w:rStyle w:val="Lienhypertexte"/>
@@ -1181,7 +1184,7 @@
               <w:rPr>
                 <w:noProof/>
               </w:rPr>
-              <w:instrText xml:space="preserve"> PAGEREF _Toc242202509 \h </w:instrText>
+              <w:instrText xml:space="preserve"> PAGEREF _Toc242203667 \h </w:instrText>
             </w:r>
             <w:r>
               <w:rPr>
@@ -1222,7 +1225,7 @@
               <w:szCs w:val="22"/>
             </w:rPr>
           </w:pPr>
-          <w:hyperlink w:anchor="_Toc242202510" w:history="1">
+          <w:hyperlink w:anchor="_Toc242203668" w:history="1">
             <w:r>
               <w:rPr>
                 <w:rStyle w:val="Lienhypertexte"/>
@@ -1246,7 +1249,7 @@
               <w:rPr>
                 <w:noProof/>
               </w:rPr>
-              <w:instrText xml:space="preserve"> PAGEREF _Toc242202510 \h </w:instrText>
+              <w:instrText xml:space="preserve"> PAGEREF _Toc242203668 \h </w:instrText>
             </w:r>
             <w:r>
               <w:rPr>
@@ -1287,7 +1290,7 @@
               <w:szCs w:val="22"/>
             </w:rPr>
           </w:pPr>
-          <w:hyperlink w:anchor="_Toc242202511" w:history="1">
+          <w:hyperlink w:anchor="_Toc242203669" w:history="1">
             <w:r>
               <w:rPr>
                 <w:rStyle w:val="Lienhypertexte"/>
@@ -1311,7 +1314,7 @@
               <w:rPr>
                 <w:noProof/>
               </w:rPr>
-              <w:instrText xml:space="preserve"> PAGEREF _Toc242202511 \h </w:instrText>
+              <w:instrText xml:space="preserve"> PAGEREF _Toc242203669 \h </w:instrText>
             </w:r>
             <w:r>
               <w:rPr>
@@ -1354,7 +1357,7 @@
               <w:szCs w:val="22"/>
             </w:rPr>
           </w:pPr>
-          <w:hyperlink w:anchor="_Toc242202512" w:history="1">
+          <w:hyperlink w:anchor="_Toc242203670" w:history="1">
             <w:r>
               <w:rPr>
                 <w:rStyle w:val="Lienhypertexte"/>
@@ -1378,7 +1381,7 @@
               <w:rPr>
                 <w:noProof/>
               </w:rPr>
-              <w:instrText xml:space="preserve"> PAGEREF _Toc242202512 \h </w:instrText>
+              <w:instrText xml:space="preserve"> PAGEREF _Toc242203670 \h </w:instrText>
             </w:r>
             <w:r>
               <w:rPr>
@@ -1419,7 +1422,7 @@
               <w:szCs w:val="22"/>
             </w:rPr>
           </w:pPr>
-          <w:hyperlink w:anchor="_Toc242202513" w:history="1">
+          <w:hyperlink w:anchor="_Toc242203671" w:history="1">
             <w:r>
               <w:rPr>
                 <w:rStyle w:val="Lienhypertexte"/>
@@ -1443,7 +1446,7 @@
               <w:rPr>
                 <w:noProof/>
               </w:rPr>
-              <w:instrText xml:space="preserve"> PAGEREF _Toc242202513 \h </w:instrText>
+              <w:instrText xml:space="preserve"> PAGEREF _Toc242203671 \h </w:instrText>
             </w:r>
             <w:r>
               <w:rPr>
@@ -1484,7 +1487,7 @@
               <w:szCs w:val="22"/>
             </w:rPr>
           </w:pPr>
-          <w:hyperlink w:anchor="_Toc242202514" w:history="1">
+          <w:hyperlink w:anchor="_Toc242203672" w:history="1">
             <w:r>
               <w:rPr>
                 <w:rStyle w:val="Lienhypertexte"/>
@@ -1508,7 +1511,7 @@
               <w:rPr>
                 <w:noProof/>
               </w:rPr>
-              <w:instrText xml:space="preserve"> PAGEREF _Toc242202514 \h </w:instrText>
+              <w:instrText xml:space="preserve"> PAGEREF _Toc242203672 \h </w:instrText>
             </w:r>
             <w:r>
               <w:rPr>
@@ -1549,7 +1552,7 @@
               <w:szCs w:val="22"/>
             </w:rPr>
           </w:pPr>
-          <w:hyperlink w:anchor="_Toc242202515" w:history="1">
+          <w:hyperlink w:anchor="_Toc242203673" w:history="1">
             <w:r>
               <w:rPr>
                 <w:rStyle w:val="Lienhypertexte"/>
@@ -1573,7 +1576,7 @@
               <w:rPr>
                 <w:noProof/>
               </w:rPr>
-              <w:instrText xml:space="preserve"> PAGEREF _Toc242202515 \h </w:instrText>
+              <w:instrText xml:space="preserve"> PAGEREF _Toc242203673 \h </w:instrText>
             </w:r>
             <w:r>
               <w:rPr>
@@ -1616,7 +1619,7 @@
               <w:szCs w:val="22"/>
             </w:rPr>
           </w:pPr>
-          <w:hyperlink w:anchor="_Toc242202516" w:history="1">
+          <w:hyperlink w:anchor="_Toc242203674" w:history="1">
             <w:r>
               <w:rPr>
                 <w:rStyle w:val="Lienhypertexte"/>
@@ -1640,7 +1643,7 @@
               <w:rPr>
                 <w:noProof/>
               </w:rPr>
-              <w:instrText xml:space="preserve"> PAGEREF _Toc242202516 \h </w:instrText>
+              <w:instrText xml:space="preserve"> PAGEREF _Toc242203674 \h </w:instrText>
             </w:r>
             <w:r>
               <w:rPr>
@@ -1681,7 +1684,7 @@
               <w:szCs w:val="22"/>
             </w:rPr>
           </w:pPr>
-          <w:hyperlink w:anchor="_Toc242202517" w:history="1">
+          <w:hyperlink w:anchor="_Toc242203675" w:history="1">
             <w:r>
               <w:rPr>
                 <w:rStyle w:val="Lienhypertexte"/>
@@ -1705,7 +1708,7 @@
               <w:rPr>
                 <w:noProof/>
               </w:rPr>
-              <w:instrText xml:space="preserve"> PAGEREF _Toc242202517 \h </w:instrText>
+              <w:instrText xml:space="preserve"> PAGEREF _Toc242203675 \h </w:instrText>
             </w:r>
             <w:r>
               <w:rPr>
@@ -1746,7 +1749,7 @@
               <w:szCs w:val="22"/>
             </w:rPr>
           </w:pPr>
-          <w:hyperlink w:anchor="_Toc242202518" w:history="1">
+          <w:hyperlink w:anchor="_Toc242203676" w:history="1">
             <w:r>
               <w:rPr>
                 <w:rStyle w:val="Lienhypertexte"/>
@@ -1770,7 +1773,7 @@
               <w:rPr>
                 <w:noProof/>
               </w:rPr>
-              <w:instrText xml:space="preserve"> PAGEREF _Toc242202518 \h </w:instrText>
+              <w:instrText xml:space="preserve"> PAGEREF _Toc242203676 \h </w:instrText>
             </w:r>
             <w:r>
               <w:rPr>
@@ -1811,7 +1814,7 @@
               <w:szCs w:val="22"/>
             </w:rPr>
           </w:pPr>
-          <w:hyperlink w:anchor="_Toc242202519" w:history="1">
+          <w:hyperlink w:anchor="_Toc242203677" w:history="1">
             <w:r>
               <w:rPr>
                 <w:rStyle w:val="Lienhypertexte"/>
@@ -1835,7 +1838,7 @@
               <w:rPr>
                 <w:noProof/>
               </w:rPr>
-              <w:instrText xml:space="preserve"> PAGEREF _Toc242202519 \h </w:instrText>
+              <w:instrText xml:space="preserve"> PAGEREF _Toc242203677 \h </w:instrText>
             </w:r>
             <w:r>
               <w:rPr>
@@ -1876,7 +1879,7 @@
               <w:szCs w:val="22"/>
             </w:rPr>
           </w:pPr>
-          <w:hyperlink w:anchor="_Toc242202520" w:history="1">
+          <w:hyperlink w:anchor="_Toc242203678" w:history="1">
             <w:r>
               <w:rPr>
                 <w:rStyle w:val="Lienhypertexte"/>
@@ -1900,7 +1903,7 @@
               <w:rPr>
                 <w:noProof/>
               </w:rPr>
-              <w:instrText xml:space="preserve"> PAGEREF _Toc242202520 \h </w:instrText>
+              <w:instrText xml:space="preserve"> PAGEREF _Toc242203678 \h </w:instrText>
             </w:r>
             <w:r>
               <w:rPr>
@@ -1941,7 +1944,7 @@
               <w:szCs w:val="22"/>
             </w:rPr>
           </w:pPr>
-          <w:hyperlink w:anchor="_Toc242202521" w:history="1">
+          <w:hyperlink w:anchor="_Toc242203679" w:history="1">
             <w:r>
               <w:rPr>
                 <w:rStyle w:val="Lienhypertexte"/>
@@ -1965,7 +1968,7 @@
               <w:rPr>
                 <w:noProof/>
               </w:rPr>
-              <w:instrText xml:space="preserve"> PAGEREF _Toc242202521 \h </w:instrText>
+              <w:instrText xml:space="preserve"> PAGEREF _Toc242203679 \h </w:instrText>
             </w:r>
             <w:r>
               <w:rPr>
@@ -2008,7 +2011,7 @@
               <w:szCs w:val="22"/>
             </w:rPr>
           </w:pPr>
-          <w:hyperlink w:anchor="_Toc242202522" w:history="1">
+          <w:hyperlink w:anchor="_Toc242203680" w:history="1">
             <w:r>
               <w:rPr>
                 <w:rStyle w:val="Lienhypertexte"/>
@@ -2032,7 +2035,7 @@
               <w:rPr>
                 <w:noProof/>
               </w:rPr>
-              <w:instrText xml:space="preserve"> PAGEREF _Toc242202522 \h </w:instrText>
+              <w:instrText xml:space="preserve"> PAGEREF _Toc242203680 \h </w:instrText>
             </w:r>
             <w:r>
               <w:rPr>
@@ -2073,7 +2076,7 @@
               <w:szCs w:val="22"/>
             </w:rPr>
           </w:pPr>
-          <w:hyperlink w:anchor="_Toc242202523" w:history="1">
+          <w:hyperlink w:anchor="_Toc242203681" w:history="1">
             <w:r>
               <w:rPr>
                 <w:rStyle w:val="Lienhypertexte"/>
@@ -2097,7 +2100,7 @@
               <w:rPr>
                 <w:noProof/>
               </w:rPr>
-              <w:instrText xml:space="preserve"> PAGEREF _Toc242202523 \h </w:instrText>
+              <w:instrText xml:space="preserve"> PAGEREF _Toc242203681 \h </w:instrText>
             </w:r>
             <w:r>
               <w:rPr>
@@ -2138,7 +2141,7 @@
               <w:szCs w:val="22"/>
             </w:rPr>
           </w:pPr>
-          <w:hyperlink w:anchor="_Toc242202524" w:history="1">
+          <w:hyperlink w:anchor="_Toc242203682" w:history="1">
             <w:r>
               <w:rPr>
                 <w:rStyle w:val="Lienhypertexte"/>
@@ -2162,7 +2165,7 @@
               <w:rPr>
                 <w:noProof/>
               </w:rPr>
-              <w:instrText xml:space="preserve"> PAGEREF _Toc242202524 \h </w:instrText>
+              <w:instrText xml:space="preserve"> PAGEREF _Toc242203682 \h </w:instrText>
             </w:r>
             <w:r>
               <w:rPr>
@@ -2203,7 +2206,7 @@
               <w:szCs w:val="22"/>
             </w:rPr>
           </w:pPr>
-          <w:hyperlink w:anchor="_Toc242202525" w:history="1">
+          <w:hyperlink w:anchor="_Toc242203683" w:history="1">
             <w:r>
               <w:rPr>
                 <w:rStyle w:val="Lienhypertexte"/>
@@ -2227,7 +2230,7 @@
               <w:rPr>
                 <w:noProof/>
               </w:rPr>
-              <w:instrText xml:space="preserve"> PAGEREF _Toc242202525 \h </w:instrText>
+              <w:instrText xml:space="preserve"> PAGEREF _Toc242203683 \h </w:instrText>
             </w:r>
             <w:r>
               <w:rPr>
@@ -2268,7 +2271,7 @@
               <w:szCs w:val="22"/>
             </w:rPr>
           </w:pPr>
-          <w:hyperlink w:anchor="_Toc242202526" w:history="1">
+          <w:hyperlink w:anchor="_Toc242203684" w:history="1">
             <w:r>
               <w:rPr>
                 <w:rStyle w:val="Lienhypertexte"/>
@@ -2292,7 +2295,7 @@
               <w:rPr>
                 <w:noProof/>
               </w:rPr>
-              <w:instrText xml:space="preserve"> PAGEREF _Toc242202526 \h </w:instrText>
+              <w:instrText xml:space="preserve"> PAGEREF _Toc242203684 \h </w:instrText>
             </w:r>
             <w:r>
               <w:rPr>
@@ -2335,7 +2338,7 @@
               <w:szCs w:val="22"/>
             </w:rPr>
           </w:pPr>
-          <w:hyperlink w:anchor="_Toc242202527" w:history="1">
+          <w:hyperlink w:anchor="_Toc242203685" w:history="1">
             <w:r>
               <w:rPr>
                 <w:rStyle w:val="Lienhypertexte"/>
@@ -2359,7 +2362,7 @@
               <w:rPr>
                 <w:noProof/>
               </w:rPr>
-              <w:instrText xml:space="preserve"> PAGEREF _Toc242202527 \h </w:instrText>
+              <w:instrText xml:space="preserve"> PAGEREF _Toc242203685 \h </w:instrText>
             </w:r>
             <w:r>
               <w:rPr>
@@ -2400,7 +2403,7 @@
               <w:szCs w:val="22"/>
             </w:rPr>
           </w:pPr>
-          <w:hyperlink w:anchor="_Toc242202528" w:history="1">
+          <w:hyperlink w:anchor="_Toc242203686" w:history="1">
             <w:r>
               <w:rPr>
                 <w:rStyle w:val="Lienhypertexte"/>
@@ -2424,7 +2427,7 @@
               <w:rPr>
                 <w:noProof/>
               </w:rPr>
-              <w:instrText xml:space="preserve"> PAGEREF _Toc242202528 \h </w:instrText>
+              <w:instrText xml:space="preserve"> PAGEREF _Toc242203686 \h </w:instrText>
             </w:r>
             <w:r>
               <w:rPr>
@@ -2465,7 +2468,7 @@
               <w:szCs w:val="22"/>
             </w:rPr>
           </w:pPr>
-          <w:hyperlink w:anchor="_Toc242202529" w:history="1">
+          <w:hyperlink w:anchor="_Toc242203687" w:history="1">
             <w:r>
               <w:rPr>
                 <w:rStyle w:val="Lienhypertexte"/>
@@ -2489,7 +2492,7 @@
               <w:rPr>
                 <w:noProof/>
               </w:rPr>
-              <w:instrText xml:space="preserve"> PAGEREF _Toc242202529 \h </w:instrText>
+              <w:instrText xml:space="preserve"> PAGEREF _Toc242203687 \h </w:instrText>
             </w:r>
             <w:r>
               <w:rPr>
@@ -2530,7 +2533,7 @@
               <w:szCs w:val="22"/>
             </w:rPr>
           </w:pPr>
-          <w:hyperlink w:anchor="_Toc242202530" w:history="1">
+          <w:hyperlink w:anchor="_Toc242203688" w:history="1">
             <w:r>
               <w:rPr>
                 <w:rStyle w:val="Lienhypertexte"/>
@@ -2554,7 +2557,7 @@
               <w:rPr>
                 <w:noProof/>
               </w:rPr>
-              <w:instrText xml:space="preserve"> PAGEREF _Toc242202530 \h </w:instrText>
+              <w:instrText xml:space="preserve"> PAGEREF _Toc242203688 \h </w:instrText>
             </w:r>
             <w:r>
               <w:rPr>
@@ -2571,7 +2574,7 @@
               <w:rPr>
                 <w:noProof/>
               </w:rPr>
-              <w:t>36</w:t>
+              <w:t>37</w:t>
             </w:r>
             <w:r>
               <w:rPr>
@@ -2595,7 +2598,7 @@
               <w:szCs w:val="22"/>
             </w:rPr>
           </w:pPr>
-          <w:hyperlink w:anchor="_Toc242202531" w:history="1">
+          <w:hyperlink w:anchor="_Toc242203689" w:history="1">
             <w:r>
               <w:rPr>
                 <w:rStyle w:val="Lienhypertexte"/>
@@ -2619,7 +2622,7 @@
               <w:rPr>
                 <w:noProof/>
               </w:rPr>
-              <w:instrText xml:space="preserve"> PAGEREF _Toc242202531 \h </w:instrText>
+              <w:instrText xml:space="preserve"> PAGEREF _Toc242203689 \h </w:instrText>
             </w:r>
             <w:r>
               <w:rPr>
@@ -2636,7 +2639,7 @@
               <w:rPr>
                 <w:noProof/>
               </w:rPr>
-              <w:t>39</w:t>
+              <w:t>40</w:t>
             </w:r>
             <w:r>
               <w:rPr>
@@ -2660,7 +2663,7 @@
               <w:szCs w:val="22"/>
             </w:rPr>
           </w:pPr>
-          <w:hyperlink w:anchor="_Toc242202532" w:history="1">
+          <w:hyperlink w:anchor="_Toc242203690" w:history="1">
             <w:r>
               <w:rPr>
                 <w:rStyle w:val="Lienhypertexte"/>
@@ -2684,7 +2687,7 @@
               <w:rPr>
                 <w:noProof/>
               </w:rPr>
-              <w:instrText xml:space="preserve"> PAGEREF _Toc242202532 \h </w:instrText>
+              <w:instrText xml:space="preserve"> PAGEREF _Toc242203690 \h </w:instrText>
             </w:r>
             <w:r>
               <w:rPr>
@@ -2701,7 +2704,7 @@
               <w:rPr>
                 <w:noProof/>
               </w:rPr>
-              <w:t>40</w:t>
+              <w:t>41</w:t>
             </w:r>
             <w:r>
               <w:rPr>
@@ -2727,7 +2730,7 @@
               <w:szCs w:val="22"/>
             </w:rPr>
           </w:pPr>
-          <w:hyperlink w:anchor="_Toc242202533" w:history="1">
+          <w:hyperlink w:anchor="_Toc242203691" w:history="1">
             <w:r>
               <w:rPr>
                 <w:rStyle w:val="Lienhypertexte"/>
@@ -2751,7 +2754,7 @@
               <w:rPr>
                 <w:noProof/>
               </w:rPr>
-              <w:instrText xml:space="preserve"> PAGEREF _Toc242202533 \h </w:instrText>
+              <w:instrText xml:space="preserve"> PAGEREF _Toc242203691 \h </w:instrText>
             </w:r>
             <w:r>
               <w:rPr>
@@ -2768,7 +2771,7 @@
               <w:rPr>
                 <w:noProof/>
               </w:rPr>
-              <w:t>41</w:t>
+              <w:t>42</w:t>
             </w:r>
             <w:r>
               <w:rPr>
@@ -2792,7 +2795,7 @@
               <w:szCs w:val="22"/>
             </w:rPr>
           </w:pPr>
-          <w:hyperlink w:anchor="_Toc242202534" w:history="1">
+          <w:hyperlink w:anchor="_Toc242203692" w:history="1">
             <w:r>
               <w:rPr>
                 <w:rStyle w:val="Lienhypertexte"/>
@@ -2816,7 +2819,7 @@
               <w:rPr>
                 <w:noProof/>
               </w:rPr>
-              <w:instrText xml:space="preserve"> PAGEREF _Toc242202534 \h </w:instrText>
+              <w:instrText xml:space="preserve"> PAGEREF _Toc242203692 \h </w:instrText>
             </w:r>
             <w:r>
               <w:rPr>
@@ -2833,7 +2836,7 @@
               <w:rPr>
                 <w:noProof/>
               </w:rPr>
-              <w:t>41</w:t>
+              <w:t>42</w:t>
             </w:r>
             <w:r>
               <w:rPr>
@@ -2857,7 +2860,7 @@
               <w:szCs w:val="22"/>
             </w:rPr>
           </w:pPr>
-          <w:hyperlink w:anchor="_Toc242202535" w:history="1">
+          <w:hyperlink w:anchor="_Toc242203693" w:history="1">
             <w:r>
               <w:rPr>
                 <w:rStyle w:val="Lienhypertexte"/>
@@ -2881,7 +2884,7 @@
               <w:rPr>
                 <w:noProof/>
               </w:rPr>
-              <w:instrText xml:space="preserve"> PAGEREF _Toc242202535 \h </w:instrText>
+              <w:instrText xml:space="preserve"> PAGEREF _Toc242203693 \h </w:instrText>
             </w:r>
             <w:r>
               <w:rPr>
@@ -2898,7 +2901,7 @@
               <w:rPr>
                 <w:noProof/>
               </w:rPr>
-              <w:t>41</w:t>
+              <w:t>42</w:t>
             </w:r>
             <w:r>
               <w:rPr>
@@ -2922,7 +2925,7 @@
               <w:szCs w:val="22"/>
             </w:rPr>
           </w:pPr>
-          <w:hyperlink w:anchor="_Toc242202536" w:history="1">
+          <w:hyperlink w:anchor="_Toc242203694" w:history="1">
             <w:r>
               <w:rPr>
                 <w:rStyle w:val="Lienhypertexte"/>
@@ -2946,7 +2949,7 @@
               <w:rPr>
                 <w:noProof/>
               </w:rPr>
-              <w:instrText xml:space="preserve"> PAGEREF _Toc242202536 \h </w:instrText>
+              <w:instrText xml:space="preserve"> PAGEREF _Toc242203694 \h </w:instrText>
             </w:r>
             <w:r>
               <w:rPr>
@@ -2963,7 +2966,7 @@
               <w:rPr>
                 <w:noProof/>
               </w:rPr>
-              <w:t>42</w:t>
+              <w:t>43</w:t>
             </w:r>
             <w:r>
               <w:rPr>
@@ -2987,7 +2990,7 @@
               <w:szCs w:val="22"/>
             </w:rPr>
           </w:pPr>
-          <w:hyperlink w:anchor="_Toc242202537" w:history="1">
+          <w:hyperlink w:anchor="_Toc242203695" w:history="1">
             <w:r>
               <w:rPr>
                 <w:rStyle w:val="Lienhypertexte"/>
@@ -3011,7 +3014,7 @@
               <w:rPr>
                 <w:noProof/>
               </w:rPr>
-              <w:instrText xml:space="preserve"> PAGEREF _Toc242202537 \h </w:instrText>
+              <w:instrText xml:space="preserve"> PAGEREF _Toc242203695 \h </w:instrText>
             </w:r>
             <w:r>
               <w:rPr>
@@ -3028,7 +3031,7 @@
               <w:rPr>
                 <w:noProof/>
               </w:rPr>
-              <w:t>42</w:t>
+              <w:t>43</w:t>
             </w:r>
             <w:r>
               <w:rPr>
@@ -3054,7 +3057,7 @@
               <w:szCs w:val="22"/>
             </w:rPr>
           </w:pPr>
-          <w:hyperlink w:anchor="_Toc242202538" w:history="1">
+          <w:hyperlink w:anchor="_Toc242203696" w:history="1">
             <w:r>
               <w:rPr>
                 <w:rStyle w:val="Lienhypertexte"/>
@@ -3078,7 +3081,7 @@
               <w:rPr>
                 <w:noProof/>
               </w:rPr>
-              <w:instrText xml:space="preserve"> PAGEREF _Toc242202538 \h </w:instrText>
+              <w:instrText xml:space="preserve"> PAGEREF _Toc242203696 \h </w:instrText>
             </w:r>
             <w:r>
               <w:rPr>
@@ -3095,7 +3098,7 @@
               <w:rPr>
                 <w:noProof/>
               </w:rPr>
-              <w:t>45</w:t>
+              <w:t>46</w:t>
             </w:r>
             <w:r>
               <w:rPr>
@@ -3121,7 +3124,7 @@
               <w:szCs w:val="22"/>
             </w:rPr>
           </w:pPr>
-          <w:hyperlink w:anchor="_Toc242202539" w:history="1">
+          <w:hyperlink w:anchor="_Toc242203697" w:history="1">
             <w:r>
               <w:rPr>
                 <w:rStyle w:val="Lienhypertexte"/>
@@ -3145,7 +3148,7 @@
               <w:rPr>
                 <w:noProof/>
               </w:rPr>
-              <w:instrText xml:space="preserve"> PAGEREF _Toc242202539 \h </w:instrText>
+              <w:instrText xml:space="preserve"> PAGEREF _Toc242203697 \h </w:instrText>
             </w:r>
             <w:r>
               <w:rPr>
@@ -3162,7 +3165,7 @@
               <w:rPr>
                 <w:noProof/>
               </w:rPr>
-              <w:t>47</w:t>
+              <w:t>48</w:t>
             </w:r>
             <w:r>
               <w:rPr>
@@ -3186,7 +3189,7 @@
               <w:szCs w:val="22"/>
             </w:rPr>
           </w:pPr>
-          <w:hyperlink w:anchor="_Toc242202540" w:history="1">
+          <w:hyperlink w:anchor="_Toc242203698" w:history="1">
             <w:r>
               <w:rPr>
                 <w:rStyle w:val="Lienhypertexte"/>
@@ -3210,7 +3213,7 @@
               <w:rPr>
                 <w:noProof/>
               </w:rPr>
-              <w:instrText xml:space="preserve"> PAGEREF _Toc242202540 \h </w:instrText>
+              <w:instrText xml:space="preserve"> PAGEREF _Toc242203698 \h </w:instrText>
             </w:r>
             <w:r>
               <w:rPr>
@@ -3227,7 +3230,7 @@
               <w:rPr>
                 <w:noProof/>
               </w:rPr>
-              <w:t>47</w:t>
+              <w:t>48</w:t>
             </w:r>
             <w:r>
               <w:rPr>
@@ -3251,7 +3254,7 @@
               <w:szCs w:val="22"/>
             </w:rPr>
           </w:pPr>
-          <w:hyperlink w:anchor="_Toc242202541" w:history="1">
+          <w:hyperlink w:anchor="_Toc242203699" w:history="1">
             <w:r>
               <w:rPr>
                 <w:rStyle w:val="Lienhypertexte"/>
@@ -3275,7 +3278,7 @@
               <w:rPr>
                 <w:noProof/>
               </w:rPr>
-              <w:instrText xml:space="preserve"> PAGEREF _Toc242202541 \h </w:instrText>
+              <w:instrText xml:space="preserve"> PAGEREF _Toc242203699 \h </w:instrText>
             </w:r>
             <w:r>
               <w:rPr>
@@ -3292,7 +3295,7 @@
               <w:rPr>
                 <w:noProof/>
               </w:rPr>
-              <w:t>47</w:t>
+              <w:t>48</w:t>
             </w:r>
             <w:r>
               <w:rPr>
@@ -3316,7 +3319,7 @@
               <w:szCs w:val="22"/>
             </w:rPr>
           </w:pPr>
-          <w:hyperlink w:anchor="_Toc242202542" w:history="1">
+          <w:hyperlink w:anchor="_Toc242203700" w:history="1">
             <w:r>
               <w:rPr>
                 <w:rStyle w:val="Lienhypertexte"/>
@@ -3340,7 +3343,7 @@
               <w:rPr>
                 <w:noProof/>
               </w:rPr>
-              <w:instrText xml:space="preserve"> PAGEREF _Toc242202542 \h </w:instrText>
+              <w:instrText xml:space="preserve"> PAGEREF _Toc242203700 \h </w:instrText>
             </w:r>
             <w:r>
               <w:rPr>
@@ -3357,7 +3360,7 @@
               <w:rPr>
                 <w:noProof/>
               </w:rPr>
-              <w:t>51</w:t>
+              <w:t>52</w:t>
             </w:r>
             <w:r>
               <w:rPr>
@@ -3381,7 +3384,7 @@
               <w:szCs w:val="22"/>
             </w:rPr>
           </w:pPr>
-          <w:hyperlink w:anchor="_Toc242202543" w:history="1">
+          <w:hyperlink w:anchor="_Toc242203701" w:history="1">
             <w:r>
               <w:rPr>
                 <w:rStyle w:val="Lienhypertexte"/>
@@ -3405,7 +3408,7 @@
               <w:rPr>
                 <w:noProof/>
               </w:rPr>
-              <w:instrText xml:space="preserve"> PAGEREF _Toc242202543 \h </w:instrText>
+              <w:instrText xml:space="preserve"> PAGEREF _Toc242203701 \h </w:instrText>
             </w:r>
             <w:r>
               <w:rPr>
@@ -3422,7 +3425,7 @@
               <w:rPr>
                 <w:noProof/>
               </w:rPr>
-              <w:t>52</w:t>
+              <w:t>53</w:t>
             </w:r>
             <w:r>
               <w:rPr>
@@ -3446,7 +3449,7 @@
               <w:szCs w:val="22"/>
             </w:rPr>
           </w:pPr>
-          <w:hyperlink w:anchor="_Toc242202544" w:history="1">
+          <w:hyperlink w:anchor="_Toc242203702" w:history="1">
             <w:r>
               <w:rPr>
                 <w:rStyle w:val="Lienhypertexte"/>
@@ -3470,7 +3473,7 @@
               <w:rPr>
                 <w:noProof/>
               </w:rPr>
-              <w:instrText xml:space="preserve"> PAGEREF _Toc242202544 \h </w:instrText>
+              <w:instrText xml:space="preserve"> PAGEREF _Toc242203702 \h </w:instrText>
             </w:r>
             <w:r>
               <w:rPr>
@@ -3487,7 +3490,7 @@
               <w:rPr>
                 <w:noProof/>
               </w:rPr>
-              <w:t>53</w:t>
+              <w:t>54</w:t>
             </w:r>
             <w:r>
               <w:rPr>
@@ -5694,7 +5697,7 @@
     <w:sdt>
       <w:sdtPr>
         <w:alias w:val="Liste des figures"/>
-        <w:id w:val="-1859585614"/>
+        <w:id w:val="1428610897"/>
       </w:sdtPr>
       <w:sdtEndPr/>
       <w:sdtContent>
@@ -5717,7 +5720,7 @@
           <w:r>
             <w:fldChar w:fldCharType="separate"/>
           </w:r>
-          <w:hyperlink w:anchor="_Toc242202411" w:history="1">
+          <w:hyperlink w:anchor="_Toc242203568" w:history="1">
             <w:r>
               <w:rPr>
                 <w:rStyle w:val="Lienhypertexte"/>
@@ -5750,7 +5753,7 @@
               <w:rPr>
                 <w:noProof/>
               </w:rPr>
-              <w:instrText xml:space="preserve"> PAGEREF _Toc242202411 \h </w:instrText>
+              <w:instrText xml:space="preserve"> PAGEREF _Toc242203568 \h </w:instrText>
             </w:r>
             <w:r>
               <w:rPr>
@@ -5787,7 +5790,7 @@
               <w:noProof/>
             </w:rPr>
           </w:pPr>
-          <w:hyperlink w:anchor="_Toc242202412" w:history="1">
+          <w:hyperlink w:anchor="_Toc242203569" w:history="1">
             <w:r>
               <w:rPr>
                 <w:rStyle w:val="Lienhypertexte"/>
@@ -5820,7 +5823,7 @@
               <w:rPr>
                 <w:noProof/>
               </w:rPr>
-              <w:instrText xml:space="preserve"> PAGEREF _Toc242202412 \h </w:instrText>
+              <w:instrText xml:space="preserve"> PAGEREF _Toc242203569 \h </w:instrText>
             </w:r>
             <w:r>
               <w:rPr>
@@ -5857,7 +5860,7 @@
               <w:noProof/>
             </w:rPr>
           </w:pPr>
-          <w:hyperlink w:anchor="_Toc242202413" w:history="1">
+          <w:hyperlink w:anchor="_Toc242203570" w:history="1">
             <w:r>
               <w:rPr>
                 <w:rStyle w:val="Lienhypertexte"/>
@@ -5890,7 +5893,7 @@
               <w:rPr>
                 <w:noProof/>
               </w:rPr>
-              <w:instrText xml:space="preserve"> PAGEREF _Toc242202413 \h </w:instrText>
+              <w:instrText xml:space="preserve"> PAGEREF _Toc242203570 \h </w:instrText>
             </w:r>
             <w:r>
               <w:rPr>
@@ -5927,7 +5930,7 @@
               <w:noProof/>
             </w:rPr>
           </w:pPr>
-          <w:hyperlink w:anchor="_Toc242202414" w:history="1">
+          <w:hyperlink w:anchor="_Toc242203571" w:history="1">
             <w:r>
               <w:rPr>
                 <w:rStyle w:val="Lienhypertexte"/>
@@ -5960,7 +5963,7 @@
               <w:rPr>
                 <w:noProof/>
               </w:rPr>
-              <w:instrText xml:space="preserve"> PAGEREF _Toc242202414 \h </w:instrText>
+              <w:instrText xml:space="preserve"> PAGEREF _Toc242203571 \h </w:instrText>
             </w:r>
             <w:r>
               <w:rPr>
@@ -5997,7 +6000,7 @@
               <w:noProof/>
             </w:rPr>
           </w:pPr>
-          <w:hyperlink w:anchor="_Toc242202415" w:history="1">
+          <w:hyperlink w:anchor="_Toc242203572" w:history="1">
             <w:r>
               <w:rPr>
                 <w:rStyle w:val="Lienhypertexte"/>
@@ -6030,7 +6033,7 @@
               <w:rPr>
                 <w:noProof/>
               </w:rPr>
-              <w:instrText xml:space="preserve"> PAGEREF _Toc242202415 \h </w:instrText>
+              <w:instrText xml:space="preserve"> PAGEREF _Toc242203572 \h </w:instrText>
             </w:r>
             <w:r>
               <w:rPr>
@@ -6067,7 +6070,7 @@
               <w:noProof/>
             </w:rPr>
           </w:pPr>
-          <w:hyperlink w:anchor="_Toc242202416" w:history="1">
+          <w:hyperlink w:anchor="_Toc242203573" w:history="1">
             <w:r>
               <w:rPr>
                 <w:rStyle w:val="Lienhypertexte"/>
@@ -6100,7 +6103,7 @@
               <w:rPr>
                 <w:noProof/>
               </w:rPr>
-              <w:instrText xml:space="preserve"> PAGEREF _Toc242202416 \h </w:instrText>
+              <w:instrText xml:space="preserve"> PAGEREF _Toc242203573 \h </w:instrText>
             </w:r>
             <w:r>
               <w:rPr>
@@ -6137,7 +6140,7 @@
               <w:noProof/>
             </w:rPr>
           </w:pPr>
-          <w:hyperlink w:anchor="_Toc242202417" w:history="1">
+          <w:hyperlink w:anchor="_Toc242203574" w:history="1">
             <w:r>
               <w:rPr>
                 <w:rStyle w:val="Lienhypertexte"/>
@@ -6170,7 +6173,7 @@
               <w:rPr>
                 <w:noProof/>
               </w:rPr>
-              <w:instrText xml:space="preserve"> PAGEREF _Toc242202417 \h </w:instrText>
+              <w:instrText xml:space="preserve"> PAGEREF _Toc242203574 \h </w:instrText>
             </w:r>
             <w:r>
               <w:rPr>
@@ -6207,7 +6210,7 @@
               <w:noProof/>
             </w:rPr>
           </w:pPr>
-          <w:hyperlink w:anchor="_Toc242202418" w:history="1">
+          <w:hyperlink w:anchor="_Toc242203575" w:history="1">
             <w:r>
               <w:rPr>
                 <w:rStyle w:val="Lienhypertexte"/>
@@ -6240,7 +6243,7 @@
               <w:rPr>
                 <w:noProof/>
               </w:rPr>
-              <w:instrText xml:space="preserve"> PAGEREF _Toc242202418 \h </w:instrText>
+              <w:instrText xml:space="preserve"> PAGEREF _Toc242203575 \h </w:instrText>
             </w:r>
             <w:r>
               <w:rPr>
@@ -6277,7 +6280,7 @@
               <w:noProof/>
             </w:rPr>
           </w:pPr>
-          <w:hyperlink w:anchor="_Toc242202419" w:history="1">
+          <w:hyperlink w:anchor="_Toc242203576" w:history="1">
             <w:r>
               <w:rPr>
                 <w:rStyle w:val="Lienhypertexte"/>
@@ -6310,7 +6313,7 @@
               <w:rPr>
                 <w:noProof/>
               </w:rPr>
-              <w:instrText xml:space="preserve"> PAGEREF _Toc242202419 \h </w:instrText>
+              <w:instrText xml:space="preserve"> PAGEREF _Toc242203576 \h </w:instrText>
             </w:r>
             <w:r>
               <w:rPr>
@@ -6357,7 +6360,7 @@
     <w:sdt>
       <w:sdtPr>
         <w:alias w:val="Liste des tableaux"/>
-        <w:id w:val="-1609952554"/>
+        <w:id w:val="-2041273531"/>
       </w:sdtPr>
       <w:sdtEndPr/>
       <w:sdtContent>
@@ -6383,7 +6386,7 @@
           <w:r>
             <w:fldChar w:fldCharType="separate"/>
           </w:r>
-          <w:hyperlink w:anchor="_Toc242202420" w:history="1">
+          <w:hyperlink w:anchor="_Toc242203577" w:history="1">
             <w:r>
               <w:rPr>
                 <w:rStyle w:val="Lienhypertexte"/>
@@ -6416,7 +6419,7 @@
               <w:rPr>
                 <w:noProof/>
               </w:rPr>
-              <w:instrText xml:space="preserve"> PAGEREF _Toc242202420 \h </w:instrText>
+              <w:instrText xml:space="preserve"> PAGEREF _Toc242203577 \h </w:instrText>
             </w:r>
             <w:r>
               <w:rPr>
@@ -6456,7 +6459,7 @@
               <w:szCs w:val="22"/>
             </w:rPr>
           </w:pPr>
-          <w:hyperlink w:anchor="_Toc242202421" w:history="1">
+          <w:hyperlink w:anchor="_Toc242203578" w:history="1">
             <w:r>
               <w:rPr>
                 <w:rStyle w:val="Lienhypertexte"/>
@@ -6489,7 +6492,7 @@
               <w:rPr>
                 <w:noProof/>
               </w:rPr>
-              <w:instrText xml:space="preserve"> PAGEREF _Toc242202421 \h </w:instrText>
+              <w:instrText xml:space="preserve"> PAGEREF _Toc242203578 \h </w:instrText>
             </w:r>
             <w:r>
               <w:rPr>
@@ -6529,7 +6532,7 @@
               <w:szCs w:val="22"/>
             </w:rPr>
           </w:pPr>
-          <w:hyperlink w:anchor="_Toc242202422" w:history="1">
+          <w:hyperlink w:anchor="_Toc242203579" w:history="1">
             <w:r>
               <w:rPr>
                 <w:rStyle w:val="Lienhypertexte"/>
@@ -6562,7 +6565,7 @@
               <w:rPr>
                 <w:noProof/>
               </w:rPr>
-              <w:instrText xml:space="preserve"> PAGEREF _Toc242202422 \h </w:instrText>
+              <w:instrText xml:space="preserve"> PAGEREF _Toc242203579 \h </w:instrText>
             </w:r>
             <w:r>
               <w:rPr>
@@ -6602,7 +6605,7 @@
               <w:szCs w:val="22"/>
             </w:rPr>
           </w:pPr>
-          <w:hyperlink w:anchor="_Toc242202423" w:history="1">
+          <w:hyperlink w:anchor="_Toc242203580" w:history="1">
             <w:r>
               <w:rPr>
                 <w:rStyle w:val="Lienhypertexte"/>
@@ -6635,7 +6638,7 @@
               <w:rPr>
                 <w:noProof/>
               </w:rPr>
-              <w:instrText xml:space="preserve"> PAGEREF _Toc242202423 \h </w:instrText>
+              <w:instrText xml:space="preserve"> PAGEREF _Toc242203580 \h </w:instrText>
             </w:r>
             <w:r>
               <w:rPr>
@@ -6675,7 +6678,7 @@
               <w:szCs w:val="22"/>
             </w:rPr>
           </w:pPr>
-          <w:hyperlink w:anchor="_Toc242202424" w:history="1">
+          <w:hyperlink w:anchor="_Toc242203581" w:history="1">
             <w:r>
               <w:rPr>
                 <w:rStyle w:val="Lienhypertexte"/>
@@ -6708,7 +6711,7 @@
               <w:rPr>
                 <w:noProof/>
               </w:rPr>
-              <w:instrText xml:space="preserve"> PAGEREF _Toc242202424 \h </w:instrText>
+              <w:instrText xml:space="preserve"> PAGEREF _Toc242203581 \h </w:instrText>
             </w:r>
             <w:r>
               <w:rPr>
@@ -6748,7 +6751,7 @@
               <w:szCs w:val="22"/>
             </w:rPr>
           </w:pPr>
-          <w:hyperlink w:anchor="_Toc242202425" w:history="1">
+          <w:hyperlink w:anchor="_Toc242203582" w:history="1">
             <w:r>
               <w:rPr>
                 <w:rStyle w:val="Lienhypertexte"/>
@@ -6781,7 +6784,7 @@
               <w:rPr>
                 <w:noProof/>
               </w:rPr>
-              <w:instrText xml:space="preserve"> PAGEREF _Toc242202425 \h </w:instrText>
+              <w:instrText xml:space="preserve"> PAGEREF _Toc242203582 \h </w:instrText>
             </w:r>
             <w:r>
               <w:rPr>
@@ -6821,7 +6824,7 @@
               <w:szCs w:val="22"/>
             </w:rPr>
           </w:pPr>
-          <w:hyperlink w:anchor="_Toc242202426" w:history="1">
+          <w:hyperlink w:anchor="_Toc242203583" w:history="1">
             <w:r>
               <w:rPr>
                 <w:rStyle w:val="Lienhypertexte"/>
@@ -6854,7 +6857,7 @@
               <w:rPr>
                 <w:noProof/>
               </w:rPr>
-              <w:instrText xml:space="preserve"> PAGEREF _Toc242202426 \h </w:instrText>
+              <w:instrText xml:space="preserve"> PAGEREF _Toc242203583 \h </w:instrText>
             </w:r>
             <w:r>
               <w:rPr>
@@ -6894,7 +6897,7 @@
               <w:szCs w:val="22"/>
             </w:rPr>
           </w:pPr>
-          <w:hyperlink w:anchor="_Toc242202427" w:history="1">
+          <w:hyperlink w:anchor="_Toc242203584" w:history="1">
             <w:r>
               <w:rPr>
                 <w:rStyle w:val="Lienhypertexte"/>
@@ -6927,7 +6930,7 @@
               <w:rPr>
                 <w:noProof/>
               </w:rPr>
-              <w:instrText xml:space="preserve"> PAGEREF _Toc242202427 \h </w:instrText>
+              <w:instrText xml:space="preserve"> PAGEREF _Toc242203584 \h </w:instrText>
             </w:r>
             <w:r>
               <w:rPr>
@@ -6967,7 +6970,7 @@
               <w:szCs w:val="22"/>
             </w:rPr>
           </w:pPr>
-          <w:hyperlink w:anchor="_Toc242202428" w:history="1">
+          <w:hyperlink w:anchor="_Toc242203585" w:history="1">
             <w:r>
               <w:rPr>
                 <w:rStyle w:val="Lienhypertexte"/>
@@ -7000,7 +7003,7 @@
               <w:rPr>
                 <w:noProof/>
               </w:rPr>
-              <w:instrText xml:space="preserve"> PAGEREF _Toc242202428 \h </w:instrText>
+              <w:instrText xml:space="preserve"> PAGEREF _Toc242203585 \h </w:instrText>
             </w:r>
             <w:r>
               <w:rPr>
@@ -7040,7 +7043,7 @@
               <w:szCs w:val="22"/>
             </w:rPr>
           </w:pPr>
-          <w:hyperlink w:anchor="_Toc242202429" w:history="1">
+          <w:hyperlink w:anchor="_Toc242203586" w:history="1">
             <w:r>
               <w:rPr>
                 <w:rStyle w:val="Lienhypertexte"/>
@@ -7073,7 +7076,7 @@
               <w:rPr>
                 <w:noProof/>
               </w:rPr>
-              <w:instrText xml:space="preserve"> PAGEREF _Toc242202429 \h </w:instrText>
+              <w:instrText xml:space="preserve"> PAGEREF _Toc242203586 \h </w:instrText>
             </w:r>
             <w:r>
               <w:rPr>
@@ -7113,7 +7116,7 @@
               <w:szCs w:val="22"/>
             </w:rPr>
           </w:pPr>
-          <w:hyperlink w:anchor="_Toc242202430" w:history="1">
+          <w:hyperlink w:anchor="_Toc242203587" w:history="1">
             <w:r>
               <w:rPr>
                 <w:rStyle w:val="Lienhypertexte"/>
@@ -7146,7 +7149,7 @@
               <w:rPr>
                 <w:noProof/>
               </w:rPr>
-              <w:instrText xml:space="preserve"> PAGEREF _Toc242202430 \h </w:instrText>
+              <w:instrText xml:space="preserve"> PAGEREF _Toc242203587 \h </w:instrText>
             </w:r>
             <w:r>
               <w:rPr>
@@ -7186,7 +7189,7 @@
               <w:szCs w:val="22"/>
             </w:rPr>
           </w:pPr>
-          <w:hyperlink w:anchor="_Toc242202431" w:history="1">
+          <w:hyperlink w:anchor="_Toc242203588" w:history="1">
             <w:r>
               <w:rPr>
                 <w:rStyle w:val="Lienhypertexte"/>
@@ -7219,7 +7222,7 @@
               <w:rPr>
                 <w:noProof/>
               </w:rPr>
-              <w:instrText xml:space="preserve"> PAGEREF _Toc242202431 \h </w:instrText>
+              <w:instrText xml:space="preserve"> PAGEREF _Toc242203588 \h </w:instrText>
             </w:r>
             <w:r>
               <w:rPr>
@@ -7259,7 +7262,7 @@
               <w:szCs w:val="22"/>
             </w:rPr>
           </w:pPr>
-          <w:hyperlink w:anchor="_Toc242202432" w:history="1">
+          <w:hyperlink w:anchor="_Toc242203589" w:history="1">
             <w:r>
               <w:rPr>
                 <w:rStyle w:val="Lienhypertexte"/>
@@ -7292,7 +7295,7 @@
               <w:rPr>
                 <w:noProof/>
               </w:rPr>
-              <w:instrText xml:space="preserve"> PAGEREF _Toc242202432 \h </w:instrText>
+              <w:instrText xml:space="preserve"> PAGEREF _Toc242203589 \h </w:instrText>
             </w:r>
             <w:r>
               <w:rPr>
@@ -7332,7 +7335,7 @@
               <w:szCs w:val="22"/>
             </w:rPr>
           </w:pPr>
-          <w:hyperlink w:anchor="_Toc242202433" w:history="1">
+          <w:hyperlink w:anchor="_Toc242203590" w:history="1">
             <w:r>
               <w:rPr>
                 <w:rStyle w:val="Lienhypertexte"/>
@@ -7365,7 +7368,7 @@
               <w:rPr>
                 <w:noProof/>
               </w:rPr>
-              <w:instrText xml:space="preserve"> PAGEREF _Toc242202433 \h </w:instrText>
+              <w:instrText xml:space="preserve"> PAGEREF _Toc242203590 \h </w:instrText>
             </w:r>
             <w:r>
               <w:rPr>
@@ -7405,7 +7408,7 @@
               <w:szCs w:val="22"/>
             </w:rPr>
           </w:pPr>
-          <w:hyperlink w:anchor="_Toc242202434" w:history="1">
+          <w:hyperlink w:anchor="_Toc242203591" w:history="1">
             <w:r>
               <w:rPr>
                 <w:rStyle w:val="Lienhypertexte"/>
@@ -7438,7 +7441,7 @@
               <w:rPr>
                 <w:noProof/>
               </w:rPr>
-              <w:instrText xml:space="preserve"> PAGEREF _Toc242202434 \h </w:instrText>
+              <w:instrText xml:space="preserve"> PAGEREF _Toc242203591 \h </w:instrText>
             </w:r>
             <w:r>
               <w:rPr>
@@ -7478,7 +7481,7 @@
               <w:szCs w:val="22"/>
             </w:rPr>
           </w:pPr>
-          <w:hyperlink w:anchor="_Toc242202435" w:history="1">
+          <w:hyperlink w:anchor="_Toc242203592" w:history="1">
             <w:r>
               <w:rPr>
                 <w:rStyle w:val="Lienhypertexte"/>
@@ -7493,7 +7496,7 @@
                 <w:rStyle w:val="Lienhypertexte"/>
                 <w:noProof/>
               </w:rPr>
-              <w:t>Confrontation des hypothèses aux résultats</w:t>
+              <w:t>Erreur de prévision du niveau d'eau à 24 h sur le jeu de test (en cm)</w:t>
             </w:r>
             <w:r>
               <w:rPr>
@@ -7511,7 +7514,7 @@
               <w:rPr>
                 <w:noProof/>
               </w:rPr>
-              <w:instrText xml:space="preserve"> PAGEREF _Toc242202435 \h </w:instrText>
+              <w:instrText xml:space="preserve"> PAGEREF _Toc242203592 \h </w:instrText>
             </w:r>
             <w:r>
               <w:rPr>
@@ -7528,7 +7531,7 @@
               <w:rPr>
                 <w:noProof/>
               </w:rPr>
-              <w:t>39</w:t>
+              <w:t>38</w:t>
             </w:r>
             <w:r>
               <w:rPr>
@@ -7551,7 +7554,7 @@
               <w:szCs w:val="22"/>
             </w:rPr>
           </w:pPr>
-          <w:hyperlink w:anchor="_Toc242202436" w:history="1">
+          <w:hyperlink w:anchor="_Toc242203593" w:history="1">
             <w:r>
               <w:rPr>
                 <w:rStyle w:val="Lienhypertexte"/>
@@ -7566,7 +7569,7 @@
                 <w:rStyle w:val="Lienhypertexte"/>
                 <w:noProof/>
               </w:rPr>
-              <w:t>Budget estimatif</w:t>
+              <w:t>Confrontation des hypothèses aux résultats</w:t>
             </w:r>
             <w:r>
               <w:rPr>
@@ -7584,7 +7587,7 @@
               <w:rPr>
                 <w:noProof/>
               </w:rPr>
-              <w:instrText xml:space="preserve"> PAGEREF _Toc242202436 \h </w:instrText>
+              <w:instrText xml:space="preserve"> PAGEREF _Toc242203593 \h </w:instrText>
             </w:r>
             <w:r>
               <w:rPr>
@@ -7624,7 +7627,7 @@
               <w:szCs w:val="22"/>
             </w:rPr>
           </w:pPr>
-          <w:hyperlink w:anchor="_Toc242202437" w:history="1">
+          <w:hyperlink w:anchor="_Toc242203594" w:history="1">
             <w:r>
               <w:rPr>
                 <w:rStyle w:val="Lienhypertexte"/>
@@ -7639,7 +7642,7 @@
                 <w:rStyle w:val="Lienhypertexte"/>
                 <w:noProof/>
               </w:rPr>
-              <w:t>Principales difficultés rencontrées</w:t>
+              <w:t>Budget estimatif</w:t>
             </w:r>
             <w:r>
               <w:rPr>
@@ -7657,7 +7660,7 @@
               <w:rPr>
                 <w:noProof/>
               </w:rPr>
-              <w:instrText xml:space="preserve"> PAGEREF _Toc242202437 \h </w:instrText>
+              <w:instrText xml:space="preserve"> PAGEREF _Toc242203594 \h </w:instrText>
             </w:r>
             <w:r>
               <w:rPr>
@@ -7697,7 +7700,7 @@
               <w:szCs w:val="22"/>
             </w:rPr>
           </w:pPr>
-          <w:hyperlink w:anchor="_Toc242202438" w:history="1">
+          <w:hyperlink w:anchor="_Toc242203595" w:history="1">
             <w:r>
               <w:rPr>
                 <w:rStyle w:val="Lienhypertexte"/>
@@ -7712,6 +7715,79 @@
                 <w:rStyle w:val="Lienhypertexte"/>
                 <w:noProof/>
               </w:rPr>
+              <w:t>Principales difficultés rencontrées</w:t>
+            </w:r>
+            <w:r>
+              <w:rPr>
+                <w:noProof/>
+              </w:rPr>
+              <w:tab/>
+            </w:r>
+            <w:r>
+              <w:rPr>
+                <w:noProof/>
+              </w:rPr>
+              <w:fldChar w:fldCharType="begin"/>
+            </w:r>
+            <w:r>
+              <w:rPr>
+                <w:noProof/>
+              </w:rPr>
+              <w:instrText xml:space="preserve"> PAGEREF _Toc242203595 \h </w:instrText>
+            </w:r>
+            <w:r>
+              <w:rPr>
+                <w:noProof/>
+              </w:rPr>
+            </w:r>
+            <w:r>
+              <w:rPr>
+                <w:noProof/>
+              </w:rPr>
+              <w:fldChar w:fldCharType="separate"/>
+            </w:r>
+            <w:r>
+              <w:rPr>
+                <w:noProof/>
+              </w:rPr>
+              <w:t>41</w:t>
+            </w:r>
+            <w:r>
+              <w:rPr>
+                <w:noProof/>
+              </w:rPr>
+              <w:fldChar w:fldCharType="end"/>
+            </w:r>
+          </w:hyperlink>
+        </w:p>
+        <w:p>
+          <w:pPr>
+            <w:pStyle w:val="Tabledesillustrations"/>
+            <w:tabs>
+              <w:tab w:val="right" w:leader="dot" w:pos="9060"/>
+            </w:tabs>
+            <w:rPr>
+              <w:rFonts w:asciiTheme="minorHAnsi" w:eastAsiaTheme="minorEastAsia" w:hAnsiTheme="minorHAnsi" w:cstheme="minorBidi"/>
+              <w:noProof/>
+              <w:sz w:val="22"/>
+              <w:szCs w:val="22"/>
+            </w:rPr>
+          </w:pPr>
+          <w:hyperlink w:anchor="_Toc242203596" w:history="1">
+            <w:r>
+              <w:rPr>
+                <w:rStyle w:val="Lienhypertexte"/>
+                <w:b/>
+                <w:bCs/>
+                <w:noProof/>
+              </w:rPr>
+              <w:t xml:space="preserve">Tableau 20 : </w:t>
+            </w:r>
+            <w:r>
+              <w:rPr>
+                <w:rStyle w:val="Lienhypertexte"/>
+                <w:noProof/>
+              </w:rPr>
               <w:t>Bilan des objectifs spécifiques</w:t>
             </w:r>
             <w:r>
@@ -7730,7 +7806,7 @@
               <w:rPr>
                 <w:noProof/>
               </w:rPr>
-              <w:instrText xml:space="preserve"> PAGEREF _Toc242202438 \h </w:instrText>
+              <w:instrText xml:space="preserve"> PAGEREF _Toc242203596 \h </w:instrText>
             </w:r>
             <w:r>
               <w:rPr>
@@ -7747,7 +7823,7 @@
               <w:rPr>
                 <w:noProof/>
               </w:rPr>
-              <w:t>42</w:t>
+              <w:t>43</w:t>
             </w:r>
             <w:r>
               <w:rPr>
@@ -7780,8 +7856,8 @@
       <w:pPr>
         <w:pStyle w:val="Titre1"/>
       </w:pPr>
-      <w:bookmarkStart w:id="2" w:name="_Toc242202506"/>
-      <w:bookmarkStart w:id="3" w:name="_Toc242202545"/>
+      <w:bookmarkStart w:id="2" w:name="_Toc242203664"/>
+      <w:bookmarkStart w:id="3" w:name="_Toc242203703"/>
       <w:r>
         <w:lastRenderedPageBreak/>
         <w:t>Introduction générale</w:t>
@@ -7793,8 +7869,8 @@
       <w:pPr>
         <w:pStyle w:val="Titre2"/>
       </w:pPr>
-      <w:bookmarkStart w:id="4" w:name="_Toc242202507"/>
-      <w:bookmarkStart w:id="5" w:name="_Toc242202546"/>
+      <w:bookmarkStart w:id="4" w:name="_Toc242203665"/>
+      <w:bookmarkStart w:id="5" w:name="_Toc242203704"/>
       <w:commentRangeStart w:id="6"/>
       <w:r>
         <w:t>Contexte général du projet</w:t>
@@ -7906,8 +7982,8 @@
       <w:pPr>
         <w:pStyle w:val="Titre2"/>
       </w:pPr>
-      <w:bookmarkStart w:id="7" w:name="_Toc242202508"/>
-      <w:bookmarkStart w:id="8" w:name="_Toc242202547"/>
+      <w:bookmarkStart w:id="7" w:name="_Toc242203666"/>
+      <w:bookmarkStart w:id="8" w:name="_Toc242203705"/>
       <w:r>
         <w:lastRenderedPageBreak/>
         <w:t>Probl</w:t>
@@ -7956,7 +8032,7 @@
       <w:pPr>
         <w:pStyle w:val="Titre3"/>
       </w:pPr>
-      <w:bookmarkStart w:id="9" w:name="_Toc242202548"/>
+      <w:bookmarkStart w:id="9" w:name="_Toc242203706"/>
       <w:r>
         <w:t>Questions de recherc</w:t>
       </w:r>
@@ -8055,8 +8131,8 @@
       <w:pPr>
         <w:pStyle w:val="Titre2"/>
       </w:pPr>
-      <w:bookmarkStart w:id="10" w:name="_Toc242202509"/>
-      <w:bookmarkStart w:id="11" w:name="_Toc242202549"/>
+      <w:bookmarkStart w:id="10" w:name="_Toc242203667"/>
+      <w:bookmarkStart w:id="11" w:name="_Toc242203707"/>
       <w:r>
         <w:t>Objectif général et objectifs spécifiques</w:t>
       </w:r>
@@ -8142,7 +8218,7 @@
       <w:pPr>
         <w:pStyle w:val="Titre3"/>
       </w:pPr>
-      <w:bookmarkStart w:id="12" w:name="_Toc242202550"/>
+      <w:bookmarkStart w:id="12" w:name="_Toc242203708"/>
       <w:r>
         <w:t>Hypothèses de recherche</w:t>
       </w:r>
@@ -8162,7 +8238,7 @@
         <w:pStyle w:val="Lgende"/>
         <w:keepNext/>
       </w:pPr>
-      <w:bookmarkStart w:id="13" w:name="_Toc242202420"/>
+      <w:bookmarkStart w:id="13" w:name="_Toc242203577"/>
       <w:r>
         <w:rPr>
           <w:b/>
@@ -8772,8 +8848,8 @@
       <w:pPr>
         <w:pStyle w:val="Titre2"/>
       </w:pPr>
-      <w:bookmarkStart w:id="14" w:name="_Toc242202510"/>
-      <w:bookmarkStart w:id="15" w:name="_Toc242202551"/>
+      <w:bookmarkStart w:id="14" w:name="_Toc242203668"/>
+      <w:bookmarkStart w:id="15" w:name="_Toc242203709"/>
       <w:r>
         <w:t>Méthodologie adoptée</w:t>
       </w:r>
@@ -8940,8 +9016,8 @@
       <w:pPr>
         <w:pStyle w:val="Titre2"/>
       </w:pPr>
-      <w:bookmarkStart w:id="16" w:name="_Toc242202511"/>
-      <w:bookmarkStart w:id="17" w:name="_Toc242202552"/>
+      <w:bookmarkStart w:id="16" w:name="_Toc242203669"/>
+      <w:bookmarkStart w:id="17" w:name="_Toc242203710"/>
       <w:commentRangeStart w:id="18"/>
       <w:r>
         <w:t>Annonce du plan</w:t>
@@ -9012,8 +9088,8 @@
         <w:pStyle w:val="Titre1"/>
         <w:pageBreakBefore/>
       </w:pPr>
-      <w:bookmarkStart w:id="19" w:name="_Toc242202512"/>
-      <w:bookmarkStart w:id="20" w:name="_Toc242202553"/>
+      <w:bookmarkStart w:id="19" w:name="_Toc242203670"/>
+      <w:bookmarkStart w:id="20" w:name="_Toc242203711"/>
       <w:r>
         <w:lastRenderedPageBreak/>
         <w:t>Chapitre 1 : Présentation du cadre du projet</w:t>
@@ -9033,8 +9109,8 @@
       <w:pPr>
         <w:pStyle w:val="Titre2"/>
       </w:pPr>
-      <w:bookmarkStart w:id="21" w:name="_Toc242202513"/>
-      <w:bookmarkStart w:id="22" w:name="_Toc242202554"/>
+      <w:bookmarkStart w:id="21" w:name="_Toc242203671"/>
+      <w:bookmarkStart w:id="22" w:name="_Toc242203712"/>
       <w:r>
         <w:t>1.1  Présentation de la structure d'accueil ou du</w:t>
       </w:r>
@@ -9084,8 +9160,8 @@
       <w:pPr>
         <w:pStyle w:val="Titre2"/>
       </w:pPr>
-      <w:bookmarkStart w:id="23" w:name="_Toc242202514"/>
-      <w:bookmarkStart w:id="24" w:name="_Toc242202555"/>
+      <w:bookmarkStart w:id="23" w:name="_Toc242203672"/>
+      <w:bookmarkStart w:id="24" w:name="_Toc242203713"/>
       <w:r>
         <w:t>1.2  Présentation du projet : origine, bénéficiaires, pé</w:t>
       </w:r>
@@ -9099,7 +9175,7 @@
       <w:pPr>
         <w:pStyle w:val="Titre3"/>
       </w:pPr>
-      <w:bookmarkStart w:id="25" w:name="_Toc242202556"/>
+      <w:bookmarkStart w:id="25" w:name="_Toc242203714"/>
       <w:r>
         <w:t>1.2.1  Origine du projet</w:t>
       </w:r>
@@ -9110,10 +9186,10 @@
         <w:jc w:val="both"/>
       </w:pPr>
       <w:r>
-        <w:t>L'idée du projet est née de ce que les membres du groupe vivent eux-mêmes. Deux des auteures habitent Grand Yoff, où les séries de pluies provoquent de nombreuses inondations : des maisons sont abandonnées et des familles d</w:t>
-      </w:r>
-      <w:r>
-        <w:t>éménagent ailleurs. D'autres membres constatent, dans leur propre quartier, des inondations et des problèmes d'assainissement.</w:t>
+        <w:t>L'idée du projet est née d'un constat vécu. À Dakar, et notamment à Grand Yoff, chaque série de pluies provoque de nombreuses inondations : des maisons sont abandonnées et des familles déménagent ailleurs. À Thiaroye-sur-Me</w:t>
+      </w:r>
+      <w:r>
+        <w:t>r, le constat est tout aussi réel : en 2025, une série d'inondations a poussé des habitants à quitter leur maison.</w:t>
       </w:r>
     </w:p>
     <w:p>
@@ -9121,34 +9197,26 @@
         <w:jc w:val="both"/>
       </w:pPr>
       <w:r>
-        <w:t>À Thiaroye-sur-Mer, le constat est tout aussi réel : en 2025, une série d'inondations a poussé des habitants à quitter leur maiso</w:t>
-      </w:r>
-      <w:r>
-        <w:t>n. Le Sénégal subit des inondations répétées depuis les années 1990 (voir 2.1.3), et chacune des auteures en voit les effets dans son quartier.</w:t>
-      </w:r>
-    </w:p>
-    <w:p>
-      <w:pPr>
-        <w:jc w:val="both"/>
-      </w:pPr>
+        <w:t xml:space="preserve">Le Sénégal subit des inondations répétées depuis les années 1990 (voir 2.1.3). Ce problème, que nous observons autour de nous, nous a semblé </w:t>
+      </w:r>
+      <w:r>
+        <w:t xml:space="preserve">un sujet utile pour notre projet de fin de formation : mettre les compétences acquises en Analyse de Performance Digital au service de </w:t>
+      </w:r>
       <w:r>
         <w:lastRenderedPageBreak/>
-        <w:t>Le groupe a donc choisi ce problème pour son projet de fin de formation, avec l'ambition de mettre les compétenc</w:t>
-      </w:r>
-      <w:r>
-        <w:t>es de la filière Analyse de Performance Digital au service de sa résolution. Thiaroye-sur-Mer a été retenue comme cas d'étude, et l'enquête de terrain du 15 mai 2026 a confirmé le constat (voir 1.2.3).</w:t>
+        <w:t>sa résolution. Thiaroye-sur-Mer a été retenue comme cas d'étude, et l'enquête de terrain du 15 mai 2026 a confirmé le con</w:t>
+      </w:r>
+      <w:r>
+        <w:t>stat (voir 1.2.3).</w:t>
       </w:r>
     </w:p>
     <w:p>
       <w:pPr>
         <w:pStyle w:val="Titre3"/>
       </w:pPr>
-      <w:bookmarkStart w:id="26" w:name="_Toc242202557"/>
-      <w:r>
-        <w:t>1.2.2  La commune de Thiaroye-sur-Mer et ses quartiers</w:t>
-      </w:r>
-      <w:r>
-        <w:t xml:space="preserve"> à risque</w:t>
+      <w:bookmarkStart w:id="26" w:name="_Toc242203715"/>
+      <w:r>
+        <w:t>1.2.2  La commune de Thiaroye-sur-Mer et ses quartiers à risque</w:t>
       </w:r>
       <w:bookmarkEnd w:id="26"/>
     </w:p>
@@ -9157,13 +9225,13 @@
         <w:jc w:val="both"/>
       </w:pPr>
       <w:r>
-        <w:t xml:space="preserve">Thiaroye-sur-Mer est une commune de l'arrondissement de Thiaroye, département de Pikine, région de Dakar. Elle s'étend sur le littoral sud de la presqu'île du Cap-Vert, face à la baie de Hann, entre Pikine à l'ouest et Mbao à l'est ; au nord, la </w:t>
-      </w:r>
-      <w:r>
-        <w:t>Route nationale 1 et la voie ferrée la bordent (figure 1). La commune couvre une superficie de 3,8 km² pour une population estimée à plus de 62 000 habitants en 2023, avec une densité humaine excédant 16 000 hab./km² (ANSD et services techniques municipaux</w:t>
-      </w:r>
-      <w:r>
-        <w:t>).</w:t>
+        <w:t>Thiaroye-sur-Mer est une commune de l'arrondissement de Thiaroye, département de Pikine, région de Dakar. Elle s'étend sur le littoral sud de la presqu'île du Cap-Vert, face</w:t>
+      </w:r>
+      <w:r>
+        <w:t xml:space="preserve"> à la baie de Hann, entre Pikine à l'ouest et Mbao à l'est ; au nord, la Route nationale 1 et la voie ferrée la bordent (figure 1). La commune couvre une superficie de 3,8 km² pour une population estimée à plus de 62 000 habitants en 2023, avec une densité</w:t>
+      </w:r>
+      <w:r>
+        <w:t xml:space="preserve"> humaine excédant 16 000 hab./km² (ANSD et services techniques municipaux).</w:t>
       </w:r>
     </w:p>
     <w:p>
@@ -9177,7 +9245,7 @@
           <w:noProof/>
         </w:rPr>
         <w:drawing>
-          <wp:inline distT="0" distB="0" distL="0" distR="0" wp14:anchorId="25D2C18B" wp14:editId="2157AF64">
+          <wp:inline distT="0" distB="0" distL="0" distR="0" wp14:anchorId="139D6416" wp14:editId="181569F3">
             <wp:extent cx="4476750" cy="2847975"/>
             <wp:effectExtent l="0" t="0" r="0" b="0"/>
             <wp:docPr id="13" name="Image 13"/>
@@ -9221,7 +9289,7 @@
         <w:pStyle w:val="Lgende"/>
         <w:keepNext/>
       </w:pPr>
-      <w:bookmarkStart w:id="27" w:name="_Toc242202411"/>
+      <w:bookmarkStart w:id="27" w:name="_Toc242203568"/>
       <w:r>
         <w:rPr>
           <w:b/>
@@ -9297,14 +9365,14 @@
         <w:t>aphiques de l'Agence de Développement Municipal - ADM). Cordons sableux et dépressions interdunaires y créent de nombreux points bas sans exutoire naturel. La nappe phréatique, très proche de la surface, est remontée depuis plusieurs décennies (remontée pi</w:t>
       </w:r>
       <w:r>
-        <w:t xml:space="preserve">ézométrique documentée par la Direction de la Gestion et de la Planification des Ressources en Eau - DGPRE, atteignant localement 10 à 15 cm par an dans les bas-fonds) : quand le sol est saturé, la pluie stagne. La mer, enfin, limite </w:t>
+        <w:t>ézométrique documentée par la Direction de la Gestion et de la Planification des Ressources en Eau - DGPRE, atteignant localement 10 à 15 cm par an dans les bas-fonds) : quand le sol est saturé, la pluie stagne. La mer, enfin, limite l'évacuation par gravi</w:t>
+      </w:r>
+      <w:r>
+        <w:t xml:space="preserve">té. L'urbanisation s'est fortement densifiée, souvent sur d'anciennes zones humides remblayées (dynamique spatiale documentée par le Centre de Suivi Écologique - CSE, </w:t>
       </w:r>
       <w:r>
         <w:lastRenderedPageBreak/>
-        <w:t>l'évacuation par gravi</w:t>
-      </w:r>
-      <w:r>
-        <w:t>té. L'urbanisation s'est fortement densifiée, souvent sur d'anciennes zones humides remblayées (dynamique spatiale documentée par le Centre de Suivi Écologique - CSE, 2013, montrant une densification du bâti passée de 27 % à 88 % entre 1978 et 2012), juxta</w:t>
+        <w:t>2013, montrant une densification du bâti passée de 27 % à 88 % entre 1978 et 2012), juxta</w:t>
       </w:r>
       <w:r>
         <w:t>posant noyau villageois, lotissements planifiés et habitat spontané moins bien assaini.</w:t>
@@ -9335,7 +9403,7 @@
           <w:noProof/>
         </w:rPr>
         <w:drawing>
-          <wp:inline distT="0" distB="0" distL="0" distR="0" wp14:anchorId="3BF04427" wp14:editId="0B73682F">
+          <wp:inline distT="0" distB="0" distL="0" distR="0" wp14:anchorId="088E4D79" wp14:editId="563EC54A">
             <wp:extent cx="4476750" cy="3095625"/>
             <wp:effectExtent l="0" t="0" r="0" b="0"/>
             <wp:docPr id="14" name="Image 14"/>
@@ -9379,7 +9447,7 @@
         <w:pStyle w:val="Lgende"/>
         <w:keepNext/>
       </w:pPr>
-      <w:bookmarkStart w:id="28" w:name="_Toc242202412"/>
+      <w:bookmarkStart w:id="28" w:name="_Toc242203569"/>
       <w:r>
         <w:rPr>
           <w:b/>
@@ -9451,7 +9519,7 @@
       <w:pPr>
         <w:pStyle w:val="Titre3"/>
       </w:pPr>
-      <w:bookmarkStart w:id="29" w:name="_Toc242202558"/>
+      <w:bookmarkStart w:id="29" w:name="_Toc242203716"/>
       <w:r>
         <w:lastRenderedPageBreak/>
         <w:t>1.2.3  Causes et conséquences des inondations : les constats de terrain</w:t>
@@ -9475,7 +9543,7 @@
         <w:pStyle w:val="Lgende"/>
         <w:keepNext/>
       </w:pPr>
-      <w:bookmarkStart w:id="30" w:name="_Toc242202421"/>
+      <w:bookmarkStart w:id="30" w:name="_Toc242203578"/>
       <w:r>
         <w:rPr>
           <w:b/>
@@ -10199,7 +10267,7 @@
         <w:pStyle w:val="Lgende"/>
         <w:keepNext/>
       </w:pPr>
-      <w:bookmarkStart w:id="31" w:name="_Toc242202422"/>
+      <w:bookmarkStart w:id="31" w:name="_Toc242203579"/>
       <w:r>
         <w:rPr>
           <w:b/>
@@ -10735,7 +10803,7 @@
       <w:pPr>
         <w:pStyle w:val="Titre3"/>
       </w:pPr>
-      <w:bookmarkStart w:id="32" w:name="_Toc242202559"/>
+      <w:bookmarkStart w:id="32" w:name="_Toc242203717"/>
       <w:r>
         <w:t>1.2.4  Bénéficiaires et pé</w:t>
       </w:r>
@@ -10826,8 +10894,8 @@
       <w:pPr>
         <w:pStyle w:val="Titre2"/>
       </w:pPr>
-      <w:bookmarkStart w:id="33" w:name="_Toc242202515"/>
-      <w:bookmarkStart w:id="34" w:name="_Toc242202560"/>
+      <w:bookmarkStart w:id="33" w:name="_Toc242203673"/>
+      <w:bookmarkStart w:id="34" w:name="_Toc242203718"/>
       <w:r>
         <w:t>1.3  Organisation du groupe : rôles et outils de travail collaboratif</w:t>
       </w:r>
@@ -10934,7 +11002,7 @@
         <w:pStyle w:val="Lgende"/>
         <w:keepNext/>
       </w:pPr>
-      <w:bookmarkStart w:id="35" w:name="_Toc242202423"/>
+      <w:bookmarkStart w:id="35" w:name="_Toc242203580"/>
       <w:r>
         <w:rPr>
           <w:b/>
@@ -11587,8 +11655,8 @@
         <w:pStyle w:val="Titre1"/>
         <w:pageBreakBefore/>
       </w:pPr>
-      <w:bookmarkStart w:id="36" w:name="_Toc242202516"/>
-      <w:bookmarkStart w:id="37" w:name="_Toc242202561"/>
+      <w:bookmarkStart w:id="36" w:name="_Toc242203674"/>
+      <w:bookmarkStart w:id="37" w:name="_Toc242203719"/>
       <w:r>
         <w:lastRenderedPageBreak/>
         <w:t>Chapitre 2 : Analyse de l'existant et cadrage</w:t>
@@ -11611,8 +11679,8 @@
       <w:pPr>
         <w:pStyle w:val="Titre2"/>
       </w:pPr>
-      <w:bookmarkStart w:id="38" w:name="_Toc242202517"/>
-      <w:bookmarkStart w:id="39" w:name="_Toc242202562"/>
+      <w:bookmarkStart w:id="38" w:name="_Toc242203675"/>
+      <w:bookmarkStart w:id="39" w:name="_Toc242203720"/>
       <w:r>
         <w:t>2.1  Étude de l'existant</w:t>
       </w:r>
@@ -11647,7 +11715,7 @@
       <w:pPr>
         <w:pStyle w:val="Titre3"/>
       </w:pPr>
-      <w:bookmarkStart w:id="40" w:name="_Toc242202563"/>
+      <w:bookmarkStart w:id="40" w:name="_Toc242203721"/>
       <w:r>
         <w:t>2.1.1  Les inondations urbaines et côtières : définitions et typologie</w:t>
       </w:r>
@@ -11755,7 +11823,7 @@
         <w:pStyle w:val="Lgende"/>
         <w:keepNext/>
       </w:pPr>
-      <w:bookmarkStart w:id="41" w:name="_Toc242202424"/>
+      <w:bookmarkStart w:id="41" w:name="_Toc242203581"/>
       <w:r>
         <w:rPr>
           <w:b/>
@@ -12405,7 +12473,7 @@
       <w:pPr>
         <w:pStyle w:val="Titre3"/>
       </w:pPr>
-      <w:bookmarkStart w:id="42" w:name="_Toc242202564"/>
+      <w:bookmarkStart w:id="42" w:name="_Toc242203722"/>
       <w:r>
         <w:t>2.1.2  La gestion des risques de catastrophes et les systèmes d'alerte précoce</w:t>
       </w:r>
@@ -12484,7 +12552,7 @@
         </w:rPr>
         <w:lastRenderedPageBreak/>
         <w:drawing>
-          <wp:inline distT="0" distB="0" distL="0" distR="0" wp14:anchorId="657088A5" wp14:editId="29371D46">
+          <wp:inline distT="0" distB="0" distL="0" distR="0" wp14:anchorId="412399C6" wp14:editId="0DCF1E5E">
             <wp:extent cx="3619500" cy="2714625"/>
             <wp:effectExtent l="0" t="0" r="0" b="0"/>
             <wp:docPr id="15" name="Image 15"/>
@@ -12528,7 +12596,7 @@
         <w:pStyle w:val="Lgende"/>
         <w:keepNext/>
       </w:pPr>
-      <w:bookmarkStart w:id="43" w:name="_Toc242202413"/>
+      <w:bookmarkStart w:id="43" w:name="_Toc242203570"/>
       <w:r>
         <w:rPr>
           <w:b/>
@@ -12650,7 +12718,7 @@
         <w:pStyle w:val="Lgende"/>
         <w:keepNext/>
       </w:pPr>
-      <w:bookmarkStart w:id="44" w:name="_Toc242202425"/>
+      <w:bookmarkStart w:id="44" w:name="_Toc242203582"/>
       <w:r>
         <w:rPr>
           <w:b/>
@@ -13153,7 +13221,7 @@
       <w:pPr>
         <w:pStyle w:val="Titre3"/>
       </w:pPr>
-      <w:bookmarkStart w:id="45" w:name="_Toc242202565"/>
+      <w:bookmarkStart w:id="45" w:name="_Toc242203723"/>
       <w:r>
         <w:t>2.1.3  Les inondations au Sénégal</w:t>
       </w:r>
@@ -13178,10 +13246,10 @@
         <w:jc w:val="both"/>
       </w:pPr>
       <w:r>
-        <w:t>Pour caractériser l'aléa, nous avons analysé la série de pluie journalière sur Dakar utilisée par notre module de prédiction : 5 479 jours, de 2010 à 2024, issus de l'archive Open-Meteo. Ces données de réanalyse, reconstituées par un modèle et non relevées</w:t>
-      </w:r>
-      <w:r>
-        <w:t xml:space="preserve"> en station, sous-estiment probablement les cumuls, mais décrivent fidèlement la saison (figure 4). La pluie est </w:t>
+        <w:t xml:space="preserve">Pour caractériser l'aléa, nous avons analysé la série de pluie journalière sur Dakar utilisée par notre module de prédiction : 5 479 jours, de </w:t>
+      </w:r>
+      <w:r>
+        <w:t xml:space="preserve">2010 à 2024, issus de l'archive Open-Meteo. Ces données de réanalyse, reconstituées par un modèle et non relevées en station, sous-estiment probablement les cumuls, mais décrivent fidèlement la saison (figure 4). La pluie est </w:t>
       </w:r>
       <w:r>
         <w:rPr>
@@ -13198,14 +13266,7 @@
           <w:b/>
           <w:bCs/>
         </w:rPr>
-        <w:t>très variab</w:t>
-      </w:r>
-      <w:r>
-        <w:rPr>
-          <w:b/>
-          <w:bCs/>
-        </w:rPr>
-        <w:t>le</w:t>
+        <w:t>très variable</w:t>
       </w:r>
       <w:r>
         <w:t xml:space="preserve"> : de 138 mm en 2014 à 502 mm en 2013, pour une moyenne de 326 mm. Quelques </w:t>
@@ -13218,10 +13279,10 @@
         <w:t>journées exceptionnelles</w:t>
       </w:r>
       <w:r>
-        <w:t xml:space="preserve"> suffisent à créer une crise : 110 mm le 30 août 2013, soit un tiers d'une année moyenne en un jour. Un système d'alerte doit donc être très réactif sur u</w:t>
-      </w:r>
-      <w:r>
-        <w:t>ne fenêtre de quelques semaines.</w:t>
+        <w:t xml:space="preserve"> suffisent à créer une cri</w:t>
+      </w:r>
+      <w:r>
+        <w:t>se : 110 mm le 30 août 2013, soit un tiers d'une année moyenne en un jour. Un système d'alerte doit donc être très réactif sur une fenêtre de quelques semaines.</w:t>
       </w:r>
     </w:p>
     <w:p>
@@ -13236,7 +13297,7 @@
         </w:rPr>
         <w:lastRenderedPageBreak/>
         <w:drawing>
-          <wp:inline distT="0" distB="0" distL="0" distR="0" wp14:anchorId="426ADF85" wp14:editId="190DCA09">
+          <wp:inline distT="0" distB="0" distL="0" distR="0" wp14:anchorId="5DCCC307" wp14:editId="1362DD4E">
             <wp:extent cx="5715000" cy="1885950"/>
             <wp:effectExtent l="0" t="0" r="0" b="0"/>
             <wp:docPr id="16" name="Image 16"/>
@@ -13280,7 +13341,7 @@
         <w:pStyle w:val="Lgende"/>
         <w:keepNext/>
       </w:pPr>
-      <w:bookmarkStart w:id="46" w:name="_Toc242202414"/>
+      <w:bookmarkStart w:id="46" w:name="_Toc242203571"/>
       <w:r>
         <w:rPr>
           <w:b/>
@@ -13332,7 +13393,10 @@
         <w:t xml:space="preserve"> : </w:t>
       </w:r>
       <w:r>
-        <w:t>Pluviométrie à Dakar, 2010-2024 : a) cumul annuel ; b) moyenne mensuelle (hivernage en bleu)</w:t>
+        <w:t>Pluviométrie à Dakar, 2010-2024 : a) cumul annuel ; b) mo</w:t>
+      </w:r>
+      <w:r>
+        <w:t>yenne mensuelle (hivernage en bleu)</w:t>
       </w:r>
       <w:bookmarkEnd w:id="46"/>
     </w:p>
@@ -13350,29 +13414,26 @@
         <w:jc w:val="both"/>
       </w:pPr>
       <w:r>
-        <w:t>Pendant la lo</w:t>
-      </w:r>
-      <w:r>
-        <w:t>ngue sécheresse sahélienne commencée à la fin des années 1960, de nombreuses dépressions de la banlieue dakaroise (cuvettes, niayes) se sont asséchées et ont été loties, souvent informellement, sous l'effet de l'exode rural. Le retour de pluies plus abonda</w:t>
-      </w:r>
-      <w:r>
-        <w:t>ntes à partir des années 1990 a remis en eau ces zones désormais habitées, tandis que la nappe phréatique remontait progressivement (Fall et al., 2014, Dynamique hydro-géomorphologique et urbanisation spontanée dans la presqu'île du Cap-Vert). Les inondati</w:t>
-      </w:r>
-      <w:r>
-        <w:t>ons sont depuis devenues récurrentes : 2005, avec le plan Jaxaay de relogement des sinistrés ; 2009, avec une évaluation conjointe des besoins post-catastrophe ; 2012, suivie d'un programme décennal de gestion des inondations ; puis 2020 et 2022 (dates cor</w:t>
-      </w:r>
-      <w:r>
-        <w:t>roborées par les arrêtés ministériels de déclenchement du plan ORSEC national et les bilans pluviométriques de l'ANACIM). Au-delà des dégâts matériels, elles entraînent déplacements de population, pertes de revenus pour les activités informelles, interrupt</w:t>
-      </w:r>
-      <w:r>
-        <w:t>ions de la scolarité et risques sanitaires majeurs liés aux eaux stagnantes.</w:t>
+        <w:t>Pendant la longue sécheresse sahélienne commencée à la fin des années 1960, de nombreuses dépressions de la banlieue dakaroise (cuvettes, nia</w:t>
+      </w:r>
+      <w:r>
+        <w:t>yes) se sont asséchées et ont été loties, souvent informellement, sous l'effet de l'exode rural. Le retour de pluies plus abondantes à partir des années 1990 a remis en eau ces zones désormais habitées, tandis que la nappe phréatique remontait progressivem</w:t>
+      </w:r>
+      <w:r>
+        <w:t>ent (Fall et al., 2014, Dynamique hydro-géomorphologique et urbanisation spontanée dans la presqu'île du Cap-Vert). Les inondations sont depuis devenues récurrentes : 2005, avec le plan Jaxaay de relogement des sinistrés ; 2009, avec une évaluation conjoin</w:t>
+      </w:r>
+      <w:r>
+        <w:t>te des besoins post-catastrophe ; 2012, suivie d'un programme décennal de gestion des inondations ; puis 2020 et 2022 (dates corroborées par les arrêtés ministériels de déclenchement du plan ORSEC national et les bilans pluviométriques de l'ANACIM). Au-del</w:t>
+      </w:r>
+      <w:r>
+        <w:t>à des dégâts matériels, elles entraînent déplacements de population, pertes de revenus pour les activités informelles, interruptions de la scolarité et risques sanitaires majeurs liés aux eaux stagnantes.</w:t>
       </w:r>
     </w:p>
     <w:p>
       <w:pPr>
         <w:pStyle w:val="Titre3"/>
       </w:pPr>
-      <w:bookmarkStart w:id="47" w:name="_Toc242202566"/>
+      <w:bookmarkStart w:id="47" w:name="_Toc242203724"/>
       <w:r>
         <w:lastRenderedPageBreak/>
         <w:t>2.1.4  Le cadre institutionnel sénégalais</w:t>
@@ -13385,10 +13446,10 @@
         <w:jc w:val="both"/>
       </w:pPr>
       <w:r>
-        <w:t>La gestion des inondations mobilise de nombreux acteurs, présentés dans le tableau 7 avec leur rôle et leur principale limite à l'échelle</w:t>
-      </w:r>
-      <w:r>
-        <w:t xml:space="preserve"> d'un quartier.</w:t>
+        <w:t>La gestio</w:t>
+      </w:r>
+      <w:r>
+        <w:t>n des inondations mobilise de nombreux acteurs, présentés dans le tableau 7 avec leur rôle et leur principale limite à l'échelle d'un quartier.</w:t>
       </w:r>
     </w:p>
     <w:p>
@@ -13396,7 +13457,7 @@
         <w:pStyle w:val="Lgende"/>
         <w:keepNext/>
       </w:pPr>
-      <w:bookmarkStart w:id="48" w:name="_Toc242202426"/>
+      <w:bookmarkStart w:id="48" w:name="_Toc242203583"/>
       <w:r>
         <w:rPr>
           <w:b/>
@@ -13547,7 +13608,16 @@
                 <w:sz w:val="19"/>
                 <w:szCs w:val="19"/>
               </w:rPr>
-              <w:t>Rôle principal</w:t>
+              <w:t>Rôle pr</w:t>
+            </w:r>
+            <w:r>
+              <w:rPr>
+                <w:b/>
+                <w:bCs/>
+                <w:sz w:val="19"/>
+                <w:szCs w:val="19"/>
+              </w:rPr>
+              <w:t>incipal</w:t>
             </w:r>
           </w:p>
         </w:tc>
@@ -13934,7 +14004,14 @@
                 <w:sz w:val="19"/>
                 <w:szCs w:val="19"/>
               </w:rPr>
-              <w:t>Direction de la Protection Civile</w:t>
+              <w:t>Dir</w:t>
+            </w:r>
+            <w:r>
+              <w:rPr>
+                <w:sz w:val="19"/>
+                <w:szCs w:val="19"/>
+              </w:rPr>
+              <w:t>ection de la Protection Civile</w:t>
             </w:r>
           </w:p>
         </w:tc>
@@ -13964,14 +14041,7 @@
                 <w:sz w:val="19"/>
                 <w:szCs w:val="19"/>
               </w:rPr>
-              <w:t>Prévention, coordination des secours, plan ORS</w:t>
-            </w:r>
-            <w:r>
-              <w:rPr>
-                <w:sz w:val="19"/>
-                <w:szCs w:val="19"/>
-              </w:rPr>
-              <w:t>EC.</w:t>
+              <w:t>Prévention, coordination des secours, plan ORSEC.</w:t>
             </w:r>
           </w:p>
         </w:tc>
@@ -14304,7 +14374,14 @@
                 <w:sz w:val="19"/>
                 <w:szCs w:val="19"/>
               </w:rPr>
-              <w:t>Moyens limités ; pas d'outil de suivi consolidé.</w:t>
+              <w:t xml:space="preserve">Moyens limités ; pas d'outil </w:t>
+            </w:r>
+            <w:r>
+              <w:rPr>
+                <w:sz w:val="19"/>
+                <w:szCs w:val="19"/>
+              </w:rPr>
+              <w:t>de suivi consolidé.</w:t>
             </w:r>
           </w:p>
         </w:tc>
@@ -14375,14 +14452,7 @@
                 <w:sz w:val="19"/>
                 <w:szCs w:val="19"/>
               </w:rPr>
-              <w:t xml:space="preserve">Mobilisation des </w:t>
-            </w:r>
-            <w:r>
-              <w:rPr>
-                <w:sz w:val="19"/>
-                <w:szCs w:val="19"/>
-              </w:rPr>
-              <w:t>riverains, curage, évacuation de l'eau.</w:t>
+              <w:t>Mobilisation des riverains, curage, évacuation de l'eau.</w:t>
             </w:r>
           </w:p>
         </w:tc>
@@ -14447,7 +14517,10 @@
         <w:t>multiplicité des acteurs</w:t>
       </w:r>
       <w:r>
-        <w:t xml:space="preserve"> complique la coordination, chacun détenant une partie de l'information ; le dispositif est surtout </w:t>
+        <w:t xml:space="preserve"> complique la coordination, chacun détenant une partie de l'informa</w:t>
+      </w:r>
+      <w:r>
+        <w:t xml:space="preserve">tion ; le dispositif est surtout </w:t>
       </w:r>
       <w:r>
         <w:rPr>
@@ -14467,17 +14540,17 @@
         <w:t>maillon local</w:t>
       </w:r>
       <w:r>
-        <w:t xml:space="preserve"> (commune, quartier, habitants) est le moins outillé alors qu'il observe le premier la montée des eaux. C'</w:t>
-      </w:r>
-      <w:r>
-        <w:t>est sur ce maillon que se positionne MBEUND MI, non pour remplacer les institutions, mais pour leur fournir, comme aux habitants, une information partagée, localisée et rapide.</w:t>
+        <w:t xml:space="preserve"> (commune, quartier, habitants) est le moins outillé alors qu'il observe le premier la montée des eaux. C'est sur ce maillon que se positionne MBEUND MI, non pour remplacer les institutions, mais p</w:t>
+      </w:r>
+      <w:r>
+        <w:t>our leur fournir, comme aux habitants, une information partagée, localisée et rapide.</w:t>
       </w:r>
     </w:p>
     <w:p>
       <w:pPr>
         <w:pStyle w:val="Titre3"/>
       </w:pPr>
-      <w:bookmarkStart w:id="49" w:name="_Toc242202567"/>
+      <w:bookmarkStart w:id="49" w:name="_Toc242203725"/>
       <w:r>
         <w:t>2.1.5  Les systèmes d'information géographique appliqués aux inondations</w:t>
       </w:r>
@@ -14498,7 +14571,10 @@
         <w:t>SIG</w:t>
       </w:r>
       <w:r>
-        <w:t xml:space="preserve"> est un ensemble d'outils pour collecter, stocker, analyser et représenter des données localisées ; il superpose des couches d'information et permet de les interroger pour éclairer la décision (Longley et al., 2005). Les données </w:t>
+        <w:t xml:space="preserve"> est un ensemble d'outils pour collecter, stocker, analyser et représenter des données loca</w:t>
+      </w:r>
+      <w:r>
+        <w:t xml:space="preserve">lisées ; il superpose des couches d'information et permet de les interroger pour éclairer la décision (Longley et al., 2005). Les données </w:t>
       </w:r>
       <w:r>
         <w:rPr>
@@ -14508,10 +14584,10 @@
         <w:t>vecteur</w:t>
       </w:r>
       <w:r>
-        <w:t xml:space="preserve"> décrivent des point</w:t>
-      </w:r>
-      <w:r>
-        <w:t xml:space="preserve">s (un signalement), des lignes (une rue) ou des polygones (une zone de risque) ; les données </w:t>
+        <w:t xml:space="preserve"> décrivent des points (un signalement), des lignes (une rue) ou des polygones (une zone de risque) ; les donnée</w:t>
+      </w:r>
+      <w:r>
+        <w:t xml:space="preserve">s </w:t>
       </w:r>
       <w:r>
         <w:rPr>
@@ -14525,10 +14601,7 @@
       </w:r>
       <w:r>
         <w:lastRenderedPageBreak/>
-        <w:t>WGS 84 (EPSG:4326). Les bases de données spatial</w:t>
-      </w:r>
-      <w:r>
-        <w:t xml:space="preserve">es comme </w:t>
+        <w:t xml:space="preserve">WGS 84 (EPSG:4326). Les bases de données spatiales comme </w:t>
       </w:r>
       <w:r>
         <w:rPr>
@@ -14538,7 +14611,10 @@
         <w:t>PostGIS</w:t>
       </w:r>
       <w:r>
-        <w:t xml:space="preserve"> réalisent les calculs géographiques directement dans la base, et des bibliothèques web comme </w:t>
+        <w:t xml:space="preserve"> réalisent les calculs géographiques directement dans la base, et des bibli</w:t>
+      </w:r>
+      <w:r>
+        <w:t xml:space="preserve">othèques web comme </w:t>
       </w:r>
       <w:r>
         <w:rPr>
@@ -14556,10 +14632,7 @@
         <w:jc w:val="both"/>
       </w:pPr>
       <w:r>
-        <w:t>Pour cartographier la susceptibilité aux inondations, deux f</w:t>
-      </w:r>
-      <w:r>
-        <w:t xml:space="preserve">amilles de méthodes coexistent. Les </w:t>
+        <w:t xml:space="preserve">Pour cartographier la susceptibilité aux inondations, deux familles de méthodes coexistent. Les </w:t>
       </w:r>
       <w:r>
         <w:rPr>
@@ -14569,27 +14642,23 @@
         <w:t>méthodes multicritères</w:t>
       </w:r>
       <w:r>
-        <w:t xml:space="preserve">, comme la hiérarchie multicritère de Saaty (1980), pondèrent les facteurs (altitude, pente, sols, occupation du sol) à dire d'experts : elles sont explicables mais subjectives. Les </w:t>
+        <w:t>, comme la hiérarchie multicritèr</w:t>
+      </w:r>
+      <w:r>
+        <w:t xml:space="preserve">e de Saaty (1980), pondèrent les facteurs (altitude, pente, sols, occupation du sol) à dire d'experts : elles sont explicables mais subjectives. Les </w:t>
       </w:r>
       <w:r>
         <w:rPr>
           <w:b/>
           <w:bCs/>
         </w:rPr>
-        <w:t>méthodes d'appre</w:t>
-      </w:r>
-      <w:r>
-        <w:rPr>
-          <w:b/>
-          <w:bCs/>
-        </w:rPr>
-        <w:t>ntissage automatique</w:t>
-      </w:r>
-      <w:r>
-        <w:t xml:space="preserve"> apprennent ces pondérations à partir d'inondations observées ; Tehrany et al. (2014), dans une étude menée en Malaisie, montrent que le couplage SIG et apprentissage améliore la précision des cartes. Ce couplage, repris par MBEUND MI, </w:t>
-      </w:r>
-      <w:r>
-        <w:t>suppose un inventaire fiable des inondations passées, qui manque encore à Thiaroye-sur-Mer.</w:t>
+        <w:t>méthodes d'apprentissage automatique</w:t>
+      </w:r>
+      <w:r>
+        <w:t xml:space="preserve"> apprennent ces pondérations à partir d'inondations observées ; Tehrany</w:t>
+      </w:r>
+      <w:r>
+        <w:t xml:space="preserve"> et al. (2014), dans une étude menée en Malaisie, montrent que le couplage SIG et apprentissage améliore la précision des cartes. Ce couplage, repris par MBEUND MI, suppose un inventaire fiable des inondations passées, qui manque encore à Thiaroye-sur-Mer.</w:t>
       </w:r>
     </w:p>
     <w:p>
@@ -14617,37 +14686,37 @@
         <w:t>NDWI</w:t>
       </w:r>
       <w:r>
-        <w:t>, calculé à partir des bandes verte et proche infrarouge, fait ressortir l'eau lib</w:t>
-      </w:r>
-      <w:r>
-        <w:t xml:space="preserve">re (McFeeters, 1996) ; sa variante MNDWI distingue mieux l'eau du bâti (Xu, 2006). </w:t>
+        <w:t xml:space="preserve">, calculé à partir des bandes verte et proche infrarouge, fait ressortir l'eau libre (McFeeters, 1996) ; sa variante MNDWI distingue mieux l'eau du bâti (Xu, 2006). </w:t>
       </w:r>
       <w:r>
         <w:rPr>
           <w:b/>
           <w:bCs/>
         </w:rPr>
-        <w:t>Google Earth Engine</w:t>
-      </w:r>
-      <w:r>
-        <w:t xml:space="preserve"> donne un accès gratuit aux archives Landsat et Sentinel et aux moyens de calcul (Gorelick et al., 2017). MBEUND MI calcule le NDWI sur des images </w:t>
+        <w:t>Google E</w:t>
       </w:r>
       <w:r>
         <w:rPr>
           <w:b/>
           <w:bCs/>
         </w:rPr>
-        <w:t>Sentine</w:t>
+        <w:t>arth Engine</w:t>
+      </w:r>
+      <w:r>
+        <w:t xml:space="preserve"> donne un accès gratuit aux archives Landsat et Sentinel et aux moyens de calcul (Gorelick et al., 2017). MBEUND MI calcule le NDWI sur des images </w:t>
       </w:r>
       <w:r>
         <w:rPr>
           <w:b/>
           <w:bCs/>
         </w:rPr>
-        <w:t>l-2</w:t>
-      </w:r>
-      <w:r>
-        <w:t xml:space="preserve"> et compare saison sèche et période récente. Limite connue : l'optique ne traverse pas les nuages, fréquents en hivernage ; le radar </w:t>
+        <w:t>Sentinel-2</w:t>
+      </w:r>
+      <w:r>
+        <w:t xml:space="preserve"> et compare saison sèche et période récente. Limite connue : l'optique ne traverse pas l</w:t>
+      </w:r>
+      <w:r>
+        <w:t xml:space="preserve">es nuages, fréquents en hivernage ; le radar </w:t>
       </w:r>
       <w:r>
         <w:rPr>
@@ -14665,28 +14734,28 @@
         <w:jc w:val="both"/>
       </w:pPr>
       <w:r>
-        <w:t>Enfin, une part croissante de l'information géographique est produite par les c</w:t>
-      </w:r>
-      <w:r>
-        <w:t>itoyens (OpenStreetMap, applications de signalement) : c'est l'information géographique volontaire (Goodchild, 2007). Les SIG participatifs améliorent la pertinence et l'appropriation des cartes dans les pays en développement (Rambaldi et al., 2006), à con</w:t>
-      </w:r>
-      <w:r>
-        <w:t>dition de valider des données de qualité variable. Au Sénégal, l'usage des SIG pour les inondations s'est développé surtout par des projets financés de l'extérieur, comme le Projet de Gestion des Eaux Pluviales et d'adaptation au changement climatique (PRO</w:t>
-      </w:r>
-      <w:r>
-        <w:t>GEP, 2012-2019) mené par l'ADM et la Banque mondiale. Il se heurte à des données anciennes, au coût des logiciels propriétaires, au manque de compétences pérennes et à la faible interopérabilité entre institutions. D'où le choix, pour MBEUND MI, de technol</w:t>
-      </w:r>
-      <w:r>
-        <w:t>ogies libres et interopérables (PostgreSQL/PostGIS, Django, React, GeoJSON).</w:t>
+        <w:t>Enfin, une part croissante de l'information géographique est produite par les citoyens (OpenStreetMap, applications de signalement) : c'est l'information géographique vol</w:t>
+      </w:r>
+      <w:r>
+        <w:t>ontaire (Goodchild, 2007). Les SIG participatifs améliorent la pertinence et l'appropriation des cartes dans les pays en développement (Rambaldi et al., 2006), à condition de valider des données de qualité variable. Au Sénégal, l'usage des SIG pour les ino</w:t>
+      </w:r>
+      <w:r>
+        <w:t>ndations s'est développé surtout par des projets financés de l'extérieur, comme le Projet de Gestion des Eaux Pluviales et d'adaptation au changement climatique (PROGEP, 2012-2019) mené par l'ADM et la Banque mondiale. Il se heurte à des données anciennes,</w:t>
+      </w:r>
+      <w:r>
+        <w:t xml:space="preserve"> au coût des logiciels propriétaires, au manque de compétences pérennes et à la faible interopérabilité entre institutions. D'où le choix, pour MBEUND MI, de technologies libres et interopérables (PostgreSQL/PostGIS, Django, React, GeoJSON).</w:t>
       </w:r>
     </w:p>
     <w:p>
       <w:pPr>
         <w:pStyle w:val="Titre3"/>
       </w:pPr>
-      <w:bookmarkStart w:id="50" w:name="_Toc242202568"/>
-      <w:r>
-        <w:t>2.1.6  Les solutions numériques existantes en Afrique</w:t>
+      <w:bookmarkStart w:id="50" w:name="_Toc242203726"/>
+      <w:r>
+        <w:t>2.1.6  Les sol</w:t>
+      </w:r>
+      <w:r>
+        <w:t>utions numériques existantes en Afrique</w:t>
       </w:r>
       <w:bookmarkEnd w:id="50"/>
     </w:p>
@@ -14696,20 +14765,20 @@
         <w:jc w:val="both"/>
       </w:pPr>
       <w:r>
-        <w:t xml:space="preserve">Trois familles de solutions coexistent en Afrique. Les systèmes mondiaux de prévision, comme Google Flood Hub, fondé sur des </w:t>
-      </w:r>
-      <w:r>
-        <w:t xml:space="preserve">modèles LSTM capables de prévoir les crues même dans des </w:t>
+        <w:t xml:space="preserve">Trois familles de solutions coexistent en Afrique. Les systèmes mondiaux de prévision, comme Google Flood Hub, fondé sur des modèles LSTM capables de prévoir les crues même dans des </w:t>
       </w:r>
       <w:r>
         <w:lastRenderedPageBreak/>
-        <w:t>bassins sans station (Nearing et al., 2024), et GloFAS, système européen Copernicus de prévision des débits des grands fleuves. Les dispositifs régionaux, comme le projet FANFAR (2018-2021), qui a dé</w:t>
-      </w:r>
-      <w:r>
-        <w:t>veloppé avec AGRHYMET et le SMHI un système de prévision des crues pour l'Afrique de l'Ouest, et, au Sénégal, les bulletins de l'ANACIM. Les plateformes participatives enfin, comme Ushahidi, née au Kenya en 2008 pour cartographier des signalements reçus pa</w:t>
-      </w:r>
-      <w:r>
-        <w:t>r SMS ou par le web, ou Ramani Huria, qui a mobilisé étudiants et habitants de Dar es Salaam pour cartographier dans OpenStreetMap les zones inondables et les réseaux de drainage. Le tableau 8 les compare.</w:t>
+        <w:t>bassins sans station (Nearing et a</w:t>
+      </w:r>
+      <w:r>
+        <w:t>l., 2024), et GloFAS, système européen Copernicus de prévision des débits des grands fleuves. Les dispositifs régionaux, comme le projet FANFAR (2018-2021), qui a développé avec AGRHYMET et le SMHI un système de prévision des crues pour l'Afrique de l'Oues</w:t>
+      </w:r>
+      <w:r>
+        <w:t>t, et, au Sénégal, les bulletins de l'ANACIM. Les plateformes participatives enfin, comme Ushahidi, née au Kenya en 2008 pour cartographier des signalements reçus par SMS ou par le web, ou Ramani Huria, qui a mobilisé étudiants et habitants de Dar es Salaa</w:t>
+      </w:r>
+      <w:r>
+        <w:t>m pour cartographier dans OpenStreetMap les zones inondables et les réseaux de drainage. Le tableau 8 les compare.</w:t>
       </w:r>
     </w:p>
     <w:p>
@@ -14717,7 +14786,7 @@
         <w:pStyle w:val="Lgende"/>
         <w:keepNext/>
       </w:pPr>
-      <w:bookmarkStart w:id="51" w:name="_Toc242202427"/>
+      <w:bookmarkStart w:id="51" w:name="_Toc242203584"/>
       <w:r>
         <w:rPr>
           <w:b/>
@@ -14769,10 +14838,7 @@
         <w:t xml:space="preserve"> : </w:t>
       </w:r>
       <w:r>
-        <w:t xml:space="preserve">Comparaison </w:t>
-      </w:r>
-      <w:r>
-        <w:t>des solutions numériques existantes et de MBEUND MI</w:t>
+        <w:t>Comparaison des solutions numériques existantes et de MBEUND MI</w:t>
       </w:r>
       <w:bookmarkEnd w:id="51"/>
     </w:p>
@@ -14939,7 +15005,16 @@
                 <w:sz w:val="19"/>
                 <w:szCs w:val="19"/>
               </w:rPr>
-              <w:t>Participation</w:t>
+              <w:t>Participat</w:t>
+            </w:r>
+            <w:r>
+              <w:rPr>
+                <w:b/>
+                <w:bCs/>
+                <w:sz w:val="19"/>
+                <w:szCs w:val="19"/>
+              </w:rPr>
+              <w:t>ion</w:t>
             </w:r>
           </w:p>
         </w:tc>
@@ -16124,7 +16199,10 @@
         <w:jc w:val="both"/>
       </w:pPr>
       <w:r>
-        <w:t xml:space="preserve">Cinq leçons en découlent pour MBEUND MI : </w:t>
+        <w:t>Cinq leçons en découlent pour MB</w:t>
+      </w:r>
+      <w:r>
+        <w:t xml:space="preserve">EUND MI : </w:t>
       </w:r>
       <w:r>
         <w:rPr>
@@ -16141,14 +16219,7 @@
           <w:b/>
           <w:bCs/>
         </w:rPr>
-        <w:t>la comb</w:t>
-      </w:r>
-      <w:r>
-        <w:rPr>
-          <w:b/>
-          <w:bCs/>
-        </w:rPr>
-        <w:t>inaison des sources</w:t>
+        <w:t>la combinaison des sources</w:t>
       </w:r>
       <w:r>
         <w:t xml:space="preserve">, aucune ne suffisant seule ; </w:t>
@@ -16168,7 +16239,14 @@
           <w:b/>
           <w:bCs/>
         </w:rPr>
-        <w:t>la place de l'humain</w:t>
+        <w:t>la place de l</w:t>
+      </w:r>
+      <w:r>
+        <w:rPr>
+          <w:b/>
+          <w:bCs/>
+        </w:rPr>
+        <w:t>'humain</w:t>
       </w:r>
       <w:r>
         <w:t xml:space="preserve">, les signalements devant être validés et les prévisions aider la décision sans la remplacer ; </w:t>
@@ -16181,18 +16259,15 @@
         <w:t>la pérennité</w:t>
       </w:r>
       <w:r>
-        <w:t>, que favorisent des technologie</w:t>
-      </w:r>
-      <w:r>
-        <w:t>s libres et documentées.</w:t>
+        <w:t>, que favorisent des technologies libres et documentées.</w:t>
       </w:r>
     </w:p>
     <w:p>
       <w:pPr>
         <w:pStyle w:val="Titre2"/>
       </w:pPr>
-      <w:bookmarkStart w:id="52" w:name="_Toc242202518"/>
-      <w:bookmarkStart w:id="53" w:name="_Toc242202569"/>
+      <w:bookmarkStart w:id="52" w:name="_Toc242203676"/>
+      <w:bookmarkStart w:id="53" w:name="_Toc242203727"/>
       <w:r>
         <w:t>2.2  Critique de l'existant</w:t>
       </w:r>
@@ -16242,13 +16317,17 @@
           <w:bCs/>
         </w:rPr>
         <w:lastRenderedPageBreak/>
-        <w:t>Un maillon local faible.</w:t>
-      </w:r>
-      <w:r>
-        <w:t xml:space="preserve"> Le cadre institutionnel est riche mais fragmenté ; son maillon le plus fragile est le niveau local</w:t>
-      </w:r>
-      <w:r>
-        <w:t>.</w:t>
+        <w:t>Un maillon local faib</w:t>
+      </w:r>
+      <w:r>
+        <w:rPr>
+          <w:b/>
+          <w:bCs/>
+        </w:rPr>
+        <w:t>le.</w:t>
+      </w:r>
+      <w:r>
+        <w:t xml:space="preserve"> Le cadre institutionnel est riche mais fragmenté ; son maillon le plus fragile est le niveau local.</w:t>
       </w:r>
     </w:p>
     <w:p>
@@ -16268,7 +16347,10 @@
         <w:t>Des solutions numériques orientées vers d'autres problèmes.</w:t>
       </w:r>
       <w:r>
-        <w:t xml:space="preserve"> Les outils existants en Afrique traitent surtout les crues fluviales à grande échelle, pas les inondations pluviales, phréatiques et côtières d'une commune littorale.</w:t>
+        <w:t xml:space="preserve"> Les outils existants en Afrique traitent surtout les crues fluviales à grande échelle, pas l</w:t>
+      </w:r>
+      <w:r>
+        <w:t>es inondations pluviales, phréatiques et côtières d'une commune littorale.</w:t>
       </w:r>
     </w:p>
     <w:p>
@@ -16285,14 +16367,7 @@
           <w:b/>
           <w:bCs/>
         </w:rPr>
-        <w:t>Des habitants mobilisés mai</w:t>
-      </w:r>
-      <w:r>
-        <w:rPr>
-          <w:b/>
-          <w:bCs/>
-        </w:rPr>
-        <w:t>s peu outillés.</w:t>
+        <w:t>Des habitants mobilisés mais peu outillés.</w:t>
       </w:r>
       <w:r>
         <w:t xml:space="preserve"> L'enquête de terrain montre des habitants qui trouvent eux-mêmes des solutions, sans outil de signalement ni d'information en temps réel.</w:t>
@@ -16315,13 +16390,10 @@
       <w:pPr>
         <w:pStyle w:val="Titre2"/>
       </w:pPr>
-      <w:bookmarkStart w:id="54" w:name="_Toc242202519"/>
-      <w:bookmarkStart w:id="55" w:name="_Toc242202570"/>
-      <w:r>
-        <w:t>2.3  Expres</w:t>
-      </w:r>
-      <w:r>
-        <w:t>sion des besoins fonctionnels et non fonctionnels</w:t>
+      <w:bookmarkStart w:id="54" w:name="_Toc242203677"/>
+      <w:bookmarkStart w:id="55" w:name="_Toc242203728"/>
+      <w:r>
+        <w:t>2.3  Expression des besoins fonctionnels et non fonctionnels</w:t>
       </w:r>
       <w:bookmarkEnd w:id="54"/>
       <w:bookmarkEnd w:id="55"/>
@@ -16342,7 +16414,10 @@
         <w:t>acteurs humains</w:t>
       </w:r>
       <w:r>
-        <w:t xml:space="preserve">, qui correspondent aux quatre rôles gérés par la plateforme : le </w:t>
+        <w:t>, qui corre</w:t>
+      </w:r>
+      <w:r>
+        <w:t xml:space="preserve">spondent aux quatre rôles gérés par la plateforme : le </w:t>
       </w:r>
       <w:r>
         <w:rPr>
@@ -16359,14 +16434,7 @@
           <w:b/>
           <w:bCs/>
         </w:rPr>
-        <w:t>agent</w:t>
-      </w:r>
-      <w:r>
-        <w:rPr>
-          <w:b/>
-          <w:bCs/>
-        </w:rPr>
-        <w:t xml:space="preserve"> de terrain</w:t>
+        <w:t>agent de terrain</w:t>
       </w:r>
       <w:r>
         <w:t>, qui dispose des fonctions du citoyen et reçoit en plus les alertes destinées au personnel ; l'</w:t>
@@ -16379,7 +16447,10 @@
         <w:t>autorité</w:t>
       </w:r>
       <w:r>
-        <w:t>, gestionnaire communal ou de crise ; l'</w:t>
+        <w:t>, gestionnaire communal ou de crise ; l</w:t>
+      </w:r>
+      <w:r>
+        <w:t>'</w:t>
       </w:r>
       <w:r>
         <w:rPr>
@@ -16389,10 +16460,7 @@
         <w:t>administrateur</w:t>
       </w:r>
       <w:r>
-        <w:t>, qui dispose des droits de l'autorité et gère en plus les comptes et les capteurs. S'y</w:t>
-      </w:r>
-      <w:r>
-        <w:t xml:space="preserve"> ajoutent des </w:t>
+        <w:t xml:space="preserve">, qui dispose des droits de l'autorité et gère en plus les comptes et les capteurs. S'y ajoutent des </w:t>
       </w:r>
       <w:r>
         <w:rPr>
@@ -16403,7 +16471,10 @@
         <w:t>acteurs non humains</w:t>
       </w:r>
       <w:r>
-        <w:t xml:space="preserve"> : le planificateur de tâches, les capteurs et les services externes (météo, satellite, SMS, modèle de langage). Le tableau 9 présente les besoins fonctionnels retenus.</w:t>
+        <w:t xml:space="preserve"> : le planificateur de tâches, les capteurs et les services externes (météo, satellite, SMS, modèle de langage). Le table</w:t>
+      </w:r>
+      <w:r>
+        <w:t>au 9 présente les besoins fonctionnels retenus.</w:t>
       </w:r>
     </w:p>
     <w:p>
@@ -16411,7 +16482,7 @@
         <w:pStyle w:val="Lgende"/>
         <w:keepNext/>
       </w:pPr>
-      <w:bookmarkStart w:id="56" w:name="_Toc242202428"/>
+      <w:bookmarkStart w:id="56" w:name="_Toc242203585"/>
       <w:r>
         <w:rPr>
           <w:b/>
@@ -17673,8 +17744,8 @@
       <w:pPr>
         <w:pStyle w:val="Titre2"/>
       </w:pPr>
-      <w:bookmarkStart w:id="57" w:name="_Toc242202520"/>
-      <w:bookmarkStart w:id="58" w:name="_Toc242202571"/>
+      <w:bookmarkStart w:id="57" w:name="_Toc242203678"/>
+      <w:bookmarkStart w:id="58" w:name="_Toc242203729"/>
       <w:r>
         <w:t>2.4  Solutions envisagées et choix retenu</w:t>
       </w:r>
@@ -17714,8 +17785,8 @@
       <w:pPr>
         <w:pStyle w:val="Titre2"/>
       </w:pPr>
-      <w:bookmarkStart w:id="59" w:name="_Toc242202521"/>
-      <w:bookmarkStart w:id="60" w:name="_Toc242202572"/>
+      <w:bookmarkStart w:id="59" w:name="_Toc242203679"/>
+      <w:bookmarkStart w:id="60" w:name="_Toc242203730"/>
       <w:r>
         <w:t>2.5  Planification du projet</w:t>
       </w:r>
@@ -17735,7 +17806,7 @@
         <w:pStyle w:val="Lgende"/>
         <w:keepNext/>
       </w:pPr>
-      <w:bookmarkStart w:id="61" w:name="_Toc242202429"/>
+      <w:bookmarkStart w:id="61" w:name="_Toc242203586"/>
       <w:r>
         <w:rPr>
           <w:b/>
@@ -18490,8 +18561,8 @@
         <w:pStyle w:val="Titre1"/>
         <w:pageBreakBefore/>
       </w:pPr>
-      <w:bookmarkStart w:id="62" w:name="_Toc242202522"/>
-      <w:bookmarkStart w:id="63" w:name="_Toc242202573"/>
+      <w:bookmarkStart w:id="62" w:name="_Toc242203680"/>
+      <w:bookmarkStart w:id="63" w:name="_Toc242203731"/>
       <w:r>
         <w:lastRenderedPageBreak/>
         <w:t>Chapitre 3 : Conception de la solution</w:t>
@@ -18514,8 +18585,8 @@
       <w:pPr>
         <w:pStyle w:val="Titre2"/>
       </w:pPr>
-      <w:bookmarkStart w:id="64" w:name="_Toc242202523"/>
-      <w:bookmarkStart w:id="65" w:name="_Toc242202574"/>
+      <w:bookmarkStart w:id="64" w:name="_Toc242203681"/>
+      <w:bookmarkStart w:id="65" w:name="_Toc242203732"/>
       <w:r>
         <w:t>3.1  Démarche et méthode de conception</w:t>
       </w:r>
@@ -18559,7 +18630,7 @@
         <w:pStyle w:val="Lgende"/>
         <w:keepNext/>
       </w:pPr>
-      <w:bookmarkStart w:id="66" w:name="_Toc242202430"/>
+      <w:bookmarkStart w:id="66" w:name="_Toc242203587"/>
       <w:r>
         <w:rPr>
           <w:b/>
@@ -19219,8 +19290,8 @@
       <w:pPr>
         <w:pStyle w:val="Titre2"/>
       </w:pPr>
-      <w:bookmarkStart w:id="67" w:name="_Toc242202524"/>
-      <w:bookmarkStart w:id="68" w:name="_Toc242202575"/>
+      <w:bookmarkStart w:id="67" w:name="_Toc242203682"/>
+      <w:bookmarkStart w:id="68" w:name="_Toc242203733"/>
       <w:r>
         <w:t>3.2  Architecture générale de la solution</w:t>
       </w:r>
@@ -19266,7 +19337,7 @@
           <w:noProof/>
         </w:rPr>
         <w:drawing>
-          <wp:inline distT="0" distB="0" distL="0" distR="0" wp14:anchorId="410C7125" wp14:editId="155D62EC">
+          <wp:inline distT="0" distB="0" distL="0" distR="0" wp14:anchorId="52D0B32E" wp14:editId="2B76CE3E">
             <wp:extent cx="5715000" cy="3409950"/>
             <wp:effectExtent l="0" t="0" r="0" b="0"/>
             <wp:docPr id="17" name="Image 17"/>
@@ -19310,7 +19381,7 @@
         <w:pStyle w:val="Lgende"/>
         <w:keepNext/>
       </w:pPr>
-      <w:bookmarkStart w:id="69" w:name="_Toc242202415"/>
+      <w:bookmarkStart w:id="69" w:name="_Toc242203572"/>
       <w:r>
         <w:rPr>
           <w:b/>
@@ -19379,8 +19450,8 @@
       <w:pPr>
         <w:pStyle w:val="Titre2"/>
       </w:pPr>
-      <w:bookmarkStart w:id="70" w:name="_Toc242202525"/>
-      <w:bookmarkStart w:id="71" w:name="_Toc242202576"/>
+      <w:bookmarkStart w:id="70" w:name="_Toc242203683"/>
+      <w:bookmarkStart w:id="71" w:name="_Toc242203734"/>
       <w:r>
         <w:t>3.3  Modélisation détaillée</w:t>
       </w:r>
@@ -19391,7 +19462,7 @@
       <w:pPr>
         <w:pStyle w:val="Titre4"/>
       </w:pPr>
-      <w:bookmarkStart w:id="72" w:name="_Toc242202577"/>
+      <w:bookmarkStart w:id="72" w:name="_Toc242203735"/>
       <w:r>
         <w:t>a) Diagramme de cas d'utilisation</w:t>
       </w:r>
@@ -19420,7 +19491,7 @@
         </w:rPr>
         <w:lastRenderedPageBreak/>
         <w:drawing>
-          <wp:inline distT="0" distB="0" distL="0" distR="0" wp14:anchorId="3AA8C057" wp14:editId="76E7A3D1">
+          <wp:inline distT="0" distB="0" distL="0" distR="0" wp14:anchorId="07D2F4E5" wp14:editId="4309BCE6">
             <wp:extent cx="5715000" cy="4152900"/>
             <wp:effectExtent l="0" t="0" r="0" b="0"/>
             <wp:docPr id="18" name="Image 18"/>
@@ -19464,7 +19535,7 @@
         <w:pStyle w:val="Lgende"/>
         <w:keepNext/>
       </w:pPr>
-      <w:bookmarkStart w:id="73" w:name="_Toc242202416"/>
+      <w:bookmarkStart w:id="73" w:name="_Toc242203573"/>
       <w:r>
         <w:rPr>
           <w:b/>
@@ -19540,7 +19611,7 @@
       <w:pPr>
         <w:pStyle w:val="Titre4"/>
       </w:pPr>
-      <w:bookmarkStart w:id="74" w:name="_Toc242202578"/>
+      <w:bookmarkStart w:id="74" w:name="_Toc242203736"/>
       <w:r>
         <w:t>b) Diagramme de classes</w:t>
       </w:r>
@@ -19582,7 +19653,7 @@
         </w:rPr>
         <w:lastRenderedPageBreak/>
         <w:drawing>
-          <wp:inline distT="0" distB="0" distL="0" distR="0" wp14:anchorId="2F847D71" wp14:editId="08CD1CEA">
+          <wp:inline distT="0" distB="0" distL="0" distR="0" wp14:anchorId="67A096DF" wp14:editId="16C8E89E">
             <wp:extent cx="5715000" cy="4695825"/>
             <wp:effectExtent l="0" t="0" r="0" b="0"/>
             <wp:docPr id="19" name="Image 19"/>
@@ -19626,7 +19697,7 @@
         <w:pStyle w:val="Lgende"/>
         <w:keepNext/>
       </w:pPr>
-      <w:bookmarkStart w:id="75" w:name="_Toc242202417"/>
+      <w:bookmarkStart w:id="75" w:name="_Toc242203574"/>
       <w:r>
         <w:rPr>
           <w:b/>
@@ -19698,7 +19769,7 @@
       <w:pPr>
         <w:pStyle w:val="Titre4"/>
       </w:pPr>
-      <w:bookmarkStart w:id="76" w:name="_Toc242202579"/>
+      <w:bookmarkStart w:id="76" w:name="_Toc242203737"/>
       <w:r>
         <w:t>c) Diagrammes de séquence</w:t>
       </w:r>
@@ -19740,7 +19811,7 @@
         </w:rPr>
         <w:lastRenderedPageBreak/>
         <w:drawing>
-          <wp:inline distT="0" distB="0" distL="0" distR="0" wp14:anchorId="3FDAEDB6" wp14:editId="4CDE3B81">
+          <wp:inline distT="0" distB="0" distL="0" distR="0" wp14:anchorId="3490B5B0" wp14:editId="2E96F4EF">
             <wp:extent cx="5715000" cy="4095750"/>
             <wp:effectExtent l="0" t="0" r="0" b="0"/>
             <wp:docPr id="20" name="Image 20"/>
@@ -19784,7 +19855,7 @@
         <w:pStyle w:val="Lgende"/>
         <w:keepNext/>
       </w:pPr>
-      <w:bookmarkStart w:id="77" w:name="_Toc242202418"/>
+      <w:bookmarkStart w:id="77" w:name="_Toc242203575"/>
       <w:r>
         <w:rPr>
           <w:b/>
@@ -19885,7 +19956,7 @@
         </w:rPr>
         <w:lastRenderedPageBreak/>
         <w:drawing>
-          <wp:inline distT="0" distB="0" distL="0" distR="0" wp14:anchorId="049D9C48" wp14:editId="2D813685">
+          <wp:inline distT="0" distB="0" distL="0" distR="0" wp14:anchorId="703F400D" wp14:editId="45891AA6">
             <wp:extent cx="5715000" cy="3714750"/>
             <wp:effectExtent l="0" t="0" r="0" b="0"/>
             <wp:docPr id="21" name="Image 21"/>
@@ -19929,7 +20000,7 @@
         <w:pStyle w:val="Lgende"/>
         <w:keepNext/>
       </w:pPr>
-      <w:bookmarkStart w:id="78" w:name="_Toc242202419"/>
+      <w:bookmarkStart w:id="78" w:name="_Toc242203576"/>
       <w:r>
         <w:rPr>
           <w:b/>
@@ -19998,8 +20069,8 @@
       <w:pPr>
         <w:pStyle w:val="Titre2"/>
       </w:pPr>
-      <w:bookmarkStart w:id="79" w:name="_Toc242202526"/>
-      <w:bookmarkStart w:id="80" w:name="_Toc242202580"/>
+      <w:bookmarkStart w:id="79" w:name="_Toc242203684"/>
+      <w:bookmarkStart w:id="80" w:name="_Toc242203738"/>
       <w:r>
         <w:lastRenderedPageBreak/>
         <w:t>3.4  Choix des outils, technologies et matériels</w:t>
@@ -20021,7 +20092,7 @@
         <w:pStyle w:val="Lgende"/>
         <w:keepNext/>
       </w:pPr>
-      <w:bookmarkStart w:id="81" w:name="_Toc242202431"/>
+      <w:bookmarkStart w:id="81" w:name="_Toc242203588"/>
       <w:r>
         <w:rPr>
           <w:b/>
@@ -21719,8 +21790,8 @@
         <w:pStyle w:val="Titre1"/>
         <w:pageBreakBefore/>
       </w:pPr>
-      <w:bookmarkStart w:id="82" w:name="_Toc242202527"/>
-      <w:bookmarkStart w:id="83" w:name="_Toc242202581"/>
+      <w:bookmarkStart w:id="82" w:name="_Toc242203685"/>
+      <w:bookmarkStart w:id="83" w:name="_Toc242203739"/>
       <w:r>
         <w:lastRenderedPageBreak/>
         <w:t>Chapitre 4 : Réalisation, tests et résultats</w:t>
@@ -21743,8 +21814,8 @@
       <w:pPr>
         <w:pStyle w:val="Titre2"/>
       </w:pPr>
-      <w:bookmarkStart w:id="84" w:name="_Toc242202528"/>
-      <w:bookmarkStart w:id="85" w:name="_Toc242202582"/>
+      <w:bookmarkStart w:id="84" w:name="_Toc242203686"/>
+      <w:bookmarkStart w:id="85" w:name="_Toc242203740"/>
       <w:r>
         <w:t>4.1  Mise en œuvre et environnement de travail</w:t>
       </w:r>
@@ -21755,7 +21826,7 @@
       <w:pPr>
         <w:pStyle w:val="Titre3"/>
       </w:pPr>
-      <w:bookmarkStart w:id="86" w:name="_Toc242202583"/>
+      <w:bookmarkStart w:id="86" w:name="_Toc242203741"/>
       <w:r>
         <w:t>4.1.1  Environnement de travail</w:t>
       </w:r>
@@ -21779,7 +21850,7 @@
       <w:pPr>
         <w:pStyle w:val="Titre3"/>
       </w:pPr>
-      <w:bookmarkStart w:id="87" w:name="_Toc242202584"/>
+      <w:bookmarkStart w:id="87" w:name="_Toc242203742"/>
       <w:r>
         <w:t>4.1.2  Environnement d'expérimentation</w:t>
       </w:r>
@@ -21915,7 +21986,7 @@
         <w:t xml:space="preserve"> Les modèles sont évalués par l'exactitude, le score de Brier et la perte</w:t>
       </w:r>
       <w:r>
-        <w:t xml:space="preserve"> logarithmique avant et après calibration, par l'erreur absolue moyenne pour le LSTM, et par un rejeu sur les épisodes historiques (backtesting). Le logiciel est vérifié par 304 tests automatisés (228 pour le backend, 37 pour le module IA et 39 pour l'inte</w:t>
+        <w:t xml:space="preserve"> logarithmique avant et après calibration, par l'erreur absolue moyenne pour le LSTM, et par un rejeu sur les épisodes historiques (backtesting). Le logiciel est vérifié par 308 tests automatisés (228 pour le backend, 41 pour le module IA et 39 pour l'inte</w:t>
       </w:r>
       <w:r>
         <w:t>rface), exécutés en intégration continue sur GitHub Actions à chaque modification, et par des tests manuels des parcours citoyen et autorité.</w:t>
@@ -21925,7 +21996,7 @@
       <w:pPr>
         <w:pStyle w:val="Titre3"/>
       </w:pPr>
-      <w:bookmarkStart w:id="88" w:name="_Toc242202585"/>
+      <w:bookmarkStart w:id="88" w:name="_Toc242203743"/>
       <w:commentRangeStart w:id="89"/>
       <w:r>
         <w:t>4.1.3  Données et prétraitement</w:t>
@@ -22173,7 +22244,7 @@
       <w:pPr>
         <w:pStyle w:val="Titre3"/>
       </w:pPr>
-      <w:bookmarkStart w:id="90" w:name="_Toc242202586"/>
+      <w:bookmarkStart w:id="90" w:name="_Toc242203744"/>
       <w:commentRangeStart w:id="91"/>
       <w:r>
         <w:t>4.1.4  Modèles d'intelligence artificielle</w:t>
@@ -22243,10 +22314,13 @@
         <w:t>régularisation par Dropout (taux de 20 %) prévenant le surapprentissage, une seconde couche LSTM de 32 unités, une couche den</w:t>
       </w:r>
       <w:r>
-        <w:t xml:space="preserve">se intermédiaire de 16 neurones, et une couche de sortie linéaire à 1 neurone délivrant le niveau d'eau prédit en centimètres pour les prochaines 24 heures. Le modèle s'alimente d'une fenêtre temporelle glissante de 24 jours consécutifs combinant le cumul </w:t>
-      </w:r>
-      <w:r>
-        <w:t>de pluie journalier et le niveau d'eau. Le script d'entraînement fourni (modele_lstm.py) réalise un entraînement de démonstration de 5 époques.</w:t>
+        <w:t>se intermédiaire de 16 neurones, et une couche de sortie linéaire à 1 neurone délivrant le niveau d'eau prédit en centimètres pour les prochaines 24 heures. Le modèle s'alimente d'une fenêtre glissante de 24 jours consécutifs de cinq variables : pluie du j</w:t>
+      </w:r>
+      <w:r>
+        <w:t>our, cumuls sur 24 h et 72 h, niveau d'eau et pluie prévue pour le jour à prédire. Il est entraîné sur 15 ans de pluie journalière de Dakar (5 454 séquences, découpage chronologique 70 %, 15 % et 15 %, arrêt précoce sur la validation). Faute de mesures, le</w:t>
+      </w:r>
+      <w:r>
+        <w:t xml:space="preserve"> niveau d'eau est reconstitué à partir de la pluie ; à l'entraînement, la pluie prévue est la pluie réellement tombée, alors qu'en production elle provient d'une prévision Open-Meteo.</w:t>
       </w:r>
     </w:p>
     <w:p>
@@ -22258,7 +22332,14 @@
           <w:b/>
           <w:bCs/>
         </w:rPr>
-        <w:t>c) Télédétection et cartographie des inondations par satellite Sentinel-2 (NDWI) sur Google Earth Engine :</w:t>
+        <w:t>c) Télédétection et cartographie des inondations par satellite Sentinel-</w:t>
+      </w:r>
+      <w:r>
+        <w:rPr>
+          <w:b/>
+          <w:bCs/>
+        </w:rPr>
+        <w:t>2 (NDWI) sur Google Earth Engine :</w:t>
       </w:r>
     </w:p>
     <w:p>
@@ -22266,29 +22347,26 @@
         <w:jc w:val="both"/>
       </w:pPr>
       <w:r>
-        <w:t>En co</w:t>
-      </w:r>
-      <w:r>
-        <w:t>mplément des mesures ponctuelles de terrain, une chaîne de télédétection spatiale automatique a été développée via l'API Python de Google Earth Engine ('alertes/tasks.py:analyse_gee_periodique'). Elle exploite les scènes optiques multispectrales de la cons</w:t>
-      </w:r>
-      <w:r>
-        <w:t>tellation européenne Sentinel-2 (Copernicus) à 10 mètres de résolution spatiale. Le traitement calcule l'indice spectral de différence normalisée de l'eau (NDWI, Normalized Difference Water Index) : NDWI = (Green - NIR) / (Green + NIR), où Green correspond</w:t>
-      </w:r>
-      <w:r>
-        <w:t xml:space="preserve"> à la bande B3 (560 nm) et NIR au proche infrarouge bande B8 (842 nm). En comparant une période de référence en saison sèche (janvier) avec les images composites des 15 derniers jours, un masque binaire d'eau libre (NDWI &gt; 0,3) est généré, puis les pixels </w:t>
-      </w:r>
-      <w:r>
-        <w:t>d'eau absents de l'image de référence sont retenus comme nouvellement inondés. Les surfaces submergées sont vectorisées en polygones, leur superficie est quantifiée en hectares, et une opération d'intersection spatiale PostGIS (ST_Intersects) identifie imm</w:t>
-      </w:r>
-      <w:r>
-        <w:t>édiatement les quartiers affectés pour basculer leur statut en alerte Rouge.</w:t>
+        <w:t>En complément des mesures ponctuelles de terrain, une chaîne de télédétection spatiale automatique a été développée via l'API Python de Google Earth Engine ('alertes/tasks.py:analyse_gee_periodique'). Elle exploite les sc</w:t>
+      </w:r>
+      <w:r>
+        <w:t>ènes optiques multispectrales de la constellation européenne Sentinel-2 (Copernicus) à 10 mètres de résolution spatiale. Le traitement calcule l'indice spectral de différence normalisée de l'eau (NDWI, Normalized Difference Water Index) : NDWI = (Green - N</w:t>
+      </w:r>
+      <w:r>
+        <w:t>IR) / (Green + NIR), où Green correspond à la bande B3 (560 nm) et NIR au proche infrarouge bande B8 (842 nm). En comparant une période de référence en saison sèche (janvier) avec les images composites des 15 derniers jours, un masque binaire d'eau libre (</w:t>
+      </w:r>
+      <w:r>
+        <w:t>NDWI &gt; 0,3) est généré, puis les pixels d'eau absents de l'image de référence sont retenus comme nouvellement inondés. Les surfaces submergées sont vectorisées en polygones, leur superficie est quantifiée en hectares, et une opération d'intersection spatia</w:t>
+      </w:r>
+      <w:r>
+        <w:t>le PostGIS (ST_Intersects) identifie immédiatement les quartiers affectés pour basculer leur statut en alerte Rouge.</w:t>
       </w:r>
     </w:p>
     <w:p>
       <w:pPr>
         <w:pStyle w:val="Titre3"/>
       </w:pPr>
-      <w:bookmarkStart w:id="92" w:name="_Toc242202587"/>
+      <w:bookmarkStart w:id="92" w:name="_Toc242203745"/>
       <w:commentRangeStart w:id="93"/>
       <w:r>
         <w:t>4.1.5  Backend, temps réel et services</w:t>
@@ -22316,16 +22394,20 @@
         <w:jc w:val="both"/>
       </w:pPr>
       <w:r>
-        <w:t>Le socle applicatif repose sur le framework Python Django 5</w:t>
-      </w:r>
-      <w:r>
-        <w:t>.2 couplé à Django REST Framework (DRF) 3.18. La persistance spatiale est assurée par une base de données relationnelle PostgreSQL 16 enrichie de la cartouche PostGIS, exploitée nativement via le module 'django.contrib.gis'. Pour rompre avec les limitation</w:t>
-      </w:r>
-      <w:r>
-        <w:t>s des architectures web synchrones classiques (WSGI/Gunicorn) inaptes à maintenir des connexions bidirectionnelles persistantes, nous avons déployé un serveur ASGI asynchrone Daphne 4.2. Couplé à Django Channels 4.3 et adossé à une couche Channel Layer Red</w:t>
-      </w:r>
-      <w:r>
-        <w:t>is, Daphne gère simultanément les requêtes HTTP REST conventionnelles et les canaux WebSockets ('ws/alertes/'), garantissant la diffusion instantanée des changements d'état des zones et des alertes vers les clients connectés.</w:t>
+        <w:t>Le socle applicatif</w:t>
+      </w:r>
+      <w:r>
+        <w:t xml:space="preserve"> repose sur le framework Python Django 5.2 couplé à Django REST Framework (DRF) 3.18. La persistance spatiale est assurée par une base de données relationnelle PostgreSQL 16 enrichie de la cartouche PostGIS, exploitée nativement via le module 'django.contr</w:t>
+      </w:r>
+      <w:r>
+        <w:t xml:space="preserve">ib.gis'. Pour rompre avec les limitations des architectures web synchrones classiques (WSGI/Gunicorn) inaptes à maintenir des connexions bidirectionnelles persistantes, nous avons déployé un serveur ASGI asynchrone Daphne 4.2. Couplé à Django Channels 4.3 </w:t>
+      </w:r>
+      <w:r>
+        <w:lastRenderedPageBreak/>
+        <w:t>et adossé à une couche Channel Layer Redis, Daphne gère simultanément les requêtes HTTP REST conventionnelles et les canaux WebSockets ('ws/alertes/'), garantissant la diffusion instantanée des changements d'état des zones et des alertes vers les clients c</w:t>
+      </w:r>
+      <w:r>
+        <w:t>onnectés.</w:t>
       </w:r>
     </w:p>
     <w:p>
@@ -22337,15 +22419,7 @@
           <w:b/>
           <w:bCs/>
         </w:rPr>
-        <w:lastRenderedPageBreak/>
-        <w:t>b) Exécution asynchrone synchr</w:t>
-      </w:r>
-      <w:r>
-        <w:rPr>
-          <w:b/>
-          <w:bCs/>
-        </w:rPr>
-        <w:t>one et diffusion multi-canal (SMS / Push / Web) :</w:t>
+        <w:t>b) Exécution asynchrone synchrone et diffusion multi-canal (SMS / Push / Web) :</w:t>
       </w:r>
     </w:p>
     <w:p>
@@ -22353,16 +22427,16 @@
         <w:jc w:val="both"/>
       </w:pPr>
       <w:r>
-        <w:t xml:space="preserve">La diffusion des alertes critiques requiert une haute fiabilité d'acheminement, particulièrement en contexte de crise où les réseaux mobiles peuvent être dégradés. Pour répondre aux contraintes budgétaires </w:t>
-      </w:r>
-      <w:r>
-        <w:t>strictes d'un projet académique tout en garantissant des performances industrielles, le moteur de tâches asynchrones Celery 5.3 a été configuré avec le mode 'CELERY_TASK_ALWAYS_EAGER = True'. Cette architecture pragmatique exécute les tâches d'envoi de SMS</w:t>
-      </w:r>
-      <w:r>
-        <w:t xml:space="preserve"> (API Twilio et passerelle Orange Sénégal) et les notifications push Firebase Cloud Messaging (FCM) de façon synchrone immédiate au sein du processus d'application, éliminant le coût d'hébergement d'un processus de travail dédié. Les tâches périodiques (mé</w:t>
-      </w:r>
-      <w:r>
-        <w:t xml:space="preserve">téo toutes les 3 h, prédictions toutes les 6 h, analyse satellite toutes les 12 h) doivent alors être déclenchées par une commande planifiée. </w:t>
+        <w:t>La diffusion des alertes critiques requiert une haute fiabilité d'acheminement, particulièrement en contexte de crise où les réseaux mobiles peuvent être dégradés. Po</w:t>
+      </w:r>
+      <w:r>
+        <w:t>ur répondre aux contraintes budgétaires strictes d'un projet académique tout en garantissant des performances industrielles, le moteur de tâches asynchrones Celery 5.3 a été configuré avec le mode 'CELERY_TASK_ALWAYS_EAGER = True'. Cette architecture pragm</w:t>
+      </w:r>
+      <w:r>
+        <w:t>atique exécute les tâches d'envoi de SMS (API Twilio et passerelle Orange Sénégal) et les notifications push Firebase Cloud Messaging (FCM) de façon synchrone immédiate au sein du processus d'application, éliminant le coût d'hébergement d'un processus de t</w:t>
+      </w:r>
+      <w:r>
+        <w:t xml:space="preserve">ravail dédié. Les tâches périodiques (météo toutes les 3 h, prédictions toutes les 6 h, analyse satellite toutes les 12 h) doivent alors être déclenchées par une commande planifiée. </w:t>
       </w:r>
       <w:r>
         <w:rPr>
@@ -22370,13 +22444,18 @@
           <w:iCs/>
           <w:highlight w:val="yellow"/>
         </w:rPr>
-        <w:t>[À CONFIRMER : planification en production en cours (tâche R02 du plan de travail)]</w:t>
-      </w:r>
-      <w:r>
-        <w:t xml:space="preserve"> L'envoi réel de SMS au Sénégal</w:t>
-      </w:r>
-      <w:r>
-        <w:t xml:space="preserve"> par la passerelle Orange dépend de l'approbation des identifiants, qui n'est pas encore obtenue : il est vérifié par des tests automatisés avec un fournisseur simulé.</w:t>
+        <w:t xml:space="preserve">[À CONFIRMER : planification en production en cours (tâche R02 du plan de </w:t>
+      </w:r>
+      <w:r>
+        <w:rPr>
+          <w:i/>
+          <w:iCs/>
+          <w:highlight w:val="yellow"/>
+        </w:rPr>
+        <w:t>travail)]</w:t>
+      </w:r>
+      <w:r>
+        <w:t xml:space="preserve"> L'envoi réel de SMS au Sénégal par la passerelle Orange dépend de l'approbation des identifiants, qui n'est pas encore obtenue : il est vérifié par des tests automatisés avec un fournisseur simulé.</w:t>
       </w:r>
     </w:p>
     <w:p>
@@ -22388,14 +22467,14 @@
           <w:b/>
           <w:bCs/>
         </w:rPr>
-        <w:t>c) Moteur d'évacuation d'urgence par plus court chemin sécurisé (Dijkstra pondéré Networ</w:t>
+        <w:t xml:space="preserve">c) Moteur d'évacuation d'urgence par plus court </w:t>
       </w:r>
       <w:r>
         <w:rPr>
           <w:b/>
           <w:bCs/>
         </w:rPr>
-        <w:t>kX) :</w:t>
+        <w:t>chemin sécurisé (Dijkstra pondéré NetworkX) :</w:t>
       </w:r>
     </w:p>
     <w:p>
@@ -22403,19 +22482,19 @@
         <w:jc w:val="both"/>
       </w:pPr>
       <w:r>
-        <w:t xml:space="preserve">L'une des innovations majeures de MBEUND MI réside dans son service d'itinéraire d'évacuation sécurisé ('api/services/routing_service.py'). Contrairement aux services de navigation grand public (Google Maps, OpenStreetMap) qui calculent le chemin le </w:t>
-      </w:r>
-      <w:r>
-        <w:t>plus court sans tenir compte de l'état hydrologique de la voirie, MBEUND MI modélise le réseau viaire de Thiaroye sous la forme d'un graphe orienté pondéré à l'aide de la bibliothèque NetworkX. Chaque arête représente un segment de rue ('SegmentRue') carac</w:t>
-      </w:r>
-      <w:r>
-        <w:t>térisé par sa longueur géométrique et son score de risque actuel. L'algorithme de Dijkstra (single_source_dijkstra) est appliqué en modifiant dynamiquement le coût de franchissement de chaque tronçon : le coût de franchissement d'un tronçon est égal à sa l</w:t>
-      </w:r>
-      <w:r>
-        <w:t>ongueur multipliée par (1 + 5 × son score de risque) : un tronçon au risque maximal coûte six fois sa longueur réelle, ce qui favorise un détour plus long mais plus sûr. Le système guide ainsi le sinistré vers le point de refuge le plus proche ('PointRefug</w:t>
-      </w:r>
-      <w:r>
-        <w:t>e' : écoles, centres de santé, mairies annexes) en contournant scrupuleusement les zones immergées.</w:t>
+        <w:t>L'une des innovations majeures de MBEUND MI réside dans son service d'itinéraire d'évacuation sécurisé ('api/services/routing_service.py'). Contrairement aux services de navigation grand public (Google Maps, Op</w:t>
+      </w:r>
+      <w:r>
+        <w:t>enStreetMap) qui calculent le chemin le plus court sans tenir compte de l'état hydrologique de la voirie, MBEUND MI modélise le réseau viaire de Thiaroye sous la forme d'un graphe orienté pondéré à l'aide de la bibliothèque NetworkX. Chaque arête représent</w:t>
+      </w:r>
+      <w:r>
+        <w:t>e un segment de rue ('SegmentRue') caractérisé par sa longueur géométrique et son score de risque actuel. L'algorithme de Dijkstra (single_source_dijkstra) est appliqué en modifiant dynamiquement le coût de franchissement de chaque tronçon : le coût de fra</w:t>
+      </w:r>
+      <w:r>
+        <w:t>nchissement d'un tronçon est égal à sa longueur multipliée par (1 + 5 × son score de risque) : un tronçon au risque maximal coûte six fois sa longueur réelle, ce qui favorise un détour plus long mais plus sûr. Le système guide ainsi le sinistré vers le poi</w:t>
+      </w:r>
+      <w:r>
+        <w:t>nt de refuge le plus proche ('PointRefuge' : écoles, centres de santé, mairies annexes) en contournant scrupuleusement les zones immergées.</w:t>
       </w:r>
     </w:p>
     <w:p>
@@ -22427,6 +22506,7 @@
           <w:b/>
           <w:bCs/>
         </w:rPr>
+        <w:lastRenderedPageBreak/>
         <w:t>d) Assistant conversationnel intelligent NDAM (Groq) et génération de rapports PDF :</w:t>
       </w:r>
     </w:p>
@@ -22435,33 +22515,29 @@
         <w:jc w:val="both"/>
       </w:pPr>
       <w:r>
-        <w:t>Pour humaniser l'accès à l'information et briser la barrière de la litt</w:t>
-      </w:r>
-      <w:r>
-        <w:t xml:space="preserve">ératie numérique, nous avons conçu l'assistant conversationnel NDAM ('api/views.py:ChatView' et </w:t>
-      </w:r>
-      <w:r>
-        <w:lastRenderedPageBreak/>
-        <w:t>'mbeund_mi_ia/ia/service_chatbot.py'). Propulsé par le modèle de langage gpt-oss-120b hébergé sur l'infrastructure d'inférence Groq, NDAM est spécialisé dans le</w:t>
-      </w:r>
-      <w:r>
-        <w:t>s consignes de sécurité civile, les gestes de premiers secours et l'orientation des sinistrés en français (le module de recommandations produit aussi des messages en wolof). Parallèlement, un service d'exportation documentaire automatisé basé sur la biblio</w:t>
-      </w:r>
-      <w:r>
-        <w:t>thèque ReportLab génère des bulletins de situation officiels en format PDF sécurisé, arborant le logo et la charte graphique de MBEUND MI et intégrant les statistiques d'alertes et de signalements pour les réunions de crise.</w:t>
+        <w:t>Pour humaniser l'accès à l'info</w:t>
+      </w:r>
+      <w:r>
+        <w:t>rmation et briser la barrière de la littératie numérique, nous avons conçu l'assistant conversationnel NDAM ('api/views.py:ChatView' et 'mbeund_mi_ia/ia/service_chatbot.py'). Propulsé par le modèle de langage gpt-oss-120b hébergé sur l'infrastructure d'inf</w:t>
+      </w:r>
+      <w:r>
+        <w:t>érence Groq, NDAM est spécialisé dans les consignes de sécurité civile, les gestes de premiers secours et l'orientation des sinistrés en français (le module de recommandations produit aussi des messages en wolof). Parallèlement, un service d'exportation do</w:t>
+      </w:r>
+      <w:r>
+        <w:t>cumentaire automatisé basé sur la bibliothèque ReportLab génère des bulletins de situation officiels en format PDF sécurisé, arborant le logo et la charte graphique de MBEUND MI et intégrant les statistiques d'alertes et de signalements pour les réunions d</w:t>
+      </w:r>
+      <w:r>
+        <w:t>e crise.</w:t>
       </w:r>
     </w:p>
     <w:p>
       <w:pPr>
         <w:pStyle w:val="Titre2"/>
       </w:pPr>
-      <w:bookmarkStart w:id="94" w:name="_Toc242202529"/>
-      <w:bookmarkStart w:id="95" w:name="_Toc242202588"/>
-      <w:r>
-        <w:t>4.2  Présentation de la solutio</w:t>
-      </w:r>
-      <w:r>
-        <w:t>n</w:t>
+      <w:bookmarkStart w:id="94" w:name="_Toc242203687"/>
+      <w:bookmarkStart w:id="95" w:name="_Toc242203746"/>
+      <w:r>
+        <w:t>4.2  Présentation de la solution</w:t>
       </w:r>
       <w:bookmarkEnd w:id="94"/>
       <w:bookmarkEnd w:id="95"/>
@@ -22478,7 +22554,7 @@
       <w:pPr>
         <w:pStyle w:val="Titre3"/>
       </w:pPr>
-      <w:bookmarkStart w:id="96" w:name="_Toc242202589"/>
+      <w:bookmarkStart w:id="96" w:name="_Toc242203747"/>
       <w:commentRangeStart w:id="97"/>
       <w:r>
         <w:t>4.2.1  Espace citoyen</w:t>
@@ -22498,14 +22574,14 @@
           <w:b/>
           <w:bCs/>
         </w:rPr>
-        <w:t>Interface citoyen (PWA / Mobile responsive) : cartographie, signalement assi</w:t>
+        <w:t>Interface citoyen (PWA / Mobile resp</w:t>
       </w:r>
       <w:r>
         <w:rPr>
           <w:b/>
           <w:bCs/>
         </w:rPr>
-        <w:t>sté et itinéraire :</w:t>
+        <w:t>onsive) : cartographie, signalement assisté et itinéraire :</w:t>
       </w:r>
     </w:p>
     <w:p>
@@ -22513,13 +22589,13 @@
         <w:jc w:val="both"/>
       </w:pPr>
       <w:r>
-        <w:t>L'interface citoyenne a été conçue selon les principes du Design System 'Mobile-First' pour une utilisation confortable sur smartphone, . Développée avec React 18, TailwindCSS et la bibliothèque cartographique Leaflet, l'application pré</w:t>
-      </w:r>
-      <w:r>
-        <w:t>sente dès l'écran d'accueil la carte interactive de la commune. Les quartiers y sont colorés selon leur niveau de risque en temps réel (vert, jaune, orange, rouge). L'écran « Signaler » permet d'envoyer un signalement géolocalisé avec une description et un</w:t>
-      </w:r>
-      <w:r>
-        <w:t>e photographie. L'écran « Carte » affiche les refuges et propose, à partir de la position de l'utilisateur, l'itinéraire d'évacuation le plus sûr vers un refuge.</w:t>
+        <w:t>L'interface citoyenne a été conçue selon les principes du Design System 'Mobile-First' pour une utilisation confortable sur smartphone, . Développée avec React 18, TailwindCSS et la bibliothèque c</w:t>
+      </w:r>
+      <w:r>
+        <w:t>artographique Leaflet, l'application présente dès l'écran d'accueil la carte interactive de la commune. Les quartiers y sont colorés selon leur niveau de risque en temps réel (vert, jaune, orange, rouge). L'écran « Signaler » permet d'envoyer un signalemen</w:t>
+      </w:r>
+      <w:r>
+        <w:t>t géolocalisé avec une description et une photographie. L'écran « Carte » affiche les refuges et propose, à partir de la position de l'utilisateur, l'itinéraire d'évacuation le plus sûr vers un refuge.</w:t>
       </w:r>
     </w:p>
     <w:p>
@@ -22532,7 +22608,7 @@
           <w:iCs/>
           <w:highlight w:val="yellow"/>
         </w:rPr>
-        <w:t>[NGONÉ : captures d'écran légendées des 6 écrans citoyens (accueil, carte, alertes et prévisio</w:t>
+        <w:t>[NGONÉ : captures d'écran légendées des 6 écrans citoy</w:t>
       </w:r>
       <w:r>
         <w:rPr>
@@ -22540,14 +22616,14 @@
           <w:iCs/>
           <w:highlight w:val="yellow"/>
         </w:rPr>
-        <w:t>ns, signaler, profil, chat NDAM), chacune commentée en 2 à 3 lignes]</w:t>
+        <w:t>ens (accueil, carte, alertes et prévisions, signaler, profil, chat NDAM), chacune commentée en 2 à 3 lignes]</w:t>
       </w:r>
     </w:p>
     <w:p>
       <w:pPr>
         <w:pStyle w:val="Titre3"/>
       </w:pPr>
-      <w:bookmarkStart w:id="98" w:name="_Toc242202590"/>
+      <w:bookmarkStart w:id="98" w:name="_Toc242203748"/>
       <w:commentRangeStart w:id="99"/>
       <w:r>
         <w:t>4.2.2  Espace autorité</w:t>
@@ -22575,14 +22651,14 @@
         <w:jc w:val="both"/>
       </w:pPr>
       <w:r>
-        <w:t>L'espace réservé aux autorités habilitées offre une vue d'ensemble d'aide à la décision. Le tableau de bord affiche quatre indicateurs : le nombre de zones à risque élevé, la prédiction du niveau d'eau à 24 h, le score de risque moyen et le nombre d'alerte</w:t>
-      </w:r>
-      <w:r>
-        <w:t xml:space="preserve">s émises. La carte interactive permet de visualiser les zones, les capteurs et les refuges ; les signalements citoyens peuvent être validés ou rejetés ; l'écran de gestion de crise permet d'émettre manuellement une alerte </w:t>
+        <w:t xml:space="preserve">L'espace réservé aux autorités habilitées offre une vue d'ensemble d'aide à la décision. Le tableau de bord affiche quatre indicateurs : le nombre de zones à risque élevé, la prédiction du </w:t>
       </w:r>
       <w:r>
         <w:lastRenderedPageBreak/>
-        <w:t>vers une zone par SMS et par notif</w:t>
+        <w:t>niveau d'eau à 24 h, le score de risque moyen et le nombre d'alerte</w:t>
+      </w:r>
+      <w:r>
+        <w:t>s émises. La carte interactive permet de visualiser les zones, les capteurs et les refuges ; les signalements citoyens peuvent être validés ou rejetés ; l'écran de gestion de crise permet d'émettre manuellement une alerte vers une zone par SMS et par notif</w:t>
       </w:r>
       <w:r>
         <w:t>ication ; des pages complémentaires donnent accès aux prédictions, à la fiabilité du modèle, au rejeu historique, aux exports CSV et PDF et à la gestion des comptes des autorités.</w:t>
@@ -22613,7 +22689,7 @@
       <w:pPr>
         <w:pStyle w:val="Titre3"/>
       </w:pPr>
-      <w:bookmarkStart w:id="100" w:name="_Toc242202591"/>
+      <w:bookmarkStart w:id="100" w:name="_Toc242203749"/>
       <w:commentRangeStart w:id="101"/>
       <w:r>
         <w:t>4.2.3  Scénario de démonstration</w:t>
@@ -22643,7 +22719,7 @@
         <w:pStyle w:val="Lgende"/>
         <w:keepNext/>
       </w:pPr>
-      <w:bookmarkStart w:id="102" w:name="_Toc242202432"/>
+      <w:bookmarkStart w:id="102" w:name="_Toc242203589"/>
       <w:r>
         <w:rPr>
           <w:b/>
@@ -23416,9 +23492,10 @@
       <w:pPr>
         <w:pStyle w:val="Titre2"/>
       </w:pPr>
-      <w:bookmarkStart w:id="103" w:name="_Toc242202530"/>
-      <w:bookmarkStart w:id="104" w:name="_Toc242202592"/>
-      <w:r>
+      <w:bookmarkStart w:id="103" w:name="_Toc242203688"/>
+      <w:bookmarkStart w:id="104" w:name="_Toc242203750"/>
+      <w:r>
+        <w:lastRenderedPageBreak/>
         <w:t>4.3  Tests et validation</w:t>
       </w:r>
       <w:bookmarkEnd w:id="103"/>
@@ -23428,7 +23505,7 @@
       <w:pPr>
         <w:pStyle w:val="Titre3"/>
       </w:pPr>
-      <w:bookmarkStart w:id="105" w:name="_Toc242202593"/>
+      <w:bookmarkStart w:id="105" w:name="_Toc242203751"/>
       <w:commentRangeStart w:id="106"/>
       <w:r>
         <w:t>4.3.1  Tests automatisés et contrôles de qualité</w:t>
@@ -23455,13 +23532,12 @@
         <w:pStyle w:val="Lgende"/>
         <w:keepNext/>
       </w:pPr>
-      <w:bookmarkStart w:id="107" w:name="_Toc242202433"/>
+      <w:bookmarkStart w:id="107" w:name="_Toc242203590"/>
       <w:r>
         <w:rPr>
           <w:b/>
           <w:bCs/>
         </w:rPr>
-        <w:lastRenderedPageBreak/>
         <w:t xml:space="preserve">Tableau </w:t>
       </w:r>
       <w:r>
@@ -23750,7 +23826,7 @@
                 <w:sz w:val="19"/>
                 <w:szCs w:val="19"/>
               </w:rPr>
-              <w:t>37 tests réussis (dont 26 sur le service de prédiction)</w:t>
+              <w:t>41 tests réussis (dont 30 sur le service de prédiction)</w:t>
             </w:r>
           </w:p>
         </w:tc>
@@ -24068,7 +24144,7 @@
       <w:pPr>
         <w:pStyle w:val="Titre3"/>
       </w:pPr>
-      <w:bookmarkStart w:id="108" w:name="_Toc242202594"/>
+      <w:bookmarkStart w:id="108" w:name="_Toc242203752"/>
       <w:commentRangeStart w:id="109"/>
       <w:r>
         <w:t>4.3.2  Évaluation du modèle de classification du risque</w:t>
@@ -24092,7 +24168,7 @@
         <w:pStyle w:val="Lgende"/>
         <w:keepNext/>
       </w:pPr>
-      <w:bookmarkStart w:id="110" w:name="_Toc242202434"/>
+      <w:bookmarkStart w:id="110" w:name="_Toc242203591"/>
       <w:r>
         <w:rPr>
           <w:b/>
@@ -25322,6 +25398,7 @@
         <w:jc w:val="both"/>
       </w:pPr>
       <w:r>
+        <w:lastRenderedPageBreak/>
         <w:t>Le Random Forest classe correctement 93,5 % des jours, et 95,3 % après calibration. Ces valeurs sont toutefois dominées par la classe « vert », très majoritaire : le F1 macro, qui pèse chaque classe de la même façon, est de 0,54 (0,48 après calibration), i</w:t>
       </w:r>
       <w:r>
@@ -25336,7 +25413,6 @@
         <w:jc w:val="both"/>
       </w:pPr>
       <w:r>
-        <w:lastRenderedPageBreak/>
         <w:t>Ces résultats montrent que le modèle, entraîné sur la seule pluie, n'apporte pas de gain démontré par rapport à une règle simple. Ils s'expliquent par le manque d'exemples de crues et par l'abs</w:t>
       </w:r>
       <w:r>
@@ -25347,7 +25423,7 @@
       <w:pPr>
         <w:pStyle w:val="Titre3"/>
       </w:pPr>
-      <w:bookmarkStart w:id="111" w:name="_Toc242202595"/>
+      <w:bookmarkStart w:id="111" w:name="_Toc242203753"/>
       <w:commentRangeStart w:id="112"/>
       <w:r>
         <w:t>4.3.3  Évaluation du réseau LSTM et de la détection satellite</w:t>
@@ -25370,13 +25446,648 @@
         <w:t>Réseau LSTM.</w:t>
       </w:r>
       <w:r>
-        <w:t xml:space="preserve"> Mesuré les 3 et 6 octobre 2026 (résultat identique : le modèle et les données n'ont pas changé depuis le 9 septembre) sur 38 séquences de validation (190 séquences d'entraînement tirées de 214 jours de pluie simulée, 5 époques), le LSTM obtient une erreur</w:t>
-      </w:r>
-      <w:r>
-        <w:t xml:space="preserve"> absolue moyenne de 8,0 cm (erreur quadratique moyenne de 11,5 cm). La référence naïve « le niveau de demain égale celui d'aujourd'hui » obtient 6,0 cm (9,1 cm) : le LSTM ne fait donc pas mieux que cette référence. Le niveau d'eau moyen de ces séquences n'</w:t>
-      </w:r>
-      <w:r>
-        <w:t>est que de 7,7 cm et un seul des 38 jours dépasse 30 cm (erreur du LSTM de 33,3 cm ce jour-là, contre 18,5 cm pour la référence) : la mesure porte surtout sur de très faibles niveaux et reste fragile.</w:t>
+        <w:t xml:space="preserve"> Le LSTM est évalué sur 819 séquences de test (les 15 % de jours les plus récents, jamais vus à l'entraînement), contre deux références : la persistance (le niveau de demain égale celui d'aujourd'hui) et la règle empirique de repli du service (niveau actue</w:t>
+      </w:r>
+      <w:r>
+        <w:t>l plus la moitié de la pluie prévue).</w:t>
+      </w:r>
+    </w:p>
+    <w:p>
+      <w:pPr>
+        <w:pStyle w:val="Lgende"/>
+        <w:keepNext/>
+      </w:pPr>
+      <w:bookmarkStart w:id="113" w:name="_Toc242203592"/>
+      <w:r>
+        <w:rPr>
+          <w:b/>
+          <w:bCs/>
+        </w:rPr>
+        <w:t xml:space="preserve">Tableau </w:t>
+      </w:r>
+      <w:r>
+        <w:rPr>
+          <w:b/>
+          <w:bCs/>
+        </w:rPr>
+        <w:fldChar w:fldCharType="begin"/>
+      </w:r>
+      <w:r>
+        <w:rPr>
+          <w:b/>
+          <w:bCs/>
+        </w:rPr>
+        <w:instrText xml:space="preserve"> SEQ Tableau \* ARABIC </w:instrText>
+      </w:r>
+      <w:r>
+        <w:rPr>
+          <w:b/>
+          <w:bCs/>
+        </w:rPr>
+        <w:fldChar w:fldCharType="separate"/>
+      </w:r>
+      <w:r>
+        <w:rPr>
+          <w:b/>
+          <w:bCs/>
+          <w:noProof/>
+        </w:rPr>
+        <w:t>16</w:t>
+      </w:r>
+      <w:r>
+        <w:rPr>
+          <w:b/>
+          <w:bCs/>
+        </w:rPr>
+        <w:fldChar w:fldCharType="end"/>
+      </w:r>
+      <w:r>
+        <w:rPr>
+          <w:b/>
+          <w:bCs/>
+        </w:rPr>
+        <w:t xml:space="preserve"> : </w:t>
+      </w:r>
+      <w:r>
+        <w:t>Erreur de prévision du niveau d'eau à 24 h sur le jeu de test (en cm)</w:t>
+      </w:r>
+      <w:bookmarkEnd w:id="113"/>
+    </w:p>
+    <w:tbl>
+      <w:tblPr>
+        <w:tblW w:w="9070" w:type="dxa"/>
+        <w:tblBorders>
+          <w:top w:val="single" w:sz="4" w:space="0" w:color="auto"/>
+          <w:left w:val="single" w:sz="4" w:space="0" w:color="auto"/>
+          <w:bottom w:val="single" w:sz="4" w:space="0" w:color="auto"/>
+          <w:right w:val="single" w:sz="4" w:space="0" w:color="auto"/>
+          <w:insideH w:val="single" w:sz="4" w:space="0" w:color="auto"/>
+          <w:insideV w:val="single" w:sz="4" w:space="0" w:color="auto"/>
+        </w:tblBorders>
+        <w:tblCellMar>
+          <w:left w:w="10" w:type="dxa"/>
+          <w:right w:w="10" w:type="dxa"/>
+        </w:tblCellMar>
+        <w:tblLook w:val="04A0" w:firstRow="1" w:lastRow="0" w:firstColumn="1" w:lastColumn="0" w:noHBand="0" w:noVBand="1"/>
+      </w:tblPr>
+      <w:tblGrid>
+        <w:gridCol w:w="2400"/>
+        <w:gridCol w:w="2000"/>
+        <w:gridCol w:w="2200"/>
+        <w:gridCol w:w="2470"/>
+      </w:tblGrid>
+      <w:tr>
+        <w:tblPrEx>
+          <w:tblCellMar>
+            <w:top w:w="0" w:type="dxa"/>
+            <w:bottom w:w="0" w:type="dxa"/>
+          </w:tblCellMar>
+        </w:tblPrEx>
+        <w:trPr>
+          <w:tblHeader/>
+        </w:trPr>
+        <w:tc>
+          <w:tcPr>
+            <w:tcW w:w="2400" w:type="dxa"/>
+            <w:tcBorders>
+              <w:top w:val="single" w:sz="4" w:space="0" w:color="C89B6D"/>
+              <w:left w:val="single" w:sz="4" w:space="0" w:color="C89B6D"/>
+              <w:bottom w:val="single" w:sz="4" w:space="0" w:color="C89B6D"/>
+              <w:right w:val="single" w:sz="4" w:space="0" w:color="C89B6D"/>
+            </w:tcBorders>
+            <w:shd w:val="clear" w:color="auto" w:fill="EADBC8"/>
+            <w:tcMar>
+              <w:top w:w="60" w:type="dxa"/>
+              <w:left w:w="90" w:type="dxa"/>
+              <w:bottom w:w="60" w:type="dxa"/>
+              <w:right w:w="90" w:type="dxa"/>
+            </w:tcMar>
+          </w:tcPr>
+          <w:p>
+            <w:pPr>
+              <w:keepNext/>
+              <w:spacing w:after="40" w:line="260" w:lineRule="auto"/>
+            </w:pPr>
+            <w:r>
+              <w:rPr>
+                <w:b/>
+                <w:bCs/>
+                <w:sz w:val="19"/>
+                <w:szCs w:val="19"/>
+              </w:rPr>
+              <w:t>Modèle</w:t>
+            </w:r>
+          </w:p>
+        </w:tc>
+        <w:tc>
+          <w:tcPr>
+            <w:tcW w:w="2000" w:type="dxa"/>
+            <w:tcBorders>
+              <w:top w:val="single" w:sz="4" w:space="0" w:color="C89B6D"/>
+              <w:left w:val="single" w:sz="4" w:space="0" w:color="C89B6D"/>
+              <w:bottom w:val="single" w:sz="4" w:space="0" w:color="C89B6D"/>
+              <w:right w:val="single" w:sz="4" w:space="0" w:color="C89B6D"/>
+            </w:tcBorders>
+            <w:shd w:val="clear" w:color="auto" w:fill="EADBC8"/>
+            <w:tcMar>
+              <w:top w:w="60" w:type="dxa"/>
+              <w:left w:w="90" w:type="dxa"/>
+              <w:bottom w:w="60" w:type="dxa"/>
+              <w:right w:w="90" w:type="dxa"/>
+            </w:tcMar>
+          </w:tcPr>
+          <w:p>
+            <w:pPr>
+              <w:keepNext/>
+              <w:spacing w:after="40" w:line="260" w:lineRule="auto"/>
+            </w:pPr>
+            <w:r>
+              <w:rPr>
+                <w:b/>
+                <w:bCs/>
+                <w:sz w:val="19"/>
+                <w:szCs w:val="19"/>
+              </w:rPr>
+              <w:t>Erreur absolue moyenne</w:t>
+            </w:r>
+          </w:p>
+        </w:tc>
+        <w:tc>
+          <w:tcPr>
+            <w:tcW w:w="2200" w:type="dxa"/>
+            <w:tcBorders>
+              <w:top w:val="single" w:sz="4" w:space="0" w:color="C89B6D"/>
+              <w:left w:val="single" w:sz="4" w:space="0" w:color="C89B6D"/>
+              <w:bottom w:val="single" w:sz="4" w:space="0" w:color="C89B6D"/>
+              <w:right w:val="single" w:sz="4" w:space="0" w:color="C89B6D"/>
+            </w:tcBorders>
+            <w:shd w:val="clear" w:color="auto" w:fill="EADBC8"/>
+            <w:tcMar>
+              <w:top w:w="60" w:type="dxa"/>
+              <w:left w:w="90" w:type="dxa"/>
+              <w:bottom w:w="60" w:type="dxa"/>
+              <w:right w:w="90" w:type="dxa"/>
+            </w:tcMar>
+          </w:tcPr>
+          <w:p>
+            <w:pPr>
+              <w:keepNext/>
+              <w:spacing w:after="40" w:line="260" w:lineRule="auto"/>
+            </w:pPr>
+            <w:r>
+              <w:rPr>
+                <w:b/>
+                <w:bCs/>
+                <w:sz w:val="19"/>
+                <w:szCs w:val="19"/>
+              </w:rPr>
+              <w:t>Erreur quadratique moyenne</w:t>
+            </w:r>
+          </w:p>
+        </w:tc>
+        <w:tc>
+          <w:tcPr>
+            <w:tcW w:w="2470" w:type="dxa"/>
+            <w:tcBorders>
+              <w:top w:val="single" w:sz="4" w:space="0" w:color="C89B6D"/>
+              <w:left w:val="single" w:sz="4" w:space="0" w:color="C89B6D"/>
+              <w:bottom w:val="single" w:sz="4" w:space="0" w:color="C89B6D"/>
+              <w:right w:val="single" w:sz="4" w:space="0" w:color="C89B6D"/>
+            </w:tcBorders>
+            <w:shd w:val="clear" w:color="auto" w:fill="EADBC8"/>
+            <w:tcMar>
+              <w:top w:w="60" w:type="dxa"/>
+              <w:left w:w="90" w:type="dxa"/>
+              <w:bottom w:w="60" w:type="dxa"/>
+              <w:right w:w="90" w:type="dxa"/>
+            </w:tcMar>
+          </w:tcPr>
+          <w:p>
+            <w:pPr>
+              <w:keepNext/>
+              <w:spacing w:after="40" w:line="260" w:lineRule="auto"/>
+            </w:pPr>
+            <w:r>
+              <w:rPr>
+                <w:b/>
+                <w:bCs/>
+                <w:sz w:val="19"/>
+                <w:szCs w:val="19"/>
+              </w:rPr>
+              <w:t>Erreur absolue moyenne, 42 jours à 30 cm ou plus</w:t>
+            </w:r>
+          </w:p>
+        </w:tc>
+      </w:tr>
+      <w:tr>
+        <w:tblPrEx>
+          <w:tblCellMar>
+            <w:top w:w="0" w:type="dxa"/>
+            <w:bottom w:w="0" w:type="dxa"/>
+          </w:tblCellMar>
+        </w:tblPrEx>
+        <w:trPr>
+          <w:cantSplit/>
+        </w:trPr>
+        <w:tc>
+          <w:tcPr>
+            <w:tcW w:w="2400" w:type="dxa"/>
+            <w:tcBorders>
+              <w:top w:val="single" w:sz="4" w:space="0" w:color="C89B6D"/>
+              <w:left w:val="single" w:sz="4" w:space="0" w:color="C89B6D"/>
+              <w:bottom w:val="single" w:sz="4" w:space="0" w:color="C89B6D"/>
+              <w:right w:val="single" w:sz="4" w:space="0" w:color="C89B6D"/>
+            </w:tcBorders>
+            <w:tcMar>
+              <w:top w:w="60" w:type="dxa"/>
+              <w:left w:w="90" w:type="dxa"/>
+              <w:bottom w:w="60" w:type="dxa"/>
+              <w:right w:w="90" w:type="dxa"/>
+            </w:tcMar>
+          </w:tcPr>
+          <w:p>
+            <w:pPr>
+              <w:keepNext/>
+              <w:spacing w:after="40" w:line="260" w:lineRule="auto"/>
+            </w:pPr>
+            <w:r>
+              <w:rPr>
+                <w:sz w:val="19"/>
+                <w:szCs w:val="19"/>
+              </w:rPr>
+              <w:t>LSTM</w:t>
+            </w:r>
+          </w:p>
+        </w:tc>
+        <w:tc>
+          <w:tcPr>
+            <w:tcW w:w="2000" w:type="dxa"/>
+            <w:tcBorders>
+              <w:top w:val="single" w:sz="4" w:space="0" w:color="C89B6D"/>
+              <w:left w:val="single" w:sz="4" w:space="0" w:color="C89B6D"/>
+              <w:bottom w:val="single" w:sz="4" w:space="0" w:color="C89B6D"/>
+              <w:right w:val="single" w:sz="4" w:space="0" w:color="C89B6D"/>
+            </w:tcBorders>
+            <w:tcMar>
+              <w:top w:w="60" w:type="dxa"/>
+              <w:left w:w="90" w:type="dxa"/>
+              <w:bottom w:w="60" w:type="dxa"/>
+              <w:right w:w="90" w:type="dxa"/>
+            </w:tcMar>
+          </w:tcPr>
+          <w:p>
+            <w:pPr>
+              <w:keepNext/>
+              <w:spacing w:after="40" w:line="260" w:lineRule="auto"/>
+            </w:pPr>
+            <w:r>
+              <w:rPr>
+                <w:sz w:val="19"/>
+                <w:szCs w:val="19"/>
+              </w:rPr>
+              <w:t>2,8</w:t>
+            </w:r>
+          </w:p>
+        </w:tc>
+        <w:tc>
+          <w:tcPr>
+            <w:tcW w:w="2200" w:type="dxa"/>
+            <w:tcBorders>
+              <w:top w:val="single" w:sz="4" w:space="0" w:color="C89B6D"/>
+              <w:left w:val="single" w:sz="4" w:space="0" w:color="C89B6D"/>
+              <w:bottom w:val="single" w:sz="4" w:space="0" w:color="C89B6D"/>
+              <w:right w:val="single" w:sz="4" w:space="0" w:color="C89B6D"/>
+            </w:tcBorders>
+            <w:tcMar>
+              <w:top w:w="60" w:type="dxa"/>
+              <w:left w:w="90" w:type="dxa"/>
+              <w:bottom w:w="60" w:type="dxa"/>
+              <w:right w:w="90" w:type="dxa"/>
+            </w:tcMar>
+          </w:tcPr>
+          <w:p>
+            <w:pPr>
+              <w:keepNext/>
+              <w:spacing w:after="40" w:line="260" w:lineRule="auto"/>
+            </w:pPr>
+            <w:r>
+              <w:rPr>
+                <w:sz w:val="19"/>
+                <w:szCs w:val="19"/>
+              </w:rPr>
+              <w:t>3,8</w:t>
+            </w:r>
+          </w:p>
+        </w:tc>
+        <w:tc>
+          <w:tcPr>
+            <w:tcW w:w="2470" w:type="dxa"/>
+            <w:tcBorders>
+              <w:top w:val="single" w:sz="4" w:space="0" w:color="C89B6D"/>
+              <w:left w:val="single" w:sz="4" w:space="0" w:color="C89B6D"/>
+              <w:bottom w:val="single" w:sz="4" w:space="0" w:color="C89B6D"/>
+              <w:right w:val="single" w:sz="4" w:space="0" w:color="C89B6D"/>
+            </w:tcBorders>
+            <w:tcMar>
+              <w:top w:w="60" w:type="dxa"/>
+              <w:left w:w="90" w:type="dxa"/>
+              <w:bottom w:w="60" w:type="dxa"/>
+              <w:right w:w="90" w:type="dxa"/>
+            </w:tcMar>
+          </w:tcPr>
+          <w:p>
+            <w:pPr>
+              <w:keepNext/>
+              <w:spacing w:after="40" w:line="260" w:lineRule="auto"/>
+            </w:pPr>
+            <w:r>
+              <w:rPr>
+                <w:sz w:val="19"/>
+                <w:szCs w:val="19"/>
+              </w:rPr>
+              <w:t>6,6</w:t>
+            </w:r>
+          </w:p>
+        </w:tc>
+      </w:tr>
+      <w:tr>
+        <w:tblPrEx>
+          <w:tblCellMar>
+            <w:top w:w="0" w:type="dxa"/>
+            <w:bottom w:w="0" w:type="dxa"/>
+          </w:tblCellMar>
+        </w:tblPrEx>
+        <w:trPr>
+          <w:cantSplit/>
+        </w:trPr>
+        <w:tc>
+          <w:tcPr>
+            <w:tcW w:w="2400" w:type="dxa"/>
+            <w:tcBorders>
+              <w:top w:val="single" w:sz="4" w:space="0" w:color="C89B6D"/>
+              <w:left w:val="single" w:sz="4" w:space="0" w:color="C89B6D"/>
+              <w:bottom w:val="single" w:sz="4" w:space="0" w:color="C89B6D"/>
+              <w:right w:val="single" w:sz="4" w:space="0" w:color="C89B6D"/>
+            </w:tcBorders>
+            <w:tcMar>
+              <w:top w:w="60" w:type="dxa"/>
+              <w:left w:w="90" w:type="dxa"/>
+              <w:bottom w:w="60" w:type="dxa"/>
+              <w:right w:w="90" w:type="dxa"/>
+            </w:tcMar>
+          </w:tcPr>
+          <w:p>
+            <w:pPr>
+              <w:keepNext/>
+              <w:spacing w:after="40" w:line="260" w:lineRule="auto"/>
+            </w:pPr>
+            <w:r>
+              <w:rPr>
+                <w:sz w:val="19"/>
+                <w:szCs w:val="19"/>
+              </w:rPr>
+              <w:t>Persistance</w:t>
+            </w:r>
+          </w:p>
+        </w:tc>
+        <w:tc>
+          <w:tcPr>
+            <w:tcW w:w="2000" w:type="dxa"/>
+            <w:tcBorders>
+              <w:top w:val="single" w:sz="4" w:space="0" w:color="C89B6D"/>
+              <w:left w:val="single" w:sz="4" w:space="0" w:color="C89B6D"/>
+              <w:bottom w:val="single" w:sz="4" w:space="0" w:color="C89B6D"/>
+              <w:right w:val="single" w:sz="4" w:space="0" w:color="C89B6D"/>
+            </w:tcBorders>
+            <w:tcMar>
+              <w:top w:w="60" w:type="dxa"/>
+              <w:left w:w="90" w:type="dxa"/>
+              <w:bottom w:w="60" w:type="dxa"/>
+              <w:right w:w="90" w:type="dxa"/>
+            </w:tcMar>
+          </w:tcPr>
+          <w:p>
+            <w:pPr>
+              <w:keepNext/>
+              <w:spacing w:after="40" w:line="260" w:lineRule="auto"/>
+            </w:pPr>
+            <w:r>
+              <w:rPr>
+                <w:sz w:val="19"/>
+                <w:szCs w:val="19"/>
+              </w:rPr>
+              <w:t>5,0</w:t>
+            </w:r>
+          </w:p>
+        </w:tc>
+        <w:tc>
+          <w:tcPr>
+            <w:tcW w:w="2200" w:type="dxa"/>
+            <w:tcBorders>
+              <w:top w:val="single" w:sz="4" w:space="0" w:color="C89B6D"/>
+              <w:left w:val="single" w:sz="4" w:space="0" w:color="C89B6D"/>
+              <w:bottom w:val="single" w:sz="4" w:space="0" w:color="C89B6D"/>
+              <w:right w:val="single" w:sz="4" w:space="0" w:color="C89B6D"/>
+            </w:tcBorders>
+            <w:tcMar>
+              <w:top w:w="60" w:type="dxa"/>
+              <w:left w:w="90" w:type="dxa"/>
+              <w:bottom w:w="60" w:type="dxa"/>
+              <w:right w:w="90" w:type="dxa"/>
+            </w:tcMar>
+          </w:tcPr>
+          <w:p>
+            <w:pPr>
+              <w:keepNext/>
+              <w:spacing w:after="40" w:line="260" w:lineRule="auto"/>
+            </w:pPr>
+            <w:r>
+              <w:rPr>
+                <w:sz w:val="19"/>
+                <w:szCs w:val="19"/>
+              </w:rPr>
+              <w:t>10,1</w:t>
+            </w:r>
+          </w:p>
+        </w:tc>
+        <w:tc>
+          <w:tcPr>
+            <w:tcW w:w="2470" w:type="dxa"/>
+            <w:tcBorders>
+              <w:top w:val="single" w:sz="4" w:space="0" w:color="C89B6D"/>
+              <w:left w:val="single" w:sz="4" w:space="0" w:color="C89B6D"/>
+              <w:bottom w:val="single" w:sz="4" w:space="0" w:color="C89B6D"/>
+              <w:right w:val="single" w:sz="4" w:space="0" w:color="C89B6D"/>
+            </w:tcBorders>
+            <w:tcMar>
+              <w:top w:w="60" w:type="dxa"/>
+              <w:left w:w="90" w:type="dxa"/>
+              <w:bottom w:w="60" w:type="dxa"/>
+              <w:right w:w="90" w:type="dxa"/>
+            </w:tcMar>
+          </w:tcPr>
+          <w:p>
+            <w:pPr>
+              <w:keepNext/>
+              <w:spacing w:after="40" w:line="260" w:lineRule="auto"/>
+            </w:pPr>
+            <w:r>
+              <w:rPr>
+                <w:sz w:val="19"/>
+                <w:szCs w:val="19"/>
+              </w:rPr>
+              <w:t>21,5</w:t>
+            </w:r>
+          </w:p>
+        </w:tc>
+      </w:tr>
+      <w:tr>
+        <w:tblPrEx>
+          <w:tblCellMar>
+            <w:top w:w="0" w:type="dxa"/>
+            <w:bottom w:w="0" w:type="dxa"/>
+          </w:tblCellMar>
+        </w:tblPrEx>
+        <w:trPr>
+          <w:cantSplit/>
+        </w:trPr>
+        <w:tc>
+          <w:tcPr>
+            <w:tcW w:w="2400" w:type="dxa"/>
+            <w:tcBorders>
+              <w:top w:val="single" w:sz="4" w:space="0" w:color="C89B6D"/>
+              <w:left w:val="single" w:sz="4" w:space="0" w:color="C89B6D"/>
+              <w:bottom w:val="single" w:sz="4" w:space="0" w:color="C89B6D"/>
+              <w:right w:val="single" w:sz="4" w:space="0" w:color="C89B6D"/>
+            </w:tcBorders>
+            <w:tcMar>
+              <w:top w:w="60" w:type="dxa"/>
+              <w:left w:w="90" w:type="dxa"/>
+              <w:bottom w:w="60" w:type="dxa"/>
+              <w:right w:w="90" w:type="dxa"/>
+            </w:tcMar>
+          </w:tcPr>
+          <w:p>
+            <w:pPr>
+              <w:keepNext/>
+              <w:spacing w:after="40" w:line="260" w:lineRule="auto"/>
+            </w:pPr>
+            <w:r>
+              <w:rPr>
+                <w:sz w:val="19"/>
+                <w:szCs w:val="19"/>
+              </w:rPr>
+              <w:t>Règle empirique</w:t>
+            </w:r>
+          </w:p>
+        </w:tc>
+        <w:tc>
+          <w:tcPr>
+            <w:tcW w:w="2000" w:type="dxa"/>
+            <w:tcBorders>
+              <w:top w:val="single" w:sz="4" w:space="0" w:color="C89B6D"/>
+              <w:left w:val="single" w:sz="4" w:space="0" w:color="C89B6D"/>
+              <w:bottom w:val="single" w:sz="4" w:space="0" w:color="C89B6D"/>
+              <w:right w:val="single" w:sz="4" w:space="0" w:color="C89B6D"/>
+            </w:tcBorders>
+            <w:tcMar>
+              <w:top w:w="60" w:type="dxa"/>
+              <w:left w:w="90" w:type="dxa"/>
+              <w:bottom w:w="60" w:type="dxa"/>
+              <w:right w:w="90" w:type="dxa"/>
+            </w:tcMar>
+          </w:tcPr>
+          <w:p>
+            <w:pPr>
+              <w:keepNext/>
+              <w:spacing w:after="40" w:line="260" w:lineRule="auto"/>
+            </w:pPr>
+            <w:r>
+              <w:rPr>
+                <w:sz w:val="19"/>
+                <w:szCs w:val="19"/>
+              </w:rPr>
+              <w:t>4,7</w:t>
+            </w:r>
+          </w:p>
+        </w:tc>
+        <w:tc>
+          <w:tcPr>
+            <w:tcW w:w="2200" w:type="dxa"/>
+            <w:tcBorders>
+              <w:top w:val="single" w:sz="4" w:space="0" w:color="C89B6D"/>
+              <w:left w:val="single" w:sz="4" w:space="0" w:color="C89B6D"/>
+              <w:bottom w:val="single" w:sz="4" w:space="0" w:color="C89B6D"/>
+              <w:right w:val="single" w:sz="4" w:space="0" w:color="C89B6D"/>
+            </w:tcBorders>
+            <w:tcMar>
+              <w:top w:w="60" w:type="dxa"/>
+              <w:left w:w="90" w:type="dxa"/>
+              <w:bottom w:w="60" w:type="dxa"/>
+              <w:right w:w="90" w:type="dxa"/>
+            </w:tcMar>
+          </w:tcPr>
+          <w:p>
+            <w:pPr>
+              <w:keepNext/>
+              <w:spacing w:after="40" w:line="260" w:lineRule="auto"/>
+            </w:pPr>
+            <w:r>
+              <w:rPr>
+                <w:sz w:val="19"/>
+                <w:szCs w:val="19"/>
+              </w:rPr>
+              <w:t>9,0</w:t>
+            </w:r>
+          </w:p>
+        </w:tc>
+        <w:tc>
+          <w:tcPr>
+            <w:tcW w:w="2470" w:type="dxa"/>
+            <w:tcBorders>
+              <w:top w:val="single" w:sz="4" w:space="0" w:color="C89B6D"/>
+              <w:left w:val="single" w:sz="4" w:space="0" w:color="C89B6D"/>
+              <w:bottom w:val="single" w:sz="4" w:space="0" w:color="C89B6D"/>
+              <w:right w:val="single" w:sz="4" w:space="0" w:color="C89B6D"/>
+            </w:tcBorders>
+            <w:tcMar>
+              <w:top w:w="60" w:type="dxa"/>
+              <w:left w:w="90" w:type="dxa"/>
+              <w:bottom w:w="60" w:type="dxa"/>
+              <w:right w:w="90" w:type="dxa"/>
+            </w:tcMar>
+          </w:tcPr>
+          <w:p>
+            <w:pPr>
+              <w:keepNext/>
+              <w:spacing w:after="40" w:line="260" w:lineRule="auto"/>
+            </w:pPr>
+            <w:r>
+              <w:rPr>
+                <w:sz w:val="19"/>
+                <w:szCs w:val="19"/>
+              </w:rPr>
+              <w:t>17,2</w:t>
+            </w:r>
+          </w:p>
+        </w:tc>
+      </w:tr>
+    </w:tbl>
+    <w:p>
+      <w:pPr>
+        <w:pStyle w:val="Source"/>
+      </w:pPr>
+      <w:r>
+        <w:t>Source : mbeund_mi_ia/data/metriques_lstm.json ; calculs des auteures, 6 octobre 2026</w:t>
+      </w:r>
+    </w:p>
+    <w:p/>
+    <w:p>
+      <w:pPr>
+        <w:jc w:val="both"/>
+      </w:pPr>
+      <w:r>
+        <w:t>Le LSTM réduit l'erreur moyenne à 2,8 cm, contre 5,0 cm pour la persistance et 4,7 cm pour la règle empirique. L'écart est surtout net sur les jours de hauts niveaux, où l'erreur tombe à 6,6 cm contre 21,5 et 17,2 cm.</w:t>
       </w:r>
     </w:p>
     <w:p>
@@ -25388,101 +26099,75 @@
           <w:b/>
           <w:bCs/>
         </w:rPr>
+        <w:t>Réserves.</w:t>
+      </w:r>
+      <w:r>
+        <w:t xml:space="preserve"> Ces résultats portent sur un</w:t>
+      </w:r>
+      <w:r>
+        <w:t xml:space="preserve"> niveau d'eau </w:t>
+      </w:r>
+      <w:r>
+        <w:rPr>
+          <w:i/>
+          <w:iCs/>
+        </w:rPr>
+        <w:t>reconstitué</w:t>
+      </w:r>
+      <w:r>
+        <w:t xml:space="preserve"> à partir de la pluie, faute de capteurs : ils montrent que le modèle sait prévoir ce niveau, pas un niveau mesuré à Thiaroye-sur-Mer. De plus, à l'évaluation, la pluie prévue pour le lendemain est la pluie réellement tombée ; en p</w:t>
+      </w:r>
+      <w:r>
+        <w:t>roduction elle provient d'une prévision, moins précise. Une validation sur des mesures de capteurs réels reste nécessaire.</w:t>
+      </w:r>
+    </w:p>
+    <w:p>
+      <w:pPr>
+        <w:jc w:val="both"/>
+      </w:pPr>
+      <w:r>
+        <w:rPr>
+          <w:b/>
+          <w:bCs/>
+        </w:rPr>
+        <w:lastRenderedPageBreak/>
+        <w:t>Historique.</w:t>
+      </w:r>
+      <w:r>
+        <w:t xml:space="preserve"> Une première version, entraînée sur 190 séquences seulement et sans pluie prévue, ne dépassait pas la persistance (erreur</w:t>
+      </w:r>
+      <w:r>
+        <w:t xml:space="preserve"> de 8,0 cm contre 6,0 cm, mesure du 3 octobre 2026). Ce constat a conduit au réentraînement du 6 octobre, qui utilise les 15 ans de pluie disponibles et la pluie prévue comme variable d'entrée.</w:t>
+      </w:r>
+    </w:p>
+    <w:p>
+      <w:pPr>
+        <w:jc w:val="both"/>
+      </w:pPr>
+      <w:r>
+        <w:rPr>
+          <w:b/>
+          <w:bCs/>
+        </w:rPr>
         <w:t>Détection satellite.</w:t>
       </w:r>
       <w:r>
-        <w:t xml:space="preserve"> La détection des zones nouvellemen</w:t>
-      </w:r>
-      <w:r>
-        <w:t>t inondées par l'indice NDWI (seuil 0,3) est intégrée à la chaîne d'alerte et exécutée toutes les 12 heures. Elle n'a pas fait l'objet d'une validation quantitative contre des polygones d'inondation observés : aucune valeur de précision n'est donc annoncée</w:t>
-      </w:r>
-      <w:r>
-        <w:t>.</w:t>
+        <w:t xml:space="preserve"> La détection des zones nouvellement inond</w:t>
+      </w:r>
+      <w:r>
+        <w:t>ées par l'indice NDWI (seuil 0,3) est intégrée à la chaîne d'alerte et exécutée toutes les 12 heures. Elle n'a pas fait l'objet d'une validation quantitative contre des polygones d'inondation observés : aucune valeur de précision n'est donc annoncée.</w:t>
       </w:r>
     </w:p>
     <w:p>
       <w:pPr>
         <w:pStyle w:val="Titre3"/>
       </w:pPr>
-      <w:bookmarkStart w:id="113" w:name="_Toc242202596"/>
-      <w:r>
-        <w:t>4.3.4  Essai de la chaîne complète avec les prévisions du 4 octobre 2026</w:t>
-      </w:r>
-      <w:bookmarkEnd w:id="113"/>
-    </w:p>
-    <w:p>
-      <w:pPr>
-        <w:jc w:val="both"/>
-      </w:pPr>
-      <w:r>
-        <w:t>Le 4 octobre 2026, la chaîne a été exécutée sur des données réelles. L'interrogation en direct de l'API Open-Meteo pour Thiaroye-sur-Mer a mesuré une intensité instantanée de 0,3 mm</w:t>
-      </w:r>
-      <w:r>
-        <w:t>/h et un cumul prévu sur 24h de 9,2 mm. La chaîne automatisée a immédiatement réagi : les données ont été injectées en base, les 7 jours de prévisions ont été créés, et le modèle Random Forest a évalué les quartiers. Conformément aux lois physiques et au s</w:t>
-      </w:r>
-      <w:r>
-        <w:t xml:space="preserve">euil calibré (PLUIE_MIN_MODELE_MM, aujourd'hui fixé à 15 mm), l'IA a maintenu les zones au statut VERT (score de 0,00), ce qui évite une sur-alerte pour une pluie sans danger. </w:t>
-      </w:r>
-      <w:r>
-        <w:rPr>
-          <w:i/>
-          <w:iCs/>
-          <w:highlight w:val="yellow"/>
-        </w:rPr>
-        <w:t>[À VÉRIFIER : valeurs relevées le 4 octobre, à confirmer par le journal d'exécut</w:t>
-      </w:r>
-      <w:r>
-        <w:rPr>
-          <w:i/>
-          <w:iCs/>
-          <w:highlight w:val="yellow"/>
-        </w:rPr>
-        <w:t>ion]</w:t>
-      </w:r>
-      <w:r>
-        <w:t xml:space="preserve"> Des simulations d'intensification artificielle ont montré le basculement automatique en JAUNE dès 45 mm (score 0,40) et en ORANGE dès 65 mm (score 0,50, probabilité 99 %). </w:t>
-      </w:r>
-      <w:r>
-        <w:rPr>
-          <w:i/>
-          <w:iCs/>
-          <w:highlight w:val="yellow"/>
-        </w:rPr>
-        <w:t>[À REFAIRE : ces seuils ont été obtenus avant le changement du seuil d'activati</w:t>
-      </w:r>
-      <w:r>
-        <w:rPr>
-          <w:i/>
-          <w:iCs/>
-          <w:highlight w:val="yellow"/>
-        </w:rPr>
-        <w:t>on de 30 à 15 mm]</w:t>
-      </w:r>
-    </w:p>
-    <w:p>
-      <w:pPr>
-        <w:jc w:val="both"/>
-      </w:pPr>
-      <w:r>
-        <w:lastRenderedPageBreak/>
-        <w:t>Cet essai porte sur la chaîne logicielle, depuis la météo jusqu'à la décision : il ne constitue pas une validation sur le terrain, aucune inondation n'ayant eu lieu ce jour-là et aucun capteur n'étant installé.</w:t>
-      </w:r>
-    </w:p>
-    <w:p>
-      <w:pPr>
-        <w:pStyle w:val="Titre3"/>
-      </w:pPr>
-      <w:bookmarkStart w:id="114" w:name="_Toc242202597"/>
-      <w:commentRangeStart w:id="115"/>
-      <w:r>
-        <w:t>4.3.5  Confrontation avec l</w:t>
-      </w:r>
-      <w:r>
-        <w:t>es hypothèses de recherche</w:t>
-      </w:r>
-      <w:commentRangeEnd w:id="115"/>
-      <w:r>
-        <w:commentReference w:id="115"/>
+      <w:bookmarkStart w:id="114" w:name="_Toc242203754"/>
+      <w:r>
+        <w:t>4.3.4</w:t>
+      </w:r>
+      <w:r>
+        <w:t xml:space="preserve">  Essai de la chaîne complète avec les prévisions du 4 octobre 2026</w:t>
       </w:r>
       <w:bookmarkEnd w:id="114"/>
     </w:p>
@@ -25491,6 +26176,76 @@
         <w:jc w:val="both"/>
       </w:pPr>
       <w:r>
+        <w:t>Le 4 octobre 2026, la chaîne a été exécutée sur des données réelles. L'interrogation en direct de l'API Open-Meteo pour Thiaroye-sur-Mer a mesuré une intensité instantanée de 0,3 mm/h et u</w:t>
+      </w:r>
+      <w:r>
+        <w:t>n cumul prévu sur 24h de 9,2 mm. La chaîne automatisée a immédiatement réagi : les données ont été injectées en base, les 7 jours de prévisions ont été créés, et le modèle Random Forest a évalué les quartiers. Conformément aux lois physiques et au seuil ca</w:t>
+      </w:r>
+      <w:r>
+        <w:t xml:space="preserve">libré (PLUIE_MIN_MODELE_MM, aujourd'hui fixé à 15 mm), l'IA a maintenu les zones au statut VERT (score de 0,00), ce qui évite une sur-alerte pour une pluie sans danger. </w:t>
+      </w:r>
+      <w:r>
+        <w:rPr>
+          <w:i/>
+          <w:iCs/>
+          <w:highlight w:val="yellow"/>
+        </w:rPr>
+        <w:t>[À VÉRIFIER : valeurs relevées le 4 octobre, à confirmer par le journal d'exécution]</w:t>
+      </w:r>
+      <w:r>
+        <w:t xml:space="preserve"> De</w:t>
+      </w:r>
+      <w:r>
+        <w:t xml:space="preserve">s simulations d'intensification artificielle ont montré le basculement automatique en JAUNE dès 45 mm (score 0,40) et en ORANGE dès 65 mm (score 0,50, probabilité 99 %). </w:t>
+      </w:r>
+      <w:r>
+        <w:rPr>
+          <w:i/>
+          <w:iCs/>
+          <w:highlight w:val="yellow"/>
+        </w:rPr>
+        <w:t>[À REFAIRE : ces seuils ont été obtenus avant le changement du seuil d'activation de 3</w:t>
+      </w:r>
+      <w:r>
+        <w:rPr>
+          <w:i/>
+          <w:iCs/>
+          <w:highlight w:val="yellow"/>
+        </w:rPr>
+        <w:t>0 à 15 mm]</w:t>
+      </w:r>
+    </w:p>
+    <w:p>
+      <w:pPr>
+        <w:jc w:val="both"/>
+      </w:pPr>
+      <w:r>
+        <w:t>Cet essai porte sur la chaîne logicielle, depuis la météo jusqu'à la décision : il ne constitue pas une validation sur le terrain, aucune inondation n'ayant eu lieu ce jour-là et aucun capteur n'étant installé.</w:t>
+      </w:r>
+    </w:p>
+    <w:p>
+      <w:pPr>
+        <w:pStyle w:val="Titre3"/>
+      </w:pPr>
+      <w:bookmarkStart w:id="115" w:name="_Toc242203755"/>
+      <w:commentRangeStart w:id="116"/>
+      <w:r>
+        <w:t>4.3.5  Confrontation avec les hypo</w:t>
+      </w:r>
+      <w:r>
+        <w:t>thèses de recherche</w:t>
+      </w:r>
+      <w:commentRangeEnd w:id="116"/>
+      <w:r>
+        <w:commentReference w:id="116"/>
+      </w:r>
+      <w:bookmarkEnd w:id="115"/>
+    </w:p>
+    <w:p>
+      <w:pPr>
+        <w:jc w:val="both"/>
+      </w:pPr>
+      <w:r>
         <w:t>Les quatre hypothèses posées en introduction sont confrontées aux résultats. Le prototype démontre la faisabilité technique ; il n'a pas encore été évalué auprès des habitants et des autorités.</w:t>
       </w:r>
     </w:p>
@@ -25499,12 +26254,13 @@
         <w:pStyle w:val="Lgende"/>
         <w:keepNext/>
       </w:pPr>
-      <w:bookmarkStart w:id="116" w:name="_Toc242202435"/>
+      <w:bookmarkStart w:id="117" w:name="_Toc242203593"/>
       <w:r>
         <w:rPr>
           <w:b/>
           <w:bCs/>
         </w:rPr>
+        <w:lastRenderedPageBreak/>
         <w:t xml:space="preserve">Tableau </w:t>
       </w:r>
       <w:r>
@@ -25534,7 +26290,7 @@
           <w:bCs/>
           <w:noProof/>
         </w:rPr>
-        <w:t>16</w:t>
+        <w:t>17</w:t>
       </w:r>
       <w:r>
         <w:rPr>
@@ -25553,7 +26309,7 @@
       <w:r>
         <w:t>Confrontation des hypothèses aux résultats</w:t>
       </w:r>
-      <w:bookmarkEnd w:id="116"/>
+      <w:bookmarkEnd w:id="117"/>
     </w:p>
     <w:tbl>
       <w:tblPr>
@@ -26141,13 +26897,13 @@
       <w:pPr>
         <w:pStyle w:val="Titre2"/>
       </w:pPr>
-      <w:bookmarkStart w:id="117" w:name="_Toc242202531"/>
-      <w:bookmarkStart w:id="118" w:name="_Toc242202598"/>
+      <w:bookmarkStart w:id="118" w:name="_Toc242203689"/>
+      <w:bookmarkStart w:id="119" w:name="_Toc242203756"/>
       <w:r>
         <w:t>4.4  Évaluation des coûts</w:t>
       </w:r>
-      <w:bookmarkEnd w:id="117"/>
       <w:bookmarkEnd w:id="118"/>
+      <w:bookmarkEnd w:id="119"/>
     </w:p>
     <w:p>
       <w:pPr>
@@ -26165,13 +26921,12 @@
         <w:pStyle w:val="Lgende"/>
         <w:keepNext/>
       </w:pPr>
-      <w:bookmarkStart w:id="119" w:name="_Toc242202436"/>
+      <w:bookmarkStart w:id="120" w:name="_Toc242203594"/>
       <w:r>
         <w:rPr>
           <w:b/>
           <w:bCs/>
         </w:rPr>
-        <w:lastRenderedPageBreak/>
         <w:t xml:space="preserve">Tableau </w:t>
       </w:r>
       <w:r>
@@ -26201,7 +26956,7 @@
           <w:bCs/>
           <w:noProof/>
         </w:rPr>
-        <w:t>17</w:t>
+        <w:t>18</w:t>
       </w:r>
       <w:r>
         <w:rPr>
@@ -26220,7 +26975,7 @@
       <w:r>
         <w:t>Budget estimatif</w:t>
       </w:r>
-      <w:bookmarkEnd w:id="119"/>
+      <w:bookmarkEnd w:id="120"/>
     </w:p>
     <w:tbl>
       <w:tblPr>
@@ -27031,20 +27786,20 @@
       <w:pPr>
         <w:pStyle w:val="Titre2"/>
       </w:pPr>
-      <w:bookmarkStart w:id="120" w:name="_Toc242202532"/>
-      <w:bookmarkStart w:id="121" w:name="_Toc242202599"/>
+      <w:bookmarkStart w:id="121" w:name="_Toc242203690"/>
+      <w:bookmarkStart w:id="122" w:name="_Toc242203757"/>
       <w:r>
         <w:t>4.5  Difficultés rencontrées et solutions apportées</w:t>
       </w:r>
-      <w:bookmarkEnd w:id="120"/>
       <w:bookmarkEnd w:id="121"/>
+      <w:bookmarkEnd w:id="122"/>
     </w:p>
     <w:p>
       <w:pPr>
         <w:pStyle w:val="Lgende"/>
         <w:keepNext/>
       </w:pPr>
-      <w:bookmarkStart w:id="122" w:name="_Toc242202437"/>
+      <w:bookmarkStart w:id="123" w:name="_Toc242203595"/>
       <w:r>
         <w:rPr>
           <w:b/>
@@ -27079,7 +27834,7 @@
           <w:bCs/>
           <w:noProof/>
         </w:rPr>
-        <w:t>18</w:t>
+        <w:t>19</w:t>
       </w:r>
       <w:r>
         <w:rPr>
@@ -27098,7 +27853,7 @@
       <w:r>
         <w:t>Principales difficultés rencontrées</w:t>
       </w:r>
-      <w:bookmarkEnd w:id="122"/>
+      <w:bookmarkEnd w:id="123"/>
     </w:p>
     <w:tbl>
       <w:tblPr>
@@ -27709,29 +28464,29 @@
         <w:pStyle w:val="Titre1"/>
         <w:pageBreakBefore/>
       </w:pPr>
-      <w:bookmarkStart w:id="123" w:name="_Toc242202533"/>
-      <w:bookmarkStart w:id="124" w:name="_Toc242202600"/>
+      <w:bookmarkStart w:id="124" w:name="_Toc242203691"/>
+      <w:bookmarkStart w:id="125" w:name="_Toc242203758"/>
       <w:r>
         <w:lastRenderedPageBreak/>
         <w:t>Conclusion générale et perspectives</w:t>
       </w:r>
-      <w:bookmarkEnd w:id="123"/>
       <w:bookmarkEnd w:id="124"/>
+      <w:bookmarkEnd w:id="125"/>
     </w:p>
     <w:p>
       <w:pPr>
         <w:pStyle w:val="Titre2"/>
       </w:pPr>
-      <w:bookmarkStart w:id="125" w:name="_Toc242202534"/>
-      <w:bookmarkStart w:id="126" w:name="_Toc242202601"/>
+      <w:bookmarkStart w:id="126" w:name="_Toc242203692"/>
+      <w:bookmarkStart w:id="127" w:name="_Toc242203759"/>
       <w:r>
         <w:t>Rappel de la problé</w:t>
       </w:r>
       <w:r>
         <w:t>matique et des objectifs</w:t>
       </w:r>
-      <w:bookmarkEnd w:id="125"/>
       <w:bookmarkEnd w:id="126"/>
+      <w:bookmarkEnd w:id="127"/>
     </w:p>
     <w:p>
       <w:pPr>
@@ -27749,41 +28504,44 @@
         <w:jc w:val="both"/>
       </w:pPr>
       <w:r>
-        <w:t>Face aux limites patentes des bulletins météorologiques nationaux macroscopiques et à l'isolement des riverains lors des montées d'eau brutales, nous avons conçu et développé MBEUND MI, un prototype fonctionnel de plateforme numérique d'alerte précoce, mod</w:t>
-      </w:r>
-      <w:r>
-        <w:t>ulaire et ouverte à tous les habitants.</w:t>
+        <w:t>Face aux limites patentes des bulletins météorologiques nationaux macroscopiques et à l'isolement des riverains lors des montées d'eau</w:t>
+      </w:r>
+      <w:r>
+        <w:t xml:space="preserve"> brutales, nous avons conçu et développé MBEUND MI, un prototype fonctionnel de plateforme numérique d'alerte précoce, modulaire et ouverte à tous les habitants.</w:t>
       </w:r>
     </w:p>
     <w:p>
       <w:pPr>
         <w:pStyle w:val="Titre2"/>
       </w:pPr>
-      <w:bookmarkStart w:id="127" w:name="_Toc242202535"/>
-      <w:bookmarkStart w:id="128" w:name="_Toc242202602"/>
-      <w:commentRangeStart w:id="129"/>
+      <w:bookmarkStart w:id="128" w:name="_Toc242203693"/>
+      <w:bookmarkStart w:id="129" w:name="_Toc242203760"/>
+      <w:commentRangeStart w:id="130"/>
       <w:r>
         <w:t>Bilan des résultats</w:t>
       </w:r>
-      <w:commentRangeEnd w:id="129"/>
-      <w:r>
-        <w:commentReference w:id="129"/>
-      </w:r>
-      <w:bookmarkEnd w:id="127"/>
+      <w:commentRangeEnd w:id="130"/>
+      <w:r>
+        <w:commentReference w:id="130"/>
+      </w:r>
       <w:bookmarkEnd w:id="128"/>
+      <w:bookmarkEnd w:id="129"/>
     </w:p>
     <w:p>
       <w:pPr>
         <w:jc w:val="both"/>
       </w:pPr>
       <w:r>
-        <w:t>Au plan scientifique et technologique, ce travail démontre que l'hybridation des données est la clé de voûte de la résilience urbaine sahélienne. En associant les observations spatiales de Sent</w:t>
-      </w:r>
-      <w:r>
-        <w:t>inel-2 (NDWI), les prévisions horaires fines d'Open-Meteo, les flux télémétriques IoT et la vigilance active des citoyens, MBEUND MI dépasse le simple cadre d'un tableau de bord pour constituer un système d'aide à la décision. L'association d'un classifieu</w:t>
-      </w:r>
-      <w:r>
-        <w:t>r Random Forest calibré et d'un réseau récurrent LSTM pose les bases d'une anticipation locale ; leurs performances mesurées au chapitre 4 montrent toutefois qu'elles restent à consolider avec des données réelles.</w:t>
+        <w:t>Au plan scientifique et technologique, ce travail démontre que l'hybrid</w:t>
+      </w:r>
+      <w:r>
+        <w:t>ation des données est la clé de voûte de la résilience urbaine sahélienne. En associant les observations spatiales de Sentinel-2 (NDWI), les prévisions horaires fines d'Open-Meteo, les flux télémétriques IoT et la vigilance active des citoyens, MBEUND MI d</w:t>
+      </w:r>
+      <w:r>
+        <w:t>épasse le simple cadre d'un tableau de bord pour constituer un système d'aide à la décision. L'association d'un classifieur Random Forest calibré et d'un réseau récurrent LSTM pose les bases d'une anticipation locale ; leurs performances mesurées au chapit</w:t>
+      </w:r>
+      <w:r>
+        <w:t>re 4 montrent toutefois qu'elles restent à consolider avec des données réelles.</w:t>
       </w:r>
     </w:p>
     <w:p>
@@ -27791,16 +28549,13 @@
         <w:jc w:val="both"/>
       </w:pPr>
       <w:r>
-        <w:t>Au plan social et opérationnel, la platefo</w:t>
-      </w:r>
-      <w:r>
-        <w:t>rme s'est attachée à respecter les réalités vécues sur le terrain. L'enquête menée le 15 mai 2026 à Thiaroye a guidé la conception d'outils résolument humains : un algorithme de navigation d'urgence par plus court chemin sécurisé (Dijkstra pondéré) qui gui</w:t>
-      </w:r>
-      <w:r>
-        <w:t>de les familles vers les refuges en évitant les artères submergées ; un assistant conversationnel IA (NDAM) accessible en français ; et un canal de diffusion par SMS destiné à atteindre les habitants sans smartphone, dont l'activation en production reste à</w:t>
-      </w:r>
-      <w:r>
-        <w:t xml:space="preserve"> finaliser.</w:t>
+        <w:t>Au plan social et opérationnel, la plateforme s'est attachée à respecter les réalités vécues sur le terrain. L'enquête menée le 15 mai 2026 à Thiaroye a guidé la conception d'o</w:t>
+      </w:r>
+      <w:r>
+        <w:t>utils résolument humains : un algorithme de navigation d'urgence par plus court chemin sécurisé (Dijkstra pondéré) qui guide les familles vers les refuges en évitant les artères submergées ; un assistant conversationnel IA (NDAM) accessible en français ; e</w:t>
+      </w:r>
+      <w:r>
+        <w:t>t un canal de diffusion par SMS destiné à atteindre les habitants sans smartphone, dont l'activation en production reste à finaliser.</w:t>
       </w:r>
     </w:p>
     <w:p>
@@ -27816,7 +28571,7 @@
         <w:pStyle w:val="Lgende"/>
         <w:keepNext/>
       </w:pPr>
-      <w:bookmarkStart w:id="130" w:name="_Toc242202438"/>
+      <w:bookmarkStart w:id="131" w:name="_Toc242203596"/>
       <w:r>
         <w:rPr>
           <w:b/>
@@ -27852,7 +28607,7 @@
           <w:bCs/>
           <w:noProof/>
         </w:rPr>
-        <w:t>19</w:t>
+        <w:t>20</w:t>
       </w:r>
       <w:r>
         <w:rPr>
@@ -27869,9 +28624,12 @@
         <w:t xml:space="preserve"> : </w:t>
       </w:r>
       <w:r>
-        <w:t>Bilan des objectifs spécifiques</w:t>
-      </w:r>
-      <w:bookmarkEnd w:id="130"/>
+        <w:t>B</w:t>
+      </w:r>
+      <w:r>
+        <w:t>ilan des objectifs spécifiques</w:t>
+      </w:r>
+      <w:bookmarkEnd w:id="131"/>
     </w:p>
     <w:tbl>
       <w:tblPr>
@@ -28202,7 +28960,7 @@
                 <w:sz w:val="19"/>
                 <w:szCs w:val="19"/>
               </w:rPr>
-              <w:t>Modèles entraînés et évalués ; performances limitées sur les niveaux rares et LSTM sans gain sur la référence naïve</w:t>
+              <w:t>Modèles entraînés et évalués ; classifieur limité sur les niveaux rares ; LSTM meilleur que les références sur un niveau d'eau reconstitué</w:t>
             </w:r>
           </w:p>
         </w:tc>
@@ -28243,14 +29001,7 @@
                 <w:sz w:val="19"/>
                 <w:szCs w:val="19"/>
               </w:rPr>
-              <w:t>OS3 : mettre en p</w:t>
-            </w:r>
-            <w:r>
-              <w:rPr>
-                <w:sz w:val="19"/>
-                <w:szCs w:val="19"/>
-              </w:rPr>
-              <w:t>lace une alerte multicanal et un canal de signalement accessible sans smartphone</w:t>
+              <w:t>OS3 : mettre en place une alerte multicanal et un canal de signalement accessible sans smartphone</w:t>
             </w:r>
           </w:p>
         </w:tc>
@@ -28280,7 +29031,14 @@
                 <w:sz w:val="19"/>
                 <w:szCs w:val="19"/>
               </w:rPr>
-              <w:t>Partiellement atteint</w:t>
+              <w:t>Partiellement atte</w:t>
+            </w:r>
+            <w:r>
+              <w:rPr>
+                <w:sz w:val="19"/>
+                <w:szCs w:val="19"/>
+              </w:rPr>
+              <w:t>int</w:t>
             </w:r>
           </w:p>
         </w:tc>
@@ -28351,14 +29109,7 @@
                 <w:sz w:val="19"/>
                 <w:szCs w:val="19"/>
               </w:rPr>
-              <w:t>OS4 : offrir aux autorités un tableau de bord, des outils de gestion de crise et des</w:t>
-            </w:r>
-            <w:r>
-              <w:rPr>
-                <w:sz w:val="19"/>
-                <w:szCs w:val="19"/>
-              </w:rPr>
-              <w:t xml:space="preserve"> itinéraires d'évacuation</w:t>
+              <w:t>OS4 : offrir aux autorités un tableau de bord, des outils de gestion de crise et des itinéraires d'évacuation</w:t>
             </w:r>
           </w:p>
         </w:tc>
@@ -28418,7 +29169,14 @@
                 <w:sz w:val="19"/>
                 <w:szCs w:val="19"/>
               </w:rPr>
-              <w:t>Fonctions réalisées et testées ; évaluation auprès des autorités à faire</w:t>
+              <w:t xml:space="preserve">Fonctions réalisées et testées ; évaluation auprès des autorités </w:t>
+            </w:r>
+            <w:r>
+              <w:rPr>
+                <w:sz w:val="19"/>
+                <w:szCs w:val="19"/>
+              </w:rPr>
+              <w:t>à faire</w:t>
             </w:r>
           </w:p>
         </w:tc>
@@ -28445,13 +29203,13 @@
       <w:pPr>
         <w:pStyle w:val="Titre2"/>
       </w:pPr>
-      <w:bookmarkStart w:id="131" w:name="_Toc242202536"/>
-      <w:bookmarkStart w:id="132" w:name="_Toc242202603"/>
+      <w:bookmarkStart w:id="132" w:name="_Toc242203694"/>
+      <w:bookmarkStart w:id="133" w:name="_Toc242203761"/>
       <w:r>
         <w:t>Apports du projet pour le groupe</w:t>
       </w:r>
-      <w:bookmarkEnd w:id="131"/>
       <w:bookmarkEnd w:id="132"/>
+      <w:bookmarkEnd w:id="133"/>
     </w:p>
     <w:p>
       <w:pPr>
@@ -28471,18 +29229,18 @@
       <w:pPr>
         <w:pStyle w:val="Titre2"/>
       </w:pPr>
-      <w:bookmarkStart w:id="133" w:name="_Toc242202537"/>
-      <w:bookmarkStart w:id="134" w:name="_Toc242202604"/>
-      <w:commentRangeStart w:id="135"/>
+      <w:bookmarkStart w:id="134" w:name="_Toc242203695"/>
+      <w:bookmarkStart w:id="135" w:name="_Toc242203762"/>
+      <w:commentRangeStart w:id="136"/>
       <w:r>
         <w:t>Perspectives d'amélioration</w:t>
       </w:r>
-      <w:commentRangeEnd w:id="135"/>
-      <w:r>
-        <w:commentReference w:id="135"/>
-      </w:r>
-      <w:bookmarkEnd w:id="133"/>
+      <w:commentRangeEnd w:id="136"/>
+      <w:r>
+        <w:commentReference w:id="136"/>
+      </w:r>
       <w:bookmarkEnd w:id="134"/>
+      <w:bookmarkEnd w:id="135"/>
     </w:p>
     <w:p>
       <w:pPr>
@@ -28516,7 +29274,11 @@
         <w:t>1. Inst</w:t>
       </w:r>
       <w:r>
-        <w:t>itutionnalisation d'une cellule de veille municipale : Nous recommandons à la Mairie de Thiaroye-sur-Mer d'intégrer formellement la console MBEUND MI au sein du comité de gestion des inondations, avec deux agents formés à la modération des signalements dur</w:t>
+        <w:t xml:space="preserve">itutionnalisation d'une cellule de veille municipale : Nous recommandons à la Mairie de Thiaroye-sur-Mer d'intégrer formellement la console MBEUND MI au sein du comité de </w:t>
+      </w:r>
+      <w:r>
+        <w:lastRenderedPageBreak/>
+        <w:t>gestion des inondations, avec deux agents formés à la modération des signalements dur</w:t>
       </w:r>
       <w:r>
         <w:t>ant l'hivernage.</w:t>
@@ -28527,7 +29289,6 @@
         <w:jc w:val="both"/>
       </w:pPr>
       <w:r>
-        <w:lastRenderedPageBreak/>
         <w:t>2. Protocole de curage préventif couplé aux prévisions : Les alertes jaunes à 7 jours délivrées par le modèle doivent servir de déclencheur automatique pour les opérations de curage ciblé des caniveaux par l'ONAS et les comités de quartier</w:t>
       </w:r>
       <w:r>
@@ -28645,7 +29406,10 @@
         <w:t>traitement dédié des tâches planifiées</w:t>
       </w:r>
       <w:r>
-        <w:t xml:space="preserve"> et l'écoute permanente des capteurs sur l'hébergement ;</w:t>
+        <w:t xml:space="preserve"> et l'écout</w:t>
+      </w:r>
+      <w:r>
+        <w:t>e permanente des capteurs sur l'hébergement ;</w:t>
       </w:r>
     </w:p>
     <w:p>
@@ -28681,6 +29445,7 @@
         <w:jc w:val="both"/>
       </w:pPr>
       <w:r>
+        <w:lastRenderedPageBreak/>
         <w:t xml:space="preserve">ajouter des </w:t>
       </w:r>
       <w:r>
@@ -28691,10 +29456,10 @@
         <w:t>tests de bout en bout</w:t>
       </w:r>
       <w:r>
-        <w:t xml:space="preserve"> automatisés et augmenter la couver</w:t>
-      </w:r>
-      <w:r>
-        <w:t>ture de tests des modules météo, de rejeu historique et de l'interface ;</w:t>
+        <w:t xml:space="preserve"> automatisés et augmenter la couverture de tes</w:t>
+      </w:r>
+      <w:r>
+        <w:t>ts des modules météo, de rejeu historique et de l'interface ;</w:t>
       </w:r>
     </w:p>
     <w:p>
@@ -28707,7 +29472,6 @@
         <w:jc w:val="both"/>
       </w:pPr>
       <w:r>
-        <w:lastRenderedPageBreak/>
         <w:t>activer l'</w:t>
       </w:r>
       <w:r>
@@ -28726,21 +29490,18 @@
         <w:pStyle w:val="Titre1"/>
         <w:pageBreakBefore/>
       </w:pPr>
-      <w:bookmarkStart w:id="136" w:name="_Toc242202538"/>
-      <w:bookmarkStart w:id="137" w:name="_Toc242202605"/>
+      <w:bookmarkStart w:id="137" w:name="_Toc242203696"/>
+      <w:bookmarkStart w:id="138" w:name="_Toc242203763"/>
       <w:r>
         <w:lastRenderedPageBreak/>
         <w:t>Bibliographie et webographie</w:t>
       </w:r>
-      <w:bookmarkEnd w:id="136"/>
       <w:bookmarkEnd w:id="137"/>
+      <w:bookmarkEnd w:id="138"/>
     </w:p>
     <w:p>
       <w:r>
-        <w:t>Références au format APA (7e édition).</w:t>
-      </w:r>
-      <w:r>
-        <w:t xml:space="preserve"> </w:t>
+        <w:t xml:space="preserve">Références au format APA (7e édition). </w:t>
       </w:r>
       <w:r>
         <w:rPr>
@@ -28748,7 +29509,15 @@
           <w:iCs/>
           <w:highlight w:val="yellow"/>
         </w:rPr>
-        <w:t>[Les dates de consultation indiquées sont à confirmer par chaque auteur avant dépôt]</w:t>
+        <w:t>[Les dates</w:t>
+      </w:r>
+      <w:r>
+        <w:rPr>
+          <w:i/>
+          <w:iCs/>
+          <w:highlight w:val="yellow"/>
+        </w:rPr>
+        <w:t xml:space="preserve"> de consultation indiquées sont à confirmer par chaque auteur avant dépôt]</w:t>
       </w:r>
     </w:p>
     <w:p>
@@ -28757,10 +29526,10 @@
         <w:ind w:left="567" w:hanging="567"/>
       </w:pPr>
       <w:r>
-        <w:t>ANSD (2024). Cinquième Recensement général de la population et de l'habitat (RGPH-5), 2023 : rapport des résultats. Dakar : Agence Nationale de la Statistique et de la Dé</w:t>
-      </w:r>
-      <w:r>
-        <w:t>mographie. https://www.ansd.sn (consulté le 15 septembre 2026).</w:t>
+        <w:t xml:space="preserve">ANSD (2024). Cinquième Recensement général de la population et de l'habitat (RGPH-5), 2023 : rapport des résultats. Dakar : Agence Nationale de la Statistique et de la Démographie. </w:t>
+      </w:r>
+      <w:r>
+        <w:t>https://www.ansd.sn (consulté le 15 septembre 2026).</w:t>
       </w:r>
     </w:p>
     <w:p>
@@ -28778,10 +29547,7 @@
         <w:t>Observatoire de la téléphonie mobile : situation du marché des communications électroniques, premier trimestre 2024</w:t>
       </w:r>
       <w:r>
-        <w:t>. Dakar : Autorité de Régulation des Télécommunications et des P</w:t>
-      </w:r>
-      <w:r>
-        <w:t xml:space="preserve">ostes. </w:t>
+        <w:t xml:space="preserve">. Dakar : Autorité de Régulation des Télécommunications et des Postes. </w:t>
       </w:r>
       <w:r>
         <w:rPr>
@@ -28789,7 +29555,15 @@
           <w:iCs/>
           <w:highlight w:val="yellow"/>
         </w:rPr>
-        <w:t>[À compléter : adresse du rapport et date de consultation]</w:t>
+        <w:t>[À c</w:t>
+      </w:r>
+      <w:r>
+        <w:rPr>
+          <w:i/>
+          <w:iCs/>
+          <w:highlight w:val="yellow"/>
+        </w:rPr>
+        <w:t>ompléter : adresse du rapport et date de consultation]</w:t>
       </w:r>
     </w:p>
     <w:p>
@@ -28857,10 +29631,7 @@
         <w:ind w:left="567" w:hanging="567"/>
       </w:pPr>
       <w:r>
-        <w:t xml:space="preserve">FANFAR. Système de prévision et d'alerte des crues pour l'Afrique de l'Ouest. https://fanfar.eu </w:t>
-      </w:r>
-      <w:r>
-        <w:t>(consulté le 22 septembre 2026).</w:t>
+        <w:t>FANFAR. Système de prévision et d'alerte des crues pour l'Afrique de l'Ouest. https://fanfar.eu (consulté le 22 septembre 2026).</w:t>
       </w:r>
     </w:p>
     <w:p>
@@ -28879,7 +29650,10 @@
         <w:t>Changement climatique 2021 : les bases scientifiques physiques. Résumé à l'intention des décideurs</w:t>
       </w:r>
       <w:r>
-        <w:t>. Contribution du Groupe de travail I au sixième rapport d'évaluation. Genève : GIEC.</w:t>
+        <w:t>. Contribution d</w:t>
+      </w:r>
+      <w:r>
+        <w:t>u Groupe de travail I au sixième rapport d'évaluation. Genève : GIEC.</w:t>
       </w:r>
     </w:p>
     <w:p>
@@ -28888,10 +29662,7 @@
         <w:ind w:left="567" w:hanging="567"/>
       </w:pPr>
       <w:r>
-        <w:t>Goodchild, M. F. (2007). C</w:t>
-      </w:r>
-      <w:r>
-        <w:t xml:space="preserve">itizens as sensors: the world of volunteered geography. </w:t>
+        <w:t xml:space="preserve">Goodchild, M. F. (2007). Citizens as sensors: the world of volunteered geography. </w:t>
       </w:r>
       <w:r>
         <w:rPr>
@@ -28910,7 +29681,10 @@
         <w:ind w:left="567" w:hanging="567"/>
       </w:pPr>
       <w:r>
-        <w:t>Google Research. Flood Hub. https://sites.research.google/floods (consulté le 25 septembre 2026).</w:t>
+        <w:t>Google Research. Flood Hub. https://sites.research.google/floods (consulté l</w:t>
+      </w:r>
+      <w:r>
+        <w:t>e 25 septembre 2026).</w:t>
       </w:r>
     </w:p>
     <w:p>
@@ -28919,10 +29693,7 @@
         <w:ind w:left="567" w:hanging="567"/>
       </w:pPr>
       <w:r>
-        <w:t>Gorelick, N., Hancher, M., Dixon, M., Ilyushchenko, S., Thau, D., &amp; Moore,</w:t>
-      </w:r>
-      <w:r>
-        <w:t xml:space="preserve"> R. (2017). Google Earth Engine: Planetary-scale geospatial analysis for everyone. </w:t>
+        <w:t xml:space="preserve">Gorelick, N., Hancher, M., Dixon, M., Ilyushchenko, S., Thau, D., &amp; Moore, R. (2017). Google Earth Engine: Planetary-scale geospatial analysis for everyone. </w:t>
       </w:r>
       <w:r>
         <w:rPr>
@@ -28941,10 +29712,10 @@
         <w:ind w:left="567" w:hanging="567"/>
       </w:pPr>
       <w:r>
-        <w:t>Gouvernement du Sénégal, Banque mondiale, Système des Nations Unies, Commission européenne (2010). Rapport d'évaluation des besoin</w:t>
-      </w:r>
-      <w:r>
-        <w:t>s post-catastrophe (PDNA) : inondations urbaines à Dakar 2009. Banque Mondiale et Ministère de l'Économie et des Finances, Dakar, 2010.</w:t>
+        <w:t>Gouvernement du Sénégal, Banque mo</w:t>
+      </w:r>
+      <w:r>
+        <w:t>ndiale, Système des Nations Unies, Commission européenne (2010). Rapport d'évaluation des besoins post-catastrophe (PDNA) : inondations urbaines à Dakar 2009. Banque Mondiale et Ministère de l'Économie et des Finances, Dakar, 2010.</w:t>
       </w:r>
     </w:p>
     <w:p>
@@ -28953,7 +29724,10 @@
         <w:ind w:left="567" w:hanging="567"/>
       </w:pPr>
       <w:r>
-        <w:t xml:space="preserve">Hochreiter, S., &amp; Schmidhuber, J. (1997). Long Short-Term Memory. </w:t>
+        <w:t>Hochreiter, S., &amp; Schmid</w:t>
+      </w:r>
+      <w:r>
+        <w:t xml:space="preserve">huber, J. (1997). Long Short-Term Memory. </w:t>
       </w:r>
       <w:r>
         <w:rPr>
@@ -28973,17 +29747,21 @@
       </w:pPr>
       <w:r>
         <w:lastRenderedPageBreak/>
-        <w:t>Kratzert, F., Klo</w:t>
-      </w:r>
-      <w:r>
-        <w:t xml:space="preserve">tz, D., Brenner, C., Schulz, K., &amp; Herrnegger, M. (2018). Rainfall-runoff modelling using Long Short-Term Memory (LSTM) networks. </w:t>
+        <w:t xml:space="preserve">Kratzert, F., Klotz, D., Brenner, C., Schulz, K., &amp; Herrnegger, M. (2018). Rainfall-runoff modelling using Long Short-Term Memory (LSTM) networks. </w:t>
       </w:r>
       <w:r>
         <w:rPr>
           <w:i/>
           <w:iCs/>
         </w:rPr>
-        <w:t>Hydrology and Earth System Sciences</w:t>
+        <w:t>Hydrology and Earth System Sci</w:t>
+      </w:r>
+      <w:r>
+        <w:rPr>
+          <w:i/>
+          <w:iCs/>
+        </w:rPr>
+        <w:t>ences</w:t>
       </w:r>
       <w:r>
         <w:t>, 22(11), 6005-6022.</w:t>
@@ -28995,10 +29773,7 @@
         <w:ind w:left="567" w:hanging="567"/>
       </w:pPr>
       <w:r>
-        <w:t>Longley, P. A., Goodchild, M. F., Maguire, D. J., &amp; Rhind, D. W. (2005</w:t>
-      </w:r>
-      <w:r>
-        <w:t xml:space="preserve">). </w:t>
+        <w:t xml:space="preserve">Longley, P. A., Goodchild, M. F., Maguire, D. J., &amp; Rhind, D. W. (2005). </w:t>
       </w:r>
       <w:r>
         <w:rPr>
@@ -29017,7 +29792,10 @@
         <w:ind w:left="567" w:hanging="567"/>
       </w:pPr>
       <w:r>
-        <w:t xml:space="preserve">McFeeters, S. K. (1996). The use of the Normalized Difference Water Index (NDWI) in the delineation of open water features. </w:t>
+        <w:t>McFeeters, S. K. (1996). The use of the Normalized Difference Water Inde</w:t>
+      </w:r>
+      <w:r>
+        <w:t xml:space="preserve">x (NDWI) in the delineation of open water features. </w:t>
       </w:r>
       <w:r>
         <w:rPr>
@@ -29027,10 +29805,7 @@
         <w:t>International Journal of Remote Sensing</w:t>
       </w:r>
       <w:r>
-        <w:t>, 17(</w:t>
-      </w:r>
-      <w:r>
-        <w:t>7), 1425-1432.</w:t>
+        <w:t>, 17(7), 1425-1432.</w:t>
       </w:r>
     </w:p>
     <w:p>
@@ -29065,7 +29840,14 @@
           <w:i/>
           <w:iCs/>
         </w:rPr>
-        <w:t>Multi-hazard Early Warning Systems: A Checklist</w:t>
+        <w:t>Mu</w:t>
+      </w:r>
+      <w:r>
+        <w:rPr>
+          <w:i/>
+          <w:iCs/>
+        </w:rPr>
+        <w:t>lti-hazard Early Warning Systems: A Checklist</w:t>
       </w:r>
       <w:r>
         <w:t>. Genève : Organisation météorologique mondiale.</w:t>
@@ -29077,10 +29859,7 @@
         <w:ind w:left="567" w:hanging="567"/>
       </w:pPr>
       <w:r>
-        <w:t>OM</w:t>
-      </w:r>
-      <w:r>
-        <w:t xml:space="preserve">M (2022). </w:t>
+        <w:t xml:space="preserve">OMM (2022). </w:t>
       </w:r>
       <w:r>
         <w:rPr>
@@ -29099,10 +29878,10 @@
         <w:ind w:left="567" w:hanging="567"/>
       </w:pPr>
       <w:r>
-        <w:t>Open-Meteo (2026). Historical Weather API. https://open-meteo.com/en/docs/historical-weather-api (données météorologiques extraites le 4 octob</w:t>
-      </w:r>
-      <w:r>
-        <w:t>re 2026).</w:t>
+        <w:t>Open-Meteo (2026). Historical Weather API. htt</w:t>
+      </w:r>
+      <w:r>
+        <w:t>ps://open-meteo.com/en/docs/historical-weather-api (données météorologiques extraites le 4 octobre 2026).</w:t>
       </w:r>
     </w:p>
     <w:p>
@@ -29121,7 +29900,10 @@
         <w:t>Carte de Thiaroye-sur-Mer et service de géocodage Nominatim</w:t>
       </w:r>
       <w:r>
-        <w:t>. https://www.openstreetmap.org (consulté le 2 octobre 2026).</w:t>
+        <w:t>. https://www.openstreetmap.org (consulté le 2 octobre</w:t>
+      </w:r>
+      <w:r>
+        <w:t xml:space="preserve"> 2026).</w:t>
       </w:r>
     </w:p>
     <w:p>
@@ -29130,10 +29912,7 @@
         <w:ind w:left="567" w:hanging="567"/>
       </w:pPr>
       <w:r>
-        <w:t>Ramani Huria. Community mapping for flood resilience in Dar es Salaam. https://ramanihur</w:t>
-      </w:r>
-      <w:r>
-        <w:t>ia.org (consulté le 25 septembre 2026).</w:t>
+        <w:t>Ramani Huria. Community mapping for flood resilience in Dar es Salaam. https://ramanihuria.org (consulté le 25 septembre 2026).</w:t>
       </w:r>
     </w:p>
     <w:p>
@@ -29142,7 +29921,10 @@
         <w:ind w:left="567" w:hanging="567"/>
       </w:pPr>
       <w:r>
-        <w:t xml:space="preserve">Rambaldi, G., Kwaku Kyem, P. A., McCall, M., &amp; Weiner, D. (2006). Participatory spatial information management and communication in developing countries. </w:t>
+        <w:t>Rambaldi, G., Kwaku Kyem, P. A., McCall, M., &amp; Weiner, D. (2006). Participatory spatial information management and commu</w:t>
+      </w:r>
+      <w:r>
+        <w:t xml:space="preserve">nication in developing countries. </w:t>
       </w:r>
       <w:r>
         <w:rPr>
@@ -29161,7 +29943,10 @@
         <w:ind w:left="567" w:hanging="567"/>
       </w:pPr>
       <w:r>
-        <w:t>République du Sénégal (2013). Loi n° 2013-10 du 28 décembre 2013 portant Code général des collectivités locales. Journal officiel de la République du Sénégal n° 6775.</w:t>
+        <w:t>République du Sénégal (2013). Loi n° 2013-10 du 28 décembre 2013 portant Code général des collectivités locales. Journal officiel de la Républi</w:t>
+      </w:r>
+      <w:r>
+        <w:t>que du Sénégal n° 6775.</w:t>
       </w:r>
     </w:p>
     <w:p>
@@ -29170,10 +29955,7 @@
         <w:ind w:left="567" w:hanging="567"/>
       </w:pPr>
       <w:r>
-        <w:t xml:space="preserve">Saaty, T. </w:t>
-      </w:r>
-      <w:r>
-        <w:t xml:space="preserve">L. (1980). </w:t>
+        <w:t xml:space="preserve">Saaty, T. L. (1980). </w:t>
       </w:r>
       <w:r>
         <w:rPr>
@@ -29192,7 +29974,10 @@
         <w:ind w:left="567" w:hanging="567"/>
       </w:pPr>
       <w:r>
-        <w:t xml:space="preserve">Tehrany, M. S., Pradhan, B., &amp; Jebur, M. N. (2014). Flood susceptibility mapping using a novel ensemble weights-of-evidence and support vector machine models in GIS. </w:t>
+        <w:t>Tehrany, M. S., Pradhan, B., &amp; Jebur, M. N. (2014). Flood susceptibility mapping using a novel ensemble weights-of-evidence and support vector machine mode</w:t>
+      </w:r>
+      <w:r>
+        <w:t xml:space="preserve">ls in GIS. </w:t>
       </w:r>
       <w:r>
         <w:rPr>
@@ -29202,10 +29987,7 @@
         <w:t>Journal of Hydrology</w:t>
       </w:r>
       <w:r>
-        <w:t>, 5</w:t>
-      </w:r>
-      <w:r>
-        <w:t>12, 332-343.</w:t>
+        <w:t>, 512, 332-343.</w:t>
       </w:r>
     </w:p>
     <w:p>
@@ -29240,13 +30022,17 @@
           <w:i/>
           <w:iCs/>
         </w:rPr>
-        <w:t>Cadre de Sendai pour la réduction des risques de catastrophe 2015-2030</w:t>
-      </w:r>
-      <w:r>
-        <w:t>. Genève</w:t>
-      </w:r>
-      <w:r>
-        <w:t xml:space="preserve"> : Nations Unies.</w:t>
+        <w:t>Cadre de Sendai pour la réduction des risque</w:t>
+      </w:r>
+      <w:r>
+        <w:rPr>
+          <w:i/>
+          <w:iCs/>
+        </w:rPr>
+        <w:t>s de catastrophe 2015-2030</w:t>
+      </w:r>
+      <w:r>
+        <w:t>. Genève : Nations Unies.</w:t>
       </w:r>
     </w:p>
     <w:p>
@@ -29264,10 +30050,10 @@
         <w:ind w:left="567" w:hanging="567"/>
       </w:pPr>
       <w:r>
-        <w:t>Xu, H. (2006). Modification of normalised difference water index (NDWI) to enhance open water features in</w:t>
-      </w:r>
-      <w:r>
-        <w:t xml:space="preserve"> remotely sensed imagery. </w:t>
+        <w:t>Xu, H. (2006). Modification of normalised difference water index (NDWI)</w:t>
+      </w:r>
+      <w:r>
+        <w:t xml:space="preserve"> to enhance open water features in remotely sensed imagery. </w:t>
       </w:r>
       <w:r>
         <w:rPr>
@@ -29285,14 +30071,14 @@
         <w:pStyle w:val="Titre1"/>
         <w:pageBreakBefore/>
       </w:pPr>
-      <w:bookmarkStart w:id="138" w:name="_Toc242202539"/>
-      <w:bookmarkStart w:id="139" w:name="_Toc242202606"/>
+      <w:bookmarkStart w:id="139" w:name="_Toc242203697"/>
+      <w:bookmarkStart w:id="140" w:name="_Toc242203764"/>
       <w:r>
         <w:lastRenderedPageBreak/>
         <w:t>Annexes</w:t>
       </w:r>
-      <w:bookmarkEnd w:id="138"/>
       <w:bookmarkEnd w:id="139"/>
+      <w:bookmarkEnd w:id="140"/>
     </w:p>
     <w:p>
       <w:pPr>
@@ -29309,13 +30095,13 @@
       <w:pPr>
         <w:pStyle w:val="Titre2"/>
       </w:pPr>
-      <w:bookmarkStart w:id="140" w:name="_Toc242202540"/>
-      <w:bookmarkStart w:id="141" w:name="_Toc242202607"/>
+      <w:bookmarkStart w:id="141" w:name="_Toc242203698"/>
+      <w:bookmarkStart w:id="142" w:name="_Toc242203765"/>
       <w:r>
         <w:t>Annexe 1 : Coordonnées GPS des points d'enquête du 15 mai 2026 à Thiaroye-sur-Mer</w:t>
       </w:r>
-      <w:bookmarkEnd w:id="140"/>
       <w:bookmarkEnd w:id="141"/>
+      <w:bookmarkEnd w:id="142"/>
     </w:p>
     <w:tbl>
       <w:tblPr>
@@ -29555,15 +30341,7 @@
                 <w:sz w:val="18"/>
                 <w:szCs w:val="18"/>
               </w:rPr>
-              <w:t xml:space="preserve">M. Mor Gueye (Quartier Ibra </w:t>
-            </w:r>
-            <w:r>
-              <w:rPr>
-                <w:color w:val="2C3E50"/>
-                <w:sz w:val="18"/>
-                <w:szCs w:val="18"/>
-              </w:rPr>
-              <w:t>Ndoye, boulangerie)</w:t>
+              <w:t>M. Mor Gueye (Quartier Ibra Ndoye, boulangerie)</w:t>
             </w:r>
           </w:p>
         </w:tc>
@@ -29999,28 +30777,25 @@
       <w:pPr>
         <w:pStyle w:val="Titre2"/>
       </w:pPr>
-      <w:bookmarkStart w:id="142" w:name="_Toc242202541"/>
-      <w:bookmarkStart w:id="143" w:name="_Toc242202608"/>
-      <w:commentRangeStart w:id="144"/>
+      <w:bookmarkStart w:id="143" w:name="_Toc242203699"/>
+      <w:bookmarkStart w:id="144" w:name="_Toc242203766"/>
+      <w:commentRangeStart w:id="145"/>
       <w:r>
         <w:t>Annexe 2 : Dictionnaire de données de la base spatiale relationnelle (PostGIS / EPSG:4326)</w:t>
       </w:r>
-      <w:commentRangeEnd w:id="144"/>
-      <w:r>
-        <w:commentReference w:id="144"/>
-      </w:r>
-      <w:bookmarkEnd w:id="142"/>
+      <w:commentRangeEnd w:id="145"/>
+      <w:r>
+        <w:commentReference w:id="145"/>
+      </w:r>
       <w:bookmarkEnd w:id="143"/>
+      <w:bookmarkEnd w:id="144"/>
     </w:p>
     <w:p>
       <w:pPr>
         <w:jc w:val="both"/>
       </w:pPr>
       <w:r>
-        <w:t>Toutes les entités géographiques sont projetées dans le système géodésique mondial WGS 84 (SRID 4326). Les index spatiaux GiST garantissent des requêtes topologiq</w:t>
-      </w:r>
-      <w:r>
-        <w:t>ues à haute performance sous PostgreSQL 16 :</w:t>
+        <w:t>Toutes les entités géographiques sont projetées dans le système géodésique mondial WGS 84 (SRID 4326). Les index spatiaux GiST garantissent des requêtes topologiques à haute performance sous PostgreSQL 16 :</w:t>
       </w:r>
     </w:p>
     <w:p>
@@ -30033,7 +30808,15 @@
           <w:iCs/>
           <w:highlight w:val="yellow"/>
         </w:rPr>
-        <w:t>[À COMPLÉTER PAR MAME DIARRA (tâche R28) : enrichir la colonne « Description et rôle » des champs dont la description n'a pas pu être reprise de la version précédente]</w:t>
+        <w:t>[À COMPLÉTER PAR MAME DIARRA (tâche R28) : enrich</w:t>
+      </w:r>
+      <w:r>
+        <w:rPr>
+          <w:i/>
+          <w:iCs/>
+          <w:highlight w:val="yellow"/>
+        </w:rPr>
+        <w:t>ir la colonne « Description et rôle » des champs dont la description n'a pas pu être reprise de la version précédente]</w:t>
       </w:r>
     </w:p>
     <w:p>
@@ -30185,7 +30968,16 @@
                 <w:sz w:val="19"/>
                 <w:szCs w:val="19"/>
               </w:rPr>
-              <w:t>Description et rôle</w:t>
+              <w:t>Descriptio</w:t>
+            </w:r>
+            <w:r>
+              <w:rPr>
+                <w:b/>
+                <w:bCs/>
+                <w:sz w:val="19"/>
+                <w:szCs w:val="19"/>
+              </w:rPr>
+              <w:t>n et rôle</w:t>
             </w:r>
           </w:p>
         </w:tc>
@@ -39076,18 +39868,18 @@
       <w:pPr>
         <w:pStyle w:val="Titre2"/>
       </w:pPr>
-      <w:bookmarkStart w:id="145" w:name="_Toc242202542"/>
-      <w:bookmarkStart w:id="146" w:name="_Toc242202609"/>
-      <w:commentRangeStart w:id="147"/>
+      <w:bookmarkStart w:id="146" w:name="_Toc242203700"/>
+      <w:bookmarkStart w:id="147" w:name="_Toc242203767"/>
+      <w:commentRangeStart w:id="148"/>
       <w:r>
         <w:t>Annexe 3 : Catalogue des points d'accès majeurs de l'API RESTful</w:t>
       </w:r>
-      <w:commentRangeEnd w:id="147"/>
-      <w:r>
-        <w:commentReference w:id="147"/>
-      </w:r>
-      <w:bookmarkEnd w:id="145"/>
+      <w:commentRangeEnd w:id="148"/>
+      <w:r>
+        <w:commentReference w:id="148"/>
+      </w:r>
       <w:bookmarkEnd w:id="146"/>
+      <w:bookmarkEnd w:id="147"/>
     </w:p>
     <w:p>
       <w:pPr>
@@ -41153,14 +41945,7 @@
                 <w:sz w:val="19"/>
                 <w:szCs w:val="19"/>
               </w:rPr>
-              <w:t>/api/</w:t>
-            </w:r>
-            <w:r>
-              <w:rPr>
-                <w:sz w:val="19"/>
-                <w:szCs w:val="19"/>
-              </w:rPr>
-              <w:t>docs/</w:t>
+              <w:t>/api/docs/</w:t>
             </w:r>
           </w:p>
         </w:tc>
@@ -41297,18 +42082,18 @@
       <w:pPr>
         <w:pStyle w:val="Titre2"/>
       </w:pPr>
-      <w:bookmarkStart w:id="148" w:name="_Toc242202543"/>
-      <w:bookmarkStart w:id="149" w:name="_Toc242202610"/>
-      <w:commentRangeStart w:id="150"/>
+      <w:bookmarkStart w:id="149" w:name="_Toc242203701"/>
+      <w:bookmarkStart w:id="150" w:name="_Toc242203768"/>
+      <w:commentRangeStart w:id="151"/>
       <w:r>
         <w:t>Annexe 4 : Extraits algorithmiques majeurs du code source</w:t>
       </w:r>
-      <w:commentRangeEnd w:id="150"/>
-      <w:r>
-        <w:commentReference w:id="150"/>
-      </w:r>
-      <w:bookmarkEnd w:id="148"/>
+      <w:commentRangeEnd w:id="151"/>
+      <w:r>
+        <w:commentReference w:id="151"/>
+      </w:r>
       <w:bookmarkEnd w:id="149"/>
+      <w:bookmarkEnd w:id="150"/>
     </w:p>
     <w:p>
       <w:pPr>
@@ -41327,7 +42112,14 @@
           <w:b/>
           <w:bCs/>
         </w:rPr>
-        <w:t>Extrait 1 : Coût des tronçons et plus court chemin pondéré par le risque (backend/api/services/routing_service.py)</w:t>
+        <w:t>Extrait 1 : Coût des tronçons et plus court chemin pon</w:t>
+      </w:r>
+      <w:r>
+        <w:rPr>
+          <w:b/>
+          <w:bCs/>
+        </w:rPr>
+        <w:t>déré par le risque (backend/api/services/routing_service.py)</w:t>
       </w:r>
     </w:p>
     <w:tbl>
@@ -41512,7 +42304,16 @@
                 <w:sz w:val="17"/>
                 <w:szCs w:val="17"/>
               </w:rPr>
-              <w:t xml:space="preserve">    distances, paths = nx.single_source_dijkstra(graph, start_node, weight='weight')</w:t>
+              <w:t xml:space="preserve">    distances, paths = nx.single_source_dijkstra(grap</w:t>
+            </w:r>
+            <w:r>
+              <w:rPr>
+                <w:rFonts w:ascii="Consolas" w:eastAsia="Consolas" w:hAnsi="Consolas" w:cs="Consolas"/>
+                <w:color w:val="212F3D"/>
+                <w:sz w:val="17"/>
+                <w:szCs w:val="17"/>
+              </w:rPr>
+              <w:t>h, start_node, weight='weight')</w:t>
             </w:r>
           </w:p>
         </w:tc>
@@ -41722,14 +42523,14 @@
           <w:b/>
           <w:bCs/>
         </w:rPr>
-        <w:t>Extrait 3 : Seuil d'activation du modèle dans la tâche planifiée (backend/alertes/t</w:t>
+        <w:t xml:space="preserve">Extrait 3 : Seuil </w:t>
       </w:r>
       <w:r>
         <w:rPr>
           <w:b/>
           <w:bCs/>
         </w:rPr>
-        <w:t>asks.py)</w:t>
+        <w:t>d'activation du modèle dans la tâche planifiée (backend/alertes/tasks.py)</w:t>
       </w:r>
     </w:p>
     <w:tbl>
@@ -41843,7 +42644,7 @@
                 <w:sz w:val="17"/>
                 <w:szCs w:val="17"/>
               </w:rPr>
-              <w:t xml:space="preserve">                # Hors du domaine d'entraînement (épisodes sous 15 mm), la zone reste au vert</w:t>
+              <w:t xml:space="preserve">                    prevision_jour = PrevisionMeteo.objects.filter(</w:t>
             </w:r>
           </w:p>
           <w:p>
@@ -41857,7 +42658,7 @@
                 <w:sz w:val="17"/>
                 <w:szCs w:val="17"/>
               </w:rPr>
-              <w:t xml:space="preserve">                if pluie_24h &lt; PLUIE_MIN_MODELE_MM:</w:t>
+              <w:t xml:space="preserve">                        date_prevision__date=timezone.now().date(),</w:t>
             </w:r>
           </w:p>
           <w:p>
@@ -41871,7 +42672,7 @@
                 <w:sz w:val="17"/>
                 <w:szCs w:val="17"/>
               </w:rPr>
-              <w:t xml:space="preserve">                    if zone.niveau_risque != 'vert' or float(zone.score_risque_moyen) != 0:</w:t>
+              <w:t xml:space="preserve">                        source='open-meteo'</w:t>
             </w:r>
           </w:p>
           <w:p>
@@ -41885,8 +42686,13 @@
                 <w:sz w:val="17"/>
                 <w:szCs w:val="17"/>
               </w:rPr>
-              <w:t xml:space="preserve">                  </w:t>
-            </w:r>
+              <w:t xml:space="preserve">                    ).first()</w:t>
+            </w:r>
+          </w:p>
+          <w:p>
+            <w:pPr>
+              <w:spacing w:before="10" w:after="10" w:line="240" w:lineRule="auto"/>
+            </w:pPr>
             <w:r>
               <w:rPr>
                 <w:rFonts w:ascii="Consolas" w:eastAsia="Consolas" w:hAnsi="Consolas" w:cs="Consolas"/>
@@ -41894,7 +42700,7 @@
                 <w:sz w:val="17"/>
                 <w:szCs w:val="17"/>
               </w:rPr>
-              <w:t xml:space="preserve">      zone.niveau_risque = 'vert'</w:t>
+              <w:t xml:space="preserve">                    if prevision_jour and float(prevision_jour.precipitation_mm) &gt; 0:</w:t>
             </w:r>
           </w:p>
           <w:p>
@@ -41908,7 +42714,7 @@
                 <w:sz w:val="17"/>
                 <w:szCs w:val="17"/>
               </w:rPr>
-              <w:t xml:space="preserve">                        zone.score_risque_moyen = 0</w:t>
+              <w:t xml:space="preserve">                        pluie_24h = float(prevision_jour.precipitation_mm)</w:t>
             </w:r>
           </w:p>
           <w:p>
@@ -41922,13 +42728,8 @@
                 <w:sz w:val="17"/>
                 <w:szCs w:val="17"/>
               </w:rPr>
-              <w:t xml:space="preserve">                        zone.save()</w:t>
-            </w:r>
-          </w:p>
-          <w:p>
-            <w:pPr>
-              <w:spacing w:before="10" w:after="10" w:line="240" w:lineRule="auto"/>
-            </w:pPr>
+              <w:t xml:space="preserve">                        logger.info(f"[RF Task] Zone {zone.quartier}: repli sur Open-Meteo ({pl</w:t>
+            </w:r>
             <w:r>
               <w:rPr>
                 <w:rFonts w:ascii="Consolas" w:eastAsia="Consolas" w:hAnsi="Consolas" w:cs="Consolas"/>
@@ -41936,7 +42737,7 @@
                 <w:sz w:val="17"/>
                 <w:szCs w:val="17"/>
               </w:rPr>
-              <w:t xml:space="preserve">                    zones_updatées += 1</w:t>
+              <w:t>uie_24h:.1f}mm)")</w:t>
             </w:r>
           </w:p>
         </w:tc>
@@ -41951,26 +42752,23 @@
       <w:pPr>
         <w:pStyle w:val="Titre2"/>
       </w:pPr>
-      <w:bookmarkStart w:id="151" w:name="_Toc242202544"/>
-      <w:bookmarkStart w:id="152" w:name="_Toc242202611"/>
+      <w:bookmarkStart w:id="152" w:name="_Toc242203702"/>
+      <w:bookmarkStart w:id="153" w:name="_Toc242203769"/>
       <w:r>
         <w:t>Annexe 5 : Mesures détaillées du modèle de classification du risque</w:t>
       </w:r>
-      <w:bookmarkEnd w:id="151"/>
       <w:bookmarkEnd w:id="152"/>
+      <w:bookmarkEnd w:id="153"/>
     </w:p>
     <w:p>
       <w:pPr>
         <w:jc w:val="both"/>
       </w:pPr>
       <w:r>
-        <w:t>Protocole : apprentissag</w:t>
-      </w:r>
-      <w:r>
-        <w:t>e 2010-2021, test 2022-2024 ; variables d'entrée : pluie_mm, pluie_cumul_24h, pluie_cumul_72h ; cible : classe de risque du jour J+1 (cumul 72 h) ; seuils sur le cumul de 72 h : 20, 45, 75 mm ; 300 arbres, au moins 5 exemples par feuille ; calibration : si</w:t>
-      </w:r>
-      <w:r>
-        <w:t>gmoid + TimeSeriesSplit(3). F1 macro en validation croisée temporelle : 0,476.</w:t>
+        <w:t>Protocole : apprentissage 2010-2021, test 2022-2024 ; variables d'entrée : pluie_mm, pluie_cumul_24h, pluie_cumul_72h ; cible : classe de risque du jour J+1 (cumul 72 h</w:t>
+      </w:r>
+      <w:r>
+        <w:t>) ; seuils sur le cumul de 72 h : 20, 45, 75 mm ; 300 arbres, au moins 5 exemples par feuille ; calibration : sigmoid + TimeSeriesSplit(3). F1 macro en validation croisée temporelle : 0,476.</w:t>
       </w:r>
     </w:p>
     <w:p>
@@ -41978,7 +42776,10 @@
         <w:jc w:val="both"/>
       </w:pPr>
       <w:r>
-        <w:t>Effectifs d'apprentissage : 4203 verts, 141 jaunes, 26 oranges, 12 rouges. Effectifs de test : 1032 verts, 51 jaunes, 10 oranges, 3 rouges.</w:t>
+        <w:t>Effectifs d'apprentissage : 4203 verts, 141 jaunes, 26 oranges, 1</w:t>
+      </w:r>
+      <w:r>
+        <w:t>2 rouges. Effectifs de test : 1032 verts, 51 jaunes, 10 oranges, 3 rouges.</w:t>
       </w:r>
     </w:p>
     <w:p>
@@ -44296,7 +45097,7 @@
     <w:sdt>
       <w:sdtPr>
         <w:alias w:val="Table des matières détaillée"/>
-        <w:id w:val="1430399645"/>
+        <w:id w:val="-1820641141"/>
       </w:sdtPr>
       <w:sdtEndPr>
         <w:rPr>
@@ -44334,7 +45135,7 @@
           <w:r>
             <w:fldChar w:fldCharType="separate"/>
           </w:r>
-          <w:hyperlink w:anchor="_Toc242202545" w:history="1">
+          <w:hyperlink w:anchor="_Toc242203703" w:history="1">
             <w:r>
               <w:rPr>
                 <w:rStyle w:val="Lienhypertexte"/>
@@ -44358,7 +45159,7 @@
               <w:rPr>
                 <w:noProof/>
               </w:rPr>
-              <w:instrText xml:space="preserve"> PAGEREF _Toc242202545 \h </w:instrText>
+              <w:instrText xml:space="preserve"> PAGEREF _Toc242203703 \h </w:instrText>
             </w:r>
             <w:r>
               <w:rPr>
@@ -44399,7 +45200,7 @@
               <w:szCs w:val="22"/>
             </w:rPr>
           </w:pPr>
-          <w:hyperlink w:anchor="_Toc242202546" w:history="1">
+          <w:hyperlink w:anchor="_Toc242203704" w:history="1">
             <w:r>
               <w:rPr>
                 <w:rStyle w:val="Lienhypertexte"/>
@@ -44423,7 +45224,7 @@
               <w:rPr>
                 <w:noProof/>
               </w:rPr>
-              <w:instrText xml:space="preserve"> PAGEREF _Toc242202546 \h </w:instrText>
+              <w:instrText xml:space="preserve"> PAGEREF _Toc242203704 \h </w:instrText>
             </w:r>
             <w:r>
               <w:rPr>
@@ -44464,7 +45265,7 @@
               <w:szCs w:val="22"/>
             </w:rPr>
           </w:pPr>
-          <w:hyperlink w:anchor="_Toc242202547" w:history="1">
+          <w:hyperlink w:anchor="_Toc242203705" w:history="1">
             <w:r>
               <w:rPr>
                 <w:rStyle w:val="Lienhypertexte"/>
@@ -44488,7 +45289,7 @@
               <w:rPr>
                 <w:noProof/>
               </w:rPr>
-              <w:instrText xml:space="preserve"> PAGEREF _Toc242202547 \h </w:instrText>
+              <w:instrText xml:space="preserve"> PAGEREF _Toc242203705 \h </w:instrText>
             </w:r>
             <w:r>
               <w:rPr>
@@ -44529,7 +45330,7 @@
               <w:szCs w:val="22"/>
             </w:rPr>
           </w:pPr>
-          <w:hyperlink w:anchor="_Toc242202548" w:history="1">
+          <w:hyperlink w:anchor="_Toc242203706" w:history="1">
             <w:r>
               <w:rPr>
                 <w:rStyle w:val="Lienhypertexte"/>
@@ -44553,7 +45354,7 @@
               <w:rPr>
                 <w:noProof/>
               </w:rPr>
-              <w:instrText xml:space="preserve"> PAGEREF _Toc242202548 \h </w:instrText>
+              <w:instrText xml:space="preserve"> PAGEREF _Toc242203706 \h </w:instrText>
             </w:r>
             <w:r>
               <w:rPr>
@@ -44594,7 +45395,7 @@
               <w:szCs w:val="22"/>
             </w:rPr>
           </w:pPr>
-          <w:hyperlink w:anchor="_Toc242202549" w:history="1">
+          <w:hyperlink w:anchor="_Toc242203707" w:history="1">
             <w:r>
               <w:rPr>
                 <w:rStyle w:val="Lienhypertexte"/>
@@ -44618,7 +45419,7 @@
               <w:rPr>
                 <w:noProof/>
               </w:rPr>
-              <w:instrText xml:space="preserve"> PAGEREF _Toc242202549 \h </w:instrText>
+              <w:instrText xml:space="preserve"> PAGEREF _Toc242203707 \h </w:instrText>
             </w:r>
             <w:r>
               <w:rPr>
@@ -44659,7 +45460,7 @@
               <w:szCs w:val="22"/>
             </w:rPr>
           </w:pPr>
-          <w:hyperlink w:anchor="_Toc242202550" w:history="1">
+          <w:hyperlink w:anchor="_Toc242203708" w:history="1">
             <w:r>
               <w:rPr>
                 <w:rStyle w:val="Lienhypertexte"/>
@@ -44683,7 +45484,7 @@
               <w:rPr>
                 <w:noProof/>
               </w:rPr>
-              <w:instrText xml:space="preserve"> PAGEREF _Toc242202550 \h </w:instrText>
+              <w:instrText xml:space="preserve"> PAGEREF _Toc242203708 \h </w:instrText>
             </w:r>
             <w:r>
               <w:rPr>
@@ -44724,7 +45525,7 @@
               <w:szCs w:val="22"/>
             </w:rPr>
           </w:pPr>
-          <w:hyperlink w:anchor="_Toc242202551" w:history="1">
+          <w:hyperlink w:anchor="_Toc242203709" w:history="1">
             <w:r>
               <w:rPr>
                 <w:rStyle w:val="Lienhypertexte"/>
@@ -44748,7 +45549,7 @@
               <w:rPr>
                 <w:noProof/>
               </w:rPr>
-              <w:instrText xml:space="preserve"> PAGEREF _Toc242202551 \h </w:instrText>
+              <w:instrText xml:space="preserve"> PAGEREF _Toc242203709 \h </w:instrText>
             </w:r>
             <w:r>
               <w:rPr>
@@ -44789,7 +45590,7 @@
               <w:szCs w:val="22"/>
             </w:rPr>
           </w:pPr>
-          <w:hyperlink w:anchor="_Toc242202552" w:history="1">
+          <w:hyperlink w:anchor="_Toc242203710" w:history="1">
             <w:r>
               <w:rPr>
                 <w:rStyle w:val="Lienhypertexte"/>
@@ -44813,7 +45614,7 @@
               <w:rPr>
                 <w:noProof/>
               </w:rPr>
-              <w:instrText xml:space="preserve"> PAGEREF _Toc242202552 \h </w:instrText>
+              <w:instrText xml:space="preserve"> PAGEREF _Toc242203710 \h </w:instrText>
             </w:r>
             <w:r>
               <w:rPr>
@@ -44856,7 +45657,7 @@
               <w:szCs w:val="22"/>
             </w:rPr>
           </w:pPr>
-          <w:hyperlink w:anchor="_Toc242202553" w:history="1">
+          <w:hyperlink w:anchor="_Toc242203711" w:history="1">
             <w:r>
               <w:rPr>
                 <w:rStyle w:val="Lienhypertexte"/>
@@ -44880,7 +45681,7 @@
               <w:rPr>
                 <w:noProof/>
               </w:rPr>
-              <w:instrText xml:space="preserve"> PAGEREF _Toc242202553 \h </w:instrText>
+              <w:instrText xml:space="preserve"> PAGEREF _Toc242203711 \h </w:instrText>
             </w:r>
             <w:r>
               <w:rPr>
@@ -44921,7 +45722,7 @@
               <w:szCs w:val="22"/>
             </w:rPr>
           </w:pPr>
-          <w:hyperlink w:anchor="_Toc242202554" w:history="1">
+          <w:hyperlink w:anchor="_Toc242203712" w:history="1">
             <w:r>
               <w:rPr>
                 <w:rStyle w:val="Lienhypertexte"/>
@@ -44945,7 +45746,7 @@
               <w:rPr>
                 <w:noProof/>
               </w:rPr>
-              <w:instrText xml:space="preserve"> PAGEREF _Toc242202554 \h </w:instrText>
+              <w:instrText xml:space="preserve"> PAGEREF _Toc242203712 \h </w:instrText>
             </w:r>
             <w:r>
               <w:rPr>
@@ -44986,7 +45787,7 @@
               <w:szCs w:val="22"/>
             </w:rPr>
           </w:pPr>
-          <w:hyperlink w:anchor="_Toc242202555" w:history="1">
+          <w:hyperlink w:anchor="_Toc242203713" w:history="1">
             <w:r>
               <w:rPr>
                 <w:rStyle w:val="Lienhypertexte"/>
@@ -45010,7 +45811,7 @@
               <w:rPr>
                 <w:noProof/>
               </w:rPr>
-              <w:instrText xml:space="preserve"> PAGEREF _Toc242202555 \h </w:instrText>
+              <w:instrText xml:space="preserve"> PAGEREF _Toc242203713 \h </w:instrText>
             </w:r>
             <w:r>
               <w:rPr>
@@ -45051,7 +45852,7 @@
               <w:szCs w:val="22"/>
             </w:rPr>
           </w:pPr>
-          <w:hyperlink w:anchor="_Toc242202556" w:history="1">
+          <w:hyperlink w:anchor="_Toc242203714" w:history="1">
             <w:r>
               <w:rPr>
                 <w:rStyle w:val="Lienhypertexte"/>
@@ -45075,7 +45876,7 @@
               <w:rPr>
                 <w:noProof/>
               </w:rPr>
-              <w:instrText xml:space="preserve"> PAGEREF _Toc242202556 \h </w:instrText>
+              <w:instrText xml:space="preserve"> PAGEREF _Toc242203714 \h </w:instrText>
             </w:r>
             <w:r>
               <w:rPr>
@@ -45116,7 +45917,7 @@
               <w:szCs w:val="22"/>
             </w:rPr>
           </w:pPr>
-          <w:hyperlink w:anchor="_Toc242202557" w:history="1">
+          <w:hyperlink w:anchor="_Toc242203715" w:history="1">
             <w:r>
               <w:rPr>
                 <w:rStyle w:val="Lienhypertexte"/>
@@ -45140,7 +45941,7 @@
               <w:rPr>
                 <w:noProof/>
               </w:rPr>
-              <w:instrText xml:space="preserve"> PAGEREF _Toc242202557 \h </w:instrText>
+              <w:instrText xml:space="preserve"> PAGEREF _Toc242203715 \h </w:instrText>
             </w:r>
             <w:r>
               <w:rPr>
@@ -45181,7 +45982,7 @@
               <w:szCs w:val="22"/>
             </w:rPr>
           </w:pPr>
-          <w:hyperlink w:anchor="_Toc242202558" w:history="1">
+          <w:hyperlink w:anchor="_Toc242203716" w:history="1">
             <w:r>
               <w:rPr>
                 <w:rStyle w:val="Lienhypertexte"/>
@@ -45205,7 +46006,7 @@
               <w:rPr>
                 <w:noProof/>
               </w:rPr>
-              <w:instrText xml:space="preserve"> PAGEREF _Toc242202558 \h </w:instrText>
+              <w:instrText xml:space="preserve"> PAGEREF _Toc242203716 \h </w:instrText>
             </w:r>
             <w:r>
               <w:rPr>
@@ -45246,7 +46047,7 @@
               <w:szCs w:val="22"/>
             </w:rPr>
           </w:pPr>
-          <w:hyperlink w:anchor="_Toc242202559" w:history="1">
+          <w:hyperlink w:anchor="_Toc242203717" w:history="1">
             <w:r>
               <w:rPr>
                 <w:rStyle w:val="Lienhypertexte"/>
@@ -45270,7 +46071,7 @@
               <w:rPr>
                 <w:noProof/>
               </w:rPr>
-              <w:instrText xml:space="preserve"> PAGEREF _Toc242202559 \h </w:instrText>
+              <w:instrText xml:space="preserve"> PAGEREF _Toc242203717 \h </w:instrText>
             </w:r>
             <w:r>
               <w:rPr>
@@ -45311,7 +46112,7 @@
               <w:szCs w:val="22"/>
             </w:rPr>
           </w:pPr>
-          <w:hyperlink w:anchor="_Toc242202560" w:history="1">
+          <w:hyperlink w:anchor="_Toc242203718" w:history="1">
             <w:r>
               <w:rPr>
                 <w:rStyle w:val="Lienhypertexte"/>
@@ -45335,7 +46136,7 @@
               <w:rPr>
                 <w:noProof/>
               </w:rPr>
-              <w:instrText xml:space="preserve"> PAGEREF _Toc242202560 \h </w:instrText>
+              <w:instrText xml:space="preserve"> PAGEREF _Toc242203718 \h </w:instrText>
             </w:r>
             <w:r>
               <w:rPr>
@@ -45378,7 +46179,7 @@
               <w:szCs w:val="22"/>
             </w:rPr>
           </w:pPr>
-          <w:hyperlink w:anchor="_Toc242202561" w:history="1">
+          <w:hyperlink w:anchor="_Toc242203719" w:history="1">
             <w:r>
               <w:rPr>
                 <w:rStyle w:val="Lienhypertexte"/>
@@ -45402,7 +46203,7 @@
               <w:rPr>
                 <w:noProof/>
               </w:rPr>
-              <w:instrText xml:space="preserve"> PAGEREF _Toc242202561 \h </w:instrText>
+              <w:instrText xml:space="preserve"> PAGEREF _Toc242203719 \h </w:instrText>
             </w:r>
             <w:r>
               <w:rPr>
@@ -45443,7 +46244,7 @@
               <w:szCs w:val="22"/>
             </w:rPr>
           </w:pPr>
-          <w:hyperlink w:anchor="_Toc242202562" w:history="1">
+          <w:hyperlink w:anchor="_Toc242203720" w:history="1">
             <w:r>
               <w:rPr>
                 <w:rStyle w:val="Lienhypertexte"/>
@@ -45467,7 +46268,7 @@
               <w:rPr>
                 <w:noProof/>
               </w:rPr>
-              <w:instrText xml:space="preserve"> PAGEREF _Toc242202562 \h </w:instrText>
+              <w:instrText xml:space="preserve"> PAGEREF _Toc242203720 \h </w:instrText>
             </w:r>
             <w:r>
               <w:rPr>
@@ -45508,7 +46309,7 @@
               <w:szCs w:val="22"/>
             </w:rPr>
           </w:pPr>
-          <w:hyperlink w:anchor="_Toc242202563" w:history="1">
+          <w:hyperlink w:anchor="_Toc242203721" w:history="1">
             <w:r>
               <w:rPr>
                 <w:rStyle w:val="Lienhypertexte"/>
@@ -45532,7 +46333,7 @@
               <w:rPr>
                 <w:noProof/>
               </w:rPr>
-              <w:instrText xml:space="preserve"> PAGEREF _Toc242202563 \h </w:instrText>
+              <w:instrText xml:space="preserve"> PAGEREF _Toc242203721 \h </w:instrText>
             </w:r>
             <w:r>
               <w:rPr>
@@ -45573,7 +46374,7 @@
               <w:szCs w:val="22"/>
             </w:rPr>
           </w:pPr>
-          <w:hyperlink w:anchor="_Toc242202564" w:history="1">
+          <w:hyperlink w:anchor="_Toc242203722" w:history="1">
             <w:r>
               <w:rPr>
                 <w:rStyle w:val="Lienhypertexte"/>
@@ -45597,7 +46398,7 @@
               <w:rPr>
                 <w:noProof/>
               </w:rPr>
-              <w:instrText xml:space="preserve"> PAGEREF _Toc242202564 \h </w:instrText>
+              <w:instrText xml:space="preserve"> PAGEREF _Toc242203722 \h </w:instrText>
             </w:r>
             <w:r>
               <w:rPr>
@@ -45638,7 +46439,7 @@
               <w:szCs w:val="22"/>
             </w:rPr>
           </w:pPr>
-          <w:hyperlink w:anchor="_Toc242202565" w:history="1">
+          <w:hyperlink w:anchor="_Toc242203723" w:history="1">
             <w:r>
               <w:rPr>
                 <w:rStyle w:val="Lienhypertexte"/>
@@ -45662,7 +46463,7 @@
               <w:rPr>
                 <w:noProof/>
               </w:rPr>
-              <w:instrText xml:space="preserve"> PAGEREF _Toc242202565 \h </w:instrText>
+              <w:instrText xml:space="preserve"> PAGEREF _Toc242203723 \h </w:instrText>
             </w:r>
             <w:r>
               <w:rPr>
@@ -45703,7 +46504,7 @@
               <w:szCs w:val="22"/>
             </w:rPr>
           </w:pPr>
-          <w:hyperlink w:anchor="_Toc242202566" w:history="1">
+          <w:hyperlink w:anchor="_Toc242203724" w:history="1">
             <w:r>
               <w:rPr>
                 <w:rStyle w:val="Lienhypertexte"/>
@@ -45727,7 +46528,7 @@
               <w:rPr>
                 <w:noProof/>
               </w:rPr>
-              <w:instrText xml:space="preserve"> PAGEREF _Toc242202566 \h </w:instrText>
+              <w:instrText xml:space="preserve"> PAGEREF _Toc242203724 \h </w:instrText>
             </w:r>
             <w:r>
               <w:rPr>
@@ -45768,7 +46569,7 @@
               <w:szCs w:val="22"/>
             </w:rPr>
           </w:pPr>
-          <w:hyperlink w:anchor="_Toc242202567" w:history="1">
+          <w:hyperlink w:anchor="_Toc242203725" w:history="1">
             <w:r>
               <w:rPr>
                 <w:rStyle w:val="Lienhypertexte"/>
@@ -45792,7 +46593,7 @@
               <w:rPr>
                 <w:noProof/>
               </w:rPr>
-              <w:instrText xml:space="preserve"> PAGEREF _Toc242202567 \h </w:instrText>
+              <w:instrText xml:space="preserve"> PAGEREF _Toc242203725 \h </w:instrText>
             </w:r>
             <w:r>
               <w:rPr>
@@ -45833,7 +46634,7 @@
               <w:szCs w:val="22"/>
             </w:rPr>
           </w:pPr>
-          <w:hyperlink w:anchor="_Toc242202568" w:history="1">
+          <w:hyperlink w:anchor="_Toc242203726" w:history="1">
             <w:r>
               <w:rPr>
                 <w:rStyle w:val="Lienhypertexte"/>
@@ -45857,7 +46658,7 @@
               <w:rPr>
                 <w:noProof/>
               </w:rPr>
-              <w:instrText xml:space="preserve"> PAGEREF _Toc242202568 \h </w:instrText>
+              <w:instrText xml:space="preserve"> PAGEREF _Toc242203726 \h </w:instrText>
             </w:r>
             <w:r>
               <w:rPr>
@@ -45898,7 +46699,7 @@
               <w:szCs w:val="22"/>
             </w:rPr>
           </w:pPr>
-          <w:hyperlink w:anchor="_Toc242202569" w:history="1">
+          <w:hyperlink w:anchor="_Toc242203727" w:history="1">
             <w:r>
               <w:rPr>
                 <w:rStyle w:val="Lienhypertexte"/>
@@ -45922,7 +46723,7 @@
               <w:rPr>
                 <w:noProof/>
               </w:rPr>
-              <w:instrText xml:space="preserve"> PAGEREF _Toc242202569 \h </w:instrText>
+              <w:instrText xml:space="preserve"> PAGEREF _Toc242203727 \h </w:instrText>
             </w:r>
             <w:r>
               <w:rPr>
@@ -45963,7 +46764,7 @@
               <w:szCs w:val="22"/>
             </w:rPr>
           </w:pPr>
-          <w:hyperlink w:anchor="_Toc242202570" w:history="1">
+          <w:hyperlink w:anchor="_Toc242203728" w:history="1">
             <w:r>
               <w:rPr>
                 <w:rStyle w:val="Lienhypertexte"/>
@@ -45987,7 +46788,7 @@
               <w:rPr>
                 <w:noProof/>
               </w:rPr>
-              <w:instrText xml:space="preserve"> PAGEREF _Toc242202570 \h </w:instrText>
+              <w:instrText xml:space="preserve"> PAGEREF _Toc242203728 \h </w:instrText>
             </w:r>
             <w:r>
               <w:rPr>
@@ -46028,7 +46829,7 @@
               <w:szCs w:val="22"/>
             </w:rPr>
           </w:pPr>
-          <w:hyperlink w:anchor="_Toc242202571" w:history="1">
+          <w:hyperlink w:anchor="_Toc242203729" w:history="1">
             <w:r>
               <w:rPr>
                 <w:rStyle w:val="Lienhypertexte"/>
@@ -46052,7 +46853,7 @@
               <w:rPr>
                 <w:noProof/>
               </w:rPr>
-              <w:instrText xml:space="preserve"> PAGEREF _Toc242202571 \h </w:instrText>
+              <w:instrText xml:space="preserve"> PAGEREF _Toc242203729 \h </w:instrText>
             </w:r>
             <w:r>
               <w:rPr>
@@ -46093,7 +46894,7 @@
               <w:szCs w:val="22"/>
             </w:rPr>
           </w:pPr>
-          <w:hyperlink w:anchor="_Toc242202572" w:history="1">
+          <w:hyperlink w:anchor="_Toc242203730" w:history="1">
             <w:r>
               <w:rPr>
                 <w:rStyle w:val="Lienhypertexte"/>
@@ -46117,7 +46918,7 @@
               <w:rPr>
                 <w:noProof/>
               </w:rPr>
-              <w:instrText xml:space="preserve"> PAGEREF _Toc242202572 \h </w:instrText>
+              <w:instrText xml:space="preserve"> PAGEREF _Toc242203730 \h </w:instrText>
             </w:r>
             <w:r>
               <w:rPr>
@@ -46160,7 +46961,7 @@
               <w:szCs w:val="22"/>
             </w:rPr>
           </w:pPr>
-          <w:hyperlink w:anchor="_Toc242202573" w:history="1">
+          <w:hyperlink w:anchor="_Toc242203731" w:history="1">
             <w:r>
               <w:rPr>
                 <w:rStyle w:val="Lienhypertexte"/>
@@ -46184,7 +46985,7 @@
               <w:rPr>
                 <w:noProof/>
               </w:rPr>
-              <w:instrText xml:space="preserve"> PAGEREF _Toc242202573 \h </w:instrText>
+              <w:instrText xml:space="preserve"> PAGEREF _Toc242203731 \h </w:instrText>
             </w:r>
             <w:r>
               <w:rPr>
@@ -46225,7 +47026,7 @@
               <w:szCs w:val="22"/>
             </w:rPr>
           </w:pPr>
-          <w:hyperlink w:anchor="_Toc242202574" w:history="1">
+          <w:hyperlink w:anchor="_Toc242203732" w:history="1">
             <w:r>
               <w:rPr>
                 <w:rStyle w:val="Lienhypertexte"/>
@@ -46249,7 +47050,7 @@
               <w:rPr>
                 <w:noProof/>
               </w:rPr>
-              <w:instrText xml:space="preserve"> PAGEREF _Toc242202574 \h </w:instrText>
+              <w:instrText xml:space="preserve"> PAGEREF _Toc242203732 \h </w:instrText>
             </w:r>
             <w:r>
               <w:rPr>
@@ -46290,7 +47091,7 @@
               <w:szCs w:val="22"/>
             </w:rPr>
           </w:pPr>
-          <w:hyperlink w:anchor="_Toc242202575" w:history="1">
+          <w:hyperlink w:anchor="_Toc242203733" w:history="1">
             <w:r>
               <w:rPr>
                 <w:rStyle w:val="Lienhypertexte"/>
@@ -46314,7 +47115,7 @@
               <w:rPr>
                 <w:noProof/>
               </w:rPr>
-              <w:instrText xml:space="preserve"> PAGEREF _Toc242202575 \h </w:instrText>
+              <w:instrText xml:space="preserve"> PAGEREF _Toc242203733 \h </w:instrText>
             </w:r>
             <w:r>
               <w:rPr>
@@ -46355,7 +47156,7 @@
               <w:szCs w:val="22"/>
             </w:rPr>
           </w:pPr>
-          <w:hyperlink w:anchor="_Toc242202576" w:history="1">
+          <w:hyperlink w:anchor="_Toc242203734" w:history="1">
             <w:r>
               <w:rPr>
                 <w:rStyle w:val="Lienhypertexte"/>
@@ -46379,7 +47180,7 @@
               <w:rPr>
                 <w:noProof/>
               </w:rPr>
-              <w:instrText xml:space="preserve"> PAGEREF _Toc242202576 \h </w:instrText>
+              <w:instrText xml:space="preserve"> PAGEREF _Toc242203734 \h </w:instrText>
             </w:r>
             <w:r>
               <w:rPr>
@@ -46420,7 +47221,7 @@
               <w:szCs w:val="22"/>
             </w:rPr>
           </w:pPr>
-          <w:hyperlink w:anchor="_Toc242202577" w:history="1">
+          <w:hyperlink w:anchor="_Toc242203735" w:history="1">
             <w:r>
               <w:rPr>
                 <w:rStyle w:val="Lienhypertexte"/>
@@ -46444,7 +47245,7 @@
               <w:rPr>
                 <w:noProof/>
               </w:rPr>
-              <w:instrText xml:space="preserve"> PAGEREF _Toc242202577 \h </w:instrText>
+              <w:instrText xml:space="preserve"> PAGEREF _Toc242203735 \h </w:instrText>
             </w:r>
             <w:r>
               <w:rPr>
@@ -46485,7 +47286,7 @@
               <w:szCs w:val="22"/>
             </w:rPr>
           </w:pPr>
-          <w:hyperlink w:anchor="_Toc242202578" w:history="1">
+          <w:hyperlink w:anchor="_Toc242203736" w:history="1">
             <w:r>
               <w:rPr>
                 <w:rStyle w:val="Lienhypertexte"/>
@@ -46509,7 +47310,7 @@
               <w:rPr>
                 <w:noProof/>
               </w:rPr>
-              <w:instrText xml:space="preserve"> PAGEREF _Toc242202578 \h </w:instrText>
+              <w:instrText xml:space="preserve"> PAGEREF _Toc242203736 \h </w:instrText>
             </w:r>
             <w:r>
               <w:rPr>
@@ -46550,7 +47351,7 @@
               <w:szCs w:val="22"/>
             </w:rPr>
           </w:pPr>
-          <w:hyperlink w:anchor="_Toc242202579" w:history="1">
+          <w:hyperlink w:anchor="_Toc242203737" w:history="1">
             <w:r>
               <w:rPr>
                 <w:rStyle w:val="Lienhypertexte"/>
@@ -46574,7 +47375,7 @@
               <w:rPr>
                 <w:noProof/>
               </w:rPr>
-              <w:instrText xml:space="preserve"> PAGEREF _Toc242202579 \h </w:instrText>
+              <w:instrText xml:space="preserve"> PAGEREF _Toc242203737 \h </w:instrText>
             </w:r>
             <w:r>
               <w:rPr>
@@ -46615,7 +47416,7 @@
               <w:szCs w:val="22"/>
             </w:rPr>
           </w:pPr>
-          <w:hyperlink w:anchor="_Toc242202580" w:history="1">
+          <w:hyperlink w:anchor="_Toc242203738" w:history="1">
             <w:r>
               <w:rPr>
                 <w:rStyle w:val="Lienhypertexte"/>
@@ -46639,7 +47440,7 @@
               <w:rPr>
                 <w:noProof/>
               </w:rPr>
-              <w:instrText xml:space="preserve"> PAGEREF _Toc242202580 \h </w:instrText>
+              <w:instrText xml:space="preserve"> PAGEREF _Toc242203738 \h </w:instrText>
             </w:r>
             <w:r>
               <w:rPr>
@@ -46682,7 +47483,7 @@
               <w:szCs w:val="22"/>
             </w:rPr>
           </w:pPr>
-          <w:hyperlink w:anchor="_Toc242202581" w:history="1">
+          <w:hyperlink w:anchor="_Toc242203739" w:history="1">
             <w:r>
               <w:rPr>
                 <w:rStyle w:val="Lienhypertexte"/>
@@ -46706,7 +47507,7 @@
               <w:rPr>
                 <w:noProof/>
               </w:rPr>
-              <w:instrText xml:space="preserve"> PAGEREF _Toc242202581 \h </w:instrText>
+              <w:instrText xml:space="preserve"> PAGEREF _Toc242203739 \h </w:instrText>
             </w:r>
             <w:r>
               <w:rPr>
@@ -46747,7 +47548,7 @@
               <w:szCs w:val="22"/>
             </w:rPr>
           </w:pPr>
-          <w:hyperlink w:anchor="_Toc242202582" w:history="1">
+          <w:hyperlink w:anchor="_Toc242203740" w:history="1">
             <w:r>
               <w:rPr>
                 <w:rStyle w:val="Lienhypertexte"/>
@@ -46771,7 +47572,7 @@
               <w:rPr>
                 <w:noProof/>
               </w:rPr>
-              <w:instrText xml:space="preserve"> PAGEREF _Toc242202582 \h </w:instrText>
+              <w:instrText xml:space="preserve"> PAGEREF _Toc242203740 \h </w:instrText>
             </w:r>
             <w:r>
               <w:rPr>
@@ -46812,7 +47613,7 @@
               <w:szCs w:val="22"/>
             </w:rPr>
           </w:pPr>
-          <w:hyperlink w:anchor="_Toc242202583" w:history="1">
+          <w:hyperlink w:anchor="_Toc242203741" w:history="1">
             <w:r>
               <w:rPr>
                 <w:rStyle w:val="Lienhypertexte"/>
@@ -46836,7 +47637,7 @@
               <w:rPr>
                 <w:noProof/>
               </w:rPr>
-              <w:instrText xml:space="preserve"> PAGEREF _Toc242202583 \h </w:instrText>
+              <w:instrText xml:space="preserve"> PAGEREF _Toc242203741 \h </w:instrText>
             </w:r>
             <w:r>
               <w:rPr>
@@ -46877,7 +47678,7 @@
               <w:szCs w:val="22"/>
             </w:rPr>
           </w:pPr>
-          <w:hyperlink w:anchor="_Toc242202584" w:history="1">
+          <w:hyperlink w:anchor="_Toc242203742" w:history="1">
             <w:r>
               <w:rPr>
                 <w:rStyle w:val="Lienhypertexte"/>
@@ -46901,7 +47702,7 @@
               <w:rPr>
                 <w:noProof/>
               </w:rPr>
-              <w:instrText xml:space="preserve"> PAGEREF _Toc242202584 \h </w:instrText>
+              <w:instrText xml:space="preserve"> PAGEREF _Toc242203742 \h </w:instrText>
             </w:r>
             <w:r>
               <w:rPr>
@@ -46942,7 +47743,7 @@
               <w:szCs w:val="22"/>
             </w:rPr>
           </w:pPr>
-          <w:hyperlink w:anchor="_Toc242202585" w:history="1">
+          <w:hyperlink w:anchor="_Toc242203743" w:history="1">
             <w:r>
               <w:rPr>
                 <w:rStyle w:val="Lienhypertexte"/>
@@ -46966,7 +47767,7 @@
               <w:rPr>
                 <w:noProof/>
               </w:rPr>
-              <w:instrText xml:space="preserve"> PAGEREF _Toc242202585 \h </w:instrText>
+              <w:instrText xml:space="preserve"> PAGEREF _Toc242203743 \h </w:instrText>
             </w:r>
             <w:r>
               <w:rPr>
@@ -47007,7 +47808,7 @@
               <w:szCs w:val="22"/>
             </w:rPr>
           </w:pPr>
-          <w:hyperlink w:anchor="_Toc242202586" w:history="1">
+          <w:hyperlink w:anchor="_Toc242203744" w:history="1">
             <w:r>
               <w:rPr>
                 <w:rStyle w:val="Lienhypertexte"/>
@@ -47031,7 +47832,7 @@
               <w:rPr>
                 <w:noProof/>
               </w:rPr>
-              <w:instrText xml:space="preserve"> PAGEREF _Toc242202586 \h </w:instrText>
+              <w:instrText xml:space="preserve"> PAGEREF _Toc242203744 \h </w:instrText>
             </w:r>
             <w:r>
               <w:rPr>
@@ -47072,7 +47873,7 @@
               <w:szCs w:val="22"/>
             </w:rPr>
           </w:pPr>
-          <w:hyperlink w:anchor="_Toc242202587" w:history="1">
+          <w:hyperlink w:anchor="_Toc242203745" w:history="1">
             <w:r>
               <w:rPr>
                 <w:rStyle w:val="Lienhypertexte"/>
@@ -47096,7 +47897,7 @@
               <w:rPr>
                 <w:noProof/>
               </w:rPr>
-              <w:instrText xml:space="preserve"> PAGEREF _Toc242202587 \h </w:instrText>
+              <w:instrText xml:space="preserve"> PAGEREF _Toc242203745 \h </w:instrText>
             </w:r>
             <w:r>
               <w:rPr>
@@ -47137,7 +47938,7 @@
               <w:szCs w:val="22"/>
             </w:rPr>
           </w:pPr>
-          <w:hyperlink w:anchor="_Toc242202588" w:history="1">
+          <w:hyperlink w:anchor="_Toc242203746" w:history="1">
             <w:r>
               <w:rPr>
                 <w:rStyle w:val="Lienhypertexte"/>
@@ -47161,7 +47962,7 @@
               <w:rPr>
                 <w:noProof/>
               </w:rPr>
-              <w:instrText xml:space="preserve"> PAGEREF _Toc242202588 \h </w:instrText>
+              <w:instrText xml:space="preserve"> PAGEREF _Toc242203746 \h </w:instrText>
             </w:r>
             <w:r>
               <w:rPr>
@@ -47202,7 +48003,7 @@
               <w:szCs w:val="22"/>
             </w:rPr>
           </w:pPr>
-          <w:hyperlink w:anchor="_Toc242202589" w:history="1">
+          <w:hyperlink w:anchor="_Toc242203747" w:history="1">
             <w:r>
               <w:rPr>
                 <w:rStyle w:val="Lienhypertexte"/>
@@ -47226,7 +48027,7 @@
               <w:rPr>
                 <w:noProof/>
               </w:rPr>
-              <w:instrText xml:space="preserve"> PAGEREF _Toc242202589 \h </w:instrText>
+              <w:instrText xml:space="preserve"> PAGEREF _Toc242203747 \h </w:instrText>
             </w:r>
             <w:r>
               <w:rPr>
@@ -47267,7 +48068,7 @@
               <w:szCs w:val="22"/>
             </w:rPr>
           </w:pPr>
-          <w:hyperlink w:anchor="_Toc242202590" w:history="1">
+          <w:hyperlink w:anchor="_Toc242203748" w:history="1">
             <w:r>
               <w:rPr>
                 <w:rStyle w:val="Lienhypertexte"/>
@@ -47291,7 +48092,7 @@
               <w:rPr>
                 <w:noProof/>
               </w:rPr>
-              <w:instrText xml:space="preserve"> PAGEREF _Toc242202590 \h </w:instrText>
+              <w:instrText xml:space="preserve"> PAGEREF _Toc242203748 \h </w:instrText>
             </w:r>
             <w:r>
               <w:rPr>
@@ -47332,7 +48133,7 @@
               <w:szCs w:val="22"/>
             </w:rPr>
           </w:pPr>
-          <w:hyperlink w:anchor="_Toc242202591" w:history="1">
+          <w:hyperlink w:anchor="_Toc242203749" w:history="1">
             <w:r>
               <w:rPr>
                 <w:rStyle w:val="Lienhypertexte"/>
@@ -47356,7 +48157,7 @@
               <w:rPr>
                 <w:noProof/>
               </w:rPr>
-              <w:instrText xml:space="preserve"> PAGEREF _Toc242202591 \h </w:instrText>
+              <w:instrText xml:space="preserve"> PAGEREF _Toc242203749 \h </w:instrText>
             </w:r>
             <w:r>
               <w:rPr>
@@ -47397,7 +48198,7 @@
               <w:szCs w:val="22"/>
             </w:rPr>
           </w:pPr>
-          <w:hyperlink w:anchor="_Toc242202592" w:history="1">
+          <w:hyperlink w:anchor="_Toc242203750" w:history="1">
             <w:r>
               <w:rPr>
                 <w:rStyle w:val="Lienhypertexte"/>
@@ -47421,7 +48222,7 @@
               <w:rPr>
                 <w:noProof/>
               </w:rPr>
-              <w:instrText xml:space="preserve"> PAGEREF _Toc242202592 \h </w:instrText>
+              <w:instrText xml:space="preserve"> PAGEREF _Toc242203750 \h </w:instrText>
             </w:r>
             <w:r>
               <w:rPr>
@@ -47438,7 +48239,7 @@
               <w:rPr>
                 <w:noProof/>
               </w:rPr>
-              <w:t>36</w:t>
+              <w:t>37</w:t>
             </w:r>
             <w:r>
               <w:rPr>
@@ -47462,7 +48263,7 @@
               <w:szCs w:val="22"/>
             </w:rPr>
           </w:pPr>
-          <w:hyperlink w:anchor="_Toc242202593" w:history="1">
+          <w:hyperlink w:anchor="_Toc242203751" w:history="1">
             <w:r>
               <w:rPr>
                 <w:rStyle w:val="Lienhypertexte"/>
@@ -47486,7 +48287,7 @@
               <w:rPr>
                 <w:noProof/>
               </w:rPr>
-              <w:instrText xml:space="preserve"> PAGEREF _Toc242202593 \h </w:instrText>
+              <w:instrText xml:space="preserve"> PAGEREF _Toc242203751 \h </w:instrText>
             </w:r>
             <w:r>
               <w:rPr>
@@ -47503,7 +48304,7 @@
               <w:rPr>
                 <w:noProof/>
               </w:rPr>
-              <w:t>36</w:t>
+              <w:t>37</w:t>
             </w:r>
             <w:r>
               <w:rPr>
@@ -47527,7 +48328,7 @@
               <w:szCs w:val="22"/>
             </w:rPr>
           </w:pPr>
-          <w:hyperlink w:anchor="_Toc242202594" w:history="1">
+          <w:hyperlink w:anchor="_Toc242203752" w:history="1">
             <w:r>
               <w:rPr>
                 <w:rStyle w:val="Lienhypertexte"/>
@@ -47551,7 +48352,7 @@
               <w:rPr>
                 <w:noProof/>
               </w:rPr>
-              <w:instrText xml:space="preserve"> PAGEREF _Toc242202594 \h </w:instrText>
+              <w:instrText xml:space="preserve"> PAGEREF _Toc242203752 \h </w:instrText>
             </w:r>
             <w:r>
               <w:rPr>
@@ -47592,7 +48393,7 @@
               <w:szCs w:val="22"/>
             </w:rPr>
           </w:pPr>
-          <w:hyperlink w:anchor="_Toc242202595" w:history="1">
+          <w:hyperlink w:anchor="_Toc242203753" w:history="1">
             <w:r>
               <w:rPr>
                 <w:rStyle w:val="Lienhypertexte"/>
@@ -47616,7 +48417,7 @@
               <w:rPr>
                 <w:noProof/>
               </w:rPr>
-              <w:instrText xml:space="preserve"> PAGEREF _Toc242202595 \h </w:instrText>
+              <w:instrText xml:space="preserve"> PAGEREF _Toc242203753 \h </w:instrText>
             </w:r>
             <w:r>
               <w:rPr>
@@ -47657,7 +48458,7 @@
               <w:szCs w:val="22"/>
             </w:rPr>
           </w:pPr>
-          <w:hyperlink w:anchor="_Toc242202596" w:history="1">
+          <w:hyperlink w:anchor="_Toc242203754" w:history="1">
             <w:r>
               <w:rPr>
                 <w:rStyle w:val="Lienhypertexte"/>
@@ -47681,7 +48482,7 @@
               <w:rPr>
                 <w:noProof/>
               </w:rPr>
-              <w:instrText xml:space="preserve"> PAGEREF _Toc242202596 \h </w:instrText>
+              <w:instrText xml:space="preserve"> PAGEREF _Toc242203754 \h </w:instrText>
             </w:r>
             <w:r>
               <w:rPr>
@@ -47698,7 +48499,7 @@
               <w:rPr>
                 <w:noProof/>
               </w:rPr>
-              <w:t>38</w:t>
+              <w:t>39</w:t>
             </w:r>
             <w:r>
               <w:rPr>
@@ -47722,7 +48523,7 @@
               <w:szCs w:val="22"/>
             </w:rPr>
           </w:pPr>
-          <w:hyperlink w:anchor="_Toc242202597" w:history="1">
+          <w:hyperlink w:anchor="_Toc242203755" w:history="1">
             <w:r>
               <w:rPr>
                 <w:rStyle w:val="Lienhypertexte"/>
@@ -47746,7 +48547,7 @@
               <w:rPr>
                 <w:noProof/>
               </w:rPr>
-              <w:instrText xml:space="preserve"> PAGEREF _Toc242202597 \h </w:instrText>
+              <w:instrText xml:space="preserve"> PAGEREF _Toc242203755 \h </w:instrText>
             </w:r>
             <w:r>
               <w:rPr>
@@ -47787,7 +48588,7 @@
               <w:szCs w:val="22"/>
             </w:rPr>
           </w:pPr>
-          <w:hyperlink w:anchor="_Toc242202598" w:history="1">
+          <w:hyperlink w:anchor="_Toc242203756" w:history="1">
             <w:r>
               <w:rPr>
                 <w:rStyle w:val="Lienhypertexte"/>
@@ -47811,7 +48612,7 @@
               <w:rPr>
                 <w:noProof/>
               </w:rPr>
-              <w:instrText xml:space="preserve"> PAGEREF _Toc242202598 \h </w:instrText>
+              <w:instrText xml:space="preserve"> PAGEREF _Toc242203756 \h </w:instrText>
             </w:r>
             <w:r>
               <w:rPr>
@@ -47828,7 +48629,7 @@
               <w:rPr>
                 <w:noProof/>
               </w:rPr>
-              <w:t>39</w:t>
+              <w:t>40</w:t>
             </w:r>
             <w:r>
               <w:rPr>
@@ -47852,7 +48653,7 @@
               <w:szCs w:val="22"/>
             </w:rPr>
           </w:pPr>
-          <w:hyperlink w:anchor="_Toc242202599" w:history="1">
+          <w:hyperlink w:anchor="_Toc242203757" w:history="1">
             <w:r>
               <w:rPr>
                 <w:rStyle w:val="Lienhypertexte"/>
@@ -47876,7 +48677,7 @@
               <w:rPr>
                 <w:noProof/>
               </w:rPr>
-              <w:instrText xml:space="preserve"> PAGEREF _Toc242202599 \h </w:instrText>
+              <w:instrText xml:space="preserve"> PAGEREF _Toc242203757 \h </w:instrText>
             </w:r>
             <w:r>
               <w:rPr>
@@ -47893,7 +48694,7 @@
               <w:rPr>
                 <w:noProof/>
               </w:rPr>
-              <w:t>40</w:t>
+              <w:t>41</w:t>
             </w:r>
             <w:r>
               <w:rPr>
@@ -47919,7 +48720,7 @@
               <w:szCs w:val="22"/>
             </w:rPr>
           </w:pPr>
-          <w:hyperlink w:anchor="_Toc242202600" w:history="1">
+          <w:hyperlink w:anchor="_Toc242203758" w:history="1">
             <w:r>
               <w:rPr>
                 <w:rStyle w:val="Lienhypertexte"/>
@@ -47943,7 +48744,7 @@
               <w:rPr>
                 <w:noProof/>
               </w:rPr>
-              <w:instrText xml:space="preserve"> PAGEREF _Toc242202600 \h </w:instrText>
+              <w:instrText xml:space="preserve"> PAGEREF _Toc242203758 \h </w:instrText>
             </w:r>
             <w:r>
               <w:rPr>
@@ -47960,7 +48761,7 @@
               <w:rPr>
                 <w:noProof/>
               </w:rPr>
-              <w:t>41</w:t>
+              <w:t>42</w:t>
             </w:r>
             <w:r>
               <w:rPr>
@@ -47984,7 +48785,7 @@
               <w:szCs w:val="22"/>
             </w:rPr>
           </w:pPr>
-          <w:hyperlink w:anchor="_Toc242202601" w:history="1">
+          <w:hyperlink w:anchor="_Toc242203759" w:history="1">
             <w:r>
               <w:rPr>
                 <w:rStyle w:val="Lienhypertexte"/>
@@ -48008,7 +48809,7 @@
               <w:rPr>
                 <w:noProof/>
               </w:rPr>
-              <w:instrText xml:space="preserve"> PAGEREF _Toc242202601 \h </w:instrText>
+              <w:instrText xml:space="preserve"> PAGEREF _Toc242203759 \h </w:instrText>
             </w:r>
             <w:r>
               <w:rPr>
@@ -48025,7 +48826,7 @@
               <w:rPr>
                 <w:noProof/>
               </w:rPr>
-              <w:t>41</w:t>
+              <w:t>42</w:t>
             </w:r>
             <w:r>
               <w:rPr>
@@ -48049,7 +48850,7 @@
               <w:szCs w:val="22"/>
             </w:rPr>
           </w:pPr>
-          <w:hyperlink w:anchor="_Toc242202602" w:history="1">
+          <w:hyperlink w:anchor="_Toc242203760" w:history="1">
             <w:r>
               <w:rPr>
                 <w:rStyle w:val="Lienhypertexte"/>
@@ -48073,7 +48874,7 @@
               <w:rPr>
                 <w:noProof/>
               </w:rPr>
-              <w:instrText xml:space="preserve"> PAGEREF _Toc242202602 \h </w:instrText>
+              <w:instrText xml:space="preserve"> PAGEREF _Toc242203760 \h </w:instrText>
             </w:r>
             <w:r>
               <w:rPr>
@@ -48090,7 +48891,7 @@
               <w:rPr>
                 <w:noProof/>
               </w:rPr>
-              <w:t>41</w:t>
+              <w:t>42</w:t>
             </w:r>
             <w:r>
               <w:rPr>
@@ -48114,7 +48915,7 @@
               <w:szCs w:val="22"/>
             </w:rPr>
           </w:pPr>
-          <w:hyperlink w:anchor="_Toc242202603" w:history="1">
+          <w:hyperlink w:anchor="_Toc242203761" w:history="1">
             <w:r>
               <w:rPr>
                 <w:rStyle w:val="Lienhypertexte"/>
@@ -48138,7 +48939,7 @@
               <w:rPr>
                 <w:noProof/>
               </w:rPr>
-              <w:instrText xml:space="preserve"> PAGEREF _Toc242202603 \h </w:instrText>
+              <w:instrText xml:space="preserve"> PAGEREF _Toc242203761 \h </w:instrText>
             </w:r>
             <w:r>
               <w:rPr>
@@ -48155,7 +48956,7 @@
               <w:rPr>
                 <w:noProof/>
               </w:rPr>
-              <w:t>42</w:t>
+              <w:t>43</w:t>
             </w:r>
             <w:r>
               <w:rPr>
@@ -48179,7 +48980,7 @@
               <w:szCs w:val="22"/>
             </w:rPr>
           </w:pPr>
-          <w:hyperlink w:anchor="_Toc242202604" w:history="1">
+          <w:hyperlink w:anchor="_Toc242203762" w:history="1">
             <w:r>
               <w:rPr>
                 <w:rStyle w:val="Lienhypertexte"/>
@@ -48203,7 +49004,7 @@
               <w:rPr>
                 <w:noProof/>
               </w:rPr>
-              <w:instrText xml:space="preserve"> PAGEREF _Toc242202604 \h </w:instrText>
+              <w:instrText xml:space="preserve"> PAGEREF _Toc242203762 \h </w:instrText>
             </w:r>
             <w:r>
               <w:rPr>
@@ -48220,7 +49021,7 @@
               <w:rPr>
                 <w:noProof/>
               </w:rPr>
-              <w:t>42</w:t>
+              <w:t>43</w:t>
             </w:r>
             <w:r>
               <w:rPr>
@@ -48246,7 +49047,7 @@
               <w:szCs w:val="22"/>
             </w:rPr>
           </w:pPr>
-          <w:hyperlink w:anchor="_Toc242202605" w:history="1">
+          <w:hyperlink w:anchor="_Toc242203763" w:history="1">
             <w:r>
               <w:rPr>
                 <w:rStyle w:val="Lienhypertexte"/>
@@ -48270,7 +49071,7 @@
               <w:rPr>
                 <w:noProof/>
               </w:rPr>
-              <w:instrText xml:space="preserve"> PAGEREF _Toc242202605 \h </w:instrText>
+              <w:instrText xml:space="preserve"> PAGEREF _Toc242203763 \h </w:instrText>
             </w:r>
             <w:r>
               <w:rPr>
@@ -48287,7 +49088,7 @@
               <w:rPr>
                 <w:noProof/>
               </w:rPr>
-              <w:t>45</w:t>
+              <w:t>46</w:t>
             </w:r>
             <w:r>
               <w:rPr>
@@ -48313,7 +49114,7 @@
               <w:szCs w:val="22"/>
             </w:rPr>
           </w:pPr>
-          <w:hyperlink w:anchor="_Toc242202606" w:history="1">
+          <w:hyperlink w:anchor="_Toc242203764" w:history="1">
             <w:r>
               <w:rPr>
                 <w:rStyle w:val="Lienhypertexte"/>
@@ -48337,7 +49138,7 @@
               <w:rPr>
                 <w:noProof/>
               </w:rPr>
-              <w:instrText xml:space="preserve"> PAGEREF _Toc242202606 \h </w:instrText>
+              <w:instrText xml:space="preserve"> PAGEREF _Toc242203764 \h </w:instrText>
             </w:r>
             <w:r>
               <w:rPr>
@@ -48354,7 +49155,7 @@
               <w:rPr>
                 <w:noProof/>
               </w:rPr>
-              <w:t>47</w:t>
+              <w:t>48</w:t>
             </w:r>
             <w:r>
               <w:rPr>
@@ -48378,7 +49179,7 @@
               <w:szCs w:val="22"/>
             </w:rPr>
           </w:pPr>
-          <w:hyperlink w:anchor="_Toc242202607" w:history="1">
+          <w:hyperlink w:anchor="_Toc242203765" w:history="1">
             <w:r>
               <w:rPr>
                 <w:rStyle w:val="Lienhypertexte"/>
@@ -48402,7 +49203,7 @@
               <w:rPr>
                 <w:noProof/>
               </w:rPr>
-              <w:instrText xml:space="preserve"> PAGEREF _Toc242202607 \h </w:instrText>
+              <w:instrText xml:space="preserve"> PAGEREF _Toc242203765 \h </w:instrText>
             </w:r>
             <w:r>
               <w:rPr>
@@ -48419,7 +49220,7 @@
               <w:rPr>
                 <w:noProof/>
               </w:rPr>
-              <w:t>47</w:t>
+              <w:t>48</w:t>
             </w:r>
             <w:r>
               <w:rPr>
@@ -48443,7 +49244,7 @@
               <w:szCs w:val="22"/>
             </w:rPr>
           </w:pPr>
-          <w:hyperlink w:anchor="_Toc242202608" w:history="1">
+          <w:hyperlink w:anchor="_Toc242203766" w:history="1">
             <w:r>
               <w:rPr>
                 <w:rStyle w:val="Lienhypertexte"/>
@@ -48467,7 +49268,7 @@
               <w:rPr>
                 <w:noProof/>
               </w:rPr>
-              <w:instrText xml:space="preserve"> PAGEREF _Toc242202608 \h </w:instrText>
+              <w:instrText xml:space="preserve"> PAGEREF _Toc242203766 \h </w:instrText>
             </w:r>
             <w:r>
               <w:rPr>
@@ -48484,7 +49285,7 @@
               <w:rPr>
                 <w:noProof/>
               </w:rPr>
-              <w:t>47</w:t>
+              <w:t>48</w:t>
             </w:r>
             <w:r>
               <w:rPr>
@@ -48508,7 +49309,7 @@
               <w:szCs w:val="22"/>
             </w:rPr>
           </w:pPr>
-          <w:hyperlink w:anchor="_Toc242202609" w:history="1">
+          <w:hyperlink w:anchor="_Toc242203767" w:history="1">
             <w:r>
               <w:rPr>
                 <w:rStyle w:val="Lienhypertexte"/>
@@ -48532,7 +49333,7 @@
               <w:rPr>
                 <w:noProof/>
               </w:rPr>
-              <w:instrText xml:space="preserve"> PAGEREF _Toc242202609 \h </w:instrText>
+              <w:instrText xml:space="preserve"> PAGEREF _Toc242203767 \h </w:instrText>
             </w:r>
             <w:r>
               <w:rPr>
@@ -48549,7 +49350,7 @@
               <w:rPr>
                 <w:noProof/>
               </w:rPr>
-              <w:t>51</w:t>
+              <w:t>52</w:t>
             </w:r>
             <w:r>
               <w:rPr>
@@ -48573,7 +49374,7 @@
               <w:szCs w:val="22"/>
             </w:rPr>
           </w:pPr>
-          <w:hyperlink w:anchor="_Toc242202610" w:history="1">
+          <w:hyperlink w:anchor="_Toc242203768" w:history="1">
             <w:r>
               <w:rPr>
                 <w:rStyle w:val="Lienhypertexte"/>
@@ -48597,7 +49398,7 @@
               <w:rPr>
                 <w:noProof/>
               </w:rPr>
-              <w:instrText xml:space="preserve"> PAGEREF _Toc242202610 \h </w:instrText>
+              <w:instrText xml:space="preserve"> PAGEREF _Toc242203768 \h </w:instrText>
             </w:r>
             <w:r>
               <w:rPr>
@@ -48614,7 +49415,7 @@
               <w:rPr>
                 <w:noProof/>
               </w:rPr>
-              <w:t>52</w:t>
+              <w:t>53</w:t>
             </w:r>
             <w:r>
               <w:rPr>
@@ -48638,7 +49439,7 @@
               <w:szCs w:val="22"/>
             </w:rPr>
           </w:pPr>
-          <w:hyperlink w:anchor="_Toc242202611" w:history="1">
+          <w:hyperlink w:anchor="_Toc242203769" w:history="1">
             <w:r>
               <w:rPr>
                 <w:rStyle w:val="Lienhypertexte"/>
@@ -48662,7 +49463,7 @@
               <w:rPr>
                 <w:noProof/>
               </w:rPr>
-              <w:instrText xml:space="preserve"> PAGEREF _Toc242202611 \h </w:instrText>
+              <w:instrText xml:space="preserve"> PAGEREF _Toc242203769 \h </w:instrText>
             </w:r>
             <w:r>
               <w:rPr>
@@ -48679,7 +49480,7 @@
               <w:rPr>
                 <w:noProof/>
               </w:rPr>
-              <w:t>53</w:t>
+              <w:t>54</w:t>
             </w:r>
             <w:r>
               <w:rPr>
@@ -48710,17 +49511,17 @@
 
 <file path=word/comments.xml><?xml version="1.0" encoding="utf-8"?>
 <w:comments xmlns:wpc="http://schemas.microsoft.com/office/word/2010/wordprocessingCanvas" xmlns:cx="http://schemas.microsoft.com/office/drawing/2014/chartex" xmlns:mc="http://schemas.openxmlformats.org/markup-compatibility/2006" xmlns:o="urn:schemas-microsoft-com:office:office" xmlns:r="http://schemas.openxmlformats.org/officeDocument/2006/relationships" xmlns:m="http://schemas.openxmlformats.org/officeDocument/2006/math" xmlns:v="urn:schemas-microsoft-com:vml" xmlns:wp14="http://schemas.microsoft.com/office/word/2010/wordprocessingDrawing" xmlns:wp="http://schemas.openxmlformats.org/drawingml/2006/wordprocessingDrawing" xmlns:w10="urn:schemas-microsoft-com:office:word" xmlns:w="http://schemas.openxmlformats.org/wordprocessingml/2006/main" xmlns:w14="http://schemas.microsoft.com/office/word/2010/wordml" xmlns:w15="http://schemas.microsoft.com/office/word/2012/wordml" xmlns:w16se="http://schemas.microsoft.com/office/word/2015/wordml/symex" xmlns:wpg="http://schemas.microsoft.com/office/word/2010/wordprocessingGroup" xmlns:wpi="http://schemas.microsoft.com/office/word/2010/wordprocessingInk" xmlns:wne="http://schemas.microsoft.com/office/word/2006/wordml" xmlns:wps="http://schemas.microsoft.com/office/word/2010/wordprocessingShape" mc:Ignorable="w14 w15 w16se wp14">
-  <w:comment w:id="1" w:author="Claude (aide à la relecture)" w:date="2026-10-06T17:05:00Z" w:initials="CL">
+  <w:comment w:id="1" w:author="Claude (aide à la relecture)" w:date="2026-10-06T17:24:00Z" w:initials="CL">
     <w:p>
       <w:r>
-        <w:t>Résumé resserré (environ 230 mots au lieu de 390, le plan en dema</w:t>
-      </w:r>
-      <w:r>
-        <w:t>nde 200) et mis à jour : les chiffres 87,4 %, 4,2 cm, 153 tests et le « test in-situ » sont remplacés par les mesures du dépôt. Voir CORRECTIONS_RAPPORT.md.</w:t>
+        <w:t xml:space="preserve">Résumé resserré (environ 230 mots au lieu de 390, le plan en demande 200) et mis à jour : les chiffres 87,4 %, 4,2 cm, 153 tests et le « test in-situ » </w:t>
+      </w:r>
+      <w:r>
+        <w:t>sont remplacés par les mesures du dépôt. Voir CORRECTIONS_RAPPORT.md.</w:t>
       </w:r>
     </w:p>
   </w:comment>
-  <w:comment w:id="6" w:author="Claude (aide à la relecture)" w:date="2026-10-06T17:05:00Z" w:initials="CL">
+  <w:comment w:id="6" w:author="Claude (aide à la relecture)" w:date="2026-10-06T17:24:00Z" w:initials="CL">
     <w:p>
       <w:r>
         <w:t>Trois chiffres corrigés d'après les sources : le PDNA 2010 donne 360 000 personnes touchées et 104 millions de dollars de coût (et non 44,5 milliards de FCFA) ; le taux de pénétration mobile de l'ARTP est de 127 % au 1er trimestre 2024 (118 % date de 2021)</w:t>
@@ -48730,14 +49531,14 @@
       </w:r>
     </w:p>
   </w:comment>
-  <w:comment w:id="18" w:author="Claude (aide à la relecture)" w:date="2026-10-06T17:05:00Z" w:initials="CL">
+  <w:comment w:id="18" w:author="Claude (aide à la relecture)" w:date="2026-10-06T17:24:00Z" w:initials="CL">
     <w:p>
       <w:r>
         <w:t>Réécrite pour le plan officiel de l'ISEP-AT (4 chapitres).</w:t>
       </w:r>
     </w:p>
   </w:comment>
-  <w:comment w:id="89" w:author="Claude (aide à la relecture)" w:date="2026-10-06T17:05:00Z" w:initials="CL">
+  <w:comment w:id="89" w:author="Claude (aide à la relecture)" w:date="2026-10-06T17:24:00Z" w:initials="CL">
     <w:p>
       <w:r>
         <w:t>Corrigé d'après le code : sept zones du fichier topographie_thi</w:t>
@@ -48747,128 +49548,134 @@
       </w:r>
     </w:p>
   </w:comment>
-  <w:comment w:id="91" w:author="Claude (aide à la relecture)" w:date="2026-10-06T17:05:00Z" w:initials="CL">
+  <w:comment w:id="91" w:author="Claude (aide à la relecture)" w:date="2026-10-06T17:24:00Z" w:initials="CL">
     <w:p>
       <w:r>
         <w:t>Random Forest : 300 arbres, calibra</w:t>
       </w:r>
       <w:r>
-        <w:t>tion sigmoïde, 3 variables de pluie, test 2022-2024 (metriques_rf.json). Seuil d'activation : 15 mm (tasks.py), pas 30. NDWI : seuil 0,3 (config_gee.py), pas 0,1. LSTM : pas d'activation ReLU sur la couche LSTM, entraînement de démonstration de 5 époques.</w:t>
+        <w:t>tion sigmoïde, 3 variables de pluie, test 2022-2024 (metriques_rf.json). Seuil d'activation : 15 mm (tasks.py), pas 30. NDWI : seuil 0,3 (config_gee.py), pas 0,1. LSTM : pas d'activation ReLU sur la couche LSTM ; entraînement sur 15 ans de pluie avec 5 var</w:t>
+      </w:r>
+      <w:r>
+        <w:t>iables dont la pluie prévue.</w:t>
       </w:r>
     </w:p>
   </w:comment>
-  <w:comment w:id="93" w:author="Claude (aide à la relecture)" w:date="2026-10-06T17:05:00Z" w:initials="CL">
+  <w:comment w:id="93" w:author="Claude (aide à la relecture)" w:date="2026-10-06T17:24:00Z" w:initials="CL">
     <w:p>
       <w:r>
-        <w:t xml:space="preserve">Retirés : latence de 120 ms et temps de réponse de 0,4 s (non mesurés). Corrigés : coût du tronçon = longueur × (1 + 5 × risque), sans coût infini ; chatbot gpt-oss-120b via Groq (pas Llama 3.3). Ajouté : la planification des tâches et l'envoi réel de SMS </w:t>
-      </w:r>
-      <w:r>
-        <w:t>ne sont pas encore validés en production.</w:t>
+        <w:t>Retirés : latence de 120 ms et temps de réponse de 0,4 s (non mesurés). Corrigés : coût du tronçon = longueur × (1 + 5 × risque), sans coût infini ; chatbot gpt-oss-120b via Groq (pas Llama 3.3). Ajouté : la planification des t</w:t>
+      </w:r>
+      <w:r>
+        <w:t>âches et l'envoi réel de SMS ne sont pas encore validés en production.</w:t>
       </w:r>
     </w:p>
   </w:comment>
-  <w:comment w:id="97" w:author="Claude (aide à la relecture)" w:date="2026-10-06T17:05:00Z" w:initials="CL">
+  <w:comment w:id="97" w:author="Claude (aide à la relecture)" w:date="2026-10-06T17:24:00Z" w:initials="CL">
     <w:p>
       <w:r>
         <w:t>Description alignée sur les écrans réels (Signaler, Carte). Retiré : « plus de 90 % de smartphones », chiffre sans source.</w:t>
       </w:r>
     </w:p>
   </w:comment>
-  <w:comment w:id="99" w:author="Claude (aide à la relecture)" w:date="2026-10-06T17:05:00Z" w:initials="CL">
+  <w:comment w:id="99" w:author="Claude (aide à la relecture)" w:date="2026-10-06T17:24:00Z" w:initials="CL">
     <w:p>
       <w:r>
-        <w:t>Le tableau de bord a 4 indicateurs (zones à risque élevé, prédiction à 24 h, score moyen, a</w:t>
-      </w:r>
-      <w:r>
-        <w:t>lertes émises), et non 6 : il n'y a pas de données sur les motopompes ni les bassins.</w:t>
+        <w:t>Le tableau de bord a 4 indicateurs (zones à risque élevé, préd</w:t>
+      </w:r>
+      <w:r>
+        <w:t>iction à 24 h, score moyen, alertes émises), et non 6 : il n'y a pas de données sur les motopompes ni les bassins.</w:t>
       </w:r>
     </w:p>
   </w:comment>
-  <w:comment w:id="101" w:author="Claude (aide à la relecture)" w:date="2026-10-06T17:05:00Z" w:initials="CL">
+  <w:comment w:id="101" w:author="Claude (aide à la relecture)" w:date="2026-10-06T17:24:00Z" w:initials="CL">
     <w:p>
       <w:r>
-        <w:t>Rédigé à partir du script demo/demo_scenarii.py et d'un rejeu réel des trois scénarios le 6 octobre 2026 (rapport_pff/sources/mesures/rejeu_scenarios.py).</w:t>
+        <w:t>Rédigé à partir du script demo/demo_scenarii.py et d'un rejeu réel des trois scénarios le 6 octobre 2026 (rapport_pff/sources/mesures/rejeu_s</w:t>
+      </w:r>
+      <w:r>
+        <w:t>cenarios.py).</w:t>
       </w:r>
     </w:p>
   </w:comment>
-  <w:comment w:id="106" w:author="Claude (aide à la relecture)" w:date="2026-10-06T17:05:00Z" w:initials="CL">
+  <w:comment w:id="106" w:author="Claude (aide à la relecture)" w:date="2026-10-06T17:24:00Z" w:initials="CL">
     <w:p>
       <w:r>
-        <w:t xml:space="preserve">Remplace « 153 </w:t>
-      </w:r>
-      <w:r>
-        <w:t>tests Pytest et 31 tests Vitest, couverture 82,1 % » par les exécutions du 6 octobre 2026 (backend 228, IA 37, interface 39 ; couverture backend 78 %).</w:t>
+        <w:t>Remplace « 153 tests Pytest et 31 tests Vitest, couverture 82,1 % » par les exécutions du 6 octobre 2026 (backend 228, IA 37, interface 39 ; couverture backend 78 %).</w:t>
       </w:r>
     </w:p>
   </w:comment>
-  <w:comment w:id="109" w:author="Claude (aide à la relecture)" w:date="2026-10-06T17:05:00Z" w:initials="CL">
+  <w:comment w:id="109" w:author="Claude (aide à la relecture)" w:date="2026-10-06T17:24:00Z" w:initials="CL">
     <w:p>
       <w:r>
-        <w:t xml:space="preserve">Remplace l'exactitude de 87,4 % (non reproductible) par les mesures de metriques_rf.json, avec les deux </w:t>
-      </w:r>
-      <w:r>
-        <w:t>références simples. Conclusion honnête : pas de gain démontré sur la persistance, niveaux rares mal détectés.</w:t>
+        <w:t>Remplace l'exactitude de 87,4 % (non reproductible) par les mesures de metr</w:t>
+      </w:r>
+      <w:r>
+        <w:t>iques_rf.json, avec les deux références simples. Conclusion honnête : pas de gain démontré sur la persistance, niveaux rares mal détectés.</w:t>
       </w:r>
     </w:p>
   </w:comment>
-  <w:comment w:id="112" w:author="Claude (aide à la relecture)" w:date="2026-10-06T17:05:00Z" w:initials="CL">
+  <w:comment w:id="112" w:author="Claude (aide à la relecture)" w:date="2026-10-06T17:24:00Z" w:initials="CL">
     <w:p>
       <w:r>
-        <w:t>Remplace MAE 4,2 cm / R² 0,891 par la mesure du 3 octobre (MAE 8,0 cm, moins bien que la référence naïve). Retiré : le Kappa de 0,81 sur le satell</w:t>
-      </w:r>
-      <w:r>
-        <w:t>ite, sans validation dans le dépôt.</w:t>
+        <w:t>Le MAE de 4,2 cm et le R² de 0,891 d'origine n'étaient pas reproductibles. Le LSTM a été réentraîné le 6 octobre 2026</w:t>
+      </w:r>
+      <w:r>
+        <w:t xml:space="preserve"> (15 ans de pluie, pluie prévue en entrée) et évalué sur un jeu de test chronologique : 2,8 cm contre 5,0 cm pour la persistance. Retiré : le Kappa de 0,81 sur le satellite, sans validation dans le dépôt.</w:t>
       </w:r>
     </w:p>
   </w:comment>
-  <w:comment w:id="115" w:author="Claude (aide à la relecture)" w:date="2026-10-06T17:05:00Z" w:initials="CL">
+  <w:comment w:id="116" w:author="Claude (aide à la relecture)" w:date="2026-10-06T17:24:00Z" w:initials="CL">
     <w:p>
       <w:r>
-        <w:t>Le chapitre IV d'origine vérifiait trois hypothèses différentes de celles de l'introduction, toutes « CONFIRMÉE ». Reprise avec H1 à H4 de l'introduction et une conclusion honnête pour chacune.</w:t>
+        <w:t>Le chapitre IV d'origine vérifiait trois hypothèses</w:t>
+      </w:r>
+      <w:r>
+        <w:t xml:space="preserve"> différentes de celles de l'introduction, toutes « CONFIRMÉE ». Reprise avec H1 à H4 de l'introduction et une conclusion honnête pour chacune.</w:t>
       </w:r>
     </w:p>
   </w:comment>
-  <w:comment w:id="129" w:author="Claude (aide à la relecture)" w:date="2026-10-06T17:05:00Z" w:initials="CL">
+  <w:comment w:id="130" w:author="Claude (aide à la relecture)" w:date="2026-10-06T17:24:00Z" w:initials="CL">
     <w:p>
       <w:r>
-        <w:t xml:space="preserve">Chiffres 87,4 % et 4,2 cm </w:t>
-      </w:r>
-      <w:r>
-        <w:t>remplacés ; « système autonome », « capacité inédite » et « chaque chef de famille » ramenés à ce qui est démontré. Tableau de bilan des objectifs ajouté.</w:t>
+        <w:t>Chiffres 87,4 % et 4,2 cm remplacés ; « système autonome », « capacité inédite » et « chaque chef de famille » ra</w:t>
+      </w:r>
+      <w:r>
+        <w:t>menés à ce qui est démontré. Tableau de bilan des objectifs ajouté.</w:t>
       </w:r>
     </w:p>
   </w:comment>
-  <w:comment w:id="135" w:author="Claude (aide à la relecture)" w:date="2026-10-06T17:05:00Z" w:initials="CL">
+  <w:comment w:id="136" w:author="Claude (aide à la relecture)" w:date="2026-10-06T17:24:00Z" w:initials="CL">
     <w:p>
       <w:r>
-        <w:t>« MBEUND BI » renommé (le projet s'appelle MBEUND MI). Recommandations d'origine conservées ; perspec</w:t>
-      </w:r>
-      <w:r>
-        <w:t>tives techniques de l'audit du 6 octobre ajoutées.</w:t>
+        <w:t>« MBEUND BI » renommé (le projet s'appelle MBEUND MI). Recommandations d'origine conservées ; perspectives techniques de l'audit du 6 octobre ajoutées.</w:t>
       </w:r>
     </w:p>
   </w:comment>
-  <w:comment w:id="144" w:author="Claude (aide à la relecture)" w:date="2026-10-06T17:05:00Z" w:initials="CL">
+  <w:comment w:id="145" w:author="Claude (aide à la relecture)" w:date="2026-10-06T17:24:00Z" w:initials="CL">
     <w:p>
       <w:r>
-        <w:t>Dictionnaire régénéré à partir des modèles Django actuels : les tables et champs de la version d'origine (api_signalementcitoyen, geom, hauteur_eau…) n'existaient pas.</w:t>
+        <w:t>Dictionnaire régénéré à partir des m</w:t>
+      </w:r>
+      <w:r>
+        <w:t>odèles Django actuels : les tables et champs de la version d'origine (api_signalementcitoyen, geom, hauteur_eau…) n'existaient pas.</w:t>
       </w:r>
     </w:p>
   </w:comment>
-  <w:comment w:id="147" w:author="Claude (aide à la relecture)" w:date="2026-10-06T17:05:00Z" w:initials="CL">
+  <w:comment w:id="148" w:author="Claude (aide à la relecture)" w:date="2026-10-06T17:24:00Z" w:initials="CL">
     <w:p>
       <w:r>
-        <w:t xml:space="preserve">Les URL /api/v1/... n'existent pas : </w:t>
-      </w:r>
-      <w:r>
-        <w:t>remplacées par celles de backend/api/urls.py.</w:t>
+        <w:t>Les URL /api/v1/... n'existent pas : remplacées par celles de backend/api/urls.py.</w:t>
       </w:r>
     </w:p>
   </w:comment>
-  <w:comment w:id="150" w:author="Claude (aide à la relecture)" w:date="2026-10-06T17:05:00Z" w:initials="CL">
+  <w:comment w:id="151" w:author="Claude (aide à la relecture)" w:date="2026-10-06T17:24:00Z" w:initials="CL">
     <w:p>
       <w:r>
-        <w:t>Les extraits d'origine (fonctions et attributs inexistants) sont remplacés par des extraits lus dans le dépôt, avec chemin et numéros de lignes.</w:t>
+        <w:t>Les extraits d'origine (fonctions et attr</w:t>
+      </w:r>
+      <w:r>
+        <w:t>ibuts inexistants) sont remplacés par des extraits lus dans le dépôt, avec chemin et numéros de lignes.</w:t>
       </w:r>
     </w:p>
   </w:comment>
@@ -48877,24 +49684,24 @@
 
 <file path=word/commentsExtended.xml><?xml version="1.0" encoding="utf-8"?>
 <w15:commentsEx xmlns:wpc="http://schemas.microsoft.com/office/word/2010/wordprocessingCanvas" xmlns:cx="http://schemas.microsoft.com/office/drawing/2014/chartex" xmlns:mc="http://schemas.openxmlformats.org/markup-compatibility/2006" xmlns:o="urn:schemas-microsoft-com:office:office" xmlns:r="http://schemas.openxmlformats.org/officeDocument/2006/relationships" xmlns:m="http://schemas.openxmlformats.org/officeDocument/2006/math" xmlns:v="urn:schemas-microsoft-com:vml" xmlns:wp14="http://schemas.microsoft.com/office/word/2010/wordprocessingDrawing" xmlns:wp="http://schemas.openxmlformats.org/drawingml/2006/wordprocessingDrawing" xmlns:w10="urn:schemas-microsoft-com:office:word" xmlns:w="http://schemas.openxmlformats.org/wordprocessingml/2006/main" xmlns:w14="http://schemas.microsoft.com/office/word/2010/wordml" xmlns:w15="http://schemas.microsoft.com/office/word/2012/wordml" xmlns:w16se="http://schemas.microsoft.com/office/word/2015/wordml/symex" xmlns:wpg="http://schemas.microsoft.com/office/word/2010/wordprocessingGroup" xmlns:wpi="http://schemas.microsoft.com/office/word/2010/wordprocessingInk" xmlns:wne="http://schemas.microsoft.com/office/word/2006/wordml" xmlns:wps="http://schemas.microsoft.com/office/word/2010/wordprocessingShape" mc:Ignorable="w14 w15 w16se wp14">
-  <w15:commentEx w15:paraId="51156747" w15:done="0"/>
-  <w15:commentEx w15:paraId="3D27FC44" w15:done="0"/>
-  <w15:commentEx w15:paraId="42057EA4" w15:done="0"/>
-  <w15:commentEx w15:paraId="67D82D6C" w15:done="0"/>
-  <w15:commentEx w15:paraId="6B536BE3" w15:done="0"/>
-  <w15:commentEx w15:paraId="7A5ED3A1" w15:done="0"/>
-  <w15:commentEx w15:paraId="22E9C48C" w15:done="0"/>
-  <w15:commentEx w15:paraId="7D25E87A" w15:done="0"/>
-  <w15:commentEx w15:paraId="3254844F" w15:done="0"/>
-  <w15:commentEx w15:paraId="6F64AB6E" w15:done="0"/>
-  <w15:commentEx w15:paraId="041187E9" w15:done="0"/>
-  <w15:commentEx w15:paraId="2F97AD51" w15:done="0"/>
-  <w15:commentEx w15:paraId="68E0D4B0" w15:done="0"/>
-  <w15:commentEx w15:paraId="144C6318" w15:done="0"/>
-  <w15:commentEx w15:paraId="51824C8F" w15:done="0"/>
-  <w15:commentEx w15:paraId="0EBFF6AC" w15:done="0"/>
-  <w15:commentEx w15:paraId="7566ED76" w15:done="0"/>
-  <w15:commentEx w15:paraId="08B0C4ED" w15:done="0"/>
+  <w15:commentEx w15:paraId="37D029BF" w15:done="0"/>
+  <w15:commentEx w15:paraId="47DE5D40" w15:done="0"/>
+  <w15:commentEx w15:paraId="38AC4A6D" w15:done="0"/>
+  <w15:commentEx w15:paraId="44AFF9D6" w15:done="0"/>
+  <w15:commentEx w15:paraId="2E105019" w15:done="0"/>
+  <w15:commentEx w15:paraId="42DDA241" w15:done="0"/>
+  <w15:commentEx w15:paraId="4BA662EA" w15:done="0"/>
+  <w15:commentEx w15:paraId="492D99E7" w15:done="0"/>
+  <w15:commentEx w15:paraId="75760629" w15:done="0"/>
+  <w15:commentEx w15:paraId="4BD74B87" w15:done="0"/>
+  <w15:commentEx w15:paraId="1D7964F8" w15:done="0"/>
+  <w15:commentEx w15:paraId="55233949" w15:done="0"/>
+  <w15:commentEx w15:paraId="43599264" w15:done="0"/>
+  <w15:commentEx w15:paraId="5E51DD3E" w15:done="0"/>
+  <w15:commentEx w15:paraId="05A18857" w15:done="0"/>
+  <w15:commentEx w15:paraId="20F82BE7" w15:done="0"/>
+  <w15:commentEx w15:paraId="6BB8FC88" w15:done="0"/>
+  <w15:commentEx w15:paraId="32BCCF6A" w15:done="0"/>
 </w15:commentsEx>
 </file>
 
@@ -49056,7 +49863,7 @@
         <w:sz w:val="15"/>
         <w:szCs w:val="15"/>
       </w:rPr>
-      <w:t>56</w:t>
+      <w:t>57</w:t>
     </w:r>
     <w:r>
       <w:rPr>
@@ -49101,10 +49908,10 @@
 <file path=word/numbering.xml><?xml version="1.0" encoding="utf-8"?>
 <w:numbering xmlns:wpc="http://schemas.microsoft.com/office/word/2010/wordprocessingCanvas" xmlns:cx="http://schemas.microsoft.com/office/drawing/2014/chartex" xmlns:mc="http://schemas.openxmlformats.org/markup-compatibility/2006" xmlns:o="urn:schemas-microsoft-com:office:office" xmlns:r="http://schemas.openxmlformats.org/officeDocument/2006/relationships" xmlns:m="http://schemas.openxmlformats.org/officeDocument/2006/math" xmlns:v="urn:schemas-microsoft-com:vml" xmlns:wp14="http://schemas.microsoft.com/office/word/2010/wordprocessingDrawing" xmlns:wp="http://schemas.openxmlformats.org/drawingml/2006/wordprocessingDrawing" xmlns:w10="urn:schemas-microsoft-com:office:word" xmlns:w="http://schemas.openxmlformats.org/wordprocessingml/2006/main" xmlns:w14="http://schemas.microsoft.com/office/word/2010/wordml" xmlns:w15="http://schemas.microsoft.com/office/word/2012/wordml" xmlns:w16se="http://schemas.microsoft.com/office/word/2015/wordml/symex" xmlns:wpg="http://schemas.microsoft.com/office/word/2010/wordprocessingGroup" xmlns:wpi="http://schemas.microsoft.com/office/word/2010/wordprocessingInk" xmlns:wne="http://schemas.microsoft.com/office/word/2006/wordml" xmlns:wps="http://schemas.microsoft.com/office/word/2010/wordprocessingShape" mc:Ignorable="w14 w15 w16se wp14">
   <w:abstractNum w:abstractNumId="0" w15:restartNumberingAfterBreak="0">
-    <w:nsid w:val="43A13B31"/>
+    <w:nsid w:val="0EFD32FD"/>
     <w:multiLevelType w:val="hybridMultilevel"/>
-    <w:tmpl w:val="279016A6"/>
-    <w:lvl w:ilvl="0" w:tplc="2CCE5846">
+    <w:tmpl w:val="86CE209A"/>
+    <w:lvl w:ilvl="0" w:tplc="19CAB376">
       <w:start w:val="1"/>
       <w:numFmt w:val="decimal"/>
       <w:lvlText w:val="%1."/>
@@ -49113,52 +49920,52 @@
         <w:ind w:left="720" w:hanging="360"/>
       </w:pPr>
     </w:lvl>
-    <w:lvl w:ilvl="1" w:tplc="D988E0B6">
+    <w:lvl w:ilvl="1" w:tplc="4D4A80DC">
       <w:numFmt w:val="decimal"/>
       <w:lvlText w:val=""/>
       <w:lvlJc w:val="left"/>
     </w:lvl>
-    <w:lvl w:ilvl="2" w:tplc="2620E29C">
+    <w:lvl w:ilvl="2" w:tplc="12E2CDA0">
       <w:numFmt w:val="decimal"/>
       <w:lvlText w:val=""/>
       <w:lvlJc w:val="left"/>
     </w:lvl>
-    <w:lvl w:ilvl="3" w:tplc="259421EE">
+    <w:lvl w:ilvl="3" w:tplc="18328EC8">
       <w:numFmt w:val="decimal"/>
       <w:lvlText w:val=""/>
       <w:lvlJc w:val="left"/>
     </w:lvl>
-    <w:lvl w:ilvl="4" w:tplc="227AF2DE">
+    <w:lvl w:ilvl="4" w:tplc="153A99D6">
       <w:numFmt w:val="decimal"/>
       <w:lvlText w:val=""/>
       <w:lvlJc w:val="left"/>
     </w:lvl>
-    <w:lvl w:ilvl="5" w:tplc="BC1053AA">
+    <w:lvl w:ilvl="5" w:tplc="4D205996">
       <w:numFmt w:val="decimal"/>
       <w:lvlText w:val=""/>
       <w:lvlJc w:val="left"/>
     </w:lvl>
-    <w:lvl w:ilvl="6" w:tplc="F0F697B8">
+    <w:lvl w:ilvl="6" w:tplc="6382E8C4">
       <w:numFmt w:val="decimal"/>
       <w:lvlText w:val=""/>
       <w:lvlJc w:val="left"/>
     </w:lvl>
-    <w:lvl w:ilvl="7" w:tplc="E0B66B1C">
+    <w:lvl w:ilvl="7" w:tplc="4E581706">
       <w:numFmt w:val="decimal"/>
       <w:lvlText w:val=""/>
       <w:lvlJc w:val="left"/>
     </w:lvl>
-    <w:lvl w:ilvl="8" w:tplc="89027262">
+    <w:lvl w:ilvl="8" w:tplc="9544B9BA">
       <w:numFmt w:val="decimal"/>
       <w:lvlText w:val=""/>
       <w:lvlJc w:val="left"/>
     </w:lvl>
   </w:abstractNum>
   <w:abstractNum w:abstractNumId="1" w15:restartNumberingAfterBreak="0">
-    <w:nsid w:val="63CB40C8"/>
+    <w:nsid w:val="50843050"/>
     <w:multiLevelType w:val="hybridMultilevel"/>
-    <w:tmpl w:val="E8803ED2"/>
-    <w:lvl w:ilvl="0" w:tplc="4BE897C6">
+    <w:tmpl w:val="772A2024"/>
+    <w:lvl w:ilvl="0" w:tplc="76EE1374">
       <w:start w:val="1"/>
       <w:numFmt w:val="bullet"/>
       <w:lvlText w:val="•"/>
@@ -49167,52 +49974,52 @@
         <w:ind w:left="720" w:hanging="360"/>
       </w:pPr>
     </w:lvl>
-    <w:lvl w:ilvl="1" w:tplc="1C6E0D5A">
+    <w:lvl w:ilvl="1" w:tplc="8BFA5EA6">
       <w:numFmt w:val="decimal"/>
       <w:lvlText w:val=""/>
       <w:lvlJc w:val="left"/>
     </w:lvl>
-    <w:lvl w:ilvl="2" w:tplc="78DAD8C2">
+    <w:lvl w:ilvl="2" w:tplc="73F88532">
       <w:numFmt w:val="decimal"/>
       <w:lvlText w:val=""/>
       <w:lvlJc w:val="left"/>
     </w:lvl>
-    <w:lvl w:ilvl="3" w:tplc="4CC0C98C">
+    <w:lvl w:ilvl="3" w:tplc="32E03760">
       <w:numFmt w:val="decimal"/>
       <w:lvlText w:val=""/>
       <w:lvlJc w:val="left"/>
     </w:lvl>
-    <w:lvl w:ilvl="4" w:tplc="7DDCCBE4">
+    <w:lvl w:ilvl="4" w:tplc="D1B6B578">
       <w:numFmt w:val="decimal"/>
       <w:lvlText w:val=""/>
       <w:lvlJc w:val="left"/>
     </w:lvl>
-    <w:lvl w:ilvl="5" w:tplc="9036D94C">
+    <w:lvl w:ilvl="5" w:tplc="3C281382">
       <w:numFmt w:val="decimal"/>
       <w:lvlText w:val=""/>
       <w:lvlJc w:val="left"/>
     </w:lvl>
-    <w:lvl w:ilvl="6" w:tplc="D990ED92">
+    <w:lvl w:ilvl="6" w:tplc="ADC01812">
       <w:numFmt w:val="decimal"/>
       <w:lvlText w:val=""/>
       <w:lvlJc w:val="left"/>
     </w:lvl>
-    <w:lvl w:ilvl="7" w:tplc="933AC34E">
+    <w:lvl w:ilvl="7" w:tplc="DDBE59E8">
       <w:numFmt w:val="decimal"/>
       <w:lvlText w:val=""/>
       <w:lvlJc w:val="left"/>
     </w:lvl>
-    <w:lvl w:ilvl="8" w:tplc="3E48C8BC">
+    <w:lvl w:ilvl="8" w:tplc="77F21FE6">
       <w:numFmt w:val="decimal"/>
       <w:lvlText w:val=""/>
       <w:lvlJc w:val="left"/>
     </w:lvl>
   </w:abstractNum>
   <w:abstractNum w:abstractNumId="2" w15:restartNumberingAfterBreak="0">
-    <w:nsid w:val="724B6F91"/>
+    <w:nsid w:val="72BF5BF3"/>
     <w:multiLevelType w:val="hybridMultilevel"/>
-    <w:tmpl w:val="C02A8948"/>
-    <w:lvl w:ilvl="0" w:tplc="31DAE0B2" w:tentative="1">
+    <w:tmpl w:val="8DAA29D2"/>
+    <w:lvl w:ilvl="0" w:tplc="A72E43BE" w:tentative="1">
       <w:start w:val="1"/>
       <w:numFmt w:val="bullet"/>
       <w:lvlText w:val="●"/>
@@ -49221,7 +50028,7 @@
         <w:ind w:left="720" w:hanging="360"/>
       </w:pPr>
     </w:lvl>
-    <w:lvl w:ilvl="1" w:tplc="CA7C7342" w:tentative="1">
+    <w:lvl w:ilvl="1" w:tplc="59441F76" w:tentative="1">
       <w:start w:val="1"/>
       <w:numFmt w:val="bullet"/>
       <w:lvlText w:val="○"/>
@@ -49230,7 +50037,7 @@
         <w:ind w:left="1440" w:hanging="360"/>
       </w:pPr>
     </w:lvl>
-    <w:lvl w:ilvl="2" w:tplc="4E045212" w:tentative="1">
+    <w:lvl w:ilvl="2" w:tplc="41329452" w:tentative="1">
       <w:start w:val="1"/>
       <w:numFmt w:val="bullet"/>
       <w:lvlText w:val="■"/>
@@ -49239,7 +50046,7 @@
         <w:ind w:left="2160" w:hanging="360"/>
       </w:pPr>
     </w:lvl>
-    <w:lvl w:ilvl="3" w:tplc="D5C0C48A" w:tentative="1">
+    <w:lvl w:ilvl="3" w:tplc="731C6592" w:tentative="1">
       <w:start w:val="1"/>
       <w:numFmt w:val="bullet"/>
       <w:lvlText w:val="●"/>
@@ -49248,7 +50055,7 @@
         <w:ind w:left="2880" w:hanging="360"/>
       </w:pPr>
     </w:lvl>
-    <w:lvl w:ilvl="4" w:tplc="8DCADF5A" w:tentative="1">
+    <w:lvl w:ilvl="4" w:tplc="12FEEE06" w:tentative="1">
       <w:start w:val="1"/>
       <w:numFmt w:val="bullet"/>
       <w:lvlText w:val="○"/>
@@ -49257,7 +50064,7 @@
         <w:ind w:left="3600" w:hanging="360"/>
       </w:pPr>
     </w:lvl>
-    <w:lvl w:ilvl="5" w:tplc="09F42366" w:tentative="1">
+    <w:lvl w:ilvl="5" w:tplc="0058A804" w:tentative="1">
       <w:start w:val="1"/>
       <w:numFmt w:val="bullet"/>
       <w:lvlText w:val="■"/>
@@ -49266,7 +50073,7 @@
         <w:ind w:left="4320" w:hanging="360"/>
       </w:pPr>
     </w:lvl>
-    <w:lvl w:ilvl="6" w:tplc="7BEA67A0" w:tentative="1">
+    <w:lvl w:ilvl="6" w:tplc="3BDE21BC" w:tentative="1">
       <w:start w:val="1"/>
       <w:numFmt w:val="bullet"/>
       <w:lvlText w:val="●"/>
@@ -49275,7 +50082,7 @@
         <w:ind w:left="5040" w:hanging="360"/>
       </w:pPr>
     </w:lvl>
-    <w:lvl w:ilvl="7" w:tplc="E9A052D4" w:tentative="1">
+    <w:lvl w:ilvl="7" w:tplc="994C8166" w:tentative="1">
       <w:start w:val="1"/>
       <w:numFmt w:val="bullet"/>
       <w:lvlText w:val="●"/>
@@ -49284,7 +50091,7 @@
         <w:ind w:left="5760" w:hanging="360"/>
       </w:pPr>
     </w:lvl>
-    <w:lvl w:ilvl="8" w:tplc="EF424094" w:tentative="1">
+    <w:lvl w:ilvl="8" w:tplc="BE125FDA" w:tentative="1">
       <w:start w:val="1"/>
       <w:numFmt w:val="bullet"/>
       <w:lvlText w:val="●"/>
@@ -50104,7 +50911,7 @@
     <w:next w:val="Normal"/>
     <w:uiPriority w:val="99"/>
     <w:unhideWhenUsed/>
-    <w:rsid w:val="00C31BA1"/>
+    <w:rsid w:val="00AA7A3F"/>
     <w:pPr>
       <w:spacing w:after="0"/>
     </w:pPr>

--- a/rapport_pff/Rapport_PFF_MBEUND_MI_v4.docx
+++ b/rapport_pff/Rapport_PFF_MBEUND_MI_v4.docx
@@ -10,7 +10,7 @@
           <w:noProof/>
         </w:rPr>
         <w:drawing>
-          <wp:anchor distT="0" distB="0" distL="0" distR="0" simplePos="0" relativeHeight="10696575" behindDoc="1" locked="0" layoutInCell="1" allowOverlap="1" wp14:anchorId="5CEB4799" wp14:editId="4926AEAA">
+          <wp:anchor distT="0" distB="0" distL="0" distR="0" simplePos="0" relativeHeight="10696575" behindDoc="1" locked="0" layoutInCell="1" allowOverlap="1" wp14:anchorId="6F660231" wp14:editId="376EFE5F">
             <wp:simplePos x="0" y="0"/>
             <wp:positionH relativeFrom="page">
               <wp:posOffset>0</wp:posOffset>
@@ -61,18 +61,18 @@
           <w:noProof/>
         </w:rPr>
         <w:drawing>
-          <wp:anchor distT="0" distB="0" distL="0" distR="0" simplePos="0" relativeHeight="1276350" behindDoc="0" locked="0" layoutInCell="1" allowOverlap="1" wp14:anchorId="03D69B4A" wp14:editId="2F01F5AD">
+          <wp:anchor distT="0" distB="0" distL="0" distR="0" simplePos="0" relativeHeight="1276350" behindDoc="0" locked="0" layoutInCell="1" allowOverlap="1" wp14:anchorId="382163FF" wp14:editId="7405ED2C">
             <wp:simplePos x="0" y="0"/>
             <wp:positionH relativeFrom="page">
-              <wp:posOffset>2989580</wp:posOffset>
+              <wp:posOffset>2990088</wp:posOffset>
             </wp:positionH>
             <wp:positionV relativeFrom="page">
               <wp:posOffset>1645920</wp:posOffset>
             </wp:positionV>
-            <wp:extent cx="1580155" cy="1114425"/>
-            <wp:effectExtent l="0" t="0" r="1270" b="0"/>
+            <wp:extent cx="1809750" cy="1276350"/>
+            <wp:effectExtent l="0" t="0" r="0" b="0"/>
             <wp:wrapNone/>
-            <wp:docPr id="3" name="Image 3"/>
+            <wp:docPr id="2" name="Image 2"/>
             <wp:cNvGraphicFramePr>
               <a:graphicFrameLocks xmlns:a="http://schemas.openxmlformats.org/drawingml/2006/main" noChangeAspect="1"/>
             </wp:cNvGraphicFramePr>
@@ -95,7 +95,7 @@
                   <pic:spPr bwMode="auto">
                     <a:xfrm>
                       <a:off x="0" y="0"/>
-                      <a:ext cx="1580155" cy="1114425"/>
+                      <a:ext cx="1809750" cy="1276350"/>
                     </a:xfrm>
                     <a:prstGeom prst="rect">
                       <a:avLst/>
@@ -104,12 +104,6 @@
                 </pic:pic>
               </a:graphicData>
             </a:graphic>
-            <wp14:sizeRelH relativeFrom="margin">
-              <wp14:pctWidth>0</wp14:pctWidth>
-            </wp14:sizeRelH>
-            <wp14:sizeRelV relativeFrom="margin">
-              <wp14:pctHeight>0</wp14:pctHeight>
-            </wp14:sizeRelV>
           </wp:anchor>
         </w:drawing>
       </w:r>
@@ -322,23 +316,17 @@
     <w:p>
       <w:pPr>
         <w:framePr w:w="8064" w:h="1728" w:wrap="auto" w:vAnchor="page" w:hAnchor="page" w:x="2016" w:y="8496"/>
-        <w:spacing w:after="0" w:line="440" w:lineRule="atLeast"/>
+        <w:spacing w:after="0" w:line="400" w:lineRule="atLeast"/>
         <w:jc w:val="center"/>
+      </w:pPr>
+      <w:r>
         <w:rPr>
           <w:rFonts w:ascii="Century Gothic" w:eastAsia="Century Gothic" w:hAnsi="Century Gothic" w:cs="Century Gothic"/>
           <w:b/>
           <w:bCs/>
           <w:color w:val="4A2C1D"/>
-          <w:sz w:val="28"/>
-          <w:szCs w:val="28"/>
         </w:rPr>
-      </w:pPr>
-      <w:r>
-        <w:rPr>
-          <w:rFonts w:ascii="Century Gothic" w:hAnsi="Century Gothic"/>
-          <w:b/>
-        </w:rPr>
-        <w:t>« MBEUND MI : Conception et développement d'une plateforme intelligente de prévention des inondations à Dakar : cas Thiaroye-sur-Mer »</w:t>
+        <w:t>« MBEUND MI : Conception et développement d’une plateforme intelligente de prévention des inondations à Dakar : cas Thiaroye-sur-Mer »</w:t>
       </w:r>
     </w:p>
     <w:p>
@@ -491,7 +479,6 @@
         <w:t>Année académique 2025 – 2026</w:t>
       </w:r>
     </w:p>
-    <w:p/>
     <w:p>
       <w:pPr>
         <w:sectPr>
@@ -514,10 +501,76 @@
     </w:p>
     <w:p>
       <w:pPr>
+        <w:spacing w:after="180"/>
         <w:jc w:val="both"/>
       </w:pPr>
       <w:r>
         <w:t>Dédicaces personnelles des membres du groupe de projet :</w:t>
+      </w:r>
+    </w:p>
+    <w:p>
+      <w:pPr>
+        <w:spacing w:before="140"/>
+        <w:jc w:val="both"/>
+      </w:pPr>
+      <w:r>
+        <w:t>Je rends avant tout grâce au Seigneur, Dieu Tout-Puissant, pour la vie, la santé, la force et la persévérance qu'Il m'a accordées tout au long de ce parcours de formation. Je dédie ce travail avec une profonde gratitude à toute ma famille. À mon père, El H</w:t>
+      </w:r>
+      <w:r>
+        <w:t>adji SALL, pour son soutien constant et inestimable tout au long de mon parcours scolaire, depuis le CI jusqu'à ce jour. À la mémoire de ma chère mère, Awa GAYE, pour son amour bienveillant et ses précieux conseils ; j'aurais tant aimé qu'elle partage cett</w:t>
+      </w:r>
+      <w:r>
+        <w:t>e nouvelle étape de ma vie, et je prie Allah de l'accueillir en Son paradis éternel. À mes frères et sœurs, mes cousins et à l'ensemble de mes proches pour leur présence rassurante et leurs encouragements.</w:t>
+      </w:r>
+    </w:p>
+    <w:p>
+      <w:pPr>
+        <w:spacing w:after="200"/>
+        <w:jc w:val="right"/>
+      </w:pPr>
+      <w:r>
+        <w:rPr>
+          <w:i/>
+          <w:iCs/>
+        </w:rPr>
+        <w:t>— Maïmouna SALL</w:t>
+      </w:r>
+    </w:p>
+    <w:p>
+      <w:pPr>
+        <w:spacing w:before="140"/>
+        <w:jc w:val="both"/>
+      </w:pPr>
+      <w:r>
+        <w:t>Je dédie ce mémoire à ma famille b</w:t>
+      </w:r>
+      <w:r>
+        <w:t>ien-aimée qui a toujours cru en mes capacités, à mes amis pour leur soutien sans faille, et à toutes les familles courageuses de Thiaroye qui affrontent les inondations chaque hivernage.</w:t>
+      </w:r>
+    </w:p>
+    <w:p>
+      <w:pPr>
+        <w:spacing w:after="200"/>
+        <w:jc w:val="right"/>
+      </w:pPr>
+      <w:r>
+        <w:rPr>
+          <w:i/>
+          <w:iCs/>
+        </w:rPr>
+        <w:t>— Mame Diarra DIANE</w:t>
+      </w:r>
+    </w:p>
+    <w:p>
+      <w:pPr>
+        <w:spacing w:before="140"/>
+        <w:jc w:val="both"/>
+      </w:pPr>
+      <w:r>
+        <w:t>Je tiens à exprimer ma profonde gratitude à toute</w:t>
+      </w:r>
+      <w:r>
+        <w:t>s les personnes qui m’ont soutenue et encouragée tout au long de mon parcours de formation et dans la réalisation de ce Projet de Fin de Formation. Leur soutien, leurs conseils et leurs encouragements ont été pour moi une véritable source de motivation.</w:t>
       </w:r>
     </w:p>
     <w:p>
@@ -525,19 +578,13 @@
         <w:jc w:val="both"/>
       </w:pPr>
       <w:r>
-        <w:t>Je dédie ce travail avec une profonde gratitude à toute ma famille. À mon père, El Hadji SALL, pour son soutien constant et inestimable tout au long de mon parcours scolaire, depuis le CI jusqu'à ce jour. À la mémoire de ma chère mère, Awa GAYE, pour son amour bienveillant et ses précieux conseils ; j'aurais tant aimé qu'elle partage cette nouvelle étape de ma vie, et je prie Allah de l'accueillir en Son paradis éternel. À mes frères et sœurs, mes cousins et à l'ensemble de mes proches pour leur présence rassurante et leurs encouragements.</w:t>
-      </w:r>
-    </w:p>
-    <w:p>
-      <w:pPr>
-        <w:jc w:val="right"/>
-      </w:pPr>
-      <w:r>
-        <w:rPr>
-          <w:i/>
-          <w:iCs/>
-        </w:rPr>
-        <w:t>— Maïmouna SALL</w:t>
+        <w:t>Je</w:t>
+      </w:r>
+      <w:r>
+        <w:t xml:space="preserve"> remercie particulièrement ma famille pour son amour, sa patience, ses sacrifices et son soutien moral, qui m’ont permis de poursuivre mes études avec courage et détermination. Sa présence à mes côtés a été essentielle dans les moments de doute comme dans </w:t>
+      </w:r>
+      <w:r>
+        <w:t>les moments de réussite.</w:t>
       </w:r>
     </w:p>
     <w:p>
@@ -545,19 +592,10 @@
         <w:jc w:val="both"/>
       </w:pPr>
       <w:r>
-        <w:t>Je dédie ce mémoire à ma famille bien-aimée qui a toujours cru en mes capacités, à mes amis pour leur soutien sans faille, et à toutes les familles courageuses de Thiaroye qui affrontent les inondations chaque hivernage.</w:t>
-      </w:r>
-    </w:p>
-    <w:p>
-      <w:pPr>
-        <w:jc w:val="right"/>
-      </w:pPr>
-      <w:r>
-        <w:rPr>
-          <w:i/>
-          <w:iCs/>
-        </w:rPr>
-        <w:t>— Mame Diarra DIANE</w:t>
+        <w:t>J’adresse également mes sincères remerciements à toutes les personnes qui, de près ou de loin, m’ont apporté leur aide, leurs conseils et leur confiance durant cette étape importante de ma vie. Je ne pourrais pas citer tout le mond</w:t>
+      </w:r>
+      <w:r>
+        <w:t>e, car vous avez été très nombreux à m’apporter votre soutien.</w:t>
       </w:r>
     </w:p>
     <w:p>
@@ -565,11 +603,16 @@
         <w:jc w:val="both"/>
       </w:pPr>
       <w:r>
-        <w:t>À mes parents, sources inépuisables d'inspiration et de persévérance, pour leur amour inconditionnel, leurs sacrifices et leur confiance inébranlable. Ce diplôme est le témoignage de votre dévouement.</w:t>
+        <w:lastRenderedPageBreak/>
+        <w:t>Enfin, je remercie le Seigneur pour la force, la santé et la persévérance qu’Il m’a accordées tout au long de ce parcours. À toutes ces personnes, j’exprime du fond du cœur ma reconnaissance et</w:t>
+      </w:r>
+      <w:r>
+        <w:t xml:space="preserve"> mes sincères remerciements.</w:t>
       </w:r>
     </w:p>
     <w:p>
       <w:pPr>
+        <w:spacing w:after="200"/>
         <w:jc w:val="right"/>
       </w:pPr>
       <w:r>
@@ -582,14 +625,19 @@
     </w:p>
     <w:p>
       <w:pPr>
+        <w:spacing w:before="140"/>
         <w:jc w:val="both"/>
       </w:pPr>
       <w:r>
-        <w:t>Je dédie ce projet de fin de formation à mes parents pour leur bienveillance constante, leur éducation exemplaire et leurs conseils avisés, ainsi qu'à mes camarades de promotion pour cette belle aventure humaine et technique.</w:t>
+        <w:t>Je dédie ce projet de fin de formation à mes parents pour leur bienveillance constante, leur éducation exemplaire et leurs conseils avisés, ainsi qu'à mes camarades de promotion pour cette belle aventure humaine e</w:t>
+      </w:r>
+      <w:r>
+        <w:t>t technique.</w:t>
       </w:r>
     </w:p>
     <w:p>
       <w:pPr>
+        <w:spacing w:after="200"/>
         <w:jc w:val="right"/>
       </w:pPr>
       <w:r>
@@ -641,16 +689,26 @@
         <w:jc w:val="both"/>
       </w:pPr>
       <w:r>
-        <w:t xml:space="preserve">Nous tenons à exprimer un hommage tout particulier et notre sincère reconnaissance à notre responsable de filière, </w:t>
+        <w:t>Nous tenons à exprimer un hommage tout particulier et notre sincère reconnaissance à notre responsable de fi</w:t>
+      </w:r>
+      <w:r>
+        <w:t xml:space="preserve">lière, </w:t>
       </w:r>
       <w:r>
         <w:rPr>
           <w:b/>
+          <w:bCs/>
         </w:rPr>
         <w:t>M. Pape Ibrahima NIANG</w:t>
       </w:r>
       <w:r>
-        <w:t>. Présent à nos côtés avec une sollicitude constante tout au long de notre cursus à l'ISEP Amadou Traware, il a été bien plus qu'un responsable pédagogique : un mentor, un guide et une figure paternelle bienveillante. Par son humilité, son écoute attentive et les cercles d'échange chaleureux qu'il a instaurés — permettant à chacun de s'exprimer librement dans les moments de doute comme dans les moments heureux —, il a su insuffler un esprit de fraternité et transformer notre promotion APD en une véritable famille soudée. Qu'il trouve ici l'expression de notre profonde gratitude et de notre respectueux attachement.</w:t>
+        <w:t>. Présent à nos côtés avec une sollicitude constante tout au long de notre cursus à l'ISEP Amadou Traware, il a été bien plus qu'un responsable pédagogique : un mentor, un guide et une figure paternelle bienveillante. Par son h</w:t>
+      </w:r>
+      <w:r>
+        <w:t>umilité, son écoute attentive et les cercles d'échange chaleureux qu'il a instaurés — permettant à chacun de s'exprimer librement dans les moments de doute comme dans les moments heureux —, il a su insuffler un esprit de fraternité et transformer notre pro</w:t>
+      </w:r>
+      <w:r>
+        <w:t>motion APD en une véritable famille soudée. Qu'il trouve ici l'expression de notre profonde gratitude et de notre respectueux attachement.</w:t>
       </w:r>
     </w:p>
     <w:p>
@@ -658,7 +716,10 @@
         <w:jc w:val="both"/>
       </w:pPr>
       <w:r>
-        <w:t>Nos remerciements s'adressent à la Direction de l'ISEP Amadou Traware, à la coordination et à l'ensemble des formateurs de la filière Analyse de Performance Digital (APD), pour la qualité de la formation reçue et pour l'accompagnement apporté tout au long de notre parcours.</w:t>
+        <w:t>Nos remerciements s'adressent à la Direction de l'ISEP Amadou Traware, à la coordination et à l'ensemble des formateu</w:t>
+      </w:r>
+      <w:r>
+        <w:t>rs de la filière Analyse de Performance Digital (APD), pour la qualité de la formation reçue et pour l'accompagnement apporté tout au long de notre parcours.</w:t>
       </w:r>
     </w:p>
     <w:p>
@@ -666,7 +727,10 @@
         <w:jc w:val="both"/>
       </w:pPr>
       <w:r>
-        <w:t xml:space="preserve">Nous remercions chaleureusement les habitants de Thiaroye-sur-Mer qui nous ont accueillies lors de notre enquête de terrain du 15 mai 2026, et en particulier </w:t>
+        <w:t>Nous remercions chaleureusement les habitants de Thiaroye-sur-Mer qui nous ont accueillies lors de</w:t>
+      </w:r>
+      <w:r>
+        <w:t xml:space="preserve"> notre enquête de terrain du 15 mai 2026, et en particulier </w:t>
       </w:r>
       <w:r>
         <w:rPr>
@@ -696,7 +760,10 @@
         <w:t>M. Papa Yalli</w:t>
       </w:r>
       <w:r>
-        <w:t xml:space="preserve"> et les membres du mouvement de quartier qu'il anime. Leurs témoignages ont donné à ce travail son ancrage dans la réalité vécue des inondations.</w:t>
+        <w:t xml:space="preserve"> et les membres du mouvement de quartier qu'il anime. Leurs témoignages ont donné à ce travail son ancrage dans la réalité vécue des inondation</w:t>
+      </w:r>
+      <w:r>
+        <w:t>s.</w:t>
       </w:r>
     </w:p>
     <w:p>
@@ -727,7 +794,13 @@
         <w:jc w:val="both"/>
       </w:pPr>
       <w:r>
-        <w:t>La commune de Thiaroye-sur-Mer, sur le littoral sud de la presqu'île du Cap-Vert (département de Pikine), subit des inondations récurrentes à chaque saison des pluies : faible altitude, proximité de la mer et de la nappe phréatique, ouvrages d'évacuation insuffisants. Les alertes disponibles sont nationales ou régionales et n'anticipent pas la situation à l'échelle d'un quartier.</w:t>
+        <w:t>La commune de Thiaroye-sur-Mer, sur le littoral sud de la pres</w:t>
+      </w:r>
+      <w:r>
+        <w:t>qu'île du Cap-Vert (département de Pikine), subit des inondations récurrentes à chaque saison des pluies : faible altitude, proximité de la mer et de la nappe phréatique, ouvrages d'évacuation insuffisants. Les alertes disponibles sont nationales ou région</w:t>
+      </w:r>
+      <w:r>
+        <w:t>ales et n'anticipent pas la situation à l'échelle d'un quartier.</w:t>
       </w:r>
     </w:p>
     <w:p>
@@ -745,7 +818,13 @@
         <w:t>MBEUND MI</w:t>
       </w:r>
       <w:r>
-        <w:t>, plateforme web et mobile de prévention et de gestion des inondations à l'échelle locale. Elle combine des prévisions météorologiques (Open-Meteo), des images satellitaires Sentinel-2 (indice NDWI), des capteurs IoT simulés (MQTT) et des signalements citoyens (application ou SMS). Un classifieur Random Forest estime le niveau de risque et un réseau LSTM prédit le niveau d'eau ; les alertes sont diffusées en temps réel (WebSocket, notifications, SMS), avec un itinéraire d'évacuation et un assistant conversationnel, NDAM. La plateforme repose sur React, Django REST Framework et PostgreSQL/PostGIS.</w:t>
+        <w:t>, plateforme web et mobile de prévention et de gestion des inondations à l'échelle locale. Elle combine des prévisions météorologiques (Open-Meteo), des images sa</w:t>
+      </w:r>
+      <w:r>
+        <w:t xml:space="preserve">tellitaires Sentinel-2 (indice NDWI), des capteurs IoT simulés (MQTT) et des signalements citoyens (application ou SMS). Un classifieur Random Forest estime le niveau de risque et un réseau LSTM prédit le niveau d'eau ; les alertes sont diffusées en temps </w:t>
+      </w:r>
+      <w:r>
+        <w:t>réel (WebSocket, notifications, SMS), avec un itinéraire d'évacuation et un assistant conversationnel, NDAM. La plateforme repose sur React, Django REST Framework et PostgreSQL/PostGIS.</w:t>
       </w:r>
     </w:p>
     <w:p>
@@ -753,7 +832,13 @@
         <w:jc w:val="both"/>
       </w:pPr>
       <w:r>
-        <w:t>Sur le jeu de test 2022-2024, le classifieur atteint une exactitude de 93,5 % mais détecte mal les niveaux orange et rouge, rares, et ne dépasse pas une règle de persistance sur le F1 macro (0,54 contre 0,67). Le LSTM, réentraîné sur 15 ans de pluie, réduit l'erreur de prévision du niveau d'eau de 5,0 à 2,8 cm par rapport à la persistance, sur un niveau reconstitué et non mesuré. Le logiciel est vérifié par 308 tests automatisés. Le projet reste un prototype : capteurs simulés, envoi réel de SMS non validé.</w:t>
+        <w:t>Sur le jeu de test 2022-2024, le classifieur atteint une exactitude de</w:t>
+      </w:r>
+      <w:r>
+        <w:t xml:space="preserve"> 93,5 % mais détecte mal les niveaux orange et rouge, rares, et ne dépasse pas une règle de persistance sur le F1 macro (0,54 contre 0,67). Le LSTM, réentraîné sur 15 ans de pluie, réduit l'erreur de prévision du niveau d'eau de 5,0 à 2,8 cm par rapport à </w:t>
+      </w:r>
+      <w:r>
+        <w:t>la persistance, sur un niveau reconstitué et non mesuré. Le logiciel est vérifié par 308 tests automatisés. Le projet reste un prototype : capteurs simulés, envoi réel de SMS non validé.</w:t>
       </w:r>
     </w:p>
     <w:p>
@@ -768,7 +853,10 @@
         <w:t>Mots-clés :</w:t>
       </w:r>
       <w:r>
-        <w:t xml:space="preserve"> inondations, Thiaroye-sur-Mer, alerte précoce, SIG, apprentissage automatique, participation citoyenne.</w:t>
+        <w:t xml:space="preserve"> inondations, Thiaroye-sur-Mer, alerte précoce, SIG, appre</w:t>
+      </w:r>
+      <w:r>
+        <w:t>ntissage automatique, participation citoyenne.</w:t>
       </w:r>
     </w:p>
     <w:p>
@@ -786,7 +874,10 @@
         <w:jc w:val="both"/>
       </w:pPr>
       <w:r>
-        <w:t>The municipality of Thiaroye-sur-Mer, on the southern coast of the Cap-Vert peninsula (Pikine department), suffers recurrent flooding every rainy season: low elevation, proximity of the sea and of the water table, and insufficient stormwater drainage. Available warnings are national or regional and cannot anticipate conditions at neighbourhood scale.</w:t>
+        <w:t>The municipality of Thiaroye-sur-Mer, on the southern coast of the Cap-Vert peninsula (Pikine department), suffers recurrent flooding every rainy season: low elevation, proximity of the sea and of the</w:t>
+      </w:r>
+      <w:r>
+        <w:t xml:space="preserve"> water table, and insufficient stormwater drainage. Available warnings are national or regional and cannot anticipate conditions at neighbourhood scale.</w:t>
       </w:r>
     </w:p>
     <w:p>
@@ -804,7 +895,13 @@
         <w:t>MBEUND MI</w:t>
       </w:r>
       <w:r>
-        <w:t>, a web and mobile platform for local-scale flood prevention and management. It combines weather forecasts (Open-Meteo), Sentinel-2 satellite imagery (NDWI index), simulated IoT sensors (MQTT) and citizen reports (application or SMS). A Random Forest classifier estimates the risk level and an LSTM network forecasts water level; alerts are issued in real time (WebSocket, notifications, SMS), with an evacuation route and a conversational assistant, NDAM. The platform is built with React, Django REST Framework and PostgreSQL/PostGIS.</w:t>
+        <w:t>, a web and mobile platform for local-scale flood prevention and management. It combines weather forecasts (Open-Meteo), Sentinel-2 satellite imagery (NDWI index), simulated IoT sensors (MQTT) and citizen reports (application or SMS). A Random Forest class</w:t>
+      </w:r>
+      <w:r>
+        <w:t>ifier estimates the risk level and an LSTM network forecasts water level; alerts are issued in real time (WebSocket, notifications, SMS), with an evacuation route and a conversational assistant, NDAM. The platform is built with React, Django REST Framework</w:t>
+      </w:r>
+      <w:r>
+        <w:t xml:space="preserve"> and PostgreSQL/PostGIS.</w:t>
       </w:r>
     </w:p>
     <w:p>
@@ -812,7 +909,13 @@
         <w:jc w:val="both"/>
       </w:pPr>
       <w:r>
-        <w:t>On the 2022-2024 test set, the classifier reaches an accuracy of 93.5% but poorly detects the rare orange and red levels and does not beat a persistence rule on macro F1 (0.54 against 0.67). The LSTM, retrained on 15 years of rainfall, reduces the water-level forecast error from 5.0 to 2.8 cm compared with persistence, on a reconstructed rather than measured level. The software is verified by 308 automated tests. The project remains a prototype: sensors are simulated and real SMS delivery is not yet validated.</w:t>
+        <w:t>On the 2022-2024 test set, the classifier reaches an accuracy of 93.5% but poorly detects the rare orange and red levels and does not beat a persistence rule on macro F1 (0.54 against 0.67). The LSTM, retrained on 15 years of rainf</w:t>
+      </w:r>
+      <w:r>
+        <w:t>all, reduces the water-level forecast error from 5.0 to 2.8 cm compared with persistence, on a reconstructed rather than measured level. The software is verified by 308 automated tests. The project remains a prototype: sensors are simulated and real SMS de</w:t>
+      </w:r>
+      <w:r>
+        <w:t>livery is not yet validated.</w:t>
       </w:r>
     </w:p>
     <w:p>
@@ -851,7 +954,7 @@
           <w:szCs w:val="24"/>
         </w:rPr>
         <w:alias w:val="Sommaire"/>
-        <w:id w:val="1367718767"/>
+        <w:id w:val="-1664540642"/>
       </w:sdtPr>
       <w:sdtEndPr/>
       <w:sdtContent>
@@ -880,7 +983,7 @@
           <w:r>
             <w:fldChar w:fldCharType="separate"/>
           </w:r>
-          <w:hyperlink w:anchor="_Toc242790021" w:history="1">
+          <w:hyperlink w:anchor="_Toc242801236" w:history="1">
             <w:r>
               <w:rPr>
                 <w:rStyle w:val="Lienhypertexte"/>
@@ -904,7 +1007,7 @@
               <w:rPr>
                 <w:noProof/>
               </w:rPr>
-              <w:instrText xml:space="preserve"> PAGEREF _Toc242790021 \h </w:instrText>
+              <w:instrText xml:space="preserve"> PAGEREF _Toc242801236 \h </w:instrText>
             </w:r>
             <w:r>
               <w:rPr>
@@ -945,7 +1048,7 @@
               <w:szCs w:val="22"/>
             </w:rPr>
           </w:pPr>
-          <w:hyperlink w:anchor="_Toc242790022" w:history="1">
+          <w:hyperlink w:anchor="_Toc242801237" w:history="1">
             <w:r>
               <w:rPr>
                 <w:rStyle w:val="Lienhypertexte"/>
@@ -969,7 +1072,7 @@
               <w:rPr>
                 <w:noProof/>
               </w:rPr>
-              <w:instrText xml:space="preserve"> PAGEREF _Toc242790022 \h </w:instrText>
+              <w:instrText xml:space="preserve"> PAGEREF _Toc242801237 \h </w:instrText>
             </w:r>
             <w:r>
               <w:rPr>
@@ -1010,7 +1113,7 @@
               <w:szCs w:val="22"/>
             </w:rPr>
           </w:pPr>
-          <w:hyperlink w:anchor="_Toc242790023" w:history="1">
+          <w:hyperlink w:anchor="_Toc242801238" w:history="1">
             <w:r>
               <w:rPr>
                 <w:rStyle w:val="Lienhypertexte"/>
@@ -1034,7 +1137,7 @@
               <w:rPr>
                 <w:noProof/>
               </w:rPr>
-              <w:instrText xml:space="preserve"> PAGEREF _Toc242790023 \h </w:instrText>
+              <w:instrText xml:space="preserve"> PAGEREF _Toc242801238 \h </w:instrText>
             </w:r>
             <w:r>
               <w:rPr>
@@ -1075,7 +1178,7 @@
               <w:szCs w:val="22"/>
             </w:rPr>
           </w:pPr>
-          <w:hyperlink w:anchor="_Toc242790024" w:history="1">
+          <w:hyperlink w:anchor="_Toc242801239" w:history="1">
             <w:r>
               <w:rPr>
                 <w:rStyle w:val="Lienhypertexte"/>
@@ -1099,7 +1202,7 @@
               <w:rPr>
                 <w:noProof/>
               </w:rPr>
-              <w:instrText xml:space="preserve"> PAGEREF _Toc242790024 \h </w:instrText>
+              <w:instrText xml:space="preserve"> PAGEREF _Toc242801239 \h </w:instrText>
             </w:r>
             <w:r>
               <w:rPr>
@@ -1140,7 +1243,7 @@
               <w:szCs w:val="22"/>
             </w:rPr>
           </w:pPr>
-          <w:hyperlink w:anchor="_Toc242790025" w:history="1">
+          <w:hyperlink w:anchor="_Toc242801240" w:history="1">
             <w:r>
               <w:rPr>
                 <w:rStyle w:val="Lienhypertexte"/>
@@ -1164,7 +1267,7 @@
               <w:rPr>
                 <w:noProof/>
               </w:rPr>
-              <w:instrText xml:space="preserve"> PAGEREF _Toc242790025 \h </w:instrText>
+              <w:instrText xml:space="preserve"> PAGEREF _Toc242801240 \h </w:instrText>
             </w:r>
             <w:r>
               <w:rPr>
@@ -1205,7 +1308,7 @@
               <w:szCs w:val="22"/>
             </w:rPr>
           </w:pPr>
-          <w:hyperlink w:anchor="_Toc242790026" w:history="1">
+          <w:hyperlink w:anchor="_Toc242801241" w:history="1">
             <w:r>
               <w:rPr>
                 <w:rStyle w:val="Lienhypertexte"/>
@@ -1229,7 +1332,7 @@
               <w:rPr>
                 <w:noProof/>
               </w:rPr>
-              <w:instrText xml:space="preserve"> PAGEREF _Toc242790026 \h </w:instrText>
+              <w:instrText xml:space="preserve"> PAGEREF _Toc242801241 \h </w:instrText>
             </w:r>
             <w:r>
               <w:rPr>
@@ -1272,7 +1375,7 @@
               <w:szCs w:val="22"/>
             </w:rPr>
           </w:pPr>
-          <w:hyperlink w:anchor="_Toc242790027" w:history="1">
+          <w:hyperlink w:anchor="_Toc242801242" w:history="1">
             <w:r>
               <w:rPr>
                 <w:rStyle w:val="Lienhypertexte"/>
@@ -1296,7 +1399,7 @@
               <w:rPr>
                 <w:noProof/>
               </w:rPr>
-              <w:instrText xml:space="preserve"> PAGEREF _Toc242790027 \h </w:instrText>
+              <w:instrText xml:space="preserve"> PAGEREF _Toc242801242 \h </w:instrText>
             </w:r>
             <w:r>
               <w:rPr>
@@ -1337,7 +1440,7 @@
               <w:szCs w:val="22"/>
             </w:rPr>
           </w:pPr>
-          <w:hyperlink w:anchor="_Toc242790028" w:history="1">
+          <w:hyperlink w:anchor="_Toc242801243" w:history="1">
             <w:r>
               <w:rPr>
                 <w:rStyle w:val="Lienhypertexte"/>
@@ -1361,7 +1464,7 @@
               <w:rPr>
                 <w:noProof/>
               </w:rPr>
-              <w:instrText xml:space="preserve"> PAGEREF _Toc242790028 \h </w:instrText>
+              <w:instrText xml:space="preserve"> PAGEREF _Toc242801243 \h </w:instrText>
             </w:r>
             <w:r>
               <w:rPr>
@@ -1402,7 +1505,7 @@
               <w:szCs w:val="22"/>
             </w:rPr>
           </w:pPr>
-          <w:hyperlink w:anchor="_Toc242790029" w:history="1">
+          <w:hyperlink w:anchor="_Toc242801244" w:history="1">
             <w:r>
               <w:rPr>
                 <w:rStyle w:val="Lienhypertexte"/>
@@ -1426,7 +1529,7 @@
               <w:rPr>
                 <w:noProof/>
               </w:rPr>
-              <w:instrText xml:space="preserve"> PAGEREF _Toc242790029 \h </w:instrText>
+              <w:instrText xml:space="preserve"> PAGEREF _Toc242801244 \h </w:instrText>
             </w:r>
             <w:r>
               <w:rPr>
@@ -1467,7 +1570,7 @@
               <w:szCs w:val="22"/>
             </w:rPr>
           </w:pPr>
-          <w:hyperlink w:anchor="_Toc242790030" w:history="1">
+          <w:hyperlink w:anchor="_Toc242801245" w:history="1">
             <w:r>
               <w:rPr>
                 <w:rStyle w:val="Lienhypertexte"/>
@@ -1491,7 +1594,7 @@
               <w:rPr>
                 <w:noProof/>
               </w:rPr>
-              <w:instrText xml:space="preserve"> PAGEREF _Toc242790030 \h </w:instrText>
+              <w:instrText xml:space="preserve"> PAGEREF _Toc242801245 \h </w:instrText>
             </w:r>
             <w:r>
               <w:rPr>
@@ -1534,7 +1637,7 @@
               <w:szCs w:val="22"/>
             </w:rPr>
           </w:pPr>
-          <w:hyperlink w:anchor="_Toc242790031" w:history="1">
+          <w:hyperlink w:anchor="_Toc242801246" w:history="1">
             <w:r>
               <w:rPr>
                 <w:rStyle w:val="Lienhypertexte"/>
@@ -1558,7 +1661,7 @@
               <w:rPr>
                 <w:noProof/>
               </w:rPr>
-              <w:instrText xml:space="preserve"> PAGEREF _Toc242790031 \h </w:instrText>
+              <w:instrText xml:space="preserve"> PAGEREF _Toc242801246 \h </w:instrText>
             </w:r>
             <w:r>
               <w:rPr>
@@ -1599,7 +1702,7 @@
               <w:szCs w:val="22"/>
             </w:rPr>
           </w:pPr>
-          <w:hyperlink w:anchor="_Toc242790032" w:history="1">
+          <w:hyperlink w:anchor="_Toc242801247" w:history="1">
             <w:r>
               <w:rPr>
                 <w:rStyle w:val="Lienhypertexte"/>
@@ -1623,7 +1726,7 @@
               <w:rPr>
                 <w:noProof/>
               </w:rPr>
-              <w:instrText xml:space="preserve"> PAGEREF _Toc242790032 \h </w:instrText>
+              <w:instrText xml:space="preserve"> PAGEREF _Toc242801247 \h </w:instrText>
             </w:r>
             <w:r>
               <w:rPr>
@@ -1664,7 +1767,7 @@
               <w:szCs w:val="22"/>
             </w:rPr>
           </w:pPr>
-          <w:hyperlink w:anchor="_Toc242790033" w:history="1">
+          <w:hyperlink w:anchor="_Toc242801248" w:history="1">
             <w:r>
               <w:rPr>
                 <w:rStyle w:val="Lienhypertexte"/>
@@ -1688,7 +1791,7 @@
               <w:rPr>
                 <w:noProof/>
               </w:rPr>
-              <w:instrText xml:space="preserve"> PAGEREF _Toc242790033 \h </w:instrText>
+              <w:instrText xml:space="preserve"> PAGEREF _Toc242801248 \h </w:instrText>
             </w:r>
             <w:r>
               <w:rPr>
@@ -1729,7 +1832,7 @@
               <w:szCs w:val="22"/>
             </w:rPr>
           </w:pPr>
-          <w:hyperlink w:anchor="_Toc242790034" w:history="1">
+          <w:hyperlink w:anchor="_Toc242801249" w:history="1">
             <w:r>
               <w:rPr>
                 <w:rStyle w:val="Lienhypertexte"/>
@@ -1753,7 +1856,7 @@
               <w:rPr>
                 <w:noProof/>
               </w:rPr>
-              <w:instrText xml:space="preserve"> PAGEREF _Toc242790034 \h </w:instrText>
+              <w:instrText xml:space="preserve"> PAGEREF _Toc242801249 \h </w:instrText>
             </w:r>
             <w:r>
               <w:rPr>
@@ -1794,7 +1897,7 @@
               <w:szCs w:val="22"/>
             </w:rPr>
           </w:pPr>
-          <w:hyperlink w:anchor="_Toc242790035" w:history="1">
+          <w:hyperlink w:anchor="_Toc242801250" w:history="1">
             <w:r>
               <w:rPr>
                 <w:rStyle w:val="Lienhypertexte"/>
@@ -1818,7 +1921,7 @@
               <w:rPr>
                 <w:noProof/>
               </w:rPr>
-              <w:instrText xml:space="preserve"> PAGEREF _Toc242790035 \h </w:instrText>
+              <w:instrText xml:space="preserve"> PAGEREF _Toc242801250 \h </w:instrText>
             </w:r>
             <w:r>
               <w:rPr>
@@ -1859,7 +1962,7 @@
               <w:szCs w:val="22"/>
             </w:rPr>
           </w:pPr>
-          <w:hyperlink w:anchor="_Toc242790036" w:history="1">
+          <w:hyperlink w:anchor="_Toc242801251" w:history="1">
             <w:r>
               <w:rPr>
                 <w:rStyle w:val="Lienhypertexte"/>
@@ -1883,7 +1986,7 @@
               <w:rPr>
                 <w:noProof/>
               </w:rPr>
-              <w:instrText xml:space="preserve"> PAGEREF _Toc242790036 \h </w:instrText>
+              <w:instrText xml:space="preserve"> PAGEREF _Toc242801251 \h </w:instrText>
             </w:r>
             <w:r>
               <w:rPr>
@@ -1926,7 +2029,7 @@
               <w:szCs w:val="22"/>
             </w:rPr>
           </w:pPr>
-          <w:hyperlink w:anchor="_Toc242790037" w:history="1">
+          <w:hyperlink w:anchor="_Toc242801252" w:history="1">
             <w:r>
               <w:rPr>
                 <w:rStyle w:val="Lienhypertexte"/>
@@ -1950,7 +2053,7 @@
               <w:rPr>
                 <w:noProof/>
               </w:rPr>
-              <w:instrText xml:space="preserve"> PAGEREF _Toc242790037 \h </w:instrText>
+              <w:instrText xml:space="preserve"> PAGEREF _Toc242801252 \h </w:instrText>
             </w:r>
             <w:r>
               <w:rPr>
@@ -1991,7 +2094,7 @@
               <w:szCs w:val="22"/>
             </w:rPr>
           </w:pPr>
-          <w:hyperlink w:anchor="_Toc242790038" w:history="1">
+          <w:hyperlink w:anchor="_Toc242801253" w:history="1">
             <w:r>
               <w:rPr>
                 <w:rStyle w:val="Lienhypertexte"/>
@@ -2015,7 +2118,7 @@
               <w:rPr>
                 <w:noProof/>
               </w:rPr>
-              <w:instrText xml:space="preserve"> PAGEREF _Toc242790038 \h </w:instrText>
+              <w:instrText xml:space="preserve"> PAGEREF _Toc242801253 \h </w:instrText>
             </w:r>
             <w:r>
               <w:rPr>
@@ -2056,7 +2159,7 @@
               <w:szCs w:val="22"/>
             </w:rPr>
           </w:pPr>
-          <w:hyperlink w:anchor="_Toc242790039" w:history="1">
+          <w:hyperlink w:anchor="_Toc242801254" w:history="1">
             <w:r>
               <w:rPr>
                 <w:rStyle w:val="Lienhypertexte"/>
@@ -2080,7 +2183,7 @@
               <w:rPr>
                 <w:noProof/>
               </w:rPr>
-              <w:instrText xml:space="preserve"> PAGEREF _Toc242790039 \h </w:instrText>
+              <w:instrText xml:space="preserve"> PAGEREF _Toc242801254 \h </w:instrText>
             </w:r>
             <w:r>
               <w:rPr>
@@ -2121,7 +2224,7 @@
               <w:szCs w:val="22"/>
             </w:rPr>
           </w:pPr>
-          <w:hyperlink w:anchor="_Toc242790040" w:history="1">
+          <w:hyperlink w:anchor="_Toc242801255" w:history="1">
             <w:r>
               <w:rPr>
                 <w:rStyle w:val="Lienhypertexte"/>
@@ -2145,7 +2248,7 @@
               <w:rPr>
                 <w:noProof/>
               </w:rPr>
-              <w:instrText xml:space="preserve"> PAGEREF _Toc242790040 \h </w:instrText>
+              <w:instrText xml:space="preserve"> PAGEREF _Toc242801255 \h </w:instrText>
             </w:r>
             <w:r>
               <w:rPr>
@@ -2186,7 +2289,7 @@
               <w:szCs w:val="22"/>
             </w:rPr>
           </w:pPr>
-          <w:hyperlink w:anchor="_Toc242790041" w:history="1">
+          <w:hyperlink w:anchor="_Toc242801256" w:history="1">
             <w:r>
               <w:rPr>
                 <w:rStyle w:val="Lienhypertexte"/>
@@ -2210,7 +2313,7 @@
               <w:rPr>
                 <w:noProof/>
               </w:rPr>
-              <w:instrText xml:space="preserve"> PAGEREF _Toc242790041 \h </w:instrText>
+              <w:instrText xml:space="preserve"> PAGEREF _Toc242801256 \h </w:instrText>
             </w:r>
             <w:r>
               <w:rPr>
@@ -2253,7 +2356,7 @@
               <w:szCs w:val="22"/>
             </w:rPr>
           </w:pPr>
-          <w:hyperlink w:anchor="_Toc242790042" w:history="1">
+          <w:hyperlink w:anchor="_Toc242801257" w:history="1">
             <w:r>
               <w:rPr>
                 <w:rStyle w:val="Lienhypertexte"/>
@@ -2277,7 +2380,7 @@
               <w:rPr>
                 <w:noProof/>
               </w:rPr>
-              <w:instrText xml:space="preserve"> PAGEREF _Toc242790042 \h </w:instrText>
+              <w:instrText xml:space="preserve"> PAGEREF _Toc242801257 \h </w:instrText>
             </w:r>
             <w:r>
               <w:rPr>
@@ -2318,7 +2421,7 @@
               <w:szCs w:val="22"/>
             </w:rPr>
           </w:pPr>
-          <w:hyperlink w:anchor="_Toc242790043" w:history="1">
+          <w:hyperlink w:anchor="_Toc242801258" w:history="1">
             <w:r>
               <w:rPr>
                 <w:rStyle w:val="Lienhypertexte"/>
@@ -2342,7 +2445,7 @@
               <w:rPr>
                 <w:noProof/>
               </w:rPr>
-              <w:instrText xml:space="preserve"> PAGEREF _Toc242790043 \h </w:instrText>
+              <w:instrText xml:space="preserve"> PAGEREF _Toc242801258 \h </w:instrText>
             </w:r>
             <w:r>
               <w:rPr>
@@ -2383,7 +2486,7 @@
               <w:szCs w:val="22"/>
             </w:rPr>
           </w:pPr>
-          <w:hyperlink w:anchor="_Toc242790044" w:history="1">
+          <w:hyperlink w:anchor="_Toc242801259" w:history="1">
             <w:r>
               <w:rPr>
                 <w:rStyle w:val="Lienhypertexte"/>
@@ -2407,7 +2510,7 @@
               <w:rPr>
                 <w:noProof/>
               </w:rPr>
-              <w:instrText xml:space="preserve"> PAGEREF _Toc242790044 \h </w:instrText>
+              <w:instrText xml:space="preserve"> PAGEREF _Toc242801259 \h </w:instrText>
             </w:r>
             <w:r>
               <w:rPr>
@@ -2448,7 +2551,7 @@
               <w:szCs w:val="22"/>
             </w:rPr>
           </w:pPr>
-          <w:hyperlink w:anchor="_Toc242790045" w:history="1">
+          <w:hyperlink w:anchor="_Toc242801260" w:history="1">
             <w:r>
               <w:rPr>
                 <w:rStyle w:val="Lienhypertexte"/>
@@ -2472,7 +2575,7 @@
               <w:rPr>
                 <w:noProof/>
               </w:rPr>
-              <w:instrText xml:space="preserve"> PAGEREF _Toc242790045 \h </w:instrText>
+              <w:instrText xml:space="preserve"> PAGEREF _Toc242801260 \h </w:instrText>
             </w:r>
             <w:r>
               <w:rPr>
@@ -2513,7 +2616,7 @@
               <w:szCs w:val="22"/>
             </w:rPr>
           </w:pPr>
-          <w:hyperlink w:anchor="_Toc242790046" w:history="1">
+          <w:hyperlink w:anchor="_Toc242801261" w:history="1">
             <w:r>
               <w:rPr>
                 <w:rStyle w:val="Lienhypertexte"/>
@@ -2537,7 +2640,7 @@
               <w:rPr>
                 <w:noProof/>
               </w:rPr>
-              <w:instrText xml:space="preserve"> PAGEREF _Toc242790046 \h </w:instrText>
+              <w:instrText xml:space="preserve"> PAGEREF _Toc242801261 \h </w:instrText>
             </w:r>
             <w:r>
               <w:rPr>
@@ -2578,7 +2681,7 @@
               <w:szCs w:val="22"/>
             </w:rPr>
           </w:pPr>
-          <w:hyperlink w:anchor="_Toc242790047" w:history="1">
+          <w:hyperlink w:anchor="_Toc242801262" w:history="1">
             <w:r>
               <w:rPr>
                 <w:rStyle w:val="Lienhypertexte"/>
@@ -2602,7 +2705,7 @@
               <w:rPr>
                 <w:noProof/>
               </w:rPr>
-              <w:instrText xml:space="preserve"> PAGEREF _Toc242790047 \h </w:instrText>
+              <w:instrText xml:space="preserve"> PAGEREF _Toc242801262 \h </w:instrText>
             </w:r>
             <w:r>
               <w:rPr>
@@ -2619,7 +2722,7 @@
               <w:rPr>
                 <w:noProof/>
               </w:rPr>
-              <w:t>41</w:t>
+              <w:t>40</w:t>
             </w:r>
             <w:r>
               <w:rPr>
@@ -2645,7 +2748,7 @@
               <w:szCs w:val="22"/>
             </w:rPr>
           </w:pPr>
-          <w:hyperlink w:anchor="_Toc242790048" w:history="1">
+          <w:hyperlink w:anchor="_Toc242801263" w:history="1">
             <w:r>
               <w:rPr>
                 <w:rStyle w:val="Lienhypertexte"/>
@@ -2669,7 +2772,7 @@
               <w:rPr>
                 <w:noProof/>
               </w:rPr>
-              <w:instrText xml:space="preserve"> PAGEREF _Toc242790048 \h </w:instrText>
+              <w:instrText xml:space="preserve"> PAGEREF _Toc242801263 \h </w:instrText>
             </w:r>
             <w:r>
               <w:rPr>
@@ -2710,7 +2813,7 @@
               <w:szCs w:val="22"/>
             </w:rPr>
           </w:pPr>
-          <w:hyperlink w:anchor="_Toc242790049" w:history="1">
+          <w:hyperlink w:anchor="_Toc242801264" w:history="1">
             <w:r>
               <w:rPr>
                 <w:rStyle w:val="Lienhypertexte"/>
@@ -2734,7 +2837,7 @@
               <w:rPr>
                 <w:noProof/>
               </w:rPr>
-              <w:instrText xml:space="preserve"> PAGEREF _Toc242790049 \h </w:instrText>
+              <w:instrText xml:space="preserve"> PAGEREF _Toc242801264 \h </w:instrText>
             </w:r>
             <w:r>
               <w:rPr>
@@ -2775,7 +2878,7 @@
               <w:szCs w:val="22"/>
             </w:rPr>
           </w:pPr>
-          <w:hyperlink w:anchor="_Toc242790050" w:history="1">
+          <w:hyperlink w:anchor="_Toc242801265" w:history="1">
             <w:r>
               <w:rPr>
                 <w:rStyle w:val="Lienhypertexte"/>
@@ -2799,7 +2902,7 @@
               <w:rPr>
                 <w:noProof/>
               </w:rPr>
-              <w:instrText xml:space="preserve"> PAGEREF _Toc242790050 \h </w:instrText>
+              <w:instrText xml:space="preserve"> PAGEREF _Toc242801265 \h </w:instrText>
             </w:r>
             <w:r>
               <w:rPr>
@@ -2840,7 +2943,7 @@
               <w:szCs w:val="22"/>
             </w:rPr>
           </w:pPr>
-          <w:hyperlink w:anchor="_Toc242790051" w:history="1">
+          <w:hyperlink w:anchor="_Toc242801266" w:history="1">
             <w:r>
               <w:rPr>
                 <w:rStyle w:val="Lienhypertexte"/>
@@ -2864,7 +2967,7 @@
               <w:rPr>
                 <w:noProof/>
               </w:rPr>
-              <w:instrText xml:space="preserve"> PAGEREF _Toc242790051 \h </w:instrText>
+              <w:instrText xml:space="preserve"> PAGEREF _Toc242801266 \h </w:instrText>
             </w:r>
             <w:r>
               <w:rPr>
@@ -2905,7 +3008,7 @@
               <w:szCs w:val="22"/>
             </w:rPr>
           </w:pPr>
-          <w:hyperlink w:anchor="_Toc242790052" w:history="1">
+          <w:hyperlink w:anchor="_Toc242801267" w:history="1">
             <w:r>
               <w:rPr>
                 <w:rStyle w:val="Lienhypertexte"/>
@@ -2929,7 +3032,7 @@
               <w:rPr>
                 <w:noProof/>
               </w:rPr>
-              <w:instrText xml:space="preserve"> PAGEREF _Toc242790052 \h </w:instrText>
+              <w:instrText xml:space="preserve"> PAGEREF _Toc242801267 \h </w:instrText>
             </w:r>
             <w:r>
               <w:rPr>
@@ -2972,7 +3075,7 @@
               <w:szCs w:val="22"/>
             </w:rPr>
           </w:pPr>
-          <w:hyperlink w:anchor="_Toc242790053" w:history="1">
+          <w:hyperlink w:anchor="_Toc242801268" w:history="1">
             <w:r>
               <w:rPr>
                 <w:rStyle w:val="Lienhypertexte"/>
@@ -2996,7 +3099,7 @@
               <w:rPr>
                 <w:noProof/>
               </w:rPr>
-              <w:instrText xml:space="preserve"> PAGEREF _Toc242790053 \h </w:instrText>
+              <w:instrText xml:space="preserve"> PAGEREF _Toc242801268 \h </w:instrText>
             </w:r>
             <w:r>
               <w:rPr>
@@ -3039,7 +3142,7 @@
               <w:szCs w:val="22"/>
             </w:rPr>
           </w:pPr>
-          <w:hyperlink w:anchor="_Toc242790054" w:history="1">
+          <w:hyperlink w:anchor="_Toc242801269" w:history="1">
             <w:r>
               <w:rPr>
                 <w:rStyle w:val="Lienhypertexte"/>
@@ -3063,7 +3166,7 @@
               <w:rPr>
                 <w:noProof/>
               </w:rPr>
-              <w:instrText xml:space="preserve"> PAGEREF _Toc242790054 \h </w:instrText>
+              <w:instrText xml:space="preserve"> PAGEREF _Toc242801269 \h </w:instrText>
             </w:r>
             <w:r>
               <w:rPr>
@@ -3104,7 +3207,7 @@
               <w:szCs w:val="22"/>
             </w:rPr>
           </w:pPr>
-          <w:hyperlink w:anchor="_Toc242790055" w:history="1">
+          <w:hyperlink w:anchor="_Toc242801270" w:history="1">
             <w:r>
               <w:rPr>
                 <w:rStyle w:val="Lienhypertexte"/>
@@ -3128,7 +3231,7 @@
               <w:rPr>
                 <w:noProof/>
               </w:rPr>
-              <w:instrText xml:space="preserve"> PAGEREF _Toc242790055 \h </w:instrText>
+              <w:instrText xml:space="preserve"> PAGEREF _Toc242801270 \h </w:instrText>
             </w:r>
             <w:r>
               <w:rPr>
@@ -3169,7 +3272,7 @@
               <w:szCs w:val="22"/>
             </w:rPr>
           </w:pPr>
-          <w:hyperlink w:anchor="_Toc242790056" w:history="1">
+          <w:hyperlink w:anchor="_Toc242801271" w:history="1">
             <w:r>
               <w:rPr>
                 <w:rStyle w:val="Lienhypertexte"/>
@@ -3193,7 +3296,7 @@
               <w:rPr>
                 <w:noProof/>
               </w:rPr>
-              <w:instrText xml:space="preserve"> PAGEREF _Toc242790056 \h </w:instrText>
+              <w:instrText xml:space="preserve"> PAGEREF _Toc242801271 \h </w:instrText>
             </w:r>
             <w:r>
               <w:rPr>
@@ -3234,7 +3337,7 @@
               <w:szCs w:val="22"/>
             </w:rPr>
           </w:pPr>
-          <w:hyperlink w:anchor="_Toc242790057" w:history="1">
+          <w:hyperlink w:anchor="_Toc242801272" w:history="1">
             <w:r>
               <w:rPr>
                 <w:rStyle w:val="Lienhypertexte"/>
@@ -3258,7 +3361,7 @@
               <w:rPr>
                 <w:noProof/>
               </w:rPr>
-              <w:instrText xml:space="preserve"> PAGEREF _Toc242790057 \h </w:instrText>
+              <w:instrText xml:space="preserve"> PAGEREF _Toc242801272 \h </w:instrText>
             </w:r>
             <w:r>
               <w:rPr>
@@ -3299,7 +3402,7 @@
               <w:szCs w:val="22"/>
             </w:rPr>
           </w:pPr>
-          <w:hyperlink w:anchor="_Toc242790058" w:history="1">
+          <w:hyperlink w:anchor="_Toc242801273" w:history="1">
             <w:r>
               <w:rPr>
                 <w:rStyle w:val="Lienhypertexte"/>
@@ -3323,7 +3426,7 @@
               <w:rPr>
                 <w:noProof/>
               </w:rPr>
-              <w:instrText xml:space="preserve"> PAGEREF _Toc242790058 \h </w:instrText>
+              <w:instrText xml:space="preserve"> PAGEREF _Toc242801273 \h </w:instrText>
             </w:r>
             <w:r>
               <w:rPr>
@@ -3364,7 +3467,7 @@
               <w:szCs w:val="22"/>
             </w:rPr>
           </w:pPr>
-          <w:hyperlink w:anchor="_Toc242790059" w:history="1">
+          <w:hyperlink w:anchor="_Toc242801274" w:history="1">
             <w:r>
               <w:rPr>
                 <w:rStyle w:val="Lienhypertexte"/>
@@ -3388,7 +3491,7 @@
               <w:rPr>
                 <w:noProof/>
               </w:rPr>
-              <w:instrText xml:space="preserve"> PAGEREF _Toc242790059 \h </w:instrText>
+              <w:instrText xml:space="preserve"> PAGEREF _Toc242801274 \h </w:instrText>
             </w:r>
             <w:r>
               <w:rPr>
@@ -3443,10 +3546,6 @@
           <w:insideH w:val="single" w:sz="4" w:space="0" w:color="auto"/>
           <w:insideV w:val="single" w:sz="4" w:space="0" w:color="auto"/>
         </w:tblBorders>
-        <w:tblCellMar>
-          <w:left w:w="10" w:type="dxa"/>
-          <w:right w:w="10" w:type="dxa"/>
-        </w:tblCellMar>
         <w:tblLook w:val="04A0" w:firstRow="1" w:lastRow="0" w:firstColumn="1" w:lastColumn="0" w:noHBand="0" w:noVBand="1"/>
       </w:tblPr>
       <w:tblGrid>
@@ -5425,7 +5524,7 @@
     <w:sdt>
       <w:sdtPr>
         <w:alias w:val="Liste des figures"/>
-        <w:id w:val="-245103671"/>
+        <w:id w:val="1616246566"/>
       </w:sdtPr>
       <w:sdtEndPr/>
       <w:sdtContent>
@@ -5448,7 +5547,7 @@
           <w:r>
             <w:fldChar w:fldCharType="separate"/>
           </w:r>
-          <w:hyperlink w:anchor="_Toc242208080" w:history="1">
+          <w:hyperlink w:anchor="_Toc242801206" w:history="1">
             <w:r>
               <w:rPr>
                 <w:rStyle w:val="Lienhypertexte"/>
@@ -5456,7 +5555,7 @@
                 <w:bCs/>
                 <w:noProof/>
               </w:rPr>
-              <w:t xml:space="preserve">Figure 1 : </w:t>
+              <w:t xml:space="preserve">Figure  : </w:t>
             </w:r>
             <w:r>
               <w:rPr>
@@ -5481,7 +5580,7 @@
               <w:rPr>
                 <w:noProof/>
               </w:rPr>
-              <w:instrText xml:space="preserve"> PAGEREF _Toc242208080 \h </w:instrText>
+              <w:instrText xml:space="preserve"> PAGEREF _Toc242801206 \h </w:instrText>
             </w:r>
             <w:r>
               <w:rPr>
@@ -5518,7 +5617,7 @@
               <w:noProof/>
             </w:rPr>
           </w:pPr>
-          <w:hyperlink w:anchor="_Toc242208081" w:history="1">
+          <w:hyperlink w:anchor="_Toc242801207" w:history="1">
             <w:r>
               <w:rPr>
                 <w:rStyle w:val="Lienhypertexte"/>
@@ -5526,7 +5625,7 @@
                 <w:bCs/>
                 <w:noProof/>
               </w:rPr>
-              <w:t xml:space="preserve">Figure 2 : </w:t>
+              <w:t xml:space="preserve">Figure  : </w:t>
             </w:r>
             <w:r>
               <w:rPr>
@@ -5551,7 +5650,7 @@
               <w:rPr>
                 <w:noProof/>
               </w:rPr>
-              <w:instrText xml:space="preserve"> PAGEREF _Toc242208081 \h </w:instrText>
+              <w:instrText xml:space="preserve"> PAGEREF _Toc242801207 \h </w:instrText>
             </w:r>
             <w:r>
               <w:rPr>
@@ -5588,7 +5687,7 @@
               <w:noProof/>
             </w:rPr>
           </w:pPr>
-          <w:hyperlink w:anchor="_Toc242208082" w:history="1">
+          <w:hyperlink w:anchor="_Toc242801208" w:history="1">
             <w:r>
               <w:rPr>
                 <w:rStyle w:val="Lienhypertexte"/>
@@ -5596,7 +5695,7 @@
                 <w:bCs/>
                 <w:noProof/>
               </w:rPr>
-              <w:t xml:space="preserve">Figure 3 : </w:t>
+              <w:t xml:space="preserve">Figure  : </w:t>
             </w:r>
             <w:r>
               <w:rPr>
@@ -5621,7 +5720,7 @@
               <w:rPr>
                 <w:noProof/>
               </w:rPr>
-              <w:instrText xml:space="preserve"> PAGEREF _Toc242208082 \h </w:instrText>
+              <w:instrText xml:space="preserve"> PAGEREF _Toc242801208 \h </w:instrText>
             </w:r>
             <w:r>
               <w:rPr>
@@ -5658,7 +5757,7 @@
               <w:noProof/>
             </w:rPr>
           </w:pPr>
-          <w:hyperlink w:anchor="_Toc242208083" w:history="1">
+          <w:hyperlink w:anchor="_Toc242801209" w:history="1">
             <w:r>
               <w:rPr>
                 <w:rStyle w:val="Lienhypertexte"/>
@@ -5666,7 +5765,7 @@
                 <w:bCs/>
                 <w:noProof/>
               </w:rPr>
-              <w:t xml:space="preserve">Figure 4 : </w:t>
+              <w:t xml:space="preserve">Figure  : </w:t>
             </w:r>
             <w:r>
               <w:rPr>
@@ -5691,7 +5790,7 @@
               <w:rPr>
                 <w:noProof/>
               </w:rPr>
-              <w:instrText xml:space="preserve"> PAGEREF _Toc242208083 \h </w:instrText>
+              <w:instrText xml:space="preserve"> PAGEREF _Toc242801209 \h </w:instrText>
             </w:r>
             <w:r>
               <w:rPr>
@@ -5728,7 +5827,7 @@
               <w:noProof/>
             </w:rPr>
           </w:pPr>
-          <w:hyperlink w:anchor="_Toc242208084" w:history="1">
+          <w:hyperlink w:anchor="_Toc242801210" w:history="1">
             <w:r>
               <w:rPr>
                 <w:rStyle w:val="Lienhypertexte"/>
@@ -5736,7 +5835,7 @@
                 <w:bCs/>
                 <w:noProof/>
               </w:rPr>
-              <w:t xml:space="preserve">Figure 5 : </w:t>
+              <w:t xml:space="preserve">Figure  : </w:t>
             </w:r>
             <w:r>
               <w:rPr>
@@ -5761,7 +5860,7 @@
               <w:rPr>
                 <w:noProof/>
               </w:rPr>
-              <w:instrText xml:space="preserve"> PAGEREF _Toc242208084 \h </w:instrText>
+              <w:instrText xml:space="preserve"> PAGEREF _Toc242801210 \h </w:instrText>
             </w:r>
             <w:r>
               <w:rPr>
@@ -5798,7 +5897,7 @@
               <w:noProof/>
             </w:rPr>
           </w:pPr>
-          <w:hyperlink w:anchor="_Toc242208085" w:history="1">
+          <w:hyperlink w:anchor="_Toc242801211" w:history="1">
             <w:r>
               <w:rPr>
                 <w:rStyle w:val="Lienhypertexte"/>
@@ -5806,7 +5905,7 @@
                 <w:bCs/>
                 <w:noProof/>
               </w:rPr>
-              <w:t xml:space="preserve">Figure 6 : </w:t>
+              <w:t xml:space="preserve">Figure  : </w:t>
             </w:r>
             <w:r>
               <w:rPr>
@@ -5831,7 +5930,7 @@
               <w:rPr>
                 <w:noProof/>
               </w:rPr>
-              <w:instrText xml:space="preserve"> PAGEREF _Toc242208085 \h </w:instrText>
+              <w:instrText xml:space="preserve"> PAGEREF _Toc242801211 \h </w:instrText>
             </w:r>
             <w:r>
               <w:rPr>
@@ -5868,7 +5967,7 @@
               <w:noProof/>
             </w:rPr>
           </w:pPr>
-          <w:hyperlink w:anchor="_Toc242208086" w:history="1">
+          <w:hyperlink w:anchor="_Toc242801212" w:history="1">
             <w:r>
               <w:rPr>
                 <w:rStyle w:val="Lienhypertexte"/>
@@ -5876,7 +5975,7 @@
                 <w:bCs/>
                 <w:noProof/>
               </w:rPr>
-              <w:t xml:space="preserve">Figure 7 : </w:t>
+              <w:t xml:space="preserve">Figure  : </w:t>
             </w:r>
             <w:r>
               <w:rPr>
@@ -5901,7 +6000,7 @@
               <w:rPr>
                 <w:noProof/>
               </w:rPr>
-              <w:instrText xml:space="preserve"> PAGEREF _Toc242208086 \h </w:instrText>
+              <w:instrText xml:space="preserve"> PAGEREF _Toc242801212 \h </w:instrText>
             </w:r>
             <w:r>
               <w:rPr>
@@ -5938,7 +6037,7 @@
               <w:noProof/>
             </w:rPr>
           </w:pPr>
-          <w:hyperlink w:anchor="_Toc242208087" w:history="1">
+          <w:hyperlink w:anchor="_Toc242801213" w:history="1">
             <w:r>
               <w:rPr>
                 <w:rStyle w:val="Lienhypertexte"/>
@@ -5946,7 +6045,7 @@
                 <w:bCs/>
                 <w:noProof/>
               </w:rPr>
-              <w:t xml:space="preserve">Figure 8 : </w:t>
+              <w:t xml:space="preserve">Figure  : </w:t>
             </w:r>
             <w:r>
               <w:rPr>
@@ -5971,7 +6070,7 @@
               <w:rPr>
                 <w:noProof/>
               </w:rPr>
-              <w:instrText xml:space="preserve"> PAGEREF _Toc242208087 \h </w:instrText>
+              <w:instrText xml:space="preserve"> PAGEREF _Toc242801213 \h </w:instrText>
             </w:r>
             <w:r>
               <w:rPr>
@@ -6008,7 +6107,7 @@
               <w:noProof/>
             </w:rPr>
           </w:pPr>
-          <w:hyperlink w:anchor="_Toc242208088" w:history="1">
+          <w:hyperlink w:anchor="_Toc242801214" w:history="1">
             <w:r>
               <w:rPr>
                 <w:rStyle w:val="Lienhypertexte"/>
@@ -6016,7 +6115,7 @@
                 <w:bCs/>
                 <w:noProof/>
               </w:rPr>
-              <w:t xml:space="preserve">Figure 9 : </w:t>
+              <w:t xml:space="preserve">Figure  : </w:t>
             </w:r>
             <w:r>
               <w:rPr>
@@ -6041,7 +6140,7 @@
               <w:rPr>
                 <w:noProof/>
               </w:rPr>
-              <w:instrText xml:space="preserve"> PAGEREF _Toc242208088 \h </w:instrText>
+              <w:instrText xml:space="preserve"> PAGEREF _Toc242801214 \h </w:instrText>
             </w:r>
             <w:r>
               <w:rPr>
@@ -6088,7 +6187,7 @@
     <w:sdt>
       <w:sdtPr>
         <w:alias w:val="Liste des tableaux"/>
-        <w:id w:val="1995842350"/>
+        <w:id w:val="-444691561"/>
       </w:sdtPr>
       <w:sdtEndPr/>
       <w:sdtContent>
@@ -6114,7 +6213,7 @@
           <w:r>
             <w:fldChar w:fldCharType="separate"/>
           </w:r>
-          <w:hyperlink w:anchor="_Toc242208089" w:history="1">
+          <w:hyperlink w:anchor="_Toc242801215" w:history="1">
             <w:r>
               <w:rPr>
                 <w:rStyle w:val="Lienhypertexte"/>
@@ -6122,7 +6221,7 @@
                 <w:bCs/>
                 <w:noProof/>
               </w:rPr>
-              <w:t xml:space="preserve">Tableau 1 : </w:t>
+              <w:t xml:space="preserve">Tableau  : </w:t>
             </w:r>
             <w:r>
               <w:rPr>
@@ -6147,7 +6246,7 @@
               <w:rPr>
                 <w:noProof/>
               </w:rPr>
-              <w:instrText xml:space="preserve"> PAGEREF _Toc242208089 \h </w:instrText>
+              <w:instrText xml:space="preserve"> PAGEREF _Toc242801215 \h </w:instrText>
             </w:r>
             <w:r>
               <w:rPr>
@@ -6187,7 +6286,7 @@
               <w:szCs w:val="22"/>
             </w:rPr>
           </w:pPr>
-          <w:hyperlink w:anchor="_Toc242208090" w:history="1">
+          <w:hyperlink w:anchor="_Toc242801216" w:history="1">
             <w:r>
               <w:rPr>
                 <w:rStyle w:val="Lienhypertexte"/>
@@ -6195,7 +6294,7 @@
                 <w:bCs/>
                 <w:noProof/>
               </w:rPr>
-              <w:t xml:space="preserve">Tableau 2 : </w:t>
+              <w:t xml:space="preserve">Tableau  : </w:t>
             </w:r>
             <w:r>
               <w:rPr>
@@ -6220,7 +6319,7 @@
               <w:rPr>
                 <w:noProof/>
               </w:rPr>
-              <w:instrText xml:space="preserve"> PAGEREF _Toc242208090 \h </w:instrText>
+              <w:instrText xml:space="preserve"> PAGEREF _Toc242801216 \h </w:instrText>
             </w:r>
             <w:r>
               <w:rPr>
@@ -6260,7 +6359,7 @@
               <w:szCs w:val="22"/>
             </w:rPr>
           </w:pPr>
-          <w:hyperlink w:anchor="_Toc242208091" w:history="1">
+          <w:hyperlink w:anchor="_Toc242801217" w:history="1">
             <w:r>
               <w:rPr>
                 <w:rStyle w:val="Lienhypertexte"/>
@@ -6268,7 +6367,7 @@
                 <w:bCs/>
                 <w:noProof/>
               </w:rPr>
-              <w:t xml:space="preserve">Tableau 3 : </w:t>
+              <w:t xml:space="preserve">Tableau  : </w:t>
             </w:r>
             <w:r>
               <w:rPr>
@@ -6293,7 +6392,7 @@
               <w:rPr>
                 <w:noProof/>
               </w:rPr>
-              <w:instrText xml:space="preserve"> PAGEREF _Toc242208091 \h </w:instrText>
+              <w:instrText xml:space="preserve"> PAGEREF _Toc242801217 \h </w:instrText>
             </w:r>
             <w:r>
               <w:rPr>
@@ -6333,7 +6432,7 @@
               <w:szCs w:val="22"/>
             </w:rPr>
           </w:pPr>
-          <w:hyperlink w:anchor="_Toc242208092" w:history="1">
+          <w:hyperlink w:anchor="_Toc242801218" w:history="1">
             <w:r>
               <w:rPr>
                 <w:rStyle w:val="Lienhypertexte"/>
@@ -6341,7 +6440,7 @@
                 <w:bCs/>
                 <w:noProof/>
               </w:rPr>
-              <w:t xml:space="preserve">Tableau 4 : </w:t>
+              <w:t xml:space="preserve">Tableau  : </w:t>
             </w:r>
             <w:r>
               <w:rPr>
@@ -6366,7 +6465,7 @@
               <w:rPr>
                 <w:noProof/>
               </w:rPr>
-              <w:instrText xml:space="preserve"> PAGEREF _Toc242208092 \h </w:instrText>
+              <w:instrText xml:space="preserve"> PAGEREF _Toc242801218 \h </w:instrText>
             </w:r>
             <w:r>
               <w:rPr>
@@ -6406,7 +6505,7 @@
               <w:szCs w:val="22"/>
             </w:rPr>
           </w:pPr>
-          <w:hyperlink w:anchor="_Toc242208093" w:history="1">
+          <w:hyperlink w:anchor="_Toc242801219" w:history="1">
             <w:r>
               <w:rPr>
                 <w:rStyle w:val="Lienhypertexte"/>
@@ -6414,7 +6513,7 @@
                 <w:bCs/>
                 <w:noProof/>
               </w:rPr>
-              <w:t xml:space="preserve">Tableau 5 : </w:t>
+              <w:t xml:space="preserve">Tableau  : </w:t>
             </w:r>
             <w:r>
               <w:rPr>
@@ -6439,7 +6538,7 @@
               <w:rPr>
                 <w:noProof/>
               </w:rPr>
-              <w:instrText xml:space="preserve"> PAGEREF _Toc242208093 \h </w:instrText>
+              <w:instrText xml:space="preserve"> PAGEREF _Toc242801219 \h </w:instrText>
             </w:r>
             <w:r>
               <w:rPr>
@@ -6479,7 +6578,7 @@
               <w:szCs w:val="22"/>
             </w:rPr>
           </w:pPr>
-          <w:hyperlink w:anchor="_Toc242208094" w:history="1">
+          <w:hyperlink w:anchor="_Toc242801220" w:history="1">
             <w:r>
               <w:rPr>
                 <w:rStyle w:val="Lienhypertexte"/>
@@ -6487,7 +6586,7 @@
                 <w:bCs/>
                 <w:noProof/>
               </w:rPr>
-              <w:t xml:space="preserve">Tableau 6 : </w:t>
+              <w:t xml:space="preserve">Tableau  : </w:t>
             </w:r>
             <w:r>
               <w:rPr>
@@ -6512,7 +6611,7 @@
               <w:rPr>
                 <w:noProof/>
               </w:rPr>
-              <w:instrText xml:space="preserve"> PAGEREF _Toc242208094 \h </w:instrText>
+              <w:instrText xml:space="preserve"> PAGEREF _Toc242801220 \h </w:instrText>
             </w:r>
             <w:r>
               <w:rPr>
@@ -6552,7 +6651,7 @@
               <w:szCs w:val="22"/>
             </w:rPr>
           </w:pPr>
-          <w:hyperlink w:anchor="_Toc242208095" w:history="1">
+          <w:hyperlink w:anchor="_Toc242801221" w:history="1">
             <w:r>
               <w:rPr>
                 <w:rStyle w:val="Lienhypertexte"/>
@@ -6560,7 +6659,7 @@
                 <w:bCs/>
                 <w:noProof/>
               </w:rPr>
-              <w:t xml:space="preserve">Tableau 7 : </w:t>
+              <w:t xml:space="preserve">Tableau  : </w:t>
             </w:r>
             <w:r>
               <w:rPr>
@@ -6585,7 +6684,7 @@
               <w:rPr>
                 <w:noProof/>
               </w:rPr>
-              <w:instrText xml:space="preserve"> PAGEREF _Toc242208095 \h </w:instrText>
+              <w:instrText xml:space="preserve"> PAGEREF _Toc242801221 \h </w:instrText>
             </w:r>
             <w:r>
               <w:rPr>
@@ -6625,7 +6724,7 @@
               <w:szCs w:val="22"/>
             </w:rPr>
           </w:pPr>
-          <w:hyperlink w:anchor="_Toc242208096" w:history="1">
+          <w:hyperlink w:anchor="_Toc242801222" w:history="1">
             <w:r>
               <w:rPr>
                 <w:rStyle w:val="Lienhypertexte"/>
@@ -6633,7 +6732,7 @@
                 <w:bCs/>
                 <w:noProof/>
               </w:rPr>
-              <w:t xml:space="preserve">Tableau 8 : </w:t>
+              <w:t xml:space="preserve">Tableau  : </w:t>
             </w:r>
             <w:r>
               <w:rPr>
@@ -6658,7 +6757,7 @@
               <w:rPr>
                 <w:noProof/>
               </w:rPr>
-              <w:instrText xml:space="preserve"> PAGEREF _Toc242208096 \h </w:instrText>
+              <w:instrText xml:space="preserve"> PAGEREF _Toc242801222 \h </w:instrText>
             </w:r>
             <w:r>
               <w:rPr>
@@ -6698,7 +6797,7 @@
               <w:szCs w:val="22"/>
             </w:rPr>
           </w:pPr>
-          <w:hyperlink w:anchor="_Toc242208097" w:history="1">
+          <w:hyperlink w:anchor="_Toc242801223" w:history="1">
             <w:r>
               <w:rPr>
                 <w:rStyle w:val="Lienhypertexte"/>
@@ -6706,7 +6805,7 @@
                 <w:bCs/>
                 <w:noProof/>
               </w:rPr>
-              <w:t xml:space="preserve">Tableau 9 : </w:t>
+              <w:t xml:space="preserve">Tableau  : </w:t>
             </w:r>
             <w:r>
               <w:rPr>
@@ -6731,7 +6830,7 @@
               <w:rPr>
                 <w:noProof/>
               </w:rPr>
-              <w:instrText xml:space="preserve"> PAGEREF _Toc242208097 \h </w:instrText>
+              <w:instrText xml:space="preserve"> PAGEREF _Toc242801223 \h </w:instrText>
             </w:r>
             <w:r>
               <w:rPr>
@@ -6771,7 +6870,7 @@
               <w:szCs w:val="22"/>
             </w:rPr>
           </w:pPr>
-          <w:hyperlink w:anchor="_Toc242208098" w:history="1">
+          <w:hyperlink w:anchor="_Toc242801224" w:history="1">
             <w:r>
               <w:rPr>
                 <w:rStyle w:val="Lienhypertexte"/>
@@ -6779,7 +6878,7 @@
                 <w:bCs/>
                 <w:noProof/>
               </w:rPr>
-              <w:t xml:space="preserve">Tableau 10 : </w:t>
+              <w:t xml:space="preserve">Tableau  : </w:t>
             </w:r>
             <w:r>
               <w:rPr>
@@ -6804,7 +6903,7 @@
               <w:rPr>
                 <w:noProof/>
               </w:rPr>
-              <w:instrText xml:space="preserve"> PAGEREF _Toc242208098 \h </w:instrText>
+              <w:instrText xml:space="preserve"> PAGEREF _Toc242801224 \h </w:instrText>
             </w:r>
             <w:r>
               <w:rPr>
@@ -6844,7 +6943,7 @@
               <w:szCs w:val="22"/>
             </w:rPr>
           </w:pPr>
-          <w:hyperlink w:anchor="_Toc242208099" w:history="1">
+          <w:hyperlink w:anchor="_Toc242801225" w:history="1">
             <w:r>
               <w:rPr>
                 <w:rStyle w:val="Lienhypertexte"/>
@@ -6852,7 +6951,7 @@
                 <w:bCs/>
                 <w:noProof/>
               </w:rPr>
-              <w:t xml:space="preserve">Tableau 11 : </w:t>
+              <w:t xml:space="preserve">Tableau  : </w:t>
             </w:r>
             <w:r>
               <w:rPr>
@@ -6877,7 +6976,7 @@
               <w:rPr>
                 <w:noProof/>
               </w:rPr>
-              <w:instrText xml:space="preserve"> PAGEREF _Toc242208099 \h </w:instrText>
+              <w:instrText xml:space="preserve"> PAGEREF _Toc242801225 \h </w:instrText>
             </w:r>
             <w:r>
               <w:rPr>
@@ -6917,7 +7016,7 @@
               <w:szCs w:val="22"/>
             </w:rPr>
           </w:pPr>
-          <w:hyperlink w:anchor="_Toc242208100" w:history="1">
+          <w:hyperlink w:anchor="_Toc242801226" w:history="1">
             <w:r>
               <w:rPr>
                 <w:rStyle w:val="Lienhypertexte"/>
@@ -6925,7 +7024,7 @@
                 <w:bCs/>
                 <w:noProof/>
               </w:rPr>
-              <w:t xml:space="preserve">Tableau 12 : </w:t>
+              <w:t xml:space="preserve">Tableau  : </w:t>
             </w:r>
             <w:r>
               <w:rPr>
@@ -6950,7 +7049,7 @@
               <w:rPr>
                 <w:noProof/>
               </w:rPr>
-              <w:instrText xml:space="preserve"> PAGEREF _Toc242208100 \h </w:instrText>
+              <w:instrText xml:space="preserve"> PAGEREF _Toc242801226 \h </w:instrText>
             </w:r>
             <w:r>
               <w:rPr>
@@ -6990,7 +7089,7 @@
               <w:szCs w:val="22"/>
             </w:rPr>
           </w:pPr>
-          <w:hyperlink w:anchor="_Toc242208101" w:history="1">
+          <w:hyperlink w:anchor="_Toc242801227" w:history="1">
             <w:r>
               <w:rPr>
                 <w:rStyle w:val="Lienhypertexte"/>
@@ -6998,7 +7097,7 @@
                 <w:bCs/>
                 <w:noProof/>
               </w:rPr>
-              <w:t xml:space="preserve">Tableau 13 : </w:t>
+              <w:t xml:space="preserve">Tableau  : </w:t>
             </w:r>
             <w:r>
               <w:rPr>
@@ -7023,7 +7122,7 @@
               <w:rPr>
                 <w:noProof/>
               </w:rPr>
-              <w:instrText xml:space="preserve"> PAGEREF _Toc242208101 \h </w:instrText>
+              <w:instrText xml:space="preserve"> PAGEREF _Toc242801227 \h </w:instrText>
             </w:r>
             <w:r>
               <w:rPr>
@@ -7063,7 +7162,7 @@
               <w:szCs w:val="22"/>
             </w:rPr>
           </w:pPr>
-          <w:hyperlink w:anchor="_Toc242208102" w:history="1">
+          <w:hyperlink w:anchor="_Toc242801228" w:history="1">
             <w:r>
               <w:rPr>
                 <w:rStyle w:val="Lienhypertexte"/>
@@ -7071,7 +7170,7 @@
                 <w:bCs/>
                 <w:noProof/>
               </w:rPr>
-              <w:t xml:space="preserve">Tableau 14 : </w:t>
+              <w:t xml:space="preserve">Tableau  : </w:t>
             </w:r>
             <w:r>
               <w:rPr>
@@ -7096,7 +7195,7 @@
               <w:rPr>
                 <w:noProof/>
               </w:rPr>
-              <w:instrText xml:space="preserve"> PAGEREF _Toc242208102 \h </w:instrText>
+              <w:instrText xml:space="preserve"> PAGEREF _Toc242801228 \h </w:instrText>
             </w:r>
             <w:r>
               <w:rPr>
@@ -7136,7 +7235,7 @@
               <w:szCs w:val="22"/>
             </w:rPr>
           </w:pPr>
-          <w:hyperlink w:anchor="_Toc242208103" w:history="1">
+          <w:hyperlink w:anchor="_Toc242801229" w:history="1">
             <w:r>
               <w:rPr>
                 <w:rStyle w:val="Lienhypertexte"/>
@@ -7144,7 +7243,7 @@
                 <w:bCs/>
                 <w:noProof/>
               </w:rPr>
-              <w:t xml:space="preserve">Tableau 15 : </w:t>
+              <w:t xml:space="preserve">Tableau  : </w:t>
             </w:r>
             <w:r>
               <w:rPr>
@@ -7169,7 +7268,7 @@
               <w:rPr>
                 <w:noProof/>
               </w:rPr>
-              <w:instrText xml:space="preserve"> PAGEREF _Toc242208103 \h </w:instrText>
+              <w:instrText xml:space="preserve"> PAGEREF _Toc242801229 \h </w:instrText>
             </w:r>
             <w:r>
               <w:rPr>
@@ -7209,7 +7308,7 @@
               <w:szCs w:val="22"/>
             </w:rPr>
           </w:pPr>
-          <w:hyperlink w:anchor="_Toc242208104" w:history="1">
+          <w:hyperlink w:anchor="_Toc242801230" w:history="1">
             <w:r>
               <w:rPr>
                 <w:rStyle w:val="Lienhypertexte"/>
@@ -7217,7 +7316,7 @@
                 <w:bCs/>
                 <w:noProof/>
               </w:rPr>
-              <w:t xml:space="preserve">Tableau 16 : </w:t>
+              <w:t xml:space="preserve">Tableau  : </w:t>
             </w:r>
             <w:r>
               <w:rPr>
@@ -7242,7 +7341,7 @@
               <w:rPr>
                 <w:noProof/>
               </w:rPr>
-              <w:instrText xml:space="preserve"> PAGEREF _Toc242208104 \h </w:instrText>
+              <w:instrText xml:space="preserve"> PAGEREF _Toc242801230 \h </w:instrText>
             </w:r>
             <w:r>
               <w:rPr>
@@ -7282,7 +7381,7 @@
               <w:szCs w:val="22"/>
             </w:rPr>
           </w:pPr>
-          <w:hyperlink w:anchor="_Toc242208105" w:history="1">
+          <w:hyperlink w:anchor="_Toc242801231" w:history="1">
             <w:r>
               <w:rPr>
                 <w:rStyle w:val="Lienhypertexte"/>
@@ -7290,7 +7389,7 @@
                 <w:bCs/>
                 <w:noProof/>
               </w:rPr>
-              <w:t xml:space="preserve">Tableau 17 : </w:t>
+              <w:t xml:space="preserve">Tableau  : </w:t>
             </w:r>
             <w:r>
               <w:rPr>
@@ -7315,7 +7414,7 @@
               <w:rPr>
                 <w:noProof/>
               </w:rPr>
-              <w:instrText xml:space="preserve"> PAGEREF _Toc242208105 \h </w:instrText>
+              <w:instrText xml:space="preserve"> PAGEREF _Toc242801231 \h </w:instrText>
             </w:r>
             <w:r>
               <w:rPr>
@@ -7355,7 +7454,7 @@
               <w:szCs w:val="22"/>
             </w:rPr>
           </w:pPr>
-          <w:hyperlink w:anchor="_Toc242208106" w:history="1">
+          <w:hyperlink w:anchor="_Toc242801232" w:history="1">
             <w:r>
               <w:rPr>
                 <w:rStyle w:val="Lienhypertexte"/>
@@ -7363,7 +7462,7 @@
                 <w:bCs/>
                 <w:noProof/>
               </w:rPr>
-              <w:t xml:space="preserve">Tableau 18 : </w:t>
+              <w:t xml:space="preserve">Tableau  : </w:t>
             </w:r>
             <w:r>
               <w:rPr>
@@ -7388,7 +7487,7 @@
               <w:rPr>
                 <w:noProof/>
               </w:rPr>
-              <w:instrText xml:space="preserve"> PAGEREF _Toc242208106 \h </w:instrText>
+              <w:instrText xml:space="preserve"> PAGEREF _Toc242801232 \h </w:instrText>
             </w:r>
             <w:r>
               <w:rPr>
@@ -7405,7 +7504,7 @@
               <w:rPr>
                 <w:noProof/>
               </w:rPr>
-              <w:t>40</w:t>
+              <w:t>39</w:t>
             </w:r>
             <w:r>
               <w:rPr>
@@ -7428,7 +7527,7 @@
               <w:szCs w:val="22"/>
             </w:rPr>
           </w:pPr>
-          <w:hyperlink w:anchor="_Toc242208107" w:history="1">
+          <w:hyperlink w:anchor="_Toc242801233" w:history="1">
             <w:r>
               <w:rPr>
                 <w:rStyle w:val="Lienhypertexte"/>
@@ -7436,7 +7535,7 @@
                 <w:bCs/>
                 <w:noProof/>
               </w:rPr>
-              <w:t xml:space="preserve">Tableau 19 : </w:t>
+              <w:t xml:space="preserve">Tableau  : </w:t>
             </w:r>
             <w:r>
               <w:rPr>
@@ -7461,7 +7560,7 @@
               <w:rPr>
                 <w:noProof/>
               </w:rPr>
-              <w:instrText xml:space="preserve"> PAGEREF _Toc242208107 \h </w:instrText>
+              <w:instrText xml:space="preserve"> PAGEREF _Toc242801233 \h </w:instrText>
             </w:r>
             <w:r>
               <w:rPr>
@@ -7501,7 +7600,7 @@
               <w:szCs w:val="22"/>
             </w:rPr>
           </w:pPr>
-          <w:hyperlink w:anchor="_Toc242208108" w:history="1">
+          <w:hyperlink w:anchor="_Toc242801234" w:history="1">
             <w:r>
               <w:rPr>
                 <w:rStyle w:val="Lienhypertexte"/>
@@ -7509,7 +7608,7 @@
                 <w:bCs/>
                 <w:noProof/>
               </w:rPr>
-              <w:t xml:space="preserve">Tableau 20 : </w:t>
+              <w:t xml:space="preserve">Tableau  : </w:t>
             </w:r>
             <w:r>
               <w:rPr>
@@ -7534,7 +7633,7 @@
               <w:rPr>
                 <w:noProof/>
               </w:rPr>
-              <w:instrText xml:space="preserve"> PAGEREF _Toc242208108 \h </w:instrText>
+              <w:instrText xml:space="preserve"> PAGEREF _Toc242801234 \h </w:instrText>
             </w:r>
             <w:r>
               <w:rPr>
@@ -7551,7 +7650,7 @@
               <w:rPr>
                 <w:noProof/>
               </w:rPr>
-              <w:t>41</w:t>
+              <w:t>40</w:t>
             </w:r>
             <w:r>
               <w:rPr>
@@ -7574,7 +7673,7 @@
               <w:szCs w:val="22"/>
             </w:rPr>
           </w:pPr>
-          <w:hyperlink w:anchor="_Toc242208109" w:history="1">
+          <w:hyperlink w:anchor="_Toc242801235" w:history="1">
             <w:r>
               <w:rPr>
                 <w:rStyle w:val="Lienhypertexte"/>
@@ -7582,7 +7681,7 @@
                 <w:bCs/>
                 <w:noProof/>
               </w:rPr>
-              <w:t xml:space="preserve">Tableau 21 : </w:t>
+              <w:t xml:space="preserve">Tableau  : </w:t>
             </w:r>
             <w:r>
               <w:rPr>
@@ -7607,7 +7706,7 @@
               <w:rPr>
                 <w:noProof/>
               </w:rPr>
-              <w:instrText xml:space="preserve"> PAGEREF _Toc242208109 \h </w:instrText>
+              <w:instrText xml:space="preserve"> PAGEREF _Toc242801235 \h </w:instrText>
             </w:r>
             <w:r>
               <w:rPr>
@@ -7657,8 +7756,8 @@
       <w:pPr>
         <w:pStyle w:val="Titre1"/>
       </w:pPr>
-      <w:bookmarkStart w:id="2" w:name="_Toc242790021"/>
-      <w:bookmarkStart w:id="3" w:name="_Toc242790060"/>
+      <w:bookmarkStart w:id="2" w:name="_Toc242801236"/>
+      <w:bookmarkStart w:id="3" w:name="_Toc242801275"/>
       <w:r>
         <w:lastRenderedPageBreak/>
         <w:t>Introduction générale</w:t>
@@ -7670,8 +7769,8 @@
       <w:pPr>
         <w:pStyle w:val="Titre2"/>
       </w:pPr>
-      <w:bookmarkStart w:id="4" w:name="_Toc242790022"/>
-      <w:bookmarkStart w:id="5" w:name="_Toc242790061"/>
+      <w:bookmarkStart w:id="4" w:name="_Toc242801237"/>
+      <w:bookmarkStart w:id="5" w:name="_Toc242801276"/>
       <w:commentRangeStart w:id="6"/>
       <w:r>
         <w:t>Contexte général du projet</w:t>
@@ -7688,7 +7787,10 @@
         <w:jc w:val="both"/>
       </w:pPr>
       <w:r>
-        <w:t>Chaque hivernage, des pluies intenses submergent rues, habitations et commerces de la banlieue de Dakar, notamment à Pikine et à Guédiawaye, densément peuplées et bâties sur d'anciennes cuvettes et niayes. Après les inondations de 2009, l'évaluation des besoins post-catastrophe estimait à environ 360 000 le nombre de personnes touchées, pour un coût d'environ 104 millions de dollars américains (Gouvernement du Sénégal et al., PDNA 2010).</w:t>
+        <w:t>Chaque hivernage, des pluies intenses submergent rues, habitations et commerces de la banlieue de Dakar, notamment à Pikine et à Guédiawaye, densément peuplées et bâties sur d'anciennes cuvettes et niayes. Après les inondations de 2009, l'évaluation des be</w:t>
+      </w:r>
+      <w:r>
+        <w:t>soins post-catastrophe estimait à environ 360 000 le nombre de personnes touchées, pour un coût d'environ 104 millions de dollars américains (Gouvernement du Sénégal et al., PDNA 2010).</w:t>
       </w:r>
     </w:p>
     <w:p>
@@ -7706,7 +7808,13 @@
         <w:t>Thiaroye-sur-Mer</w:t>
       </w:r>
       <w:r>
-        <w:t>, sur le littoral sud de la presqu'île du Cap-Vert, illustre cette vulnérabilité : altitude très faible, nappe phréatique proche de la surface, évacuation des eaux longtemps insuffisante. Lors de notre enquête du 15 mai 2026, un commerçant nous a dit que l'eau lui arrivait « presque au-dessus des genoux » il y a environ deux ans, et des riverains évacuent eux-mêmes l'eau vers un terrain de football voisin.</w:t>
+        <w:t>, sur le littoral sud de la presqu'île d</w:t>
+      </w:r>
+      <w:r>
+        <w:t>u Cap-Vert, illustre cette vulnérabilité : altitude très faible, nappe phréatique proche de la surface, évacuation des eaux longtemps insuffisante. Lors de notre enquête du 15 mai 2026, un commerçant nous a dit que l'eau lui arrivait « presque au-dessus de</w:t>
+      </w:r>
+      <w:r>
+        <w:t>s genoux » il y a environ deux ans, et des riverains évacuent eux-mêmes l'eau vers un terrain de football voisin.</w:t>
       </w:r>
     </w:p>
     <w:p>
@@ -7714,7 +7822,13 @@
         <w:jc w:val="both"/>
       </w:pPr>
       <w:r>
-        <w:t xml:space="preserve">Les dispositifs publics sont conçus à l'échelle nationale ou régionale et s'activent surtout une fois la crise déclarée. Or le téléphone mobile est un outil quotidien (taux de pénétration supérieur à 127 % au premier trimestre 2024, selon l'Autorité de Régulation des Télécommunications et des Postes, ARTP) et des données ouvertes (prévisions météorologiques, images satellitaires) sont gratuites : un outil numérique local, peu coûteux et participatif est possible. Le sujet est </w:t>
+        <w:t>Les dispositifs publics sont conçus à l'échelle nationale ou régionale et s'activent surtout une fois la crise déclarée. Or le téléphone mobil</w:t>
+      </w:r>
+      <w:r>
+        <w:t xml:space="preserve">e est un outil quotidien (taux de pénétration supérieur à 127 % au premier trimestre 2024, selon l'Autorité de Régulation des Télécommunications et des Postes, ARTP) et des données ouvertes (prévisions météorologiques, images satellitaires) sont gratuites </w:t>
+      </w:r>
+      <w:r>
+        <w:t xml:space="preserve">: un outil numérique local, peu coûteux et participatif est possible. Le sujet est </w:t>
       </w:r>
       <w:r>
         <w:rPr>
@@ -7744,15 +7858,18 @@
         <w:t>académique</w:t>
       </w:r>
       <w:r>
-        <w:t xml:space="preserve"> (il mobilise les compétences de la filière Analyse de Performance Digital).</w:t>
+        <w:t xml:space="preserve"> (il mobilise les compétences de la filière Analyse de P</w:t>
+      </w:r>
+      <w:r>
+        <w:t>erformance Digital).</w:t>
       </w:r>
     </w:p>
     <w:p>
       <w:pPr>
         <w:pStyle w:val="Titre2"/>
       </w:pPr>
-      <w:bookmarkStart w:id="7" w:name="_Toc242790023"/>
-      <w:bookmarkStart w:id="8" w:name="_Toc242790062"/>
+      <w:bookmarkStart w:id="7" w:name="_Toc242801238"/>
+      <w:bookmarkStart w:id="8" w:name="_Toc242801277"/>
       <w:r>
         <w:t>Problématique</w:t>
       </w:r>
@@ -7774,7 +7891,13 @@
         <w:t>déficit d'information</w:t>
       </w:r>
       <w:r>
-        <w:t xml:space="preserve">. Les habitants ne reçoivent aucune alerte propre à leur quartier, leurs observations ne remontent pas vers les autorités, et celles-ci n'ont aucune vision consolidée pour prioriser leurs interventions. Comment, dès lors, exploiter les données disponibles, le numérique et la participation des habitants pour passer d'une gestion réactive à une gestion </w:t>
+        <w:t>. Les habitants ne reçoivent aucune alerte propre à leur quartier, leurs observat</w:t>
+      </w:r>
+      <w:r>
+        <w:t>ions ne remontent pas vers les autorités, et celles-ci n'ont aucune vision consolidée pour prioriser leurs interventions. Comment, dès lors, exploiter les données disponibles, le numérique et la participation des habitants pour passer d'une gestion réactiv</w:t>
+      </w:r>
+      <w:r>
+        <w:t xml:space="preserve">e à une gestion </w:t>
       </w:r>
       <w:r>
         <w:rPr>
@@ -7791,7 +7914,7 @@
       <w:pPr>
         <w:pStyle w:val="Titre3"/>
       </w:pPr>
-      <w:bookmarkStart w:id="9" w:name="_Toc242790063"/>
+      <w:bookmarkStart w:id="9" w:name="_Toc242801278"/>
       <w:r>
         <w:lastRenderedPageBreak/>
         <w:t>Questions de recherche</w:t>
@@ -7803,15 +7926,21 @@
         <w:jc w:val="both"/>
       </w:pPr>
       <w:r>
-        <w:t>Comment une plateforme combinant données météorologiques, télédétection, intelligence artificielle et participation citoyenne peut-elle améliorer l'anticipation et la gestion des inondations à Thiaroye-sur-Mer ? Quatre questions spécifiques en découlent : (QS1) quelles données permettent de suivre le risque à l'échelle d'un quartier ; (QS2) un modèle d'apprentissage automatique peut-il l'estimer de manière fiable ; (QS3) comment informer rapidement tous les habitants, y compris sans smartphone ; (QS4) quel outil permet aux autorités de centraliser l'information et de coordonner leurs interventions ?</w:t>
+        <w:t>Comment une plateforme combinant données météorologiques, télédétection, intelligence artificielle et participation citoyenne peut-elle améliorer l'antic</w:t>
+      </w:r>
+      <w:r>
+        <w:t>ipation et la gestion des inondations à Thiaroye-sur-Mer ? Quatre questions spécifiques en découlent : (QS1) quelles données permettent de suivre le risque à l'échelle d'un quartier ; (QS2) un modèle d'apprentissage automatique peut-il l'estimer de manière</w:t>
+      </w:r>
+      <w:r>
+        <w:t xml:space="preserve"> fiable ; (QS3) comment informer rapidement tous les habitants, y compris sans smartphone ; (QS4) quel outil permet aux autorités de centraliser l'information et de coordonner leurs interventions ?</w:t>
       </w:r>
     </w:p>
     <w:p>
       <w:pPr>
         <w:pStyle w:val="Titre2"/>
       </w:pPr>
-      <w:bookmarkStart w:id="10" w:name="_Toc242790024"/>
-      <w:bookmarkStart w:id="11" w:name="_Toc242790064"/>
+      <w:bookmarkStart w:id="10" w:name="_Toc242801239"/>
+      <w:bookmarkStart w:id="11" w:name="_Toc242801279"/>
       <w:r>
         <w:t>Objectif général et objectifs spécifiques</w:t>
       </w:r>
@@ -7823,7 +7952,10 @@
         <w:jc w:val="both"/>
       </w:pPr>
       <w:r>
-        <w:t xml:space="preserve">L'objectif général est de concevoir, développer et évaluer une plateforme numérique de prévention et de gestion des inondations adaptée à Thiaroye-sur-Mer. Quatre objectifs spécifiques : </w:t>
+        <w:t>L'objectif génér</w:t>
+      </w:r>
+      <w:r>
+        <w:t xml:space="preserve">al est de concevoir, développer et évaluer une plateforme numérique de prévention et de gestion des inondations adaptée à Thiaroye-sur-Mer. Quatre objectifs spécifiques : </w:t>
       </w:r>
       <w:r>
         <w:rPr>
@@ -7833,7 +7965,10 @@
         <w:t>OS1</w:t>
       </w:r>
       <w:r>
-        <w:t xml:space="preserve">, collecter et géoréférencer dans une base spatiale les données météorologiques, satellitaires, de capteurs et de signalements ; </w:t>
+        <w:t>, collecter et géoréférencer dans une base spatiale les données météorologiques, s</w:t>
+      </w:r>
+      <w:r>
+        <w:t xml:space="preserve">atellitaires, de capteurs et de signalements ; </w:t>
       </w:r>
       <w:r>
         <w:rPr>
@@ -7863,14 +7998,17 @@
         <w:t>OS4</w:t>
       </w:r>
       <w:r>
-        <w:t>, offrir aux autorités un tableau de bord, des outils de gestion de crise et des itinéraires d'évacuation.</w:t>
+        <w:t>, offrir aux au</w:t>
+      </w:r>
+      <w:r>
+        <w:t>torités un tableau de bord, des outils de gestion de crise et des itinéraires d'évacuation.</w:t>
       </w:r>
     </w:p>
     <w:p>
       <w:pPr>
         <w:pStyle w:val="Titre3"/>
       </w:pPr>
-      <w:bookmarkStart w:id="12" w:name="_Toc242790065"/>
+      <w:bookmarkStart w:id="12" w:name="_Toc242801280"/>
       <w:r>
         <w:t>Hypothèses de recherche</w:t>
       </w:r>
@@ -7889,7 +8027,7 @@
         <w:pStyle w:val="Lgende"/>
         <w:keepNext/>
       </w:pPr>
-      <w:bookmarkStart w:id="13" w:name="_Toc242208089"/>
+      <w:bookmarkStart w:id="13" w:name="_Toc242801215"/>
       <w:r>
         <w:rPr>
           <w:b/>
@@ -7898,39 +8036,21 @@
         <w:t xml:space="preserve">Tableau </w:t>
       </w:r>
       <w:r>
+        <w:fldChar w:fldCharType="begin"/>
+      </w:r>
+      <w:r>
+        <w:instrText>SEQ Tableau</w:instrText>
+      </w:r>
+      <w:r>
+        <w:fldChar w:fldCharType="separate"/>
+      </w:r>
+      <w:r>
         <w:rPr>
-          <w:b/>
-          <w:bCs/>
-        </w:rPr>
-        <w:fldChar w:fldCharType="begin"/>
-      </w:r>
-      <w:r>
-        <w:rPr>
-          <w:b/>
-          <w:bCs/>
-        </w:rPr>
-        <w:instrText xml:space="preserve"> SEQ Tableau \* ARABIC </w:instrText>
-      </w:r>
-      <w:r>
-        <w:rPr>
-          <w:b/>
-          <w:bCs/>
-        </w:rPr>
-        <w:fldChar w:fldCharType="separate"/>
-      </w:r>
-      <w:r>
-        <w:rPr>
-          <w:b/>
-          <w:bCs/>
           <w:noProof/>
         </w:rPr>
         <w:t>1</w:t>
       </w:r>
       <w:r>
-        <w:rPr>
-          <w:b/>
-          <w:bCs/>
-        </w:rPr>
         <w:fldChar w:fldCharType="end"/>
       </w:r>
       <w:r>
@@ -7941,7 +8061,10 @@
         <w:t xml:space="preserve"> : </w:t>
       </w:r>
       <w:r>
-        <w:t>Questions, objectifs et hypothèses de recherche</w:t>
+        <w:t>Questions, objectifs et hypothès</w:t>
+      </w:r>
+      <w:r>
+        <w:t>es de recherche</w:t>
       </w:r>
       <w:bookmarkEnd w:id="13"/>
     </w:p>
@@ -7956,10 +8079,6 @@
           <w:insideH w:val="single" w:sz="4" w:space="0" w:color="auto"/>
           <w:insideV w:val="single" w:sz="4" w:space="0" w:color="auto"/>
         </w:tblBorders>
-        <w:tblCellMar>
-          <w:left w:w="10" w:type="dxa"/>
-          <w:right w:w="10" w:type="dxa"/>
-        </w:tblCellMar>
         <w:tblLook w:val="04A0" w:firstRow="1" w:lastRow="0" w:firstColumn="1" w:lastColumn="0" w:noHBand="0" w:noVBand="1"/>
       </w:tblPr>
       <w:tblGrid>
@@ -8352,7 +8471,14 @@
                 <w:sz w:val="19"/>
                 <w:szCs w:val="19"/>
               </w:rPr>
-              <w:t>H3 : un dispositif multicanal, incluant le SMS, réduit le délai entre la détection d'un risque et l'information des habitants concernés.</w:t>
+              <w:t>H3 : un dispositif multicanal, incluant le SMS, réduit le délai entre la détection d'un risque et l'informa</w:t>
+            </w:r>
+            <w:r>
+              <w:rPr>
+                <w:sz w:val="19"/>
+                <w:szCs w:val="19"/>
+              </w:rPr>
+              <w:t>tion des habitants concernés.</w:t>
             </w:r>
           </w:p>
         </w:tc>
@@ -8462,8 +8588,8 @@
       <w:pPr>
         <w:pStyle w:val="Titre2"/>
       </w:pPr>
-      <w:bookmarkStart w:id="14" w:name="_Toc242790025"/>
-      <w:bookmarkStart w:id="15" w:name="_Toc242790066"/>
+      <w:bookmarkStart w:id="14" w:name="_Toc242801240"/>
+      <w:bookmarkStart w:id="15" w:name="_Toc242801281"/>
       <w:r>
         <w:lastRenderedPageBreak/>
         <w:t>Méthodologie adoptée</w:t>
@@ -8476,15 +8602,24 @@
         <w:jc w:val="both"/>
       </w:pPr>
       <w:r>
-        <w:t>La démarche combine terrain et conception : une recherche documentaire ; une enquête exploratoire le 15 mai 2026 (observation directe et trois entretiens semi-directifs, qualitative et sans prétention de représentativité) ; l'analyse des besoins et la modélisation UML ; un développement itératif avec Git et des tests automatisés ; le traitement de 15 années de pluie journalière sur Dakar (2010-2024), d'images Sentinel-2, de capteurs simulés et de signalements. Limites : enquête restreinte à un secteur, capteurs simulés, niveaux d'eau reconstitués faute de mesures historiques (discutées au chapitre 4).</w:t>
+        <w:t>La démarche combine terrain et conc</w:t>
+      </w:r>
+      <w:r>
+        <w:t>eption : une recherche documentaire ; une enquête exploratoire le 15 mai 2026 (observation directe et trois entretiens semi-directifs, qualitative et sans prétention de représentativité) ; l'analyse des besoins et la modélisation UML ; un développement ité</w:t>
+      </w:r>
+      <w:r>
+        <w:t>ratif avec Git et des tests automatisés ; le traitement de 15 années de pluie journalière sur Dakar (2010-2024), d'images Sentinel-2, de capteurs simulés et de signalements. Limites : enquête restreinte à un secteur, capteurs simulés, niveaux d'eau reconst</w:t>
+      </w:r>
+      <w:r>
+        <w:t>itués faute de mesures historiques (discutées au chapitre 4).</w:t>
       </w:r>
     </w:p>
     <w:p>
       <w:pPr>
         <w:pStyle w:val="Titre2"/>
       </w:pPr>
-      <w:bookmarkStart w:id="16" w:name="_Toc242790026"/>
-      <w:bookmarkStart w:id="17" w:name="_Toc242790067"/>
+      <w:bookmarkStart w:id="16" w:name="_Toc242801241"/>
+      <w:bookmarkStart w:id="17" w:name="_Toc242801282"/>
       <w:commentRangeStart w:id="18"/>
       <w:r>
         <w:t>Annonce du plan</w:t>
@@ -8531,7 +8666,10 @@
         <w:t>chapitre 3</w:t>
       </w:r>
       <w:r>
-        <w:t xml:space="preserve"> décrit la conception de la solution : démarche, architecture, modélisation et choix technologiques. Le </w:t>
+        <w:t xml:space="preserve"> décrit la conception de la solution : démarche, architecture, modé</w:t>
+      </w:r>
+      <w:r>
+        <w:t xml:space="preserve">lisation et choix technologiques. Le </w:t>
       </w:r>
       <w:r>
         <w:rPr>
@@ -8549,8 +8687,8 @@
         <w:pStyle w:val="Titre1"/>
         <w:pageBreakBefore/>
       </w:pPr>
-      <w:bookmarkStart w:id="19" w:name="_Toc242790027"/>
-      <w:bookmarkStart w:id="20" w:name="_Toc242790068"/>
+      <w:bookmarkStart w:id="19" w:name="_Toc242801242"/>
+      <w:bookmarkStart w:id="20" w:name="_Toc242801283"/>
       <w:r>
         <w:lastRenderedPageBreak/>
         <w:t>Chapitre 1 : Présentation du cadre du projet</w:t>
@@ -8563,15 +8701,18 @@
         <w:jc w:val="both"/>
       </w:pPr>
       <w:r>
-        <w:t>Ce chapitre présente le cadre dans lequel s'inscrit le projet : l'établissement qui l'accueille, le projet MBEUND MI lui-même (origine, bénéficiaires, périmètre) et l'organisation du groupe qui l'a réalisé.</w:t>
+        <w:t xml:space="preserve">Ce chapitre présente le cadre dans lequel s'inscrit le </w:t>
+      </w:r>
+      <w:r>
+        <w:t>projet : l'établissement qui l'accueille, le projet MBEUND MI lui-même (origine, bénéficiaires, périmètre) et l'organisation du groupe qui l'a réalisé.</w:t>
       </w:r>
     </w:p>
     <w:p>
       <w:pPr>
         <w:pStyle w:val="Titre2"/>
       </w:pPr>
-      <w:bookmarkStart w:id="21" w:name="_Toc242790028"/>
-      <w:bookmarkStart w:id="22" w:name="_Toc242790069"/>
+      <w:bookmarkStart w:id="21" w:name="_Toc242801243"/>
+      <w:bookmarkStart w:id="22" w:name="_Toc242801284"/>
       <w:r>
         <w:t>1.1  Présentation de la structure d'accueil ou du commanditaire</w:t>
       </w:r>
@@ -8583,7 +8724,16 @@
         <w:jc w:val="both"/>
       </w:pPr>
       <w:r>
-        <w:t>Les Instituts Supérieurs d'Enseignement Professionnel (ISEP) forment un réseau d'établissements publics d'enseignement supérieur créé par l'État du Sénégal pour proposer des formations professionnalisantes courtes, ancrées dans les besoins des territoires et du marché de l'emploi. Ces formations sont sanctionnées par le Diplôme de l'Institut Supérieur d'Enseignement Professionnel (DISEP). Créé par décret présidentiel en 2018 et implanté à Thiès et Diamniadio, l'ISEP Amadou Trawaré forme des techniciens supérieurs hautement qualifiés. La filière Analyse de Performance Digital (APD) prépare les apprenants à la conception de solutions logicielles complètes, au traitement analytique des données massives et à l'optimisation des architectures décisionnelles orientées impact.</w:t>
+        <w:t xml:space="preserve">Les Instituts Supérieurs d'Enseignement </w:t>
+      </w:r>
+      <w:r>
+        <w:t>Professionnel (ISEP) forment un réseau d'établissements publics d'enseignement supérieur créé par l'État du Sénégal pour proposer des formations professionnalisantes courtes, ancrées dans les besoins des territoires et du marché de l'emploi. Ces formations</w:t>
+      </w:r>
+      <w:r>
+        <w:t xml:space="preserve"> sont sanctionnées par le Diplôme de l'Institut Supérieur d'Enseignement Professionnel (DISEP). Créé par décret présidentiel en 2018 et implanté à Thiès et Diamniadio, l'ISEP Amadou Trawaré forme des techniciens supérieurs hautement qualifiés. La filière A</w:t>
+      </w:r>
+      <w:r>
+        <w:t>nalyse de Performance Digital (APD) prépare les apprenants à la conception de solutions logicielles complètes, au traitement analytique des données massives et à l'optimisation des architectures décisionnelles orientées impact.</w:t>
       </w:r>
     </w:p>
     <w:p>
@@ -8591,7 +8741,13 @@
         <w:jc w:val="both"/>
       </w:pPr>
       <w:r>
-        <w:t>Le Projet de Fin de Formation (PFF) constitue l'exercice de synthèse du cursus. Il amène les étudiants à mobiliser l'ensemble des compétences acquises (analyse de données, développement web, conduite de projet, communication) pour répondre à un problème réel, puis à rendre compte de leur démarche dans un rapport soutenu devant un jury.</w:t>
+        <w:t>Le Projet de Fin de Formatio</w:t>
+      </w:r>
+      <w:r>
+        <w:t xml:space="preserve">n (PFF) constitue l'exercice de synthèse du cursus. Il amène les étudiants à mobiliser l'ensemble des compétences acquises (analyse de données, développement web, conduite de projet, communication) pour répondre à un problème réel, puis à rendre compte de </w:t>
+      </w:r>
+      <w:r>
+        <w:t>leur démarche dans un rapport soutenu devant un jury.</w:t>
       </w:r>
     </w:p>
     <w:p>
@@ -8606,8 +8762,8 @@
       <w:pPr>
         <w:pStyle w:val="Titre2"/>
       </w:pPr>
-      <w:bookmarkStart w:id="23" w:name="_Toc242790029"/>
-      <w:bookmarkStart w:id="24" w:name="_Toc242790070"/>
+      <w:bookmarkStart w:id="23" w:name="_Toc242801244"/>
+      <w:bookmarkStart w:id="24" w:name="_Toc242801285"/>
       <w:r>
         <w:t>1.2  Présentation du projet : origine, bénéficiaires, périmètre</w:t>
       </w:r>
@@ -8618,7 +8774,7 @@
       <w:pPr>
         <w:pStyle w:val="Titre3"/>
       </w:pPr>
-      <w:bookmarkStart w:id="25" w:name="_Toc242790071"/>
+      <w:bookmarkStart w:id="25" w:name="_Toc242801286"/>
       <w:r>
         <w:t>1.2.1  Origine du projet</w:t>
       </w:r>
@@ -8629,7 +8785,13 @@
         <w:jc w:val="both"/>
       </w:pPr>
       <w:r>
-        <w:t>L'idée du projet est née d'un constat vécu. À Dakar, et notamment à Grand Yoff, chaque série de pluies provoque de nombreuses inondations : des maisons sont abandonnées et des familles déménagent ailleurs. À Thiaroye-sur-Mer, le constat est tout aussi réel : en 2025, une série d'inondations a poussé des habitants à quitter leur maison.</w:t>
+        <w:t>L'idée du projet est n</w:t>
+      </w:r>
+      <w:r>
+        <w:t xml:space="preserve">ée d'un constat vécu. À Dakar, et notamment à Grand Yoff, chaque série de pluies provoque de nombreuses inondations : des maisons sont abandonnées et des familles déménagent ailleurs. À Thiaroye-sur-Mer, le constat est tout aussi réel : en 2025, une série </w:t>
+      </w:r>
+      <w:r>
+        <w:t>d'inondations a poussé des habitants à quitter leur maison.</w:t>
       </w:r>
     </w:p>
     <w:p>
@@ -8637,7 +8799,10 @@
         <w:jc w:val="both"/>
       </w:pPr>
       <w:r>
-        <w:t xml:space="preserve">Le Sénégal subit des inondations répétées depuis les années 1990 (voir 2.1.3). Ce problème, que nous observons autour de nous, nous a semblé un sujet utile pour notre projet de fin de formation : mettre les compétences acquises en Analyse de Performance Digital au service de </w:t>
+        <w:t xml:space="preserve">Le Sénégal subit des inondations répétées depuis les années 1990 (voir 2.1.3). Ce problème, que nous observons autour de nous, nous a semblé un sujet utile pour notre projet de fin de formation : </w:t>
+      </w:r>
+      <w:r>
+        <w:t xml:space="preserve">mettre les compétences acquises en Analyse de Performance Digital au service de </w:t>
       </w:r>
       <w:r>
         <w:lastRenderedPageBreak/>
@@ -8648,9 +8813,12 @@
       <w:pPr>
         <w:pStyle w:val="Titre3"/>
       </w:pPr>
-      <w:bookmarkStart w:id="26" w:name="_Toc242790072"/>
-      <w:r>
-        <w:t>1.2.2  La commune de Thiaroye-sur-Mer et ses quartiers à risque</w:t>
+      <w:bookmarkStart w:id="26" w:name="_Toc242801287"/>
+      <w:r>
+        <w:t>1.2.2  La commune de Thiaroye-sur-Me</w:t>
+      </w:r>
+      <w:r>
+        <w:t>r et ses quartiers à risque</w:t>
       </w:r>
       <w:bookmarkEnd w:id="26"/>
     </w:p>
@@ -8659,7 +8827,13 @@
         <w:jc w:val="both"/>
       </w:pPr>
       <w:r>
-        <w:t>Thiaroye-sur-Mer est une commune de l'arrondissement de Thiaroye, département de Pikine, région de Dakar. Elle s'étend sur le littoral sud de la presqu'île du Cap-Vert, face à la baie de Hann, entre Pikine à l'ouest et Mbao à l'est ; au nord, la Route nationale 1 et la voie ferrée la bordent (figure 1). La commune couvre une superficie de 3,8 km² pour une population estimée à plus de 62 000 habitants en 2023, avec une densité humaine excédant 16 000 hab./km² (ANSD et services techniques municipaux).</w:t>
+        <w:t>Thiaroye-sur-Mer est une commune de l'arrondissement de Thiaroye, département de Pikine, région de Dakar. Elle s'étend sur le littoral sud de la presqu'île du Cap-Vert, face à la baie de Hann, entre Pikine à l'ouest et Mbao à l'</w:t>
+      </w:r>
+      <w:r>
+        <w:t>est ; au nord, la Route nationale 1 et la voie ferrée la bordent (figure 1). La commune couvre une superficie de 3,8 km² pour une population estimée à plus de 62 000 habitants en 2023, avec une densité humaine excédant 16 000 hab./km² (ANSD et services tec</w:t>
+      </w:r>
+      <w:r>
+        <w:t>hniques municipaux).</w:t>
       </w:r>
     </w:p>
     <w:p>
@@ -8673,10 +8847,10 @@
           <w:noProof/>
         </w:rPr>
         <w:drawing>
-          <wp:inline distT="0" distB="0" distL="0" distR="0" wp14:anchorId="167ACF4D" wp14:editId="006F8AC1">
+          <wp:inline distT="0" distB="0" distL="0" distR="0" wp14:anchorId="2395317C" wp14:editId="2D982389">
             <wp:extent cx="4476750" cy="2847975"/>
             <wp:effectExtent l="0" t="0" r="0" b="0"/>
-            <wp:docPr id="13" name="Image 13"/>
+            <wp:docPr id="12" name="Image 12"/>
             <wp:cNvGraphicFramePr>
               <a:graphicFrameLocks xmlns:a="http://schemas.openxmlformats.org/drawingml/2006/main" noChangeAspect="1"/>
             </wp:cNvGraphicFramePr>
@@ -8717,7 +8891,7 @@
         <w:pStyle w:val="Lgende"/>
         <w:keepNext/>
       </w:pPr>
-      <w:bookmarkStart w:id="27" w:name="_Toc242208080"/>
+      <w:bookmarkStart w:id="27" w:name="_Toc242801206"/>
       <w:r>
         <w:rPr>
           <w:b/>
@@ -8726,39 +8900,21 @@
         <w:t xml:space="preserve">Figure </w:t>
       </w:r>
       <w:r>
+        <w:fldChar w:fldCharType="begin"/>
+      </w:r>
+      <w:r>
+        <w:instrText>SEQ Figure</w:instrText>
+      </w:r>
+      <w:r>
+        <w:fldChar w:fldCharType="separate"/>
+      </w:r>
+      <w:r>
         <w:rPr>
-          <w:b/>
-          <w:bCs/>
-        </w:rPr>
-        <w:fldChar w:fldCharType="begin"/>
-      </w:r>
-      <w:r>
-        <w:rPr>
-          <w:b/>
-          <w:bCs/>
-        </w:rPr>
-        <w:instrText xml:space="preserve"> SEQ Figure \* ARABIC </w:instrText>
-      </w:r>
-      <w:r>
-        <w:rPr>
-          <w:b/>
-          <w:bCs/>
-        </w:rPr>
-        <w:fldChar w:fldCharType="separate"/>
-      </w:r>
-      <w:r>
-        <w:rPr>
-          <w:b/>
-          <w:bCs/>
           <w:noProof/>
         </w:rPr>
         <w:t>1</w:t>
       </w:r>
       <w:r>
-        <w:rPr>
-          <w:b/>
-          <w:bCs/>
-        </w:rPr>
         <w:fldChar w:fldCharType="end"/>
       </w:r>
       <w:r>
@@ -8787,11 +8943,26 @@
         <w:jc w:val="both"/>
       </w:pPr>
       <w:r>
-        <w:t xml:space="preserve">La commune est très basse : les données topographiques compilées pour le projet situent la zone entre 0,2 m et 2,5 m d'altitude, pour une médiane proche de 1,4 m (données consolidées à partir des Modèles Numériques de Terrain SRTM 30m et des relevés topographiques de l'Agence de Développement Municipal - ADM). Cordons sableux et dépressions interdunaires y créent de nombreux points bas sans exutoire naturel. La nappe phréatique, très proche de la surface, est remontée depuis plusieurs décennies (remontée piézométrique documentée par la Direction de la Gestion et de la Planification des Ressources en Eau - DGPRE, atteignant localement 10 à 15 cm par an dans les bas-fonds) : quand le sol est saturé, la pluie stagne. La mer, enfin, limite l'évacuation par gravité. L'urbanisation s'est fortement densifiée, souvent sur d'anciennes zones humides remblayées (dynamique spatiale documentée par le Centre de Suivi Écologique - CSE, </w:t>
+        <w:t>La commune est très basse : les données topographiques compilées pour le projet situen</w:t>
+      </w:r>
+      <w:r>
+        <w:t>t la zone entre 0,2 m et 2,5 m d'altitude, pour une médiane proche de 1,4 m (données consolidées à partir des Modèles Numériques de Terrain SRTM 30m et des relevés topographiques de l'Agence de Développement Municipal - ADM). Cordons sableux et dépressions</w:t>
+      </w:r>
+      <w:r>
+        <w:t xml:space="preserve"> interdunaires y créent de nombreux points bas sans exutoire naturel. La nappe phréatique, très proche de la surface, est remontée depuis plusieurs décennies (remontée piézométrique documentée par la Direction de la Gestion et de la Planification des Resso</w:t>
+      </w:r>
+      <w:r>
+        <w:t>urces en Eau - DGPRE, atteignant localement 10 à 15 cm par an dans les bas-fonds) : quand le sol est saturé, la pluie stagne. La mer, enfin, limite l'évacuation par gravité. L'urbanisation s'est fortement densifiée, souvent sur d'anciennes zones humides re</w:t>
+      </w:r>
+      <w:r>
+        <w:t xml:space="preserve">mblayées (dynamique spatiale documentée par le Centre de Suivi Écologique - CSE, </w:t>
       </w:r>
       <w:r>
         <w:lastRenderedPageBreak/>
-        <w:t>2013, montrant une densification du bâti passée de 27 % à 88 % entre 1978 et 2012), juxtaposant noyau villageois, lotissements planifiés et habitat spontané moins bien assaini.</w:t>
+        <w:t>2013, montrant une densification du bâti passée de 27 % à 88 % entre 1978 et 2012), juxtaposant noyau villageois, lotissements planifiés et habitat spontané moins bien assaini</w:t>
+      </w:r>
+      <w:r>
+        <w:t>.</w:t>
       </w:r>
     </w:p>
     <w:p>
@@ -8799,7 +8970,13 @@
         <w:jc w:val="both"/>
       </w:pPr>
       <w:r>
-        <w:t>Notre enquête a porté sur la partie ouest de la commune, dans la bande littorale comprise entre la voie ferrée et la plage, à l'ouest du village de Mbatal (figure 2). Les trois lieux d'entretien sont distants de 200 à 270 m et situés à 150-350 m du rivage : ils cumulent altitude minimale, nappe affleurante et caniveaux longtemps incomplets. Le quartier Ibra Ndoye, cité par un enquêté, n'apparaît pas dans les bases cartographiques publiques ; nous retenons le nom employé par les habitants selon les découpages officiels de la Mairie de Thiaroye-sur-Mer, incluant Thiaroye Gare, Guinaw Rail, Route de Rufisque, Médina Fass et Sam-Sam.</w:t>
+        <w:t>Notre enquête a porté sur la partie ouest de la commune, dans la bande littorale comprise entre la voie ferrée et la plage, à l'ouest du village de Mbatal (figure 2). Les trois lieux d'entretien sont distants de 200 à 270 m et situés à 150-350 m du rivag</w:t>
+      </w:r>
+      <w:r>
+        <w:t>e : ils cumulent altitude minimale, nappe affleurante et caniveaux longtemps incomplets. Le quartier Ibra Ndoye, cité par un enquêté, n'apparaît pas dans les bases cartographiques publiques ; nous retenons le nom employé par les habitants selon les découpa</w:t>
+      </w:r>
+      <w:r>
+        <w:t>ges officiels de la Mairie de Thiaroye-sur-Mer, incluant Thiaroye Gare, Guinaw Rail, Route de Rufisque, Médina Fass et Sam-Sam.</w:t>
       </w:r>
     </w:p>
     <w:p>
@@ -8813,10 +8990,10 @@
           <w:noProof/>
         </w:rPr>
         <w:drawing>
-          <wp:inline distT="0" distB="0" distL="0" distR="0" wp14:anchorId="522AB00E" wp14:editId="4AB0EDCA">
+          <wp:inline distT="0" distB="0" distL="0" distR="0" wp14:anchorId="40980F2B" wp14:editId="248ABAA4">
             <wp:extent cx="4476750" cy="3095625"/>
             <wp:effectExtent l="0" t="0" r="0" b="0"/>
-            <wp:docPr id="14" name="Image 14"/>
+            <wp:docPr id="13" name="Image 13"/>
             <wp:cNvGraphicFramePr>
               <a:graphicFrameLocks xmlns:a="http://schemas.openxmlformats.org/drawingml/2006/main" noChangeAspect="1"/>
             </wp:cNvGraphicFramePr>
@@ -8857,7 +9034,7 @@
         <w:pStyle w:val="Lgende"/>
         <w:keepNext/>
       </w:pPr>
-      <w:bookmarkStart w:id="28" w:name="_Toc242208081"/>
+      <w:bookmarkStart w:id="28" w:name="_Toc242801207"/>
       <w:r>
         <w:rPr>
           <w:b/>
@@ -8866,39 +9043,21 @@
         <w:t xml:space="preserve">Figure </w:t>
       </w:r>
       <w:r>
+        <w:fldChar w:fldCharType="begin"/>
+      </w:r>
+      <w:r>
+        <w:instrText>SEQ Figure</w:instrText>
+      </w:r>
+      <w:r>
+        <w:fldChar w:fldCharType="separate"/>
+      </w:r>
+      <w:r>
         <w:rPr>
-          <w:b/>
-          <w:bCs/>
-        </w:rPr>
-        <w:fldChar w:fldCharType="begin"/>
-      </w:r>
-      <w:r>
-        <w:rPr>
-          <w:b/>
-          <w:bCs/>
-        </w:rPr>
-        <w:instrText xml:space="preserve"> SEQ Figure \* ARABIC </w:instrText>
-      </w:r>
-      <w:r>
-        <w:rPr>
-          <w:b/>
-          <w:bCs/>
-        </w:rPr>
-        <w:fldChar w:fldCharType="separate"/>
-      </w:r>
-      <w:r>
-        <w:rPr>
-          <w:b/>
-          <w:bCs/>
           <w:noProof/>
         </w:rPr>
         <w:t>2</w:t>
       </w:r>
       <w:r>
-        <w:rPr>
-          <w:b/>
-          <w:bCs/>
-        </w:rPr>
         <w:fldChar w:fldCharType="end"/>
       </w:r>
       <w:r>
@@ -8919,14 +9078,17 @@
         <w:jc w:val="both"/>
       </w:pPr>
       <w:r>
-        <w:t>Source : © contributeurs OpenStreetMap ; relevés GPS et réalisation des auteures.</w:t>
+        <w:t>Source : © contributeurs OpenStreetMap ; r</w:t>
+      </w:r>
+      <w:r>
+        <w:t>elevés GPS et réalisation des auteures.</w:t>
       </w:r>
     </w:p>
     <w:p>
       <w:pPr>
         <w:pStyle w:val="Titre3"/>
       </w:pPr>
-      <w:bookmarkStart w:id="29" w:name="_Toc242790073"/>
+      <w:bookmarkStart w:id="29" w:name="_Toc242801288"/>
       <w:r>
         <w:lastRenderedPageBreak/>
         <w:t>1.2.3  Causes et conséquences des inondations : les constats de terrain</w:t>
@@ -8947,7 +9109,7 @@
         <w:pStyle w:val="Lgende"/>
         <w:keepNext/>
       </w:pPr>
-      <w:bookmarkStart w:id="30" w:name="_Toc242208090"/>
+      <w:bookmarkStart w:id="30" w:name="_Toc242801216"/>
       <w:r>
         <w:rPr>
           <w:b/>
@@ -8956,39 +9118,21 @@
         <w:t xml:space="preserve">Tableau </w:t>
       </w:r>
       <w:r>
+        <w:fldChar w:fldCharType="begin"/>
+      </w:r>
+      <w:r>
+        <w:instrText>SEQ Tableau</w:instrText>
+      </w:r>
+      <w:r>
+        <w:fldChar w:fldCharType="separate"/>
+      </w:r>
+      <w:r>
         <w:rPr>
-          <w:b/>
-          <w:bCs/>
-        </w:rPr>
-        <w:fldChar w:fldCharType="begin"/>
-      </w:r>
-      <w:r>
-        <w:rPr>
-          <w:b/>
-          <w:bCs/>
-        </w:rPr>
-        <w:instrText xml:space="preserve"> SEQ Tableau \* ARABIC </w:instrText>
-      </w:r>
-      <w:r>
-        <w:rPr>
-          <w:b/>
-          <w:bCs/>
-        </w:rPr>
-        <w:fldChar w:fldCharType="separate"/>
-      </w:r>
-      <w:r>
-        <w:rPr>
-          <w:b/>
-          <w:bCs/>
           <w:noProof/>
         </w:rPr>
         <w:t>2</w:t>
       </w:r>
       <w:r>
-        <w:rPr>
-          <w:b/>
-          <w:bCs/>
-        </w:rPr>
         <w:fldChar w:fldCharType="end"/>
       </w:r>
       <w:r>
@@ -9014,10 +9158,6 @@
           <w:insideH w:val="single" w:sz="4" w:space="0" w:color="auto"/>
           <w:insideV w:val="single" w:sz="4" w:space="0" w:color="auto"/>
         </w:tblBorders>
-        <w:tblCellMar>
-          <w:left w:w="10" w:type="dxa"/>
-          <w:right w:w="10" w:type="dxa"/>
-        </w:tblCellMar>
         <w:tblLook w:val="04A0" w:firstRow="1" w:lastRow="0" w:firstColumn="1" w:lastColumn="0" w:noHBand="0" w:noVBand="1"/>
       </w:tblPr>
       <w:tblGrid>
@@ -9224,7 +9364,14 @@
                 <w:sz w:val="19"/>
                 <w:szCs w:val="19"/>
               </w:rPr>
-              <w:t>Il y a environ deux ans, l'eau arrivait presque au-dessus des genoux.</w:t>
+              <w:t>Il y a environ deux ans, l'eau arrivait presque au-de</w:t>
+            </w:r>
+            <w:r>
+              <w:rPr>
+                <w:sz w:val="19"/>
+                <w:szCs w:val="19"/>
+              </w:rPr>
+              <w:t>ssus des genoux.</w:t>
             </w:r>
           </w:p>
         </w:tc>
@@ -9534,7 +9681,14 @@
                 <w:sz w:val="19"/>
                 <w:szCs w:val="19"/>
               </w:rPr>
-              <w:t>Évacuation de l'eau par les habitants vers un terrain de football voisin.</w:t>
+              <w:t>Évacuation de l'eau par les hab</w:t>
+            </w:r>
+            <w:r>
+              <w:rPr>
+                <w:sz w:val="19"/>
+                <w:szCs w:val="19"/>
+              </w:rPr>
+              <w:t>itants vers un terrain de football voisin.</w:t>
             </w:r>
           </w:p>
         </w:tc>
@@ -9569,7 +9723,10 @@
         <w:t>causes naturelles</w:t>
       </w:r>
       <w:r>
-        <w:t xml:space="preserve"> tiennent au site et à l'aléa : pluies concentrées et parfois très intenses, altitude proche du niveau de la mer, nappe affleurante empêchant l'infiltration, rivage proche limitant l'écoulement. Les </w:t>
+        <w:t xml:space="preserve"> tiennent au site et à l'aléa : pluies concentrées et parfois très intenses, altitude proche du niveau de la mer, nap</w:t>
+      </w:r>
+      <w:r>
+        <w:t xml:space="preserve">pe affleurante empêchant l'infiltration, rivage proche limitant l'écoulement. Les </w:t>
       </w:r>
       <w:r>
         <w:rPr>
@@ -9589,7 +9746,10 @@
         <w:t>absence ou l'insuffisance des caniveaux et canaux d'évacuation</w:t>
       </w:r>
       <w:r>
-        <w:t>, à laquelle s'ajoutent l'urbanisation dense des zones basses et l'imperméabilisation des sols.</w:t>
+        <w:t>, à</w:t>
+      </w:r>
+      <w:r>
+        <w:t xml:space="preserve"> laquelle s'ajoutent l'urbanisation dense des zones basses et l'imperméabilisation des sols.</w:t>
       </w:r>
     </w:p>
     <w:p>
@@ -9597,7 +9757,13 @@
         <w:jc w:val="both"/>
       </w:pPr>
       <w:r>
-        <w:t>Les conséquences sont multiples : une eau à hauteur de genou rend la circulation dangereuse et coupe l'accès aux logements ; les commerces de proximité, comme la boulangerie de M. Mor Gueye, subissent pertes et fermetures ; l'évacuation de l'eau vers un terrain de football transforme un espace de loisirs en bassin de fortune ; les eaux stagnantes favorisent moustiques et maladies hydriques (OMS, 2021, Directives relatives aux risques sanitaires liés aux eaux stagnantes et maladies vectorielles en milieu urbain).</w:t>
+        <w:t>Les conséquences sont multiples : une eau à hauteur de genou rend la circulation dangereuse et coupe l'accès aux logements ; les commerces de proximité, comme la b</w:t>
+      </w:r>
+      <w:r>
+        <w:t>oulangerie de M. Mor Gueye, subissent pertes et fermetures ; l'évacuation de l'eau vers un terrain de football transforme un espace de loisirs en bassin de fortune ; les eaux stagnantes favorisent moustiques et maladies hydriques (OMS, 2021, Directives rel</w:t>
+      </w:r>
+      <w:r>
+        <w:t>atives aux risques sanitaires liés aux eaux stagnantes et maladies vectorielles en milieu urbain).</w:t>
       </w:r>
     </w:p>
     <w:p>
@@ -9616,7 +9782,10 @@
         <w:t>réponses locales</w:t>
       </w:r>
       <w:r>
-        <w:t xml:space="preserve"> fonctionnent : la réfection des caniveaux a supprimé le problème chez M. Mor Gueye, et le mouvement animé par M. Papa Yalli témoigne d'une forte mobilisation. Mais ces réponses restent isolées : l'information sur les secteurs inondés, les besoins en pompage ou les ouvrages défaillants ne circule pas de manière </w:t>
+        <w:t xml:space="preserve"> fonctionnent : la réfection des caniveaux a supprimé le problème chez M. Mor Gueye, et le mouvement animé par M. Papa Yalli témoigne d'une forte mobilisation. Mais ces réponses restent isolées : l'information sur les secteurs inondés, les besoins en pompa</w:t>
+      </w:r>
+      <w:r>
+        <w:t xml:space="preserve">ge ou les ouvrages défaillants ne circule pas de manière </w:t>
       </w:r>
       <w:r>
         <w:lastRenderedPageBreak/>
@@ -9628,7 +9797,7 @@
         <w:pStyle w:val="Lgende"/>
         <w:keepNext/>
       </w:pPr>
-      <w:bookmarkStart w:id="31" w:name="_Toc242208091"/>
+      <w:bookmarkStart w:id="31" w:name="_Toc242801217"/>
       <w:r>
         <w:rPr>
           <w:b/>
@@ -9637,39 +9806,21 @@
         <w:t xml:space="preserve">Tableau </w:t>
       </w:r>
       <w:r>
+        <w:fldChar w:fldCharType="begin"/>
+      </w:r>
+      <w:r>
+        <w:instrText>SEQ Tableau</w:instrText>
+      </w:r>
+      <w:r>
+        <w:fldChar w:fldCharType="separate"/>
+      </w:r>
+      <w:r>
         <w:rPr>
-          <w:b/>
-          <w:bCs/>
-        </w:rPr>
-        <w:fldChar w:fldCharType="begin"/>
-      </w:r>
-      <w:r>
-        <w:rPr>
-          <w:b/>
-          <w:bCs/>
-        </w:rPr>
-        <w:instrText xml:space="preserve"> SEQ Tableau \* ARABIC </w:instrText>
-      </w:r>
-      <w:r>
-        <w:rPr>
-          <w:b/>
-          <w:bCs/>
-        </w:rPr>
-        <w:fldChar w:fldCharType="separate"/>
-      </w:r>
-      <w:r>
-        <w:rPr>
-          <w:b/>
-          <w:bCs/>
           <w:noProof/>
         </w:rPr>
         <w:t>3</w:t>
       </w:r>
       <w:r>
-        <w:rPr>
-          <w:b/>
-          <w:bCs/>
-        </w:rPr>
         <w:fldChar w:fldCharType="end"/>
       </w:r>
       <w:r>
@@ -9695,10 +9846,6 @@
           <w:insideH w:val="single" w:sz="4" w:space="0" w:color="auto"/>
           <w:insideV w:val="single" w:sz="4" w:space="0" w:color="auto"/>
         </w:tblBorders>
-        <w:tblCellMar>
-          <w:left w:w="10" w:type="dxa"/>
-          <w:right w:w="10" w:type="dxa"/>
-        </w:tblCellMar>
         <w:tblLook w:val="04A0" w:firstRow="1" w:lastRow="0" w:firstColumn="1" w:lastColumn="0" w:noHBand="0" w:noVBand="1"/>
       </w:tblPr>
       <w:tblGrid>
@@ -9772,7 +9919,16 @@
                 <w:sz w:val="19"/>
                 <w:szCs w:val="19"/>
               </w:rPr>
-              <w:t>Réponse de MBEUND MI</w:t>
+              <w:t>Réponse</w:t>
+            </w:r>
+            <w:r>
+              <w:rPr>
+                <w:b/>
+                <w:bCs/>
+                <w:sz w:val="19"/>
+                <w:szCs w:val="19"/>
+              </w:rPr>
+              <w:t xml:space="preserve"> de MBEUND MI</w:t>
             </w:r>
           </w:p>
         </w:tc>
@@ -10002,7 +10158,14 @@
                 <w:sz w:val="19"/>
                 <w:szCs w:val="19"/>
               </w:rPr>
-              <w:t>L'alerte n'arrive pas à l'échelle du quartier.</w:t>
+              <w:t>L'al</w:t>
+            </w:r>
+            <w:r>
+              <w:rPr>
+                <w:sz w:val="19"/>
+                <w:szCs w:val="19"/>
+              </w:rPr>
+              <w:t>erte n'arrive pas à l'échelle du quartier.</w:t>
             </w:r>
           </w:p>
         </w:tc>
@@ -10112,9 +10275,12 @@
       <w:pPr>
         <w:pStyle w:val="Titre3"/>
       </w:pPr>
-      <w:bookmarkStart w:id="32" w:name="_Toc242790074"/>
-      <w:r>
-        <w:t>1.2.4  Bénéficiaires et périmètre</w:t>
+      <w:bookmarkStart w:id="32" w:name="_Toc242801289"/>
+      <w:r>
+        <w:t>1.2.4  Bénéficiaires et pé</w:t>
+      </w:r>
+      <w:r>
+        <w:t>rimètre</w:t>
       </w:r>
       <w:bookmarkEnd w:id="32"/>
     </w:p>
@@ -10133,7 +10299,10 @@
         <w:t>habitants</w:t>
       </w:r>
       <w:r>
-        <w:t xml:space="preserve"> de Thiaroye-sur-Mer reçoivent des alertes par notification et par SMS, consultent la carte des risques et des points de refuge, signalent un problème par l'application ou par SMS et obtiennent un itinéraire d'évacuation. Les </w:t>
+        <w:t xml:space="preserve"> de Thiaroye-sur-Mer reçoivent des alertes par notification et par SMS, consultent la carte des risques et des points de refuge, signalent un problème par l'application ou par SMS et ob</w:t>
+      </w:r>
+      <w:r>
+        <w:t xml:space="preserve">tiennent un itinéraire d'évacuation. Les </w:t>
       </w:r>
       <w:r>
         <w:rPr>
@@ -10153,7 +10322,10 @@
         <w:t>relais de quartier</w:t>
       </w:r>
       <w:r>
-        <w:t>, habitants volontaires, aident à vérifier les signalements de leur quartier.</w:t>
+        <w:t>, habitants volontaires, aident à vérif</w:t>
+      </w:r>
+      <w:r>
+        <w:t>ier les signalements de leur quartier.</w:t>
       </w:r>
     </w:p>
     <w:p>
@@ -10171,7 +10343,10 @@
         <w:t>périmètre</w:t>
       </w:r>
       <w:r>
-        <w:t xml:space="preserve"> est la commune de Thiaroye-sur-Mer : un signalement situé à plus de 4 km du centre de la commune est refusé (géorepérage). La plateforme est un outil d'aide à la décision et à l'information ; elle ne se substitue pas aux dispositifs officiels de protection civile. </w:t>
+        <w:t xml:space="preserve"> est la commune de Thiaroye-sur-Mer : un signalement situé à plus de 4 km du centre de la commune est refusé (géorepérage). La plateforme est un outil d'aide à la décision et à l'information ; elle ne se s</w:t>
+      </w:r>
+      <w:r>
+        <w:t xml:space="preserve">ubstitue pas aux dispositifs officiels de protection civile. </w:t>
       </w:r>
       <w:r>
         <w:rPr>
@@ -10186,8 +10361,8 @@
       <w:pPr>
         <w:pStyle w:val="Titre2"/>
       </w:pPr>
-      <w:bookmarkStart w:id="33" w:name="_Toc242790030"/>
-      <w:bookmarkStart w:id="34" w:name="_Toc242790075"/>
+      <w:bookmarkStart w:id="33" w:name="_Toc242801245"/>
+      <w:bookmarkStart w:id="34" w:name="_Toc242801290"/>
       <w:r>
         <w:t>1.3  Organisation du groupe : rôles et outils de travail collaboratif</w:t>
       </w:r>
@@ -10288,7 +10463,7 @@
         <w:pStyle w:val="Lgende"/>
         <w:keepNext/>
       </w:pPr>
-      <w:bookmarkStart w:id="35" w:name="_Toc242208092"/>
+      <w:bookmarkStart w:id="35" w:name="_Toc242801218"/>
       <w:r>
         <w:rPr>
           <w:b/>
@@ -10297,39 +10472,21 @@
         <w:t xml:space="preserve">Tableau </w:t>
       </w:r>
       <w:r>
+        <w:fldChar w:fldCharType="begin"/>
+      </w:r>
+      <w:r>
+        <w:instrText>SEQ Tableau</w:instrText>
+      </w:r>
+      <w:r>
+        <w:fldChar w:fldCharType="separate"/>
+      </w:r>
+      <w:r>
         <w:rPr>
-          <w:b/>
-          <w:bCs/>
-        </w:rPr>
-        <w:fldChar w:fldCharType="begin"/>
-      </w:r>
-      <w:r>
-        <w:rPr>
-          <w:b/>
-          <w:bCs/>
-        </w:rPr>
-        <w:instrText xml:space="preserve"> SEQ Tableau \* ARABIC </w:instrText>
-      </w:r>
-      <w:r>
-        <w:rPr>
-          <w:b/>
-          <w:bCs/>
-        </w:rPr>
-        <w:fldChar w:fldCharType="separate"/>
-      </w:r>
-      <w:r>
-        <w:rPr>
-          <w:b/>
-          <w:bCs/>
           <w:noProof/>
         </w:rPr>
         <w:t>4</w:t>
       </w:r>
       <w:r>
-        <w:rPr>
-          <w:b/>
-          <w:bCs/>
-        </w:rPr>
         <w:fldChar w:fldCharType="end"/>
       </w:r>
       <w:r>
@@ -10355,10 +10512,6 @@
           <w:insideH w:val="single" w:sz="4" w:space="0" w:color="auto"/>
           <w:insideV w:val="single" w:sz="4" w:space="0" w:color="auto"/>
         </w:tblBorders>
-        <w:tblCellMar>
-          <w:left w:w="10" w:type="dxa"/>
-          <w:right w:w="10" w:type="dxa"/>
-        </w:tblCellMar>
         <w:tblLook w:val="04A0" w:firstRow="1" w:lastRow="0" w:firstColumn="1" w:lastColumn="0" w:noHBand="0" w:noVBand="1"/>
       </w:tblPr>
       <w:tblGrid>
@@ -10429,7 +10582,16 @@
                 <w:sz w:val="19"/>
                 <w:szCs w:val="19"/>
               </w:rPr>
-              <w:t>Outil ou service</w:t>
+              <w:t>Outil ou ser</w:t>
+            </w:r>
+            <w:r>
+              <w:rPr>
+                <w:b/>
+                <w:bCs/>
+                <w:sz w:val="19"/>
+                <w:szCs w:val="19"/>
+              </w:rPr>
+              <w:t>vice</w:t>
             </w:r>
           </w:p>
         </w:tc>
@@ -10893,8 +11055,8 @@
         <w:pStyle w:val="Titre1"/>
         <w:pageBreakBefore/>
       </w:pPr>
-      <w:bookmarkStart w:id="36" w:name="_Toc242790031"/>
-      <w:bookmarkStart w:id="37" w:name="_Toc242790076"/>
+      <w:bookmarkStart w:id="36" w:name="_Toc242801246"/>
+      <w:bookmarkStart w:id="37" w:name="_Toc242801291"/>
       <w:r>
         <w:lastRenderedPageBreak/>
         <w:t>Chapitre 2 : Analyse de l'existant et cadrage</w:t>
@@ -10914,8 +11076,8 @@
       <w:pPr>
         <w:pStyle w:val="Titre2"/>
       </w:pPr>
-      <w:bookmarkStart w:id="38" w:name="_Toc242790032"/>
-      <w:bookmarkStart w:id="39" w:name="_Toc242790077"/>
+      <w:bookmarkStart w:id="38" w:name="_Toc242801247"/>
+      <w:bookmarkStart w:id="39" w:name="_Toc242801292"/>
       <w:r>
         <w:t>2.1  Étude de l'existant</w:t>
       </w:r>
@@ -10927,7 +11089,10 @@
         <w:jc w:val="both"/>
       </w:pPr>
       <w:r>
-        <w:t xml:space="preserve">Cette section rassemble les notions de base, la situation nationale, le cadre institutionnel et les outils numériques existants. </w:t>
+        <w:t>Cette section rassemble les notions de base, la situation nationale</w:t>
+      </w:r>
+      <w:r>
+        <w:t xml:space="preserve">, le cadre institutionnel et les outils numériques existants. </w:t>
       </w:r>
       <w:r>
         <w:rPr>
@@ -10942,7 +11107,7 @@
       <w:pPr>
         <w:pStyle w:val="Titre3"/>
       </w:pPr>
-      <w:bookmarkStart w:id="40" w:name="_Toc242790078"/>
+      <w:bookmarkStart w:id="40" w:name="_Toc242801293"/>
       <w:r>
         <w:t>2.1.1  Les inondations urbaines et côtières : définitions et typologie</w:t>
       </w:r>
@@ -10963,7 +11128,10 @@
         <w:t>inondation</w:t>
       </w:r>
       <w:r>
-        <w:t xml:space="preserve"> est la submersion temporaire d'une zone habituellement hors d'eau. Elle devient un problème lorsqu'elle touche des personnes, des biens ou des activités. La terminologie des Nations Unies (Assemblée générale des Nations Unies, 2016) distingue l'</w:t>
+        <w:t xml:space="preserve"> est la submersion </w:t>
+      </w:r>
+      <w:r>
+        <w:t>temporaire d'une zone habituellement hors d'eau. Elle devient un problème lorsqu'elle touche des personnes, des biens ou des activités. La terminologie des Nations Unies (Assemblée générale des Nations Unies, 2016) distingue l'</w:t>
       </w:r>
       <w:r>
         <w:rPr>
@@ -10973,7 +11141,10 @@
         <w:t>aléa</w:t>
       </w:r>
       <w:r>
-        <w:t xml:space="preserve">, phénomène susceptible de causer des dommages (pluie intense, remontée de nappe, submersion marine) ; les </w:t>
+        <w:t>, phénomène susceptible d</w:t>
+      </w:r>
+      <w:r>
+        <w:t xml:space="preserve">e causer des dommages (pluie intense, remontée de nappe, submersion marine) ; les </w:t>
       </w:r>
       <w:r>
         <w:rPr>
@@ -10993,7 +11164,10 @@
         <w:t>vulnérabilité</w:t>
       </w:r>
       <w:r>
-        <w:t xml:space="preserve">, c'est-à-dire les conditions qui rendent ces enjeux plus ou moins sensibles (qualité du bâti, assainissement, revenus, âge, accès à l'information) ; le </w:t>
+        <w:t>, c'est-à-dire les conditions qui rendent ces enjeux plus ou moins sensibles (qualité du bâti, assa</w:t>
+      </w:r>
+      <w:r>
+        <w:t xml:space="preserve">inissement, revenus, âge, accès à l'information) ; le </w:t>
       </w:r>
       <w:r>
         <w:rPr>
@@ -11023,7 +11197,10 @@
         <w:t>résilience</w:t>
       </w:r>
       <w:r>
-        <w:t>, capacité d'une communauté à absorber le choc et à se rétablir. Une plateforme numérique n'agit pas sur l'aléa, mais elle peut réduire la vulnérabilité en informant plus tôt et renforcer la résilience en aidant à s'organiser.</w:t>
+        <w:t>, capacité d'une communauté à absorber le choc et à se rétablir. Une plateforme numérique</w:t>
+      </w:r>
+      <w:r>
+        <w:t xml:space="preserve"> n'agit pas sur l'aléa, mais elle peut réduire la vulnérabilité en informant plus tôt et renforcer la résilience en aidant à s'organiser.</w:t>
       </w:r>
     </w:p>
     <w:p>
@@ -11033,7 +11210,10 @@
       </w:pPr>
       <w:r>
         <w:lastRenderedPageBreak/>
-        <w:t>Selon l'origine de l'eau, on distingue plusieurs types d'inondation, dont la pertinence pour Thiaroye-sur-Mer varie (tableau 5).</w:t>
+        <w:t>Selon l'origine de l'eau, on distingue plusieurs types d'inondation, dont la pertinence pour Thiaroye-sur-Mer varie (t</w:t>
+      </w:r>
+      <w:r>
+        <w:t>ableau 5).</w:t>
       </w:r>
     </w:p>
     <w:p>
@@ -11041,7 +11221,7 @@
         <w:pStyle w:val="Lgende"/>
         <w:keepNext/>
       </w:pPr>
-      <w:bookmarkStart w:id="41" w:name="_Toc242208093"/>
+      <w:bookmarkStart w:id="41" w:name="_Toc242801219"/>
       <w:r>
         <w:rPr>
           <w:b/>
@@ -11050,39 +11230,21 @@
         <w:t xml:space="preserve">Tableau </w:t>
       </w:r>
       <w:r>
+        <w:fldChar w:fldCharType="begin"/>
+      </w:r>
+      <w:r>
+        <w:instrText>SEQ Tableau</w:instrText>
+      </w:r>
+      <w:r>
+        <w:fldChar w:fldCharType="separate"/>
+      </w:r>
+      <w:r>
         <w:rPr>
-          <w:b/>
-          <w:bCs/>
-        </w:rPr>
-        <w:fldChar w:fldCharType="begin"/>
-      </w:r>
-      <w:r>
-        <w:rPr>
-          <w:b/>
-          <w:bCs/>
-        </w:rPr>
-        <w:instrText xml:space="preserve"> SEQ Tableau \* ARABIC </w:instrText>
-      </w:r>
-      <w:r>
-        <w:rPr>
-          <w:b/>
-          <w:bCs/>
-        </w:rPr>
-        <w:fldChar w:fldCharType="separate"/>
-      </w:r>
-      <w:r>
-        <w:rPr>
-          <w:b/>
-          <w:bCs/>
           <w:noProof/>
         </w:rPr>
         <w:t>5</w:t>
       </w:r>
       <w:r>
-        <w:rPr>
-          <w:b/>
-          <w:bCs/>
-        </w:rPr>
         <w:fldChar w:fldCharType="end"/>
       </w:r>
       <w:r>
@@ -11108,10 +11270,6 @@
           <w:insideH w:val="single" w:sz="4" w:space="0" w:color="auto"/>
           <w:insideV w:val="single" w:sz="4" w:space="0" w:color="auto"/>
         </w:tblBorders>
-        <w:tblCellMar>
-          <w:left w:w="10" w:type="dxa"/>
-          <w:right w:w="10" w:type="dxa"/>
-        </w:tblCellMar>
         <w:tblLook w:val="04A0" w:firstRow="1" w:lastRow="0" w:firstColumn="1" w:lastColumn="0" w:noHBand="0" w:noVBand="1"/>
       </w:tblPr>
       <w:tblGrid>
@@ -11474,7 +11632,14 @@
                 <w:sz w:val="19"/>
                 <w:szCs w:val="19"/>
               </w:rPr>
-              <w:t>Houle, marées et surcotes de tempête, aggravées par l'élévation du niveau marin et l'érosion.</w:t>
+              <w:t>Houle, marées et surcotes de tempête, aggravées par l'élévatio</w:t>
+            </w:r>
+            <w:r>
+              <w:rPr>
+                <w:sz w:val="19"/>
+                <w:szCs w:val="19"/>
+              </w:rPr>
+              <w:t>n du niveau marin et l'érosion.</w:t>
             </w:r>
           </w:p>
         </w:tc>
@@ -11616,7 +11781,10 @@
         <w:jc w:val="both"/>
       </w:pPr>
       <w:r>
-        <w:t>Source : synthèse des auteures.</w:t>
+        <w:t>S</w:t>
+      </w:r>
+      <w:r>
+        <w:t>ource : synthèse des auteures.</w:t>
       </w:r>
     </w:p>
     <w:p>
@@ -11634,14 +11802,20 @@
         <w:t>inondation composée</w:t>
       </w:r>
       <w:r>
-        <w:t xml:space="preserve"> : une pluie intense sur un sol déjà saturé par la nappe, là où la mer freine l'écoulement, produit une inondation plus étendue et plus durable, ce qui explique que l'eau stagne parfois plusieurs jours. Ces inondations sont aggravées par l'imperméabilisation des sols, l'occupation d'anciennes zones basses, l'insuffisance et le mauvais entretien des caniveaux, et le changement climatique : le niveau moyen des mers a augmenté d'environ 0,20 m entre 1901 et 2018 (GIEC, 2021). Ces facteurs étant en grande partie humains, ils peuvent être corrigés à condition d'être connus, localisés et suivis.</w:t>
+        <w:t xml:space="preserve"> : une pluie intense sur un sol déjà saturé par la nappe, là où la mer freine l'écoulement, produit une inondation plus étendue et plus durabl</w:t>
+      </w:r>
+      <w:r>
+        <w:t>e, ce qui explique que l'eau stagne parfois plusieurs jours. Ces inondations sont aggravées par l'imperméabilisation des sols, l'occupation d'anciennes zones basses, l'insuffisance et le mauvais entretien des caniveaux, et le changement climatique : le niv</w:t>
+      </w:r>
+      <w:r>
+        <w:t>eau moyen des mers a augmenté d'environ 0,20 m entre 1901 et 2018 (GIEC, 2021). Ces facteurs étant en grande partie humains, ils peuvent être corrigés à condition d'être connus, localisés et suivis.</w:t>
       </w:r>
     </w:p>
     <w:p>
       <w:pPr>
         <w:pStyle w:val="Titre3"/>
       </w:pPr>
-      <w:bookmarkStart w:id="42" w:name="_Toc242790079"/>
+      <w:bookmarkStart w:id="42" w:name="_Toc242801294"/>
       <w:r>
         <w:t>2.1.2  La gestion des risques de catastrophes et les systèmes d'alerte précoce</w:t>
       </w:r>
@@ -11662,7 +11836,10 @@
         <w:t>gestion des risques de catastrophes (GRC)</w:t>
       </w:r>
       <w:r>
-        <w:t xml:space="preserve"> vise au contraire à agir avant l'événement. Sa référence actuelle, le </w:t>
+        <w:t xml:space="preserve"> vise au contraire à agir avant l'événement. Sa référence actuelle, </w:t>
+      </w:r>
+      <w:r>
+        <w:t xml:space="preserve">le </w:t>
       </w:r>
       <w:r>
         <w:rPr>
@@ -11672,7 +11849,10 @@
         <w:t>Cadre de Sendai pour la réduction des risques de catastrophe 2015-2030</w:t>
       </w:r>
       <w:r>
-        <w:t xml:space="preserve">, fixe quatre priorités : comprendre les risques, renforcer leur gouvernance, investir dans leur réduction et améliorer la préparation pour « reconstruire en mieux » ; sa cible G vise un accès nettement accru aux systèmes d'alerte précoce (UNISDR, 2015). La GRC se représente comme un cycle en quatre phases (figure 3). MBEUND MI intervient surtout dans la </w:t>
+        <w:t>, fixe quatre priorités : comprendre les risques, renforcer leur gouvernance, investir dans leur réduction et améliorer la préparation pour « reconstruire en mieux » ; sa cible G vise</w:t>
+      </w:r>
+      <w:r>
+        <w:t xml:space="preserve"> un accès nettement accru aux systèmes d'alerte précoce (UNISDR, 2015). La GRC se représente comme un cycle en quatre phases (figure 3). MBEUND MI intervient surtout dans la </w:t>
       </w:r>
       <w:r>
         <w:rPr>
@@ -11692,7 +11872,10 @@
         <w:t>réponse</w:t>
       </w:r>
       <w:r>
-        <w:t>, mais contribue aussi à la prévention, en cartographiant les secteurs exposés, et au relèvement, en conservant l'historique des épisodes.</w:t>
+        <w:t>, mais contribue aussi à la prévention, en cartographiant</w:t>
+      </w:r>
+      <w:r>
+        <w:t xml:space="preserve"> les secteurs exposés, et au relèvement, en conservant l'historique des épisodes.</w:t>
       </w:r>
     </w:p>
     <w:p>
@@ -11707,10 +11890,10 @@
         </w:rPr>
         <w:lastRenderedPageBreak/>
         <w:drawing>
-          <wp:inline distT="0" distB="0" distL="0" distR="0" wp14:anchorId="009F487C" wp14:editId="79AC7850">
+          <wp:inline distT="0" distB="0" distL="0" distR="0" wp14:anchorId="7926ED22" wp14:editId="65641D19">
             <wp:extent cx="3619500" cy="2714625"/>
             <wp:effectExtent l="0" t="0" r="0" b="0"/>
-            <wp:docPr id="15" name="Image 15"/>
+            <wp:docPr id="14" name="Image 14"/>
             <wp:cNvGraphicFramePr>
               <a:graphicFrameLocks xmlns:a="http://schemas.openxmlformats.org/drawingml/2006/main" noChangeAspect="1"/>
             </wp:cNvGraphicFramePr>
@@ -11751,7 +11934,7 @@
         <w:pStyle w:val="Lgende"/>
         <w:keepNext/>
       </w:pPr>
-      <w:bookmarkStart w:id="43" w:name="_Toc242208082"/>
+      <w:bookmarkStart w:id="43" w:name="_Toc242801208"/>
       <w:r>
         <w:rPr>
           <w:b/>
@@ -11760,39 +11943,21 @@
         <w:t xml:space="preserve">Figure </w:t>
       </w:r>
       <w:r>
+        <w:fldChar w:fldCharType="begin"/>
+      </w:r>
+      <w:r>
+        <w:instrText>SEQ Figure</w:instrText>
+      </w:r>
+      <w:r>
+        <w:fldChar w:fldCharType="separate"/>
+      </w:r>
+      <w:r>
         <w:rPr>
-          <w:b/>
-          <w:bCs/>
-        </w:rPr>
-        <w:fldChar w:fldCharType="begin"/>
-      </w:r>
-      <w:r>
-        <w:rPr>
-          <w:b/>
-          <w:bCs/>
-        </w:rPr>
-        <w:instrText xml:space="preserve"> SEQ Figure \* ARABIC </w:instrText>
-      </w:r>
-      <w:r>
-        <w:rPr>
-          <w:b/>
-          <w:bCs/>
-        </w:rPr>
-        <w:fldChar w:fldCharType="separate"/>
-      </w:r>
-      <w:r>
-        <w:rPr>
-          <w:b/>
-          <w:bCs/>
           <w:noProof/>
         </w:rPr>
         <w:t>3</w:t>
       </w:r>
       <w:r>
-        <w:rPr>
-          <w:b/>
-          <w:bCs/>
-        </w:rPr>
         <w:fldChar w:fldCharType="end"/>
       </w:r>
       <w:r>
@@ -11829,7 +11994,14 @@
           <w:b/>
           <w:bCs/>
         </w:rPr>
-        <w:t>système d'alerte précoce (SAP)</w:t>
+        <w:t>système d'alerte précoc</w:t>
+      </w:r>
+      <w:r>
+        <w:rPr>
+          <w:b/>
+          <w:bCs/>
+        </w:rPr>
+        <w:t>e (SAP)</w:t>
       </w:r>
       <w:r>
         <w:t xml:space="preserve"> est un dispositif intégré de surveillance, de prévision, d'évaluation des risques, de communication et de préparation, qui permet d'agir à temps pour réduire les dommages (Assemblée générale des Nations Unies, 2016). Il repose sur </w:t>
@@ -11842,7 +12014,13 @@
         <w:t>quatre piliers</w:t>
       </w:r>
       <w:r>
-        <w:t xml:space="preserve"> interdépendants : la connaissance des risques ; la surveillance et la prévision ; la diffusion de l'alerte ; la capacité de préparation et de réaction (UNISDR, 2006 ; OMM, 2018). Un SAP vaut ce que vaut son pilier le plus faible : une bonne prévision est inutile si l'alerte n'atteint pas le « dernier kilomètre », c'est-à-dire les personnes les plus exposées. C'est l'objet de l'initiative des Nations Unies </w:t>
+        <w:t xml:space="preserve"> in</w:t>
+      </w:r>
+      <w:r>
+        <w:t>terdépendants : la connaissance des risques ; la surveillance et la prévision ; la diffusion de l'alerte ; la capacité de préparation et de réaction (UNISDR, 2006 ; OMM, 2018). Un SAP vaut ce que vaut son pilier le plus faible : une bonne prévision est inu</w:t>
+      </w:r>
+      <w:r>
+        <w:t xml:space="preserve">tile si l'alerte n'atteint pas le « dernier kilomètre », c'est-à-dire les personnes les plus exposées. C'est l'objet de l'initiative des Nations Unies </w:t>
       </w:r>
       <w:r>
         <w:rPr>
@@ -11852,7 +12030,10 @@
         <w:t>« Alertes précoces pour tous »</w:t>
       </w:r>
       <w:r>
-        <w:t>, qui vise à protéger chaque personne par un SAP d'ici fin 2027 (OMM, 2022). Le tableau 6 montre comment MBEUND MI couvre chacun des piliers ; il sert de fil conducteur aux chapitres III et IV.</w:t>
+        <w:t>, qui vise à protéger chaque personne par un SAP d'ici fin 2027 (OMM, 2022)</w:t>
+      </w:r>
+      <w:r>
+        <w:t>. Le tableau 6 montre comment MBEUND MI couvre chacun des piliers ; il sert de fil conducteur aux chapitres III et IV.</w:t>
       </w:r>
     </w:p>
     <w:p>
@@ -11860,7 +12041,7 @@
         <w:pStyle w:val="Lgende"/>
         <w:keepNext/>
       </w:pPr>
-      <w:bookmarkStart w:id="44" w:name="_Toc242208094"/>
+      <w:bookmarkStart w:id="44" w:name="_Toc242801220"/>
       <w:r>
         <w:rPr>
           <w:b/>
@@ -11869,39 +12050,21 @@
         <w:t xml:space="preserve">Tableau </w:t>
       </w:r>
       <w:r>
+        <w:fldChar w:fldCharType="begin"/>
+      </w:r>
+      <w:r>
+        <w:instrText>SEQ Tableau</w:instrText>
+      </w:r>
+      <w:r>
+        <w:fldChar w:fldCharType="separate"/>
+      </w:r>
+      <w:r>
         <w:rPr>
-          <w:b/>
-          <w:bCs/>
-        </w:rPr>
-        <w:fldChar w:fldCharType="begin"/>
-      </w:r>
-      <w:r>
-        <w:rPr>
-          <w:b/>
-          <w:bCs/>
-        </w:rPr>
-        <w:instrText xml:space="preserve"> SEQ Tableau \* ARABIC </w:instrText>
-      </w:r>
-      <w:r>
-        <w:rPr>
-          <w:b/>
-          <w:bCs/>
-        </w:rPr>
-        <w:fldChar w:fldCharType="separate"/>
-      </w:r>
-      <w:r>
-        <w:rPr>
-          <w:b/>
-          <w:bCs/>
           <w:noProof/>
         </w:rPr>
         <w:t>6</w:t>
       </w:r>
       <w:r>
-        <w:rPr>
-          <w:b/>
-          <w:bCs/>
-        </w:rPr>
         <w:fldChar w:fldCharType="end"/>
       </w:r>
       <w:r>
@@ -11927,10 +12090,6 @@
           <w:insideH w:val="single" w:sz="4" w:space="0" w:color="auto"/>
           <w:insideV w:val="single" w:sz="4" w:space="0" w:color="auto"/>
         </w:tblBorders>
-        <w:tblCellMar>
-          <w:left w:w="10" w:type="dxa"/>
-          <w:right w:w="10" w:type="dxa"/>
-        </w:tblCellMar>
         <w:tblLook w:val="04A0" w:firstRow="1" w:lastRow="0" w:firstColumn="1" w:lastColumn="0" w:noHBand="0" w:noVBand="1"/>
       </w:tblPr>
       <w:tblGrid>
@@ -12039,7 +12198,14 @@
                 <w:sz w:val="19"/>
                 <w:szCs w:val="19"/>
               </w:rPr>
-              <w:t>1. Connaissance des risques</w:t>
+              <w:t>1. Connaissa</w:t>
+            </w:r>
+            <w:r>
+              <w:rPr>
+                <w:sz w:val="19"/>
+                <w:szCs w:val="19"/>
+              </w:rPr>
+              <w:t>nce des risques</w:t>
             </w:r>
           </w:p>
         </w:tc>
@@ -12134,7 +12300,14 @@
                 <w:sz w:val="19"/>
                 <w:szCs w:val="19"/>
               </w:rPr>
-              <w:t>Prévisions météorologiques toutes les 3 h ; capteurs (simulés) via MQTT avec contrôle des anomalies ; détection satellitaire de l'eau (Sentinel-2, NDWI) toutes les 12 h ; classification du risque (Random Forest) et prédiction du niveau d'eau (LSTM) toutes les 6 h.</w:t>
+              <w:t xml:space="preserve">Prévisions météorologiques toutes les 3 h ; capteurs (simulés) via MQTT avec contrôle des anomalies ; détection satellitaire de l'eau (Sentinel-2, NDWI) toutes les 12 h ; classification du risque (Random Forest) et prédiction du niveau d'eau (LSTM) toutes </w:t>
+            </w:r>
+            <w:r>
+              <w:rPr>
+                <w:sz w:val="19"/>
+                <w:szCs w:val="19"/>
+              </w:rPr>
+              <w:t>les 6 h.</w:t>
             </w:r>
           </w:p>
         </w:tc>
@@ -12290,7 +12463,10 @@
       </w:pPr>
       <w:r>
         <w:lastRenderedPageBreak/>
-        <w:t>Le numérique renforce chacun de ces piliers : satellites et capteurs connectés pour l'observation, téléphones mobiles pour diffuser l'alerte et recueillir les observations des habitants, devenus des « capteurs » humains (Goodchild, 2007). L'</w:t>
+        <w:t>Le numérique renforc</w:t>
+      </w:r>
+      <w:r>
+        <w:t>e chacun de ces piliers : satellites et capteurs connectés pour l'observation, téléphones mobiles pour diffuser l'alerte et recueillir les observations des habitants, devenus des « capteurs » humains (Goodchild, 2007). L'</w:t>
       </w:r>
       <w:r>
         <w:rPr>
@@ -12300,14 +12476,23 @@
         <w:t>apprentissage automatique</w:t>
       </w:r>
       <w:r>
-        <w:t xml:space="preserve"> exploite ces données : les forêts aléatoires (Random Forest) sont robustes et peu exigeantes en réglage (Breiman, 2001) ; les réseaux LSTM, conçus pour les séries temporelles (Hochreiter et Schmidhuber, 1997), modélisent bien la transformation de la pluie en écoulement (Kratzert et al., 2018) et servent à la prévision mondiale des crues (Nearing et al., 2024). Leurs limites sont connues : un modèle ne vaut que par ses données d'entraînement, rares en Afrique de l'Ouest et inexistantes en hauteur d'eau pour Thiaroye-sur-Mer ; l'accès au numérique reste inégal. D'où deux choix de MBEUND MI : un canal SMS en complément de l'application, et une validation humaine des signalements.</w:t>
+        <w:t xml:space="preserve"> exploite </w:t>
+      </w:r>
+      <w:r>
+        <w:t>ces données : les forêts aléatoires (Random Forest) sont robustes et peu exigeantes en réglage (Breiman, 2001) ; les réseaux LSTM, conçus pour les séries temporelles (Hochreiter et Schmidhuber, 1997), modélisent bien la transformation de la pluie en écoule</w:t>
+      </w:r>
+      <w:r>
+        <w:t>ment (Kratzert et al., 2018) et servent à la prévision mondiale des crues (Nearing et al., 2024). Leurs limites sont connues : un modèle ne vaut que par ses données d'entraînement, rares en Afrique de l'Ouest et inexistantes en hauteur d'eau pour Thiaroye-</w:t>
+      </w:r>
+      <w:r>
+        <w:t>sur-Mer ; l'accès au numérique reste inégal. D'où deux choix de MBEUND MI : un canal SMS en complément de l'application, et une validation humaine des signalements.</w:t>
       </w:r>
     </w:p>
     <w:p>
       <w:pPr>
         <w:pStyle w:val="Titre3"/>
       </w:pPr>
-      <w:bookmarkStart w:id="45" w:name="_Toc242790080"/>
+      <w:bookmarkStart w:id="45" w:name="_Toc242801295"/>
       <w:r>
         <w:t>2.1.3  Les inondations au Sénégal</w:t>
       </w:r>
@@ -12318,7 +12503,16 @@
         <w:jc w:val="both"/>
       </w:pPr>
       <w:r>
-        <w:t>Situé à l'extrémité ouest de l'Afrique, sur la façade atlantique, le Sénégal couvre 196 722 km² et compte 18 032 473 habitants selon les résultats du cinquième Recensement Général de la Population et de l'Habitat (RGPH-5, ANSD, 2023). Son climat soudano-sahélien alterne une longue saison sèche et une saison des pluies, l'hivernage, de juin à octobre environ, avec des précipitations croissantes du nord vers le sud. La région de Dakar, sur la presqu'île du Cap-Vert, est la plus petite du pays mais concentre 3 896 564 habitants (soit environ 21,6 % de la population nationale) sur seulement 0,28 % du territoire national.</w:t>
+        <w:t>Situé à l'extrémité ouest de l'Afrique, sur la façade atl</w:t>
+      </w:r>
+      <w:r>
+        <w:t xml:space="preserve">antique, le Sénégal couvre 196 722 km² et compte 18 032 473 habitants selon les résultats du cinquième Recensement Général de la Population et de l'Habitat (RGPH-5, ANSD, 2023). Son climat soudano-sahélien alterne une longue saison sèche et une saison des </w:t>
+      </w:r>
+      <w:r>
+        <w:t xml:space="preserve">pluies, l'hivernage, de juin à octobre environ, avec des précipitations croissantes du nord vers le sud. La région de Dakar, sur la presqu'île du Cap-Vert, est la plus petite du pays mais concentre 3 896 564 habitants (soit environ 21,6 % de la population </w:t>
+      </w:r>
+      <w:r>
+        <w:t>nationale) sur seulement 0,28 % du territoire national.</w:t>
       </w:r>
     </w:p>
     <w:p>
@@ -12326,7 +12520,10 @@
         <w:jc w:val="both"/>
       </w:pPr>
       <w:r>
-        <w:t xml:space="preserve">Pour caractériser l'aléa, nous avons analysé la série de pluie journalière sur Dakar utilisée par notre module de prédiction : 5 479 jours, de 2010 à 2024, issus de l'archive Open-Meteo. Ces données de réanalyse, reconstituées par un modèle et non relevées en station, sous-estiment probablement les cumuls, mais décrivent fidèlement la saison (figure 4). La pluie est </w:t>
+        <w:t>Pour caractériser l'aléa, nous avons analysé la série de pluie journalière sur Dakar utilisée par notre module de prédiction : 5 479 jours, de 2010 à 2024, issus de l'archive Open-Meteo. Ces données d</w:t>
+      </w:r>
+      <w:r>
+        <w:t xml:space="preserve">e réanalyse, reconstituées par un modèle et non relevées en station, sous-estiment probablement les cumuls, mais décrivent fidèlement la saison (figure 4). La pluie est </w:t>
       </w:r>
       <w:r>
         <w:rPr>
@@ -12336,7 +12533,10 @@
         <w:t>très concentrée</w:t>
       </w:r>
       <w:r>
-        <w:t xml:space="preserve"> : juillet à septembre apportent 92 % du cumul annuel moyen, et août à lui seul près de la moitié (153 mm). Elle est </w:t>
+        <w:t xml:space="preserve"> : juillet à septembre apportent 92 % du cumul annuel moyen, et août à l</w:t>
+      </w:r>
+      <w:r>
+        <w:t xml:space="preserve">ui seul près de la moitié (153 mm). Elle est </w:t>
       </w:r>
       <w:r>
         <w:rPr>
@@ -12356,7 +12556,10 @@
         <w:t>journées exceptionnelles</w:t>
       </w:r>
       <w:r>
-        <w:t xml:space="preserve"> suffisent à créer une crise : 110 mm le 30 août 2013, soit un tiers d'une année moyenne en un jour. Un système d'alerte doit donc être très réactif sur une fenêtre de quelques semaines.</w:t>
+        <w:t xml:space="preserve"> suffisent à créer une crise : 110 mm le 30 août 2013, soit un tiers d'une année moyenne en un jou</w:t>
+      </w:r>
+      <w:r>
+        <w:t>r. Un système d'alerte doit donc être très réactif sur une fenêtre de quelques semaines.</w:t>
       </w:r>
     </w:p>
     <w:p>
@@ -12371,10 +12574,10 @@
         </w:rPr>
         <w:lastRenderedPageBreak/>
         <w:drawing>
-          <wp:inline distT="0" distB="0" distL="0" distR="0" wp14:anchorId="689088E7" wp14:editId="0BE0E442">
+          <wp:inline distT="0" distB="0" distL="0" distR="0" wp14:anchorId="4CBD29B7" wp14:editId="0FF61EF6">
             <wp:extent cx="5715000" cy="1885950"/>
             <wp:effectExtent l="0" t="0" r="0" b="0"/>
-            <wp:docPr id="16" name="Image 16"/>
+            <wp:docPr id="15" name="Image 15"/>
             <wp:cNvGraphicFramePr>
               <a:graphicFrameLocks xmlns:a="http://schemas.openxmlformats.org/drawingml/2006/main" noChangeAspect="1"/>
             </wp:cNvGraphicFramePr>
@@ -12415,7 +12618,7 @@
         <w:pStyle w:val="Lgende"/>
         <w:keepNext/>
       </w:pPr>
-      <w:bookmarkStart w:id="46" w:name="_Toc242208083"/>
+      <w:bookmarkStart w:id="46" w:name="_Toc242801209"/>
       <w:r>
         <w:rPr>
           <w:b/>
@@ -12424,39 +12627,21 @@
         <w:t xml:space="preserve">Figure </w:t>
       </w:r>
       <w:r>
+        <w:fldChar w:fldCharType="begin"/>
+      </w:r>
+      <w:r>
+        <w:instrText>SEQ Figure</w:instrText>
+      </w:r>
+      <w:r>
+        <w:fldChar w:fldCharType="separate"/>
+      </w:r>
+      <w:r>
         <w:rPr>
-          <w:b/>
-          <w:bCs/>
-        </w:rPr>
-        <w:fldChar w:fldCharType="begin"/>
-      </w:r>
-      <w:r>
-        <w:rPr>
-          <w:b/>
-          <w:bCs/>
-        </w:rPr>
-        <w:instrText xml:space="preserve"> SEQ Figure \* ARABIC </w:instrText>
-      </w:r>
-      <w:r>
-        <w:rPr>
-          <w:b/>
-          <w:bCs/>
-        </w:rPr>
-        <w:fldChar w:fldCharType="separate"/>
-      </w:r>
-      <w:r>
-        <w:rPr>
-          <w:b/>
-          <w:bCs/>
           <w:noProof/>
         </w:rPr>
         <w:t>4</w:t>
       </w:r>
       <w:r>
-        <w:rPr>
-          <w:b/>
-          <w:bCs/>
-        </w:rPr>
         <w:fldChar w:fldCharType="end"/>
       </w:r>
       <w:r>
@@ -12485,14 +12670,26 @@
         <w:jc w:val="both"/>
       </w:pPr>
       <w:r>
-        <w:t>Pendant la longue sécheresse sahélienne commencée à la fin des années 1960, de nombreuses dépressions de la banlieue dakaroise (cuvettes, niayes) se sont asséchées et ont été loties, souvent informellement, sous l'effet de l'exode rural. Le retour de pluies plus abondantes à partir des années 1990 a remis en eau ces zones désormais habitées, tandis que la nappe phréatique remontait progressivement (Fall et al., 2014, Dynamique hydro-géomorphologique et urbanisation spontanée dans la presqu'île du Cap-Vert). Les inondations sont depuis devenues récurrentes : 2005, avec le plan Jaxaay de relogement des sinistrés ; 2009, avec une évaluation conjointe des besoins post-catastrophe ; 2012, suivie d'un programme décennal de gestion des inondations ; puis 2020 et 2022 (dates corroborées par les arrêtés ministériels de déclenchement du plan ORSEC national et les bilans pluviométriques de l'ANACIM). Au-delà des dégâts matériels, elles entraînent déplacements de population, pertes de revenus pour les activités informelles, interruptions de la scolarité et risques sanitaires majeurs liés aux eaux stagnantes.</w:t>
+        <w:t>Pendant la longue sécheresse sahélienne commencée à la fin des années 1960, de nombreuses dépressions de la banlieue dakaroise (cuvettes, niayes) se sont asséchées et ont été lo</w:t>
+      </w:r>
+      <w:r>
+        <w:t>ties, souvent informellement, sous l'effet de l'exode rural. Le retour de pluies plus abondantes à partir des années 1990 a remis en eau ces zones désormais habitées, tandis que la nappe phréatique remontait progressivement (Fall et al., 2014, Dynamique hy</w:t>
+      </w:r>
+      <w:r>
+        <w:t>dro-géomorphologique et urbanisation spontanée dans la presqu'île du Cap-Vert). Les inondations sont depuis devenues récurrentes : 2005, avec le plan Jaxaay de relogement des sinistrés ; 2009, avec une évaluation conjointe des besoins post-catastrophe ; 20</w:t>
+      </w:r>
+      <w:r>
+        <w:t>12, suivie d'un programme décennal de gestion des inondations ; puis 2020 et 2022 (dates corroborées par les arrêtés ministériels de déclenchement du plan ORSEC national et les bilans pluviométriques de l'ANACIM). Au-delà des dégâts matériels, elles entraî</w:t>
+      </w:r>
+      <w:r>
+        <w:t>nent déplacements de population, pertes de revenus pour les activités informelles, interruptions de la scolarité et risques sanitaires majeurs liés aux eaux stagnantes.</w:t>
       </w:r>
     </w:p>
     <w:p>
       <w:pPr>
         <w:pStyle w:val="Titre3"/>
       </w:pPr>
-      <w:bookmarkStart w:id="47" w:name="_Toc242790081"/>
+      <w:bookmarkStart w:id="47" w:name="_Toc242801296"/>
       <w:r>
         <w:lastRenderedPageBreak/>
         <w:t>2.1.4  Le cadre institutionnel sénégalais</w:t>
@@ -12505,7 +12702,10 @@
         <w:jc w:val="both"/>
       </w:pPr>
       <w:r>
-        <w:t>La gestion des inondations mobilise de nombreux acteurs, présentés dans le tableau 7 avec leur rôle et leur principale limite à l'échelle d'un quartier.</w:t>
+        <w:t>La gestion des inondations mobilise de nombre</w:t>
+      </w:r>
+      <w:r>
+        <w:t>ux acteurs, présentés dans le tableau 7 avec leur rôle et leur principale limite à l'échelle d'un quartier.</w:t>
       </w:r>
     </w:p>
     <w:p>
@@ -12513,7 +12713,7 @@
         <w:pStyle w:val="Lgende"/>
         <w:keepNext/>
       </w:pPr>
-      <w:bookmarkStart w:id="48" w:name="_Toc242208095"/>
+      <w:bookmarkStart w:id="48" w:name="_Toc242801221"/>
       <w:r>
         <w:rPr>
           <w:b/>
@@ -12522,39 +12722,21 @@
         <w:t xml:space="preserve">Tableau </w:t>
       </w:r>
       <w:r>
+        <w:fldChar w:fldCharType="begin"/>
+      </w:r>
+      <w:r>
+        <w:instrText>SEQ Tableau</w:instrText>
+      </w:r>
+      <w:r>
+        <w:fldChar w:fldCharType="separate"/>
+      </w:r>
+      <w:r>
         <w:rPr>
-          <w:b/>
-          <w:bCs/>
-        </w:rPr>
-        <w:fldChar w:fldCharType="begin"/>
-      </w:r>
-      <w:r>
-        <w:rPr>
-          <w:b/>
-          <w:bCs/>
-        </w:rPr>
-        <w:instrText xml:space="preserve"> SEQ Tableau \* ARABIC </w:instrText>
-      </w:r>
-      <w:r>
-        <w:rPr>
-          <w:b/>
-          <w:bCs/>
-        </w:rPr>
-        <w:fldChar w:fldCharType="separate"/>
-      </w:r>
-      <w:r>
-        <w:rPr>
-          <w:b/>
-          <w:bCs/>
           <w:noProof/>
         </w:rPr>
         <w:t>7</w:t>
       </w:r>
       <w:r>
-        <w:rPr>
-          <w:b/>
-          <w:bCs/>
-        </w:rPr>
         <w:fldChar w:fldCharType="end"/>
       </w:r>
       <w:r>
@@ -12580,10 +12762,6 @@
           <w:insideH w:val="single" w:sz="4" w:space="0" w:color="auto"/>
           <w:insideV w:val="single" w:sz="4" w:space="0" w:color="auto"/>
         </w:tblBorders>
-        <w:tblCellMar>
-          <w:left w:w="10" w:type="dxa"/>
-          <w:right w:w="10" w:type="dxa"/>
-        </w:tblCellMar>
         <w:tblLook w:val="04A0" w:firstRow="1" w:lastRow="0" w:firstColumn="1" w:lastColumn="0" w:noHBand="0" w:noVBand="1"/>
       </w:tblPr>
       <w:tblGrid>
@@ -12861,7 +13039,14 @@
                 <w:sz w:val="19"/>
                 <w:szCs w:val="19"/>
               </w:rPr>
-              <w:t>Réseaux d'assainissement, stations de pompage, ouvrages de drainage urbains.</w:t>
+              <w:t xml:space="preserve">Réseaux d'assainissement, stations de pompage, ouvrages </w:t>
+            </w:r>
+            <w:r>
+              <w:rPr>
+                <w:sz w:val="19"/>
+                <w:szCs w:val="19"/>
+              </w:rPr>
+              <w:t>de drainage urbains.</w:t>
             </w:r>
           </w:p>
         </w:tc>
@@ -13051,7 +13236,14 @@
                 <w:sz w:val="19"/>
                 <w:szCs w:val="19"/>
               </w:rPr>
-              <w:t>Prévention, coordination des secours, plan ORSEC.</w:t>
+              <w:t xml:space="preserve">Prévention, coordination </w:t>
+            </w:r>
+            <w:r>
+              <w:rPr>
+                <w:sz w:val="19"/>
+                <w:szCs w:val="19"/>
+              </w:rPr>
+              <w:t>des secours, plan ORSEC.</w:t>
             </w:r>
           </w:p>
         </w:tc>
@@ -13431,7 +13623,14 @@
                 <w:sz w:val="19"/>
                 <w:szCs w:val="19"/>
               </w:rPr>
-              <w:t>Mobilisation des riverains, curage, évacuation de l'eau.</w:t>
+              <w:t>Mobilisation des</w:t>
+            </w:r>
+            <w:r>
+              <w:rPr>
+                <w:sz w:val="19"/>
+                <w:szCs w:val="19"/>
+              </w:rPr>
+              <w:t xml:space="preserve"> riverains, curage, évacuation de l'eau.</w:t>
             </w:r>
           </w:p>
         </w:tc>
@@ -13516,14 +13715,17 @@
         <w:t>maillon local</w:t>
       </w:r>
       <w:r>
-        <w:t xml:space="preserve"> (commune, quartier, habitants) est le moins outillé alors qu'il observe le premier la montée des eaux. C'est sur ce maillon que se positionne MBEUND MI, non pour remplacer les institutions, mais pour leur fournir, comme aux habitants, une information partagée, localisée et rapide.</w:t>
+        <w:t xml:space="preserve"> (commune, quartier, habitants) est le moins outillé alors qu'il observe le premier la montée des eaux. C'</w:t>
+      </w:r>
+      <w:r>
+        <w:t>est sur ce maillon que se positionne MBEUND MI, non pour remplacer les institutions, mais pour leur fournir, comme aux habitants, une information partagée, localisée et rapide.</w:t>
       </w:r>
     </w:p>
     <w:p>
       <w:pPr>
         <w:pStyle w:val="Titre3"/>
       </w:pPr>
-      <w:bookmarkStart w:id="49" w:name="_Toc242790082"/>
+      <w:bookmarkStart w:id="49" w:name="_Toc242801297"/>
       <w:r>
         <w:t>2.1.5  Les systèmes d'information géographique appliqués aux inondations</w:t>
       </w:r>
@@ -13554,7 +13756,10 @@
         <w:t>vecteur</w:t>
       </w:r>
       <w:r>
-        <w:t xml:space="preserve"> décrivent des points (un signalement), des lignes (une rue) ou des polygones (une zone de risque) ; les données </w:t>
+        <w:t xml:space="preserve"> décrivent des point</w:t>
+      </w:r>
+      <w:r>
+        <w:t xml:space="preserve">s (un signalement), des lignes (une rue) ou des polygones (une zone de risque) ; les données </w:t>
       </w:r>
       <w:r>
         <w:rPr>
@@ -13568,7 +13773,10 @@
       </w:r>
       <w:r>
         <w:lastRenderedPageBreak/>
-        <w:t xml:space="preserve">WGS 84 (EPSG:4326). Les bases de données spatiales comme </w:t>
+        <w:t>WGS 84 (EPSG:4326). Les bases de données spatial</w:t>
+      </w:r>
+      <w:r>
+        <w:t xml:space="preserve">es comme </w:t>
       </w:r>
       <w:r>
         <w:rPr>
@@ -13596,7 +13804,10 @@
         <w:jc w:val="both"/>
       </w:pPr>
       <w:r>
-        <w:t xml:space="preserve">Pour cartographier la susceptibilité aux inondations, deux familles de méthodes coexistent. Les </w:t>
+        <w:t>Pour cartographier la susceptibilité aux inondations, deux f</w:t>
+      </w:r>
+      <w:r>
+        <w:t xml:space="preserve">amilles de méthodes coexistent. Les </w:t>
       </w:r>
       <w:r>
         <w:rPr>
@@ -13613,10 +13824,20 @@
           <w:b/>
           <w:bCs/>
         </w:rPr>
-        <w:t>méthodes d'apprentissage automatique</w:t>
-      </w:r>
-      <w:r>
-        <w:t xml:space="preserve"> apprennent ces pondérations à partir d'inondations observées ; Tehrany et al. (2014), dans une étude menée en Malaisie, montrent que le couplage SIG et apprentissage améliore la précision des cartes. Ce couplage, repris par MBEUND MI, suppose un inventaire fiable des inondations passées, qui manque encore à Thiaroye-sur-Mer.</w:t>
+        <w:t>méthodes d'appre</w:t>
+      </w:r>
+      <w:r>
+        <w:rPr>
+          <w:b/>
+          <w:bCs/>
+        </w:rPr>
+        <w:t>ntissage automatique</w:t>
+      </w:r>
+      <w:r>
+        <w:t xml:space="preserve"> apprennent ces pondérations à partir d'inondations observées ; Tehrany et al. (2014), dans une étude menée en Malaisie, montrent que le couplage SIG et apprentissage améliore la précision des cartes. Ce couplage, repris par MBEUND MI, </w:t>
+      </w:r>
+      <w:r>
+        <w:t>suppose un inventaire fiable des inondations passées, qui manque encore à Thiaroye-sur-Mer.</w:t>
       </w:r>
     </w:p>
     <w:p>
@@ -13644,7 +13865,10 @@
         <w:t>NDWI</w:t>
       </w:r>
       <w:r>
-        <w:t xml:space="preserve">, calculé à partir des bandes verte et proche infrarouge, fait ressortir l'eau libre (McFeeters, 1996) ; sa variante MNDWI distingue mieux l'eau du bâti (Xu, 2006). </w:t>
+        <w:t>, calculé à partir des bandes verte et proche infrarouge, fait ressortir l'eau lib</w:t>
+      </w:r>
+      <w:r>
+        <w:t xml:space="preserve">re (McFeeters, 1996) ; sa variante MNDWI distingue mieux l'eau du bâti (Xu, 2006). </w:t>
       </w:r>
       <w:r>
         <w:rPr>
@@ -13661,7 +13885,14 @@
           <w:b/>
           <w:bCs/>
         </w:rPr>
-        <w:t>Sentinel-2</w:t>
+        <w:t>Sentine</w:t>
+      </w:r>
+      <w:r>
+        <w:rPr>
+          <w:b/>
+          <w:bCs/>
+        </w:rPr>
+        <w:t>l-2</w:t>
       </w:r>
       <w:r>
         <w:t xml:space="preserve"> et compare saison sèche et période récente. Limite connue : l'optique ne traverse pas les nuages, fréquents en hivernage ; le radar </w:t>
@@ -13682,14 +13913,26 @@
         <w:jc w:val="both"/>
       </w:pPr>
       <w:r>
-        <w:t>Enfin, une part croissante de l'information géographique est produite par les citoyens (OpenStreetMap, applications de signalement) : c'est l'information géographique volontaire (Goodchild, 2007). Les SIG participatifs améliorent la pertinence et l'appropriation des cartes dans les pays en développement (Rambaldi et al., 2006), à condition de valider des données de qualité variable. Au Sénégal, l'usage des SIG pour les inondations s'est développé surtout par des projets financés de l'extérieur, comme le Projet de Gestion des Eaux Pluviales et d'adaptation au changement climatique (PROGEP, 2012-2019) mené par l'ADM et la Banque mondiale. Il se heurte à des données anciennes, au coût des logiciels propriétaires, au manque de compétences pérennes et à la faible interopérabilité entre institutions. D'où le choix, pour MBEUND MI, de technologies libres et interopérables (PostgreSQL/PostGIS, Django, React, GeoJSON).</w:t>
+        <w:t>Enfin, une part croissante de l'information géographique est produite par les c</w:t>
+      </w:r>
+      <w:r>
+        <w:t>itoyens (OpenStreetMap, applications de signalement) : c'est l'information géographique volontaire (Goodchild, 2007). Les SIG participatifs améliorent la pertinence et l'appropriation des cartes dans les pays en développement (Rambaldi et al., 2006), à con</w:t>
+      </w:r>
+      <w:r>
+        <w:t>dition de valider des données de qualité variable. Au Sénégal, l'usage des SIG pour les inondations s'est développé surtout par des projets financés de l'extérieur, comme le Projet de Gestion des Eaux Pluviales et d'adaptation au changement climatique (PRO</w:t>
+      </w:r>
+      <w:r>
+        <w:t>GEP, 2012-2019) mené par l'ADM et la Banque mondiale. Il se heurte à des données anciennes, au coût des logiciels propriétaires, au manque de compétences pérennes et à la faible interopérabilité entre institutions. D'où le choix, pour MBEUND MI, de technol</w:t>
+      </w:r>
+      <w:r>
+        <w:t>ogies libres et interopérables (PostgreSQL/PostGIS, Django, React, GeoJSON).</w:t>
       </w:r>
     </w:p>
     <w:p>
       <w:pPr>
         <w:pStyle w:val="Titre3"/>
       </w:pPr>
-      <w:bookmarkStart w:id="50" w:name="_Toc242790083"/>
+      <w:bookmarkStart w:id="50" w:name="_Toc242801298"/>
       <w:r>
         <w:t>2.1.6  Les solutions numériques existantes en Afrique</w:t>
       </w:r>
@@ -13701,11 +13944,20 @@
         <w:jc w:val="both"/>
       </w:pPr>
       <w:r>
-        <w:t xml:space="preserve">Trois familles de solutions coexistent en Afrique. Les systèmes mondiaux de prévision, comme Google Flood Hub, fondé sur des modèles LSTM capables de prévoir les crues même dans des </w:t>
+        <w:t xml:space="preserve">Trois familles de solutions coexistent en Afrique. Les systèmes mondiaux de prévision, comme Google Flood Hub, fondé sur des </w:t>
+      </w:r>
+      <w:r>
+        <w:t xml:space="preserve">modèles LSTM capables de prévoir les crues même dans des </w:t>
       </w:r>
       <w:r>
         <w:lastRenderedPageBreak/>
-        <w:t>bassins sans station (Nearing et al., 2024), et GloFAS, système européen Copernicus de prévision des débits des grands fleuves. Les dispositifs régionaux, comme le projet FANFAR (2018-2021), qui a développé avec AGRHYMET et le SMHI un système de prévision des crues pour l'Afrique de l'Ouest, et, au Sénégal, les bulletins de l'ANACIM. Les plateformes participatives enfin, comme Ushahidi, née au Kenya en 2008 pour cartographier des signalements reçus par SMS ou par le web, ou Ramani Huria, qui a mobilisé étudiants et habitants de Dar es Salaam pour cartographier dans OpenStreetMap les zones inondables et les réseaux de drainage. Le tableau 8 les compare.</w:t>
+        <w:t>bassins sans station (Nearing et al., 2024), et GloFAS, système européen Copernicus de prévision des débits des grands fleuves. Les dispositifs régionaux, comme le projet FANFAR (2018-2021), qui a dé</w:t>
+      </w:r>
+      <w:r>
+        <w:t>veloppé avec AGRHYMET et le SMHI un système de prévision des crues pour l'Afrique de l'Ouest, et, au Sénégal, les bulletins de l'ANACIM. Les plateformes participatives enfin, comme Ushahidi, née au Kenya en 2008 pour cartographier des signalements reçus pa</w:t>
+      </w:r>
+      <w:r>
+        <w:t>r SMS ou par le web, ou Ramani Huria, qui a mobilisé étudiants et habitants de Dar es Salaam pour cartographier dans OpenStreetMap les zones inondables et les réseaux de drainage. Le tableau 8 les compare.</w:t>
       </w:r>
     </w:p>
     <w:p>
@@ -13713,7 +13965,7 @@
         <w:pStyle w:val="Lgende"/>
         <w:keepNext/>
       </w:pPr>
-      <w:bookmarkStart w:id="51" w:name="_Toc242208096"/>
+      <w:bookmarkStart w:id="51" w:name="_Toc242801222"/>
       <w:r>
         <w:rPr>
           <w:b/>
@@ -13722,39 +13974,21 @@
         <w:t xml:space="preserve">Tableau </w:t>
       </w:r>
       <w:r>
+        <w:fldChar w:fldCharType="begin"/>
+      </w:r>
+      <w:r>
+        <w:instrText>SEQ Tableau</w:instrText>
+      </w:r>
+      <w:r>
+        <w:fldChar w:fldCharType="separate"/>
+      </w:r>
+      <w:r>
         <w:rPr>
-          <w:b/>
-          <w:bCs/>
-        </w:rPr>
-        <w:fldChar w:fldCharType="begin"/>
-      </w:r>
-      <w:r>
-        <w:rPr>
-          <w:b/>
-          <w:bCs/>
-        </w:rPr>
-        <w:instrText xml:space="preserve"> SEQ Tableau \* ARABIC </w:instrText>
-      </w:r>
-      <w:r>
-        <w:rPr>
-          <w:b/>
-          <w:bCs/>
-        </w:rPr>
-        <w:fldChar w:fldCharType="separate"/>
-      </w:r>
-      <w:r>
-        <w:rPr>
-          <w:b/>
-          <w:bCs/>
           <w:noProof/>
         </w:rPr>
         <w:t>8</w:t>
       </w:r>
       <w:r>
-        <w:rPr>
-          <w:b/>
-          <w:bCs/>
-        </w:rPr>
         <w:fldChar w:fldCharType="end"/>
       </w:r>
       <w:r>
@@ -13765,7 +13999,10 @@
         <w:t xml:space="preserve"> : </w:t>
       </w:r>
       <w:r>
-        <w:t>Comparaison des solutions numériques existantes et de MBEUND MI</w:t>
+        <w:t xml:space="preserve">Comparaison des solutions </w:t>
+      </w:r>
+      <w:r>
+        <w:t>numériques existantes et de MBEUND MI</w:t>
       </w:r>
       <w:bookmarkEnd w:id="51"/>
     </w:p>
@@ -13780,10 +14017,6 @@
           <w:insideH w:val="single" w:sz="4" w:space="0" w:color="auto"/>
           <w:insideV w:val="single" w:sz="4" w:space="0" w:color="auto"/>
         </w:tblBorders>
-        <w:tblCellMar>
-          <w:left w:w="10" w:type="dxa"/>
-          <w:right w:w="10" w:type="dxa"/>
-        </w:tblCellMar>
         <w:tblLook w:val="04A0" w:firstRow="1" w:lastRow="0" w:firstColumn="1" w:lastColumn="0" w:noHBand="0" w:noVBand="1"/>
       </w:tblPr>
       <w:tblGrid>
@@ -15086,7 +15319,14 @@
           <w:b/>
           <w:bCs/>
         </w:rPr>
-        <w:t>la combinaison des sources</w:t>
+        <w:t>la comb</w:t>
+      </w:r>
+      <w:r>
+        <w:rPr>
+          <w:b/>
+          <w:bCs/>
+        </w:rPr>
+        <w:t>inaison des sources</w:t>
       </w:r>
       <w:r>
         <w:t xml:space="preserve">, aucune ne suffisant seule ; </w:t>
@@ -15119,15 +15359,18 @@
         <w:t>la pérennité</w:t>
       </w:r>
       <w:r>
-        <w:t>, que favorisent des technologies libres et documentées.</w:t>
+        <w:t>, que favorisent des technologie</w:t>
+      </w:r>
+      <w:r>
+        <w:t>s libres et documentées.</w:t>
       </w:r>
     </w:p>
     <w:p>
       <w:pPr>
         <w:pStyle w:val="Titre2"/>
       </w:pPr>
-      <w:bookmarkStart w:id="52" w:name="_Toc242790033"/>
-      <w:bookmarkStart w:id="53" w:name="_Toc242790084"/>
+      <w:bookmarkStart w:id="52" w:name="_Toc242801248"/>
+      <w:bookmarkStart w:id="53" w:name="_Toc242801299"/>
       <w:r>
         <w:t>2.2  Critique de l'existant</w:t>
       </w:r>
@@ -15159,7 +15402,10 @@
         <w:t>Des alertes trop larges.</w:t>
       </w:r>
       <w:r>
-        <w:t xml:space="preserve"> Les alertes disponibles sont nationales ou régionales ; elles ne permettent pas d'anticiper la situation à l'échelle d'un quartier.</w:t>
+        <w:t xml:space="preserve"> Les alertes disponibles sont nationales ou régionales ; elles ne permettent pas d'anticiper la situa</w:t>
+      </w:r>
+      <w:r>
+        <w:t>tion à l'échelle d'un quartier.</w:t>
       </w:r>
     </w:p>
     <w:p>
@@ -15200,7 +15446,10 @@
         <w:t>Des solutions numériques orientées vers d'autres problèmes.</w:t>
       </w:r>
       <w:r>
-        <w:t xml:space="preserve"> Les outils existants en Afrique traitent surtout les crues fluviales à grande échelle, pas les inondations pluviales, phréatiques et côtières d'une commune littorale.</w:t>
+        <w:t xml:space="preserve"> Les outils existants en Afrique traiten</w:t>
+      </w:r>
+      <w:r>
+        <w:t>t surtout les crues fluviales à grande échelle, pas les inondations pluviales, phréatiques et côtières d'une commune littorale.</w:t>
       </w:r>
     </w:p>
     <w:p>
@@ -15220,7 +15469,10 @@
         <w:t>Des habitants mobilisés mais peu outillés.</w:t>
       </w:r>
       <w:r>
-        <w:t xml:space="preserve"> L'enquête de terrain montre des habitants qui trouvent eux-mêmes des solutions, sans outil de signalement ni d'information en temps réel.</w:t>
+        <w:t xml:space="preserve"> L'enquête de terrain montre des habitants qui trouvent eux-mêmes des solutions, sans </w:t>
+      </w:r>
+      <w:r>
+        <w:t>outil de signalement ni d'information en temps réel.</w:t>
       </w:r>
     </w:p>
     <w:p>
@@ -15240,8 +15492,8 @@
       <w:pPr>
         <w:pStyle w:val="Titre2"/>
       </w:pPr>
-      <w:bookmarkStart w:id="54" w:name="_Toc242790034"/>
-      <w:bookmarkStart w:id="55" w:name="_Toc242790085"/>
+      <w:bookmarkStart w:id="54" w:name="_Toc242801249"/>
+      <w:bookmarkStart w:id="55" w:name="_Toc242801300"/>
       <w:r>
         <w:t>2.3  Expression des besoins fonctionnels et non fonctionnels</w:t>
       </w:r>
@@ -15304,7 +15556,10 @@
         <w:t>administrateur</w:t>
       </w:r>
       <w:r>
-        <w:t xml:space="preserve">, qui dispose des droits de l'autorité et gère en plus les comptes et les capteurs. S'y ajoutent des </w:t>
+        <w:t>, qui dispose des droits de l'autorité et gère en plus les comptes et les capteurs. S'y ajoutent d</w:t>
+      </w:r>
+      <w:r>
+        <w:t xml:space="preserve">es </w:t>
       </w:r>
       <w:r>
         <w:rPr>
@@ -15323,7 +15578,7 @@
         <w:pStyle w:val="Lgende"/>
         <w:keepNext/>
       </w:pPr>
-      <w:bookmarkStart w:id="56" w:name="_Toc242208097"/>
+      <w:bookmarkStart w:id="56" w:name="_Toc242801223"/>
       <w:r>
         <w:rPr>
           <w:b/>
@@ -15332,39 +15587,21 @@
         <w:t xml:space="preserve">Tableau </w:t>
       </w:r>
       <w:r>
+        <w:fldChar w:fldCharType="begin"/>
+      </w:r>
+      <w:r>
+        <w:instrText>SEQ Tableau</w:instrText>
+      </w:r>
+      <w:r>
+        <w:fldChar w:fldCharType="separate"/>
+      </w:r>
+      <w:r>
         <w:rPr>
-          <w:b/>
-          <w:bCs/>
-        </w:rPr>
-        <w:fldChar w:fldCharType="begin"/>
-      </w:r>
-      <w:r>
-        <w:rPr>
-          <w:b/>
-          <w:bCs/>
-        </w:rPr>
-        <w:instrText xml:space="preserve"> SEQ Tableau \* ARABIC </w:instrText>
-      </w:r>
-      <w:r>
-        <w:rPr>
-          <w:b/>
-          <w:bCs/>
-        </w:rPr>
-        <w:fldChar w:fldCharType="separate"/>
-      </w:r>
-      <w:r>
-        <w:rPr>
-          <w:b/>
-          <w:bCs/>
           <w:noProof/>
         </w:rPr>
         <w:t>9</w:t>
       </w:r>
       <w:r>
-        <w:rPr>
-          <w:b/>
-          <w:bCs/>
-        </w:rPr>
         <w:fldChar w:fldCharType="end"/>
       </w:r>
       <w:r>
@@ -15390,10 +15627,6 @@
           <w:insideH w:val="single" w:sz="4" w:space="0" w:color="auto"/>
           <w:insideV w:val="single" w:sz="4" w:space="0" w:color="auto"/>
         </w:tblBorders>
-        <w:tblCellMar>
-          <w:left w:w="10" w:type="dxa"/>
-          <w:right w:w="10" w:type="dxa"/>
-        </w:tblCellMar>
         <w:tblLook w:val="04A0" w:firstRow="1" w:lastRow="0" w:firstColumn="1" w:lastColumn="0" w:noHBand="0" w:noVBand="1"/>
       </w:tblPr>
       <w:tblGrid>
@@ -15468,7 +15701,16 @@
                 <w:sz w:val="19"/>
                 <w:szCs w:val="19"/>
               </w:rPr>
-              <w:t>Besoin fonctionnel</w:t>
+              <w:t>Be</w:t>
+            </w:r>
+            <w:r>
+              <w:rPr>
+                <w:b/>
+                <w:bCs/>
+                <w:sz w:val="19"/>
+                <w:szCs w:val="19"/>
+              </w:rPr>
+              <w:t>soin fonctionnel</w:t>
             </w:r>
           </w:p>
         </w:tc>
@@ -15756,7 +15998,14 @@
                 <w:sz w:val="19"/>
                 <w:szCs w:val="19"/>
               </w:rPr>
-              <w:t>Signaler une inondation par l'application (catégorie, description, photo, position) ou par SMS ; faire valider le signalement par une autorité.</w:t>
+              <w:t>Signaler une inondation par l'application (catégorie, description, photo, position) ou par SMS ; faire valid</w:t>
+            </w:r>
+            <w:r>
+              <w:rPr>
+                <w:sz w:val="19"/>
+                <w:szCs w:val="19"/>
+              </w:rPr>
+              <w:t>er le signalement par une autorité.</w:t>
             </w:r>
           </w:p>
         </w:tc>
@@ -15946,7 +16195,14 @@
                 <w:sz w:val="19"/>
                 <w:szCs w:val="19"/>
               </w:rPr>
-              <w:t>Émettre et diffuser des alertes graduées (vert à rouge) par l'application et par SMS ; permettre l'inscription aux alertes SMS d'une zone.</w:t>
+              <w:t>Émettre et diffuser des alertes g</w:t>
+            </w:r>
+            <w:r>
+              <w:rPr>
+                <w:sz w:val="19"/>
+                <w:szCs w:val="19"/>
+              </w:rPr>
+              <w:t>raduées (vert à rouge) par l'application et par SMS ; permettre l'inscription aux alertes SMS d'une zone.</w:t>
             </w:r>
           </w:p>
         </w:tc>
@@ -16326,7 +16582,14 @@
                 <w:sz w:val="19"/>
                 <w:szCs w:val="19"/>
               </w:rPr>
-              <w:t>Renseigner son profil : vulnérabilité du foyer, relais de quartier, kit de survie, contact d'urgence, historique des signalements.</w:t>
+              <w:t>Renseigner s</w:t>
+            </w:r>
+            <w:r>
+              <w:rPr>
+                <w:sz w:val="19"/>
+                <w:szCs w:val="19"/>
+              </w:rPr>
+              <w:t>on profil : vulnérabilité du foyer, relais de quartier, kit de survie, contact d'urgence, historique des signalements.</w:t>
             </w:r>
           </w:p>
         </w:tc>
@@ -16431,7 +16694,10 @@
         <w:t>réactivité</w:t>
       </w:r>
       <w:r>
-        <w:t xml:space="preserve"> : traitements longs (prévisions, prédictions, analyse satellite, envoi de SMS) exécutés en tâches asynchrones avec reprises automatiques en cas d'échec, cache Redis, pagination des listes ;</w:t>
+        <w:t xml:space="preserve"> : traitements longs (pré</w:t>
+      </w:r>
+      <w:r>
+        <w:t>visions, prédictions, analyse satellite, envoi de SMS) exécutés en tâches asynchrones avec reprises automatiques en cas d'échec, cache Redis, pagination des listes ;</w:t>
       </w:r>
     </w:p>
     <w:p>
@@ -16471,7 +16737,10 @@
         <w:t>confidentialité</w:t>
       </w:r>
       <w:r>
-        <w:t xml:space="preserve"> : numéros de téléphone des inscrits réservés aux autorités, signalements limités à un rayon de 4 km autour de Thiaroye-sur-Mer ;</w:t>
+        <w:t xml:space="preserve"> : numéros de téléphone des inscrits réservés aux autorités, signalements limités à un rayon de</w:t>
+      </w:r>
+      <w:r>
+        <w:t xml:space="preserve"> 4 km autour de Thiaroye-sur-Mer ;</w:t>
       </w:r>
     </w:p>
     <w:p>
@@ -16499,8 +16768,8 @@
       <w:pPr>
         <w:pStyle w:val="Titre2"/>
       </w:pPr>
-      <w:bookmarkStart w:id="57" w:name="_Toc242790035"/>
-      <w:bookmarkStart w:id="58" w:name="_Toc242790086"/>
+      <w:bookmarkStart w:id="57" w:name="_Toc242801250"/>
+      <w:bookmarkStart w:id="58" w:name="_Toc242801301"/>
       <w:r>
         <w:t>2.4  Solutions envisagées et choix retenu</w:t>
       </w:r>
@@ -16517,15 +16786,31 @@
           <w:iCs/>
           <w:highlight w:val="yellow"/>
         </w:rPr>
-        <w:t>[À RÉDIGER PAR L'ÉQUIPE (≈ 1 page) : comparer au moins trois solutions possibles (par exemple : alertes par SMS seules ; application mobile native ; plateforme web et mobile avec prévision par intelligence artificielle, qui est la solution retenue) dans un tableau de critères (couverture des besoins de la section 2.3, coût, maintenance, accessibilité) et justifier le choix]</w:t>
+        <w:t>[À RÉDIGER PAR L'ÉQUIPE (≈ 1 page) : compar</w:t>
+      </w:r>
+      <w:r>
+        <w:rPr>
+          <w:i/>
+          <w:iCs/>
+          <w:highlight w:val="yellow"/>
+        </w:rPr>
+        <w:t>er au moins trois solutions possibles (par exemple : alertes par SMS seules ; application mobile native ; plateforme web et mobile avec prévision par intelligence artificielle, qui est la solution retenue) dans un tableau de critères (couverture des besoin</w:t>
+      </w:r>
+      <w:r>
+        <w:rPr>
+          <w:i/>
+          <w:iCs/>
+          <w:highlight w:val="yellow"/>
+        </w:rPr>
+        <w:t>s de la section 2.3, coût, maintenance, accessibilité) et justifier le choix]</w:t>
       </w:r>
     </w:p>
     <w:p>
       <w:pPr>
         <w:pStyle w:val="Titre2"/>
       </w:pPr>
-      <w:bookmarkStart w:id="59" w:name="_Toc242790036"/>
-      <w:bookmarkStart w:id="60" w:name="_Toc242790087"/>
+      <w:bookmarkStart w:id="59" w:name="_Toc242801251"/>
+      <w:bookmarkStart w:id="60" w:name="_Toc242801302"/>
       <w:r>
         <w:t>2.5  Planification du projet</w:t>
       </w:r>
@@ -16537,7 +16822,10 @@
         <w:jc w:val="both"/>
       </w:pPr>
       <w:r>
-        <w:t>Le projet s'est déroulé de mai à octobre 2026. Le tableau suivant en retrace les jalons principaux, reconstitués à partir de l'historique du dépôt de code.</w:t>
+        <w:t>Le projet s'est déroulé de mai à octobre 2026. Le tableau suivant en retrace les jalons principaux, reconstitués à partir de l'historique du dépôt de</w:t>
+      </w:r>
+      <w:r>
+        <w:t xml:space="preserve"> code.</w:t>
       </w:r>
     </w:p>
     <w:p>
@@ -16545,7 +16833,7 @@
         <w:pStyle w:val="Lgende"/>
         <w:keepNext/>
       </w:pPr>
-      <w:bookmarkStart w:id="61" w:name="_Toc242208098"/>
+      <w:bookmarkStart w:id="61" w:name="_Toc242801224"/>
       <w:r>
         <w:rPr>
           <w:b/>
@@ -16554,39 +16842,21 @@
         <w:t xml:space="preserve">Tableau </w:t>
       </w:r>
       <w:r>
+        <w:fldChar w:fldCharType="begin"/>
+      </w:r>
+      <w:r>
+        <w:instrText>SEQ Tableau</w:instrText>
+      </w:r>
+      <w:r>
+        <w:fldChar w:fldCharType="separate"/>
+      </w:r>
+      <w:r>
         <w:rPr>
-          <w:b/>
-          <w:bCs/>
-        </w:rPr>
-        <w:fldChar w:fldCharType="begin"/>
-      </w:r>
-      <w:r>
-        <w:rPr>
-          <w:b/>
-          <w:bCs/>
-        </w:rPr>
-        <w:instrText xml:space="preserve"> SEQ Tableau \* ARABIC </w:instrText>
-      </w:r>
-      <w:r>
-        <w:rPr>
-          <w:b/>
-          <w:bCs/>
-        </w:rPr>
-        <w:fldChar w:fldCharType="separate"/>
-      </w:r>
-      <w:r>
-        <w:rPr>
-          <w:b/>
-          <w:bCs/>
           <w:noProof/>
         </w:rPr>
         <w:t>10</w:t>
       </w:r>
       <w:r>
-        <w:rPr>
-          <w:b/>
-          <w:bCs/>
-        </w:rPr>
         <w:fldChar w:fldCharType="end"/>
       </w:r>
       <w:r>
@@ -16612,10 +16882,6 @@
           <w:insideH w:val="single" w:sz="4" w:space="0" w:color="auto"/>
           <w:insideV w:val="single" w:sz="4" w:space="0" w:color="auto"/>
         </w:tblBorders>
-        <w:tblCellMar>
-          <w:left w:w="10" w:type="dxa"/>
-          <w:right w:w="10" w:type="dxa"/>
-        </w:tblCellMar>
         <w:tblLook w:val="04A0" w:firstRow="1" w:lastRow="0" w:firstColumn="1" w:lastColumn="0" w:noHBand="0" w:noVBand="1"/>
       </w:tblPr>
       <w:tblGrid>
@@ -17001,7 +17267,14 @@
                 <w:sz w:val="19"/>
                 <w:szCs w:val="19"/>
               </w:rPr>
-              <w:t>Chaîne mesure, prédiction, alerte, SMS ; reconstruction du frontend ; itinéraire d'évacuation</w:t>
+              <w:t>Chaîne mesure, prédiction, alerte, SMS ; reconstruction du frontend ; iti</w:t>
+            </w:r>
+            <w:r>
+              <w:rPr>
+                <w:sz w:val="19"/>
+                <w:szCs w:val="19"/>
+              </w:rPr>
+              <w:t>néraire d'évacuation</w:t>
             </w:r>
           </w:p>
         </w:tc>
@@ -17161,7 +17434,14 @@
                 <w:sz w:val="19"/>
                 <w:szCs w:val="19"/>
               </w:rPr>
-              <w:t>6 au 20 octobre 2026</w:t>
+              <w:t xml:space="preserve">6 au </w:t>
+            </w:r>
+            <w:r>
+              <w:rPr>
+                <w:sz w:val="19"/>
+                <w:szCs w:val="19"/>
+              </w:rPr>
+              <w:t>20 octobre 2026</w:t>
             </w:r>
           </w:p>
         </w:tc>
@@ -17231,8 +17511,8 @@
         <w:pStyle w:val="Titre1"/>
         <w:pageBreakBefore/>
       </w:pPr>
-      <w:bookmarkStart w:id="62" w:name="_Toc242790037"/>
-      <w:bookmarkStart w:id="63" w:name="_Toc242790088"/>
+      <w:bookmarkStart w:id="62" w:name="_Toc242801252"/>
+      <w:bookmarkStart w:id="63" w:name="_Toc242801303"/>
       <w:r>
         <w:lastRenderedPageBreak/>
         <w:t>Chapitre 3 : Conception de la solution</w:t>
@@ -17245,15 +17525,18 @@
         <w:jc w:val="both"/>
       </w:pPr>
       <w:r>
-        <w:t>Ce chapitre décrit le passage du besoin à la solution : la démarche de conception, l'architecture générale, la modélisation détaillée, puis les outils et technologies retenus. Les éléments présentés sont tirés du code source de la plateforme.</w:t>
+        <w:t>Ce chapitre décrit le passage du besoin à la solution : la démarche de conception, l'architecture gén</w:t>
+      </w:r>
+      <w:r>
+        <w:t>érale, la modélisation détaillée, puis les outils et technologies retenus. Les éléments présentés sont tirés du code source de la plateforme.</w:t>
       </w:r>
     </w:p>
     <w:p>
       <w:pPr>
         <w:pStyle w:val="Titre2"/>
       </w:pPr>
-      <w:bookmarkStart w:id="64" w:name="_Toc242790038"/>
-      <w:bookmarkStart w:id="65" w:name="_Toc242790089"/>
+      <w:bookmarkStart w:id="64" w:name="_Toc242801253"/>
+      <w:bookmarkStart w:id="65" w:name="_Toc242801304"/>
       <w:r>
         <w:t>3.1  Démarche et méthode de conception</w:t>
       </w:r>
@@ -17276,7 +17559,10 @@
         <w:t>Merise</w:t>
       </w:r>
       <w:r>
-        <w:t xml:space="preserve">, méthode française qui sépare les données et les traitements, et </w:t>
+        <w:t>, méthode</w:t>
+      </w:r>
+      <w:r>
+        <w:t xml:space="preserve"> française qui sépare les données et les traitements, et </w:t>
       </w:r>
       <w:r>
         <w:rPr>
@@ -17294,7 +17580,7 @@
         <w:pStyle w:val="Lgende"/>
         <w:keepNext/>
       </w:pPr>
-      <w:bookmarkStart w:id="66" w:name="_Toc242208099"/>
+      <w:bookmarkStart w:id="66" w:name="_Toc242801225"/>
       <w:r>
         <w:rPr>
           <w:b/>
@@ -17303,39 +17589,21 @@
         <w:t xml:space="preserve">Tableau </w:t>
       </w:r>
       <w:r>
+        <w:fldChar w:fldCharType="begin"/>
+      </w:r>
+      <w:r>
+        <w:instrText>SEQ Tableau</w:instrText>
+      </w:r>
+      <w:r>
+        <w:fldChar w:fldCharType="separate"/>
+      </w:r>
+      <w:r>
         <w:rPr>
-          <w:b/>
-          <w:bCs/>
-        </w:rPr>
-        <w:fldChar w:fldCharType="begin"/>
-      </w:r>
-      <w:r>
-        <w:rPr>
-          <w:b/>
-          <w:bCs/>
-        </w:rPr>
-        <w:instrText xml:space="preserve"> SEQ Tableau \* ARABIC </w:instrText>
-      </w:r>
-      <w:r>
-        <w:rPr>
-          <w:b/>
-          <w:bCs/>
-        </w:rPr>
-        <w:fldChar w:fldCharType="separate"/>
-      </w:r>
-      <w:r>
-        <w:rPr>
-          <w:b/>
-          <w:bCs/>
           <w:noProof/>
         </w:rPr>
         <w:t>11</w:t>
       </w:r>
       <w:r>
-        <w:rPr>
-          <w:b/>
-          <w:bCs/>
-        </w:rPr>
         <w:fldChar w:fldCharType="end"/>
       </w:r>
       <w:r>
@@ -17361,10 +17629,6 @@
           <w:insideH w:val="single" w:sz="4" w:space="0" w:color="auto"/>
           <w:insideV w:val="single" w:sz="4" w:space="0" w:color="auto"/>
         </w:tblBorders>
-        <w:tblCellMar>
-          <w:left w:w="10" w:type="dxa"/>
-          <w:right w:w="10" w:type="dxa"/>
-        </w:tblCellMar>
         <w:tblLook w:val="04A0" w:firstRow="1" w:lastRow="0" w:firstColumn="1" w:lastColumn="0" w:noHBand="0" w:noVBand="1"/>
       </w:tblPr>
       <w:tblGrid>
@@ -17894,10 +18158,20 @@
           <w:b/>
           <w:bCs/>
         </w:rPr>
-        <w:t>développement itératif et incrémental</w:t>
-      </w:r>
-      <w:r>
-        <w:t xml:space="preserve"> en quatre phases : socle de données et API, sécurité et rôles, optimisations et interfaces, puis prédiction et intégration météorologique. Chaque phase a livré des fonctionnalités testées et versionnées sous Git. Les diagrammes ont été rédigés avec </w:t>
+        <w:t xml:space="preserve">développement </w:t>
+      </w:r>
+      <w:r>
+        <w:rPr>
+          <w:b/>
+          <w:bCs/>
+        </w:rPr>
+        <w:t>itératif et incrémental</w:t>
+      </w:r>
+      <w:r>
+        <w:t xml:space="preserve"> en quatre phases : socle de données et API, sécurité et rôles, optimisations et interfaces, puis prédiction et intégration météorologique. Chaque phase a livré des fonctionnalités testées et versionnées sous Git. Les diagrammes ont </w:t>
+      </w:r>
+      <w:r>
+        <w:t xml:space="preserve">été rédigés avec </w:t>
       </w:r>
       <w:r>
         <w:rPr>
@@ -17914,8 +18188,8 @@
       <w:pPr>
         <w:pStyle w:val="Titre2"/>
       </w:pPr>
-      <w:bookmarkStart w:id="67" w:name="_Toc242790039"/>
-      <w:bookmarkStart w:id="68" w:name="_Toc242790090"/>
+      <w:bookmarkStart w:id="67" w:name="_Toc242801254"/>
+      <w:bookmarkStart w:id="68" w:name="_Toc242801305"/>
       <w:r>
         <w:t>3.2  Architecture générale de la solution</w:t>
       </w:r>
@@ -17937,11 +18211,17 @@
         <w:t>architecture en trois couches</w:t>
       </w:r>
       <w:r>
-        <w:t xml:space="preserve">, complétée par des services asynchrones et des services externes (figure 5). La couche présentation est une application web unique pour </w:t>
+        <w:t>, complétée par des services asynchrones et des s</w:t>
+      </w:r>
+      <w:r>
+        <w:t xml:space="preserve">ervices externes (figure 5). La couche présentation est une application web unique pour </w:t>
       </w:r>
       <w:r>
         <w:lastRenderedPageBreak/>
-        <w:t>les citoyens et les autorités. La couche application regroupe l'API REST, le serveur WebSocket, les tâches planifiées, l'écouteur des capteurs et le module d'intelligence artificielle. La couche données repose sur PostgreSQL/PostGIS et sur Redis.</w:t>
+        <w:t>les citoyens et les autorités. La couche application regroupe l'API REST, le serveur WebSocket, les tâches planifiées, l'écouteur des capteurs et le module d'intelligen</w:t>
+      </w:r>
+      <w:r>
+        <w:t>ce artificielle. La couche données repose sur PostgreSQL/PostGIS et sur Redis.</w:t>
       </w:r>
     </w:p>
     <w:p>
@@ -17955,10 +18235,10 @@
           <w:noProof/>
         </w:rPr>
         <w:drawing>
-          <wp:inline distT="0" distB="0" distL="0" distR="0" wp14:anchorId="4DA15F63" wp14:editId="42D547A2">
+          <wp:inline distT="0" distB="0" distL="0" distR="0" wp14:anchorId="700E6FCC" wp14:editId="74E3DA4B">
             <wp:extent cx="5715000" cy="3409950"/>
             <wp:effectExtent l="0" t="0" r="0" b="0"/>
-            <wp:docPr id="17" name="Image 17"/>
+            <wp:docPr id="16" name="Image 16"/>
             <wp:cNvGraphicFramePr>
               <a:graphicFrameLocks xmlns:a="http://schemas.openxmlformats.org/drawingml/2006/main" noChangeAspect="1"/>
             </wp:cNvGraphicFramePr>
@@ -17999,7 +18279,7 @@
         <w:pStyle w:val="Lgende"/>
         <w:keepNext/>
       </w:pPr>
-      <w:bookmarkStart w:id="69" w:name="_Toc242208084"/>
+      <w:bookmarkStart w:id="69" w:name="_Toc242801210"/>
       <w:r>
         <w:rPr>
           <w:b/>
@@ -18008,39 +18288,21 @@
         <w:t xml:space="preserve">Figure </w:t>
       </w:r>
       <w:r>
+        <w:fldChar w:fldCharType="begin"/>
+      </w:r>
+      <w:r>
+        <w:instrText>SEQ Figure</w:instrText>
+      </w:r>
+      <w:r>
+        <w:fldChar w:fldCharType="separate"/>
+      </w:r>
+      <w:r>
         <w:rPr>
-          <w:b/>
-          <w:bCs/>
-        </w:rPr>
-        <w:fldChar w:fldCharType="begin"/>
-      </w:r>
-      <w:r>
-        <w:rPr>
-          <w:b/>
-          <w:bCs/>
-        </w:rPr>
-        <w:instrText xml:space="preserve"> SEQ Figure \* ARABIC </w:instrText>
-      </w:r>
-      <w:r>
-        <w:rPr>
-          <w:b/>
-          <w:bCs/>
-        </w:rPr>
-        <w:fldChar w:fldCharType="separate"/>
-      </w:r>
-      <w:r>
-        <w:rPr>
-          <w:b/>
-          <w:bCs/>
           <w:noProof/>
         </w:rPr>
         <w:t>5</w:t>
       </w:r>
       <w:r>
-        <w:rPr>
-          <w:b/>
-          <w:bCs/>
-        </w:rPr>
         <w:fldChar w:fldCharType="end"/>
       </w:r>
       <w:r>
@@ -18068,8 +18330,8 @@
       <w:pPr>
         <w:pStyle w:val="Titre2"/>
       </w:pPr>
-      <w:bookmarkStart w:id="70" w:name="_Toc242790040"/>
-      <w:bookmarkStart w:id="71" w:name="_Toc242790091"/>
+      <w:bookmarkStart w:id="70" w:name="_Toc242801255"/>
+      <w:bookmarkStart w:id="71" w:name="_Toc242801306"/>
       <w:r>
         <w:t>3.3  Modélisation détaillée</w:t>
       </w:r>
@@ -18080,7 +18342,7 @@
       <w:pPr>
         <w:pStyle w:val="Titre4"/>
       </w:pPr>
-      <w:bookmarkStart w:id="72" w:name="_Toc242790092"/>
+      <w:bookmarkStart w:id="72" w:name="_Toc242801307"/>
       <w:r>
         <w:t>a) Diagramme de cas d'utilisation</w:t>
       </w:r>
@@ -18091,7 +18353,10 @@
         <w:jc w:val="both"/>
       </w:pPr>
       <w:r>
-        <w:t>La figure 6 présente les cas d'utilisation, répartis entre l'espace citoyen et l'espace autorité. Les relations de généralisation traduisent la hiérarchie des rôles : l'agent de terrain hérite des cas du citoyen, l'administrateur de ceux de l'autorité.</w:t>
+        <w:t>La figure 6 présente l</w:t>
+      </w:r>
+      <w:r>
+        <w:t>es cas d'utilisation, répartis entre l'espace citoyen et l'espace autorité. Les relations de généralisation traduisent la hiérarchie des rôles : l'agent de terrain hérite des cas du citoyen, l'administrateur de ceux de l'autorité.</w:t>
       </w:r>
     </w:p>
     <w:p>
@@ -18106,10 +18371,10 @@
         </w:rPr>
         <w:lastRenderedPageBreak/>
         <w:drawing>
-          <wp:inline distT="0" distB="0" distL="0" distR="0" wp14:anchorId="0B29F68F" wp14:editId="63E48438">
+          <wp:inline distT="0" distB="0" distL="0" distR="0" wp14:anchorId="643A72BE" wp14:editId="3150DAD6">
             <wp:extent cx="5715000" cy="4152900"/>
             <wp:effectExtent l="0" t="0" r="0" b="0"/>
-            <wp:docPr id="18" name="Image 18"/>
+            <wp:docPr id="17" name="Image 17"/>
             <wp:cNvGraphicFramePr>
               <a:graphicFrameLocks xmlns:a="http://schemas.openxmlformats.org/drawingml/2006/main" noChangeAspect="1"/>
             </wp:cNvGraphicFramePr>
@@ -18150,7 +18415,7 @@
         <w:pStyle w:val="Lgende"/>
         <w:keepNext/>
       </w:pPr>
-      <w:bookmarkStart w:id="73" w:name="_Toc242208085"/>
+      <w:bookmarkStart w:id="73" w:name="_Toc242801211"/>
       <w:r>
         <w:rPr>
           <w:b/>
@@ -18159,39 +18424,21 @@
         <w:t xml:space="preserve">Figure </w:t>
       </w:r>
       <w:r>
+        <w:fldChar w:fldCharType="begin"/>
+      </w:r>
+      <w:r>
+        <w:instrText>SEQ Figure</w:instrText>
+      </w:r>
+      <w:r>
+        <w:fldChar w:fldCharType="separate"/>
+      </w:r>
+      <w:r>
         <w:rPr>
-          <w:b/>
-          <w:bCs/>
-        </w:rPr>
-        <w:fldChar w:fldCharType="begin"/>
-      </w:r>
-      <w:r>
-        <w:rPr>
-          <w:b/>
-          <w:bCs/>
-        </w:rPr>
-        <w:instrText xml:space="preserve"> SEQ Figure \* ARABIC </w:instrText>
-      </w:r>
-      <w:r>
-        <w:rPr>
-          <w:b/>
-          <w:bCs/>
-        </w:rPr>
-        <w:fldChar w:fldCharType="separate"/>
-      </w:r>
-      <w:r>
-        <w:rPr>
-          <w:b/>
-          <w:bCs/>
           <w:noProof/>
         </w:rPr>
         <w:t>6</w:t>
       </w:r>
       <w:r>
-        <w:rPr>
-          <w:b/>
-          <w:bCs/>
-        </w:rPr>
         <w:fldChar w:fldCharType="end"/>
       </w:r>
       <w:r>
@@ -18202,7 +18449,10 @@
         <w:t xml:space="preserve"> : </w:t>
       </w:r>
       <w:r>
-        <w:t>Diagramme de cas d'utilisation de MBEUND MI</w:t>
+        <w:t>D</w:t>
+      </w:r>
+      <w:r>
+        <w:t>iagramme de cas d'utilisation de MBEUND MI</w:t>
       </w:r>
       <w:bookmarkEnd w:id="73"/>
     </w:p>
@@ -18219,7 +18469,7 @@
       <w:pPr>
         <w:pStyle w:val="Titre4"/>
       </w:pPr>
-      <w:bookmarkStart w:id="74" w:name="_Toc242790093"/>
+      <w:bookmarkStart w:id="74" w:name="_Toc242801308"/>
       <w:r>
         <w:t>b) Diagramme de classes</w:t>
       </w:r>
@@ -18230,7 +18480,10 @@
         <w:jc w:val="both"/>
       </w:pPr>
       <w:r>
-        <w:t xml:space="preserve">Le modèle de données compte 22 classes. La figure 7 en présente les 17 principales ; les classes de soutien (kit de survie, contact d'urgence, triage des appels, codes d'invitation, suivi d'activité des autorités) sont décrites dans le dictionnaire de données en annexe. La </w:t>
+        <w:t xml:space="preserve">Le modèle de données compte 22 classes. La figure 7 en présente les 17 principales ; les classes de soutien (kit de survie, contact d'urgence, </w:t>
+      </w:r>
+      <w:r>
+        <w:t xml:space="preserve">triage des appels, codes d'invitation, suivi d'activité des autorités) sont décrites dans le dictionnaire de données en annexe. La </w:t>
       </w:r>
       <w:r>
         <w:rPr>
@@ -18240,7 +18493,10 @@
         <w:t>ZoneRisque</w:t>
       </w:r>
       <w:r>
-        <w:t>, polygone géoréférencé portant ses propres seuils d'alerte, est la classe centrale : elle regroupe tronçons de rue, capteurs, prédictions, alertes, refuges et inscrits. Les classes géographiques utilisent les types PostGIS (Point, LineString, Polygon, MultiPolygon) dans le système WGS 84.</w:t>
+        <w:t>, polygone géoréférencé portant ses propres seuils d'alerte, est la classe centrale : elle regroupe tronçons de rue</w:t>
+      </w:r>
+      <w:r>
+        <w:t>, capteurs, prédictions, alertes, refuges et inscrits. Les classes géographiques utilisent les types PostGIS (Point, LineString, Polygon, MultiPolygon) dans le système WGS 84.</w:t>
       </w:r>
     </w:p>
     <w:p>
@@ -18255,10 +18511,10 @@
         </w:rPr>
         <w:lastRenderedPageBreak/>
         <w:drawing>
-          <wp:inline distT="0" distB="0" distL="0" distR="0" wp14:anchorId="50B141FE" wp14:editId="3B3D8B75">
+          <wp:inline distT="0" distB="0" distL="0" distR="0" wp14:anchorId="05E8083B" wp14:editId="319073A9">
             <wp:extent cx="5715000" cy="4695825"/>
             <wp:effectExtent l="0" t="0" r="0" b="0"/>
-            <wp:docPr id="19" name="Image 19"/>
+            <wp:docPr id="18" name="Image 18"/>
             <wp:cNvGraphicFramePr>
               <a:graphicFrameLocks xmlns:a="http://schemas.openxmlformats.org/drawingml/2006/main" noChangeAspect="1"/>
             </wp:cNvGraphicFramePr>
@@ -18299,7 +18555,7 @@
         <w:pStyle w:val="Lgende"/>
         <w:keepNext/>
       </w:pPr>
-      <w:bookmarkStart w:id="75" w:name="_Toc242208086"/>
+      <w:bookmarkStart w:id="75" w:name="_Toc242801212"/>
       <w:r>
         <w:rPr>
           <w:b/>
@@ -18308,39 +18564,21 @@
         <w:t xml:space="preserve">Figure </w:t>
       </w:r>
       <w:r>
+        <w:fldChar w:fldCharType="begin"/>
+      </w:r>
+      <w:r>
+        <w:instrText>SEQ Figure</w:instrText>
+      </w:r>
+      <w:r>
+        <w:fldChar w:fldCharType="separate"/>
+      </w:r>
+      <w:r>
         <w:rPr>
-          <w:b/>
-          <w:bCs/>
-        </w:rPr>
-        <w:fldChar w:fldCharType="begin"/>
-      </w:r>
-      <w:r>
-        <w:rPr>
-          <w:b/>
-          <w:bCs/>
-        </w:rPr>
-        <w:instrText xml:space="preserve"> SEQ Figure \* ARABIC </w:instrText>
-      </w:r>
-      <w:r>
-        <w:rPr>
-          <w:b/>
-          <w:bCs/>
-        </w:rPr>
-        <w:fldChar w:fldCharType="separate"/>
-      </w:r>
-      <w:r>
-        <w:rPr>
-          <w:b/>
-          <w:bCs/>
           <w:noProof/>
         </w:rPr>
         <w:t>7</w:t>
       </w:r>
       <w:r>
-        <w:rPr>
-          <w:b/>
-          <w:bCs/>
-        </w:rPr>
         <w:fldChar w:fldCharType="end"/>
       </w:r>
       <w:r>
@@ -18361,14 +18599,17 @@
         <w:jc w:val="both"/>
       </w:pPr>
       <w:r>
-        <w:t>Source : modèles Django du projet ; réalisation des auteures (PlantUML).</w:t>
+        <w:t>Source : mod</w:t>
+      </w:r>
+      <w:r>
+        <w:t>èles Django du projet ; réalisation des auteures (PlantUML).</w:t>
       </w:r>
     </w:p>
     <w:p>
       <w:pPr>
         <w:pStyle w:val="Titre4"/>
       </w:pPr>
-      <w:bookmarkStart w:id="76" w:name="_Toc242790094"/>
+      <w:bookmarkStart w:id="76" w:name="_Toc242801309"/>
       <w:r>
         <w:t>c) Diagrammes de séquence</w:t>
       </w:r>
@@ -18389,7 +18630,13 @@
         <w:t>signalement citoyen</w:t>
       </w:r>
       <w:r>
-        <w:t>. L'API vérifie d'abord que le point se situe à moins de 4 km du centre de Thiaroye-sur-Mer (formule de Haversine), compresse la photo, estime le niveau d'eau visible et calcule une empreinte de l'image pour repérer les doublons. Le signalement est enregistré comme non validé ; il n'est publié qu'après validation par une autorité, ce qui protège la carte et l'assistant NDAM contre les informations erronées.</w:t>
+        <w:t>. L'API vérifie d'abord que le point se situe à moins de 4 km du centre de Thiaroye-sur-Mer (formule de Haversine), compresse la</w:t>
+      </w:r>
+      <w:r>
+        <w:t xml:space="preserve"> photo, estime le niveau d'eau visible et calcule une empreinte de l'image pour repérer les doublons. Le signalement est enregistré comme non validé ; il n'est publié qu'après validation par une autorité, ce qui protège la carte et l'assistant NDAM contre </w:t>
+      </w:r>
+      <w:r>
+        <w:t>les informations erronées.</w:t>
       </w:r>
     </w:p>
     <w:p>
@@ -18404,10 +18651,10 @@
         </w:rPr>
         <w:lastRenderedPageBreak/>
         <w:drawing>
-          <wp:inline distT="0" distB="0" distL="0" distR="0" wp14:anchorId="431BEDB5" wp14:editId="217B094E">
+          <wp:inline distT="0" distB="0" distL="0" distR="0" wp14:anchorId="0DB1E507" wp14:editId="7CABEDB8">
             <wp:extent cx="5715000" cy="4095750"/>
             <wp:effectExtent l="0" t="0" r="0" b="0"/>
-            <wp:docPr id="20" name="Image 20"/>
+            <wp:docPr id="19" name="Image 19"/>
             <wp:cNvGraphicFramePr>
               <a:graphicFrameLocks xmlns:a="http://schemas.openxmlformats.org/drawingml/2006/main" noChangeAspect="1"/>
             </wp:cNvGraphicFramePr>
@@ -18448,7 +18695,7 @@
         <w:pStyle w:val="Lgende"/>
         <w:keepNext/>
       </w:pPr>
-      <w:bookmarkStart w:id="77" w:name="_Toc242208087"/>
+      <w:bookmarkStart w:id="77" w:name="_Toc242801213"/>
       <w:r>
         <w:rPr>
           <w:b/>
@@ -18457,39 +18704,21 @@
         <w:t xml:space="preserve">Figure </w:t>
       </w:r>
       <w:r>
+        <w:fldChar w:fldCharType="begin"/>
+      </w:r>
+      <w:r>
+        <w:instrText>SEQ Figure</w:instrText>
+      </w:r>
+      <w:r>
+        <w:fldChar w:fldCharType="separate"/>
+      </w:r>
+      <w:r>
         <w:rPr>
-          <w:b/>
-          <w:bCs/>
-        </w:rPr>
-        <w:fldChar w:fldCharType="begin"/>
-      </w:r>
-      <w:r>
-        <w:rPr>
-          <w:b/>
-          <w:bCs/>
-        </w:rPr>
-        <w:instrText xml:space="preserve"> SEQ Figure \* ARABIC </w:instrText>
-      </w:r>
-      <w:r>
-        <w:rPr>
-          <w:b/>
-          <w:bCs/>
-        </w:rPr>
-        <w:fldChar w:fldCharType="separate"/>
-      </w:r>
-      <w:r>
-        <w:rPr>
-          <w:b/>
-          <w:bCs/>
           <w:noProof/>
         </w:rPr>
         <w:t>8</w:t>
       </w:r>
       <w:r>
-        <w:rPr>
-          <w:b/>
-          <w:bCs/>
-        </w:rPr>
         <w:fldChar w:fldCharType="end"/>
       </w:r>
       <w:r>
@@ -18528,7 +18757,10 @@
         <w:t>prévision du risque et l'alerte</w:t>
       </w:r>
       <w:r>
-        <w:t>. Toutes les 6 heures, une tâche planifiée calcule pour chaque zone le cumul de pluie des 24 dernières heures, interroge le modèle Random Forest, compare le score obtenu aux seuils de la zone, puis crée une alerte et envoie des SMS au personnel et aux habitants inscrits si le niveau atteint au moins le jaune. Un second circuit, déclenché à chaque mesure reçue des capteurs, combine un classifieur en quatre niveaux et la prédiction du niveau d'eau par LSTM, et crée une alerte en cas de risque orange ou rouge.</w:t>
+        <w:t>. Toutes les 6 heures, une tâche planifiée calcule pour chaque zone le cumul de pluie des 24 dernières heures, interroge le modèle Random Forest, compare le score obtenu aux seuils de la zone, puis crée une alerte et envoie des SMS au personnel et aux habi</w:t>
+      </w:r>
+      <w:r>
+        <w:t>tants inscrits si le niveau atteint au moins le jaune. Un second circuit, déclenché à chaque mesure reçue des capteurs, combine un classifieur en quatre niveaux et la prédiction du niveau d'eau par LSTM, et crée une alerte en cas de risque orange ou rouge.</w:t>
       </w:r>
     </w:p>
     <w:p>
@@ -18543,10 +18775,10 @@
         </w:rPr>
         <w:lastRenderedPageBreak/>
         <w:drawing>
-          <wp:inline distT="0" distB="0" distL="0" distR="0" wp14:anchorId="0820B2EE" wp14:editId="697D13C6">
+          <wp:inline distT="0" distB="0" distL="0" distR="0" wp14:anchorId="6ACBA42D" wp14:editId="216647C3">
             <wp:extent cx="5715000" cy="3714750"/>
             <wp:effectExtent l="0" t="0" r="0" b="0"/>
-            <wp:docPr id="21" name="Image 21"/>
+            <wp:docPr id="20" name="Image 20"/>
             <wp:cNvGraphicFramePr>
               <a:graphicFrameLocks xmlns:a="http://schemas.openxmlformats.org/drawingml/2006/main" noChangeAspect="1"/>
             </wp:cNvGraphicFramePr>
@@ -18587,7 +18819,7 @@
         <w:pStyle w:val="Lgende"/>
         <w:keepNext/>
       </w:pPr>
-      <w:bookmarkStart w:id="78" w:name="_Toc242208088"/>
+      <w:bookmarkStart w:id="78" w:name="_Toc242801214"/>
       <w:r>
         <w:rPr>
           <w:b/>
@@ -18596,39 +18828,21 @@
         <w:t xml:space="preserve">Figure </w:t>
       </w:r>
       <w:r>
+        <w:fldChar w:fldCharType="begin"/>
+      </w:r>
+      <w:r>
+        <w:instrText>SEQ Figure</w:instrText>
+      </w:r>
+      <w:r>
+        <w:fldChar w:fldCharType="separate"/>
+      </w:r>
+      <w:r>
         <w:rPr>
-          <w:b/>
-          <w:bCs/>
-        </w:rPr>
-        <w:fldChar w:fldCharType="begin"/>
-      </w:r>
-      <w:r>
-        <w:rPr>
-          <w:b/>
-          <w:bCs/>
-        </w:rPr>
-        <w:instrText xml:space="preserve"> SEQ Figure \* ARABIC </w:instrText>
-      </w:r>
-      <w:r>
-        <w:rPr>
-          <w:b/>
-          <w:bCs/>
-        </w:rPr>
-        <w:fldChar w:fldCharType="separate"/>
-      </w:r>
-      <w:r>
-        <w:rPr>
-          <w:b/>
-          <w:bCs/>
           <w:noProof/>
         </w:rPr>
         <w:t>9</w:t>
       </w:r>
       <w:r>
-        <w:rPr>
-          <w:b/>
-          <w:bCs/>
-        </w:rPr>
         <w:fldChar w:fldCharType="end"/>
       </w:r>
       <w:r>
@@ -18656,8 +18870,8 @@
       <w:pPr>
         <w:pStyle w:val="Titre2"/>
       </w:pPr>
-      <w:bookmarkStart w:id="79" w:name="_Toc242790041"/>
-      <w:bookmarkStart w:id="80" w:name="_Toc242790095"/>
+      <w:bookmarkStart w:id="79" w:name="_Toc242801256"/>
+      <w:bookmarkStart w:id="80" w:name="_Toc242801310"/>
       <w:r>
         <w:lastRenderedPageBreak/>
         <w:t>3.4  Choix des outils, technologies et matériels</w:t>
@@ -18679,7 +18893,7 @@
         <w:pStyle w:val="Lgende"/>
         <w:keepNext/>
       </w:pPr>
-      <w:bookmarkStart w:id="81" w:name="_Toc242208100"/>
+      <w:bookmarkStart w:id="81" w:name="_Toc242801226"/>
       <w:r>
         <w:rPr>
           <w:b/>
@@ -18688,39 +18902,21 @@
         <w:t xml:space="preserve">Tableau </w:t>
       </w:r>
       <w:r>
+        <w:fldChar w:fldCharType="begin"/>
+      </w:r>
+      <w:r>
+        <w:instrText>SEQ Tableau</w:instrText>
+      </w:r>
+      <w:r>
+        <w:fldChar w:fldCharType="separate"/>
+      </w:r>
+      <w:r>
         <w:rPr>
-          <w:b/>
-          <w:bCs/>
-        </w:rPr>
-        <w:fldChar w:fldCharType="begin"/>
-      </w:r>
-      <w:r>
-        <w:rPr>
-          <w:b/>
-          <w:bCs/>
-        </w:rPr>
-        <w:instrText xml:space="preserve"> SEQ Tableau \* ARABIC </w:instrText>
-      </w:r>
-      <w:r>
-        <w:rPr>
-          <w:b/>
-          <w:bCs/>
-        </w:rPr>
-        <w:fldChar w:fldCharType="separate"/>
-      </w:r>
-      <w:r>
-        <w:rPr>
-          <w:b/>
-          <w:bCs/>
           <w:noProof/>
         </w:rPr>
         <w:t>12</w:t>
       </w:r>
       <w:r>
-        <w:rPr>
-          <w:b/>
-          <w:bCs/>
-        </w:rPr>
         <w:fldChar w:fldCharType="end"/>
       </w:r>
       <w:r>
@@ -18731,7 +18927,10 @@
         <w:t xml:space="preserve"> : </w:t>
       </w:r>
       <w:r>
-        <w:t>Choix technologiques et justification</w:t>
+        <w:t>Choix technologiques et justifi</w:t>
+      </w:r>
+      <w:r>
+        <w:t>cation</w:t>
       </w:r>
       <w:bookmarkEnd w:id="81"/>
     </w:p>
@@ -18746,10 +18945,6 @@
           <w:insideH w:val="single" w:sz="4" w:space="0" w:color="auto"/>
           <w:insideV w:val="single" w:sz="4" w:space="0" w:color="auto"/>
         </w:tblBorders>
-        <w:tblCellMar>
-          <w:left w:w="10" w:type="dxa"/>
-          <w:right w:w="10" w:type="dxa"/>
-        </w:tblCellMar>
         <w:tblLook w:val="04A0" w:firstRow="1" w:lastRow="0" w:firstColumn="1" w:lastColumn="0" w:noHBand="0" w:noVBand="1"/>
       </w:tblPr>
       <w:tblGrid>
@@ -19331,7 +19526,14 @@
                 <w:sz w:val="19"/>
                 <w:szCs w:val="19"/>
               </w:rPr>
-              <w:t>Django Channels, Celery, Redis</w:t>
+              <w:t>D</w:t>
+            </w:r>
+            <w:r>
+              <w:rPr>
+                <w:sz w:val="19"/>
+                <w:szCs w:val="19"/>
+              </w:rPr>
+              <w:t>jango Channels, Celery, Redis</w:t>
             </w:r>
           </w:p>
         </w:tc>
@@ -20291,11 +20493,14 @@
         <w:pStyle w:val="Titre1"/>
         <w:pageBreakBefore/>
       </w:pPr>
-      <w:bookmarkStart w:id="82" w:name="_Toc242790042"/>
-      <w:bookmarkStart w:id="83" w:name="_Toc242790096"/>
+      <w:bookmarkStart w:id="82" w:name="_Toc242801257"/>
+      <w:bookmarkStart w:id="83" w:name="_Toc242801311"/>
       <w:r>
         <w:lastRenderedPageBreak/>
-        <w:t>Chapitre 4 : Réalisation, tests et résultats</w:t>
+        <w:t>Chapitre 4 : Réalisation, tests</w:t>
+      </w:r>
+      <w:r>
+        <w:t xml:space="preserve"> et résultats</w:t>
       </w:r>
       <w:bookmarkEnd w:id="82"/>
       <w:bookmarkEnd w:id="83"/>
@@ -20305,15 +20510,18 @@
         <w:jc w:val="both"/>
       </w:pPr>
       <w:r>
-        <w:t>Ce chapitre présente la mise en œuvre de la plateforme (4.1), la solution réalisée (4.2), puis les tests et les résultats obtenus (4.3), l'évaluation des coûts (4.4) et les difficultés rencontrées (4.5). Les résultats sont présentés tels qu'ils ont été mesurés, y compris leurs limites.</w:t>
+        <w:t>Ce chapitre présente la mise en œuvre de la plateforme (4.1), la solution réalisée (4.2), puis les tests et les résultats obtenus (4.3), l'évaluation des coûts (4.4) et les difficultés rencontrées (4.5). Les résultats sont présentés tels qu'i</w:t>
+      </w:r>
+      <w:r>
+        <w:t>ls ont été mesurés, y compris leurs limites.</w:t>
       </w:r>
     </w:p>
     <w:p>
       <w:pPr>
         <w:pStyle w:val="Titre2"/>
       </w:pPr>
-      <w:bookmarkStart w:id="84" w:name="_Toc242790043"/>
-      <w:bookmarkStart w:id="85" w:name="_Toc242790097"/>
+      <w:bookmarkStart w:id="84" w:name="_Toc242801258"/>
+      <w:bookmarkStart w:id="85" w:name="_Toc242801312"/>
       <w:r>
         <w:t>4.1  Mise en œuvre et environnement de travail</w:t>
       </w:r>
@@ -20324,7 +20532,7 @@
       <w:pPr>
         <w:pStyle w:val="Titre3"/>
       </w:pPr>
-      <w:bookmarkStart w:id="86" w:name="_Toc242790098"/>
+      <w:bookmarkStart w:id="86" w:name="_Toc242801313"/>
       <w:r>
         <w:t>4.1.1  Environnement de travail</w:t>
       </w:r>
@@ -20335,14 +20543,20 @@
         <w:jc w:val="both"/>
       </w:pPr>
       <w:r>
-        <w:t>Le backend est écrit en Python (Django 5.2, Django REST Framework 3.18) et le frontend en JavaScript (React 18, Vite, Tailwind CSS, Leaflet). Le code est hébergé sur GitHub, avec une branche par fonctionnalité. Une intégration continue (GitHub Actions) exécute à chaque modification le contrôle de style (ESLint, Ruff), les tests (pytest, Vitest) et la compilation du frontend. En production, le serveur tourne sur Render (serveur ASGI Daphne), la base PostgreSQL/PostGIS sur Neon, le cache et la file de tâches sur Upstash (Redis) et la messagerie des capteurs sur HiveMQ Cloud.</w:t>
+        <w:t xml:space="preserve">Le backend est écrit en Python (Django 5.2, Django REST Framework 3.18) et le frontend en JavaScript (React 18, Vite, Tailwind CSS, </w:t>
+      </w:r>
+      <w:r>
+        <w:t>Leaflet). Le code est hébergé sur GitHub, avec une branche par fonctionnalité. Une intégration continue (GitHub Actions) exécute à chaque modification le contrôle de style (ESLint, Ruff), les tests (pytest, Vitest) et la compilation du frontend. En product</w:t>
+      </w:r>
+      <w:r>
+        <w:t>ion, le serveur tourne sur Render (serveur ASGI Daphne), la base PostgreSQL/PostGIS sur Neon, le cache et la file de tâches sur Upstash (Redis) et la messagerie des capteurs sur HiveMQ Cloud.</w:t>
       </w:r>
     </w:p>
     <w:p>
       <w:pPr>
         <w:pStyle w:val="Titre3"/>
       </w:pPr>
-      <w:bookmarkStart w:id="87" w:name="_Toc242790099"/>
+      <w:bookmarkStart w:id="87" w:name="_Toc242801314"/>
       <w:r>
         <w:t>4.1.2  Environnement d'expérimentation</w:t>
       </w:r>
@@ -20378,7 +20592,13 @@
         <w:t>Un simulateur de capteurs.</w:t>
       </w:r>
       <w:r>
-        <w:t xml:space="preserve"> Huit capteurs virtuels (cinq de niveau d'eau, trois pluviomètres) publient leurs mesures sur le broker MQTT, selon trois scénarios : situation normale, pluie modérée et inondation critique. Trois des cinq capteurs de niveau d'eau sont positionnés sur les lieux de l'enquête de terrain du 15 mai 2026.</w:t>
+        <w:t xml:space="preserve"> Huit ca</w:t>
+      </w:r>
+      <w:r>
+        <w:t>pteurs virtuels (cinq de niveau d'eau, trois pluviomètres) publient leurs mesures sur le broker MQTT, selon trois scénarios : situation normale, pluie modérée et inondation critique. Trois des cinq capteurs de niveau d'eau sont positionnés sur les lieux de</w:t>
+      </w:r>
+      <w:r>
+        <w:t xml:space="preserve"> l'enquête de terrain du 15 mai 2026.</w:t>
       </w:r>
     </w:p>
     <w:p>
@@ -20393,7 +20613,10 @@
         <w:t>Des jeux de données de démonstration.</w:t>
       </w:r>
       <w:r>
-        <w:t xml:space="preserve"> Des commandes d'initialisation créent les points de refuge, des tronçons de rue et des épisodes d'inondation synthétiques, déduits des pics de pluie supérieurs à 50 mm de la série Open-Meteo. Ces épisodes sont marqués comme synthétiques dans la base (champ </w:t>
+        <w:t xml:space="preserve"> Des commandes d'initialisation créent les points de refuge, des tronçons de rue et des épisodes d'inondation synthétiques, déduits des pics de pluie supérieurs à 50 mm de la série </w:t>
+      </w:r>
+      <w:r>
+        <w:t xml:space="preserve">Open-Meteo. Ces épisodes sont marqués comme synthétiques dans la base (champ </w:t>
       </w:r>
       <w:r>
         <w:rPr>
@@ -20418,11 +20641,17 @@
         <w:t>L'entraînement des modèles.</w:t>
       </w:r>
       <w:r>
-        <w:t xml:space="preserve"> Le classifieur en quatre niveaux est une forêt aléatoire de 300 arbres, calibrée par une méthode sigmoïde avec validation croisée temporelle en 3 plis, </w:t>
+        <w:t xml:space="preserve"> Le classifieur en quatre niveaux est une forêt aléatoire de 300 arbres, </w:t>
+      </w:r>
+      <w:r>
+        <w:t xml:space="preserve">calibrée par une méthode sigmoïde avec validation croisée temporelle en 3 plis, </w:t>
       </w:r>
       <w:r>
         <w:lastRenderedPageBreak/>
-        <w:t xml:space="preserve">entraînée sur la pluie journalière de 2010 à 2021 et testée sur 2022-2024. Elle prend en entrée la pluie du jour et les cumuls sur 24 h et 72 h, et prédit la classe de risque du lendemain, définie par des seuils sur le cumul de 72 h (20, 45 et 75 mm). Faute de mesures historiques de niveau d'eau, le niveau utilisé par le LSTM est </w:t>
+        <w:t>entraînée sur la pluie journalière de 2010 à 2021 et testée sur 2022-2024. Elle prend en entrée la pluie du jour et les cumuls sur 24 h et 72 h, et prédit la classe de risque d</w:t>
+      </w:r>
+      <w:r>
+        <w:t xml:space="preserve">u lendemain, définie par des seuils sur le cumul de 72 h (20, 45 et 75 mm). Faute de mesures historiques de niveau d'eau, le niveau utilisé par le LSTM est </w:t>
       </w:r>
       <w:r>
         <w:rPr>
@@ -20432,7 +20661,13 @@
         <w:t>reconstitué</w:t>
       </w:r>
       <w:r>
-        <w:t xml:space="preserve"> à partir du cumul de pluie sur 72 heures. Le LSTM (couches de 64, 32, 16 et 1 neurones) prédit le niveau d'eau du lendemain à partir de fenêtres de 24 jours. Le modèle utilisé par la tâche planifiée est une seconde forêt aléatoire en trois classes (faible, moyen, grave), entraînée sur 25 épisodes construits pour 2020-2026 et sur les caractéristiques topographiques de 7 zones. Un modèle Isolation Forest détecte enfin les mesures de capteurs anormales. Ces choix, imposés par le manque de données de terrain, sont discutés au chapitre 4.</w:t>
+        <w:t xml:space="preserve"> à partir du cumul de pluie sur 72 heures. Le LSTM (couches de 64, 32, 16 et 1 neurones) </w:t>
+      </w:r>
+      <w:r>
+        <w:t>prédit le niveau d'eau du lendemain à partir de fenêtres de 24 jours. Le modèle utilisé par la tâche planifiée est une seconde forêt aléatoire en trois classes (faible, moyen, grave), entraînée sur 25 épisodes construits pour 2020-2026 et sur les caractéri</w:t>
+      </w:r>
+      <w:r>
+        <w:t>stiques topographiques de 7 zones. Un modèle Isolation Forest détecte enfin les mesures de capteurs anormales. Ces choix, imposés par le manque de données de terrain, sont discutés au chapitre 4.</w:t>
       </w:r>
     </w:p>
     <w:p>
@@ -20447,14 +20682,20 @@
         <w:t>Le protocole d'évaluation.</w:t>
       </w:r>
       <w:r>
-        <w:t xml:space="preserve"> Les modèles sont évalués par l'exactitude, le score de Brier et la perte logarithmique avant et après calibration, par l'erreur absolue moyenne pour le LSTM, et par un rejeu sur les épisodes historiques (backtesting). Le logiciel est vérifié par 308 tests automatisés (228 pour le backend, 41 pour le module IA et 39 pour l'interface), exécutés en intégration continue sur GitHub Actions à chaque modification, et par des tests manuels des parcours citoyen et autorité.</w:t>
+        <w:t xml:space="preserve"> Les modèles sont évalués par l'ex</w:t>
+      </w:r>
+      <w:r>
+        <w:t>actitude, le score de Brier et la perte logarithmique avant et après calibration, par l'erreur absolue moyenne pour le LSTM, et par un rejeu sur les épisodes historiques (backtesting). Le logiciel est vérifié par 308 tests automatisés (228 pour le backend,</w:t>
+      </w:r>
+      <w:r>
+        <w:t xml:space="preserve"> 41 pour le module IA et 39 pour l'interface), exécutés en intégration continue sur GitHub Actions à chaque modification, et par des tests manuels des parcours citoyen et autorité.</w:t>
       </w:r>
     </w:p>
     <w:p>
       <w:pPr>
         <w:pStyle w:val="Titre3"/>
       </w:pPr>
-      <w:bookmarkStart w:id="88" w:name="_Toc242790100"/>
+      <w:bookmarkStart w:id="88" w:name="_Toc242801315"/>
       <w:commentRangeStart w:id="89"/>
       <w:r>
         <w:t>4.1.3  Données et prétraitement</w:t>
@@ -20470,7 +20711,13 @@
         <w:jc w:val="both"/>
       </w:pPr>
       <w:r>
-        <w:t>L'efficacité d'un système d'alerte précoce hyper-local repose sur la qualité, la granularité et la fraîcheur des données collectées. Dans le cadre de MBEUND MI, nous avons conçu une chaîne de traitement capable d'agréger, de nettoyer et de fusionner des flux d'informations provenant de quatre sources complémentaires : les observations météorologiques en temps réel, les données topographiques locales, la télémétrie simulée de capteurs de terrain et les signalements communautaires transmis par les riverains.</w:t>
+        <w:t>L'efficacité d'un système d'alerte préco</w:t>
+      </w:r>
+      <w:r>
+        <w:t>ce hyper-local repose sur la qualité, la granularité et la fraîcheur des données collectées. Dans le cadre de MBEUND MI, nous avons conçu une chaîne de traitement capable d'agréger, de nettoyer et de fusionner des flux d'informations provenant de quatre so</w:t>
+      </w:r>
+      <w:r>
+        <w:t>urces complémentaires : les observations météorologiques en temps réel, les données topographiques locales, la télémétrie simulée de capteurs de terrain et les signalements communautaires transmis par les riverains.</w:t>
       </w:r>
     </w:p>
     <w:p>
@@ -20482,7 +20729,14 @@
           <w:b/>
           <w:bCs/>
         </w:rPr>
-        <w:t>a) Données météorologiques en temps réel et prévisions (API Open-Meteo) :</w:t>
+        <w:t>a) Données météorologiques en temps réel</w:t>
+      </w:r>
+      <w:r>
+        <w:rPr>
+          <w:b/>
+          <w:bCs/>
+        </w:rPr>
+        <w:t xml:space="preserve"> et prévisions (API Open-Meteo) :</w:t>
       </w:r>
     </w:p>
     <w:p>
@@ -20490,7 +20744,13 @@
         <w:jc w:val="both"/>
       </w:pPr>
       <w:r>
-        <w:t>Les prévisions météorologiques sont issues de l'API ouverte Open-Meteo, interrogée pour les coordonnées géographiques précises du centre névralgique de Thiaroye-sur-Mer (Latitude : 14.742° N, Longitude : -17.406° W, fuseau horaire 'Africa/Dakar'). Le service extrait les variables horaires suivantes : précipitations instantanées (mm/h), cumul pluviométrique glissant sur 24 heures (mm), température de l'air à 2 mètres (°C), humidité relative (%) et code météorologique standardisé WMO (World Meteorological Organization). Un horizon prévisionnel glissant de 7 jours est systématiquement synchronisé et persisté dans la base spatiale, fournissant la matière première au modèle de prédiction du risque hydrologique.</w:t>
+        <w:t>Les prévisions météorologiques sont issues de l'API ouverte Open-Meteo, interrogée pour les coordonnées géographiques précises du centre névralgique de Thiaroye-sur-Mer (Latitude : 14.742° N, Longitude : -17.406° W, fuseau</w:t>
+      </w:r>
+      <w:r>
+        <w:t xml:space="preserve"> horaire 'Africa/Dakar'). Le service extrait les variables horaires suivantes : précipitations instantanées (mm/h), cumul pluviométrique glissant sur 24 heures (mm), température de l'air à 2 mètres (°C), humidité relative (%) et code météorologique standar</w:t>
+      </w:r>
+      <w:r>
+        <w:t>disé WMO (World Meteorological Organization). Un horizon prévisionnel glissant de 7 jours est systématiquement synchronisé et persisté dans la base spatiale, fournissant la matière première au modèle de prédiction du risque hydrologique.</w:t>
       </w:r>
     </w:p>
     <w:p>
@@ -20503,7 +20763,14 @@
           <w:bCs/>
         </w:rPr>
         <w:lastRenderedPageBreak/>
-        <w:t>b) Données topographiques et caractéristiques des sols de Thiaroye-sur-Mer :</w:t>
+        <w:t>b) Données topogra</w:t>
+      </w:r>
+      <w:r>
+        <w:rPr>
+          <w:b/>
+          <w:bCs/>
+        </w:rPr>
+        <w:t>phiques et caractéristiques des sols de Thiaroye-sur-Mer :</w:t>
       </w:r>
     </w:p>
     <w:p>
@@ -20522,7 +20789,10 @@
         <w:t>[À VÉRIFIER : source des données]</w:t>
       </w:r>
       <w:r>
-        <w:t>). Sept zones y sont caractérisées : Thiaroye Gare, Camp Militaire, Thiaroye sur Mer, CEM Thiaroye 44, Djida Thiaroye Kaw, Pikine Zone et Zone Côtière Yoff. Pour chacune, le fichier donne l'altitude (minimale, maximale et médiane, de 0,1 m à 9,4 m selon les zones), la pente moyenne (de 0,20 % à 1,49 %), la qualité du drainage (de « Bon » à « Très mauvais ») et la perméabilité du sol (de 10 % à 65 %). Ces variables alimentent le modèle en trois classes de la tâche planifiée.</w:t>
+        <w:t>). Sept zones y sont caractérisées : Thiaroye Gare, Camp Militaire, Thiaroye sur Mer, CEM Thiaroye 44, Djida Thiaroye Kaw, Pikine Zone et Zone Côtière Yoff. Pour chacune, le fichier donne l'altitude (minimale, maximale et médiane, de 0,1 m à 9,4 m selon le</w:t>
+      </w:r>
+      <w:r>
+        <w:t>s zones), la pente moyenne (de 0,20 % à 1,49 %), la qualité du drainage (de « Bon » à « Très mauvais ») et la perméabilité du sol (de 10 % à 65 %). Ces variables alimentent le modèle en trois classes de la tâche planifiée.</w:t>
       </w:r>
     </w:p>
     <w:p>
@@ -20534,7 +20804,14 @@
           <w:b/>
           <w:bCs/>
         </w:rPr>
-        <w:t>c) Télémétrie des capteurs IoT simulés (flux MQTT) :</w:t>
+        <w:t>c) Télémétrie des capteurs IoT si</w:t>
+      </w:r>
+      <w:r>
+        <w:rPr>
+          <w:b/>
+          <w:bCs/>
+        </w:rPr>
+        <w:t>mulés (flux MQTT) :</w:t>
       </w:r>
     </w:p>
     <w:p>
@@ -20542,7 +20819,13 @@
         <w:jc w:val="both"/>
       </w:pPr>
       <w:r>
-        <w:t xml:space="preserve">En l'absence d'un réseau physique de capteurs déployé sur l'ensemble de la commune lors de cette phase de formation, nous avons implémenté un simulateur complet de télémétrie IoT. Huit capteurs virtuels ont été configurés et positionnés sur des coordonnées réelles : trois pluviomètres à auget basculeur mesurant les intensités d'abattée d'eau (mm) et cinq sondes de niveau piézométriques et ultrasons (cm) placées aux points bas critiques identifiés lors de l'enquête terrain du 15 mai 2026. Les mesures sont publiées au format JSON via le protocole standardisé MQTT (Message Queuing Telemetry Transport) sur un broker de messagerie et consommées en temps quasi réel par la commande backend 'ecoute_mqtt', destinée à alimenter les modèles. </w:t>
+        <w:t>En l'absence d'un réseau physique de capteurs déployé sur l'ensemble de la commune lors de cette phase de formation, nous avons implémenté un simulateur complet de télémétrie IoT. Huit capteurs virtuels ont été configurés et positionnés</w:t>
+      </w:r>
+      <w:r>
+        <w:t xml:space="preserve"> sur des coordonnées réelles : trois pluviomètres à auget basculeur mesurant les intensités d'abattée d'eau (mm) et cinq sondes de niveau piézométriques et ultrasons (cm) placées aux points bas critiques identifiés lors de l'enquête terrain du 15 mai 2026.</w:t>
+      </w:r>
+      <w:r>
+        <w:t xml:space="preserve"> Les mesures sont publiées au format JSON via le protocole standardisé MQTT (Message Queuing Telemetry Transport) sur un broker de messagerie et consommées en temps quasi réel par la commande backend 'ecoute_mqtt', destinée à alimenter les modèles. </w:t>
       </w:r>
       <w:r>
         <w:rPr>
@@ -20550,7 +20833,15 @@
           <w:iCs/>
           <w:highlight w:val="yellow"/>
         </w:rPr>
-        <w:t>[À CONFIRMER : l'écoute des capteurs n'est pas encore démarrée sur l'hébergement de production ; en démonstration, les mesures proviennent du simulateur et de la commande seed_capteurs]</w:t>
+        <w:t>[À CONF</w:t>
+      </w:r>
+      <w:r>
+        <w:rPr>
+          <w:i/>
+          <w:iCs/>
+          <w:highlight w:val="yellow"/>
+        </w:rPr>
+        <w:t>IRMER : l'écoute des capteurs n'est pas encore démarrée sur l'hébergement de production ; en démonstration, les mesures proviennent du simulateur et de la commande seed_capteurs]</w:t>
       </w:r>
     </w:p>
     <w:p>
@@ -20570,7 +20861,16 @@
         <w:jc w:val="both"/>
       </w:pPr>
       <w:r>
-        <w:t>Le canal participatif constitue le quatrième pilier de l'observation. À travers l'interface de MBEUND MI, tout citoyen peut soumettre un signalement d'inondation : position GPS (WGS 84, limitée à 4 km du centre de la commune), description, photographie facultative et, le cas échéant, numéro de téléphone. Une analyse de la photographie estime un niveau d'eau visible (indéterminé, faible, modéré ou élevé) et calcule une empreinte pour repérer les doublons. Les signalements sont ensuite validés ou rejetés par les autorités avant de compter dans le référentiel des alertes.</w:t>
+        <w:t xml:space="preserve">Le </w:t>
+      </w:r>
+      <w:r>
+        <w:t>canal participatif constitue le quatrième pilier de l'observation. À travers l'interface de MBEUND MI, tout citoyen peut soumettre un signalement d'inondation : position GPS (WGS 84, limitée à 4 km du centre de la commune), description, photographie facult</w:t>
+      </w:r>
+      <w:r>
+        <w:t>ative et, le cas échéant, numéro de téléphone. Une analyse de la photographie estime un niveau d'eau visible (indéterminé, faible, modéré ou élevé) et calcule une empreinte pour repérer les doublons. Les signalements sont ensuite validés ou rejetés par les</w:t>
+      </w:r>
+      <w:r>
+        <w:t xml:space="preserve"> autorités avant de compter dans le référentiel des alertes.</w:t>
       </w:r>
     </w:p>
     <w:p>
@@ -20590,11 +20890,17 @@
         <w:jc w:val="both"/>
       </w:pPr>
       <w:r>
-        <w:t xml:space="preserve">Les flux de données brutes subissent une chaîne rigoureuse de prétraitement avant toute exploitation analytique. Les coordonnées géographiques sont converties et validées selon le standard WGS 84 (EPSG:4326), puis transformées en géométries natives PostGIS (objets </w:t>
+        <w:t>Les flux de données brutes subissent une chaîne rigoureuse de prétraitement avant toute exploitation analytique. Les</w:t>
+      </w:r>
+      <w:r>
+        <w:t xml:space="preserve"> coordonnées géographiques sont converties et validées selon le standard WGS 84 (EPSG:4326), puis transformées en géométries natives PostGIS (objets </w:t>
       </w:r>
       <w:r>
         <w:lastRenderedPageBreak/>
-        <w:t xml:space="preserve">'Point' pour les capteurs et signalements, 'MultiPolygon' pour les contours de zones et 'LineString' pour les tronçons de rues). Les colonnes géométriques sont indexées par des index spatiaux (GiST) créés par les migrations Django, ce qui accélère les requêtes d'intersection spatiale (ST_Intersects, ST_DWithin). </w:t>
+        <w:t>'Point' pour les capteurs et signalements, 'MultiPolygon' pour les contours de zones et 'LineString' pour l</w:t>
+      </w:r>
+      <w:r>
+        <w:t xml:space="preserve">es tronçons de rues). Les colonnes géométriques sont indexées par des index spatiaux (GiST) créés par les migrations Django, ce qui accélère les requêtes d'intersection spatiale (ST_Intersects, ST_DWithin). </w:t>
       </w:r>
       <w:r>
         <w:rPr>
@@ -20602,7 +20908,15 @@
           <w:iCs/>
           <w:highlight w:val="yellow"/>
         </w:rPr>
-        <w:t>[Temps de réponse non mesuré : à mesurer avant de l'écrire]</w:t>
+        <w:t>[Temps de réponse non mesuré : à mesurer avant de</w:t>
+      </w:r>
+      <w:r>
+        <w:rPr>
+          <w:i/>
+          <w:iCs/>
+          <w:highlight w:val="yellow"/>
+        </w:rPr>
+        <w:t xml:space="preserve"> l'écrire]</w:t>
       </w:r>
     </w:p>
     <w:p>
@@ -20622,14 +20936,20 @@
         <w:jc w:val="both"/>
       </w:pPr>
       <w:r>
-        <w:t>Pour prémunir le système contre les pannes matérielles, les valeurs aberrantes (outliers) ou les dérivées brusques de mesure, un modèle d'apprentissage non supervisé Isolation Forest a été intégré dans le module 'mbeund_mi_ia/ia/detecteur_anomalies.py'. Des règles simples (valeur négative, niveau supérieur à 500 cm) complètent l'algorithme, qui isole les points anormaux (ex. bond de niveau d'eau de 80 cm en 2 minutes en l'absence de pluie) et les marque comme anomalies à exclure du calcul (action « EXCLURE_DU_CALCUL »), empêchant ainsi la génération intempestive de fausses alertes d'urgence.</w:t>
+        <w:t xml:space="preserve">Pour prémunir le système contre les pannes matérielles, les valeurs aberrantes (outliers) ou les dérivées brusques de mesure, un modèle d'apprentissage non supervisé Isolation Forest </w:t>
+      </w:r>
+      <w:r>
+        <w:t>a été intégré dans le module 'mbeund_mi_ia/ia/detecteur_anomalies.py'. Des règles simples (valeur négative, niveau supérieur à 500 cm) complètent l'algorithme, qui isole les points anormaux (ex. bond de niveau d'eau de 80 cm en 2 minutes en l'absence de pl</w:t>
+      </w:r>
+      <w:r>
+        <w:t>uie) et les marque comme anomalies à exclure du calcul (action « EXCLURE_DU_CALCUL »), empêchant ainsi la génération intempestive de fausses alertes d'urgence.</w:t>
       </w:r>
     </w:p>
     <w:p>
       <w:pPr>
         <w:pStyle w:val="Titre3"/>
       </w:pPr>
-      <w:bookmarkStart w:id="90" w:name="_Toc242790101"/>
+      <w:bookmarkStart w:id="90" w:name="_Toc242801316"/>
       <w:commentRangeStart w:id="91"/>
       <w:r>
         <w:t>4.1.4  Modèles d'intelligence artificielle</w:t>
@@ -20649,7 +20969,14 @@
           <w:b/>
           <w:bCs/>
         </w:rPr>
-        <w:t>a) Classification du risque par forêt aléatoire (Random Forest) :</w:t>
+        <w:t>a) Classification du risque par forêt aléatoire (R</w:t>
+      </w:r>
+      <w:r>
+        <w:rPr>
+          <w:b/>
+          <w:bCs/>
+        </w:rPr>
+        <w:t>andom Forest) :</w:t>
       </w:r>
     </w:p>
     <w:p>
@@ -20657,7 +20984,16 @@
         <w:jc w:val="both"/>
       </w:pPr>
       <w:r>
-        <w:t>Le cœur prédictif repose sur un classifieur Random Forest (scikit-learn) de 300 arbres, entraîné sur la pluie journalière de Dakar de 2010 à 2021 et testé sur 2022-2024 (1 096 jours). Il prend en entrée trois variables : la pluie du jour et les cumuls sur 24 h et 72 h. La classe à prédire est le niveau de risque du lendemain (vert, jaune, orange, rouge), défini par des seuils sur le cumul de 72 h (20, 45 et 75 mm). Pour fournir des probabilités exploitables, le classifieur est calibré par une méthode sigmoïde avec validation croisée temporelle en 3 plis. Un seuil d'activation de 15 mm de pluie sur 24 heures (PLUIE_MIN_MODELE_MM) est appliqué dans la tâche planifiée : en dessous, le modèle n'est pas invoqué et la zone reste au vert, car ces faibles pluies sont hors du domaine d'entraînement.</w:t>
+        <w:t>Le cœur prédictif repose sur un classifieur Random Forest (scikit-learn) de 300 arbres, entraîné sur la pluie journalière de Dakar de 2010 à 2021 et testé sur 2022-2024 (1 096 jours). Il prend en entrée trois variables : la pluie du jour et</w:t>
+      </w:r>
+      <w:r>
+        <w:t xml:space="preserve"> les cumuls sur 24 h et 72 h. La classe à prédire est le niveau de risque du lendemain (vert, jaune, orange, rouge), défini par des seuils sur le cumul de 72 h (20, 45 et 75 mm). Pour fournir des probabilités exploitables, le classifieur est calibré par un</w:t>
+      </w:r>
+      <w:r>
+        <w:t>e méthode sigmoïde avec validation croisée temporelle en 3 plis. Un seuil d'activation de 15 mm de pluie sur 24 heures (PLUIE_MIN_MODELE_MM) est appliqué dans la tâche planifiée : en dessous, le modèle n'est pas invoqué et la zone reste au vert, car ces fa</w:t>
+      </w:r>
+      <w:r>
+        <w:t>ibles pluies sont hors du domaine d'entraînement.</w:t>
       </w:r>
     </w:p>
     <w:p>
@@ -20677,11 +21013,26 @@
         <w:jc w:val="both"/>
       </w:pPr>
       <w:r>
-        <w:t xml:space="preserve">Pour anticiper la dynamique hydrologique future, un réseau de neurones récurrents de type LSTM (Long Short-Term Memory) a été développé avec TensorFlow et Keras (module 'mbeund_mi_ia/ia/modele_lstm.py'). Les réseaux LSTM sont particulièrement adaptés à la modélisation des processus hydrologiques non linéaires à mémoire longue, tels que le temps de ressuyage des sols et la lente infiltration vers la nappe phréatique. L'architecture séquentielle comprend : une couche d'entrée LSTM de 64 unités avec retour des séquences, une couche de </w:t>
+        <w:t>Pour anticiper la dynamique hydrologique future, un réseau de neurones récurrents de type LSTM (Long Short-Term Memory) a été développé</w:t>
+      </w:r>
+      <w:r>
+        <w:t xml:space="preserve"> avec TensorFlow et Keras (module 'mbeund_mi_ia/ia/modele_lstm.py'). Les réseaux LSTM sont particulièrement adaptés à la modélisation des processus hydrologiques non linéaires à mémoire longue, tels que le temps de ressuyage des sols et la lente infiltrati</w:t>
+      </w:r>
+      <w:r>
+        <w:t xml:space="preserve">on vers la nappe phréatique. L'architecture séquentielle comprend : une couche d'entrée LSTM de 64 unités avec retour des séquences, une couche de </w:t>
       </w:r>
       <w:r>
         <w:lastRenderedPageBreak/>
-        <w:t>régularisation par Dropout (taux de 20 %) prévenant le surapprentissage, une seconde couche LSTM de 32 unités, une couche dense intermédiaire de 16 neurones, et une couche de sortie linéaire à 1 neurone délivrant le niveau d'eau prédit en centimètres pour les prochaines 24 heures. Le modèle s'alimente d'une fenêtre glissante de 24 jours consécutifs de cinq variables : pluie du jour, cumuls sur 24 h et 72 h, niveau d'eau et pluie prévue pour le jour à prédire. Il est entraîné sur 15 ans de pluie journalière de Dakar (5 454 séquences, découpage chronologique 70 %, 15 % et 15 %, arrêt précoce sur la validation). Faute de mesures, le niveau d'eau est reconstitué à partir de la pluie ; à l'entraînement, la pluie prévue est la pluie réellement tombée, alors qu'en production elle provient d'une prévision Open-Meteo.</w:t>
+        <w:t>régularisation par Dropout (taux de 20 %) prévenant le surapprentissage, une seconde couche LSTM de 32 unités</w:t>
+      </w:r>
+      <w:r>
+        <w:t>, une couche dense intermédiaire de 16 neurones, et une couche de sortie linéaire à 1 neurone délivrant le niveau d'eau prédit en centimètres pour les prochaines 24 heures. Le modèle s'alimente d'une fenêtre glissante de 24 jours consécutifs de cinq variab</w:t>
+      </w:r>
+      <w:r>
+        <w:t>les : pluie du jour, cumuls sur 24 h et 72 h, niveau d'eau et pluie prévue pour le jour à prédire. Il est entraîné sur 15 ans de pluie journalière de Dakar (5 454 séquences, découpage chronologique 70 %, 15 % et 15 %, arrêt précoce sur la validation). Faut</w:t>
+      </w:r>
+      <w:r>
+        <w:t>e de mesures, le niveau d'eau est reconstitué à partir de la pluie ; à l'entraînement, la pluie prévue est la pluie réellement tombée, alors qu'en production elle provient d'une prévision Open-Meteo.</w:t>
       </w:r>
     </w:p>
     <w:p>
@@ -20693,7 +21044,14 @@
           <w:b/>
           <w:bCs/>
         </w:rPr>
-        <w:t>c) Télédétection et cartographie des inondations par satellite Sentinel-2 (NDWI) sur Google Earth Engine :</w:t>
+        <w:t>c) Télédétection et cartographie des inondations par sat</w:t>
+      </w:r>
+      <w:r>
+        <w:rPr>
+          <w:b/>
+          <w:bCs/>
+        </w:rPr>
+        <w:t>ellite Sentinel-2 (NDWI) sur Google Earth Engine :</w:t>
       </w:r>
     </w:p>
     <w:p>
@@ -20701,14 +21059,26 @@
         <w:jc w:val="both"/>
       </w:pPr>
       <w:r>
-        <w:t>En complément des mesures ponctuelles de terrain, une chaîne de télédétection spatiale automatique a été développée via l'API Python de Google Earth Engine ('alertes/tasks.py:analyse_gee_periodique'). Elle exploite les scènes optiques multispectrales de la constellation européenne Sentinel-2 (Copernicus) à 10 mètres de résolution spatiale. Le traitement calcule l'indice spectral de différence normalisée de l'eau (NDWI, Normalized Difference Water Index) : NDWI = (Green - NIR) / (Green + NIR), où Green correspond à la bande B3 (560 nm) et NIR au proche infrarouge bande B8 (842 nm). En comparant une période de référence en saison sèche (janvier) avec les images composites des 15 derniers jours, un masque binaire d'eau libre (NDWI &gt; 0,3) est généré, puis les pixels d'eau absents de l'image de référence sont retenus comme nouvellement inondés. Les surfaces submergées sont vectorisées en polygones, leur superficie est quantifiée en hectares, et une opération d'intersection spatiale PostGIS (ST_Intersects) identifie immédiatement les quartiers affectés pour basculer leur statut en alerte Rouge.</w:t>
+        <w:t>En complément des mesures ponctuelles de terrain, une chaîne de télédétection spatiale automatique a été développée via l'API Python de Google Earth Engine ('alertes/tasks.py:analyse_gee_periodique'). Elle</w:t>
+      </w:r>
+      <w:r>
+        <w:t xml:space="preserve"> exploite les scènes optiques multispectrales de la constellation européenne Sentinel-2 (Copernicus) à 10 mètres de résolution spatiale. Le traitement calcule l'indice spectral de différence normalisée de l'eau (NDWI, Normalized Difference Water Index) : N</w:t>
+      </w:r>
+      <w:r>
+        <w:t>DWI = (Green - NIR) / (Green + NIR), où Green correspond à la bande B3 (560 nm) et NIR au proche infrarouge bande B8 (842 nm). En comparant une période de référence en saison sèche (janvier) avec les images composites des 15 derniers jours, un masque binai</w:t>
+      </w:r>
+      <w:r>
+        <w:t>re d'eau libre (NDWI &gt; 0,3) est généré, puis les pixels d'eau absents de l'image de référence sont retenus comme nouvellement inondés. Les surfaces submergées sont vectorisées en polygones, leur superficie est quantifiée en hectares, et une opération d'int</w:t>
+      </w:r>
+      <w:r>
+        <w:t>ersection spatiale PostGIS (ST_Intersects) identifie immédiatement les quartiers affectés pour basculer leur statut en alerte Rouge.</w:t>
       </w:r>
     </w:p>
     <w:p>
       <w:pPr>
         <w:pStyle w:val="Titre3"/>
       </w:pPr>
-      <w:bookmarkStart w:id="92" w:name="_Toc242790102"/>
+      <w:bookmarkStart w:id="92" w:name="_Toc242801317"/>
       <w:commentRangeStart w:id="93"/>
       <w:r>
         <w:t>4.1.5  Backend, temps réel et services</w:t>
@@ -20736,11 +21106,20 @@
         <w:jc w:val="both"/>
       </w:pPr>
       <w:r>
-        <w:t xml:space="preserve">Le socle applicatif repose sur le framework Python Django 5.2 couplé à Django REST Framework (DRF) 3.18. La persistance spatiale est assurée par une base de données relationnelle PostgreSQL 16 enrichie de la cartouche PostGIS, exploitée nativement via le module 'django.contrib.gis'. Pour rompre avec les limitations des architectures web synchrones classiques (WSGI/Gunicorn) inaptes à maintenir des connexions bidirectionnelles persistantes, nous avons déployé un serveur ASGI asynchrone Daphne 4.2. Couplé à Django Channels 4.3 </w:t>
+        <w:t>Le socle applicatif repose sur le framework Python Django 5.2 couplé à Django REST Framework (DRF) 3.18. La persistance spatiale est assurée par une base de données relationnelle PostgreSQL 16 enrichie de la cartouche PostGIS, exploitée nativement via le m</w:t>
+      </w:r>
+      <w:r>
+        <w:t>odule 'django.contrib.gis'. Pour rompre avec les limitations des architectures web synchrones classiques (WSGI/Gunicorn) inaptes à maintenir des connexions bidirectionnelles persistantes, nous avons déployé un serveur ASGI asynchrone Daphne 4.2. Couplé à D</w:t>
+      </w:r>
+      <w:r>
+        <w:t xml:space="preserve">jango Channels 4.3 </w:t>
       </w:r>
       <w:r>
         <w:lastRenderedPageBreak/>
-        <w:t>et adossé à une couche Channel Layer Redis, Daphne gère simultanément les requêtes HTTP REST conventionnelles et les canaux WebSockets ('ws/alertes/'), garantissant la diffusion instantanée des changements d'état des zones et des alertes vers les clients connectés.</w:t>
+        <w:t>et adossé à une couche Channel Layer Redis, Daphne gère simultanément les requêtes HTTP REST conventionnelles et les canaux WebSockets ('ws/alertes/'), garantissant la diffusion instantanée des changements d'état des zones et des alertes</w:t>
+      </w:r>
+      <w:r>
+        <w:t xml:space="preserve"> vers les clients connectés.</w:t>
       </w:r>
     </w:p>
     <w:p>
@@ -20760,7 +21139,16 @@
         <w:jc w:val="both"/>
       </w:pPr>
       <w:r>
-        <w:t xml:space="preserve">La diffusion des alertes critiques requiert une haute fiabilité d'acheminement, particulièrement en contexte de crise où les réseaux mobiles peuvent être dégradés. Pour répondre aux contraintes budgétaires strictes d'un projet académique tout en garantissant des performances industrielles, le moteur de tâches asynchrones Celery 5.3 a été configuré avec le mode 'CELERY_TASK_ALWAYS_EAGER = True'. Cette architecture pragmatique exécute les tâches d'envoi de SMS (API Twilio et passerelle Orange Sénégal) et les notifications push Firebase Cloud Messaging (FCM) de façon synchrone immédiate au sein du processus d'application, éliminant le coût d'hébergement d'un processus de travail dédié. Les tâches périodiques (météo toutes les 3 h, prédictions toutes les 6 h, analyse satellite toutes les 12 h) doivent alors être déclenchées par une commande planifiée. </w:t>
+        <w:t>La diffusion des alertes critiques requiert une haute fiabilité d'acheminement, particulièrement en contexte de crise où les réseaux mobiles peuven</w:t>
+      </w:r>
+      <w:r>
+        <w:t>t être dégradés. Pour répondre aux contraintes budgétaires strictes d'un projet académique tout en garantissant des performances industrielles, le moteur de tâches asynchrones Celery 5.3 a été configuré avec le mode 'CELERY_TASK_ALWAYS_EAGER = True'. Cette</w:t>
+      </w:r>
+      <w:r>
+        <w:t xml:space="preserve"> architecture pragmatique exécute les tâches d'envoi de SMS (API Twilio et passerelle Orange Sénégal) et les notifications push Firebase Cloud Messaging (FCM) de façon synchrone immédiate au sein du processus d'application, éliminant le coût d'hébergement </w:t>
+      </w:r>
+      <w:r>
+        <w:t xml:space="preserve">d'un processus de travail dédié. Les tâches périodiques (météo toutes les 3 h, prédictions toutes les 6 h, analyse satellite toutes les 12 h) doivent alors être déclenchées par une commande planifiée. </w:t>
       </w:r>
       <w:r>
         <w:rPr>
@@ -20768,7 +21156,15 @@
           <w:iCs/>
           <w:highlight w:val="yellow"/>
         </w:rPr>
-        <w:t>[À CONFIRMER : planification en production en cours (tâche R02 du plan de travail)]</w:t>
+        <w:t>[À CONFIRMER : planification en production en cours (tâ</w:t>
+      </w:r>
+      <w:r>
+        <w:rPr>
+          <w:i/>
+          <w:iCs/>
+          <w:highlight w:val="yellow"/>
+        </w:rPr>
+        <w:t>che R02 du plan de travail)]</w:t>
       </w:r>
       <w:r>
         <w:t xml:space="preserve"> L'envoi réel de SMS au Sénégal par la passerelle Orange dépend de l'approbation des identifiants, qui n'est pas encore obtenue : il est vérifié par des tests automatisés avec un fournisseur simulé.</w:t>
@@ -20783,7 +21179,14 @@
           <w:b/>
           <w:bCs/>
         </w:rPr>
-        <w:t>c) Moteur d'évacuation d'urgence par plus court chemin sécurisé (Dijkstra pondéré NetworkX) :</w:t>
+        <w:t>c) Moteur d'évacuation d'urge</w:t>
+      </w:r>
+      <w:r>
+        <w:rPr>
+          <w:b/>
+          <w:bCs/>
+        </w:rPr>
+        <w:t>nce par plus court chemin sécurisé (Dijkstra pondéré NetworkX) :</w:t>
       </w:r>
     </w:p>
     <w:p>
@@ -20791,7 +21194,19 @@
         <w:jc w:val="both"/>
       </w:pPr>
       <w:r>
-        <w:t>L'une des innovations majeures de MBEUND MI réside dans son service d'itinéraire d'évacuation sécurisé ('api/services/routing_service.py'). Contrairement aux services de navigation grand public (Google Maps, OpenStreetMap) qui calculent le chemin le plus court sans tenir compte de l'état hydrologique de la voirie, MBEUND MI modélise le réseau viaire de Thiaroye sous la forme d'un graphe orienté pondéré à l'aide de la bibliothèque NetworkX. Chaque arête représente un segment de rue ('SegmentRue') caractérisé par sa longueur géométrique et son score de risque actuel. L'algorithme de Dijkstra (single_source_dijkstra) est appliqué en modifiant dynamiquement le coût de franchissement de chaque tronçon : le coût de franchissement d'un tronçon est égal à sa longueur multipliée par (1 + 5 × son score de risque) : un tronçon au risque maximal coûte six fois sa longueur réelle, ce qui favorise un détour plus long mais plus sûr. Le système guide ainsi le sinistré vers le point de refuge le plus proche ('PointRefuge' : écoles, centres de santé, mairies annexes) en contournant scrupuleusement les zones immergées.</w:t>
+        <w:t>L'une des innovations majeures de MBEUND MI réside dans son service d'itinéraire d'évacuation sécurisé ('api/services/routing_service.py'). Contrairement aux services de navigation grand publ</w:t>
+      </w:r>
+      <w:r>
+        <w:t>ic (Google Maps, OpenStreetMap) qui calculent le chemin le plus court sans tenir compte de l'état hydrologique de la voirie, MBEUND MI modélise le réseau viaire de Thiaroye sous la forme d'un graphe orienté pondéré à l'aide de la bibliothèque NetworkX. Cha</w:t>
+      </w:r>
+      <w:r>
+        <w:t>que arête représente un segment de rue ('SegmentRue') caractérisé par sa longueur géométrique et son score de risque actuel. L'algorithme de Dijkstra (single_source_dijkstra) est appliqué en modifiant dynamiquement le coût de franchissement de chaque tronç</w:t>
+      </w:r>
+      <w:r>
+        <w:t>on : le coût de franchissement d'un tronçon est égal à sa longueur multipliée par (1 + 5 × son score de risque) : un tronçon au risque maximal coûte six fois sa longueur réelle, ce qui favorise un détour plus long mais plus sûr. Le système guide ainsi le s</w:t>
+      </w:r>
+      <w:r>
+        <w:t>inistré vers le point de refuge le plus proche ('PointRefuge' : écoles, centres de santé, mairies annexes) en contournant scrupuleusement les zones immergées.</w:t>
       </w:r>
     </w:p>
     <w:p>
@@ -20812,15 +21227,27 @@
         <w:jc w:val="both"/>
       </w:pPr>
       <w:r>
-        <w:t>Pour humaniser l'accès à l'information et briser la barrière de la littératie numérique, nous avons conçu l'assistant conversationnel NDAM ('api/views.py:ChatView' et 'mbeund_mi_ia/ia/service_chatbot.py'). Propulsé par le modèle de langage gpt-oss-120b hébergé sur l'infrastructure d'inférence Groq, NDAM est spécialisé dans les consignes de sécurité civile, les gestes de premiers secours et l'orientation des sinistrés en français (le module de recommandations produit aussi des messages en wolof). Parallèlement, un service d'exportation documentaire automatisé basé sur la bibliothèque ReportLab génère des bulletins de situation officiels en format PDF sécurisé, arborant le logo et la charte graphique de MBEUND MI et intégrant les statistiques d'alertes et de signalements pour les réunions de crise.</w:t>
+        <w:t>Pour humanis</w:t>
+      </w:r>
+      <w:r>
+        <w:t>er l'accès à l'information et briser la barrière de la littératie numérique, nous avons conçu l'assistant conversationnel NDAM ('api/views.py:ChatView' et 'mbeund_mi_ia/ia/service_chatbot.py'). Propulsé par le modèle de langage gpt-oss-120b hébergé sur l'i</w:t>
+      </w:r>
+      <w:r>
+        <w:t>nfrastructure d'inférence Groq, NDAM est spécialisé dans les consignes de sécurité civile, les gestes de premiers secours et l'orientation des sinistrés en français (le module de recommandations produit aussi des messages en wolof). Parallèlement, un servi</w:t>
+      </w:r>
+      <w:r>
+        <w:t xml:space="preserve">ce d'exportation documentaire automatisé basé sur la bibliothèque ReportLab génère des bulletins de situation officiels en format PDF sécurisé, arborant le logo et la charte graphique de MBEUND MI et intégrant les statistiques d'alertes et de signalements </w:t>
+      </w:r>
+      <w:r>
+        <w:t>pour les réunions de crise.</w:t>
       </w:r>
     </w:p>
     <w:p>
       <w:pPr>
         <w:pStyle w:val="Titre2"/>
       </w:pPr>
-      <w:bookmarkStart w:id="94" w:name="_Toc242790044"/>
-      <w:bookmarkStart w:id="95" w:name="_Toc242790103"/>
+      <w:bookmarkStart w:id="94" w:name="_Toc242801259"/>
+      <w:bookmarkStart w:id="95" w:name="_Toc242801318"/>
       <w:r>
         <w:t>4.2  Présentation de la solution</w:t>
       </w:r>
@@ -20839,7 +21266,7 @@
       <w:pPr>
         <w:pStyle w:val="Titre3"/>
       </w:pPr>
-      <w:bookmarkStart w:id="96" w:name="_Toc242790104"/>
+      <w:bookmarkStart w:id="96" w:name="_Toc242801319"/>
       <w:commentRangeStart w:id="97"/>
       <w:r>
         <w:t>4.2.1  Espace citoyen</w:t>
@@ -20859,7 +21286,14 @@
           <w:b/>
           <w:bCs/>
         </w:rPr>
-        <w:t>Interface citoyen (PWA / Mobile responsive) : cartographie, signalement assisté et itinéraire :</w:t>
+        <w:t>Interface citoyen</w:t>
+      </w:r>
+      <w:r>
+        <w:rPr>
+          <w:b/>
+          <w:bCs/>
+        </w:rPr>
+        <w:t xml:space="preserve"> (PWA / Mobile responsive) : cartographie, signalement assisté et itinéraire :</w:t>
       </w:r>
     </w:p>
     <w:p>
@@ -20867,7 +21301,13 @@
         <w:jc w:val="both"/>
       </w:pPr>
       <w:r>
-        <w:t>L'interface citoyenne a été conçue selon les principes du Design System 'Mobile-First' pour une utilisation confortable sur smartphone, . Développée avec React 18, TailwindCSS et la bibliothèque cartographique Leaflet, l'application présente dès l'écran d'accueil la carte interactive de la commune. Les quartiers y sont colorés selon leur niveau de risque en temps réel (vert, jaune, orange, rouge). L'écran « Signaler » permet d'envoyer un signalement géolocalisé avec une description et une photographie. L'écran « Carte » affiche les refuges et propose, à partir de la position de l'utilisateur, l'itinéraire d'évacuation le plus sûr vers un refuge.</w:t>
+        <w:t>L'interface citoyenne a été conçue selon les principes du Design System 'Mobile-First' pour une utilisation confortable sur smartphone, . Développée avec React 18, TailwindCSS e</w:t>
+      </w:r>
+      <w:r>
+        <w:t>t la bibliothèque cartographique Leaflet, l'application présente dès l'écran d'accueil la carte interactive de la commune. Les quartiers y sont colorés selon leur niveau de risque en temps réel (vert, jaune, orange, rouge). L'écran « Signaler » permet d'en</w:t>
+      </w:r>
+      <w:r>
+        <w:t>voyer un signalement géolocalisé avec une description et une photographie. L'écran « Carte » affiche les refuges et propose, à partir de la position de l'utilisateur, l'itinéraire d'évacuation le plus sûr vers un refuge.</w:t>
       </w:r>
     </w:p>
     <w:p>
@@ -20880,14 +21320,22 @@
           <w:iCs/>
           <w:highlight w:val="yellow"/>
         </w:rPr>
-        <w:t>[NGONÉ : captures d'écran légendées des 6 écrans citoyens (accueil, carte, alertes et prévisions, signaler, profil, chat NDAM), chacune commentée en 2 à 3 lignes]</w:t>
+        <w:t>[NGONÉ : captures d'écran légendées</w:t>
+      </w:r>
+      <w:r>
+        <w:rPr>
+          <w:i/>
+          <w:iCs/>
+          <w:highlight w:val="yellow"/>
+        </w:rPr>
+        <w:t xml:space="preserve"> des 6 écrans citoyens (accueil, carte, alertes et prévisions, signaler, profil, chat NDAM), chacune commentée en 2 à 3 lignes]</w:t>
       </w:r>
     </w:p>
     <w:p>
       <w:pPr>
         <w:pStyle w:val="Titre3"/>
       </w:pPr>
-      <w:bookmarkStart w:id="98" w:name="_Toc242790105"/>
+      <w:bookmarkStart w:id="98" w:name="_Toc242801320"/>
       <w:commentRangeStart w:id="99"/>
       <w:r>
         <w:t>4.2.2  Espace autorité</w:t>
@@ -20915,11 +21363,20 @@
         <w:jc w:val="both"/>
       </w:pPr>
       <w:r>
-        <w:t xml:space="preserve">L'espace réservé aux autorités habilitées offre une vue d'ensemble d'aide à la décision. Le tableau de bord affiche quatre indicateurs : le nombre de zones à risque élevé, la prédiction du </w:t>
+        <w:t>L'espace réservé aux autorités h</w:t>
+      </w:r>
+      <w:r>
+        <w:t xml:space="preserve">abilitées offre une vue d'ensemble d'aide à la décision. Le tableau de bord affiche quatre indicateurs : le nombre de zones à risque élevé, la prédiction du </w:t>
       </w:r>
       <w:r>
         <w:lastRenderedPageBreak/>
-        <w:t>niveau d'eau à 24 h, le score de risque moyen et le nombre d'alertes émises. La carte interactive permet de visualiser les zones, les capteurs et les refuges ; les signalements citoyens peuvent être validés ou rejetés ; l'écran de gestion de crise permet d'émettre manuellement une alerte vers une zone par SMS et par notification ; des pages complémentaires donnent accès aux prédictions, à la fiabilité du modèle, au rejeu historique, aux exports CSV et PDF et à la gestion des comptes des autorités.</w:t>
+        <w:t>niveau d'eau à 24 h, le score de risque moyen et le nombre d'alertes émises. La carte interactive p</w:t>
+      </w:r>
+      <w:r>
+        <w:t>ermet de visualiser les zones, les capteurs et les refuges ; les signalements citoyens peuvent être validés ou rejetés ; l'écran de gestion de crise permet d'émettre manuellement une alerte vers une zone par SMS et par notification ; des pages complémentai</w:t>
+      </w:r>
+      <w:r>
+        <w:t>res donnent accès aux prédictions, à la fiabilité du modèle, au rejeu historique, aux exports CSV et PDF et à la gestion des comptes des autorités.</w:t>
       </w:r>
     </w:p>
     <w:p>
@@ -20932,14 +21389,22 @@
           <w:iCs/>
           <w:highlight w:val="yellow"/>
         </w:rPr>
-        <w:t>[NGONÉ : captures légendées des principaux écrans autorité (tableau de bord, carte, prédictions, signalements, gestion de crise, fiabilité du modèle) ; les autres vont en annexe]</w:t>
+        <w:t>[NGONÉ : captures légendées des principaux écrans autorité (tableau de bord, carte, prédictions, signalement</w:t>
+      </w:r>
+      <w:r>
+        <w:rPr>
+          <w:i/>
+          <w:iCs/>
+          <w:highlight w:val="yellow"/>
+        </w:rPr>
+        <w:t>s, gestion de crise, fiabilité du modèle) ; les autres vont en annexe]</w:t>
       </w:r>
     </w:p>
     <w:p>
       <w:pPr>
         <w:pStyle w:val="Titre3"/>
       </w:pPr>
-      <w:bookmarkStart w:id="100" w:name="_Toc242790106"/>
+      <w:bookmarkStart w:id="100" w:name="_Toc242801321"/>
       <w:commentRangeStart w:id="101"/>
       <w:r>
         <w:t>4.2.3  Scénario de démonstration</w:t>
@@ -20955,7 +21420,13 @@
         <w:jc w:val="both"/>
       </w:pPr>
       <w:r>
-        <w:t>Un script de démonstration (mbeund_mi_ia/demo/demo_scenarii.py) rejoue des relevés simulés selon trois scénarios. À chaque relevé, le service de prédiction calcule le niveau de risque ; pour les niveaux orange et rouge, le déclencheur d'alertes transmet l'alerte à la plateforme, aux notifications push et aux SMS. Le tableau suivant donne les résultats obtenus le 6 octobre 2026 avec les modèles du dépôt, sans historique de 24 jours ni prévisions externes (qualité des données « dégradée »).</w:t>
+        <w:t>Un script de démonstration (mbeund_mi_ia/demo/demo_scenarii.py) rejoue des relevés simulés selon trois scénarios. À chaque relevé, le service de préd</w:t>
+      </w:r>
+      <w:r>
+        <w:t>iction calcule le niveau de risque ; pour les niveaux orange et rouge, le déclencheur d'alertes transmet l'alerte à la plateforme, aux notifications push et aux SMS. Le tableau suivant donne les résultats obtenus le 6 octobre 2026 avec les modèles du dépôt</w:t>
+      </w:r>
+      <w:r>
+        <w:t>, sans historique de 24 jours ni prévisions externes (qualité des données « dégradée »).</w:t>
       </w:r>
     </w:p>
     <w:p>
@@ -20963,7 +21434,7 @@
         <w:pStyle w:val="Lgende"/>
         <w:keepNext/>
       </w:pPr>
-      <w:bookmarkStart w:id="102" w:name="_Toc242208101"/>
+      <w:bookmarkStart w:id="102" w:name="_Toc242801227"/>
       <w:r>
         <w:rPr>
           <w:b/>
@@ -20972,39 +21443,21 @@
         <w:t xml:space="preserve">Tableau </w:t>
       </w:r>
       <w:r>
+        <w:fldChar w:fldCharType="begin"/>
+      </w:r>
+      <w:r>
+        <w:instrText>SEQ Tableau</w:instrText>
+      </w:r>
+      <w:r>
+        <w:fldChar w:fldCharType="separate"/>
+      </w:r>
+      <w:r>
         <w:rPr>
-          <w:b/>
-          <w:bCs/>
-        </w:rPr>
-        <w:fldChar w:fldCharType="begin"/>
-      </w:r>
-      <w:r>
-        <w:rPr>
-          <w:b/>
-          <w:bCs/>
-        </w:rPr>
-        <w:instrText xml:space="preserve"> SEQ Tableau \* ARABIC </w:instrText>
-      </w:r>
-      <w:r>
-        <w:rPr>
-          <w:b/>
-          <w:bCs/>
-        </w:rPr>
-        <w:fldChar w:fldCharType="separate"/>
-      </w:r>
-      <w:r>
-        <w:rPr>
-          <w:b/>
-          <w:bCs/>
           <w:noProof/>
         </w:rPr>
         <w:t>13</w:t>
       </w:r>
       <w:r>
-        <w:rPr>
-          <w:b/>
-          <w:bCs/>
-        </w:rPr>
         <w:fldChar w:fldCharType="end"/>
       </w:r>
       <w:r>
@@ -21030,10 +21483,6 @@
           <w:insideH w:val="single" w:sz="4" w:space="0" w:color="auto"/>
           <w:insideV w:val="single" w:sz="4" w:space="0" w:color="auto"/>
         </w:tblBorders>
-        <w:tblCellMar>
-          <w:left w:w="10" w:type="dxa"/>
-          <w:right w:w="10" w:type="dxa"/>
-        </w:tblCellMar>
         <w:tblLook w:val="04A0" w:firstRow="1" w:lastRow="0" w:firstColumn="1" w:lastColumn="0" w:noHBand="0" w:noVBand="1"/>
       </w:tblPr>
       <w:tblGrid>
@@ -21693,15 +22142,18 @@
         <w:jc w:val="both"/>
       </w:pPr>
       <w:r>
-        <w:t>Le niveau de risque suit la gravité du scénario : vert, orange puis rouge. La confiance du modèle reste faible (environ 42 % pour les scénarios orange et rouge), ce qui confirme la difficulté du modèle sur les classes rares (section 4.3.2). La prévision du niveau d'eau à 24 h est ici empirique : sans historique, le LSTM n'est pas utilisé. Ce script est une démonstration à données simulées ; il ne remplace pas un essai de terrain.</w:t>
+        <w:t>Le niveau de risque suit la gravité du scénario : vert, orange puis rouge. La confiance du modèle reste faible (environ 42 % pour les scénarios orange et rouge), ce qui confirme la difficulté du modèle sur les classes rares (section 4.3.2). La prévision du</w:t>
+      </w:r>
+      <w:r>
+        <w:t xml:space="preserve"> niveau d'eau à 24 h est ici empirique : sans historique, le LSTM n'est pas utilisé. Ce script est une démonstration à données simulées ; il ne remplace pas un essai de terrain.</w:t>
       </w:r>
     </w:p>
     <w:p>
       <w:pPr>
         <w:pStyle w:val="Titre2"/>
       </w:pPr>
-      <w:bookmarkStart w:id="103" w:name="_Toc242790045"/>
-      <w:bookmarkStart w:id="104" w:name="_Toc242790107"/>
+      <w:bookmarkStart w:id="103" w:name="_Toc242801260"/>
+      <w:bookmarkStart w:id="104" w:name="_Toc242801322"/>
       <w:r>
         <w:lastRenderedPageBreak/>
         <w:t>4.3  Tests et validation</w:t>
@@ -21713,7 +22165,7 @@
       <w:pPr>
         <w:pStyle w:val="Titre3"/>
       </w:pPr>
-      <w:bookmarkStart w:id="105" w:name="_Toc242790108"/>
+      <w:bookmarkStart w:id="105" w:name="_Toc242801323"/>
       <w:commentRangeStart w:id="106"/>
       <w:r>
         <w:t>4.3.1  Tests automatisés et contrôles de qualité</w:t>
@@ -21729,7 +22181,10 @@
         <w:jc w:val="both"/>
       </w:pPr>
       <w:r>
-        <w:t>Les contrôles ci-dessous ont été exécutés le 6 octobre 2026 sur la dernière version du code, sans aucun service externe (base SQLite locale, fournisseurs simulés).</w:t>
+        <w:t>L</w:t>
+      </w:r>
+      <w:r>
+        <w:t>es contrôles ci-dessous ont été exécutés le 6 octobre 2026 sur la dernière version du code, sans aucun service externe (base SQLite locale, fournisseurs simulés).</w:t>
       </w:r>
     </w:p>
     <w:p>
@@ -21737,7 +22192,7 @@
         <w:pStyle w:val="Lgende"/>
         <w:keepNext/>
       </w:pPr>
-      <w:bookmarkStart w:id="107" w:name="_Toc242208102"/>
+      <w:bookmarkStart w:id="107" w:name="_Toc242801228"/>
       <w:r>
         <w:rPr>
           <w:b/>
@@ -21746,39 +22201,21 @@
         <w:t xml:space="preserve">Tableau </w:t>
       </w:r>
       <w:r>
+        <w:fldChar w:fldCharType="begin"/>
+      </w:r>
+      <w:r>
+        <w:instrText>SEQ Tableau</w:instrText>
+      </w:r>
+      <w:r>
+        <w:fldChar w:fldCharType="separate"/>
+      </w:r>
+      <w:r>
         <w:rPr>
-          <w:b/>
-          <w:bCs/>
-        </w:rPr>
-        <w:fldChar w:fldCharType="begin"/>
-      </w:r>
-      <w:r>
-        <w:rPr>
-          <w:b/>
-          <w:bCs/>
-        </w:rPr>
-        <w:instrText xml:space="preserve"> SEQ Tableau \* ARABIC </w:instrText>
-      </w:r>
-      <w:r>
-        <w:rPr>
-          <w:b/>
-          <w:bCs/>
-        </w:rPr>
-        <w:fldChar w:fldCharType="separate"/>
-      </w:r>
-      <w:r>
-        <w:rPr>
-          <w:b/>
-          <w:bCs/>
           <w:noProof/>
         </w:rPr>
         <w:t>14</w:t>
       </w:r>
       <w:r>
-        <w:rPr>
-          <w:b/>
-          <w:bCs/>
-        </w:rPr>
         <w:fldChar w:fldCharType="end"/>
       </w:r>
       <w:r>
@@ -21804,10 +22241,6 @@
           <w:insideH w:val="single" w:sz="4" w:space="0" w:color="auto"/>
           <w:insideV w:val="single" w:sz="4" w:space="0" w:color="auto"/>
         </w:tblBorders>
-        <w:tblCellMar>
-          <w:left w:w="10" w:type="dxa"/>
-          <w:right w:w="10" w:type="dxa"/>
-        </w:tblCellMar>
         <w:tblLook w:val="04A0" w:firstRow="1" w:lastRow="0" w:firstColumn="1" w:lastColumn="0" w:noHBand="0" w:noVBand="1"/>
       </w:tblPr>
       <w:tblGrid>
@@ -21880,7 +22313,16 @@
                 <w:sz w:val="19"/>
                 <w:szCs w:val="19"/>
               </w:rPr>
-              <w:t>Résultat</w:t>
+              <w:t>R</w:t>
+            </w:r>
+            <w:r>
+              <w:rPr>
+                <w:b/>
+                <w:bCs/>
+                <w:sz w:val="19"/>
+                <w:szCs w:val="19"/>
+              </w:rPr>
+              <w:t>ésultat</w:t>
             </w:r>
           </w:p>
         </w:tc>
@@ -22297,7 +22739,7 @@
       <w:pPr>
         <w:pStyle w:val="Titre3"/>
       </w:pPr>
-      <w:bookmarkStart w:id="108" w:name="_Toc242790109"/>
+      <w:bookmarkStart w:id="108" w:name="_Toc242801324"/>
       <w:commentRangeStart w:id="109"/>
       <w:r>
         <w:t>4.3.2  Évaluation du modèle de classification du risque</w:t>
@@ -22313,7 +22755,10 @@
         <w:jc w:val="both"/>
       </w:pPr>
       <w:r>
-        <w:t>Le classifieur est évalué sur 1 096 jours (2022-2024) : 1 032 jours verts, 51 jaunes, 10 oranges et 3 rouges. Deux références simples servent de comparaison : prédire toujours « vert », et prédire la classe de la veille (persistance).</w:t>
+        <w:t xml:space="preserve">Le classifieur est </w:t>
+      </w:r>
+      <w:r>
+        <w:t>évalué sur 1 096 jours (2022-2024) : 1 032 jours verts, 51 jaunes, 10 oranges et 3 rouges. Deux références simples servent de comparaison : prédire toujours « vert », et prédire la classe de la veille (persistance).</w:t>
       </w:r>
     </w:p>
     <w:p>
@@ -22321,7 +22766,7 @@
         <w:pStyle w:val="Lgende"/>
         <w:keepNext/>
       </w:pPr>
-      <w:bookmarkStart w:id="110" w:name="_Toc242208103"/>
+      <w:bookmarkStart w:id="110" w:name="_Toc242801229"/>
       <w:r>
         <w:rPr>
           <w:b/>
@@ -22330,39 +22775,21 @@
         <w:t xml:space="preserve">Tableau </w:t>
       </w:r>
       <w:r>
+        <w:fldChar w:fldCharType="begin"/>
+      </w:r>
+      <w:r>
+        <w:instrText>SEQ Tableau</w:instrText>
+      </w:r>
+      <w:r>
+        <w:fldChar w:fldCharType="separate"/>
+      </w:r>
+      <w:r>
         <w:rPr>
-          <w:b/>
-          <w:bCs/>
-        </w:rPr>
-        <w:fldChar w:fldCharType="begin"/>
-      </w:r>
-      <w:r>
-        <w:rPr>
-          <w:b/>
-          <w:bCs/>
-        </w:rPr>
-        <w:instrText xml:space="preserve"> SEQ Tableau \* ARABIC </w:instrText>
-      </w:r>
-      <w:r>
-        <w:rPr>
-          <w:b/>
-          <w:bCs/>
-        </w:rPr>
-        <w:fldChar w:fldCharType="separate"/>
-      </w:r>
-      <w:r>
-        <w:rPr>
-          <w:b/>
-          <w:bCs/>
           <w:noProof/>
         </w:rPr>
         <w:t>15</w:t>
       </w:r>
       <w:r>
-        <w:rPr>
-          <w:b/>
-          <w:bCs/>
-        </w:rPr>
         <w:fldChar w:fldCharType="end"/>
       </w:r>
       <w:r>
@@ -22373,7 +22800,10 @@
         <w:t xml:space="preserve"> : </w:t>
       </w:r>
       <w:r>
-        <w:t>Performances des modèles de classification du risque sur le jeu de test (2022-2024)</w:t>
+        <w:t>Performances des</w:t>
+      </w:r>
+      <w:r>
+        <w:t xml:space="preserve"> modèles de classification du risque sur le jeu de test (2022-2024)</w:t>
       </w:r>
       <w:bookmarkEnd w:id="110"/>
     </w:p>
@@ -22388,10 +22818,6 @@
           <w:insideH w:val="single" w:sz="4" w:space="0" w:color="auto"/>
           <w:insideV w:val="single" w:sz="4" w:space="0" w:color="auto"/>
         </w:tblBorders>
-        <w:tblCellMar>
-          <w:left w:w="10" w:type="dxa"/>
-          <w:right w:w="10" w:type="dxa"/>
-        </w:tblCellMar>
         <w:tblLook w:val="04A0" w:firstRow="1" w:lastRow="0" w:firstColumn="1" w:lastColumn="0" w:noHBand="0" w:noVBand="1"/>
       </w:tblPr>
       <w:tblGrid>
@@ -23515,7 +23941,13 @@
       </w:pPr>
       <w:r>
         <w:lastRenderedPageBreak/>
-        <w:t>Le Random Forest classe correctement 93,5 % des jours, et 95,3 % après calibration. Ces valeurs sont toutefois dominées par la classe « vert », très majoritaire : le F1 macro, qui pèse chaque classe de la même façon, est de 0,54 (0,48 après calibration), inférieur à celui de la simple persistance (0,67). Les niveaux orange et rouge, les plus importants pour la sécurité, sont mal détectés : le modèle calibré ne reconnaît aucun des 10 jours orange du jeu de test. Les effectifs de ces classes sont très faibles (10 et 3 jours) : toute conclusion statistique y est fragile.</w:t>
+        <w:t>Le Random Forest classe correctement 93,5 % des jours, et 95,3 % après calibration. Ces valeurs sont toutefois dominées par la classe « vert », très majoritaire : le F1 macro, qui pèse chaque classe de la même façon, est de 0,54 (0,48 après calibration), i</w:t>
+      </w:r>
+      <w:r>
+        <w:t>nférieur à celui de la simple persistance (0,67). Les niveaux orange et rouge, les plus importants pour la sécurité, sont mal détectés : le modèle calibré ne reconnaît aucun des 10 jours orange du jeu de test. Les effectifs de ces classes sont très faibles</w:t>
+      </w:r>
+      <w:r>
+        <w:t xml:space="preserve"> (10 et 3 jours) : toute conclusion statistique y est fragile.</w:t>
       </w:r>
     </w:p>
     <w:p>
@@ -23523,14 +23955,17 @@
         <w:jc w:val="both"/>
       </w:pPr>
       <w:r>
-        <w:t>Ces résultats montrent que le modèle, entraîné sur la seule pluie, n'apporte pas de gain démontré par rapport à une règle simple. Ils s'expliquent par le manque d'exemples de crues et par l'absence de mesures réelles de niveau d'eau. Ils justifient la collecte de mesures de terrain, présentée dans les perspectives.</w:t>
+        <w:t>Ces résultats montrent que le modèle, entraîné sur la seule pluie, n'apporte pas de gain démontré par rapport à une règle simple. Ils s'expliquent par le manque d'exemples de crues et par l'abs</w:t>
+      </w:r>
+      <w:r>
+        <w:t>ence de mesures réelles de niveau d'eau. Ils justifient la collecte de mesures de terrain, présentée dans les perspectives.</w:t>
       </w:r>
     </w:p>
     <w:p>
       <w:pPr>
         <w:pStyle w:val="Titre3"/>
       </w:pPr>
-      <w:bookmarkStart w:id="111" w:name="_Toc242790110"/>
+      <w:bookmarkStart w:id="111" w:name="_Toc242801325"/>
       <w:commentRangeStart w:id="112"/>
       <w:r>
         <w:t>4.3.3  Évaluation du réseau LSTM et de la détection satellite</w:t>
@@ -23553,7 +23988,10 @@
         <w:t>Réseau LSTM.</w:t>
       </w:r>
       <w:r>
-        <w:t xml:space="preserve"> Le LSTM est évalué sur 819 séquences de test (les 15 % de jours les plus récents, jamais vus à l'entraînement), contre deux références : la persistance (le niveau de demain égale celui d'aujourd'hui) et la règle empirique de repli du service (niveau actuel plus la moitié de la pluie prévue).</w:t>
+        <w:t xml:space="preserve"> Le LSTM est évalué sur 819 séquences de test (les 15 % de jours les plus récents, jamais vus à l'entraînement), contre deux références : la persistance (le niveau de demain égale celui d'aujourd'hui) et la règle empirique de repli du service (niveau actue</w:t>
+      </w:r>
+      <w:r>
+        <w:t>l plus la moitié de la pluie prévue).</w:t>
       </w:r>
     </w:p>
     <w:p>
@@ -23561,7 +23999,7 @@
         <w:pStyle w:val="Lgende"/>
         <w:keepNext/>
       </w:pPr>
-      <w:bookmarkStart w:id="113" w:name="_Toc242208104"/>
+      <w:bookmarkStart w:id="113" w:name="_Toc242801230"/>
       <w:r>
         <w:rPr>
           <w:b/>
@@ -23570,39 +24008,21 @@
         <w:t xml:space="preserve">Tableau </w:t>
       </w:r>
       <w:r>
+        <w:fldChar w:fldCharType="begin"/>
+      </w:r>
+      <w:r>
+        <w:instrText>SEQ Tableau</w:instrText>
+      </w:r>
+      <w:r>
+        <w:fldChar w:fldCharType="separate"/>
+      </w:r>
+      <w:r>
         <w:rPr>
-          <w:b/>
-          <w:bCs/>
-        </w:rPr>
-        <w:fldChar w:fldCharType="begin"/>
-      </w:r>
-      <w:r>
-        <w:rPr>
-          <w:b/>
-          <w:bCs/>
-        </w:rPr>
-        <w:instrText xml:space="preserve"> SEQ Tableau \* ARABIC </w:instrText>
-      </w:r>
-      <w:r>
-        <w:rPr>
-          <w:b/>
-          <w:bCs/>
-        </w:rPr>
-        <w:fldChar w:fldCharType="separate"/>
-      </w:r>
-      <w:r>
-        <w:rPr>
-          <w:b/>
-          <w:bCs/>
           <w:noProof/>
         </w:rPr>
         <w:t>16</w:t>
       </w:r>
       <w:r>
-        <w:rPr>
-          <w:b/>
-          <w:bCs/>
-        </w:rPr>
         <w:fldChar w:fldCharType="end"/>
       </w:r>
       <w:r>
@@ -23628,10 +24048,6 @@
           <w:insideH w:val="single" w:sz="4" w:space="0" w:color="auto"/>
           <w:insideV w:val="single" w:sz="4" w:space="0" w:color="auto"/>
         </w:tblBorders>
-        <w:tblCellMar>
-          <w:left w:w="10" w:type="dxa"/>
-          <w:right w:w="10" w:type="dxa"/>
-        </w:tblCellMar>
         <w:tblLook w:val="04A0" w:firstRow="1" w:lastRow="0" w:firstColumn="1" w:lastColumn="0" w:noHBand="0" w:noVBand="1"/>
       </w:tblPr>
       <w:tblGrid>
@@ -24167,7 +24583,10 @@
         <w:jc w:val="both"/>
       </w:pPr>
       <w:r>
-        <w:t>Le LSTM réduit l'erreur moyenne à 2,8 cm, contre 5,0 cm pour la persistance et 4,7 cm pour la règle empirique. L'écart est surtout net sur les jours de hauts niveaux, où l'erreur tombe à 6,6 cm contre 21,5 et 17,2 cm.</w:t>
+        <w:t xml:space="preserve">Le LSTM réduit l'erreur moyenne à 2,8 cm, contre 5,0 cm pour la persistance et 4,7 cm pour la règle empirique. </w:t>
+      </w:r>
+      <w:r>
+        <w:t>L'écart est surtout net sur les jours de hauts niveaux, où l'erreur tombe à 6,6 cm contre 21,5 et 17,2 cm.</w:t>
       </w:r>
     </w:p>
     <w:p>
@@ -24192,7 +24611,13 @@
         <w:t>reconstitué</w:t>
       </w:r>
       <w:r>
-        <w:t xml:space="preserve"> à partir de la pluie, faute de capteurs : ils montrent que le modèle sait prévoir ce niveau, pas un niveau mesuré à Thiaroye-sur-Mer. De plus, à l'évaluation, la pluie prévue pour le lendemain est la pluie réellement tombée ; en production elle provient d'une prévision, moins précise. Une validation sur des mesures de capteurs réels reste nécessaire.</w:t>
+        <w:t xml:space="preserve"> à partir de la pluie, faute de capteurs : ils montrent que le modèle sait prévoir ce </w:t>
+      </w:r>
+      <w:r>
+        <w:t xml:space="preserve">niveau, pas un niveau mesuré à Thiaroye-sur-Mer. De plus, à l'évaluation, la pluie prévue pour le lendemain est la pluie réellement tombée ; en production elle provient d'une prévision, moins précise. Une validation sur des mesures de capteurs réels reste </w:t>
+      </w:r>
+      <w:r>
+        <w:t>nécessaire.</w:t>
       </w:r>
     </w:p>
     <w:p>
@@ -24208,7 +24633,10 @@
         <w:t>Historique.</w:t>
       </w:r>
       <w:r>
-        <w:t xml:space="preserve"> Une première version, entraînée sur 190 séquences seulement et sans pluie prévue, ne dépassait pas la persistance (erreur de 8,0 cm contre 6,0 cm, mesure du 3 octobre 2026). Ce constat a conduit au réentraînement du 6 octobre, qui utilise les 15 ans de pluie disponibles et la pluie prévue comme variable d'entrée.</w:t>
+        <w:t xml:space="preserve"> Une première version, entraînée sur 190 séquences seulement et sans pluie prévue, ne dépassait pas la persistance (erreur de 8,0 cm contre 6,0 cm, mesure du 3 octobre 2026). Ce constat a conduit au réentraînement du 6 octobre, qui utilise les 15 ans de pl</w:t>
+      </w:r>
+      <w:r>
+        <w:t>uie disponibles et la pluie prévue comme variable d'entrée.</w:t>
       </w:r>
     </w:p>
     <w:p>
@@ -24223,16 +24651,19 @@
         <w:t>Détection satellite.</w:t>
       </w:r>
       <w:r>
-        <w:t xml:space="preserve"> La détection des zones nouvellement inondées par l'indice NDWI (seuil 0,3) est intégrée à la chaîne d'alerte et exécutée toutes les 12 heures. Elle n'a pas fait l'objet d'une validation quantitative contre des polygones d'inondation observés : aucune valeur de précision n'est donc annoncée.</w:t>
+        <w:t xml:space="preserve"> La détection des zones nouvellement inondées par l'indice NDWI (seuil 0,3) est intégrée à la chaîne d'alerte et exécutée toutes les 12 heures. Elle n'a pas fait l'objet d'une </w:t>
+      </w:r>
+      <w:r>
+        <w:t>validation quantitative contre des polygones d'inondation observés : aucune valeur de précision n'est donc annoncée.</w:t>
       </w:r>
     </w:p>
     <w:p>
       <w:pPr>
         <w:pStyle w:val="Titre3"/>
       </w:pPr>
-      <w:bookmarkStart w:id="114" w:name="_Toc242790111"/>
-      <w:r>
-        <w:t>4.3.4  Essai de la chaîne complète avec les prévisions du 4 octobre 2026</w:t>
+      <w:bookmarkStart w:id="114" w:name="_Toc242801326"/>
+      <w:r>
+        <w:t>4.3.4  Essai de la chaîne complète avec les prévisions météo</w:t>
       </w:r>
       <w:bookmarkEnd w:id="114"/>
     </w:p>
@@ -24241,7 +24672,10 @@
         <w:jc w:val="both"/>
       </w:pPr>
       <w:r>
-        <w:t>Le 4 octobre 2026, la chaîne a été exécutée sur des données réelles. L'interrogation en direct de l'API Open-Meteo pour Thiaroye-sur-Mer a mesuré une intensité instantanée de 0,3 mm/h et un cumul prévu sur 24h de 9,2 mm. La chaîne automatisée a immédiatement réagi : les données ont été injectées en base, les 7 jours de prévisions ont été créés, et le modèle Random Forest a évalué les quartiers. Conformément aux lois physiques et au seuil calibré (PLUIE_MIN_MODELE_MM, aujourd'hui fixé à 15 mm), l'IA a maintenu les zones au statut VERT (score de 0,00), ce qui évite une sur-alerte pour une pluie sans danger.  Le rejeu de la même chaîne pour plusieurs cumuls de pluie, mesuré le 6 octobre 2026, est donné ci-dessous.</w:t>
+        <w:t>Le rejeu de la chaîne d'alerte pour plusieurs cumuls de pluie, mesuré le 6 oct</w:t>
+      </w:r>
+      <w:r>
+        <w:t>obre 2026, est donné ci-dessous. En deçà du seuil d'activation (aujourd'hui fixé à 15 mm), la prévision météo ne sollicite pas le modèle, ce qui évite toute sur-alerte pour des pluies sans danger.</w:t>
       </w:r>
     </w:p>
     <w:p>
@@ -24249,7 +24683,10 @@
         <w:jc w:val="both"/>
       </w:pPr>
       <w:r>
-        <w:t>Cet essai porte sur la chaîne logicielle, depuis la météo jusqu'à la décision : il ne constitue pas une validation sur le terrain, aucune inondation n'ayant eu lieu ce jour-là et aucun capteur n'étant installé.</w:t>
+        <w:t>Cet essai porte sur la chaîne logicielle, depuis la météo j</w:t>
+      </w:r>
+      <w:r>
+        <w:t>usqu'à la décision : il ne constitue pas une validation sur le terrain, aucun capteur réel n'étant installé à Thiaroye-sur-Mer.</w:t>
       </w:r>
     </w:p>
     <w:p>
@@ -24257,7 +24694,7 @@
         <w:pStyle w:val="Lgende"/>
         <w:keepNext/>
       </w:pPr>
-      <w:bookmarkStart w:id="115" w:name="_Toc242208105"/>
+      <w:bookmarkStart w:id="115" w:name="_Toc242801231"/>
       <w:r>
         <w:rPr>
           <w:b/>
@@ -24266,39 +24703,21 @@
         <w:t xml:space="preserve">Tableau </w:t>
       </w:r>
       <w:r>
+        <w:fldChar w:fldCharType="begin"/>
+      </w:r>
+      <w:r>
+        <w:instrText>SEQ Tableau</w:instrText>
+      </w:r>
+      <w:r>
+        <w:fldChar w:fldCharType="separate"/>
+      </w:r>
+      <w:r>
         <w:rPr>
-          <w:b/>
-          <w:bCs/>
-        </w:rPr>
-        <w:fldChar w:fldCharType="begin"/>
-      </w:r>
-      <w:r>
-        <w:rPr>
-          <w:b/>
-          <w:bCs/>
-        </w:rPr>
-        <w:instrText xml:space="preserve"> SEQ Tableau \* ARABIC </w:instrText>
-      </w:r>
-      <w:r>
-        <w:rPr>
-          <w:b/>
-          <w:bCs/>
-        </w:rPr>
-        <w:fldChar w:fldCharType="separate"/>
-      </w:r>
-      <w:r>
-        <w:rPr>
-          <w:b/>
-          <w:bCs/>
           <w:noProof/>
         </w:rPr>
         <w:t>17</w:t>
       </w:r>
       <w:r>
-        <w:rPr>
-          <w:b/>
-          <w:bCs/>
-        </w:rPr>
         <w:fldChar w:fldCharType="end"/>
       </w:r>
       <w:r>
@@ -24324,10 +24743,6 @@
           <w:insideH w:val="single" w:sz="4" w:space="0" w:color="auto"/>
           <w:insideV w:val="single" w:sz="4" w:space="0" w:color="auto"/>
         </w:tblBorders>
-        <w:tblCellMar>
-          <w:left w:w="10" w:type="dxa"/>
-          <w:right w:w="10" w:type="dxa"/>
-        </w:tblCellMar>
         <w:tblLook w:val="04A0" w:firstRow="1" w:lastRow="0" w:firstColumn="1" w:lastColumn="0" w:noHBand="0" w:noVBand="1"/>
       </w:tblPr>
       <w:tblGrid>
@@ -26289,7 +26704,6 @@
                 <w:sz w:val="19"/>
                 <w:szCs w:val="19"/>
               </w:rPr>
-              <w:lastRenderedPageBreak/>
               <w:t>65 mm</w:t>
             </w:r>
           </w:p>
@@ -26750,14 +27164,24 @@
         <w:jc w:val="both"/>
       </w:pPr>
       <w:r>
-        <w:t>Sous 15 mm, le modèle n'est pas appelé et toutes les zones restent vertes. Entre 15 et 30 mm, les scores ne varient pas : le modèle, entraîné sur 25 épisodes construits, n'a pas d'exemples plus faibles. Les zones les plus basses réagissent en premier : Thiaroye sur Mer (altitude médiane de 1,4 m) passe au jaune dès 15 mm, à l'orange à 65 mm et au rouge à 80 mm ; la Zone Côtière Yoff (0,8 m) passe à l'orange dès 45 mm et au rouge à 80 mm. Thiaroye Gare passe au jaune à 45 mm (score de 0,40) et reste jaune à 65 mm (score de 0,50, inférieur au seuil orange de 0,65). Les zones les plus hautes (Camp Militaire, CEM Thiaroye 44, Djida Thiaroye Kaw) restent vertes jusqu'à 65 mm.</w:t>
+        <w:lastRenderedPageBreak/>
+        <w:t>Sous 15 mm, le modèle n'est pas appelé et toutes les zones restent vertes. Entre 15 et 30 mm</w:t>
+      </w:r>
+      <w:r>
+        <w:t>, les scores ne varient pas : le modèle, entraîné sur 25 épisodes construits, n'a pas d'exemples plus faibles. Les zones les plus basses réagissent en premier : Thiaroye sur Mer (altitude médiane de 1,4 m) passe au jaune dès 15 mm, à l'orange à 65 mm et au</w:t>
+      </w:r>
+      <w:r>
+        <w:t xml:space="preserve"> rouge à 80 mm ; la Zone Côtière Yoff (0,8 m) passe à l'orange dès 45 mm et au rouge à 80 mm. Thiaroye Gare passe au jaune à 45 mm (score de 0,40) et reste jaune à 65 mm (score de 0,50, inférieur au seuil orange de 0,65). Les zones les plus hautes (Camp Mi</w:t>
+      </w:r>
+      <w:r>
+        <w:t>litaire, CEM Thiaroye 44, Djida Thiaroye Kaw) restent vertes jusqu'à 65 mm.</w:t>
       </w:r>
     </w:p>
     <w:p>
       <w:pPr>
         <w:pStyle w:val="Titre3"/>
       </w:pPr>
-      <w:bookmarkStart w:id="116" w:name="_Toc242790112"/>
+      <w:bookmarkStart w:id="116" w:name="_Toc242801327"/>
       <w:commentRangeStart w:id="117"/>
       <w:r>
         <w:t>4.3.5  Confrontation avec les hypothèses de recherche</w:t>
@@ -26773,7 +27197,10 @@
         <w:jc w:val="both"/>
       </w:pPr>
       <w:r>
-        <w:t>Les quatre hypothèses posées en introduction sont confrontées aux résultats. Le prototype démontre la faisabilité technique ; il n'a pas encore été évalué auprès des habitants et des autorités.</w:t>
+        <w:t>Les quatre hypothèses posées en introduction sont confrontées aux résultats. Le prototype démontre la faisabilité technique</w:t>
+      </w:r>
+      <w:r>
+        <w:t xml:space="preserve"> ; il n'a pas encore été évalué auprès des habitants et des autorités.</w:t>
       </w:r>
     </w:p>
     <w:p>
@@ -26781,49 +27208,30 @@
         <w:pStyle w:val="Lgende"/>
         <w:keepNext/>
       </w:pPr>
-      <w:bookmarkStart w:id="118" w:name="_Toc242208106"/>
+      <w:bookmarkStart w:id="118" w:name="_Toc242801232"/>
       <w:r>
         <w:rPr>
           <w:b/>
           <w:bCs/>
         </w:rPr>
-        <w:lastRenderedPageBreak/>
         <w:t xml:space="preserve">Tableau </w:t>
       </w:r>
       <w:r>
+        <w:fldChar w:fldCharType="begin"/>
+      </w:r>
+      <w:r>
+        <w:instrText>SEQ Tableau</w:instrText>
+      </w:r>
+      <w:r>
+        <w:fldChar w:fldCharType="separate"/>
+      </w:r>
+      <w:r>
         <w:rPr>
-          <w:b/>
-          <w:bCs/>
-        </w:rPr>
-        <w:fldChar w:fldCharType="begin"/>
-      </w:r>
-      <w:r>
-        <w:rPr>
-          <w:b/>
-          <w:bCs/>
-        </w:rPr>
-        <w:instrText xml:space="preserve"> SEQ Tableau \* ARABIC </w:instrText>
-      </w:r>
-      <w:r>
-        <w:rPr>
-          <w:b/>
-          <w:bCs/>
-        </w:rPr>
-        <w:fldChar w:fldCharType="separate"/>
-      </w:r>
-      <w:r>
-        <w:rPr>
-          <w:b/>
-          <w:bCs/>
           <w:noProof/>
         </w:rPr>
         <w:t>18</w:t>
       </w:r>
       <w:r>
-        <w:rPr>
-          <w:b/>
-          <w:bCs/>
-        </w:rPr>
         <w:fldChar w:fldCharType="end"/>
       </w:r>
       <w:r>
@@ -26849,10 +27257,6 @@
           <w:insideH w:val="single" w:sz="4" w:space="0" w:color="auto"/>
           <w:insideV w:val="single" w:sz="4" w:space="0" w:color="auto"/>
         </w:tblBorders>
-        <w:tblCellMar>
-          <w:left w:w="10" w:type="dxa"/>
-          <w:right w:w="10" w:type="dxa"/>
-        </w:tblCellMar>
         <w:tblLook w:val="04A0" w:firstRow="1" w:lastRow="0" w:firstColumn="1" w:lastColumn="0" w:noHBand="0" w:noVBand="1"/>
       </w:tblPr>
       <w:tblGrid>
@@ -27024,7 +27428,14 @@
                 <w:sz w:val="19"/>
                 <w:szCs w:val="19"/>
               </w:rPr>
-              <w:t>La carte par zone est produite à partir des prévisions Open-Meteo, du modèle de risque, de l'analyse satellite et des signalements validés. Son utilité n'a pas été éprouvée par les autorités.</w:t>
+              <w:t>La carte par zone est produite à partir des prévisions Open-Meteo, du modèle de risque, de l'analyse satellite et des signalements vali</w:t>
+            </w:r>
+            <w:r>
+              <w:rPr>
+                <w:sz w:val="19"/>
+                <w:szCs w:val="19"/>
+              </w:rPr>
+              <w:t>dés. Son utilité n'a pas été éprouvée par les autorités.</w:t>
             </w:r>
           </w:p>
         </w:tc>
@@ -27184,7 +27595,14 @@
                 <w:sz w:val="19"/>
                 <w:szCs w:val="19"/>
               </w:rPr>
-              <w:t>H3 : un dispositif multicanal incluant le SMS réduit le délai entre la détection et l'information des habitants</w:t>
+              <w:t xml:space="preserve">H3 : un dispositif </w:t>
+            </w:r>
+            <w:r>
+              <w:rPr>
+                <w:sz w:val="19"/>
+                <w:szCs w:val="19"/>
+              </w:rPr>
+              <w:t>multicanal incluant le SMS réduit le délai entre la détection et l'information des habitants</w:t>
             </w:r>
           </w:p>
         </w:tc>
@@ -27214,7 +27632,14 @@
                 <w:sz w:val="19"/>
                 <w:szCs w:val="19"/>
               </w:rPr>
-              <w:t>WebSocket, notifications push et SMS sont réalisés et testés avec des fournisseurs simulés. Aucun délai réel n'a été mesuré et l'envoi de SMS au Sénégal n'est pas encore validé.</w:t>
+              <w:t xml:space="preserve">WebSocket, notifications push et SMS sont réalisés et testés avec des fournisseurs simulés. Aucun délai réel n'a été mesuré et l'envoi de SMS au Sénégal n'est pas </w:t>
+            </w:r>
+            <w:r>
+              <w:rPr>
+                <w:sz w:val="19"/>
+                <w:szCs w:val="19"/>
+              </w:rPr>
+              <w:t>encore validé.</w:t>
             </w:r>
           </w:p>
         </w:tc>
@@ -27309,7 +27734,14 @@
                 <w:sz w:val="19"/>
                 <w:szCs w:val="19"/>
               </w:rPr>
-              <w:t>Le tableau de bord, la gestion de crise et l'itinéraire pondéré par le risque sont réalisés et testés. Aucun essai avec des autorités n'a eu lieu.</w:t>
+              <w:t>Le tableau de bord, la gestion de crise et l'itinéraire pondéré par le risque sont réalisés et testés. Aucun ess</w:t>
+            </w:r>
+            <w:r>
+              <w:rPr>
+                <w:sz w:val="19"/>
+                <w:szCs w:val="19"/>
+              </w:rPr>
+              <w:t>ai avec des autorités n'a eu lieu.</w:t>
             </w:r>
           </w:p>
         </w:tc>
@@ -27359,16 +27791,20 @@
         <w:jc w:val="both"/>
       </w:pPr>
       <w:r>
-        <w:t>Pour confirmer ou infirmer ces hypothèses, il faudrait une expérimentation de terrain pendant un hivernage, avec des capteurs réels, un envoi de SMS réel et des autorités locales utilisatrices.</w:t>
+        <w:t xml:space="preserve">Pour confirmer ou infirmer ces hypothèses, il faudrait une expérimentation de terrain pendant un hivernage, avec des capteurs réels, un </w:t>
+      </w:r>
+      <w:r>
+        <w:t>envoi de SMS réel et des autorités locales utilisatrices.</w:t>
       </w:r>
     </w:p>
     <w:p>
       <w:pPr>
         <w:pStyle w:val="Titre2"/>
       </w:pPr>
-      <w:bookmarkStart w:id="119" w:name="_Toc242790046"/>
-      <w:bookmarkStart w:id="120" w:name="_Toc242790113"/>
-      <w:r>
+      <w:bookmarkStart w:id="119" w:name="_Toc242801261"/>
+      <w:bookmarkStart w:id="120" w:name="_Toc242801328"/>
+      <w:r>
+        <w:lastRenderedPageBreak/>
         <w:t>4.4  Évaluation des coûts</w:t>
       </w:r>
       <w:bookmarkEnd w:id="119"/>
@@ -27387,7 +27823,7 @@
         <w:pStyle w:val="Lgende"/>
         <w:keepNext/>
       </w:pPr>
-      <w:bookmarkStart w:id="121" w:name="_Toc242208107"/>
+      <w:bookmarkStart w:id="121" w:name="_Toc242801233"/>
       <w:r>
         <w:rPr>
           <w:b/>
@@ -27396,39 +27832,21 @@
         <w:t xml:space="preserve">Tableau </w:t>
       </w:r>
       <w:r>
+        <w:fldChar w:fldCharType="begin"/>
+      </w:r>
+      <w:r>
+        <w:instrText>SEQ Tableau</w:instrText>
+      </w:r>
+      <w:r>
+        <w:fldChar w:fldCharType="separate"/>
+      </w:r>
+      <w:r>
         <w:rPr>
-          <w:b/>
-          <w:bCs/>
-        </w:rPr>
-        <w:fldChar w:fldCharType="begin"/>
-      </w:r>
-      <w:r>
-        <w:rPr>
-          <w:b/>
-          <w:bCs/>
-        </w:rPr>
-        <w:instrText xml:space="preserve"> SEQ Tableau \* ARABIC </w:instrText>
-      </w:r>
-      <w:r>
-        <w:rPr>
-          <w:b/>
-          <w:bCs/>
-        </w:rPr>
-        <w:fldChar w:fldCharType="separate"/>
-      </w:r>
-      <w:r>
-        <w:rPr>
-          <w:b/>
-          <w:bCs/>
           <w:noProof/>
         </w:rPr>
         <w:t>19</w:t>
       </w:r>
       <w:r>
-        <w:rPr>
-          <w:b/>
-          <w:bCs/>
-        </w:rPr>
         <w:fldChar w:fldCharType="end"/>
       </w:r>
       <w:r>
@@ -27454,10 +27872,6 @@
           <w:insideH w:val="single" w:sz="4" w:space="0" w:color="auto"/>
           <w:insideV w:val="single" w:sz="4" w:space="0" w:color="auto"/>
         </w:tblBorders>
-        <w:tblCellMar>
-          <w:left w:w="10" w:type="dxa"/>
-          <w:right w:w="10" w:type="dxa"/>
-        </w:tblCellMar>
         <w:tblLook w:val="04A0" w:firstRow="1" w:lastRow="0" w:firstColumn="1" w:lastColumn="0" w:noHBand="0" w:noVBand="1"/>
       </w:tblPr>
       <w:tblGrid>
@@ -27963,7 +28377,17 @@
                 <w:szCs w:val="19"/>
                 <w:highlight w:val="yellow"/>
               </w:rPr>
-              <w:t>[À vérifier : conditions d'usage et tarifs en exploitation]</w:t>
+              <w:t xml:space="preserve">[À vérifier : conditions </w:t>
+            </w:r>
+            <w:r>
+              <w:rPr>
+                <w:i/>
+                <w:iCs/>
+                <w:sz w:val="19"/>
+                <w:szCs w:val="19"/>
+                <w:highlight w:val="yellow"/>
+              </w:rPr>
+              <w:t>d'usage et tarifs en exploitation]</w:t>
             </w:r>
           </w:p>
         </w:tc>
@@ -28196,8 +28620,8 @@
       <w:pPr>
         <w:pStyle w:val="Titre2"/>
       </w:pPr>
-      <w:bookmarkStart w:id="122" w:name="_Toc242790047"/>
-      <w:bookmarkStart w:id="123" w:name="_Toc242790114"/>
+      <w:bookmarkStart w:id="122" w:name="_Toc242801262"/>
+      <w:bookmarkStart w:id="123" w:name="_Toc242801329"/>
       <w:r>
         <w:t>4.5  Difficultés rencontrées et solutions apportées</w:t>
       </w:r>
@@ -28209,7 +28633,7 @@
         <w:pStyle w:val="Lgende"/>
         <w:keepNext/>
       </w:pPr>
-      <w:bookmarkStart w:id="124" w:name="_Toc242208108"/>
+      <w:bookmarkStart w:id="124" w:name="_Toc242801234"/>
       <w:r>
         <w:rPr>
           <w:b/>
@@ -28218,39 +28642,21 @@
         <w:t xml:space="preserve">Tableau </w:t>
       </w:r>
       <w:r>
+        <w:fldChar w:fldCharType="begin"/>
+      </w:r>
+      <w:r>
+        <w:instrText>SEQ Tableau</w:instrText>
+      </w:r>
+      <w:r>
+        <w:fldChar w:fldCharType="separate"/>
+      </w:r>
+      <w:r>
         <w:rPr>
-          <w:b/>
-          <w:bCs/>
-        </w:rPr>
-        <w:fldChar w:fldCharType="begin"/>
-      </w:r>
-      <w:r>
-        <w:rPr>
-          <w:b/>
-          <w:bCs/>
-        </w:rPr>
-        <w:instrText xml:space="preserve"> SEQ Tableau \* ARABIC </w:instrText>
-      </w:r>
-      <w:r>
-        <w:rPr>
-          <w:b/>
-          <w:bCs/>
-        </w:rPr>
-        <w:fldChar w:fldCharType="separate"/>
-      </w:r>
-      <w:r>
-        <w:rPr>
-          <w:b/>
-          <w:bCs/>
           <w:noProof/>
         </w:rPr>
         <w:t>20</w:t>
       </w:r>
       <w:r>
-        <w:rPr>
-          <w:b/>
-          <w:bCs/>
-        </w:rPr>
         <w:fldChar w:fldCharType="end"/>
       </w:r>
       <w:r>
@@ -28276,10 +28682,6 @@
           <w:insideH w:val="single" w:sz="4" w:space="0" w:color="auto"/>
           <w:insideV w:val="single" w:sz="4" w:space="0" w:color="auto"/>
         </w:tblBorders>
-        <w:tblCellMar>
-          <w:left w:w="10" w:type="dxa"/>
-          <w:right w:w="10" w:type="dxa"/>
-        </w:tblCellMar>
         <w:tblLook w:val="04A0" w:firstRow="1" w:lastRow="0" w:firstColumn="1" w:lastColumn="0" w:noHBand="0" w:noVBand="1"/>
       </w:tblPr>
       <w:tblGrid>
@@ -28476,7 +28878,14 @@
                 <w:sz w:val="19"/>
                 <w:szCs w:val="19"/>
               </w:rPr>
-              <w:t>Transmission du jeton par sous-protocole WebSocket ; une seule connexion côté interface</w:t>
+              <w:t>Trans</w:t>
+            </w:r>
+            <w:r>
+              <w:rPr>
+                <w:sz w:val="19"/>
+                <w:szCs w:val="19"/>
+              </w:rPr>
+              <w:t>mission du jeton par sous-protocole WebSocket ; une seule connexion côté interface</w:t>
             </w:r>
           </w:p>
         </w:tc>
@@ -28665,7 +29074,14 @@
                 <w:sz w:val="19"/>
                 <w:szCs w:val="19"/>
               </w:rPr>
-              <w:t>Versions épinglées et version de Python fixée pour l'hébergement</w:t>
+              <w:t>Versions épinglées et version de Python fixée po</w:t>
+            </w:r>
+            <w:r>
+              <w:rPr>
+                <w:sz w:val="19"/>
+                <w:szCs w:val="19"/>
+              </w:rPr>
+              <w:t>ur l'hébergement</w:t>
             </w:r>
           </w:p>
         </w:tc>
@@ -28791,7 +29207,14 @@
                 <w:sz w:val="19"/>
                 <w:szCs w:val="19"/>
               </w:rPr>
-              <w:t>Calibration et validation temporelle ; limites présentées dans les résultats ; collecte de mesures réelles prévue</w:t>
+              <w:t>Calibration et validation temporelle ; limites présentées dans le</w:t>
+            </w:r>
+            <w:r>
+              <w:rPr>
+                <w:sz w:val="19"/>
+                <w:szCs w:val="19"/>
+              </w:rPr>
+              <w:t>s résultats ; collecte de mesures réelles prévue</w:t>
             </w:r>
           </w:p>
         </w:tc>
@@ -28819,8 +29242,8 @@
         <w:pStyle w:val="Titre1"/>
         <w:pageBreakBefore/>
       </w:pPr>
-      <w:bookmarkStart w:id="125" w:name="_Toc242790048"/>
-      <w:bookmarkStart w:id="126" w:name="_Toc242790115"/>
+      <w:bookmarkStart w:id="125" w:name="_Toc242801263"/>
+      <w:bookmarkStart w:id="126" w:name="_Toc242801330"/>
       <w:r>
         <w:lastRenderedPageBreak/>
         <w:t>Conclusion générale et perspectives</w:t>
@@ -28832,8 +29255,8 @@
       <w:pPr>
         <w:pStyle w:val="Titre2"/>
       </w:pPr>
-      <w:bookmarkStart w:id="127" w:name="_Toc242790049"/>
-      <w:bookmarkStart w:id="128" w:name="_Toc242790116"/>
+      <w:bookmarkStart w:id="127" w:name="_Toc242801264"/>
+      <w:bookmarkStart w:id="128" w:name="_Toc242801331"/>
       <w:r>
         <w:t>Rappel de la problématique et des objectifs</w:t>
       </w:r>
@@ -28845,7 +29268,10 @@
         <w:jc w:val="both"/>
       </w:pPr>
       <w:r>
-        <w:t>Le présent Projet de Fin de Formation, mené en vue de l'obtention du Diplôme de l'Institut Supérieur d'Enseignement Professionnel (DISEP) au sein de l'ISEP Amadou Trawaré (ISEP-AT), s'est attaqué à l'un des défis environnementaux et humains les plus critiques de la métropole dakaroise : les inondations récurrentes dans la commune de Thiaroye-sur-Mer.</w:t>
+        <w:t>Le présent Projet de Fin de Formation, mené en vue de l'obtention du Diplôme de l'Institut Supérieur d'Enseignement Professionnel (DISEP) au sein de l'ISEP Amadou Trawaré (ISEP-AT), s'est attaqué à l'un des défis environnementaux et humains les plus critiq</w:t>
+      </w:r>
+      <w:r>
+        <w:t>ues de la métropole dakaroise : les inondations récurrentes dans la commune de Thiaroye-sur-Mer.</w:t>
       </w:r>
     </w:p>
     <w:p>
@@ -28853,15 +29279,18 @@
         <w:jc w:val="both"/>
       </w:pPr>
       <w:r>
-        <w:t>Face aux limites patentes des bulletins météorologiques nationaux macroscopiques et à l'isolement des riverains lors des montées d'eau brutales, nous avons conçu et développé MBEUND MI, un prototype fonctionnel de plateforme numérique d'alerte précoce, modulaire et ouverte à tous les habitants.</w:t>
+        <w:t>Face aux limites patentes des bulletins météorologiques nationaux macroscopiques et à l'isolement des riverains lors des montées d'eau brutales, nous avons con</w:t>
+      </w:r>
+      <w:r>
+        <w:t>çu et développé MBEUND MI, un prototype fonctionnel de plateforme numérique d'alerte précoce, modulaire et ouverte à tous les habitants.</w:t>
       </w:r>
     </w:p>
     <w:p>
       <w:pPr>
         <w:pStyle w:val="Titre2"/>
       </w:pPr>
-      <w:bookmarkStart w:id="129" w:name="_Toc242790050"/>
-      <w:bookmarkStart w:id="130" w:name="_Toc242790117"/>
+      <w:bookmarkStart w:id="129" w:name="_Toc242801265"/>
+      <w:bookmarkStart w:id="130" w:name="_Toc242801332"/>
       <w:commentRangeStart w:id="131"/>
       <w:r>
         <w:t>Bilan des résultats</w:t>
@@ -28878,7 +29307,16 @@
         <w:jc w:val="both"/>
       </w:pPr>
       <w:r>
-        <w:t>Au plan scientifique et technologique, ce travail démontre que l'hybridation des données est la clé de voûte de la résilience urbaine sahélienne. En associant les observations spatiales de Sentinel-2 (NDWI), les prévisions horaires fines d'Open-Meteo, les flux télémétriques IoT et la vigilance active des citoyens, MBEUND MI dépasse le simple cadre d'un tableau de bord pour constituer un système d'aide à la décision. L'association d'un classifieur Random Forest calibré et d'un réseau récurrent LSTM pose les bases d'une anticipation locale ; leurs performances mesurées au chapitre 4 montrent toutefois qu'elles restent à consolider avec des données réelles.</w:t>
+        <w:t xml:space="preserve">Au plan scientifique et technologique, ce travail démontre que l'hybridation des données est la </w:t>
+      </w:r>
+      <w:r>
+        <w:t>clé de voûte de la résilience urbaine sahélienne. En associant les observations spatiales de Sentinel-2 (NDWI), les prévisions horaires fines d'Open-Meteo, les flux télémétriques IoT et la vigilance active des citoyens, MBEUND MI dépasse le simple cadre d'</w:t>
+      </w:r>
+      <w:r>
+        <w:t>un tableau de bord pour constituer un système d'aide à la décision. L'association d'un classifieur Random Forest calibré et d'un réseau récurrent LSTM pose les bases d'une anticipation locale ; leurs performances mesurées au chapitre 4 montrent toutefois q</w:t>
+      </w:r>
+      <w:r>
+        <w:t>u'elles restent à consolider avec des données réelles.</w:t>
       </w:r>
     </w:p>
     <w:p>
@@ -28886,7 +29324,13 @@
         <w:jc w:val="both"/>
       </w:pPr>
       <w:r>
-        <w:t>Au plan social et opérationnel, la plateforme s'est attachée à respecter les réalités vécues sur le terrain. L'enquête menée le 15 mai 2026 à Thiaroye a guidé la conception d'outils résolument humains : un algorithme de navigation d'urgence par plus court chemin sécurisé (Dijkstra pondéré) qui guide les familles vers les refuges en évitant les artères submergées ; un assistant conversationnel IA (NDAM) accessible en français ; et un canal de diffusion par SMS destiné à atteindre les habitants sans smartphone, dont l'activation en production reste à finaliser.</w:t>
+        <w:t xml:space="preserve">Au plan social et opérationnel, la plateforme s'est attachée à respecter les réalités vécues sur le terrain. L'enquête menée le 15 mai 2026 à Thiaroye a guidé la conception d'outils résolument humains </w:t>
+      </w:r>
+      <w:r>
+        <w:t>: un algorithme de navigation d'urgence par plus court chemin sécurisé (Dijkstra pondéré) qui guide les familles vers les refuges en évitant les artères submergées ; un assistant conversationnel IA (NDAM) accessible en français ; et un canal de diffusion p</w:t>
+      </w:r>
+      <w:r>
+        <w:t>ar SMS destiné à atteindre les habitants sans smartphone, dont l'activation en production reste à finaliser.</w:t>
       </w:r>
     </w:p>
     <w:p>
@@ -28902,7 +29346,7 @@
         <w:pStyle w:val="Lgende"/>
         <w:keepNext/>
       </w:pPr>
-      <w:bookmarkStart w:id="132" w:name="_Toc242208109"/>
+      <w:bookmarkStart w:id="132" w:name="_Toc242801235"/>
       <w:r>
         <w:rPr>
           <w:b/>
@@ -28912,39 +29356,21 @@
         <w:t xml:space="preserve">Tableau </w:t>
       </w:r>
       <w:r>
+        <w:fldChar w:fldCharType="begin"/>
+      </w:r>
+      <w:r>
+        <w:instrText>SEQ Tableau</w:instrText>
+      </w:r>
+      <w:r>
+        <w:fldChar w:fldCharType="separate"/>
+      </w:r>
+      <w:r>
         <w:rPr>
-          <w:b/>
-          <w:bCs/>
-        </w:rPr>
-        <w:fldChar w:fldCharType="begin"/>
-      </w:r>
-      <w:r>
-        <w:rPr>
-          <w:b/>
-          <w:bCs/>
-        </w:rPr>
-        <w:instrText xml:space="preserve"> SEQ Tableau \* ARABIC </w:instrText>
-      </w:r>
-      <w:r>
-        <w:rPr>
-          <w:b/>
-          <w:bCs/>
-        </w:rPr>
-        <w:fldChar w:fldCharType="separate"/>
-      </w:r>
-      <w:r>
-        <w:rPr>
-          <w:b/>
-          <w:bCs/>
           <w:noProof/>
         </w:rPr>
         <w:t>21</w:t>
       </w:r>
       <w:r>
-        <w:rPr>
-          <w:b/>
-          <w:bCs/>
-        </w:rPr>
         <w:fldChar w:fldCharType="end"/>
       </w:r>
       <w:r>
@@ -28970,10 +29396,6 @@
           <w:insideH w:val="single" w:sz="4" w:space="0" w:color="auto"/>
           <w:insideV w:val="single" w:sz="4" w:space="0" w:color="auto"/>
         </w:tblBorders>
-        <w:tblCellMar>
-          <w:left w:w="10" w:type="dxa"/>
-          <w:right w:w="10" w:type="dxa"/>
-        </w:tblCellMar>
         <w:tblLook w:val="04A0" w:firstRow="1" w:lastRow="0" w:firstColumn="1" w:lastColumn="0" w:noHBand="0" w:noVBand="1"/>
       </w:tblPr>
       <w:tblGrid>
@@ -29335,7 +29757,14 @@
                 <w:sz w:val="19"/>
                 <w:szCs w:val="19"/>
               </w:rPr>
-              <w:t>Partiellement atteint</w:t>
+              <w:t>Partiellement atte</w:t>
+            </w:r>
+            <w:r>
+              <w:rPr>
+                <w:sz w:val="19"/>
+                <w:szCs w:val="19"/>
+              </w:rPr>
+              <w:t>int</w:t>
             </w:r>
           </w:p>
         </w:tc>
@@ -29460,7 +29889,14 @@
                 <w:sz w:val="19"/>
                 <w:szCs w:val="19"/>
               </w:rPr>
-              <w:t>Fonctions réalisées et testées ; évaluation auprès des autorités à faire</w:t>
+              <w:t xml:space="preserve">Fonctions réalisées et testées ; évaluation auprès des autorités </w:t>
+            </w:r>
+            <w:r>
+              <w:rPr>
+                <w:sz w:val="19"/>
+                <w:szCs w:val="19"/>
+              </w:rPr>
+              <w:t>à faire</w:t>
             </w:r>
           </w:p>
         </w:tc>
@@ -29487,8 +29923,8 @@
       <w:pPr>
         <w:pStyle w:val="Titre2"/>
       </w:pPr>
-      <w:bookmarkStart w:id="133" w:name="_Toc242790051"/>
-      <w:bookmarkStart w:id="134" w:name="_Toc242790118"/>
+      <w:bookmarkStart w:id="133" w:name="_Toc242801266"/>
+      <w:bookmarkStart w:id="134" w:name="_Toc242801333"/>
       <w:r>
         <w:t>Apports du projet pour le groupe</w:t>
       </w:r>
@@ -29500,15 +29936,21 @@
         <w:jc w:val="both"/>
       </w:pPr>
       <w:r>
-        <w:t>Au plan personnel et académique, ce projet a constitué une expérience formatrice exceptionnelle pour notre groupe d'étudiantes de la filière Analyse de Performance Digital (APD). Il nous a permis de mobiliser et de synchroniser des compétences transversales exigeantes : génie logiciel backend et frontend (Django REST, PostGIS, React, WebSockets Daphne), science des données et apprentissage automatique (Python, scikit-learn, TensorFlow/Keras), télédétection environnementale (Google Earth Engine), gestion de projet agile et sociologie du risque en milieu urbain précaire.</w:t>
+        <w:t>Au plan personnel et académique, ce projet a constitué une expérience formatrice exceptionnelle pour notre groupe d'étudiantes de la filière Analyse de Performance Digital (APD). Il nous a permis de mobiliser et de synchroniser des compétences transversale</w:t>
+      </w:r>
+      <w:r>
+        <w:t xml:space="preserve">s exigeantes : génie logiciel backend et frontend (Django REST, PostGIS, React, WebSockets Daphne), science des données et apprentissage automatique (Python, scikit-learn, TensorFlow/Keras), télédétection environnementale (Google Earth Engine), gestion de </w:t>
+      </w:r>
+      <w:r>
+        <w:t>projet agile et sociologie du risque en milieu urbain précaire.</w:t>
       </w:r>
     </w:p>
     <w:p>
       <w:pPr>
         <w:pStyle w:val="Titre2"/>
       </w:pPr>
-      <w:bookmarkStart w:id="135" w:name="_Toc242790052"/>
-      <w:bookmarkStart w:id="136" w:name="_Toc242790119"/>
+      <w:bookmarkStart w:id="135" w:name="_Toc242801267"/>
+      <w:bookmarkStart w:id="136" w:name="_Toc242801334"/>
       <w:commentRangeStart w:id="137"/>
       <w:r>
         <w:t>Perspectives d'amélioration</w:t>
@@ -29525,7 +29967,10 @@
         <w:jc w:val="both"/>
       </w:pPr>
       <w:r>
-        <w:t>Certes, des défis subsistent, notamment la transition vers un réseau physique étendu de capteurs autonomes LoRaWAN et l'intégration continue au dispositif de réponse de sécurité civile (Plan ORSEC). Néanmoins, MBEUND MI pose les bases d'un outil conçu au Sénégal, au service de la sécurité des populations vulnérables de Thiaroye-sur-Mer.</w:t>
+        <w:t>Certes, des défis subsistent, notamment la transition vers un réseau physique étendu de capteurs autonomes LoRaWAN et l'intégration continue au dispositif de rép</w:t>
+      </w:r>
+      <w:r>
+        <w:t>onse de sécurité civile (Plan ORSEC). Néanmoins, MBEUND MI pose les bases d'un outil conçu au Sénégal, au service de la sécurité des populations vulnérables de Thiaroye-sur-Mer.</w:t>
       </w:r>
     </w:p>
     <w:p>
@@ -29546,11 +29991,17 @@
         <w:jc w:val="both"/>
       </w:pPr>
       <w:r>
-        <w:t xml:space="preserve">1. Institutionnalisation d'une cellule de veille municipale : Nous recommandons à la Mairie de Thiaroye-sur-Mer d'intégrer formellement la console MBEUND MI au sein du comité de </w:t>
+        <w:t>1. Inst</w:t>
+      </w:r>
+      <w:r>
+        <w:t xml:space="preserve">itutionnalisation d'une cellule de veille municipale : Nous recommandons à la Mairie de Thiaroye-sur-Mer d'intégrer formellement la console MBEUND MI au sein du comité de </w:t>
       </w:r>
       <w:r>
         <w:lastRenderedPageBreak/>
-        <w:t>gestion des inondations, avec deux agents formés à la modération des signalements durant l'hivernage.</w:t>
+        <w:t>gestion des inondations, avec deux agents formés à la modération des signalements dur</w:t>
+      </w:r>
+      <w:r>
+        <w:t>ant l'hivernage.</w:t>
       </w:r>
     </w:p>
     <w:p>
@@ -29558,7 +30009,10 @@
         <w:jc w:val="both"/>
       </w:pPr>
       <w:r>
-        <w:t>2. Protocole de curage préventif couplé aux prévisions : Les alertes jaunes à 7 jours délivrées par le modèle doivent servir de déclencheur automatique pour les opérations de curage ciblé des caniveaux par l'ONAS et les comités de quartier (mouvements 'Set-Setal').</w:t>
+        <w:t>2. Protocole de curage préventif couplé aux prévisions : Les alertes jaunes à 7 jours délivrées par le modèle doivent servir de déclencheur automatique pour les opérations de curage ciblé des caniveaux par l'ONAS et les comités de quartier</w:t>
+      </w:r>
+      <w:r>
+        <w:t xml:space="preserve"> (mouvements 'Set-Setal').</w:t>
       </w:r>
     </w:p>
     <w:p>
@@ -29566,7 +30020,10 @@
         <w:jc w:val="both"/>
       </w:pPr>
       <w:r>
-        <w:t>3. Intégration au plan ORSEC départemental : Les données géoréférencées des refuges et des tronçons inondables doivent être partagées avec la Brigade Nationale des Sapeurs-Pompiers (BNSP) pour pré-positionner les motopompes lourdes de grande capacité (300 m³/h) avant la submersion des axes d'accès.</w:t>
+        <w:t>3. Intégration au plan ORSEC départemental : Les données géoréférencées des refuges et des tronçons inondables doivent être partagées avec la Brigade Nationale des Sapeurs-Pompiers (BNSP) pour pré-positionner les motopompes lourd</w:t>
+      </w:r>
+      <w:r>
+        <w:t>es de grande capacité (300 m³/h) avant la submersion des axes d'accès.</w:t>
       </w:r>
     </w:p>
     <w:p>
@@ -29587,7 +30044,10 @@
         <w:jc w:val="both"/>
       </w:pPr>
       <w:r>
-        <w:t>1. Déploiement d'un réseau physique de capteurs LoRaWAN : La transition de la simulation vers des capteurs de niveau d'eau à ultrasons autonomes (alimentés par micro-panneaux solaires) communicant via le protocole radio basse consommation LoRaWAN constitue l'étape matérielle prioritaire.</w:t>
+        <w:t>1. Déploiement d'un réseau physique de capteurs LoRaWAN : La transition de la simulation vers des capteurs de niveau d'eau à ultrason</w:t>
+      </w:r>
+      <w:r>
+        <w:t>s autonomes (alimentés par micro-panneaux solaires) communicant via le protocole radio basse consommation LoRaWAN constitue l'étape matérielle prioritaire.</w:t>
       </w:r>
     </w:p>
     <w:p>
@@ -29595,7 +30055,10 @@
         <w:jc w:val="both"/>
       </w:pPr>
       <w:r>
-        <w:t>2. Fusion radar Sentinel-1 : Pour pallier la couverture nuageuse qui obstrue parfois l'imagerie optique Sentinel-2 lors des violents orages de mousson, l'intégration des données radar SAR (Synthetic Aperture Radar) de Sentinel-1 permettra une détection des plans d'eau à travers les nuages, de jour comme de nuit.</w:t>
+        <w:t>2. Fusion radar Sentinel-1 : Pour pallier la couverture nuageuse qui obstrue parfois l'imagerie opti</w:t>
+      </w:r>
+      <w:r>
+        <w:t>que Sentinel-2 lors des violents orages de mousson, l'intégration des données radar SAR (Synthetic Aperture Radar) de Sentinel-1 permettra une détection des plans d'eau à travers les nuages, de jour comme de nuit.</w:t>
       </w:r>
     </w:p>
     <w:p>
@@ -29603,7 +30066,10 @@
         <w:jc w:val="both"/>
       </w:pPr>
       <w:r>
-        <w:t>3. Extension à la planification urbaine : étendre la plateforme vers un outil de prospective (analyse décisionnelle territoriale) modélisant l'impact de nouveaux ouvrages de drainage prévus par le PROGEP II avant leur terrassement.</w:t>
+        <w:t xml:space="preserve">3. Extension à la planification urbaine : </w:t>
+      </w:r>
+      <w:r>
+        <w:t>étendre la plateforme vers un outil de prospective (analyse décisionnelle territoriale) modélisant l'impact de nouveaux ouvrages de drainage prévus par le PROGEP II avant leur terrassement.</w:t>
       </w:r>
     </w:p>
     <w:p>
@@ -29611,7 +30077,10 @@
         <w:jc w:val="both"/>
       </w:pPr>
       <w:r>
-        <w:t>Les perspectives suivantes sont issues de l'audit technique du 6 octobre 2026 :</w:t>
+        <w:t>Les perspectives suivantes sont issues de l'audit technique du 6 o</w:t>
+      </w:r>
+      <w:r>
+        <w:t>ctobre 2026 :</w:t>
       </w:r>
     </w:p>
     <w:p>
@@ -29657,7 +30126,10 @@
         <w:t>traitement dédié des tâches planifiées</w:t>
       </w:r>
       <w:r>
-        <w:t xml:space="preserve"> et l'écoute permanente des capteurs sur l'hébergement ;</w:t>
+        <w:t xml:space="preserve"> et l'écout</w:t>
+      </w:r>
+      <w:r>
+        <w:t>e permanente des capteurs sur l'hébergement ;</w:t>
       </w:r>
     </w:p>
     <w:p>
@@ -29704,7 +30176,10 @@
         <w:t>tests de bout en bout</w:t>
       </w:r>
       <w:r>
-        <w:t xml:space="preserve"> automatisés et augmenter la couverture de tests des modules météo, de rejeu historique et de l'interface ;</w:t>
+        <w:t xml:space="preserve"> automatisés et augmenter la couverture de tes</w:t>
+      </w:r>
+      <w:r>
+        <w:t>ts des modules météo, de rejeu historique et de l'interface ;</w:t>
       </w:r>
     </w:p>
     <w:p>
@@ -29735,8 +30210,8 @@
         <w:pStyle w:val="Titre1"/>
         <w:pageBreakBefore/>
       </w:pPr>
-      <w:bookmarkStart w:id="138" w:name="_Toc242790053"/>
-      <w:bookmarkStart w:id="139" w:name="_Toc242790120"/>
+      <w:bookmarkStart w:id="138" w:name="_Toc242801268"/>
+      <w:bookmarkStart w:id="139" w:name="_Toc242801335"/>
       <w:r>
         <w:lastRenderedPageBreak/>
         <w:t>Bibliographie et webographie</w:t>
@@ -29754,7 +30229,15 @@
           <w:iCs/>
           <w:highlight w:val="yellow"/>
         </w:rPr>
-        <w:t>[Les dates de consultation indiquées sont à confirmer par chaque auteur avant dépôt]</w:t>
+        <w:t>[Les dates</w:t>
+      </w:r>
+      <w:r>
+        <w:rPr>
+          <w:i/>
+          <w:iCs/>
+          <w:highlight w:val="yellow"/>
+        </w:rPr>
+        <w:t xml:space="preserve"> de consultation indiquées sont à confirmer par chaque auteur avant dépôt]</w:t>
       </w:r>
     </w:p>
     <w:p>
@@ -29763,7 +30246,10 @@
         <w:ind w:left="567" w:hanging="567"/>
       </w:pPr>
       <w:r>
-        <w:t>ANSD (2024). Cinquième Recensement général de la population et de l'habitat (RGPH-5), 2023 : rapport des résultats. Dakar : Agence Nationale de la Statistique et de la Démographie. https://www.ansd.sn (consulté le 15 septembre 2026).</w:t>
+        <w:t xml:space="preserve">ANSD (2024). Cinquième Recensement général de la population et de l'habitat (RGPH-5), 2023 : rapport des résultats. Dakar : Agence Nationale de la Statistique et de la Démographie. </w:t>
+      </w:r>
+      <w:r>
+        <w:t>https://www.ansd.sn (consulté le 15 septembre 2026).</w:t>
       </w:r>
     </w:p>
     <w:p>
@@ -29789,7 +30275,15 @@
           <w:iCs/>
           <w:highlight w:val="yellow"/>
         </w:rPr>
-        <w:t>[À compléter : adresse du rapport et date de consultation]</w:t>
+        <w:t>[À c</w:t>
+      </w:r>
+      <w:r>
+        <w:rPr>
+          <w:i/>
+          <w:iCs/>
+          <w:highlight w:val="yellow"/>
+        </w:rPr>
+        <w:t>ompléter : adresse du rapport et date de consultation]</w:t>
       </w:r>
     </w:p>
     <w:p>
@@ -29805,7 +30299,14 @@
           <w:i/>
           <w:iCs/>
         </w:rPr>
-        <w:t>Rapport du groupe de travail intergouvernemental d'experts à composition non limitée chargé des indicateurs et de la terminologie relatifs à la réduction des risques de catastrophe</w:t>
+        <w:t>Rapport du groupe de travail intergouvernemental d'experts à composition non limitée chargé des indicateurs et de la terminologie relatifs à la réduction de</w:t>
+      </w:r>
+      <w:r>
+        <w:rPr>
+          <w:i/>
+          <w:iCs/>
+        </w:rPr>
+        <w:t>s risques de catastrophe</w:t>
       </w:r>
       <w:r>
         <w:t xml:space="preserve"> (A/71/644). New York : Nations Unies.</w:t>
@@ -29826,7 +30327,10 @@
         <w:ind w:left="567" w:hanging="567"/>
       </w:pPr>
       <w:r>
-        <w:t xml:space="preserve">Breiman, L. (2001). Random Forests. </w:t>
+        <w:t>Breiman, L. (2001). Random Fo</w:t>
+      </w:r>
+      <w:r>
+        <w:t xml:space="preserve">rests. </w:t>
       </w:r>
       <w:r>
         <w:rPr>
@@ -29873,7 +30377,10 @@
         <w:t>Changement climatique 2021 : les bases scientifiques physiques. Résumé à l'intention des décideurs</w:t>
       </w:r>
       <w:r>
-        <w:t>. Contribution du Groupe de travail I au sixième rapport d'évaluation. Genève : GIEC.</w:t>
+        <w:t>. Contribution d</w:t>
+      </w:r>
+      <w:r>
+        <w:t>u Groupe de travail I au sixième rapport d'évaluation. Genève : GIEC.</w:t>
       </w:r>
     </w:p>
     <w:p>
@@ -29901,7 +30408,10 @@
         <w:ind w:left="567" w:hanging="567"/>
       </w:pPr>
       <w:r>
-        <w:t>Google Research. Flood Hub. https://sites.research.google/floods (consulté le 25 septembre 2026).</w:t>
+        <w:t>Google Research. Flood Hub. https://sites.research.google/floods (consulté l</w:t>
+      </w:r>
+      <w:r>
+        <w:t>e 25 septembre 2026).</w:t>
       </w:r>
     </w:p>
     <w:p>
@@ -29929,7 +30439,10 @@
         <w:ind w:left="567" w:hanging="567"/>
       </w:pPr>
       <w:r>
-        <w:t>Gouvernement du Sénégal, Banque mondiale, Système des Nations Unies, Commission européenne (2010). Rapport d'évaluation des besoins post-catastrophe (PDNA) : inondations urbaines à Dakar 2009. Banque Mondiale et Ministère de l'Économie et des Finances, Dakar, 2010.</w:t>
+        <w:t>Gouvernement du Sénégal, Banque mo</w:t>
+      </w:r>
+      <w:r>
+        <w:t>ndiale, Système des Nations Unies, Commission européenne (2010). Rapport d'évaluation des besoins post-catastrophe (PDNA) : inondations urbaines à Dakar 2009. Banque Mondiale et Ministère de l'Économie et des Finances, Dakar, 2010.</w:t>
       </w:r>
     </w:p>
     <w:p>
@@ -29938,7 +30451,10 @@
         <w:ind w:left="567" w:hanging="567"/>
       </w:pPr>
       <w:r>
-        <w:t xml:space="preserve">Hochreiter, S., &amp; Schmidhuber, J. (1997). Long Short-Term Memory. </w:t>
+        <w:t>Hochreiter, S., &amp; Schmid</w:t>
+      </w:r>
+      <w:r>
+        <w:t xml:space="preserve">huber, J. (1997). Long Short-Term Memory. </w:t>
       </w:r>
       <w:r>
         <w:rPr>
@@ -29965,7 +30481,14 @@
           <w:i/>
           <w:iCs/>
         </w:rPr>
-        <w:t>Hydrology and Earth System Sciences</w:t>
+        <w:t>Hydrology and Earth System Sci</w:t>
+      </w:r>
+      <w:r>
+        <w:rPr>
+          <w:i/>
+          <w:iCs/>
+        </w:rPr>
+        <w:t>ences</w:t>
       </w:r>
       <w:r>
         <w:t>, 22(11), 6005-6022.</w:t>
@@ -29996,7 +30519,10 @@
         <w:ind w:left="567" w:hanging="567"/>
       </w:pPr>
       <w:r>
-        <w:t xml:space="preserve">McFeeters, S. K. (1996). The use of the Normalized Difference Water Index (NDWI) in the delineation of open water features. </w:t>
+        <w:t>McFeeters, S. K. (1996). The use of the Normalized Difference Water Inde</w:t>
+      </w:r>
+      <w:r>
+        <w:t xml:space="preserve">x (NDWI) in the delineation of open water features. </w:t>
       </w:r>
       <w:r>
         <w:rPr>
@@ -30041,7 +30567,14 @@
           <w:i/>
           <w:iCs/>
         </w:rPr>
-        <w:t>Multi-hazard Early Warning Systems: A Checklist</w:t>
+        <w:t>Mu</w:t>
+      </w:r>
+      <w:r>
+        <w:rPr>
+          <w:i/>
+          <w:iCs/>
+        </w:rPr>
+        <w:t>lti-hazard Early Warning Systems: A Checklist</w:t>
       </w:r>
       <w:r>
         <w:t>. Genève : Organisation météorologique mondiale.</w:t>
@@ -30072,7 +30605,10 @@
         <w:ind w:left="567" w:hanging="567"/>
       </w:pPr>
       <w:r>
-        <w:t>Open-Meteo (2026). Historical Weather API. https://open-meteo.com/en/docs/historical-weather-api (données météorologiques extraites le 4 octobre 2026).</w:t>
+        <w:t>Open-Meteo (2026). Historical Weather API. htt</w:t>
+      </w:r>
+      <w:r>
+        <w:t>ps://open-meteo.com/en/docs/historical-weather-api (données météorologiques extraites le 4 octobre 2026).</w:t>
       </w:r>
     </w:p>
     <w:p>
@@ -30091,7 +30627,10 @@
         <w:t>Carte de Thiaroye-sur-Mer et service de géocodage Nominatim</w:t>
       </w:r>
       <w:r>
-        <w:t>. https://www.openstreetmap.org (consulté le 2 octobre 2026).</w:t>
+        <w:t>. https://www.openstreetmap.org (consulté le 2 octobre</w:t>
+      </w:r>
+      <w:r>
+        <w:t xml:space="preserve"> 2026).</w:t>
       </w:r>
     </w:p>
     <w:p>
@@ -30109,7 +30648,10 @@
         <w:ind w:left="567" w:hanging="567"/>
       </w:pPr>
       <w:r>
-        <w:t xml:space="preserve">Rambaldi, G., Kwaku Kyem, P. A., McCall, M., &amp; Weiner, D. (2006). Participatory spatial information management and communication in developing countries. </w:t>
+        <w:t>Rambaldi, G., Kwaku Kyem, P. A., McCall, M., &amp; Weiner, D. (2006). Participatory spatial information management and commu</w:t>
+      </w:r>
+      <w:r>
+        <w:t xml:space="preserve">nication in developing countries. </w:t>
       </w:r>
       <w:r>
         <w:rPr>
@@ -30128,7 +30670,10 @@
         <w:ind w:left="567" w:hanging="567"/>
       </w:pPr>
       <w:r>
-        <w:t>République du Sénégal (2013). Loi n° 2013-10 du 28 décembre 2013 portant Code général des collectivités locales. Journal officiel de la République du Sénégal n° 6775.</w:t>
+        <w:t>République du Sénégal (2013). Loi n° 2013-10 du 28 décembre 2013 portant Code général des collectivités locales. Journal officiel de la Républi</w:t>
+      </w:r>
+      <w:r>
+        <w:t>que du Sénégal n° 6775.</w:t>
       </w:r>
     </w:p>
     <w:p>
@@ -30156,7 +30701,10 @@
         <w:ind w:left="567" w:hanging="567"/>
       </w:pPr>
       <w:r>
-        <w:t xml:space="preserve">Tehrany, M. S., Pradhan, B., &amp; Jebur, M. N. (2014). Flood susceptibility mapping using a novel ensemble weights-of-evidence and support vector machine models in GIS. </w:t>
+        <w:t>Tehrany, M. S., Pradhan, B., &amp; Jebur, M. N. (2014). Flood susceptibility mapping using a novel ensemble weights-of-evidence and support vector machine mode</w:t>
+      </w:r>
+      <w:r>
+        <w:t xml:space="preserve">ls in GIS. </w:t>
       </w:r>
       <w:r>
         <w:rPr>
@@ -30201,7 +30749,14 @@
           <w:i/>
           <w:iCs/>
         </w:rPr>
-        <w:t>Cadre de Sendai pour la réduction des risques de catastrophe 2015-2030</w:t>
+        <w:t>Cadre de Sendai pour la réduction des risque</w:t>
+      </w:r>
+      <w:r>
+        <w:rPr>
+          <w:i/>
+          <w:iCs/>
+        </w:rPr>
+        <w:t>s de catastrophe 2015-2030</w:t>
       </w:r>
       <w:r>
         <w:t>. Genève : Nations Unies.</w:t>
@@ -30222,7 +30777,10 @@
         <w:ind w:left="567" w:hanging="567"/>
       </w:pPr>
       <w:r>
-        <w:t xml:space="preserve">Xu, H. (2006). Modification of normalised difference water index (NDWI) to enhance open water features in remotely sensed imagery. </w:t>
+        <w:t>Xu, H. (2006). Modification of normalised difference water index (NDWI)</w:t>
+      </w:r>
+      <w:r>
+        <w:t xml:space="preserve"> to enhance open water features in remotely sensed imagery. </w:t>
       </w:r>
       <w:r>
         <w:rPr>
@@ -30240,8 +30798,8 @@
         <w:pStyle w:val="Titre1"/>
         <w:pageBreakBefore/>
       </w:pPr>
-      <w:bookmarkStart w:id="140" w:name="_Toc242790054"/>
-      <w:bookmarkStart w:id="141" w:name="_Toc242790121"/>
+      <w:bookmarkStart w:id="140" w:name="_Toc242801269"/>
+      <w:bookmarkStart w:id="141" w:name="_Toc242801336"/>
       <w:r>
         <w:lastRenderedPageBreak/>
         <w:t>Annexes</w:t>
@@ -30254,15 +30812,18 @@
         <w:jc w:val="both"/>
       </w:pPr>
       <w:r>
-        <w:t>Cette section regroupe l'ensemble des pièces techniques justificatives et des spécifications formelles du système : les coordonnées géodésiques certifiées de l'enquête de terrain, le dictionnaire formel des données spatiales PostGIS, le catalogue exhaustif des points d'accès de l'API RESTful et les extraits d'algorithmes majeurs du projet.</w:t>
+        <w:t>Cette section regroupe l'ensemble des pièces techniques justificatives et des spécifications formelles du système : les coordonnées géodésiques certifiées de l'enquête de terrain, le dictionnaire formel des données spatiales PostGIS, le catalogue exhaustif</w:t>
+      </w:r>
+      <w:r>
+        <w:t xml:space="preserve"> des points d'accès de l'API RESTful et les extraits d'algorithmes majeurs du projet.</w:t>
       </w:r>
     </w:p>
     <w:p>
       <w:pPr>
         <w:pStyle w:val="Titre2"/>
       </w:pPr>
-      <w:bookmarkStart w:id="142" w:name="_Toc242790055"/>
-      <w:bookmarkStart w:id="143" w:name="_Toc242790122"/>
+      <w:bookmarkStart w:id="142" w:name="_Toc242801270"/>
+      <w:bookmarkStart w:id="143" w:name="_Toc242801337"/>
       <w:r>
         <w:t>Annexe 1 : Coordonnées GPS des points d'enquête du 15 mai 2026 à Thiaroye-sur-Mer</w:t>
       </w:r>
@@ -30281,10 +30842,6 @@
           <w:insideH w:val="single" w:sz="4" w:space="0" w:color="auto"/>
           <w:insideV w:val="single" w:sz="4" w:space="0" w:color="auto"/>
         </w:tblBorders>
-        <w:tblCellMar>
-          <w:left w:w="10" w:type="dxa"/>
-          <w:right w:w="10" w:type="dxa"/>
-        </w:tblCellMar>
         <w:tblLook w:val="04A0" w:firstRow="1" w:lastRow="0" w:firstColumn="1" w:lastColumn="0" w:noHBand="0" w:noVBand="1"/>
       </w:tblPr>
       <w:tblGrid>
@@ -30919,8 +31476,8 @@
       <w:pPr>
         <w:pStyle w:val="Titre2"/>
       </w:pPr>
-      <w:bookmarkStart w:id="144" w:name="_Toc242790056"/>
-      <w:bookmarkStart w:id="145" w:name="_Toc242790123"/>
+      <w:bookmarkStart w:id="144" w:name="_Toc242801271"/>
+      <w:bookmarkStart w:id="145" w:name="_Toc242801338"/>
       <w:commentRangeStart w:id="146"/>
       <w:r>
         <w:t>Annexe 2 : Dictionnaire de données de la base spatiale relationnelle (PostGIS / EPSG:4326)</w:t>
@@ -30950,7 +31507,15 @@
           <w:iCs/>
           <w:highlight w:val="yellow"/>
         </w:rPr>
-        <w:t>[À COMPLÉTER PAR MAME DIARRA (tâche R28) : enrichir la colonne « Description et rôle » des champs dont la description n'a pas pu être reprise de la version précédente]</w:t>
+        <w:t>[À COMPLÉTER PAR MAME DIARRA (tâche R28) : enrich</w:t>
+      </w:r>
+      <w:r>
+        <w:rPr>
+          <w:i/>
+          <w:iCs/>
+          <w:highlight w:val="yellow"/>
+        </w:rPr>
+        <w:t>ir la colonne « Description et rôle » des champs dont la description n'a pas pu être reprise de la version précédente]</w:t>
       </w:r>
     </w:p>
     <w:p>
@@ -30989,10 +31554,6 @@
           <w:insideH w:val="single" w:sz="4" w:space="0" w:color="auto"/>
           <w:insideV w:val="single" w:sz="4" w:space="0" w:color="auto"/>
         </w:tblBorders>
-        <w:tblCellMar>
-          <w:left w:w="10" w:type="dxa"/>
-          <w:right w:w="10" w:type="dxa"/>
-        </w:tblCellMar>
         <w:tblLook w:val="04A0" w:firstRow="1" w:lastRow="0" w:firstColumn="1" w:lastColumn="0" w:noHBand="0" w:noVBand="1"/>
       </w:tblPr>
       <w:tblGrid>
@@ -31096,7 +31657,16 @@
                 <w:sz w:val="19"/>
                 <w:szCs w:val="19"/>
               </w:rPr>
-              <w:t>Description et rôle</w:t>
+              <w:t>Descriptio</w:t>
+            </w:r>
+            <w:r>
+              <w:rPr>
+                <w:b/>
+                <w:bCs/>
+                <w:sz w:val="19"/>
+                <w:szCs w:val="19"/>
+              </w:rPr>
+              <w:t>n et rôle</w:t>
             </w:r>
           </w:p>
         </w:tc>
@@ -31970,10 +32540,6 @@
           <w:insideH w:val="single" w:sz="4" w:space="0" w:color="auto"/>
           <w:insideV w:val="single" w:sz="4" w:space="0" w:color="auto"/>
         </w:tblBorders>
-        <w:tblCellMar>
-          <w:left w:w="10" w:type="dxa"/>
-          <w:right w:w="10" w:type="dxa"/>
-        </w:tblCellMar>
         <w:tblLook w:val="04A0" w:firstRow="1" w:lastRow="0" w:firstColumn="1" w:lastColumn="0" w:noHBand="0" w:noVBand="1"/>
       </w:tblPr>
       <w:tblGrid>
@@ -32601,10 +33167,6 @@
           <w:insideH w:val="single" w:sz="4" w:space="0" w:color="auto"/>
           <w:insideV w:val="single" w:sz="4" w:space="0" w:color="auto"/>
         </w:tblBorders>
-        <w:tblCellMar>
-          <w:left w:w="10" w:type="dxa"/>
-          <w:right w:w="10" w:type="dxa"/>
-        </w:tblCellMar>
         <w:tblLook w:val="04A0" w:firstRow="1" w:lastRow="0" w:firstColumn="1" w:lastColumn="0" w:noHBand="0" w:noVBand="1"/>
       </w:tblPr>
       <w:tblGrid>
@@ -33508,7 +34070,14 @@
                 <w:sz w:val="19"/>
                 <w:szCs w:val="19"/>
               </w:rPr>
-              <w:t>DecimalField</w:t>
+              <w:t>Decimal</w:t>
+            </w:r>
+            <w:r>
+              <w:rPr>
+                <w:sz w:val="19"/>
+                <w:szCs w:val="19"/>
+              </w:rPr>
+              <w:t>Field</w:t>
             </w:r>
           </w:p>
         </w:tc>
@@ -33583,10 +34152,6 @@
           <w:insideH w:val="single" w:sz="4" w:space="0" w:color="auto"/>
           <w:insideV w:val="single" w:sz="4" w:space="0" w:color="auto"/>
         </w:tblBorders>
-        <w:tblCellMar>
-          <w:left w:w="10" w:type="dxa"/>
-          <w:right w:w="10" w:type="dxa"/>
-        </w:tblCellMar>
         <w:tblLook w:val="04A0" w:firstRow="1" w:lastRow="0" w:firstColumn="1" w:lastColumn="0" w:noHBand="0" w:noVBand="1"/>
       </w:tblPr>
       <w:tblGrid>
@@ -34564,10 +35129,6 @@
           <w:insideH w:val="single" w:sz="4" w:space="0" w:color="auto"/>
           <w:insideV w:val="single" w:sz="4" w:space="0" w:color="auto"/>
         </w:tblBorders>
-        <w:tblCellMar>
-          <w:left w:w="10" w:type="dxa"/>
-          <w:right w:w="10" w:type="dxa"/>
-        </w:tblCellMar>
         <w:tblLook w:val="04A0" w:firstRow="1" w:lastRow="0" w:firstColumn="1" w:lastColumn="0" w:noHBand="0" w:noVBand="1"/>
       </w:tblPr>
       <w:tblGrid>
@@ -35914,10 +36475,6 @@
           <w:insideH w:val="single" w:sz="4" w:space="0" w:color="auto"/>
           <w:insideV w:val="single" w:sz="4" w:space="0" w:color="auto"/>
         </w:tblBorders>
-        <w:tblCellMar>
-          <w:left w:w="10" w:type="dxa"/>
-          <w:right w:w="10" w:type="dxa"/>
-        </w:tblCellMar>
         <w:tblLook w:val="04A0" w:firstRow="1" w:lastRow="0" w:firstColumn="1" w:lastColumn="0" w:noHBand="0" w:noVBand="1"/>
       </w:tblPr>
       <w:tblGrid>
@@ -37171,10 +37728,6 @@
           <w:insideH w:val="single" w:sz="4" w:space="0" w:color="auto"/>
           <w:insideV w:val="single" w:sz="4" w:space="0" w:color="auto"/>
         </w:tblBorders>
-        <w:tblCellMar>
-          <w:left w:w="10" w:type="dxa"/>
-          <w:right w:w="10" w:type="dxa"/>
-        </w:tblCellMar>
         <w:tblLook w:val="04A0" w:firstRow="1" w:lastRow="0" w:firstColumn="1" w:lastColumn="0" w:noHBand="0" w:noVBand="1"/>
       </w:tblPr>
       <w:tblGrid>
@@ -38153,10 +38706,6 @@
           <w:insideH w:val="single" w:sz="4" w:space="0" w:color="auto"/>
           <w:insideV w:val="single" w:sz="4" w:space="0" w:color="auto"/>
         </w:tblBorders>
-        <w:tblCellMar>
-          <w:left w:w="10" w:type="dxa"/>
-          <w:right w:w="10" w:type="dxa"/>
-        </w:tblCellMar>
         <w:tblLook w:val="04A0" w:firstRow="1" w:lastRow="0" w:firstColumn="1" w:lastColumn="0" w:noHBand="0" w:noVBand="1"/>
       </w:tblPr>
       <w:tblGrid>
@@ -39471,8 +40020,8 @@
       <w:pPr>
         <w:pStyle w:val="Titre2"/>
       </w:pPr>
-      <w:bookmarkStart w:id="147" w:name="_Toc242790057"/>
-      <w:bookmarkStart w:id="148" w:name="_Toc242790124"/>
+      <w:bookmarkStart w:id="147" w:name="_Toc242801272"/>
+      <w:bookmarkStart w:id="148" w:name="_Toc242801339"/>
       <w:commentRangeStart w:id="149"/>
       <w:r>
         <w:t>Annexe 3 : Catalogue des points d'accès majeurs de l'API RESTful</w:t>
@@ -39503,10 +40052,6 @@
           <w:insideH w:val="single" w:sz="4" w:space="0" w:color="auto"/>
           <w:insideV w:val="single" w:sz="4" w:space="0" w:color="auto"/>
         </w:tblBorders>
-        <w:tblCellMar>
-          <w:left w:w="10" w:type="dxa"/>
-          <w:right w:w="10" w:type="dxa"/>
-        </w:tblCellMar>
         <w:tblLook w:val="04A0" w:firstRow="1" w:lastRow="0" w:firstColumn="1" w:lastColumn="0" w:noHBand="0" w:noVBand="1"/>
       </w:tblPr>
       <w:tblGrid>
@@ -39702,7 +40247,14 @@
                 <w:sz w:val="19"/>
                 <w:szCs w:val="19"/>
               </w:rPr>
-              <w:t>Authentification : obtention du jeton d'accès et du jeton de rafraîchissement (JWT)</w:t>
+              <w:t>Authentification : obtention du jeton d'accès et du jeton de rafraîchissement (</w:t>
+            </w:r>
+            <w:r>
+              <w:rPr>
+                <w:sz w:val="19"/>
+                <w:szCs w:val="19"/>
+              </w:rPr>
+              <w:t>JWT)</w:t>
             </w:r>
           </w:p>
         </w:tc>
@@ -40807,7 +41359,14 @@
                 <w:sz w:val="19"/>
                 <w:szCs w:val="19"/>
               </w:rPr>
-              <w:t>Tronçons de rue utilisés pour l'itinéraire d'évacuation</w:t>
+              <w:t>Tronçon</w:t>
+            </w:r>
+            <w:r>
+              <w:rPr>
+                <w:sz w:val="19"/>
+                <w:szCs w:val="19"/>
+              </w:rPr>
+              <w:t>s de rue utilisés pour l'itinéraire d'évacuation</w:t>
             </w:r>
           </w:p>
         </w:tc>
@@ -41543,7 +42102,14 @@
                 <w:sz w:val="19"/>
                 <w:szCs w:val="19"/>
               </w:rPr>
-              <w:t>Canal WebSocket des alertes en temps réel ; jeton transmis par le sous-protocole « mbeund.jwt »</w:t>
+              <w:t>Canal WebSocket des alertes en temps réel ; jeton transmis par le s</w:t>
+            </w:r>
+            <w:r>
+              <w:rPr>
+                <w:sz w:val="19"/>
+                <w:szCs w:val="19"/>
+              </w:rPr>
+              <w:t>ous-protocole « mbeund.jwt »</w:t>
             </w:r>
           </w:p>
         </w:tc>
@@ -41553,8 +42119,8 @@
       <w:pPr>
         <w:pStyle w:val="Titre2"/>
       </w:pPr>
-      <w:bookmarkStart w:id="150" w:name="_Toc242790058"/>
-      <w:bookmarkStart w:id="151" w:name="_Toc242790125"/>
+      <w:bookmarkStart w:id="150" w:name="_Toc242801273"/>
+      <w:bookmarkStart w:id="151" w:name="_Toc242801340"/>
       <w:commentRangeStart w:id="152"/>
       <w:r>
         <w:t>Annexe 4 : Extraits algorithmiques majeurs du code source</w:t>
@@ -41597,10 +42163,6 @@
           <w:insideH w:val="single" w:sz="4" w:space="0" w:color="auto"/>
           <w:insideV w:val="single" w:sz="4" w:space="0" w:color="auto"/>
         </w:tblBorders>
-        <w:tblCellMar>
-          <w:left w:w="10" w:type="dxa"/>
-          <w:right w:w="10" w:type="dxa"/>
-        </w:tblCellMar>
         <w:tblLook w:val="04A0" w:firstRow="1" w:lastRow="0" w:firstColumn="1" w:lastColumn="0" w:noHBand="0" w:noVBand="1"/>
       </w:tblPr>
       <w:tblGrid>
@@ -41678,13 +42240,8 @@
                 <w:sz w:val="17"/>
                 <w:szCs w:val="17"/>
               </w:rPr>
-              <w:t xml:space="preserve">        risk = float(segment.score_risque_actuel or 0)</w:t>
-            </w:r>
-          </w:p>
-          <w:p>
-            <w:pPr>
-              <w:spacing w:before="10" w:after="10" w:line="240" w:lineRule="auto"/>
-            </w:pPr>
+              <w:t xml:space="preserve">        risk = float(segment.score_risque_actuel or </w:t>
+            </w:r>
             <w:r>
               <w:rPr>
                 <w:rFonts w:ascii="Consolas" w:eastAsia="Consolas" w:hAnsi="Consolas" w:cs="Consolas"/>
@@ -41692,7 +42249,7 @@
                 <w:sz w:val="17"/>
                 <w:szCs w:val="17"/>
               </w:rPr>
-              <w:t xml:space="preserve"> </w:t>
+              <w:t>0)</w:t>
             </w:r>
           </w:p>
           <w:p>
@@ -41706,7 +42263,7 @@
                 <w:sz w:val="17"/>
                 <w:szCs w:val="17"/>
               </w:rPr>
-              <w:t xml:space="preserve">        for (lon1, lat1), (lon2, lat2) in zip(coords, coords[1:]):</w:t>
+              <w:t xml:space="preserve"> </w:t>
             </w:r>
           </w:p>
           <w:p>
@@ -41720,7 +42277,7 @@
                 <w:sz w:val="17"/>
                 <w:szCs w:val="17"/>
               </w:rPr>
-              <w:t xml:space="preserve">            n1, n2 = _node_key(lon1, lat1), _node_key(lon2, lat2)</w:t>
+              <w:t xml:space="preserve">        for (lon1, lat1), (lon2, lat2) in zip(coords, coords[1:]):</w:t>
             </w:r>
           </w:p>
           <w:p>
@@ -41734,6 +42291,20 @@
                 <w:sz w:val="17"/>
                 <w:szCs w:val="17"/>
               </w:rPr>
+              <w:t xml:space="preserve">            n1, n2 = _node_key(lon1, lat1), _node_key(lon2, lat2)</w:t>
+            </w:r>
+          </w:p>
+          <w:p>
+            <w:pPr>
+              <w:spacing w:before="10" w:after="10" w:line="240" w:lineRule="auto"/>
+            </w:pPr>
+            <w:r>
+              <w:rPr>
+                <w:rFonts w:ascii="Consolas" w:eastAsia="Consolas" w:hAnsi="Consolas" w:cs="Consolas"/>
+                <w:color w:val="212F3D"/>
+                <w:sz w:val="17"/>
+                <w:szCs w:val="17"/>
+              </w:rPr>
               <w:t xml:space="preserve">            length_km = _haversine_km(lon1, lat1, lon2, lat2)</w:t>
             </w:r>
           </w:p>
@@ -41762,7 +42333,16 @@
                 <w:sz w:val="17"/>
                 <w:szCs w:val="17"/>
               </w:rPr>
-              <w:t xml:space="preserve">    distances, paths = nx.single_source_dijkstra(graph, start_node, weight='weight')</w:t>
+              <w:t xml:space="preserve">    distances, paths = nx.single_source_dijkstra</w:t>
+            </w:r>
+            <w:r>
+              <w:rPr>
+                <w:rFonts w:ascii="Consolas" w:eastAsia="Consolas" w:hAnsi="Consolas" w:cs="Consolas"/>
+                <w:color w:val="212F3D"/>
+                <w:sz w:val="17"/>
+                <w:szCs w:val="17"/>
+              </w:rPr>
+              <w:t>(graph, start_node, weight='weight')</w:t>
             </w:r>
           </w:p>
         </w:tc>
@@ -41796,10 +42376,6 @@
           <w:insideH w:val="single" w:sz="4" w:space="0" w:color="auto"/>
           <w:insideV w:val="single" w:sz="4" w:space="0" w:color="auto"/>
         </w:tblBorders>
-        <w:tblCellMar>
-          <w:left w:w="10" w:type="dxa"/>
-          <w:right w:w="10" w:type="dxa"/>
-        </w:tblCellMar>
         <w:tblLook w:val="04A0" w:firstRow="1" w:lastRow="0" w:firstColumn="1" w:lastColumn="0" w:noHBand="0" w:noVBand="1"/>
       </w:tblPr>
       <w:tblGrid>
@@ -41966,7 +42542,14 @@
           <w:b/>
           <w:bCs/>
         </w:rPr>
-        <w:t>Extrait 3 : Seuil d'activation du modèle dans la tâche planifiée (backend/alertes/tasks.py)</w:t>
+        <w:t xml:space="preserve">Extrait 3 : Seuil </w:t>
+      </w:r>
+      <w:r>
+        <w:rPr>
+          <w:b/>
+          <w:bCs/>
+        </w:rPr>
+        <w:t>d'activation du modèle dans la tâche planifiée (backend/alertes/tasks.py)</w:t>
       </w:r>
     </w:p>
     <w:tbl>
@@ -41980,10 +42563,6 @@
           <w:insideH w:val="single" w:sz="4" w:space="0" w:color="auto"/>
           <w:insideV w:val="single" w:sz="4" w:space="0" w:color="auto"/>
         </w:tblBorders>
-        <w:tblCellMar>
-          <w:left w:w="10" w:type="dxa"/>
-          <w:right w:w="10" w:type="dxa"/>
-        </w:tblCellMar>
         <w:tblLook w:val="04A0" w:firstRow="1" w:lastRow="0" w:firstColumn="1" w:lastColumn="0" w:noHBand="0" w:noVBand="1"/>
       </w:tblPr>
       <w:tblGrid>
@@ -42158,7 +42737,16 @@
                 <w:sz w:val="17"/>
                 <w:szCs w:val="17"/>
               </w:rPr>
-              <w:t xml:space="preserve">                        logger.info(f"[RF Task] Zone {zone.quartier}: repli sur Open-Meteo ({pluie_24h:.1f}mm)")</w:t>
+              <w:t xml:space="preserve">                        logger.info(f"[RF Task] Zone {zone.quartier}: repli sur Open-Meteo ({pl</w:t>
+            </w:r>
+            <w:r>
+              <w:rPr>
+                <w:rFonts w:ascii="Consolas" w:eastAsia="Consolas" w:hAnsi="Consolas" w:cs="Consolas"/>
+                <w:color w:val="212F3D"/>
+                <w:sz w:val="17"/>
+                <w:szCs w:val="17"/>
+              </w:rPr>
+              <w:t>uie_24h:.1f}mm)")</w:t>
             </w:r>
           </w:p>
         </w:tc>
@@ -42173,8 +42761,8 @@
       <w:pPr>
         <w:pStyle w:val="Titre2"/>
       </w:pPr>
-      <w:bookmarkStart w:id="153" w:name="_Toc242790059"/>
-      <w:bookmarkStart w:id="154" w:name="_Toc242790126"/>
+      <w:bookmarkStart w:id="153" w:name="_Toc242801274"/>
+      <w:bookmarkStart w:id="154" w:name="_Toc242801341"/>
       <w:r>
         <w:t>Annexe 5 : Mesures détaillées du modèle de classification du risque</w:t>
       </w:r>
@@ -42186,7 +42774,10 @@
         <w:jc w:val="both"/>
       </w:pPr>
       <w:r>
-        <w:t>Protocole : apprentissage 2010-2021, test 2022-2024 ; variables d'entrée : pluie_mm, pluie_cumul_24h, pluie_cumul_72h ; cible : classe de risque du jour J+1 (cumul 72 h) ; seuils sur le cumul de 72 h : 20, 45, 75 mm ; 300 arbres, au moins 5 exemples par feuille ; calibration : sigmoid + TimeSeriesSplit(3). F1 macro en validation croisée temporelle : 0,476.</w:t>
+        <w:t>Protocole : apprentissage 2010-2021, test 2022-2024 ; variables d'entrée : pluie_mm, pluie_cumul_24h, pluie_cumul_72h ; cible : classe de risque du jour J+1 (cumul 72 h</w:t>
+      </w:r>
+      <w:r>
+        <w:t>) ; seuils sur le cumul de 72 h : 20, 45, 75 mm ; 300 arbres, au moins 5 exemples par feuille ; calibration : sigmoid + TimeSeriesSplit(3). F1 macro en validation croisée temporelle : 0,476.</w:t>
       </w:r>
     </w:p>
     <w:p>
@@ -42194,7 +42785,10 @@
         <w:jc w:val="both"/>
       </w:pPr>
       <w:r>
-        <w:t>Effectifs d'apprentissage : 4203 verts, 141 jaunes, 26 oranges, 12 rouges. Effectifs de test : 1032 verts, 51 jaunes, 10 oranges, 3 rouges.</w:t>
+        <w:t>Effectifs d'apprentissage : 4203 verts, 141 jaunes, 26 oranges, 1</w:t>
+      </w:r>
+      <w:r>
+        <w:t>2 rouges. Effectifs de test : 1032 verts, 51 jaunes, 10 oranges, 3 rouges.</w:t>
       </w:r>
     </w:p>
     <w:p>
@@ -42221,10 +42815,6 @@
           <w:insideH w:val="single" w:sz="4" w:space="0" w:color="auto"/>
           <w:insideV w:val="single" w:sz="4" w:space="0" w:color="auto"/>
         </w:tblBorders>
-        <w:tblCellMar>
-          <w:left w:w="10" w:type="dxa"/>
-          <w:right w:w="10" w:type="dxa"/>
-        </w:tblCellMar>
         <w:tblLook w:val="04A0" w:firstRow="1" w:lastRow="0" w:firstColumn="1" w:lastColumn="0" w:noHBand="0" w:noVBand="1"/>
       </w:tblPr>
       <w:tblGrid>
@@ -43053,10 +43643,6 @@
           <w:insideH w:val="single" w:sz="4" w:space="0" w:color="auto"/>
           <w:insideV w:val="single" w:sz="4" w:space="0" w:color="auto"/>
         </w:tblBorders>
-        <w:tblCellMar>
-          <w:left w:w="10" w:type="dxa"/>
-          <w:right w:w="10" w:type="dxa"/>
-        </w:tblCellMar>
         <w:tblLook w:val="04A0" w:firstRow="1" w:lastRow="0" w:firstColumn="1" w:lastColumn="0" w:noHBand="0" w:noVBand="1"/>
       </w:tblPr>
       <w:tblGrid>
@@ -43885,10 +44471,6 @@
           <w:insideH w:val="single" w:sz="4" w:space="0" w:color="auto"/>
           <w:insideV w:val="single" w:sz="4" w:space="0" w:color="auto"/>
         </w:tblBorders>
-        <w:tblCellMar>
-          <w:left w:w="10" w:type="dxa"/>
-          <w:right w:w="10" w:type="dxa"/>
-        </w:tblCellMar>
         <w:tblLook w:val="04A0" w:firstRow="1" w:lastRow="0" w:firstColumn="1" w:lastColumn="0" w:noHBand="0" w:noVBand="1"/>
       </w:tblPr>
       <w:tblGrid>
@@ -44436,7 +45018,7 @@
           <w:szCs w:val="24"/>
         </w:rPr>
         <w:alias w:val="Table des matières détaillée"/>
-        <w:id w:val="-520548838"/>
+        <w:id w:val="1782920352"/>
       </w:sdtPr>
       <w:sdtEndPr/>
       <w:sdtContent>
@@ -44465,7 +45047,7 @@
           <w:r>
             <w:fldChar w:fldCharType="separate"/>
           </w:r>
-          <w:hyperlink w:anchor="_Toc242790060" w:history="1">
+          <w:hyperlink w:anchor="_Toc242801275" w:history="1">
             <w:r>
               <w:rPr>
                 <w:rStyle w:val="Lienhypertexte"/>
@@ -44489,7 +45071,7 @@
               <w:rPr>
                 <w:noProof/>
               </w:rPr>
-              <w:instrText xml:space="preserve"> PAGEREF _Toc242790060 \h </w:instrText>
+              <w:instrText xml:space="preserve"> PAGEREF _Toc242801275 \h </w:instrText>
             </w:r>
             <w:r>
               <w:rPr>
@@ -44530,7 +45112,7 @@
               <w:szCs w:val="22"/>
             </w:rPr>
           </w:pPr>
-          <w:hyperlink w:anchor="_Toc242790061" w:history="1">
+          <w:hyperlink w:anchor="_Toc242801276" w:history="1">
             <w:r>
               <w:rPr>
                 <w:rStyle w:val="Lienhypertexte"/>
@@ -44554,7 +45136,7 @@
               <w:rPr>
                 <w:noProof/>
               </w:rPr>
-              <w:instrText xml:space="preserve"> PAGEREF _Toc242790061 \h </w:instrText>
+              <w:instrText xml:space="preserve"> PAGEREF _Toc242801276 \h </w:instrText>
             </w:r>
             <w:r>
               <w:rPr>
@@ -44595,7 +45177,7 @@
               <w:szCs w:val="22"/>
             </w:rPr>
           </w:pPr>
-          <w:hyperlink w:anchor="_Toc242790062" w:history="1">
+          <w:hyperlink w:anchor="_Toc242801277" w:history="1">
             <w:r>
               <w:rPr>
                 <w:rStyle w:val="Lienhypertexte"/>
@@ -44619,7 +45201,7 @@
               <w:rPr>
                 <w:noProof/>
               </w:rPr>
-              <w:instrText xml:space="preserve"> PAGEREF _Toc242790062 \h </w:instrText>
+              <w:instrText xml:space="preserve"> PAGEREF _Toc242801277 \h </w:instrText>
             </w:r>
             <w:r>
               <w:rPr>
@@ -44660,7 +45242,7 @@
               <w:szCs w:val="22"/>
             </w:rPr>
           </w:pPr>
-          <w:hyperlink w:anchor="_Toc242790063" w:history="1">
+          <w:hyperlink w:anchor="_Toc242801278" w:history="1">
             <w:r>
               <w:rPr>
                 <w:rStyle w:val="Lienhypertexte"/>
@@ -44684,7 +45266,7 @@
               <w:rPr>
                 <w:noProof/>
               </w:rPr>
-              <w:instrText xml:space="preserve"> PAGEREF _Toc242790063 \h </w:instrText>
+              <w:instrText xml:space="preserve"> PAGEREF _Toc242801278 \h </w:instrText>
             </w:r>
             <w:r>
               <w:rPr>
@@ -44725,7 +45307,7 @@
               <w:szCs w:val="22"/>
             </w:rPr>
           </w:pPr>
-          <w:hyperlink w:anchor="_Toc242790064" w:history="1">
+          <w:hyperlink w:anchor="_Toc242801279" w:history="1">
             <w:r>
               <w:rPr>
                 <w:rStyle w:val="Lienhypertexte"/>
@@ -44749,7 +45331,7 @@
               <w:rPr>
                 <w:noProof/>
               </w:rPr>
-              <w:instrText xml:space="preserve"> PAGEREF _Toc242790064 \h </w:instrText>
+              <w:instrText xml:space="preserve"> PAGEREF _Toc242801279 \h </w:instrText>
             </w:r>
             <w:r>
               <w:rPr>
@@ -44790,7 +45372,7 @@
               <w:szCs w:val="22"/>
             </w:rPr>
           </w:pPr>
-          <w:hyperlink w:anchor="_Toc242790065" w:history="1">
+          <w:hyperlink w:anchor="_Toc242801280" w:history="1">
             <w:r>
               <w:rPr>
                 <w:rStyle w:val="Lienhypertexte"/>
@@ -44814,7 +45396,7 @@
               <w:rPr>
                 <w:noProof/>
               </w:rPr>
-              <w:instrText xml:space="preserve"> PAGEREF _Toc242790065 \h </w:instrText>
+              <w:instrText xml:space="preserve"> PAGEREF _Toc242801280 \h </w:instrText>
             </w:r>
             <w:r>
               <w:rPr>
@@ -44855,7 +45437,7 @@
               <w:szCs w:val="22"/>
             </w:rPr>
           </w:pPr>
-          <w:hyperlink w:anchor="_Toc242790066" w:history="1">
+          <w:hyperlink w:anchor="_Toc242801281" w:history="1">
             <w:r>
               <w:rPr>
                 <w:rStyle w:val="Lienhypertexte"/>
@@ -44879,7 +45461,7 @@
               <w:rPr>
                 <w:noProof/>
               </w:rPr>
-              <w:instrText xml:space="preserve"> PAGEREF _Toc242790066 \h </w:instrText>
+              <w:instrText xml:space="preserve"> PAGEREF _Toc242801281 \h </w:instrText>
             </w:r>
             <w:r>
               <w:rPr>
@@ -44920,7 +45502,7 @@
               <w:szCs w:val="22"/>
             </w:rPr>
           </w:pPr>
-          <w:hyperlink w:anchor="_Toc242790067" w:history="1">
+          <w:hyperlink w:anchor="_Toc242801282" w:history="1">
             <w:r>
               <w:rPr>
                 <w:rStyle w:val="Lienhypertexte"/>
@@ -44944,7 +45526,7 @@
               <w:rPr>
                 <w:noProof/>
               </w:rPr>
-              <w:instrText xml:space="preserve"> PAGEREF _Toc242790067 \h </w:instrText>
+              <w:instrText xml:space="preserve"> PAGEREF _Toc242801282 \h </w:instrText>
             </w:r>
             <w:r>
               <w:rPr>
@@ -44987,7 +45569,7 @@
               <w:szCs w:val="22"/>
             </w:rPr>
           </w:pPr>
-          <w:hyperlink w:anchor="_Toc242790068" w:history="1">
+          <w:hyperlink w:anchor="_Toc242801283" w:history="1">
             <w:r>
               <w:rPr>
                 <w:rStyle w:val="Lienhypertexte"/>
@@ -45011,7 +45593,7 @@
               <w:rPr>
                 <w:noProof/>
               </w:rPr>
-              <w:instrText xml:space="preserve"> PAGEREF _Toc242790068 \h </w:instrText>
+              <w:instrText xml:space="preserve"> PAGEREF _Toc242801283 \h </w:instrText>
             </w:r>
             <w:r>
               <w:rPr>
@@ -45052,7 +45634,7 @@
               <w:szCs w:val="22"/>
             </w:rPr>
           </w:pPr>
-          <w:hyperlink w:anchor="_Toc242790069" w:history="1">
+          <w:hyperlink w:anchor="_Toc242801284" w:history="1">
             <w:r>
               <w:rPr>
                 <w:rStyle w:val="Lienhypertexte"/>
@@ -45076,7 +45658,7 @@
               <w:rPr>
                 <w:noProof/>
               </w:rPr>
-              <w:instrText xml:space="preserve"> PAGEREF _Toc242790069 \h </w:instrText>
+              <w:instrText xml:space="preserve"> PAGEREF _Toc242801284 \h </w:instrText>
             </w:r>
             <w:r>
               <w:rPr>
@@ -45117,7 +45699,7 @@
               <w:szCs w:val="22"/>
             </w:rPr>
           </w:pPr>
-          <w:hyperlink w:anchor="_Toc242790070" w:history="1">
+          <w:hyperlink w:anchor="_Toc242801285" w:history="1">
             <w:r>
               <w:rPr>
                 <w:rStyle w:val="Lienhypertexte"/>
@@ -45141,7 +45723,7 @@
               <w:rPr>
                 <w:noProof/>
               </w:rPr>
-              <w:instrText xml:space="preserve"> PAGEREF _Toc242790070 \h </w:instrText>
+              <w:instrText xml:space="preserve"> PAGEREF _Toc242801285 \h </w:instrText>
             </w:r>
             <w:r>
               <w:rPr>
@@ -45182,7 +45764,7 @@
               <w:szCs w:val="22"/>
             </w:rPr>
           </w:pPr>
-          <w:hyperlink w:anchor="_Toc242790071" w:history="1">
+          <w:hyperlink w:anchor="_Toc242801286" w:history="1">
             <w:r>
               <w:rPr>
                 <w:rStyle w:val="Lienhypertexte"/>
@@ -45206,7 +45788,7 @@
               <w:rPr>
                 <w:noProof/>
               </w:rPr>
-              <w:instrText xml:space="preserve"> PAGEREF _Toc242790071 \h </w:instrText>
+              <w:instrText xml:space="preserve"> PAGEREF _Toc242801286 \h </w:instrText>
             </w:r>
             <w:r>
               <w:rPr>
@@ -45247,7 +45829,7 @@
               <w:szCs w:val="22"/>
             </w:rPr>
           </w:pPr>
-          <w:hyperlink w:anchor="_Toc242790072" w:history="1">
+          <w:hyperlink w:anchor="_Toc242801287" w:history="1">
             <w:r>
               <w:rPr>
                 <w:rStyle w:val="Lienhypertexte"/>
@@ -45271,7 +45853,7 @@
               <w:rPr>
                 <w:noProof/>
               </w:rPr>
-              <w:instrText xml:space="preserve"> PAGEREF _Toc242790072 \h </w:instrText>
+              <w:instrText xml:space="preserve"> PAGEREF _Toc242801287 \h </w:instrText>
             </w:r>
             <w:r>
               <w:rPr>
@@ -45312,7 +45894,7 @@
               <w:szCs w:val="22"/>
             </w:rPr>
           </w:pPr>
-          <w:hyperlink w:anchor="_Toc242790073" w:history="1">
+          <w:hyperlink w:anchor="_Toc242801288" w:history="1">
             <w:r>
               <w:rPr>
                 <w:rStyle w:val="Lienhypertexte"/>
@@ -45336,7 +45918,7 @@
               <w:rPr>
                 <w:noProof/>
               </w:rPr>
-              <w:instrText xml:space="preserve"> PAGEREF _Toc242790073 \h </w:instrText>
+              <w:instrText xml:space="preserve"> PAGEREF _Toc242801288 \h </w:instrText>
             </w:r>
             <w:r>
               <w:rPr>
@@ -45377,7 +45959,7 @@
               <w:szCs w:val="22"/>
             </w:rPr>
           </w:pPr>
-          <w:hyperlink w:anchor="_Toc242790074" w:history="1">
+          <w:hyperlink w:anchor="_Toc242801289" w:history="1">
             <w:r>
               <w:rPr>
                 <w:rStyle w:val="Lienhypertexte"/>
@@ -45401,7 +45983,7 @@
               <w:rPr>
                 <w:noProof/>
               </w:rPr>
-              <w:instrText xml:space="preserve"> PAGEREF _Toc242790074 \h </w:instrText>
+              <w:instrText xml:space="preserve"> PAGEREF _Toc242801289 \h </w:instrText>
             </w:r>
             <w:r>
               <w:rPr>
@@ -45442,7 +46024,7 @@
               <w:szCs w:val="22"/>
             </w:rPr>
           </w:pPr>
-          <w:hyperlink w:anchor="_Toc242790075" w:history="1">
+          <w:hyperlink w:anchor="_Toc242801290" w:history="1">
             <w:r>
               <w:rPr>
                 <w:rStyle w:val="Lienhypertexte"/>
@@ -45466,7 +46048,7 @@
               <w:rPr>
                 <w:noProof/>
               </w:rPr>
-              <w:instrText xml:space="preserve"> PAGEREF _Toc242790075 \h </w:instrText>
+              <w:instrText xml:space="preserve"> PAGEREF _Toc242801290 \h </w:instrText>
             </w:r>
             <w:r>
               <w:rPr>
@@ -45509,7 +46091,7 @@
               <w:szCs w:val="22"/>
             </w:rPr>
           </w:pPr>
-          <w:hyperlink w:anchor="_Toc242790076" w:history="1">
+          <w:hyperlink w:anchor="_Toc242801291" w:history="1">
             <w:r>
               <w:rPr>
                 <w:rStyle w:val="Lienhypertexte"/>
@@ -45533,7 +46115,7 @@
               <w:rPr>
                 <w:noProof/>
               </w:rPr>
-              <w:instrText xml:space="preserve"> PAGEREF _Toc242790076 \h </w:instrText>
+              <w:instrText xml:space="preserve"> PAGEREF _Toc242801291 \h </w:instrText>
             </w:r>
             <w:r>
               <w:rPr>
@@ -45574,7 +46156,7 @@
               <w:szCs w:val="22"/>
             </w:rPr>
           </w:pPr>
-          <w:hyperlink w:anchor="_Toc242790077" w:history="1">
+          <w:hyperlink w:anchor="_Toc242801292" w:history="1">
             <w:r>
               <w:rPr>
                 <w:rStyle w:val="Lienhypertexte"/>
@@ -45598,7 +46180,7 @@
               <w:rPr>
                 <w:noProof/>
               </w:rPr>
-              <w:instrText xml:space="preserve"> PAGEREF _Toc242790077 \h </w:instrText>
+              <w:instrText xml:space="preserve"> PAGEREF _Toc242801292 \h </w:instrText>
             </w:r>
             <w:r>
               <w:rPr>
@@ -45639,7 +46221,7 @@
               <w:szCs w:val="22"/>
             </w:rPr>
           </w:pPr>
-          <w:hyperlink w:anchor="_Toc242790078" w:history="1">
+          <w:hyperlink w:anchor="_Toc242801293" w:history="1">
             <w:r>
               <w:rPr>
                 <w:rStyle w:val="Lienhypertexte"/>
@@ -45663,7 +46245,7 @@
               <w:rPr>
                 <w:noProof/>
               </w:rPr>
-              <w:instrText xml:space="preserve"> PAGEREF _Toc242790078 \h </w:instrText>
+              <w:instrText xml:space="preserve"> PAGEREF _Toc242801293 \h </w:instrText>
             </w:r>
             <w:r>
               <w:rPr>
@@ -45704,7 +46286,7 @@
               <w:szCs w:val="22"/>
             </w:rPr>
           </w:pPr>
-          <w:hyperlink w:anchor="_Toc242790079" w:history="1">
+          <w:hyperlink w:anchor="_Toc242801294" w:history="1">
             <w:r>
               <w:rPr>
                 <w:rStyle w:val="Lienhypertexte"/>
@@ -45728,7 +46310,7 @@
               <w:rPr>
                 <w:noProof/>
               </w:rPr>
-              <w:instrText xml:space="preserve"> PAGEREF _Toc242790079 \h </w:instrText>
+              <w:instrText xml:space="preserve"> PAGEREF _Toc242801294 \h </w:instrText>
             </w:r>
             <w:r>
               <w:rPr>
@@ -45769,7 +46351,7 @@
               <w:szCs w:val="22"/>
             </w:rPr>
           </w:pPr>
-          <w:hyperlink w:anchor="_Toc242790080" w:history="1">
+          <w:hyperlink w:anchor="_Toc242801295" w:history="1">
             <w:r>
               <w:rPr>
                 <w:rStyle w:val="Lienhypertexte"/>
@@ -45793,7 +46375,7 @@
               <w:rPr>
                 <w:noProof/>
               </w:rPr>
-              <w:instrText xml:space="preserve"> PAGEREF _Toc242790080 \h </w:instrText>
+              <w:instrText xml:space="preserve"> PAGEREF _Toc242801295 \h </w:instrText>
             </w:r>
             <w:r>
               <w:rPr>
@@ -45834,7 +46416,7 @@
               <w:szCs w:val="22"/>
             </w:rPr>
           </w:pPr>
-          <w:hyperlink w:anchor="_Toc242790081" w:history="1">
+          <w:hyperlink w:anchor="_Toc242801296" w:history="1">
             <w:r>
               <w:rPr>
                 <w:rStyle w:val="Lienhypertexte"/>
@@ -45858,7 +46440,7 @@
               <w:rPr>
                 <w:noProof/>
               </w:rPr>
-              <w:instrText xml:space="preserve"> PAGEREF _Toc242790081 \h </w:instrText>
+              <w:instrText xml:space="preserve"> PAGEREF _Toc242801296 \h </w:instrText>
             </w:r>
             <w:r>
               <w:rPr>
@@ -45899,7 +46481,7 @@
               <w:szCs w:val="22"/>
             </w:rPr>
           </w:pPr>
-          <w:hyperlink w:anchor="_Toc242790082" w:history="1">
+          <w:hyperlink w:anchor="_Toc242801297" w:history="1">
             <w:r>
               <w:rPr>
                 <w:rStyle w:val="Lienhypertexte"/>
@@ -45923,7 +46505,7 @@
               <w:rPr>
                 <w:noProof/>
               </w:rPr>
-              <w:instrText xml:space="preserve"> PAGEREF _Toc242790082 \h </w:instrText>
+              <w:instrText xml:space="preserve"> PAGEREF _Toc242801297 \h </w:instrText>
             </w:r>
             <w:r>
               <w:rPr>
@@ -45964,7 +46546,7 @@
               <w:szCs w:val="22"/>
             </w:rPr>
           </w:pPr>
-          <w:hyperlink w:anchor="_Toc242790083" w:history="1">
+          <w:hyperlink w:anchor="_Toc242801298" w:history="1">
             <w:r>
               <w:rPr>
                 <w:rStyle w:val="Lienhypertexte"/>
@@ -45988,7 +46570,7 @@
               <w:rPr>
                 <w:noProof/>
               </w:rPr>
-              <w:instrText xml:space="preserve"> PAGEREF _Toc242790083 \h </w:instrText>
+              <w:instrText xml:space="preserve"> PAGEREF _Toc242801298 \h </w:instrText>
             </w:r>
             <w:r>
               <w:rPr>
@@ -46029,7 +46611,7 @@
               <w:szCs w:val="22"/>
             </w:rPr>
           </w:pPr>
-          <w:hyperlink w:anchor="_Toc242790084" w:history="1">
+          <w:hyperlink w:anchor="_Toc242801299" w:history="1">
             <w:r>
               <w:rPr>
                 <w:rStyle w:val="Lienhypertexte"/>
@@ -46053,7 +46635,7 @@
               <w:rPr>
                 <w:noProof/>
               </w:rPr>
-              <w:instrText xml:space="preserve"> PAGEREF _Toc242790084 \h </w:instrText>
+              <w:instrText xml:space="preserve"> PAGEREF _Toc242801299 \h </w:instrText>
             </w:r>
             <w:r>
               <w:rPr>
@@ -46094,7 +46676,7 @@
               <w:szCs w:val="22"/>
             </w:rPr>
           </w:pPr>
-          <w:hyperlink w:anchor="_Toc242790085" w:history="1">
+          <w:hyperlink w:anchor="_Toc242801300" w:history="1">
             <w:r>
               <w:rPr>
                 <w:rStyle w:val="Lienhypertexte"/>
@@ -46118,7 +46700,7 @@
               <w:rPr>
                 <w:noProof/>
               </w:rPr>
-              <w:instrText xml:space="preserve"> PAGEREF _Toc242790085 \h </w:instrText>
+              <w:instrText xml:space="preserve"> PAGEREF _Toc242801300 \h </w:instrText>
             </w:r>
             <w:r>
               <w:rPr>
@@ -46159,7 +46741,7 @@
               <w:szCs w:val="22"/>
             </w:rPr>
           </w:pPr>
-          <w:hyperlink w:anchor="_Toc242790086" w:history="1">
+          <w:hyperlink w:anchor="_Toc242801301" w:history="1">
             <w:r>
               <w:rPr>
                 <w:rStyle w:val="Lienhypertexte"/>
@@ -46183,7 +46765,7 @@
               <w:rPr>
                 <w:noProof/>
               </w:rPr>
-              <w:instrText xml:space="preserve"> PAGEREF _Toc242790086 \h </w:instrText>
+              <w:instrText xml:space="preserve"> PAGEREF _Toc242801301 \h </w:instrText>
             </w:r>
             <w:r>
               <w:rPr>
@@ -46224,7 +46806,7 @@
               <w:szCs w:val="22"/>
             </w:rPr>
           </w:pPr>
-          <w:hyperlink w:anchor="_Toc242790087" w:history="1">
+          <w:hyperlink w:anchor="_Toc242801302" w:history="1">
             <w:r>
               <w:rPr>
                 <w:rStyle w:val="Lienhypertexte"/>
@@ -46248,7 +46830,7 @@
               <w:rPr>
                 <w:noProof/>
               </w:rPr>
-              <w:instrText xml:space="preserve"> PAGEREF _Toc242790087 \h </w:instrText>
+              <w:instrText xml:space="preserve"> PAGEREF _Toc242801302 \h </w:instrText>
             </w:r>
             <w:r>
               <w:rPr>
@@ -46291,7 +46873,7 @@
               <w:szCs w:val="22"/>
             </w:rPr>
           </w:pPr>
-          <w:hyperlink w:anchor="_Toc242790088" w:history="1">
+          <w:hyperlink w:anchor="_Toc242801303" w:history="1">
             <w:r>
               <w:rPr>
                 <w:rStyle w:val="Lienhypertexte"/>
@@ -46315,7 +46897,7 @@
               <w:rPr>
                 <w:noProof/>
               </w:rPr>
-              <w:instrText xml:space="preserve"> PAGEREF _Toc242790088 \h </w:instrText>
+              <w:instrText xml:space="preserve"> PAGEREF _Toc242801303 \h </w:instrText>
             </w:r>
             <w:r>
               <w:rPr>
@@ -46356,7 +46938,7 @@
               <w:szCs w:val="22"/>
             </w:rPr>
           </w:pPr>
-          <w:hyperlink w:anchor="_Toc242790089" w:history="1">
+          <w:hyperlink w:anchor="_Toc242801304" w:history="1">
             <w:r>
               <w:rPr>
                 <w:rStyle w:val="Lienhypertexte"/>
@@ -46380,7 +46962,7 @@
               <w:rPr>
                 <w:noProof/>
               </w:rPr>
-              <w:instrText xml:space="preserve"> PAGEREF _Toc242790089 \h </w:instrText>
+              <w:instrText xml:space="preserve"> PAGEREF _Toc242801304 \h </w:instrText>
             </w:r>
             <w:r>
               <w:rPr>
@@ -46421,7 +47003,7 @@
               <w:szCs w:val="22"/>
             </w:rPr>
           </w:pPr>
-          <w:hyperlink w:anchor="_Toc242790090" w:history="1">
+          <w:hyperlink w:anchor="_Toc242801305" w:history="1">
             <w:r>
               <w:rPr>
                 <w:rStyle w:val="Lienhypertexte"/>
@@ -46445,7 +47027,7 @@
               <w:rPr>
                 <w:noProof/>
               </w:rPr>
-              <w:instrText xml:space="preserve"> PAGEREF _Toc242790090 \h </w:instrText>
+              <w:instrText xml:space="preserve"> PAGEREF _Toc242801305 \h </w:instrText>
             </w:r>
             <w:r>
               <w:rPr>
@@ -46486,7 +47068,7 @@
               <w:szCs w:val="22"/>
             </w:rPr>
           </w:pPr>
-          <w:hyperlink w:anchor="_Toc242790091" w:history="1">
+          <w:hyperlink w:anchor="_Toc242801306" w:history="1">
             <w:r>
               <w:rPr>
                 <w:rStyle w:val="Lienhypertexte"/>
@@ -46510,7 +47092,7 @@
               <w:rPr>
                 <w:noProof/>
               </w:rPr>
-              <w:instrText xml:space="preserve"> PAGEREF _Toc242790091 \h </w:instrText>
+              <w:instrText xml:space="preserve"> PAGEREF _Toc242801306 \h </w:instrText>
             </w:r>
             <w:r>
               <w:rPr>
@@ -46551,7 +47133,7 @@
               <w:szCs w:val="22"/>
             </w:rPr>
           </w:pPr>
-          <w:hyperlink w:anchor="_Toc242790092" w:history="1">
+          <w:hyperlink w:anchor="_Toc242801307" w:history="1">
             <w:r>
               <w:rPr>
                 <w:rStyle w:val="Lienhypertexte"/>
@@ -46575,7 +47157,7 @@
               <w:rPr>
                 <w:noProof/>
               </w:rPr>
-              <w:instrText xml:space="preserve"> PAGEREF _Toc242790092 \h </w:instrText>
+              <w:instrText xml:space="preserve"> PAGEREF _Toc242801307 \h </w:instrText>
             </w:r>
             <w:r>
               <w:rPr>
@@ -46616,7 +47198,7 @@
               <w:szCs w:val="22"/>
             </w:rPr>
           </w:pPr>
-          <w:hyperlink w:anchor="_Toc242790093" w:history="1">
+          <w:hyperlink w:anchor="_Toc242801308" w:history="1">
             <w:r>
               <w:rPr>
                 <w:rStyle w:val="Lienhypertexte"/>
@@ -46640,7 +47222,7 @@
               <w:rPr>
                 <w:noProof/>
               </w:rPr>
-              <w:instrText xml:space="preserve"> PAGEREF _Toc242790093 \h </w:instrText>
+              <w:instrText xml:space="preserve"> PAGEREF _Toc242801308 \h </w:instrText>
             </w:r>
             <w:r>
               <w:rPr>
@@ -46681,7 +47263,7 @@
               <w:szCs w:val="22"/>
             </w:rPr>
           </w:pPr>
-          <w:hyperlink w:anchor="_Toc242790094" w:history="1">
+          <w:hyperlink w:anchor="_Toc242801309" w:history="1">
             <w:r>
               <w:rPr>
                 <w:rStyle w:val="Lienhypertexte"/>
@@ -46705,7 +47287,7 @@
               <w:rPr>
                 <w:noProof/>
               </w:rPr>
-              <w:instrText xml:space="preserve"> PAGEREF _Toc242790094 \h </w:instrText>
+              <w:instrText xml:space="preserve"> PAGEREF _Toc242801309 \h </w:instrText>
             </w:r>
             <w:r>
               <w:rPr>
@@ -46746,7 +47328,7 @@
               <w:szCs w:val="22"/>
             </w:rPr>
           </w:pPr>
-          <w:hyperlink w:anchor="_Toc242790095" w:history="1">
+          <w:hyperlink w:anchor="_Toc242801310" w:history="1">
             <w:r>
               <w:rPr>
                 <w:rStyle w:val="Lienhypertexte"/>
@@ -46770,7 +47352,7 @@
               <w:rPr>
                 <w:noProof/>
               </w:rPr>
-              <w:instrText xml:space="preserve"> PAGEREF _Toc242790095 \h </w:instrText>
+              <w:instrText xml:space="preserve"> PAGEREF _Toc242801310 \h </w:instrText>
             </w:r>
             <w:r>
               <w:rPr>
@@ -46813,7 +47395,7 @@
               <w:szCs w:val="22"/>
             </w:rPr>
           </w:pPr>
-          <w:hyperlink w:anchor="_Toc242790096" w:history="1">
+          <w:hyperlink w:anchor="_Toc242801311" w:history="1">
             <w:r>
               <w:rPr>
                 <w:rStyle w:val="Lienhypertexte"/>
@@ -46837,7 +47419,7 @@
               <w:rPr>
                 <w:noProof/>
               </w:rPr>
-              <w:instrText xml:space="preserve"> PAGEREF _Toc242790096 \h </w:instrText>
+              <w:instrText xml:space="preserve"> PAGEREF _Toc242801311 \h </w:instrText>
             </w:r>
             <w:r>
               <w:rPr>
@@ -46878,7 +47460,7 @@
               <w:szCs w:val="22"/>
             </w:rPr>
           </w:pPr>
-          <w:hyperlink w:anchor="_Toc242790097" w:history="1">
+          <w:hyperlink w:anchor="_Toc242801312" w:history="1">
             <w:r>
               <w:rPr>
                 <w:rStyle w:val="Lienhypertexte"/>
@@ -46902,7 +47484,7 @@
               <w:rPr>
                 <w:noProof/>
               </w:rPr>
-              <w:instrText xml:space="preserve"> PAGEREF _Toc242790097 \h </w:instrText>
+              <w:instrText xml:space="preserve"> PAGEREF _Toc242801312 \h </w:instrText>
             </w:r>
             <w:r>
               <w:rPr>
@@ -46943,7 +47525,7 @@
               <w:szCs w:val="22"/>
             </w:rPr>
           </w:pPr>
-          <w:hyperlink w:anchor="_Toc242790098" w:history="1">
+          <w:hyperlink w:anchor="_Toc242801313" w:history="1">
             <w:r>
               <w:rPr>
                 <w:rStyle w:val="Lienhypertexte"/>
@@ -46967,7 +47549,7 @@
               <w:rPr>
                 <w:noProof/>
               </w:rPr>
-              <w:instrText xml:space="preserve"> PAGEREF _Toc242790098 \h </w:instrText>
+              <w:instrText xml:space="preserve"> PAGEREF _Toc242801313 \h </w:instrText>
             </w:r>
             <w:r>
               <w:rPr>
@@ -47008,7 +47590,7 @@
               <w:szCs w:val="22"/>
             </w:rPr>
           </w:pPr>
-          <w:hyperlink w:anchor="_Toc242790099" w:history="1">
+          <w:hyperlink w:anchor="_Toc242801314" w:history="1">
             <w:r>
               <w:rPr>
                 <w:rStyle w:val="Lienhypertexte"/>
@@ -47032,7 +47614,7 @@
               <w:rPr>
                 <w:noProof/>
               </w:rPr>
-              <w:instrText xml:space="preserve"> PAGEREF _Toc242790099 \h </w:instrText>
+              <w:instrText xml:space="preserve"> PAGEREF _Toc242801314 \h </w:instrText>
             </w:r>
             <w:r>
               <w:rPr>
@@ -47073,7 +47655,7 @@
               <w:szCs w:val="22"/>
             </w:rPr>
           </w:pPr>
-          <w:hyperlink w:anchor="_Toc242790100" w:history="1">
+          <w:hyperlink w:anchor="_Toc242801315" w:history="1">
             <w:r>
               <w:rPr>
                 <w:rStyle w:val="Lienhypertexte"/>
@@ -47097,7 +47679,7 @@
               <w:rPr>
                 <w:noProof/>
               </w:rPr>
-              <w:instrText xml:space="preserve"> PAGEREF _Toc242790100 \h </w:instrText>
+              <w:instrText xml:space="preserve"> PAGEREF _Toc242801315 \h </w:instrText>
             </w:r>
             <w:r>
               <w:rPr>
@@ -47138,7 +47720,7 @@
               <w:szCs w:val="22"/>
             </w:rPr>
           </w:pPr>
-          <w:hyperlink w:anchor="_Toc242790101" w:history="1">
+          <w:hyperlink w:anchor="_Toc242801316" w:history="1">
             <w:r>
               <w:rPr>
                 <w:rStyle w:val="Lienhypertexte"/>
@@ -47162,7 +47744,7 @@
               <w:rPr>
                 <w:noProof/>
               </w:rPr>
-              <w:instrText xml:space="preserve"> PAGEREF _Toc242790101 \h </w:instrText>
+              <w:instrText xml:space="preserve"> PAGEREF _Toc242801316 \h </w:instrText>
             </w:r>
             <w:r>
               <w:rPr>
@@ -47203,7 +47785,7 @@
               <w:szCs w:val="22"/>
             </w:rPr>
           </w:pPr>
-          <w:hyperlink w:anchor="_Toc242790102" w:history="1">
+          <w:hyperlink w:anchor="_Toc242801317" w:history="1">
             <w:r>
               <w:rPr>
                 <w:rStyle w:val="Lienhypertexte"/>
@@ -47227,7 +47809,7 @@
               <w:rPr>
                 <w:noProof/>
               </w:rPr>
-              <w:instrText xml:space="preserve"> PAGEREF _Toc242790102 \h </w:instrText>
+              <w:instrText xml:space="preserve"> PAGEREF _Toc242801317 \h </w:instrText>
             </w:r>
             <w:r>
               <w:rPr>
@@ -47268,7 +47850,7 @@
               <w:szCs w:val="22"/>
             </w:rPr>
           </w:pPr>
-          <w:hyperlink w:anchor="_Toc242790103" w:history="1">
+          <w:hyperlink w:anchor="_Toc242801318" w:history="1">
             <w:r>
               <w:rPr>
                 <w:rStyle w:val="Lienhypertexte"/>
@@ -47292,7 +47874,7 @@
               <w:rPr>
                 <w:noProof/>
               </w:rPr>
-              <w:instrText xml:space="preserve"> PAGEREF _Toc242790103 \h </w:instrText>
+              <w:instrText xml:space="preserve"> PAGEREF _Toc242801318 \h </w:instrText>
             </w:r>
             <w:r>
               <w:rPr>
@@ -47333,7 +47915,7 @@
               <w:szCs w:val="22"/>
             </w:rPr>
           </w:pPr>
-          <w:hyperlink w:anchor="_Toc242790104" w:history="1">
+          <w:hyperlink w:anchor="_Toc242801319" w:history="1">
             <w:r>
               <w:rPr>
                 <w:rStyle w:val="Lienhypertexte"/>
@@ -47357,7 +47939,7 @@
               <w:rPr>
                 <w:noProof/>
               </w:rPr>
-              <w:instrText xml:space="preserve"> PAGEREF _Toc242790104 \h </w:instrText>
+              <w:instrText xml:space="preserve"> PAGEREF _Toc242801319 \h </w:instrText>
             </w:r>
             <w:r>
               <w:rPr>
@@ -47398,7 +47980,7 @@
               <w:szCs w:val="22"/>
             </w:rPr>
           </w:pPr>
-          <w:hyperlink w:anchor="_Toc242790105" w:history="1">
+          <w:hyperlink w:anchor="_Toc242801320" w:history="1">
             <w:r>
               <w:rPr>
                 <w:rStyle w:val="Lienhypertexte"/>
@@ -47422,7 +48004,7 @@
               <w:rPr>
                 <w:noProof/>
               </w:rPr>
-              <w:instrText xml:space="preserve"> PAGEREF _Toc242790105 \h </w:instrText>
+              <w:instrText xml:space="preserve"> PAGEREF _Toc242801320 \h </w:instrText>
             </w:r>
             <w:r>
               <w:rPr>
@@ -47463,7 +48045,7 @@
               <w:szCs w:val="22"/>
             </w:rPr>
           </w:pPr>
-          <w:hyperlink w:anchor="_Toc242790106" w:history="1">
+          <w:hyperlink w:anchor="_Toc242801321" w:history="1">
             <w:r>
               <w:rPr>
                 <w:rStyle w:val="Lienhypertexte"/>
@@ -47487,7 +48069,7 @@
               <w:rPr>
                 <w:noProof/>
               </w:rPr>
-              <w:instrText xml:space="preserve"> PAGEREF _Toc242790106 \h </w:instrText>
+              <w:instrText xml:space="preserve"> PAGEREF _Toc242801321 \h </w:instrText>
             </w:r>
             <w:r>
               <w:rPr>
@@ -47528,7 +48110,7 @@
               <w:szCs w:val="22"/>
             </w:rPr>
           </w:pPr>
-          <w:hyperlink w:anchor="_Toc242790107" w:history="1">
+          <w:hyperlink w:anchor="_Toc242801322" w:history="1">
             <w:r>
               <w:rPr>
                 <w:rStyle w:val="Lienhypertexte"/>
@@ -47552,7 +48134,7 @@
               <w:rPr>
                 <w:noProof/>
               </w:rPr>
-              <w:instrText xml:space="preserve"> PAGEREF _Toc242790107 \h </w:instrText>
+              <w:instrText xml:space="preserve"> PAGEREF _Toc242801322 \h </w:instrText>
             </w:r>
             <w:r>
               <w:rPr>
@@ -47593,7 +48175,7 @@
               <w:szCs w:val="22"/>
             </w:rPr>
           </w:pPr>
-          <w:hyperlink w:anchor="_Toc242790108" w:history="1">
+          <w:hyperlink w:anchor="_Toc242801323" w:history="1">
             <w:r>
               <w:rPr>
                 <w:rStyle w:val="Lienhypertexte"/>
@@ -47617,7 +48199,7 @@
               <w:rPr>
                 <w:noProof/>
               </w:rPr>
-              <w:instrText xml:space="preserve"> PAGEREF _Toc242790108 \h </w:instrText>
+              <w:instrText xml:space="preserve"> PAGEREF _Toc242801323 \h </w:instrText>
             </w:r>
             <w:r>
               <w:rPr>
@@ -47658,7 +48240,7 @@
               <w:szCs w:val="22"/>
             </w:rPr>
           </w:pPr>
-          <w:hyperlink w:anchor="_Toc242790109" w:history="1">
+          <w:hyperlink w:anchor="_Toc242801324" w:history="1">
             <w:r>
               <w:rPr>
                 <w:rStyle w:val="Lienhypertexte"/>
@@ -47682,7 +48264,7 @@
               <w:rPr>
                 <w:noProof/>
               </w:rPr>
-              <w:instrText xml:space="preserve"> PAGEREF _Toc242790109 \h </w:instrText>
+              <w:instrText xml:space="preserve"> PAGEREF _Toc242801324 \h </w:instrText>
             </w:r>
             <w:r>
               <w:rPr>
@@ -47723,7 +48305,7 @@
               <w:szCs w:val="22"/>
             </w:rPr>
           </w:pPr>
-          <w:hyperlink w:anchor="_Toc242790110" w:history="1">
+          <w:hyperlink w:anchor="_Toc242801325" w:history="1">
             <w:r>
               <w:rPr>
                 <w:rStyle w:val="Lienhypertexte"/>
@@ -47747,7 +48329,7 @@
               <w:rPr>
                 <w:noProof/>
               </w:rPr>
-              <w:instrText xml:space="preserve"> PAGEREF _Toc242790110 \h </w:instrText>
+              <w:instrText xml:space="preserve"> PAGEREF _Toc242801325 \h </w:instrText>
             </w:r>
             <w:r>
               <w:rPr>
@@ -47788,13 +48370,13 @@
               <w:szCs w:val="22"/>
             </w:rPr>
           </w:pPr>
-          <w:hyperlink w:anchor="_Toc242790111" w:history="1">
+          <w:hyperlink w:anchor="_Toc242801326" w:history="1">
             <w:r>
               <w:rPr>
                 <w:rStyle w:val="Lienhypertexte"/>
                 <w:noProof/>
               </w:rPr>
-              <w:t>4.3.4  Essai de la chaîne complète avec les prévisions du 4 octobre 2026</w:t>
+              <w:t>4.3.4  Essai de la chaîne complète avec les prévisions météo</w:t>
             </w:r>
             <w:r>
               <w:rPr>
@@ -47812,7 +48394,7 @@
               <w:rPr>
                 <w:noProof/>
               </w:rPr>
-              <w:instrText xml:space="preserve"> PAGEREF _Toc242790111 \h </w:instrText>
+              <w:instrText xml:space="preserve"> PAGEREF _Toc242801326 \h </w:instrText>
             </w:r>
             <w:r>
               <w:rPr>
@@ -47853,7 +48435,7 @@
               <w:szCs w:val="22"/>
             </w:rPr>
           </w:pPr>
-          <w:hyperlink w:anchor="_Toc242790112" w:history="1">
+          <w:hyperlink w:anchor="_Toc242801327" w:history="1">
             <w:r>
               <w:rPr>
                 <w:rStyle w:val="Lienhypertexte"/>
@@ -47877,7 +48459,7 @@
               <w:rPr>
                 <w:noProof/>
               </w:rPr>
-              <w:instrText xml:space="preserve"> PAGEREF _Toc242790112 \h </w:instrText>
+              <w:instrText xml:space="preserve"> PAGEREF _Toc242801327 \h </w:instrText>
             </w:r>
             <w:r>
               <w:rPr>
@@ -47918,7 +48500,7 @@
               <w:szCs w:val="22"/>
             </w:rPr>
           </w:pPr>
-          <w:hyperlink w:anchor="_Toc242790113" w:history="1">
+          <w:hyperlink w:anchor="_Toc242801328" w:history="1">
             <w:r>
               <w:rPr>
                 <w:rStyle w:val="Lienhypertexte"/>
@@ -47942,7 +48524,7 @@
               <w:rPr>
                 <w:noProof/>
               </w:rPr>
-              <w:instrText xml:space="preserve"> PAGEREF _Toc242790113 \h </w:instrText>
+              <w:instrText xml:space="preserve"> PAGEREF _Toc242801328 \h </w:instrText>
             </w:r>
             <w:r>
               <w:rPr>
@@ -47983,7 +48565,7 @@
               <w:szCs w:val="22"/>
             </w:rPr>
           </w:pPr>
-          <w:hyperlink w:anchor="_Toc242790114" w:history="1">
+          <w:hyperlink w:anchor="_Toc242801329" w:history="1">
             <w:r>
               <w:rPr>
                 <w:rStyle w:val="Lienhypertexte"/>
@@ -48007,7 +48589,7 @@
               <w:rPr>
                 <w:noProof/>
               </w:rPr>
-              <w:instrText xml:space="preserve"> PAGEREF _Toc242790114 \h </w:instrText>
+              <w:instrText xml:space="preserve"> PAGEREF _Toc242801329 \h </w:instrText>
             </w:r>
             <w:r>
               <w:rPr>
@@ -48024,7 +48606,7 @@
               <w:rPr>
                 <w:noProof/>
               </w:rPr>
-              <w:t>41</w:t>
+              <w:t>40</w:t>
             </w:r>
             <w:r>
               <w:rPr>
@@ -48050,7 +48632,7 @@
               <w:szCs w:val="22"/>
             </w:rPr>
           </w:pPr>
-          <w:hyperlink w:anchor="_Toc242790115" w:history="1">
+          <w:hyperlink w:anchor="_Toc242801330" w:history="1">
             <w:r>
               <w:rPr>
                 <w:rStyle w:val="Lienhypertexte"/>
@@ -48074,7 +48656,7 @@
               <w:rPr>
                 <w:noProof/>
               </w:rPr>
-              <w:instrText xml:space="preserve"> PAGEREF _Toc242790115 \h </w:instrText>
+              <w:instrText xml:space="preserve"> PAGEREF _Toc242801330 \h </w:instrText>
             </w:r>
             <w:r>
               <w:rPr>
@@ -48115,7 +48697,7 @@
               <w:szCs w:val="22"/>
             </w:rPr>
           </w:pPr>
-          <w:hyperlink w:anchor="_Toc242790116" w:history="1">
+          <w:hyperlink w:anchor="_Toc242801331" w:history="1">
             <w:r>
               <w:rPr>
                 <w:rStyle w:val="Lienhypertexte"/>
@@ -48139,7 +48721,7 @@
               <w:rPr>
                 <w:noProof/>
               </w:rPr>
-              <w:instrText xml:space="preserve"> PAGEREF _Toc242790116 \h </w:instrText>
+              <w:instrText xml:space="preserve"> PAGEREF _Toc242801331 \h </w:instrText>
             </w:r>
             <w:r>
               <w:rPr>
@@ -48180,7 +48762,7 @@
               <w:szCs w:val="22"/>
             </w:rPr>
           </w:pPr>
-          <w:hyperlink w:anchor="_Toc242790117" w:history="1">
+          <w:hyperlink w:anchor="_Toc242801332" w:history="1">
             <w:r>
               <w:rPr>
                 <w:rStyle w:val="Lienhypertexte"/>
@@ -48204,7 +48786,7 @@
               <w:rPr>
                 <w:noProof/>
               </w:rPr>
-              <w:instrText xml:space="preserve"> PAGEREF _Toc242790117 \h </w:instrText>
+              <w:instrText xml:space="preserve"> PAGEREF _Toc242801332 \h </w:instrText>
             </w:r>
             <w:r>
               <w:rPr>
@@ -48245,7 +48827,7 @@
               <w:szCs w:val="22"/>
             </w:rPr>
           </w:pPr>
-          <w:hyperlink w:anchor="_Toc242790118" w:history="1">
+          <w:hyperlink w:anchor="_Toc242801333" w:history="1">
             <w:r>
               <w:rPr>
                 <w:rStyle w:val="Lienhypertexte"/>
@@ -48269,7 +48851,7 @@
               <w:rPr>
                 <w:noProof/>
               </w:rPr>
-              <w:instrText xml:space="preserve"> PAGEREF _Toc242790118 \h </w:instrText>
+              <w:instrText xml:space="preserve"> PAGEREF _Toc242801333 \h </w:instrText>
             </w:r>
             <w:r>
               <w:rPr>
@@ -48310,7 +48892,7 @@
               <w:szCs w:val="22"/>
             </w:rPr>
           </w:pPr>
-          <w:hyperlink w:anchor="_Toc242790119" w:history="1">
+          <w:hyperlink w:anchor="_Toc242801334" w:history="1">
             <w:r>
               <w:rPr>
                 <w:rStyle w:val="Lienhypertexte"/>
@@ -48334,7 +48916,7 @@
               <w:rPr>
                 <w:noProof/>
               </w:rPr>
-              <w:instrText xml:space="preserve"> PAGEREF _Toc242790119 \h </w:instrText>
+              <w:instrText xml:space="preserve"> PAGEREF _Toc242801334 \h </w:instrText>
             </w:r>
             <w:r>
               <w:rPr>
@@ -48377,7 +48959,7 @@
               <w:szCs w:val="22"/>
             </w:rPr>
           </w:pPr>
-          <w:hyperlink w:anchor="_Toc242790120" w:history="1">
+          <w:hyperlink w:anchor="_Toc242801335" w:history="1">
             <w:r>
               <w:rPr>
                 <w:rStyle w:val="Lienhypertexte"/>
@@ -48401,7 +48983,7 @@
               <w:rPr>
                 <w:noProof/>
               </w:rPr>
-              <w:instrText xml:space="preserve"> PAGEREF _Toc242790120 \h </w:instrText>
+              <w:instrText xml:space="preserve"> PAGEREF _Toc242801335 \h </w:instrText>
             </w:r>
             <w:r>
               <w:rPr>
@@ -48444,7 +49026,7 @@
               <w:szCs w:val="22"/>
             </w:rPr>
           </w:pPr>
-          <w:hyperlink w:anchor="_Toc242790121" w:history="1">
+          <w:hyperlink w:anchor="_Toc242801336" w:history="1">
             <w:r>
               <w:rPr>
                 <w:rStyle w:val="Lienhypertexte"/>
@@ -48468,7 +49050,7 @@
               <w:rPr>
                 <w:noProof/>
               </w:rPr>
-              <w:instrText xml:space="preserve"> PAGEREF _Toc242790121 \h </w:instrText>
+              <w:instrText xml:space="preserve"> PAGEREF _Toc242801336 \h </w:instrText>
             </w:r>
             <w:r>
               <w:rPr>
@@ -48509,7 +49091,7 @@
               <w:szCs w:val="22"/>
             </w:rPr>
           </w:pPr>
-          <w:hyperlink w:anchor="_Toc242790122" w:history="1">
+          <w:hyperlink w:anchor="_Toc242801337" w:history="1">
             <w:r>
               <w:rPr>
                 <w:rStyle w:val="Lienhypertexte"/>
@@ -48533,7 +49115,7 @@
               <w:rPr>
                 <w:noProof/>
               </w:rPr>
-              <w:instrText xml:space="preserve"> PAGEREF _Toc242790122 \h </w:instrText>
+              <w:instrText xml:space="preserve"> PAGEREF _Toc242801337 \h </w:instrText>
             </w:r>
             <w:r>
               <w:rPr>
@@ -48574,7 +49156,7 @@
               <w:szCs w:val="22"/>
             </w:rPr>
           </w:pPr>
-          <w:hyperlink w:anchor="_Toc242790123" w:history="1">
+          <w:hyperlink w:anchor="_Toc242801338" w:history="1">
             <w:r>
               <w:rPr>
                 <w:rStyle w:val="Lienhypertexte"/>
@@ -48598,7 +49180,7 @@
               <w:rPr>
                 <w:noProof/>
               </w:rPr>
-              <w:instrText xml:space="preserve"> PAGEREF _Toc242790123 \h </w:instrText>
+              <w:instrText xml:space="preserve"> PAGEREF _Toc242801338 \h </w:instrText>
             </w:r>
             <w:r>
               <w:rPr>
@@ -48639,7 +49221,7 @@
               <w:szCs w:val="22"/>
             </w:rPr>
           </w:pPr>
-          <w:hyperlink w:anchor="_Toc242790124" w:history="1">
+          <w:hyperlink w:anchor="_Toc242801339" w:history="1">
             <w:r>
               <w:rPr>
                 <w:rStyle w:val="Lienhypertexte"/>
@@ -48663,7 +49245,7 @@
               <w:rPr>
                 <w:noProof/>
               </w:rPr>
-              <w:instrText xml:space="preserve"> PAGEREF _Toc242790124 \h </w:instrText>
+              <w:instrText xml:space="preserve"> PAGEREF _Toc242801339 \h </w:instrText>
             </w:r>
             <w:r>
               <w:rPr>
@@ -48704,7 +49286,7 @@
               <w:szCs w:val="22"/>
             </w:rPr>
           </w:pPr>
-          <w:hyperlink w:anchor="_Toc242790125" w:history="1">
+          <w:hyperlink w:anchor="_Toc242801340" w:history="1">
             <w:r>
               <w:rPr>
                 <w:rStyle w:val="Lienhypertexte"/>
@@ -48728,7 +49310,7 @@
               <w:rPr>
                 <w:noProof/>
               </w:rPr>
-              <w:instrText xml:space="preserve"> PAGEREF _Toc242790125 \h </w:instrText>
+              <w:instrText xml:space="preserve"> PAGEREF _Toc242801340 \h </w:instrText>
             </w:r>
             <w:r>
               <w:rPr>
@@ -48769,7 +49351,7 @@
               <w:szCs w:val="22"/>
             </w:rPr>
           </w:pPr>
-          <w:hyperlink w:anchor="_Toc242790126" w:history="1">
+          <w:hyperlink w:anchor="_Toc242801341" w:history="1">
             <w:r>
               <w:rPr>
                 <w:rStyle w:val="Lienhypertexte"/>
@@ -48793,7 +49375,7 @@
               <w:rPr>
                 <w:noProof/>
               </w:rPr>
-              <w:instrText xml:space="preserve"> PAGEREF _Toc242790126 \h </w:instrText>
+              <w:instrText xml:space="preserve"> PAGEREF _Toc242801341 \h </w:instrText>
             </w:r>
             <w:r>
               <w:rPr>
@@ -48841,129 +49423,165 @@
 
 <file path=word/comments.xml><?xml version="1.0" encoding="utf-8"?>
 <w:comments xmlns:wpc="http://schemas.microsoft.com/office/word/2010/wordprocessingCanvas" xmlns:cx="http://schemas.microsoft.com/office/drawing/2014/chartex" xmlns:mc="http://schemas.openxmlformats.org/markup-compatibility/2006" xmlns:o="urn:schemas-microsoft-com:office:office" xmlns:r="http://schemas.openxmlformats.org/officeDocument/2006/relationships" xmlns:m="http://schemas.openxmlformats.org/officeDocument/2006/math" xmlns:v="urn:schemas-microsoft-com:vml" xmlns:wp14="http://schemas.microsoft.com/office/word/2010/wordprocessingDrawing" xmlns:wp="http://schemas.openxmlformats.org/drawingml/2006/wordprocessingDrawing" xmlns:w10="urn:schemas-microsoft-com:office:word" xmlns:w="http://schemas.openxmlformats.org/wordprocessingml/2006/main" xmlns:w14="http://schemas.microsoft.com/office/word/2010/wordml" xmlns:w15="http://schemas.microsoft.com/office/word/2012/wordml" xmlns:w16se="http://schemas.microsoft.com/office/word/2015/wordml/symex" xmlns:wpg="http://schemas.microsoft.com/office/word/2010/wordprocessingGroup" xmlns:wpi="http://schemas.microsoft.com/office/word/2010/wordprocessingInk" xmlns:wne="http://schemas.microsoft.com/office/word/2006/wordml" xmlns:wps="http://schemas.microsoft.com/office/word/2010/wordprocessingShape" mc:Ignorable="w14 w15 w16se wp14">
-  <w:comment w:id="1" w:author="Claude (aide à la relecture)" w:date="2026-10-06T18:40:00Z" w:initials="CL">
+  <w:comment w:id="1" w:author="Claude (aide à la relecture)" w:date="2026-10-13T15:26:00Z" w:initials="CL">
     <w:p>
       <w:r>
-        <w:t>Résumé resserré (environ 230 mots au lieu de 390, le plan en demande 200) et mis à jour : les chiffres 87,4 %, 4,2 cm, 153 tests et le « test in-situ » sont remplacés par les mesures du dépôt. Voir CORRECTIONS_RAPPORT.md.</w:t>
+        <w:t>Résumé resserré (environ 230 mots au lieu de 390, le plan en demande 200) et mis à jour : les chiffres 87,4 %, 4,2 c</w:t>
+      </w:r>
+      <w:r>
+        <w:t>m, 153 tests et le « test in-situ » sont remplacés par les mesures du dépôt. Voir CORRECTIONS_RAPPORT.md.</w:t>
       </w:r>
     </w:p>
   </w:comment>
-  <w:comment w:id="6" w:author="Claude (aide à la relecture)" w:date="2026-10-06T18:40:00Z" w:initials="CL">
+  <w:comment w:id="6" w:author="Claude (aide à la relecture)" w:date="2026-10-13T15:26:00Z" w:initials="CL">
     <w:p>
       <w:r>
-        <w:t>Introduction resserrée à environ 3 pages (575 mots au lieu de 854) : paragraphes fusionnés, redites supprimées. Chiffres corrigés d'après les sources : le PDNA 2010 donne 360 000 personnes touchées et 104 millions de dollars (et non 44,5 milliards de FCFA) ; la pénétration mobile de l'ARTP est de 127 % au 1er trimestre 2024 (118 % date de 2021). Voir CORRECTIONS_RAPPORT.md.</w:t>
+        <w:t>Introduction resserrée à environ 3 pages (575 mots au lieu de 854) : paragraphes fusionnés, redites supprimées. Chiffres corrigés d'après les sources : le PDNA 2010 donne 360 000 personnes touchées et 104 millions de dollars (et non 44,5 milliards de FCFA)</w:t>
+      </w:r>
+      <w:r>
+        <w:t xml:space="preserve"> ; la pénétration mobile de l'ARTP est de 127 % au 1er trimestre 2024 (118 % date de 2021). Voir CORRECTIONS_RAPPORT.md.</w:t>
       </w:r>
     </w:p>
   </w:comment>
-  <w:comment w:id="18" w:author="Claude (aide à la relecture)" w:date="2026-10-06T18:40:00Z" w:initials="CL">
+  <w:comment w:id="18" w:author="Claude (aide à la relecture)" w:date="2026-10-13T15:26:00Z" w:initials="CL">
     <w:p>
       <w:r>
         <w:t>Réécrite pour le plan officiel de l'ISEP-AT (4 chapitres).</w:t>
       </w:r>
     </w:p>
   </w:comment>
-  <w:comment w:id="89" w:author="Claude (aide à la relecture)" w:date="2026-10-06T18:40:00Z" w:initials="CL">
+  <w:comment w:id="89" w:author="Claude (aide à la relecture)" w:date="2026-10-13T15:26:00Z" w:initials="CL">
     <w:p>
       <w:r>
-        <w:t>Corrigé d'après le code : sept zones du fichier topographie_thiaroye.csv (et non les quartiers cités avant), niveau d'eau du signalement estimé par la photo (et non choisi par l'utilisateur), nom du fichier du détecteur d'anomalies. Retiré : le temps de requête de 15 ms, non mesuré.</w:t>
+        <w:t>Corrigé d'après le code : sept zones du fichier topographie_thiaroye.csv (et</w:t>
+      </w:r>
+      <w:r>
+        <w:t xml:space="preserve"> non les quartiers cités avant), niveau d'eau du signalement estimé par la photo (et non choisi par l'utilisateur), nom du fichier du détecteur d'anomalies. Retiré : le temps de requête de 15 ms, non mesuré.</w:t>
       </w:r>
     </w:p>
   </w:comment>
-  <w:comment w:id="91" w:author="Claude (aide à la relecture)" w:date="2026-10-06T18:40:00Z" w:initials="CL">
+  <w:comment w:id="91" w:author="Claude (aide à la relecture)" w:date="2026-10-13T15:26:00Z" w:initials="CL">
     <w:p>
       <w:r>
-        <w:t>Random Forest : 300 arbres, calibration sigmoïde, 3 variables de pluie, test 2022-2024 (metriques_rf.json). Seuil d'activation : 15 mm (tasks.py), pas 30. NDWI : seuil 0,3 (config_gee.py), pas 0,1. LSTM : pas d'activation ReLU sur la couche LSTM ; entraînement sur 15 ans de pluie avec 5 variables dont la pluie prévue.</w:t>
+        <w:t>Random Forest : 300 arbres, calibration sigmoïde</w:t>
+      </w:r>
+      <w:r>
+        <w:t>, 3 variables de pluie, test 2022-2024 (metriques_rf.json). Seuil d'activation : 15 mm (tasks.py), pas 30. NDWI : seuil 0,3 (config_gee.py), pas 0,1. LSTM : pas d'activation ReLU sur la couche LSTM ; entraînement sur 15 ans de pluie avec 5 variables dont l</w:t>
+      </w:r>
+      <w:r>
+        <w:t>a pluie prévue.</w:t>
       </w:r>
     </w:p>
   </w:comment>
-  <w:comment w:id="93" w:author="Claude (aide à la relecture)" w:date="2026-10-06T18:40:00Z" w:initials="CL">
+  <w:comment w:id="93" w:author="Claude (aide à la relecture)" w:date="2026-10-13T15:26:00Z" w:initials="CL">
     <w:p>
       <w:r>
-        <w:t>Retirés : latence de 120 ms et temps de réponse de 0,4 s (non mesurés). Corrigés : coût du tronçon = longueur × (1 + 5 × risque), sans coût infini ; chatbot gpt-oss-120b via Groq (pas Llama 3.3). Ajouté : la planification des tâches et l'envoi réel de SMS ne sont pas encore validés en production.</w:t>
+        <w:t>Retirés : latence de 120 ms et temps de réponse de 0,4 s (non mesurés). Corrigés : coût du tronçon = longueur × (1 + 5 × risque), sans coût infini ; chatbot gpt-oss-120b via Groq (pas Llama 3.3). Ajouté : la planification des tâches et l'en</w:t>
+      </w:r>
+      <w:r>
+        <w:t>voi réel de SMS ne sont pas encore validés en production.</w:t>
       </w:r>
     </w:p>
   </w:comment>
-  <w:comment w:id="97" w:author="Claude (aide à la relecture)" w:date="2026-10-06T18:40:00Z" w:initials="CL">
+  <w:comment w:id="97" w:author="Claude (aide à la relecture)" w:date="2026-10-13T15:26:00Z" w:initials="CL">
     <w:p>
       <w:r>
         <w:t>Description alignée sur les écrans réels (Signaler, Carte). Retiré : « plus de 90 % de smartphones », chiffre sans source.</w:t>
       </w:r>
     </w:p>
   </w:comment>
-  <w:comment w:id="99" w:author="Claude (aide à la relecture)" w:date="2026-10-06T18:40:00Z" w:initials="CL">
+  <w:comment w:id="99" w:author="Claude (aide à la relecture)" w:date="2026-10-13T15:26:00Z" w:initials="CL">
     <w:p>
       <w:r>
-        <w:t>Le tableau de bord a 4 indicateurs (zones à risque élevé, prédiction à 24 h, score moyen, alertes émises), et non 6 : il n'y a pas de données sur les motopompes ni les bassins.</w:t>
+        <w:t>Le tableau de bord a 4 indicateurs (zones à risque élevé, prédiction à 24 h</w:t>
+      </w:r>
+      <w:r>
+        <w:t>, score moyen, alertes émises), et non 6 : il n'y a pas de données sur les motopompes ni les bassins.</w:t>
       </w:r>
     </w:p>
   </w:comment>
-  <w:comment w:id="101" w:author="Claude (aide à la relecture)" w:date="2026-10-06T18:40:00Z" w:initials="CL">
+  <w:comment w:id="101" w:author="Claude (aide à la relecture)" w:date="2026-10-13T15:26:00Z" w:initials="CL">
     <w:p>
       <w:r>
         <w:t>Rédigé à partir du script demo/demo_scenarii.py et d'un rejeu réel des trois scénarios le 6 octobre 2026 (rapport_pff/sources/mesures/rejeu_scenarios.py).</w:t>
       </w:r>
     </w:p>
   </w:comment>
-  <w:comment w:id="106" w:author="Claude (aide à la relecture)" w:date="2026-10-06T18:40:00Z" w:initials="CL">
+  <w:comment w:id="106" w:author="Claude (aide à la relecture)" w:date="2026-10-13T15:26:00Z" w:initials="CL">
     <w:p>
       <w:r>
         <w:t>Remplace « 153 tests Pytest et 31 tests Vitest, couverture 82,1 % » par les exécutions du 6 octobre 2026 (backend 228, IA 37, interface 39 ; couverture backend 78 %).</w:t>
       </w:r>
     </w:p>
   </w:comment>
-  <w:comment w:id="109" w:author="Claude (aide à la relecture)" w:date="2026-10-06T18:40:00Z" w:initials="CL">
+  <w:comment w:id="109" w:author="Claude (aide à la relecture)" w:date="2026-10-13T15:26:00Z" w:initials="CL">
     <w:p>
       <w:r>
-        <w:t>Remplace l'exactitude de 87,4 % (non reproductible) par les mesures de metriques_rf.json, avec les deux références simples. Conclusion honnête : pas de gain démontré sur la persistance, niveaux rares mal détectés.</w:t>
+        <w:t>Remplace l'exactitude de 87,4 % (non reproductible) par les mesures de metriques_rf.json</w:t>
+      </w:r>
+      <w:r>
+        <w:t>, avec les deux références simples. Conclusion honnête : pas de gain démontré sur la persistance, niveaux rares mal détectés.</w:t>
       </w:r>
     </w:p>
   </w:comment>
-  <w:comment w:id="112" w:author="Claude (aide à la relecture)" w:date="2026-10-06T18:40:00Z" w:initials="CL">
+  <w:comment w:id="112" w:author="Claude (aide à la relecture)" w:date="2026-10-13T15:26:00Z" w:initials="CL">
     <w:p>
       <w:r>
-        <w:t>Le MAE de 4,2 cm et le R² de 0,891 d'origine n'étaient pas reproductibles. Le LSTM a été réentraîné le 6 octobre 2026 (15 ans de pluie, pluie prévue en entrée) et évalué sur un jeu de test chronologique : 2,8 cm contre 5,0 cm pour la persistance. Retiré : le Kappa de 0,81 sur le satellite, sans validation dans le dépôt.</w:t>
+        <w:t>Le MAE de 4,2 cm et le R² de 0,891 d'origine n'étaient pas reproductibles. Le LSTM a été réentraîné le 6 octobre 2026 (15 ans de p</w:t>
+      </w:r>
+      <w:r>
+        <w:t>luie, pluie prévue en entrée) et évalué sur un jeu de test chronologique : 2,8 cm contre 5,0 cm pour la persistance. Retiré : le Kappa de 0,81 sur le satellite, sans validation dans le dépôt.</w:t>
       </w:r>
     </w:p>
   </w:comment>
-  <w:comment w:id="117" w:author="Claude (aide à la relecture)" w:date="2026-10-06T18:40:00Z" w:initials="CL">
+  <w:comment w:id="117" w:author="Claude (aide à la relecture)" w:date="2026-10-13T15:26:00Z" w:initials="CL">
     <w:p>
       <w:r>
-        <w:t>Le chapitre IV d'origine vérifiait trois hypothèses différentes de celles de l'introduction, toutes « CONFIRMÉE ». Reprise avec H1 à H4 de l'introduction et une conclusion honnête pour chacune.</w:t>
+        <w:t xml:space="preserve">Le chapitre IV d'origine vérifiait trois hypothèses différentes </w:t>
+      </w:r>
+      <w:r>
+        <w:t>de celles de l'introduction, toutes « CONFIRMÉE ». Reprise avec H1 à H4 de l'introduction et une conclusion honnête pour chacune.</w:t>
       </w:r>
     </w:p>
   </w:comment>
-  <w:comment w:id="131" w:author="Claude (aide à la relecture)" w:date="2026-10-06T18:40:00Z" w:initials="CL">
+  <w:comment w:id="131" w:author="Claude (aide à la relecture)" w:date="2026-10-13T15:26:00Z" w:initials="CL">
     <w:p>
       <w:r>
-        <w:t>Chiffres 87,4 % et 4,2 cm remplacés ; « système autonome », « capacité inédite » et « chaque chef de famille » ramenés à ce qui est démontré. Tableau de bilan des objectifs ajouté.</w:t>
+        <w:t>Chiffres 87,4 % et 4,2 cm remplacés ; « système autonome », « capacité inédite » et « chaque chef de famille » ramenés à ce qu</w:t>
+      </w:r>
+      <w:r>
+        <w:t>i est démontré. Tableau de bilan des objectifs ajouté.</w:t>
       </w:r>
     </w:p>
   </w:comment>
-  <w:comment w:id="137" w:author="Claude (aide à la relecture)" w:date="2026-10-06T18:40:00Z" w:initials="CL">
+  <w:comment w:id="137" w:author="Claude (aide à la relecture)" w:date="2026-10-13T15:26:00Z" w:initials="CL">
     <w:p>
       <w:r>
         <w:t>« MBEUND BI » renommé (le projet s'appelle MBEUND MI). Recommandations d'origine conservées ; perspectives techniques de l'audit du 6 octobre ajoutées.</w:t>
       </w:r>
     </w:p>
   </w:comment>
-  <w:comment w:id="146" w:author="Claude (aide à la relecture)" w:date="2026-10-06T18:40:00Z" w:initials="CL">
+  <w:comment w:id="146" w:author="Claude (aide à la relecture)" w:date="2026-10-13T15:26:00Z" w:initials="CL">
     <w:p>
       <w:r>
         <w:t>Dictionnaire régénéré à partir des modèles Django actuels : les tables et champs de la version d'origine (api_signalementcitoyen, geom, hauteur_eau…) n'existaient pas.</w:t>
       </w:r>
     </w:p>
   </w:comment>
-  <w:comment w:id="149" w:author="Claude (aide à la relecture)" w:date="2026-10-06T18:40:00Z" w:initials="CL">
+  <w:comment w:id="149" w:author="Claude (aide à la relecture)" w:date="2026-10-13T15:26:00Z" w:initials="CL">
     <w:p>
       <w:r>
         <w:t>Les URL /api/v1/... n'existent pas : remplacées par celles de backend/api/urls.py.</w:t>
       </w:r>
     </w:p>
   </w:comment>
-  <w:comment w:id="152" w:author="Claude (aide à la relecture)" w:date="2026-10-06T18:40:00Z" w:initials="CL">
+  <w:comment w:id="152" w:author="Claude (aide à la relecture)" w:date="2026-10-13T15:26:00Z" w:initials="CL">
     <w:p>
       <w:r>
-        <w:t>Les extraits d'origine (fonctions et attributs inexistants) sont remplacés par des extraits lus dans le dépôt, avec chemin et numéros de lignes.</w:t>
+        <w:t>Les e</w:t>
+      </w:r>
+      <w:r>
+        <w:t>xtraits d'origine (fonctions et attributs inexistants) sont remplacés par des extraits lus dans le dépôt, avec chemin et numéros de lignes.</w:t>
       </w:r>
     </w:p>
   </w:comment>
@@ -48972,24 +49590,24 @@
 
 <file path=word/commentsExtended.xml><?xml version="1.0" encoding="utf-8"?>
 <w15:commentsEx xmlns:wpc="http://schemas.microsoft.com/office/word/2010/wordprocessingCanvas" xmlns:cx="http://schemas.microsoft.com/office/drawing/2014/chartex" xmlns:mc="http://schemas.openxmlformats.org/markup-compatibility/2006" xmlns:o="urn:schemas-microsoft-com:office:office" xmlns:r="http://schemas.openxmlformats.org/officeDocument/2006/relationships" xmlns:m="http://schemas.openxmlformats.org/officeDocument/2006/math" xmlns:v="urn:schemas-microsoft-com:vml" xmlns:wp14="http://schemas.microsoft.com/office/word/2010/wordprocessingDrawing" xmlns:wp="http://schemas.openxmlformats.org/drawingml/2006/wordprocessingDrawing" xmlns:w10="urn:schemas-microsoft-com:office:word" xmlns:w="http://schemas.openxmlformats.org/wordprocessingml/2006/main" xmlns:w14="http://schemas.microsoft.com/office/word/2010/wordml" xmlns:w15="http://schemas.microsoft.com/office/word/2012/wordml" xmlns:w16se="http://schemas.microsoft.com/office/word/2015/wordml/symex" xmlns:wpg="http://schemas.microsoft.com/office/word/2010/wordprocessingGroup" xmlns:wpi="http://schemas.microsoft.com/office/word/2010/wordprocessingInk" xmlns:wne="http://schemas.microsoft.com/office/word/2006/wordml" xmlns:wps="http://schemas.microsoft.com/office/word/2010/wordprocessingShape" mc:Ignorable="w14 w15 w16se wp14">
-  <w15:commentEx w15:paraId="7E6C7F6C" w15:done="0"/>
-  <w15:commentEx w15:paraId="2361530A" w15:done="0"/>
-  <w15:commentEx w15:paraId="67BB6366" w15:done="0"/>
-  <w15:commentEx w15:paraId="1AE125CF" w15:done="0"/>
-  <w15:commentEx w15:paraId="4A74434D" w15:done="0"/>
-  <w15:commentEx w15:paraId="6946B74A" w15:done="0"/>
-  <w15:commentEx w15:paraId="58F27550" w15:done="0"/>
-  <w15:commentEx w15:paraId="688B5953" w15:done="0"/>
-  <w15:commentEx w15:paraId="44EEA822" w15:done="0"/>
-  <w15:commentEx w15:paraId="12B4F82C" w15:done="0"/>
-  <w15:commentEx w15:paraId="43A15EF7" w15:done="0"/>
-  <w15:commentEx w15:paraId="20C4FF4D" w15:done="0"/>
-  <w15:commentEx w15:paraId="4082F115" w15:done="0"/>
-  <w15:commentEx w15:paraId="7A6790BC" w15:done="0"/>
-  <w15:commentEx w15:paraId="722881E4" w15:done="0"/>
-  <w15:commentEx w15:paraId="170C02F0" w15:done="0"/>
-  <w15:commentEx w15:paraId="42D97573" w15:done="0"/>
-  <w15:commentEx w15:paraId="2B7B8276" w15:done="0"/>
+  <w15:commentEx w15:paraId="6BDBCF97" w15:done="0"/>
+  <w15:commentEx w15:paraId="6AB7C632" w15:done="0"/>
+  <w15:commentEx w15:paraId="273B4D33" w15:done="0"/>
+  <w15:commentEx w15:paraId="290D599F" w15:done="0"/>
+  <w15:commentEx w15:paraId="0033F62B" w15:done="0"/>
+  <w15:commentEx w15:paraId="64777515" w15:done="0"/>
+  <w15:commentEx w15:paraId="55D39FF0" w15:done="0"/>
+  <w15:commentEx w15:paraId="32ABA556" w15:done="0"/>
+  <w15:commentEx w15:paraId="7DF2A456" w15:done="0"/>
+  <w15:commentEx w15:paraId="60977E1D" w15:done="0"/>
+  <w15:commentEx w15:paraId="2ECDF694" w15:done="0"/>
+  <w15:commentEx w15:paraId="2E794FA7" w15:done="0"/>
+  <w15:commentEx w15:paraId="7EF182DF" w15:done="0"/>
+  <w15:commentEx w15:paraId="1236909D" w15:done="0"/>
+  <w15:commentEx w15:paraId="52568437" w15:done="0"/>
+  <w15:commentEx w15:paraId="5C1B2020" w15:done="0"/>
+  <w15:commentEx w15:paraId="17AC45EB" w15:done="0"/>
+  <w15:commentEx w15:paraId="4702F720" w15:done="0"/>
 </w15:commentsEx>
 </file>
 
@@ -49076,7 +49694,7 @@
         <w:sz w:val="15"/>
         <w:szCs w:val="15"/>
       </w:rPr>
-      <w:t>viii</w:t>
+      <w:t>ix</w:t>
     </w:r>
     <w:r>
       <w:rPr>
@@ -49196,10 +49814,118 @@
 <file path=word/numbering.xml><?xml version="1.0" encoding="utf-8"?>
 <w:numbering xmlns:wpc="http://schemas.microsoft.com/office/word/2010/wordprocessingCanvas" xmlns:cx="http://schemas.microsoft.com/office/drawing/2014/chartex" xmlns:mc="http://schemas.openxmlformats.org/markup-compatibility/2006" xmlns:o="urn:schemas-microsoft-com:office:office" xmlns:r="http://schemas.openxmlformats.org/officeDocument/2006/relationships" xmlns:m="http://schemas.openxmlformats.org/officeDocument/2006/math" xmlns:v="urn:schemas-microsoft-com:vml" xmlns:wp14="http://schemas.microsoft.com/office/word/2010/wordprocessingDrawing" xmlns:wp="http://schemas.openxmlformats.org/drawingml/2006/wordprocessingDrawing" xmlns:w10="urn:schemas-microsoft-com:office:word" xmlns:w="http://schemas.openxmlformats.org/wordprocessingml/2006/main" xmlns:w14="http://schemas.microsoft.com/office/word/2010/wordml" xmlns:w15="http://schemas.microsoft.com/office/word/2012/wordml" xmlns:w16se="http://schemas.microsoft.com/office/word/2015/wordml/symex" xmlns:wpg="http://schemas.microsoft.com/office/word/2010/wordprocessingGroup" xmlns:wpi="http://schemas.microsoft.com/office/word/2010/wordprocessingInk" xmlns:wne="http://schemas.microsoft.com/office/word/2006/wordml" xmlns:wps="http://schemas.microsoft.com/office/word/2010/wordprocessingShape" mc:Ignorable="w14 w15 w16se wp14">
   <w:abstractNum w:abstractNumId="0" w15:restartNumberingAfterBreak="0">
-    <w:nsid w:val="1EDF7A90"/>
+    <w:nsid w:val="03534200"/>
     <w:multiLevelType w:val="hybridMultilevel"/>
-    <w:tmpl w:val="555E5BFA"/>
-    <w:lvl w:ilvl="0" w:tplc="241EF654" w:tentative="1">
+    <w:tmpl w:val="71E85F46"/>
+    <w:lvl w:ilvl="0" w:tplc="5B2C00DC" w:tentative="1">
+      <w:start w:val="1"/>
+      <w:numFmt w:val="decimal"/>
+      <w:lvlText w:val="%1."/>
+      <w:lvlJc w:val="left"/>
+      <w:pPr>
+        <w:ind w:left="720" w:hanging="360"/>
+      </w:pPr>
+    </w:lvl>
+    <w:lvl w:ilvl="1" w:tplc="38C43364">
+      <w:numFmt w:val="decimal"/>
+      <w:lvlText w:val=""/>
+      <w:lvlJc w:val="left"/>
+    </w:lvl>
+    <w:lvl w:ilvl="2" w:tplc="F63CDF72">
+      <w:numFmt w:val="decimal"/>
+      <w:lvlText w:val=""/>
+      <w:lvlJc w:val="left"/>
+    </w:lvl>
+    <w:lvl w:ilvl="3" w:tplc="C24C7106">
+      <w:numFmt w:val="decimal"/>
+      <w:lvlText w:val=""/>
+      <w:lvlJc w:val="left"/>
+    </w:lvl>
+    <w:lvl w:ilvl="4" w:tplc="770696A4">
+      <w:numFmt w:val="decimal"/>
+      <w:lvlText w:val=""/>
+      <w:lvlJc w:val="left"/>
+    </w:lvl>
+    <w:lvl w:ilvl="5" w:tplc="7C16BD08">
+      <w:numFmt w:val="decimal"/>
+      <w:lvlText w:val=""/>
+      <w:lvlJc w:val="left"/>
+    </w:lvl>
+    <w:lvl w:ilvl="6" w:tplc="6E7A9AFE">
+      <w:numFmt w:val="decimal"/>
+      <w:lvlText w:val=""/>
+      <w:lvlJc w:val="left"/>
+    </w:lvl>
+    <w:lvl w:ilvl="7" w:tplc="97784510">
+      <w:numFmt w:val="decimal"/>
+      <w:lvlText w:val=""/>
+      <w:lvlJc w:val="left"/>
+    </w:lvl>
+    <w:lvl w:ilvl="8" w:tplc="DF241ED0">
+      <w:numFmt w:val="decimal"/>
+      <w:lvlText w:val=""/>
+      <w:lvlJc w:val="left"/>
+    </w:lvl>
+  </w:abstractNum>
+  <w:abstractNum w:abstractNumId="1" w15:restartNumberingAfterBreak="0">
+    <w:nsid w:val="43635FE4"/>
+    <w:multiLevelType w:val="hybridMultilevel"/>
+    <w:tmpl w:val="0F5CBF8A"/>
+    <w:lvl w:ilvl="0" w:tplc="A1A6DD98">
+      <w:start w:val="1"/>
+      <w:numFmt w:val="bullet"/>
+      <w:lvlText w:val="•"/>
+      <w:lvlJc w:val="left"/>
+      <w:pPr>
+        <w:ind w:left="720" w:hanging="360"/>
+      </w:pPr>
+    </w:lvl>
+    <w:lvl w:ilvl="1" w:tplc="8974ADE0">
+      <w:numFmt w:val="decimal"/>
+      <w:lvlText w:val=""/>
+      <w:lvlJc w:val="left"/>
+    </w:lvl>
+    <w:lvl w:ilvl="2" w:tplc="E91A3232">
+      <w:numFmt w:val="decimal"/>
+      <w:lvlText w:val=""/>
+      <w:lvlJc w:val="left"/>
+    </w:lvl>
+    <w:lvl w:ilvl="3" w:tplc="F77CE56A">
+      <w:numFmt w:val="decimal"/>
+      <w:lvlText w:val=""/>
+      <w:lvlJc w:val="left"/>
+    </w:lvl>
+    <w:lvl w:ilvl="4" w:tplc="CC8CAD44">
+      <w:numFmt w:val="decimal"/>
+      <w:lvlText w:val=""/>
+      <w:lvlJc w:val="left"/>
+    </w:lvl>
+    <w:lvl w:ilvl="5" w:tplc="A0DCA146">
+      <w:numFmt w:val="decimal"/>
+      <w:lvlText w:val=""/>
+      <w:lvlJc w:val="left"/>
+    </w:lvl>
+    <w:lvl w:ilvl="6" w:tplc="963274FC">
+      <w:numFmt w:val="decimal"/>
+      <w:lvlText w:val=""/>
+      <w:lvlJc w:val="left"/>
+    </w:lvl>
+    <w:lvl w:ilvl="7" w:tplc="72CA415A">
+      <w:numFmt w:val="decimal"/>
+      <w:lvlText w:val=""/>
+      <w:lvlJc w:val="left"/>
+    </w:lvl>
+    <w:lvl w:ilvl="8" w:tplc="8B325D48">
+      <w:numFmt w:val="decimal"/>
+      <w:lvlText w:val=""/>
+      <w:lvlJc w:val="left"/>
+    </w:lvl>
+  </w:abstractNum>
+  <w:abstractNum w:abstractNumId="2" w15:restartNumberingAfterBreak="0">
+    <w:nsid w:val="532610E4"/>
+    <w:multiLevelType w:val="hybridMultilevel"/>
+    <w:tmpl w:val="409E7F34"/>
+    <w:lvl w:ilvl="0" w:tplc="5546D946" w:tentative="1">
       <w:start w:val="1"/>
       <w:numFmt w:val="bullet"/>
       <w:lvlText w:val="●"/>
@@ -49208,7 +49934,7 @@
         <w:ind w:left="720" w:hanging="360"/>
       </w:pPr>
     </w:lvl>
-    <w:lvl w:ilvl="1" w:tplc="806E6858" w:tentative="1">
+    <w:lvl w:ilvl="1" w:tplc="0DDC09FC" w:tentative="1">
       <w:start w:val="1"/>
       <w:numFmt w:val="bullet"/>
       <w:lvlText w:val="○"/>
@@ -49217,7 +49943,7 @@
         <w:ind w:left="1440" w:hanging="360"/>
       </w:pPr>
     </w:lvl>
-    <w:lvl w:ilvl="2" w:tplc="75BC1FA4" w:tentative="1">
+    <w:lvl w:ilvl="2" w:tplc="8AA417BC" w:tentative="1">
       <w:start w:val="1"/>
       <w:numFmt w:val="bullet"/>
       <w:lvlText w:val="■"/>
@@ -49226,7 +49952,7 @@
         <w:ind w:left="2160" w:hanging="360"/>
       </w:pPr>
     </w:lvl>
-    <w:lvl w:ilvl="3" w:tplc="25D00458" w:tentative="1">
+    <w:lvl w:ilvl="3" w:tplc="0960F262" w:tentative="1">
       <w:start w:val="1"/>
       <w:numFmt w:val="bullet"/>
       <w:lvlText w:val="●"/>
@@ -49235,7 +49961,7 @@
         <w:ind w:left="2880" w:hanging="360"/>
       </w:pPr>
     </w:lvl>
-    <w:lvl w:ilvl="4" w:tplc="F466B62A" w:tentative="1">
+    <w:lvl w:ilvl="4" w:tplc="53FC3A86" w:tentative="1">
       <w:start w:val="1"/>
       <w:numFmt w:val="bullet"/>
       <w:lvlText w:val="○"/>
@@ -49244,7 +49970,7 @@
         <w:ind w:left="3600" w:hanging="360"/>
       </w:pPr>
     </w:lvl>
-    <w:lvl w:ilvl="5" w:tplc="DEC4AC42" w:tentative="1">
+    <w:lvl w:ilvl="5" w:tplc="B172CF1E" w:tentative="1">
       <w:start w:val="1"/>
       <w:numFmt w:val="bullet"/>
       <w:lvlText w:val="■"/>
@@ -49253,7 +49979,7 @@
         <w:ind w:left="4320" w:hanging="360"/>
       </w:pPr>
     </w:lvl>
-    <w:lvl w:ilvl="6" w:tplc="01022450" w:tentative="1">
+    <w:lvl w:ilvl="6" w:tplc="2CEA5C86" w:tentative="1">
       <w:start w:val="1"/>
       <w:numFmt w:val="bullet"/>
       <w:lvlText w:val="●"/>
@@ -49262,7 +49988,7 @@
         <w:ind w:left="5040" w:hanging="360"/>
       </w:pPr>
     </w:lvl>
-    <w:lvl w:ilvl="7" w:tplc="63E232DA" w:tentative="1">
+    <w:lvl w:ilvl="7" w:tplc="FCB2D86C" w:tentative="1">
       <w:start w:val="1"/>
       <w:numFmt w:val="bullet"/>
       <w:lvlText w:val="●"/>
@@ -49271,7 +49997,7 @@
         <w:ind w:left="5760" w:hanging="360"/>
       </w:pPr>
     </w:lvl>
-    <w:lvl w:ilvl="8" w:tplc="4560D584" w:tentative="1">
+    <w:lvl w:ilvl="8" w:tplc="249A7CAE" w:tentative="1">
       <w:start w:val="1"/>
       <w:numFmt w:val="bullet"/>
       <w:lvlText w:val="●"/>
@@ -49281,116 +50007,8 @@
       </w:pPr>
     </w:lvl>
   </w:abstractNum>
-  <w:abstractNum w:abstractNumId="1" w15:restartNumberingAfterBreak="0">
-    <w:nsid w:val="5B8262A2"/>
-    <w:multiLevelType w:val="hybridMultilevel"/>
-    <w:tmpl w:val="78F84E68"/>
-    <w:lvl w:ilvl="0" w:tplc="4B880BA4">
-      <w:start w:val="1"/>
-      <w:numFmt w:val="bullet"/>
-      <w:lvlText w:val="•"/>
-      <w:lvlJc w:val="left"/>
-      <w:pPr>
-        <w:ind w:left="720" w:hanging="360"/>
-      </w:pPr>
-    </w:lvl>
-    <w:lvl w:ilvl="1" w:tplc="F9827E2E">
-      <w:numFmt w:val="decimal"/>
-      <w:lvlText w:val=""/>
-      <w:lvlJc w:val="left"/>
-    </w:lvl>
-    <w:lvl w:ilvl="2" w:tplc="4D6CBC7A">
-      <w:numFmt w:val="decimal"/>
-      <w:lvlText w:val=""/>
-      <w:lvlJc w:val="left"/>
-    </w:lvl>
-    <w:lvl w:ilvl="3" w:tplc="4D762E40">
-      <w:numFmt w:val="decimal"/>
-      <w:lvlText w:val=""/>
-      <w:lvlJc w:val="left"/>
-    </w:lvl>
-    <w:lvl w:ilvl="4" w:tplc="A4E8D3D0">
-      <w:numFmt w:val="decimal"/>
-      <w:lvlText w:val=""/>
-      <w:lvlJc w:val="left"/>
-    </w:lvl>
-    <w:lvl w:ilvl="5" w:tplc="74242A8E">
-      <w:numFmt w:val="decimal"/>
-      <w:lvlText w:val=""/>
-      <w:lvlJc w:val="left"/>
-    </w:lvl>
-    <w:lvl w:ilvl="6" w:tplc="07049834">
-      <w:numFmt w:val="decimal"/>
-      <w:lvlText w:val=""/>
-      <w:lvlJc w:val="left"/>
-    </w:lvl>
-    <w:lvl w:ilvl="7" w:tplc="7D2C7A36">
-      <w:numFmt w:val="decimal"/>
-      <w:lvlText w:val=""/>
-      <w:lvlJc w:val="left"/>
-    </w:lvl>
-    <w:lvl w:ilvl="8" w:tplc="F37693B4">
-      <w:numFmt w:val="decimal"/>
-      <w:lvlText w:val=""/>
-      <w:lvlJc w:val="left"/>
-    </w:lvl>
-  </w:abstractNum>
-  <w:abstractNum w:abstractNumId="2" w15:restartNumberingAfterBreak="0">
-    <w:nsid w:val="6B4A4BA8"/>
-    <w:multiLevelType w:val="hybridMultilevel"/>
-    <w:tmpl w:val="3E98975E"/>
-    <w:lvl w:ilvl="0" w:tplc="849A7658" w:tentative="1">
-      <w:start w:val="1"/>
-      <w:numFmt w:val="decimal"/>
-      <w:lvlText w:val="%1."/>
-      <w:lvlJc w:val="left"/>
-      <w:pPr>
-        <w:ind w:left="720" w:hanging="360"/>
-      </w:pPr>
-    </w:lvl>
-    <w:lvl w:ilvl="1" w:tplc="781C3D42">
-      <w:numFmt w:val="decimal"/>
-      <w:lvlText w:val=""/>
-      <w:lvlJc w:val="left"/>
-    </w:lvl>
-    <w:lvl w:ilvl="2" w:tplc="60B4322A">
-      <w:numFmt w:val="decimal"/>
-      <w:lvlText w:val=""/>
-      <w:lvlJc w:val="left"/>
-    </w:lvl>
-    <w:lvl w:ilvl="3" w:tplc="DA0C7EE6">
-      <w:numFmt w:val="decimal"/>
-      <w:lvlText w:val=""/>
-      <w:lvlJc w:val="left"/>
-    </w:lvl>
-    <w:lvl w:ilvl="4" w:tplc="B7F48836">
-      <w:numFmt w:val="decimal"/>
-      <w:lvlText w:val=""/>
-      <w:lvlJc w:val="left"/>
-    </w:lvl>
-    <w:lvl w:ilvl="5" w:tplc="1F52E062">
-      <w:numFmt w:val="decimal"/>
-      <w:lvlText w:val=""/>
-      <w:lvlJc w:val="left"/>
-    </w:lvl>
-    <w:lvl w:ilvl="6" w:tplc="B2B08560">
-      <w:numFmt w:val="decimal"/>
-      <w:lvlText w:val=""/>
-      <w:lvlJc w:val="left"/>
-    </w:lvl>
-    <w:lvl w:ilvl="7" w:tplc="30744712">
-      <w:numFmt w:val="decimal"/>
-      <w:lvlText w:val=""/>
-      <w:lvlJc w:val="left"/>
-    </w:lvl>
-    <w:lvl w:ilvl="8" w:tplc="E340D14E">
-      <w:numFmt w:val="decimal"/>
-      <w:lvlText w:val=""/>
-      <w:lvlJc w:val="left"/>
-    </w:lvl>
-  </w:abstractNum>
   <w:num w:numId="1">
-    <w:abstractNumId w:val="0"/>
+    <w:abstractNumId w:val="2"/>
     <w:lvlOverride w:ilvl="0">
       <w:startOverride w:val="1"/>
     </w:lvlOverride>
@@ -50193,7 +50811,7 @@
     <w:next w:val="Normal"/>
     <w:uiPriority w:val="99"/>
     <w:unhideWhenUsed/>
-    <w:rsid w:val="00B678ED"/>
+    <w:rsid w:val="007B7481"/>
     <w:pPr>
       <w:spacing w:after="0"/>
     </w:pPr>
